--- a/documentation/task3.docx
+++ b/documentation/task3.docx
@@ -2511,15 +2511,7 @@
     </w:p>
     <w:p>
       <w:r>
-        <w:t xml:space="preserve">There are 3 main classes involved in the media backlog manager, User, Media, and </w:t>
-      </w:r>
-      <w:proofErr w:type="spellStart"/>
-      <w:r>
-        <w:t>UserMedia</w:t>
-      </w:r>
-      <w:proofErr w:type="spellEnd"/>
-      <w:r>
-        <w:t xml:space="preserve">. </w:t>
+        <w:t xml:space="preserve">There are 3 main classes involved in the media backlog manager, User, Media, and UserMedia. </w:t>
       </w:r>
       <w:r>
         <w:t xml:space="preserve"> </w:t>
@@ -2546,47 +2538,16 @@
         <w:t xml:space="preserve">also </w:t>
       </w:r>
       <w:r>
-        <w:t xml:space="preserve">enables polymorphic handling of data throughout the application. Lastly the </w:t>
-      </w:r>
-      <w:proofErr w:type="spellStart"/>
-      <w:r>
-        <w:t>UserMedia</w:t>
-      </w:r>
-      <w:proofErr w:type="spellEnd"/>
-      <w:r>
-        <w:t xml:space="preserve"> Class </w:t>
+        <w:t xml:space="preserve">enables polymorphic handling of data throughout the application. Lastly the UserMedia Class </w:t>
       </w:r>
       <w:r>
         <w:t xml:space="preserve">facilitates a many to Many </w:t>
       </w:r>
-      <w:proofErr w:type="gramStart"/>
       <w:r>
         <w:t>relationship</w:t>
       </w:r>
-      <w:proofErr w:type="gramEnd"/>
-      <w:r>
-        <w:t xml:space="preserve"> between User and Media. The </w:t>
-      </w:r>
-      <w:proofErr w:type="spellStart"/>
-      <w:r>
-        <w:t>UserMedia</w:t>
-      </w:r>
-      <w:proofErr w:type="spellEnd"/>
-      <w:r>
-        <w:t xml:space="preserve"> class holds information that is specific to </w:t>
-      </w:r>
-      <w:proofErr w:type="spellStart"/>
-      <w:r>
-        <w:t xml:space="preserve">a </w:t>
-      </w:r>
-      <w:proofErr w:type="gramStart"/>
-      <w:r>
-        <w:t>users</w:t>
-      </w:r>
-      <w:proofErr w:type="spellEnd"/>
-      <w:proofErr w:type="gramEnd"/>
-      <w:r>
-        <w:t xml:space="preserve"> relationship to a piece of media. For </w:t>
+      <w:r>
+        <w:t xml:space="preserve"> between User and Media. The UserMedia class holds information that is specific to a users relationship to a piece of media. For </w:t>
       </w:r>
       <w:r>
         <w:t>example,</w:t>
@@ -2665,15 +2626,7 @@
         <w:t>above</w:t>
       </w:r>
       <w:r>
-        <w:t xml:space="preserve">, is the structure of the 3 main classes that the application works with, along with the derived media classes shown on the left. On the right side of the diagram are additional classes that are used to track specific properties used by the Game class, the Media class, and the </w:t>
-      </w:r>
-      <w:proofErr w:type="spellStart"/>
-      <w:r>
-        <w:t>UserMedia</w:t>
-      </w:r>
-      <w:proofErr w:type="spellEnd"/>
-      <w:r>
-        <w:t xml:space="preserve"> Class.</w:t>
+        <w:t>, is the structure of the 3 main classes that the application works with, along with the derived media classes shown on the left. On the right side of the diagram are additional classes that are used to track specific properties used by the Game class, the Media class, and the UserMedia Class.</w:t>
       </w:r>
       <w:bookmarkStart w:id="3" w:name="_Toc233458533"/>
       <w:bookmarkStart w:id="4" w:name="_Toc233463900"/>
@@ -2706,15 +2659,7 @@
     </w:p>
     <w:p>
       <w:r>
-        <w:t xml:space="preserve">Shown below are various UI wireframes created early in development. On the left the </w:t>
-      </w:r>
-      <w:proofErr w:type="gramStart"/>
-      <w:r>
-        <w:t>Home</w:t>
-      </w:r>
-      <w:proofErr w:type="gramEnd"/>
-      <w:r>
-        <w:t xml:space="preserve"> screen is shown, and on the right the “Add Media” page and “Media View” page are shown. These wireframes show the main pages of the apps. Many additional fields have been added as additional features and fields have been required.</w:t>
+        <w:t>Shown below are various UI wireframes created early in development. On the left the Home screen is shown, and on the right the “Add Media” page and “Media View” page are shown. These wireframes show the main pages of the apps. Many additional fields have been added as additional features and fields have been required.</w:t>
       </w:r>
     </w:p>
     <w:p>
@@ -3228,26 +3173,10 @@
     </w:p>
     <w:p>
       <w:r>
-        <w:t xml:space="preserve">Various Testing methods will be utilized to ensure that the application functions as desired. </w:t>
-      </w:r>
-      <w:proofErr w:type="spellStart"/>
-      <w:r>
-        <w:t>xUnit</w:t>
-      </w:r>
-      <w:proofErr w:type="spellEnd"/>
-      <w:r>
-        <w:t xml:space="preserve"> will be used to perform Unit Testing. Postman will be used to perform integration testing and API Testing. End to end Testing will be done manually. These tests will be used to ensure that individual units, API endpoints, and application features all behave as expected.</w:t>
-      </w:r>
-      <w:r>
-        <w:t xml:space="preserve"> When tests </w:t>
-      </w:r>
-      <w:proofErr w:type="gramStart"/>
-      <w:r>
-        <w:t>are failed</w:t>
-      </w:r>
-      <w:proofErr w:type="gramEnd"/>
-      <w:r>
-        <w:t>, root cause analysis will take place, and the root of the issue will be fixed.</w:t>
+        <w:t>Various Testing methods will be utilized to ensure that the application functions as desired. xUnit will be used to perform Unit Testing. Postman will be used to perform integration testing and API Testing. End to end Testing will be done manually. These tests will be used to ensure that individual units, API endpoints, and application features all behave as expected.</w:t>
+      </w:r>
+      <w:r>
+        <w:t xml:space="preserve"> When tests are failed, root cause analysis will take place, and the root of the issue will be fixed.</w:t>
       </w:r>
     </w:p>
     <w:p>
@@ -3264,15 +3193,7 @@
     </w:p>
     <w:p>
       <w:r>
-        <w:t xml:space="preserve">Three main testing methods will be used. First, Unit Testing will be done using </w:t>
-      </w:r>
-      <w:proofErr w:type="spellStart"/>
-      <w:r>
-        <w:t>xUnit</w:t>
-      </w:r>
-      <w:proofErr w:type="spellEnd"/>
-      <w:r>
-        <w:t xml:space="preserve">. These unit tests will ensure that individual service methods function as expected given various inputs. It also tests cases that should fail and ensures that they fail gracefully. Second, integration testing and API testing will be completed with Postman. Integration testing will ensure that the API controllers interact properly with the application services. Each of the API requests in the collection will be used to test the CRUD operations made available through the API. </w:t>
+        <w:t xml:space="preserve">Three main testing methods will be used. First, Unit Testing will be done using xUnit. These unit tests will ensure that individual service methods function as expected given various inputs. It also tests cases that should fail and ensures that they fail gracefully. Second, integration testing and API testing will be completed with Postman. Integration testing will ensure that the API controllers interact properly with the application services. Each of the API requests in the collection will be used to test the CRUD operations made available through the API. </w:t>
       </w:r>
       <w:r>
         <w:t>Further, the postman tests will be used to test the authentication method built into the application, only allowing requests that bear the proper authentication token to perform actions. Lastly, end to end testing will be done manually. These tests will be done to ensure that the front end communicates with the back end properly. These tests will ensure that any feature properly behaves on the front end, makes the necessary changes on the back end, or retires data correctly.</w:t>
@@ -3446,23 +3367,7 @@
         </w:numPr>
       </w:pPr>
       <w:r>
-        <w:t xml:space="preserve">A Testing Framework will be needed so the tests can be composed and </w:t>
-      </w:r>
-      <w:proofErr w:type="gramStart"/>
-      <w:r>
-        <w:t>Run</w:t>
-      </w:r>
-      <w:proofErr w:type="gramEnd"/>
-      <w:r>
-        <w:t xml:space="preserve">. </w:t>
-      </w:r>
-      <w:proofErr w:type="spellStart"/>
-      <w:r>
-        <w:t>xUnit</w:t>
-      </w:r>
-      <w:proofErr w:type="spellEnd"/>
-      <w:r>
-        <w:t xml:space="preserve"> has been used for these unit tests.</w:t>
+        <w:t>A Testing Framework will be needed so the tests can be composed and Run. xUnit has been used for these unit tests.</w:t>
       </w:r>
     </w:p>
     <w:p>
@@ -3562,15 +3467,7 @@
         </w:numPr>
       </w:pPr>
       <w:r>
-        <w:t xml:space="preserve">Each Test will produce test results. These results will be automatically produced by the testing </w:t>
-      </w:r>
-      <w:proofErr w:type="gramStart"/>
-      <w:r>
-        <w:t>frame work</w:t>
-      </w:r>
-      <w:proofErr w:type="gramEnd"/>
-      <w:r>
-        <w:t xml:space="preserve"> and will show the result of each test.</w:t>
+        <w:t>Each Test will produce test results. These results will be automatically produced by the testing frame work and will show the result of each test.</w:t>
       </w:r>
       <w:r>
         <w:t xml:space="preserve"> </w:t>
@@ -3597,50 +3494,10 @@
         </w:numPr>
       </w:pPr>
       <w:r>
-        <w:t xml:space="preserve">To begin the tests, a suitable development environment will need to be set up. Within this environment, ASP.net development tools and </w:t>
-      </w:r>
-      <w:proofErr w:type="spellStart"/>
-      <w:r>
-        <w:t>xUnit</w:t>
-      </w:r>
-      <w:proofErr w:type="spellEnd"/>
-      <w:r>
-        <w:t xml:space="preserve"> must be installed.</w:t>
-      </w:r>
-      <w:r>
-        <w:t xml:space="preserve"> The dependencies within the ASP.net project will also need to be installed. These include </w:t>
-      </w:r>
-      <w:proofErr w:type="spellStart"/>
-      <w:r>
-        <w:t>EntityFrameworkCore</w:t>
-      </w:r>
-      <w:proofErr w:type="spellEnd"/>
-      <w:r>
-        <w:t xml:space="preserve">, </w:t>
-      </w:r>
-      <w:proofErr w:type="spellStart"/>
-      <w:r>
-        <w:t>EntityFrameworkCore.InMemory</w:t>
-      </w:r>
-      <w:proofErr w:type="spellEnd"/>
-      <w:r>
-        <w:t xml:space="preserve">, </w:t>
-      </w:r>
-      <w:proofErr w:type="spellStart"/>
-      <w:r>
-        <w:t>SQLitePCL</w:t>
-      </w:r>
-      <w:proofErr w:type="spellEnd"/>
-      <w:r>
-        <w:t xml:space="preserve">, and </w:t>
-      </w:r>
-      <w:proofErr w:type="spellStart"/>
-      <w:r>
-        <w:t>Microsoft.Identity</w:t>
-      </w:r>
-      <w:proofErr w:type="spellEnd"/>
-      <w:r>
-        <w:t>.</w:t>
+        <w:t>To begin the tests, a suitable development environment will need to be set up. Within this environment, ASP.net development tools and xUnit must be installed.</w:t>
+      </w:r>
+      <w:r>
+        <w:t xml:space="preserve"> The dependencies within the ASP.net project will also need to be installed. These include EntityFrameworkCore, EntityFrameworkCore.InMemory, SQLitePCL, and Microsoft.Identity.</w:t>
       </w:r>
     </w:p>
     <w:p>
@@ -3664,13 +3521,8 @@
         </w:numPr>
       </w:pPr>
       <w:r>
-        <w:t xml:space="preserve">Dependency Injection must be manually set up for proper testing of the authentication service as it is heavily used within the application due to its use of </w:t>
-      </w:r>
-      <w:proofErr w:type="gramStart"/>
-      <w:r>
-        <w:t>ASP.net .</w:t>
-      </w:r>
-      <w:proofErr w:type="gramEnd"/>
+        <w:t>Dependency Injection must be manually set up for proper testing of the authentication service as it is heavily used within the application due to its use of ASP.net .</w:t>
+      </w:r>
     </w:p>
     <w:p>
       <w:pPr>
@@ -3684,15 +3536,7 @@
         <w:t xml:space="preserve">The Database must be configured within as the application uses an SQLite Database. The database will be set up as </w:t>
       </w:r>
       <w:r>
-        <w:t xml:space="preserve">an </w:t>
-      </w:r>
-      <w:proofErr w:type="gramStart"/>
-      <w:r>
-        <w:t>in memory</w:t>
-      </w:r>
-      <w:proofErr w:type="gramEnd"/>
-      <w:r>
-        <w:t xml:space="preserve"> database, which will be completely fresh for each test.</w:t>
+        <w:t>an in memory database, which will be completely fresh for each test.</w:t>
       </w:r>
     </w:p>
     <w:p>
@@ -3799,13 +3643,8 @@
       <w:bookmarkEnd w:id="27"/>
     </w:p>
     <w:p>
-      <w:proofErr w:type="gramStart"/>
-      <w:r>
-        <w:t>Register</w:t>
-      </w:r>
-      <w:proofErr w:type="gramEnd"/>
-      <w:r>
-        <w:t xml:space="preserve"> a new User</w:t>
+      <w:r>
+        <w:t>Register a new User</w:t>
       </w:r>
     </w:p>
     <w:p>
@@ -3832,15 +3671,7 @@
         </w:numPr>
       </w:pPr>
       <w:r>
-        <w:t xml:space="preserve">An </w:t>
-      </w:r>
-      <w:proofErr w:type="spellStart"/>
-      <w:r>
-        <w:t>AuthResponse</w:t>
-      </w:r>
-      <w:proofErr w:type="spellEnd"/>
-      <w:r>
-        <w:t xml:space="preserve"> object is returned.</w:t>
+        <w:t>An AuthResponse object is returned.</w:t>
       </w:r>
     </w:p>
     <w:p>
@@ -3852,15 +3683,7 @@
         </w:numPr>
       </w:pPr>
       <w:r>
-        <w:t xml:space="preserve">The </w:t>
-      </w:r>
-      <w:proofErr w:type="spellStart"/>
-      <w:r>
-        <w:t>AuthResponse</w:t>
-      </w:r>
-      <w:proofErr w:type="spellEnd"/>
-      <w:r>
-        <w:t xml:space="preserve"> object contains a token</w:t>
+        <w:t>The AuthResponse object contains a token</w:t>
       </w:r>
     </w:p>
     <w:p>
@@ -3872,15 +3695,7 @@
         </w:numPr>
       </w:pPr>
       <w:r>
-        <w:t xml:space="preserve">The </w:t>
-      </w:r>
-      <w:proofErr w:type="spellStart"/>
-      <w:r>
-        <w:t>AuthResponse</w:t>
-      </w:r>
-      <w:proofErr w:type="spellEnd"/>
-      <w:r>
-        <w:t xml:space="preserve"> object does not contain any error in its error list</w:t>
+        <w:t>The AuthResponse object does not contain any error in its error list</w:t>
       </w:r>
     </w:p>
     <w:p>
@@ -3891,13 +3706,8 @@
           <w:numId w:val="36"/>
         </w:numPr>
       </w:pPr>
-      <w:proofErr w:type="gramStart"/>
-      <w:r>
-        <w:t>Fail</w:t>
-      </w:r>
-      <w:proofErr w:type="gramEnd"/>
-      <w:r>
-        <w:t>:</w:t>
+      <w:r>
+        <w:t>Fail:</w:t>
       </w:r>
       <w:r>
         <w:tab/>
@@ -3912,15 +3722,7 @@
         </w:numPr>
       </w:pPr>
       <w:r>
-        <w:t xml:space="preserve">An </w:t>
-      </w:r>
-      <w:proofErr w:type="spellStart"/>
-      <w:r>
-        <w:t>AuthResponse</w:t>
-      </w:r>
-      <w:proofErr w:type="spellEnd"/>
-      <w:r>
-        <w:t xml:space="preserve"> object is not returned</w:t>
+        <w:t>An AuthResponse object is not returned</w:t>
       </w:r>
     </w:p>
     <w:p>
@@ -3932,15 +3734,7 @@
         </w:numPr>
       </w:pPr>
       <w:r>
-        <w:t xml:space="preserve">The </w:t>
-      </w:r>
-      <w:proofErr w:type="spellStart"/>
-      <w:r>
-        <w:t>AuthResponse</w:t>
-      </w:r>
-      <w:proofErr w:type="spellEnd"/>
-      <w:r>
-        <w:t xml:space="preserve"> object does not contain a token</w:t>
+        <w:t>The AuthResponse object does not contain a token</w:t>
       </w:r>
     </w:p>
     <w:p>
@@ -3952,15 +3746,7 @@
         </w:numPr>
       </w:pPr>
       <w:r>
-        <w:t xml:space="preserve">The </w:t>
-      </w:r>
-      <w:proofErr w:type="spellStart"/>
-      <w:r>
-        <w:t>AuthResponse</w:t>
-      </w:r>
-      <w:proofErr w:type="spellEnd"/>
-      <w:r>
-        <w:t xml:space="preserve"> object contains an error in its error list</w:t>
+        <w:t>The AuthResponse object contains an error in its error list</w:t>
       </w:r>
     </w:p>
     <w:p>
@@ -3981,14 +3767,9 @@
       </w:r>
     </w:p>
     <w:p>
-      <w:proofErr w:type="gramStart"/>
       <w:r>
         <w:lastRenderedPageBreak/>
-        <w:t>Register</w:t>
-      </w:r>
-      <w:proofErr w:type="gramEnd"/>
-      <w:r>
-        <w:t xml:space="preserve"> a new User</w:t>
+        <w:t>Register a new User</w:t>
       </w:r>
     </w:p>
     <w:p>
@@ -4015,15 +3796,7 @@
         </w:numPr>
       </w:pPr>
       <w:r>
-        <w:t xml:space="preserve">An </w:t>
-      </w:r>
-      <w:proofErr w:type="spellStart"/>
-      <w:r>
-        <w:t>AuthResponse</w:t>
-      </w:r>
-      <w:proofErr w:type="spellEnd"/>
-      <w:r>
-        <w:t xml:space="preserve"> object is returned.</w:t>
+        <w:t>An AuthResponse object is returned.</w:t>
       </w:r>
     </w:p>
     <w:p>
@@ -4035,15 +3808,7 @@
         </w:numPr>
       </w:pPr>
       <w:r>
-        <w:t xml:space="preserve">The </w:t>
-      </w:r>
-      <w:proofErr w:type="spellStart"/>
-      <w:r>
-        <w:t>AuthResponse</w:t>
-      </w:r>
-      <w:proofErr w:type="spellEnd"/>
-      <w:r>
-        <w:t xml:space="preserve"> object contains a token</w:t>
+        <w:t>The AuthResponse object contains a token</w:t>
       </w:r>
     </w:p>
     <w:p>
@@ -4055,15 +3820,7 @@
         </w:numPr>
       </w:pPr>
       <w:r>
-        <w:t xml:space="preserve">The </w:t>
-      </w:r>
-      <w:proofErr w:type="spellStart"/>
-      <w:r>
-        <w:t>AuthResponse</w:t>
-      </w:r>
-      <w:proofErr w:type="spellEnd"/>
-      <w:r>
-        <w:t xml:space="preserve"> object does not contain any error in its error list</w:t>
+        <w:t>The AuthResponse object does not contain any error in its error list</w:t>
       </w:r>
     </w:p>
     <w:p>
@@ -4074,13 +3831,8 @@
           <w:numId w:val="36"/>
         </w:numPr>
       </w:pPr>
-      <w:proofErr w:type="gramStart"/>
-      <w:r>
-        <w:t>Fail</w:t>
-      </w:r>
-      <w:proofErr w:type="gramEnd"/>
-      <w:r>
-        <w:t>:</w:t>
+      <w:r>
+        <w:t>Fail:</w:t>
       </w:r>
       <w:r>
         <w:tab/>
@@ -4095,15 +3847,7 @@
         </w:numPr>
       </w:pPr>
       <w:r>
-        <w:t xml:space="preserve">An </w:t>
-      </w:r>
-      <w:proofErr w:type="spellStart"/>
-      <w:r>
-        <w:t>AuthResponse</w:t>
-      </w:r>
-      <w:proofErr w:type="spellEnd"/>
-      <w:r>
-        <w:t xml:space="preserve"> object is not returned</w:t>
+        <w:t>An AuthResponse object is not returned</w:t>
       </w:r>
     </w:p>
     <w:p>
@@ -4115,15 +3859,7 @@
         </w:numPr>
       </w:pPr>
       <w:r>
-        <w:t xml:space="preserve">The </w:t>
-      </w:r>
-      <w:proofErr w:type="spellStart"/>
-      <w:r>
-        <w:t>AuthResponse</w:t>
-      </w:r>
-      <w:proofErr w:type="spellEnd"/>
-      <w:r>
-        <w:t xml:space="preserve"> object does not contain a token</w:t>
+        <w:t>The AuthResponse object does not contain a token</w:t>
       </w:r>
     </w:p>
     <w:p>
@@ -4135,15 +3871,7 @@
         </w:numPr>
       </w:pPr>
       <w:r>
-        <w:t xml:space="preserve">The </w:t>
-      </w:r>
-      <w:proofErr w:type="spellStart"/>
-      <w:r>
-        <w:t>AuthResponse</w:t>
-      </w:r>
-      <w:proofErr w:type="spellEnd"/>
-      <w:r>
-        <w:t xml:space="preserve"> object contains an error in its error list</w:t>
+        <w:t>The AuthResponse object contains an error in its error list</w:t>
       </w:r>
     </w:p>
     <w:p>
@@ -4198,13 +3926,8 @@
           <w:numId w:val="36"/>
         </w:numPr>
       </w:pPr>
-      <w:proofErr w:type="gramStart"/>
-      <w:r>
-        <w:t>Fail</w:t>
-      </w:r>
-      <w:proofErr w:type="gramEnd"/>
-      <w:r>
-        <w:t>:</w:t>
+      <w:r>
+        <w:t>Fail:</w:t>
       </w:r>
       <w:r>
         <w:tab/>
@@ -4272,15 +3995,7 @@
         </w:numPr>
       </w:pPr>
       <w:r>
-        <w:t xml:space="preserve">An </w:t>
-      </w:r>
-      <w:proofErr w:type="spellStart"/>
-      <w:r>
-        <w:t>AuthResponse</w:t>
-      </w:r>
-      <w:proofErr w:type="spellEnd"/>
-      <w:r>
-        <w:t xml:space="preserve"> object is returned.</w:t>
+        <w:t>An AuthResponse object is returned.</w:t>
       </w:r>
     </w:p>
     <w:p>
@@ -4292,15 +4007,7 @@
         </w:numPr>
       </w:pPr>
       <w:r>
-        <w:t xml:space="preserve">The </w:t>
-      </w:r>
-      <w:proofErr w:type="spellStart"/>
-      <w:r>
-        <w:t>AuthResponse</w:t>
-      </w:r>
-      <w:proofErr w:type="spellEnd"/>
-      <w:r>
-        <w:t xml:space="preserve"> object does not contain a token</w:t>
+        <w:t>The AuthResponse object does not contain a token</w:t>
       </w:r>
     </w:p>
     <w:p>
@@ -4313,15 +4020,7 @@
         <w:ind w:left="1800" w:firstLine="0"/>
       </w:pPr>
       <w:r>
-        <w:t xml:space="preserve">The </w:t>
-      </w:r>
-      <w:proofErr w:type="spellStart"/>
-      <w:r>
-        <w:t>AuthResponse</w:t>
-      </w:r>
-      <w:proofErr w:type="spellEnd"/>
-      <w:r>
-        <w:t xml:space="preserve"> object </w:t>
+        <w:t xml:space="preserve">The AuthResponse object </w:t>
       </w:r>
       <w:r>
         <w:t>contains errors in its error list</w:t>
@@ -4350,13 +4049,8 @@
           <w:numId w:val="36"/>
         </w:numPr>
       </w:pPr>
-      <w:proofErr w:type="gramStart"/>
-      <w:r>
-        <w:t>Fail</w:t>
-      </w:r>
-      <w:proofErr w:type="gramEnd"/>
-      <w:r>
-        <w:t>:</w:t>
+      <w:r>
+        <w:t>Fail:</w:t>
       </w:r>
       <w:r>
         <w:tab/>
@@ -4372,15 +4066,7 @@
       </w:pPr>
       <w:r>
         <w:lastRenderedPageBreak/>
-        <w:t xml:space="preserve">An </w:t>
-      </w:r>
-      <w:proofErr w:type="spellStart"/>
-      <w:r>
-        <w:t>AuthResponse</w:t>
-      </w:r>
-      <w:proofErr w:type="spellEnd"/>
-      <w:r>
-        <w:t xml:space="preserve"> object is not returned</w:t>
+        <w:t>An AuthResponse object is not returned</w:t>
       </w:r>
     </w:p>
     <w:p>
@@ -4392,15 +4078,7 @@
         </w:numPr>
       </w:pPr>
       <w:r>
-        <w:t xml:space="preserve">The </w:t>
-      </w:r>
-      <w:proofErr w:type="spellStart"/>
-      <w:r>
-        <w:t>AuthResponse</w:t>
-      </w:r>
-      <w:proofErr w:type="spellEnd"/>
-      <w:r>
-        <w:t xml:space="preserve"> object contain</w:t>
+        <w:t>The AuthResponse object contain</w:t>
       </w:r>
       <w:r>
         <w:t>s</w:t>
@@ -4418,15 +4096,7 @@
         </w:numPr>
       </w:pPr>
       <w:r>
-        <w:t xml:space="preserve">The </w:t>
-      </w:r>
-      <w:proofErr w:type="spellStart"/>
-      <w:r>
-        <w:t>AuthResponse</w:t>
-      </w:r>
-      <w:proofErr w:type="spellEnd"/>
-      <w:r>
-        <w:t xml:space="preserve"> object </w:t>
+        <w:t xml:space="preserve">The AuthResponse object </w:t>
       </w:r>
       <w:r>
         <w:t>does not contain</w:t>
@@ -4485,15 +4155,7 @@
         </w:numPr>
       </w:pPr>
       <w:r>
-        <w:t xml:space="preserve">An </w:t>
-      </w:r>
-      <w:proofErr w:type="spellStart"/>
-      <w:r>
-        <w:t>AuthResponse</w:t>
-      </w:r>
-      <w:proofErr w:type="spellEnd"/>
-      <w:r>
-        <w:t xml:space="preserve"> object is returned.</w:t>
+        <w:t>An AuthResponse object is returned.</w:t>
       </w:r>
     </w:p>
     <w:p>
@@ -4505,15 +4167,7 @@
         </w:numPr>
       </w:pPr>
       <w:r>
-        <w:t xml:space="preserve">The </w:t>
-      </w:r>
-      <w:proofErr w:type="spellStart"/>
-      <w:r>
-        <w:t>AuthResponse</w:t>
-      </w:r>
-      <w:proofErr w:type="spellEnd"/>
-      <w:r>
-        <w:t xml:space="preserve"> object does not contain a token</w:t>
+        <w:t>The AuthResponse object does not contain a token</w:t>
       </w:r>
     </w:p>
     <w:p>
@@ -4526,15 +4180,7 @@
         <w:ind w:left="1800" w:firstLine="0"/>
       </w:pPr>
       <w:r>
-        <w:t xml:space="preserve">The </w:t>
-      </w:r>
-      <w:proofErr w:type="spellStart"/>
-      <w:r>
-        <w:t>AuthResponse</w:t>
-      </w:r>
-      <w:proofErr w:type="spellEnd"/>
-      <w:r>
-        <w:t xml:space="preserve"> object contains errors in its error list</w:t>
+        <w:t>The AuthResponse object contains errors in its error list</w:t>
       </w:r>
     </w:p>
     <w:p>
@@ -4563,13 +4209,8 @@
           <w:numId w:val="36"/>
         </w:numPr>
       </w:pPr>
-      <w:proofErr w:type="gramStart"/>
-      <w:r>
-        <w:t>Fail</w:t>
-      </w:r>
-      <w:proofErr w:type="gramEnd"/>
-      <w:r>
-        <w:t>:</w:t>
+      <w:r>
+        <w:t>Fail:</w:t>
       </w:r>
       <w:r>
         <w:tab/>
@@ -4584,15 +4225,7 @@
         </w:numPr>
       </w:pPr>
       <w:r>
-        <w:t xml:space="preserve">An </w:t>
-      </w:r>
-      <w:proofErr w:type="spellStart"/>
-      <w:r>
-        <w:t>AuthResponse</w:t>
-      </w:r>
-      <w:proofErr w:type="spellEnd"/>
-      <w:r>
-        <w:t xml:space="preserve"> object is not returned</w:t>
+        <w:t>An AuthResponse object is not returned</w:t>
       </w:r>
     </w:p>
     <w:p>
@@ -4604,15 +4237,7 @@
         </w:numPr>
       </w:pPr>
       <w:r>
-        <w:t xml:space="preserve">The </w:t>
-      </w:r>
-      <w:proofErr w:type="spellStart"/>
-      <w:r>
-        <w:t>AuthResponse</w:t>
-      </w:r>
-      <w:proofErr w:type="spellEnd"/>
-      <w:r>
-        <w:t xml:space="preserve"> object contains a token</w:t>
+        <w:t>The AuthResponse object contains a token</w:t>
       </w:r>
     </w:p>
     <w:p>
@@ -4624,15 +4249,7 @@
         </w:numPr>
       </w:pPr>
       <w:r>
-        <w:t xml:space="preserve">The </w:t>
-      </w:r>
-      <w:proofErr w:type="spellStart"/>
-      <w:r>
-        <w:t>AuthResponse</w:t>
-      </w:r>
-      <w:proofErr w:type="spellEnd"/>
-      <w:r>
-        <w:t xml:space="preserve"> object does not contain an error in its error list</w:t>
+        <w:t>The AuthResponse object does not contain an error in its error list</w:t>
       </w:r>
     </w:p>
     <w:p>
@@ -4684,15 +4301,7 @@
         </w:numPr>
       </w:pPr>
       <w:r>
-        <w:t xml:space="preserve">An </w:t>
-      </w:r>
-      <w:proofErr w:type="spellStart"/>
-      <w:r>
-        <w:t>AuthResponse</w:t>
-      </w:r>
-      <w:proofErr w:type="spellEnd"/>
-      <w:r>
-        <w:t xml:space="preserve"> object is returned.</w:t>
+        <w:t>An AuthResponse object is returned.</w:t>
       </w:r>
     </w:p>
     <w:p>
@@ -4704,15 +4313,7 @@
         </w:numPr>
       </w:pPr>
       <w:r>
-        <w:t xml:space="preserve">The </w:t>
-      </w:r>
-      <w:proofErr w:type="spellStart"/>
-      <w:r>
-        <w:t>AuthResponse</w:t>
-      </w:r>
-      <w:proofErr w:type="spellEnd"/>
-      <w:r>
-        <w:t xml:space="preserve"> object does not contain a token</w:t>
+        <w:t>The AuthResponse object does not contain a token</w:t>
       </w:r>
     </w:p>
     <w:p>
@@ -4725,26 +4326,10 @@
         <w:ind w:left="1800" w:firstLine="0"/>
       </w:pPr>
       <w:r>
-        <w:t xml:space="preserve">The </w:t>
-      </w:r>
-      <w:proofErr w:type="spellStart"/>
-      <w:r>
-        <w:t>AuthResponse</w:t>
-      </w:r>
-      <w:proofErr w:type="spellEnd"/>
-      <w:r>
-        <w:t xml:space="preserve"> object contains errors in its error list</w:t>
-      </w:r>
-      <w:r>
-        <w:t xml:space="preserve"> (The message that is returned can vary depending on what part of the password requirements the password does not </w:t>
-      </w:r>
-      <w:proofErr w:type="gramStart"/>
-      <w:r>
-        <w:t>meet,</w:t>
-      </w:r>
-      <w:proofErr w:type="gramEnd"/>
-      <w:r>
-        <w:t xml:space="preserve"> therefore, the message contents are not checked)</w:t>
+        <w:t>The AuthResponse object contains errors in its error list</w:t>
+      </w:r>
+      <w:r>
+        <w:t xml:space="preserve"> (The message that is returned can vary depending on what part of the password requirements the password does not meet, therefore, the message contents are not checked)</w:t>
       </w:r>
     </w:p>
     <w:p>
@@ -4755,14 +4340,9 @@
           <w:numId w:val="36"/>
         </w:numPr>
       </w:pPr>
-      <w:proofErr w:type="gramStart"/>
       <w:r>
         <w:lastRenderedPageBreak/>
-        <w:t>Fail</w:t>
-      </w:r>
-      <w:proofErr w:type="gramEnd"/>
-      <w:r>
-        <w:t>:</w:t>
+        <w:t>Fail:</w:t>
       </w:r>
       <w:r>
         <w:tab/>
@@ -4777,15 +4357,7 @@
         </w:numPr>
       </w:pPr>
       <w:r>
-        <w:t xml:space="preserve">An </w:t>
-      </w:r>
-      <w:proofErr w:type="spellStart"/>
-      <w:r>
-        <w:t>AuthResponse</w:t>
-      </w:r>
-      <w:proofErr w:type="spellEnd"/>
-      <w:r>
-        <w:t xml:space="preserve"> object is not returned</w:t>
+        <w:t>An AuthResponse object is not returned</w:t>
       </w:r>
     </w:p>
     <w:p>
@@ -4797,15 +4369,7 @@
         </w:numPr>
       </w:pPr>
       <w:r>
-        <w:t xml:space="preserve">The </w:t>
-      </w:r>
-      <w:proofErr w:type="spellStart"/>
-      <w:r>
-        <w:t>AuthResponse</w:t>
-      </w:r>
-      <w:proofErr w:type="spellEnd"/>
-      <w:r>
-        <w:t xml:space="preserve"> object contains a token</w:t>
+        <w:t>The AuthResponse object contains a token</w:t>
       </w:r>
     </w:p>
     <w:p>
@@ -4817,15 +4381,7 @@
         </w:numPr>
       </w:pPr>
       <w:r>
-        <w:t xml:space="preserve">The </w:t>
-      </w:r>
-      <w:proofErr w:type="spellStart"/>
-      <w:r>
-        <w:t>AuthResponse</w:t>
-      </w:r>
-      <w:proofErr w:type="spellEnd"/>
-      <w:r>
-        <w:t xml:space="preserve"> object does not contain an error in its error list</w:t>
+        <w:t>The AuthResponse object does not contain an error in its error list</w:t>
       </w:r>
     </w:p>
     <w:p>
@@ -5356,66 +4912,28 @@
         <w:lastRenderedPageBreak/>
         <w:tab/>
       </w:r>
-      <w:proofErr w:type="spellStart"/>
       <w:r>
         <w:t>BadPassword</w:t>
       </w:r>
-      <w:proofErr w:type="spellEnd"/>
-      <w:r>
-        <w:t xml:space="preserve"> – This test is to ensure that an account creation with a “bad password” or a password that does not meet the password requirements </w:t>
-      </w:r>
-      <w:proofErr w:type="gramStart"/>
-      <w:r>
-        <w:t>does not succeed</w:t>
-      </w:r>
-      <w:proofErr w:type="gramEnd"/>
-      <w:r>
-        <w:t xml:space="preserve">. This Test passed, as an </w:t>
-      </w:r>
-      <w:proofErr w:type="spellStart"/>
-      <w:r>
-        <w:t>AuthResponse</w:t>
-      </w:r>
-      <w:proofErr w:type="spellEnd"/>
-      <w:r>
-        <w:t xml:space="preserve"> object was returned to the caller. The </w:t>
-      </w:r>
-      <w:proofErr w:type="spellStart"/>
-      <w:r>
-        <w:t>AuthResponse</w:t>
-      </w:r>
-      <w:proofErr w:type="spellEnd"/>
-      <w:r>
-        <w:t xml:space="preserve"> object did not contain any authentication </w:t>
-      </w:r>
-      <w:proofErr w:type="gramStart"/>
-      <w:r>
-        <w:t>Token, but</w:t>
-      </w:r>
-      <w:proofErr w:type="gramEnd"/>
-      <w:r>
-        <w:t xml:space="preserve"> did contain </w:t>
+      <w:r>
+        <w:t xml:space="preserve"> – This test is to ensure that an account creation with a “bad password” or a password that does not meet the password requirements does not succeed. This Test passed, as an AuthResponse object was returned to the caller. The AuthResponse object did not contain any authentication Token, but did contain </w:t>
       </w:r>
       <w:r>
         <w:t>errors in the object’s error list.</w:t>
       </w:r>
     </w:p>
     <w:p>
-      <w:proofErr w:type="spellStart"/>
       <w:r>
         <w:t>BlankLogin</w:t>
       </w:r>
-      <w:proofErr w:type="spellEnd"/>
       <w:r>
         <w:t xml:space="preserve"> – This test is run to ensure that a login attempt with no credentials does not cause any issues and is unable to login. This Test passed, as null was returned to the caller as required by the test pass requirements as outlined above.</w:t>
       </w:r>
     </w:p>
     <w:p>
-      <w:proofErr w:type="spellStart"/>
       <w:r>
         <w:t>BlankPassword</w:t>
       </w:r>
-      <w:proofErr w:type="spellEnd"/>
       <w:r>
         <w:t xml:space="preserve"> - </w:t>
       </w:r>
@@ -5428,82 +4946,25 @@
       <w:r>
         <w:t xml:space="preserve"> password </w:t>
       </w:r>
-      <w:proofErr w:type="gramStart"/>
       <w:r>
         <w:t xml:space="preserve">does </w:t>
       </w:r>
       <w:r>
-        <w:t>not succeed</w:t>
-      </w:r>
-      <w:proofErr w:type="gramEnd"/>
-      <w:r>
-        <w:t xml:space="preserve">. This Test passed, as an </w:t>
-      </w:r>
-      <w:proofErr w:type="spellStart"/>
-      <w:r>
-        <w:t>AuthResponse</w:t>
-      </w:r>
-      <w:proofErr w:type="spellEnd"/>
-      <w:r>
-        <w:t xml:space="preserve"> object was returned to the caller. The </w:t>
-      </w:r>
-      <w:proofErr w:type="spellStart"/>
-      <w:r>
-        <w:t>AuthResponse</w:t>
-      </w:r>
-      <w:proofErr w:type="spellEnd"/>
-      <w:r>
-        <w:t xml:space="preserve"> object did not contain any authentication </w:t>
-      </w:r>
-      <w:proofErr w:type="gramStart"/>
-      <w:r>
-        <w:t>Token, but</w:t>
-      </w:r>
-      <w:proofErr w:type="gramEnd"/>
-      <w:r>
-        <w:t xml:space="preserve"> did contain errors in the object’s error list.</w:t>
-      </w:r>
-    </w:p>
-    <w:p>
-      <w:proofErr w:type="spellStart"/>
+        <w:t>not succeed. This Test passed, as an AuthResponse object was returned to the caller. The AuthResponse object did not contain any authentication Token, but did contain errors in the object’s error list.</w:t>
+      </w:r>
+    </w:p>
+    <w:p>
       <w:r>
         <w:t>DuplicateEmail</w:t>
       </w:r>
-      <w:proofErr w:type="spellEnd"/>
-      <w:r>
-        <w:t xml:space="preserve"> – This test is to ensure that an account cannot be created that has the same email address as another account. This test passed, as an </w:t>
-      </w:r>
-      <w:proofErr w:type="spellStart"/>
-      <w:r>
-        <w:t>AuthResponse</w:t>
-      </w:r>
-      <w:proofErr w:type="spellEnd"/>
-      <w:r>
-        <w:t xml:space="preserve"> object was returned to the caller. The </w:t>
-      </w:r>
-      <w:proofErr w:type="spellStart"/>
-      <w:r>
-        <w:t>AuthResponse</w:t>
-      </w:r>
-      <w:proofErr w:type="spellEnd"/>
-      <w:r>
-        <w:t xml:space="preserve"> object did not have an authorization </w:t>
-      </w:r>
-      <w:proofErr w:type="gramStart"/>
-      <w:r>
-        <w:t>token, but</w:t>
-      </w:r>
-      <w:proofErr w:type="gramEnd"/>
-      <w:r>
-        <w:t xml:space="preserve"> did contain the necessary error notifying the caller of an email conflict.</w:t>
-      </w:r>
-    </w:p>
-    <w:p>
-      <w:proofErr w:type="spellStart"/>
+      <w:r>
+        <w:t xml:space="preserve"> – This test is to ensure that an account cannot be created that has the same email address as another account. This test passed, as an AuthResponse object was returned to the caller. The AuthResponse object did not have an authorization token, but did contain the necessary error notifying the caller of an email conflict.</w:t>
+      </w:r>
+    </w:p>
+    <w:p>
       <w:r>
         <w:t>DuplicateUsername</w:t>
       </w:r>
-      <w:proofErr w:type="spellEnd"/>
       <w:r>
         <w:t xml:space="preserve"> </w:t>
       </w:r>
@@ -5514,31 +4975,7 @@
         <w:t>username</w:t>
       </w:r>
       <w:r>
-        <w:t xml:space="preserve"> as another account. This test passed, as an </w:t>
-      </w:r>
-      <w:proofErr w:type="spellStart"/>
-      <w:r>
-        <w:t>AuthResponse</w:t>
-      </w:r>
-      <w:proofErr w:type="spellEnd"/>
-      <w:r>
-        <w:t xml:space="preserve"> object was returned to the caller. The </w:t>
-      </w:r>
-      <w:proofErr w:type="spellStart"/>
-      <w:r>
-        <w:t>AuthResponse</w:t>
-      </w:r>
-      <w:proofErr w:type="spellEnd"/>
-      <w:r>
-        <w:t xml:space="preserve"> object did not have an authorization </w:t>
-      </w:r>
-      <w:proofErr w:type="gramStart"/>
-      <w:r>
-        <w:t>token, but</w:t>
-      </w:r>
-      <w:proofErr w:type="gramEnd"/>
-      <w:r>
-        <w:t xml:space="preserve"> did contain the necessary error notifying the caller of a</w:t>
+        <w:t xml:space="preserve"> as another account. This test passed, as an AuthResponse object was returned to the caller. The AuthResponse object did not have an authorization token, but did contain the necessary error notifying the caller of a</w:t>
       </w:r>
       <w:r>
         <w:t xml:space="preserve"> username </w:t>
@@ -5548,30 +4985,18 @@
       </w:r>
     </w:p>
     <w:p>
-      <w:proofErr w:type="spellStart"/>
       <w:r>
         <w:t>RegisterUser</w:t>
       </w:r>
-      <w:proofErr w:type="spellEnd"/>
-      <w:r>
-        <w:t xml:space="preserve"> – This test is to ensure that the user registration method functions as expected allowing a new user to create and account and receive an authorization token. The test passed as the method returned an </w:t>
-      </w:r>
-      <w:proofErr w:type="spellStart"/>
-      <w:r>
-        <w:t>AuthResponse</w:t>
-      </w:r>
-      <w:proofErr w:type="spellEnd"/>
-      <w:r>
-        <w:t xml:space="preserve"> object that contained the proper authorization token and did not contain any errors in the objects error list.</w:t>
-      </w:r>
-    </w:p>
-    <w:p>
-      <w:proofErr w:type="spellStart"/>
+      <w:r>
+        <w:t xml:space="preserve"> – This test is to ensure that the user registration method functions as expected allowing a new user to create and account and receive an authorization token. The test passed as the method returned an AuthResponse object that contained the proper authorization token and did not contain any errors in the objects error list.</w:t>
+      </w:r>
+    </w:p>
+    <w:p>
       <w:r>
         <w:lastRenderedPageBreak/>
         <w:t>SuccessfulLogin</w:t>
       </w:r>
-      <w:proofErr w:type="spellEnd"/>
       <w:r>
         <w:t xml:space="preserve"> - </w:t>
       </w:r>
@@ -5579,26 +5004,10 @@
         <w:t xml:space="preserve">This test is to ensure that </w:t>
       </w:r>
       <w:r>
-        <w:t xml:space="preserve">a user </w:t>
-      </w:r>
-      <w:proofErr w:type="gramStart"/>
-      <w:r>
-        <w:t>is able to</w:t>
-      </w:r>
-      <w:proofErr w:type="gramEnd"/>
-      <w:r>
-        <w:t xml:space="preserve"> log in with proper credentials as </w:t>
-      </w:r>
-      <w:r>
-        <w:t xml:space="preserve">expected and receive an authorization token. The test passed as the method returned an </w:t>
-      </w:r>
-      <w:proofErr w:type="spellStart"/>
-      <w:r>
-        <w:t>AuthResponse</w:t>
-      </w:r>
-      <w:proofErr w:type="spellEnd"/>
-      <w:r>
-        <w:t xml:space="preserve"> object that contained the proper authorization token and did not contain any errors in the objects error list.</w:t>
+        <w:t xml:space="preserve">a user is able to log in with proper credentials as </w:t>
+      </w:r>
+      <w:r>
+        <w:t>expected and receive an authorization token. The test passed as the method returned an AuthResponse object that contained the proper authorization token and did not contain any errors in the objects error list.</w:t>
       </w:r>
     </w:p>
     <w:p>
@@ -5718,15 +5127,7 @@
         <w:t xml:space="preserve">include </w:t>
       </w:r>
       <w:r>
-        <w:t xml:space="preserve">how to install, log into, sign up, and use </w:t>
-      </w:r>
-      <w:proofErr w:type="gramStart"/>
-      <w:r>
-        <w:t>all of</w:t>
-      </w:r>
-      <w:proofErr w:type="gramEnd"/>
-      <w:r>
-        <w:t xml:space="preserve"> the functions of the application. </w:t>
+        <w:t xml:space="preserve">how to install, log into, sign up, and use all of the functions of the application. </w:t>
       </w:r>
       <w:r>
         <w:t>The steps need to be clearly defined and fully tested so the process works flawlessly for the evaluator.</w:t>
@@ -5749,15 +5150,7 @@
     </w:p>
     <w:p>
       <w:r>
-        <w:t xml:space="preserve">This procedural information should follow the basic rules of such technical references. While some procedures may provide for personal </w:t>
-      </w:r>
-      <w:proofErr w:type="gramStart"/>
-      <w:r>
-        <w:t>judgment</w:t>
-      </w:r>
-      <w:proofErr w:type="gramEnd"/>
-      <w:r>
-        <w:t xml:space="preserve"> your</w:t>
+        <w:t>This procedural information should follow the basic rules of such technical references. While some procedures may provide for personal judgment your</w:t>
       </w:r>
       <w:r>
         <w:t>s</w:t>
@@ -5799,15 +5192,7 @@
         </w:numPr>
       </w:pPr>
       <w:r>
-        <w:t xml:space="preserve">Provide visual </w:t>
-      </w:r>
-      <w:proofErr w:type="gramStart"/>
-      <w:r>
-        <w:t>stepping stones</w:t>
-      </w:r>
-      <w:proofErr w:type="gramEnd"/>
-      <w:r>
-        <w:t xml:space="preserve"> by using bullets or labeling steps. </w:t>
+        <w:t xml:space="preserve">Provide visual stepping stones by using bullets or labeling steps. </w:t>
       </w:r>
     </w:p>
     <w:p>
@@ -6014,21 +5399,7 @@
         <w:rPr>
           <w:i/>
         </w:rPr>
-        <w:t xml:space="preserve"> </w:t>
-      </w:r>
-      <w:proofErr w:type="gramStart"/>
-      <w:r>
-        <w:rPr>
-          <w:i/>
-        </w:rPr>
-        <w:t>that states</w:t>
-      </w:r>
-      <w:proofErr w:type="gramEnd"/>
-      <w:r>
-        <w:rPr>
-          <w:i/>
-        </w:rPr>
-        <w:t xml:space="preserve"> “Need an account?”</w:t>
+        <w:t xml:space="preserve"> that states “Need an account?”</w:t>
       </w:r>
     </w:p>
     <w:p>
@@ -6082,19 +5453,11 @@
       </w:pPr>
       <w:bookmarkStart w:id="42" w:name="_Toc233458552"/>
       <w:bookmarkStart w:id="43" w:name="_Toc233463919"/>
-      <w:proofErr w:type="gramStart"/>
       <w:r>
         <w:rPr>
           <w:i/>
         </w:rPr>
-        <w:t>Create</w:t>
-      </w:r>
-      <w:proofErr w:type="gramEnd"/>
-      <w:r>
-        <w:rPr>
-          <w:i/>
-        </w:rPr>
-        <w:t xml:space="preserve"> a New Class</w:t>
+        <w:t>Create a New Class</w:t>
       </w:r>
       <w:bookmarkEnd w:id="42"/>
       <w:bookmarkEnd w:id="43"/>
@@ -6264,21 +5627,7 @@
         <w:rPr>
           <w:i/>
         </w:rPr>
-        <w:t xml:space="preserve">Enter </w:t>
-      </w:r>
-      <w:proofErr w:type="gramStart"/>
-      <w:r>
-        <w:rPr>
-          <w:i/>
-        </w:rPr>
-        <w:t>a class</w:t>
-      </w:r>
-      <w:proofErr w:type="gramEnd"/>
-      <w:r>
-        <w:rPr>
-          <w:i/>
-        </w:rPr>
-        <w:t xml:space="preserve"> name and its description. The class name must be unique.</w:t>
+        <w:t>Enter a class name and its description. The class name must be unique.</w:t>
       </w:r>
     </w:p>
     <w:p>
@@ -6577,9 +5926,349 @@
         </w:rPr>
       </w:pPr>
     </w:p>
+    <w:p/>
+    <w:p/>
+    <w:p/>
+    <w:p/>
+    <w:p>
+      <w:r>
+        <w:t>Notes for setting up the azure static web app for the front end</w:t>
+      </w:r>
+    </w:p>
+    <w:p/>
+    <w:p/>
+    <w:p>
+      <w:r>
+        <w:t>Create an azure static web app for the front end (Create and set up an account if needed)</w:t>
+      </w:r>
+    </w:p>
+    <w:p>
+      <w:pPr>
+        <w:pStyle w:val="ListParagraph"/>
+        <w:numPr>
+          <w:ilvl w:val="0"/>
+          <w:numId w:val="37"/>
+        </w:numPr>
+      </w:pPr>
+      <w:r>
+        <w:t xml:space="preserve">Go to the azure website </w:t>
+      </w:r>
+    </w:p>
+    <w:p>
+      <w:pPr>
+        <w:pStyle w:val="ListParagraph"/>
+        <w:numPr>
+          <w:ilvl w:val="0"/>
+          <w:numId w:val="37"/>
+        </w:numPr>
+      </w:pPr>
+      <w:r>
+        <w:t>Search for Static Web Apps</w:t>
+      </w:r>
+    </w:p>
+    <w:p>
+      <w:pPr>
+        <w:pStyle w:val="ListParagraph"/>
+        <w:numPr>
+          <w:ilvl w:val="0"/>
+          <w:numId w:val="37"/>
+        </w:numPr>
+      </w:pPr>
+      <w:r>
+        <w:t>Press Create</w:t>
+      </w:r>
+    </w:p>
+    <w:p>
+      <w:pPr>
+        <w:ind w:left="720" w:firstLine="0"/>
+      </w:pPr>
+      <w:r>
+        <w:drawing>
+          <wp:inline distT="0" distB="0" distL="0" distR="0" wp14:anchorId="50BCC813" wp14:editId="6CADCE49">
+            <wp:extent cx="3130952" cy="2146174"/>
+            <wp:effectExtent l="0" t="0" r="0" b="6985"/>
+            <wp:docPr id="270182173" name="Picture 1"/>
+            <wp:cNvGraphicFramePr>
+              <a:graphicFrameLocks xmlns:a="http://schemas.openxmlformats.org/drawingml/2006/main" noChangeAspect="1"/>
+            </wp:cNvGraphicFramePr>
+            <a:graphic xmlns:a="http://schemas.openxmlformats.org/drawingml/2006/main">
+              <a:graphicData uri="http://schemas.openxmlformats.org/drawingml/2006/picture">
+                <pic:pic xmlns:pic="http://schemas.openxmlformats.org/drawingml/2006/picture">
+                  <pic:nvPicPr>
+                    <pic:cNvPr id="270182173" name=""/>
+                    <pic:cNvPicPr/>
+                  </pic:nvPicPr>
+                  <pic:blipFill>
+                    <a:blip r:embed="rId35"/>
+                    <a:stretch>
+                      <a:fillRect/>
+                    </a:stretch>
+                  </pic:blipFill>
+                  <pic:spPr>
+                    <a:xfrm>
+                      <a:off x="0" y="0"/>
+                      <a:ext cx="3148493" cy="2158198"/>
+                    </a:xfrm>
+                    <a:prstGeom prst="rect">
+                      <a:avLst/>
+                    </a:prstGeom>
+                  </pic:spPr>
+                </pic:pic>
+              </a:graphicData>
+            </a:graphic>
+          </wp:inline>
+        </w:drawing>
+      </w:r>
+    </w:p>
+    <w:p>
+      <w:pPr>
+        <w:pStyle w:val="ListParagraph"/>
+        <w:numPr>
+          <w:ilvl w:val="0"/>
+          <w:numId w:val="37"/>
+        </w:numPr>
+      </w:pPr>
+      <w:r>
+        <w:t>Select a Subscription, Resource Group, and Name for the static web app</w:t>
+      </w:r>
+    </w:p>
+    <w:p>
+      <w:pPr>
+        <w:pStyle w:val="ListParagraph"/>
+        <w:numPr>
+          <w:ilvl w:val="0"/>
+          <w:numId w:val="37"/>
+        </w:numPr>
+      </w:pPr>
+      <w:r>
+        <w:t>In hosting options select Other</w:t>
+      </w:r>
+    </w:p>
+    <w:p>
+      <w:pPr>
+        <w:ind w:left="720" w:firstLine="0"/>
+      </w:pPr>
+      <w:r>
+        <w:lastRenderedPageBreak/>
+        <w:drawing>
+          <wp:inline distT="0" distB="0" distL="0" distR="0" wp14:anchorId="7B401C49" wp14:editId="06FC942A">
+            <wp:extent cx="3055716" cy="2865387"/>
+            <wp:effectExtent l="0" t="0" r="0" b="0"/>
+            <wp:docPr id="724147015" name="Picture 1"/>
+            <wp:cNvGraphicFramePr>
+              <a:graphicFrameLocks xmlns:a="http://schemas.openxmlformats.org/drawingml/2006/main" noChangeAspect="1"/>
+            </wp:cNvGraphicFramePr>
+            <a:graphic xmlns:a="http://schemas.openxmlformats.org/drawingml/2006/main">
+              <a:graphicData uri="http://schemas.openxmlformats.org/drawingml/2006/picture">
+                <pic:pic xmlns:pic="http://schemas.openxmlformats.org/drawingml/2006/picture">
+                  <pic:nvPicPr>
+                    <pic:cNvPr id="724147015" name=""/>
+                    <pic:cNvPicPr/>
+                  </pic:nvPicPr>
+                  <pic:blipFill>
+                    <a:blip r:embed="rId36"/>
+                    <a:stretch>
+                      <a:fillRect/>
+                    </a:stretch>
+                  </pic:blipFill>
+                  <pic:spPr>
+                    <a:xfrm>
+                      <a:off x="0" y="0"/>
+                      <a:ext cx="3066302" cy="2875314"/>
+                    </a:xfrm>
+                    <a:prstGeom prst="rect">
+                      <a:avLst/>
+                    </a:prstGeom>
+                  </pic:spPr>
+                </pic:pic>
+              </a:graphicData>
+            </a:graphic>
+          </wp:inline>
+        </w:drawing>
+      </w:r>
+    </w:p>
+    <w:p>
+      <w:pPr>
+        <w:pStyle w:val="ListParagraph"/>
+        <w:numPr>
+          <w:ilvl w:val="0"/>
+          <w:numId w:val="37"/>
+        </w:numPr>
+      </w:pPr>
+      <w:r>
+        <w:t>Press Review and Create</w:t>
+      </w:r>
+    </w:p>
+    <w:p>
+      <w:pPr>
+        <w:pStyle w:val="ListParagraph"/>
+        <w:numPr>
+          <w:ilvl w:val="0"/>
+          <w:numId w:val="37"/>
+        </w:numPr>
+      </w:pPr>
+      <w:r>
+        <w:t>Wait for the app to be validated (~30 Seconds)</w:t>
+      </w:r>
+    </w:p>
+    <w:p>
+      <w:pPr>
+        <w:pStyle w:val="ListParagraph"/>
+        <w:numPr>
+          <w:ilvl w:val="0"/>
+          <w:numId w:val="37"/>
+        </w:numPr>
+      </w:pPr>
+      <w:r>
+        <w:t>Press Create</w:t>
+      </w:r>
+    </w:p>
+    <w:p>
+      <w:pPr>
+        <w:pStyle w:val="ListParagraph"/>
+        <w:numPr>
+          <w:ilvl w:val="0"/>
+          <w:numId w:val="37"/>
+        </w:numPr>
+      </w:pPr>
+      <w:r>
+        <w:t>Once the application has been created click on Overview &gt; Go to Resource</w:t>
+      </w:r>
+    </w:p>
+    <w:p>
+      <w:pPr>
+        <w:ind w:left="720" w:firstLine="0"/>
+      </w:pPr>
+      <w:r>
+        <w:drawing>
+          <wp:inline distT="0" distB="0" distL="0" distR="0" wp14:anchorId="060892BB" wp14:editId="09985876">
+            <wp:extent cx="5943600" cy="2524125"/>
+            <wp:effectExtent l="0" t="0" r="0" b="9525"/>
+            <wp:docPr id="580333977" name="Picture 1"/>
+            <wp:cNvGraphicFramePr>
+              <a:graphicFrameLocks xmlns:a="http://schemas.openxmlformats.org/drawingml/2006/main" noChangeAspect="1"/>
+            </wp:cNvGraphicFramePr>
+            <a:graphic xmlns:a="http://schemas.openxmlformats.org/drawingml/2006/main">
+              <a:graphicData uri="http://schemas.openxmlformats.org/drawingml/2006/picture">
+                <pic:pic xmlns:pic="http://schemas.openxmlformats.org/drawingml/2006/picture">
+                  <pic:nvPicPr>
+                    <pic:cNvPr id="580333977" name=""/>
+                    <pic:cNvPicPr/>
+                  </pic:nvPicPr>
+                  <pic:blipFill>
+                    <a:blip r:embed="rId37"/>
+                    <a:stretch>
+                      <a:fillRect/>
+                    </a:stretch>
+                  </pic:blipFill>
+                  <pic:spPr>
+                    <a:xfrm>
+                      <a:off x="0" y="0"/>
+                      <a:ext cx="5943600" cy="2524125"/>
+                    </a:xfrm>
+                    <a:prstGeom prst="rect">
+                      <a:avLst/>
+                    </a:prstGeom>
+                  </pic:spPr>
+                </pic:pic>
+              </a:graphicData>
+            </a:graphic>
+          </wp:inline>
+        </w:drawing>
+      </w:r>
+    </w:p>
+    <w:p>
+      <w:pPr>
+        <w:pStyle w:val="ListParagraph"/>
+        <w:numPr>
+          <w:ilvl w:val="0"/>
+          <w:numId w:val="37"/>
+        </w:numPr>
+      </w:pPr>
+      <w:r>
+        <w:t>Click manage deployment token at the top of the page and then copy the deployment token.</w:t>
+      </w:r>
+    </w:p>
+    <w:p>
+      <w:pPr>
+        <w:pStyle w:val="ListParagraph"/>
+        <w:numPr>
+          <w:ilvl w:val="0"/>
+          <w:numId w:val="37"/>
+        </w:numPr>
+      </w:pPr>
+      <w:r>
+        <w:lastRenderedPageBreak/>
+        <w:t xml:space="preserve">Go to The gitlab repository for the project and then go to settings &gt; </w:t>
+      </w:r>
+      <w:r>
+        <w:t>CI/CD &gt; Variables</w:t>
+      </w:r>
+    </w:p>
+    <w:p>
+      <w:pPr>
+        <w:pStyle w:val="ListParagraph"/>
+        <w:numPr>
+          <w:ilvl w:val="0"/>
+          <w:numId w:val="37"/>
+        </w:numPr>
+      </w:pPr>
+      <w:r>
+        <w:t xml:space="preserve">Set the key as </w:t>
+      </w:r>
+      <w:r>
+        <w:t>AZURE_STATIC_WEB_APPS_API_TOKEN</w:t>
+      </w:r>
+      <w:r>
+        <w:t xml:space="preserve"> and then paste the token into the value field</w:t>
+      </w:r>
+    </w:p>
+    <w:p>
+      <w:pPr>
+        <w:pStyle w:val="ListParagraph"/>
+        <w:numPr>
+          <w:ilvl w:val="0"/>
+          <w:numId w:val="37"/>
+        </w:numPr>
+      </w:pPr>
+      <w:r>
+        <w:t>Hit save.</w:t>
+      </w:r>
+    </w:p>
+    <w:p>
+      <w:pPr>
+        <w:pStyle w:val="ListParagraph"/>
+        <w:numPr>
+          <w:ilvl w:val="0"/>
+          <w:numId w:val="37"/>
+        </w:numPr>
+      </w:pPr>
+      <w:r>
+        <w:t xml:space="preserve">Create a </w:t>
+      </w:r>
+      <w:r>
+        <w:t>“.</w:t>
+      </w:r>
+      <w:r>
+        <w:t>gitlab-ci.yml</w:t>
+      </w:r>
+      <w:r>
+        <w:t>”</w:t>
+      </w:r>
+      <w:r>
+        <w:t xml:space="preserve"> file in the repository root. – this will allow gitlab to connect to azure and automatically deploy the application.</w:t>
+      </w:r>
+    </w:p>
+    <w:p/>
+    <w:p/>
+    <w:p>
+      <w:pPr>
+        <w:ind w:left="720" w:firstLine="0"/>
+      </w:pPr>
+    </w:p>
     <w:sectPr>
-      <w:headerReference w:type="default" r:id="rId35"/>
-      <w:headerReference w:type="first" r:id="rId36"/>
+      <w:headerReference w:type="default" r:id="rId38"/>
+      <w:headerReference w:type="first" r:id="rId39"/>
       <w:footnotePr>
         <w:pos w:val="beneathText"/>
       </w:footnotePr>
@@ -7441,6 +7130,95 @@
     </w:lvl>
   </w:abstractNum>
   <w:abstractNum w:abstractNumId="16" w15:restartNumberingAfterBreak="0">
+    <w:nsid w:val="21086721"/>
+    <w:multiLevelType w:val="hybridMultilevel"/>
+    <w:tmpl w:val="5D609972"/>
+    <w:lvl w:ilvl="0" w:tplc="021AE71A">
+      <w:start w:val="1"/>
+      <w:numFmt w:val="decimal"/>
+      <w:lvlText w:val="%1."/>
+      <w:lvlJc w:val="left"/>
+      <w:pPr>
+        <w:ind w:left="1080" w:hanging="360"/>
+      </w:pPr>
+      <w:rPr>
+        <w:rFonts w:hint="default"/>
+      </w:rPr>
+    </w:lvl>
+    <w:lvl w:ilvl="1" w:tplc="04090019" w:tentative="1">
+      <w:start w:val="1"/>
+      <w:numFmt w:val="lowerLetter"/>
+      <w:lvlText w:val="%2."/>
+      <w:lvlJc w:val="left"/>
+      <w:pPr>
+        <w:ind w:left="1800" w:hanging="360"/>
+      </w:pPr>
+    </w:lvl>
+    <w:lvl w:ilvl="2" w:tplc="0409001B" w:tentative="1">
+      <w:start w:val="1"/>
+      <w:numFmt w:val="lowerRoman"/>
+      <w:lvlText w:val="%3."/>
+      <w:lvlJc w:val="right"/>
+      <w:pPr>
+        <w:ind w:left="2520" w:hanging="180"/>
+      </w:pPr>
+    </w:lvl>
+    <w:lvl w:ilvl="3" w:tplc="0409000F" w:tentative="1">
+      <w:start w:val="1"/>
+      <w:numFmt w:val="decimal"/>
+      <w:lvlText w:val="%4."/>
+      <w:lvlJc w:val="left"/>
+      <w:pPr>
+        <w:ind w:left="3240" w:hanging="360"/>
+      </w:pPr>
+    </w:lvl>
+    <w:lvl w:ilvl="4" w:tplc="04090019" w:tentative="1">
+      <w:start w:val="1"/>
+      <w:numFmt w:val="lowerLetter"/>
+      <w:lvlText w:val="%5."/>
+      <w:lvlJc w:val="left"/>
+      <w:pPr>
+        <w:ind w:left="3960" w:hanging="360"/>
+      </w:pPr>
+    </w:lvl>
+    <w:lvl w:ilvl="5" w:tplc="0409001B" w:tentative="1">
+      <w:start w:val="1"/>
+      <w:numFmt w:val="lowerRoman"/>
+      <w:lvlText w:val="%6."/>
+      <w:lvlJc w:val="right"/>
+      <w:pPr>
+        <w:ind w:left="4680" w:hanging="180"/>
+      </w:pPr>
+    </w:lvl>
+    <w:lvl w:ilvl="6" w:tplc="0409000F" w:tentative="1">
+      <w:start w:val="1"/>
+      <w:numFmt w:val="decimal"/>
+      <w:lvlText w:val="%7."/>
+      <w:lvlJc w:val="left"/>
+      <w:pPr>
+        <w:ind w:left="5400" w:hanging="360"/>
+      </w:pPr>
+    </w:lvl>
+    <w:lvl w:ilvl="7" w:tplc="04090019" w:tentative="1">
+      <w:start w:val="1"/>
+      <w:numFmt w:val="lowerLetter"/>
+      <w:lvlText w:val="%8."/>
+      <w:lvlJc w:val="left"/>
+      <w:pPr>
+        <w:ind w:left="6120" w:hanging="360"/>
+      </w:pPr>
+    </w:lvl>
+    <w:lvl w:ilvl="8" w:tplc="0409001B" w:tentative="1">
+      <w:start w:val="1"/>
+      <w:numFmt w:val="lowerRoman"/>
+      <w:lvlText w:val="%9."/>
+      <w:lvlJc w:val="right"/>
+      <w:pPr>
+        <w:ind w:left="6840" w:hanging="180"/>
+      </w:pPr>
+    </w:lvl>
+  </w:abstractNum>
+  <w:abstractNum w:abstractNumId="17" w15:restartNumberingAfterBreak="0">
     <w:nsid w:val="21D52B69"/>
     <w:multiLevelType w:val="hybridMultilevel"/>
     <w:tmpl w:val="9B00E5D4"/>
@@ -7529,7 +7307,7 @@
       </w:pPr>
     </w:lvl>
   </w:abstractNum>
-  <w:abstractNum w:abstractNumId="17" w15:restartNumberingAfterBreak="0">
+  <w:abstractNum w:abstractNumId="18" w15:restartNumberingAfterBreak="0">
     <w:nsid w:val="2F441193"/>
     <w:multiLevelType w:val="hybridMultilevel"/>
     <w:tmpl w:val="EA881CE2"/>
@@ -7642,7 +7420,7 @@
       </w:rPr>
     </w:lvl>
   </w:abstractNum>
-  <w:abstractNum w:abstractNumId="18" w15:restartNumberingAfterBreak="0">
+  <w:abstractNum w:abstractNumId="19" w15:restartNumberingAfterBreak="0">
     <w:nsid w:val="36495895"/>
     <w:multiLevelType w:val="hybridMultilevel"/>
     <w:tmpl w:val="79BC8268"/>
@@ -7754,7 +7532,7 @@
       </w:rPr>
     </w:lvl>
   </w:abstractNum>
-  <w:abstractNum w:abstractNumId="19" w15:restartNumberingAfterBreak="0">
+  <w:abstractNum w:abstractNumId="20" w15:restartNumberingAfterBreak="0">
     <w:nsid w:val="3BE04C31"/>
     <w:multiLevelType w:val="hybridMultilevel"/>
     <w:tmpl w:val="B6A8D084"/>
@@ -7843,7 +7621,7 @@
       </w:pPr>
     </w:lvl>
   </w:abstractNum>
-  <w:abstractNum w:abstractNumId="20" w15:restartNumberingAfterBreak="0">
+  <w:abstractNum w:abstractNumId="21" w15:restartNumberingAfterBreak="0">
     <w:nsid w:val="3D4F4C03"/>
     <w:multiLevelType w:val="hybridMultilevel"/>
     <w:tmpl w:val="711A953C"/>
@@ -7955,7 +7733,7 @@
       </w:rPr>
     </w:lvl>
   </w:abstractNum>
-  <w:abstractNum w:abstractNumId="21" w15:restartNumberingAfterBreak="0">
+  <w:abstractNum w:abstractNumId="22" w15:restartNumberingAfterBreak="0">
     <w:nsid w:val="3FEF791E"/>
     <w:multiLevelType w:val="hybridMultilevel"/>
     <w:tmpl w:val="607AA9D4"/>
@@ -8044,7 +7822,7 @@
       </w:pPr>
     </w:lvl>
   </w:abstractNum>
-  <w:abstractNum w:abstractNumId="22" w15:restartNumberingAfterBreak="0">
+  <w:abstractNum w:abstractNumId="23" w15:restartNumberingAfterBreak="0">
     <w:nsid w:val="40FB19C1"/>
     <w:multiLevelType w:val="hybridMultilevel"/>
     <w:tmpl w:val="B1DE3ADE"/>
@@ -8133,7 +7911,7 @@
       </w:pPr>
     </w:lvl>
   </w:abstractNum>
-  <w:abstractNum w:abstractNumId="23" w15:restartNumberingAfterBreak="0">
+  <w:abstractNum w:abstractNumId="24" w15:restartNumberingAfterBreak="0">
     <w:nsid w:val="4A5A1099"/>
     <w:multiLevelType w:val="multilevel"/>
     <w:tmpl w:val="4268E1E0"/>
@@ -8220,7 +7998,7 @@
       </w:pPr>
     </w:lvl>
   </w:abstractNum>
-  <w:abstractNum w:abstractNumId="24" w15:restartNumberingAfterBreak="0">
+  <w:abstractNum w:abstractNumId="25" w15:restartNumberingAfterBreak="0">
     <w:nsid w:val="50700FB8"/>
     <w:multiLevelType w:val="hybridMultilevel"/>
     <w:tmpl w:val="7EBC96AA"/>
@@ -8306,7 +8084,7 @@
       </w:pPr>
     </w:lvl>
   </w:abstractNum>
-  <w:abstractNum w:abstractNumId="25" w15:restartNumberingAfterBreak="0">
+  <w:abstractNum w:abstractNumId="26" w15:restartNumberingAfterBreak="0">
     <w:nsid w:val="54B27D0C"/>
     <w:multiLevelType w:val="multilevel"/>
     <w:tmpl w:val="0409001D"/>
@@ -8392,7 +8170,7 @@
       </w:pPr>
     </w:lvl>
   </w:abstractNum>
-  <w:abstractNum w:abstractNumId="26" w15:restartNumberingAfterBreak="0">
+  <w:abstractNum w:abstractNumId="27" w15:restartNumberingAfterBreak="0">
     <w:nsid w:val="57F93007"/>
     <w:multiLevelType w:val="hybridMultilevel"/>
     <w:tmpl w:val="05EEF416"/>
@@ -8481,7 +8259,7 @@
       </w:pPr>
     </w:lvl>
   </w:abstractNum>
-  <w:abstractNum w:abstractNumId="27" w15:restartNumberingAfterBreak="0">
+  <w:abstractNum w:abstractNumId="28" w15:restartNumberingAfterBreak="0">
     <w:nsid w:val="58E80EBC"/>
     <w:multiLevelType w:val="hybridMultilevel"/>
     <w:tmpl w:val="19842964"/>
@@ -8570,7 +8348,7 @@
       </w:pPr>
     </w:lvl>
   </w:abstractNum>
-  <w:abstractNum w:abstractNumId="28" w15:restartNumberingAfterBreak="0">
+  <w:abstractNum w:abstractNumId="29" w15:restartNumberingAfterBreak="0">
     <w:nsid w:val="66202CAA"/>
     <w:multiLevelType w:val="hybridMultilevel"/>
     <w:tmpl w:val="E31C6B04"/>
@@ -8659,7 +8437,7 @@
       </w:pPr>
     </w:lvl>
   </w:abstractNum>
-  <w:abstractNum w:abstractNumId="29" w15:restartNumberingAfterBreak="0">
+  <w:abstractNum w:abstractNumId="30" w15:restartNumberingAfterBreak="0">
     <w:nsid w:val="6D702056"/>
     <w:multiLevelType w:val="multilevel"/>
     <w:tmpl w:val="04090023"/>
@@ -8746,7 +8524,7 @@
       </w:pPr>
     </w:lvl>
   </w:abstractNum>
-  <w:abstractNum w:abstractNumId="30" w15:restartNumberingAfterBreak="0">
+  <w:abstractNum w:abstractNumId="31" w15:restartNumberingAfterBreak="0">
     <w:nsid w:val="7273740B"/>
     <w:multiLevelType w:val="multilevel"/>
     <w:tmpl w:val="0409001F"/>
@@ -8832,7 +8610,7 @@
       </w:pPr>
     </w:lvl>
   </w:abstractNum>
-  <w:abstractNum w:abstractNumId="31" w15:restartNumberingAfterBreak="0">
+  <w:abstractNum w:abstractNumId="32" w15:restartNumberingAfterBreak="0">
     <w:nsid w:val="73677582"/>
     <w:multiLevelType w:val="hybridMultilevel"/>
     <w:tmpl w:val="BC9EA742"/>
@@ -8921,7 +8699,7 @@
       </w:pPr>
     </w:lvl>
   </w:abstractNum>
-  <w:abstractNum w:abstractNumId="32" w15:restartNumberingAfterBreak="0">
+  <w:abstractNum w:abstractNumId="33" w15:restartNumberingAfterBreak="0">
     <w:nsid w:val="78E4145D"/>
     <w:multiLevelType w:val="hybridMultilevel"/>
     <w:tmpl w:val="7F80F2D4"/>
@@ -9010,7 +8788,7 @@
       </w:pPr>
     </w:lvl>
   </w:abstractNum>
-  <w:abstractNum w:abstractNumId="33" w15:restartNumberingAfterBreak="0">
+  <w:abstractNum w:abstractNumId="34" w15:restartNumberingAfterBreak="0">
     <w:nsid w:val="793B28D3"/>
     <w:multiLevelType w:val="hybridMultilevel"/>
     <w:tmpl w:val="B04CFF14"/>
@@ -9123,7 +8901,7 @@
       </w:rPr>
     </w:lvl>
   </w:abstractNum>
-  <w:abstractNum w:abstractNumId="34" w15:restartNumberingAfterBreak="0">
+  <w:abstractNum w:abstractNumId="35" w15:restartNumberingAfterBreak="0">
     <w:nsid w:val="7F117559"/>
     <w:multiLevelType w:val="hybridMultilevel"/>
     <w:tmpl w:val="63C86556"/>
@@ -9249,61 +9027,61 @@
     </w:lvlOverride>
   </w:num>
   <w:num w:numId="12" w16cid:durableId="1327175495">
-    <w:abstractNumId w:val="30"/>
+    <w:abstractNumId w:val="31"/>
   </w:num>
   <w:num w:numId="13" w16cid:durableId="246960533">
-    <w:abstractNumId w:val="25"/>
+    <w:abstractNumId w:val="26"/>
   </w:num>
   <w:num w:numId="14" w16cid:durableId="991829065">
-    <w:abstractNumId w:val="23"/>
+    <w:abstractNumId w:val="24"/>
   </w:num>
   <w:num w:numId="15" w16cid:durableId="114295415">
-    <w:abstractNumId w:val="29"/>
+    <w:abstractNumId w:val="30"/>
   </w:num>
   <w:num w:numId="16" w16cid:durableId="1618101357">
     <w:abstractNumId w:val="13"/>
   </w:num>
   <w:num w:numId="17" w16cid:durableId="617762000">
-    <w:abstractNumId w:val="17"/>
+    <w:abstractNumId w:val="18"/>
   </w:num>
   <w:num w:numId="18" w16cid:durableId="1321688118">
     <w:abstractNumId w:val="15"/>
   </w:num>
   <w:num w:numId="19" w16cid:durableId="1944874042">
-    <w:abstractNumId w:val="24"/>
+    <w:abstractNumId w:val="25"/>
   </w:num>
   <w:num w:numId="20" w16cid:durableId="228224504">
-    <w:abstractNumId w:val="19"/>
+    <w:abstractNumId w:val="20"/>
   </w:num>
   <w:num w:numId="21" w16cid:durableId="752241262">
-    <w:abstractNumId w:val="21"/>
+    <w:abstractNumId w:val="22"/>
   </w:num>
   <w:num w:numId="22" w16cid:durableId="2137790346">
-    <w:abstractNumId w:val="16"/>
+    <w:abstractNumId w:val="17"/>
   </w:num>
   <w:num w:numId="23" w16cid:durableId="2139293852">
-    <w:abstractNumId w:val="28"/>
+    <w:abstractNumId w:val="29"/>
   </w:num>
   <w:num w:numId="24" w16cid:durableId="1293904994">
-    <w:abstractNumId w:val="34"/>
+    <w:abstractNumId w:val="35"/>
   </w:num>
   <w:num w:numId="25" w16cid:durableId="1788036399">
-    <w:abstractNumId w:val="32"/>
+    <w:abstractNumId w:val="33"/>
   </w:num>
   <w:num w:numId="26" w16cid:durableId="1722706504">
-    <w:abstractNumId w:val="27"/>
+    <w:abstractNumId w:val="28"/>
   </w:num>
   <w:num w:numId="27" w16cid:durableId="1037046790">
     <w:abstractNumId w:val="12"/>
   </w:num>
   <w:num w:numId="28" w16cid:durableId="1691569864">
-    <w:abstractNumId w:val="31"/>
+    <w:abstractNumId w:val="32"/>
   </w:num>
   <w:num w:numId="29" w16cid:durableId="2098944457">
-    <w:abstractNumId w:val="22"/>
+    <w:abstractNumId w:val="23"/>
   </w:num>
   <w:num w:numId="30" w16cid:durableId="717824321">
-    <w:abstractNumId w:val="26"/>
+    <w:abstractNumId w:val="27"/>
   </w:num>
   <w:num w:numId="31" w16cid:durableId="592402788">
     <w:abstractNumId w:val="11"/>
@@ -9315,13 +9093,16 @@
     <w:abstractNumId w:val="10"/>
   </w:num>
   <w:num w:numId="34" w16cid:durableId="665282166">
-    <w:abstractNumId w:val="20"/>
+    <w:abstractNumId w:val="21"/>
   </w:num>
   <w:num w:numId="35" w16cid:durableId="1278105489">
-    <w:abstractNumId w:val="18"/>
+    <w:abstractNumId w:val="19"/>
   </w:num>
   <w:num w:numId="36" w16cid:durableId="1249847265">
-    <w:abstractNumId w:val="33"/>
+    <w:abstractNumId w:val="34"/>
+  </w:num>
+  <w:num w:numId="37" w16cid:durableId="1430546522">
+    <w:abstractNumId w:val="16"/>
   </w:num>
 </w:numbering>
 </file>

--- a/documentation/task3.docx
+++ b/documentation/task3.docx
@@ -6259,12 +6259,71 @@
         <w:t xml:space="preserve"> file in the repository root. – this will allow gitlab to connect to azure and automatically deploy the application.</w:t>
       </w:r>
     </w:p>
-    <w:p/>
-    <w:p/>
-    <w:p>
-      <w:pPr>
-        <w:ind w:left="720" w:firstLine="0"/>
-      </w:pPr>
+    <w:p>
+      <w:pPr>
+        <w:pStyle w:val="ListParagraph"/>
+        <w:numPr>
+          <w:ilvl w:val="0"/>
+          <w:numId w:val="37"/>
+        </w:numPr>
+      </w:pPr>
+      <w:r>
+        <w:t xml:space="preserve">Create the yml file </w:t>
+      </w:r>
+    </w:p>
+    <w:p>
+      <w:pPr>
+        <w:pStyle w:val="ListParagraph"/>
+        <w:numPr>
+          <w:ilvl w:val="1"/>
+          <w:numId w:val="37"/>
+        </w:numPr>
+      </w:pPr>
+      <w:r>
+        <w:t>Example YML file is in the root of the Gitlab Repository</w:t>
+      </w:r>
+    </w:p>
+    <w:p>
+      <w:pPr>
+        <w:pStyle w:val="ListParagraph"/>
+        <w:numPr>
+          <w:ilvl w:val="0"/>
+          <w:numId w:val="37"/>
+        </w:numPr>
+      </w:pPr>
+      <w:r>
+        <w:t>Add, Commit, and Push the repository with the YML file.</w:t>
+      </w:r>
+    </w:p>
+    <w:p>
+      <w:pPr>
+        <w:pStyle w:val="ListParagraph"/>
+        <w:numPr>
+          <w:ilvl w:val="0"/>
+          <w:numId w:val="37"/>
+        </w:numPr>
+      </w:pPr>
+      <w:r>
+        <w:t>Watch on gitlab pipelines to ensure that the application is deployed to azure successfully.</w:t>
+      </w:r>
+    </w:p>
+    <w:p>
+      <w:pPr>
+        <w:pStyle w:val="ListParagraph"/>
+        <w:numPr>
+          <w:ilvl w:val="0"/>
+          <w:numId w:val="37"/>
+        </w:numPr>
+      </w:pPr>
+      <w:r>
+        <w:t>Add “</w:t>
+      </w:r>
+      <w:r>
+        <w:t>--env production</w:t>
+      </w:r>
+      <w:r>
+        <w:t>”  to the end of the line with the swa deploy command to deploy the app to production</w:t>
+      </w:r>
     </w:p>
     <w:sectPr>
       <w:headerReference w:type="default" r:id="rId38"/>
@@ -7145,7 +7204,7 @@
         <w:rFonts w:hint="default"/>
       </w:rPr>
     </w:lvl>
-    <w:lvl w:ilvl="1" w:tplc="04090019" w:tentative="1">
+    <w:lvl w:ilvl="1" w:tplc="04090019">
       <w:start w:val="1"/>
       <w:numFmt w:val="lowerLetter"/>
       <w:lvlText w:val="%2."/>

--- a/documentation/task3.docx
+++ b/documentation/task3.docx
@@ -2543,11 +2543,21 @@
       <w:r>
         <w:t xml:space="preserve">facilitates a many to Many </w:t>
       </w:r>
+      <w:proofErr w:type="gramStart"/>
       <w:r>
         <w:t>relationship</w:t>
       </w:r>
-      <w:r>
-        <w:t xml:space="preserve"> between User and Media. The UserMedia class holds information that is specific to a users relationship to a piece of media. For </w:t>
+      <w:proofErr w:type="gramEnd"/>
+      <w:r>
+        <w:t xml:space="preserve"> between User and Media. The UserMedia class holds information that is specific to a </w:t>
+      </w:r>
+      <w:proofErr w:type="gramStart"/>
+      <w:r>
+        <w:t>users</w:t>
+      </w:r>
+      <w:proofErr w:type="gramEnd"/>
+      <w:r>
+        <w:t xml:space="preserve"> relationship to a piece of media. For </w:t>
       </w:r>
       <w:r>
         <w:t>example,</w:t>
@@ -2659,7 +2669,15 @@
     </w:p>
     <w:p>
       <w:r>
-        <w:t>Shown below are various UI wireframes created early in development. On the left the Home screen is shown, and on the right the “Add Media” page and “Media View” page are shown. These wireframes show the main pages of the apps. Many additional fields have been added as additional features and fields have been required.</w:t>
+        <w:t xml:space="preserve">Shown below are various UI wireframes created early in development. On the left the </w:t>
+      </w:r>
+      <w:proofErr w:type="gramStart"/>
+      <w:r>
+        <w:t>Home</w:t>
+      </w:r>
+      <w:proofErr w:type="gramEnd"/>
+      <w:r>
+        <w:t xml:space="preserve"> screen is shown, and on the right the “Add Media” page and “Media View” page are shown. These wireframes show the main pages of the apps. Many additional fields have been added as additional features and fields have been required.</w:t>
       </w:r>
     </w:p>
     <w:p>
@@ -3176,7 +3194,15 @@
         <w:t>Various Testing methods will be utilized to ensure that the application functions as desired. xUnit will be used to perform Unit Testing. Postman will be used to perform integration testing and API Testing. End to end Testing will be done manually. These tests will be used to ensure that individual units, API endpoints, and application features all behave as expected.</w:t>
       </w:r>
       <w:r>
-        <w:t xml:space="preserve"> When tests are failed, root cause analysis will take place, and the root of the issue will be fixed.</w:t>
+        <w:t xml:space="preserve"> When tests </w:t>
+      </w:r>
+      <w:proofErr w:type="gramStart"/>
+      <w:r>
+        <w:t>are failed</w:t>
+      </w:r>
+      <w:proofErr w:type="gramEnd"/>
+      <w:r>
+        <w:t>, root cause analysis will take place, and the root of the issue will be fixed.</w:t>
       </w:r>
     </w:p>
     <w:p>
@@ -3367,7 +3393,15 @@
         </w:numPr>
       </w:pPr>
       <w:r>
-        <w:t>A Testing Framework will be needed so the tests can be composed and Run. xUnit has been used for these unit tests.</w:t>
+        <w:t xml:space="preserve">A Testing Framework will be needed so the tests can be composed and </w:t>
+      </w:r>
+      <w:proofErr w:type="gramStart"/>
+      <w:r>
+        <w:t>Run</w:t>
+      </w:r>
+      <w:proofErr w:type="gramEnd"/>
+      <w:r>
+        <w:t>. xUnit has been used for these unit tests.</w:t>
       </w:r>
     </w:p>
     <w:p>
@@ -3467,7 +3501,15 @@
         </w:numPr>
       </w:pPr>
       <w:r>
-        <w:t>Each Test will produce test results. These results will be automatically produced by the testing frame work and will show the result of each test.</w:t>
+        <w:t xml:space="preserve">Each Test will produce test results. These results will be automatically produced by the testing </w:t>
+      </w:r>
+      <w:proofErr w:type="gramStart"/>
+      <w:r>
+        <w:t>frame work</w:t>
+      </w:r>
+      <w:proofErr w:type="gramEnd"/>
+      <w:r>
+        <w:t xml:space="preserve"> and will show the result of each test.</w:t>
       </w:r>
       <w:r>
         <w:t xml:space="preserve"> </w:t>
@@ -3521,8 +3563,13 @@
         </w:numPr>
       </w:pPr>
       <w:r>
-        <w:t>Dependency Injection must be manually set up for proper testing of the authentication service as it is heavily used within the application due to its use of ASP.net .</w:t>
-      </w:r>
+        <w:t xml:space="preserve">Dependency Injection must be manually set up for proper testing of the authentication service as it is heavily used within the application due to its use of </w:t>
+      </w:r>
+      <w:proofErr w:type="gramStart"/>
+      <w:r>
+        <w:t>ASP.net .</w:t>
+      </w:r>
+      <w:proofErr w:type="gramEnd"/>
     </w:p>
     <w:p>
       <w:pPr>
@@ -3536,7 +3583,15 @@
         <w:t xml:space="preserve">The Database must be configured within as the application uses an SQLite Database. The database will be set up as </w:t>
       </w:r>
       <w:r>
-        <w:t>an in memory database, which will be completely fresh for each test.</w:t>
+        <w:t xml:space="preserve">an </w:t>
+      </w:r>
+      <w:proofErr w:type="gramStart"/>
+      <w:r>
+        <w:t>in memory</w:t>
+      </w:r>
+      <w:proofErr w:type="gramEnd"/>
+      <w:r>
+        <w:t xml:space="preserve"> database, which will be completely fresh for each test.</w:t>
       </w:r>
     </w:p>
     <w:p>
@@ -3643,8 +3698,13 @@
       <w:bookmarkEnd w:id="27"/>
     </w:p>
     <w:p>
-      <w:r>
-        <w:t>Register a new User</w:t>
+      <w:proofErr w:type="gramStart"/>
+      <w:r>
+        <w:t>Register</w:t>
+      </w:r>
+      <w:proofErr w:type="gramEnd"/>
+      <w:r>
+        <w:t xml:space="preserve"> a new User</w:t>
       </w:r>
     </w:p>
     <w:p>
@@ -3706,8 +3766,13 @@
           <w:numId w:val="36"/>
         </w:numPr>
       </w:pPr>
-      <w:r>
-        <w:t>Fail:</w:t>
+      <w:proofErr w:type="gramStart"/>
+      <w:r>
+        <w:t>Fail</w:t>
+      </w:r>
+      <w:proofErr w:type="gramEnd"/>
+      <w:r>
+        <w:t>:</w:t>
       </w:r>
       <w:r>
         <w:tab/>
@@ -3767,9 +3832,14 @@
       </w:r>
     </w:p>
     <w:p>
+      <w:proofErr w:type="gramStart"/>
       <w:r>
         <w:lastRenderedPageBreak/>
-        <w:t>Register a new User</w:t>
+        <w:t>Register</w:t>
+      </w:r>
+      <w:proofErr w:type="gramEnd"/>
+      <w:r>
+        <w:t xml:space="preserve"> a new User</w:t>
       </w:r>
     </w:p>
     <w:p>
@@ -3831,8 +3901,13 @@
           <w:numId w:val="36"/>
         </w:numPr>
       </w:pPr>
-      <w:r>
-        <w:t>Fail:</w:t>
+      <w:proofErr w:type="gramStart"/>
+      <w:r>
+        <w:t>Fail</w:t>
+      </w:r>
+      <w:proofErr w:type="gramEnd"/>
+      <w:r>
+        <w:t>:</w:t>
       </w:r>
       <w:r>
         <w:tab/>
@@ -3926,8 +4001,13 @@
           <w:numId w:val="36"/>
         </w:numPr>
       </w:pPr>
-      <w:r>
-        <w:t>Fail:</w:t>
+      <w:proofErr w:type="gramStart"/>
+      <w:r>
+        <w:t>Fail</w:t>
+      </w:r>
+      <w:proofErr w:type="gramEnd"/>
+      <w:r>
+        <w:t>:</w:t>
       </w:r>
       <w:r>
         <w:tab/>
@@ -4049,8 +4129,13 @@
           <w:numId w:val="36"/>
         </w:numPr>
       </w:pPr>
-      <w:r>
-        <w:t>Fail:</w:t>
+      <w:proofErr w:type="gramStart"/>
+      <w:r>
+        <w:t>Fail</w:t>
+      </w:r>
+      <w:proofErr w:type="gramEnd"/>
+      <w:r>
+        <w:t>:</w:t>
       </w:r>
       <w:r>
         <w:tab/>
@@ -4209,8 +4294,13 @@
           <w:numId w:val="36"/>
         </w:numPr>
       </w:pPr>
-      <w:r>
-        <w:t>Fail:</w:t>
+      <w:proofErr w:type="gramStart"/>
+      <w:r>
+        <w:t>Fail</w:t>
+      </w:r>
+      <w:proofErr w:type="gramEnd"/>
+      <w:r>
+        <w:t>:</w:t>
       </w:r>
       <w:r>
         <w:tab/>
@@ -4329,7 +4419,15 @@
         <w:t>The AuthResponse object contains errors in its error list</w:t>
       </w:r>
       <w:r>
-        <w:t xml:space="preserve"> (The message that is returned can vary depending on what part of the password requirements the password does not meet, therefore, the message contents are not checked)</w:t>
+        <w:t xml:space="preserve"> (The message that is returned can vary depending on what part of the password requirements the password does not </w:t>
+      </w:r>
+      <w:proofErr w:type="gramStart"/>
+      <w:r>
+        <w:t>meet,</w:t>
+      </w:r>
+      <w:proofErr w:type="gramEnd"/>
+      <w:r>
+        <w:t xml:space="preserve"> therefore, the message contents are not checked)</w:t>
       </w:r>
     </w:p>
     <w:p>
@@ -4340,9 +4438,14 @@
           <w:numId w:val="36"/>
         </w:numPr>
       </w:pPr>
+      <w:proofErr w:type="gramStart"/>
       <w:r>
         <w:lastRenderedPageBreak/>
-        <w:t>Fail:</w:t>
+        <w:t>Fail</w:t>
+      </w:r>
+      <w:proofErr w:type="gramEnd"/>
+      <w:r>
+        <w:t>:</w:t>
       </w:r>
       <w:r>
         <w:tab/>
@@ -4916,7 +5019,23 @@
         <w:t>BadPassword</w:t>
       </w:r>
       <w:r>
-        <w:t xml:space="preserve"> – This test is to ensure that an account creation with a “bad password” or a password that does not meet the password requirements does not succeed. This Test passed, as an AuthResponse object was returned to the caller. The AuthResponse object did not contain any authentication Token, but did contain </w:t>
+        <w:t xml:space="preserve"> – This test is to ensure that an account creation with a “bad password” or a password that does not meet the password requirements </w:t>
+      </w:r>
+      <w:proofErr w:type="gramStart"/>
+      <w:r>
+        <w:t>does not succeed</w:t>
+      </w:r>
+      <w:proofErr w:type="gramEnd"/>
+      <w:r>
+        <w:t xml:space="preserve">. This Test passed, as an AuthResponse object was returned to the caller. The AuthResponse object did not contain any authentication </w:t>
+      </w:r>
+      <w:proofErr w:type="gramStart"/>
+      <w:r>
+        <w:t>Token, but</w:t>
+      </w:r>
+      <w:proofErr w:type="gramEnd"/>
+      <w:r>
+        <w:t xml:space="preserve"> did contain </w:t>
       </w:r>
       <w:r>
         <w:t>errors in the object’s error list.</w:t>
@@ -4946,11 +5065,24 @@
       <w:r>
         <w:t xml:space="preserve"> password </w:t>
       </w:r>
+      <w:proofErr w:type="gramStart"/>
       <w:r>
         <w:t xml:space="preserve">does </w:t>
       </w:r>
       <w:r>
-        <w:t>not succeed. This Test passed, as an AuthResponse object was returned to the caller. The AuthResponse object did not contain any authentication Token, but did contain errors in the object’s error list.</w:t>
+        <w:t>not succeed</w:t>
+      </w:r>
+      <w:proofErr w:type="gramEnd"/>
+      <w:r>
+        <w:t xml:space="preserve">. This Test passed, as an AuthResponse object was returned to the caller. The AuthResponse object did not contain any authentication </w:t>
+      </w:r>
+      <w:proofErr w:type="gramStart"/>
+      <w:r>
+        <w:t>Token, but</w:t>
+      </w:r>
+      <w:proofErr w:type="gramEnd"/>
+      <w:r>
+        <w:t xml:space="preserve"> did contain errors in the object’s error list.</w:t>
       </w:r>
     </w:p>
     <w:p>
@@ -4958,7 +5090,15 @@
         <w:t>DuplicateEmail</w:t>
       </w:r>
       <w:r>
-        <w:t xml:space="preserve"> – This test is to ensure that an account cannot be created that has the same email address as another account. This test passed, as an AuthResponse object was returned to the caller. The AuthResponse object did not have an authorization token, but did contain the necessary error notifying the caller of an email conflict.</w:t>
+        <w:t xml:space="preserve"> – This test is to ensure that an account cannot be created that has the same email address as another account. This test passed, as an AuthResponse object was returned to the caller. The AuthResponse object did not have an authorization </w:t>
+      </w:r>
+      <w:proofErr w:type="gramStart"/>
+      <w:r>
+        <w:t>token, but</w:t>
+      </w:r>
+      <w:proofErr w:type="gramEnd"/>
+      <w:r>
+        <w:t xml:space="preserve"> did contain the necessary error notifying the caller of an email conflict.</w:t>
       </w:r>
     </w:p>
     <w:p>
@@ -4975,7 +5115,15 @@
         <w:t>username</w:t>
       </w:r>
       <w:r>
-        <w:t xml:space="preserve"> as another account. This test passed, as an AuthResponse object was returned to the caller. The AuthResponse object did not have an authorization token, but did contain the necessary error notifying the caller of a</w:t>
+        <w:t xml:space="preserve"> as another account. This test passed, as an AuthResponse object was returned to the caller. The AuthResponse object did not have an authorization </w:t>
+      </w:r>
+      <w:proofErr w:type="gramStart"/>
+      <w:r>
+        <w:t>token, but</w:t>
+      </w:r>
+      <w:proofErr w:type="gramEnd"/>
+      <w:r>
+        <w:t xml:space="preserve"> did contain the necessary error notifying the caller of a</w:t>
       </w:r>
       <w:r>
         <w:t xml:space="preserve"> username </w:t>
@@ -5004,7 +5152,15 @@
         <w:t xml:space="preserve">This test is to ensure that </w:t>
       </w:r>
       <w:r>
-        <w:t xml:space="preserve">a user is able to log in with proper credentials as </w:t>
+        <w:t xml:space="preserve">a user </w:t>
+      </w:r>
+      <w:proofErr w:type="gramStart"/>
+      <w:r>
+        <w:t>is able to</w:t>
+      </w:r>
+      <w:proofErr w:type="gramEnd"/>
+      <w:r>
+        <w:t xml:space="preserve"> log in with proper credentials as </w:t>
       </w:r>
       <w:r>
         <w:t>expected and receive an authorization token. The test passed as the method returned an AuthResponse object that contained the proper authorization token and did not contain any errors in the objects error list.</w:t>
@@ -5127,7 +5283,15 @@
         <w:t xml:space="preserve">include </w:t>
       </w:r>
       <w:r>
-        <w:t xml:space="preserve">how to install, log into, sign up, and use all of the functions of the application. </w:t>
+        <w:t xml:space="preserve">how to install, log into, sign up, and use </w:t>
+      </w:r>
+      <w:proofErr w:type="gramStart"/>
+      <w:r>
+        <w:t>all of</w:t>
+      </w:r>
+      <w:proofErr w:type="gramEnd"/>
+      <w:r>
+        <w:t xml:space="preserve"> the functions of the application. </w:t>
       </w:r>
       <w:r>
         <w:t>The steps need to be clearly defined and fully tested so the process works flawlessly for the evaluator.</w:t>
@@ -5150,7 +5314,15 @@
     </w:p>
     <w:p>
       <w:r>
-        <w:t>This procedural information should follow the basic rules of such technical references. While some procedures may provide for personal judgment your</w:t>
+        <w:t xml:space="preserve">This procedural information should follow the basic rules of such technical references. While some procedures may provide for personal </w:t>
+      </w:r>
+      <w:proofErr w:type="gramStart"/>
+      <w:r>
+        <w:t>judgment</w:t>
+      </w:r>
+      <w:proofErr w:type="gramEnd"/>
+      <w:r>
+        <w:t xml:space="preserve"> your</w:t>
       </w:r>
       <w:r>
         <w:t>s</w:t>
@@ -5192,7 +5364,15 @@
         </w:numPr>
       </w:pPr>
       <w:r>
-        <w:t xml:space="preserve">Provide visual stepping stones by using bullets or labeling steps. </w:t>
+        <w:t xml:space="preserve">Provide visual </w:t>
+      </w:r>
+      <w:proofErr w:type="gramStart"/>
+      <w:r>
+        <w:t>stepping stones</w:t>
+      </w:r>
+      <w:proofErr w:type="gramEnd"/>
+      <w:r>
+        <w:t xml:space="preserve"> by using bullets or labeling steps. </w:t>
       </w:r>
     </w:p>
     <w:p>
@@ -5399,7 +5579,21 @@
         <w:rPr>
           <w:i/>
         </w:rPr>
-        <w:t xml:space="preserve"> that states “Need an account?”</w:t>
+        <w:t xml:space="preserve"> </w:t>
+      </w:r>
+      <w:proofErr w:type="gramStart"/>
+      <w:r>
+        <w:rPr>
+          <w:i/>
+        </w:rPr>
+        <w:t>that states</w:t>
+      </w:r>
+      <w:proofErr w:type="gramEnd"/>
+      <w:r>
+        <w:rPr>
+          <w:i/>
+        </w:rPr>
+        <w:t xml:space="preserve"> “Need an account?”</w:t>
       </w:r>
     </w:p>
     <w:p>
@@ -5453,11 +5647,19 @@
       </w:pPr>
       <w:bookmarkStart w:id="42" w:name="_Toc233458552"/>
       <w:bookmarkStart w:id="43" w:name="_Toc233463919"/>
+      <w:proofErr w:type="gramStart"/>
       <w:r>
         <w:rPr>
           <w:i/>
         </w:rPr>
-        <w:t>Create a New Class</w:t>
+        <w:t>Create</w:t>
+      </w:r>
+      <w:proofErr w:type="gramEnd"/>
+      <w:r>
+        <w:rPr>
+          <w:i/>
+        </w:rPr>
+        <w:t xml:space="preserve"> a New Class</w:t>
       </w:r>
       <w:bookmarkEnd w:id="42"/>
       <w:bookmarkEnd w:id="43"/>
@@ -5627,7 +5829,21 @@
         <w:rPr>
           <w:i/>
         </w:rPr>
-        <w:t>Enter a class name and its description. The class name must be unique.</w:t>
+        <w:t xml:space="preserve">Enter </w:t>
+      </w:r>
+      <w:proofErr w:type="gramStart"/>
+      <w:r>
+        <w:rPr>
+          <w:i/>
+        </w:rPr>
+        <w:t>a class</w:t>
+      </w:r>
+      <w:proofErr w:type="gramEnd"/>
+      <w:r>
+        <w:rPr>
+          <w:i/>
+        </w:rPr>
+        <w:t xml:space="preserve"> name and its description. The class name must be unique.</w:t>
       </w:r>
     </w:p>
     <w:p>
@@ -6186,7 +6402,15 @@
         </w:numPr>
       </w:pPr>
       <w:r>
-        <w:t>Click manage deployment token at the top of the page and then copy the deployment token.</w:t>
+        <w:t xml:space="preserve">Click </w:t>
+      </w:r>
+      <w:proofErr w:type="gramStart"/>
+      <w:r>
+        <w:t>manage</w:t>
+      </w:r>
+      <w:proofErr w:type="gramEnd"/>
+      <w:r>
+        <w:t xml:space="preserve"> deployment token at the top of the page and then copy the deployment token.</w:t>
       </w:r>
     </w:p>
     <w:p>
@@ -6199,7 +6423,15 @@
       </w:pPr>
       <w:r>
         <w:lastRenderedPageBreak/>
-        <w:t xml:space="preserve">Go to The gitlab repository for the project and then go to settings &gt; </w:t>
+        <w:t xml:space="preserve">Go to </w:t>
+      </w:r>
+      <w:proofErr w:type="gramStart"/>
+      <w:r>
+        <w:t>The</w:t>
+      </w:r>
+      <w:proofErr w:type="gramEnd"/>
+      <w:r>
+        <w:t xml:space="preserve"> gitlab repository for the project and then go to settings &gt; </w:t>
       </w:r>
       <w:r>
         <w:t>CI/CD &gt; Variables</w:t>
@@ -6225,6 +6457,48 @@
     </w:p>
     <w:p>
       <w:pPr>
+        <w:ind w:left="720" w:firstLine="0"/>
+      </w:pPr>
+      <w:r>
+        <w:drawing>
+          <wp:inline distT="0" distB="0" distL="0" distR="0" wp14:anchorId="63806FB1" wp14:editId="19DA6591">
+            <wp:extent cx="5943600" cy="3415030"/>
+            <wp:effectExtent l="0" t="0" r="0" b="0"/>
+            <wp:docPr id="547473780" name="Picture 1"/>
+            <wp:cNvGraphicFramePr>
+              <a:graphicFrameLocks xmlns:a="http://schemas.openxmlformats.org/drawingml/2006/main" noChangeAspect="1"/>
+            </wp:cNvGraphicFramePr>
+            <a:graphic xmlns:a="http://schemas.openxmlformats.org/drawingml/2006/main">
+              <a:graphicData uri="http://schemas.openxmlformats.org/drawingml/2006/picture">
+                <pic:pic xmlns:pic="http://schemas.openxmlformats.org/drawingml/2006/picture">
+                  <pic:nvPicPr>
+                    <pic:cNvPr id="547473780" name=""/>
+                    <pic:cNvPicPr/>
+                  </pic:nvPicPr>
+                  <pic:blipFill>
+                    <a:blip r:embed="rId38"/>
+                    <a:stretch>
+                      <a:fillRect/>
+                    </a:stretch>
+                  </pic:blipFill>
+                  <pic:spPr>
+                    <a:xfrm>
+                      <a:off x="0" y="0"/>
+                      <a:ext cx="5943600" cy="3415030"/>
+                    </a:xfrm>
+                    <a:prstGeom prst="rect">
+                      <a:avLst/>
+                    </a:prstGeom>
+                  </pic:spPr>
+                </pic:pic>
+              </a:graphicData>
+            </a:graphic>
+          </wp:inline>
+        </w:drawing>
+      </w:r>
+    </w:p>
+    <w:p>
+      <w:pPr>
         <w:pStyle w:val="ListParagraph"/>
         <w:numPr>
           <w:ilvl w:val="0"/>
@@ -6232,7 +6506,15 @@
         </w:numPr>
       </w:pPr>
       <w:r>
-        <w:t>Hit save.</w:t>
+        <w:t xml:space="preserve">Hit </w:t>
+      </w:r>
+      <w:proofErr w:type="gramStart"/>
+      <w:r>
+        <w:t>save</w:t>
+      </w:r>
+      <w:proofErr w:type="gramEnd"/>
+      <w:r>
+        <w:t>.</w:t>
       </w:r>
     </w:p>
     <w:p>
@@ -6246,12 +6528,14 @@
       <w:r>
         <w:t xml:space="preserve">Create a </w:t>
       </w:r>
+      <w:proofErr w:type="gramStart"/>
       <w:r>
         <w:t>“.</w:t>
       </w:r>
       <w:r>
         <w:t>gitlab-ci.yml</w:t>
       </w:r>
+      <w:proofErr w:type="gramEnd"/>
       <w:r>
         <w:t>”</w:t>
       </w:r>
@@ -6287,6 +6571,32 @@
       <w:pPr>
         <w:pStyle w:val="ListParagraph"/>
         <w:numPr>
+          <w:ilvl w:val="1"/>
+          <w:numId w:val="37"/>
+        </w:numPr>
+      </w:pPr>
+      <w:r>
+        <w:t>Add “</w:t>
+      </w:r>
+      <w:r>
+        <w:t xml:space="preserve">--env </w:t>
+      </w:r>
+      <w:proofErr w:type="gramStart"/>
+      <w:r>
+        <w:t>production</w:t>
+      </w:r>
+      <w:r>
+        <w:t>”  to</w:t>
+      </w:r>
+      <w:proofErr w:type="gramEnd"/>
+      <w:r>
+        <w:t xml:space="preserve"> the end of the line with the swa deploy command to deploy the app to production or remove it to deploy the app to a preview url</w:t>
+      </w:r>
+    </w:p>
+    <w:p>
+      <w:pPr>
+        <w:pStyle w:val="ListParagraph"/>
+        <w:numPr>
           <w:ilvl w:val="0"/>
           <w:numId w:val="37"/>
         </w:numPr>
@@ -6303,8 +6613,29 @@
           <w:numId w:val="37"/>
         </w:numPr>
       </w:pPr>
-      <w:r>
-        <w:t>Watch on gitlab pipelines to ensure that the application is deployed to azure successfully.</w:t>
+      <w:proofErr w:type="gramStart"/>
+      <w:r>
+        <w:lastRenderedPageBreak/>
+        <w:t>Watch on</w:t>
+      </w:r>
+      <w:proofErr w:type="gramEnd"/>
+      <w:r>
+        <w:t xml:space="preserve"> the</w:t>
+      </w:r>
+      <w:r>
+        <w:t xml:space="preserve"> </w:t>
+      </w:r>
+      <w:r>
+        <w:t>GitLab</w:t>
+      </w:r>
+      <w:r>
+        <w:t xml:space="preserve"> pipelines </w:t>
+      </w:r>
+      <w:r>
+        <w:t xml:space="preserve">page </w:t>
+      </w:r>
+      <w:r>
+        <w:t>to ensure that the application is deployed to azure successfully.</w:t>
       </w:r>
     </w:p>
     <w:p>
@@ -6316,18 +6647,599 @@
         </w:numPr>
       </w:pPr>
       <w:r>
+        <w:t xml:space="preserve">Open the </w:t>
+      </w:r>
+      <w:proofErr w:type="gramStart"/>
+      <w:r>
+        <w:t>front end</w:t>
+      </w:r>
+      <w:proofErr w:type="gramEnd"/>
+      <w:r>
+        <w:t xml:space="preserve"> website. The URL can be found on the azure website for the web app that you created in step 10</w:t>
+      </w:r>
+    </w:p>
+    <w:p>
+      <w:pPr>
+        <w:pStyle w:val="ListParagraph"/>
+        <w:ind w:left="1080"/>
+      </w:pPr>
+    </w:p>
+    <w:p>
+      <w:pPr>
+        <w:pStyle w:val="ListParagraph"/>
+        <w:ind w:left="1080"/>
+      </w:pPr>
+    </w:p>
+    <w:p>
+      <w:pPr>
+        <w:pStyle w:val="ListParagraph"/>
+        <w:ind w:left="1080"/>
+      </w:pPr>
+      <w:r>
+        <w:t xml:space="preserve">Notes for </w:t>
+      </w:r>
+      <w:proofErr w:type="gramStart"/>
+      <w:r>
+        <w:t>back end</w:t>
+      </w:r>
+      <w:proofErr w:type="gramEnd"/>
+      <w:r>
+        <w:t xml:space="preserve"> setup.</w:t>
+      </w:r>
+    </w:p>
+    <w:p>
+      <w:pPr>
+        <w:pStyle w:val="ListParagraph"/>
+        <w:numPr>
+          <w:ilvl w:val="0"/>
+          <w:numId w:val="38"/>
+        </w:numPr>
+      </w:pPr>
+      <w:r>
+        <w:t xml:space="preserve">Go to the azure website </w:t>
+      </w:r>
+    </w:p>
+    <w:p>
+      <w:pPr>
+        <w:pStyle w:val="ListParagraph"/>
+        <w:numPr>
+          <w:ilvl w:val="0"/>
+          <w:numId w:val="38"/>
+        </w:numPr>
+      </w:pPr>
+      <w:r>
+        <w:t>Search for</w:t>
+      </w:r>
+      <w:r>
+        <w:t xml:space="preserve"> App Services</w:t>
+      </w:r>
+    </w:p>
+    <w:p>
+      <w:pPr>
+        <w:pStyle w:val="ListParagraph"/>
+        <w:numPr>
+          <w:ilvl w:val="0"/>
+          <w:numId w:val="38"/>
+        </w:numPr>
+      </w:pPr>
+      <w:r>
+        <w:t>Press Create</w:t>
+      </w:r>
+      <w:r>
+        <w:t xml:space="preserve"> and then select Web App</w:t>
+      </w:r>
+    </w:p>
+    <w:p>
+      <w:pPr>
+        <w:ind w:left="720" w:firstLine="0"/>
+      </w:pPr>
+      <w:r>
+        <w:drawing>
+          <wp:inline distT="0" distB="0" distL="0" distR="0" wp14:anchorId="18751160" wp14:editId="5E285ACD">
+            <wp:extent cx="4292821" cy="2978303"/>
+            <wp:effectExtent l="0" t="0" r="0" b="0"/>
+            <wp:docPr id="1496768769" name="Picture 1"/>
+            <wp:cNvGraphicFramePr>
+              <a:graphicFrameLocks xmlns:a="http://schemas.openxmlformats.org/drawingml/2006/main" noChangeAspect="1"/>
+            </wp:cNvGraphicFramePr>
+            <a:graphic xmlns:a="http://schemas.openxmlformats.org/drawingml/2006/main">
+              <a:graphicData uri="http://schemas.openxmlformats.org/drawingml/2006/picture">
+                <pic:pic xmlns:pic="http://schemas.openxmlformats.org/drawingml/2006/picture">
+                  <pic:nvPicPr>
+                    <pic:cNvPr id="1496768769" name=""/>
+                    <pic:cNvPicPr/>
+                  </pic:nvPicPr>
+                  <pic:blipFill>
+                    <a:blip r:embed="rId39"/>
+                    <a:stretch>
+                      <a:fillRect/>
+                    </a:stretch>
+                  </pic:blipFill>
+                  <pic:spPr>
+                    <a:xfrm>
+                      <a:off x="0" y="0"/>
+                      <a:ext cx="4292821" cy="2978303"/>
+                    </a:xfrm>
+                    <a:prstGeom prst="rect">
+                      <a:avLst/>
+                    </a:prstGeom>
+                  </pic:spPr>
+                </pic:pic>
+              </a:graphicData>
+            </a:graphic>
+          </wp:inline>
+        </w:drawing>
+      </w:r>
+    </w:p>
+    <w:p>
+      <w:pPr>
+        <w:pStyle w:val="ListParagraph"/>
+        <w:numPr>
+          <w:ilvl w:val="0"/>
+          <w:numId w:val="38"/>
+        </w:numPr>
+      </w:pPr>
+      <w:r>
+        <w:t>Select a Subscription, Resource Group, and Name for the static web app</w:t>
+      </w:r>
+    </w:p>
+    <w:p>
+      <w:pPr>
+        <w:pStyle w:val="ListParagraph"/>
+        <w:numPr>
+          <w:ilvl w:val="0"/>
+          <w:numId w:val="38"/>
+        </w:numPr>
+      </w:pPr>
+      <w:r>
+        <w:t xml:space="preserve">In the </w:t>
+      </w:r>
+      <w:proofErr w:type="gramStart"/>
+      <w:r>
+        <w:t>publish</w:t>
+      </w:r>
+      <w:proofErr w:type="gramEnd"/>
+      <w:r>
+        <w:t xml:space="preserve"> field select Code</w:t>
+      </w:r>
+    </w:p>
+    <w:p>
+      <w:pPr>
+        <w:pStyle w:val="ListParagraph"/>
+        <w:numPr>
+          <w:ilvl w:val="0"/>
+          <w:numId w:val="38"/>
+        </w:numPr>
+      </w:pPr>
+      <w:r>
+        <w:t>In the runtime stack select .NET 10 (LTS)</w:t>
+      </w:r>
+    </w:p>
+    <w:p>
+      <w:pPr>
+        <w:pStyle w:val="ListParagraph"/>
+        <w:numPr>
+          <w:ilvl w:val="0"/>
+          <w:numId w:val="38"/>
+        </w:numPr>
+      </w:pPr>
+      <w:r>
+        <w:t>Select Linux for the operating system.</w:t>
+      </w:r>
+    </w:p>
+    <w:p>
+      <w:pPr>
+        <w:pStyle w:val="ListParagraph"/>
+        <w:numPr>
+          <w:ilvl w:val="0"/>
+          <w:numId w:val="38"/>
+        </w:numPr>
+      </w:pPr>
+      <w:r>
+        <w:lastRenderedPageBreak/>
+        <w:t>Pick a region (I did West US</w:t>
+      </w:r>
+      <w:r>
+        <w:t xml:space="preserve"> 2</w:t>
+      </w:r>
+      <w:r>
+        <w:t>)</w:t>
+      </w:r>
+    </w:p>
+    <w:p>
+      <w:pPr>
+        <w:pStyle w:val="ListParagraph"/>
+        <w:numPr>
+          <w:ilvl w:val="0"/>
+          <w:numId w:val="38"/>
+        </w:numPr>
+      </w:pPr>
+      <w:r>
+        <w:t>Select a linux plan and a pricing plan</w:t>
+      </w:r>
+    </w:p>
+    <w:p>
+      <w:pPr>
+        <w:pStyle w:val="ListParagraph"/>
+      </w:pPr>
+      <w:r>
+        <w:drawing>
+          <wp:inline distT="0" distB="0" distL="0" distR="0" wp14:anchorId="78D9C7EF" wp14:editId="6AD36C6B">
+            <wp:extent cx="3412313" cy="3588762"/>
+            <wp:effectExtent l="0" t="0" r="0" b="0"/>
+            <wp:docPr id="262576837" name="Picture 1"/>
+            <wp:cNvGraphicFramePr>
+              <a:graphicFrameLocks xmlns:a="http://schemas.openxmlformats.org/drawingml/2006/main" noChangeAspect="1"/>
+            </wp:cNvGraphicFramePr>
+            <a:graphic xmlns:a="http://schemas.openxmlformats.org/drawingml/2006/main">
+              <a:graphicData uri="http://schemas.openxmlformats.org/drawingml/2006/picture">
+                <pic:pic xmlns:pic="http://schemas.openxmlformats.org/drawingml/2006/picture">
+                  <pic:nvPicPr>
+                    <pic:cNvPr id="262576837" name=""/>
+                    <pic:cNvPicPr/>
+                  </pic:nvPicPr>
+                  <pic:blipFill>
+                    <a:blip r:embed="rId40"/>
+                    <a:stretch>
+                      <a:fillRect/>
+                    </a:stretch>
+                  </pic:blipFill>
+                  <pic:spPr>
+                    <a:xfrm>
+                      <a:off x="0" y="0"/>
+                      <a:ext cx="3419114" cy="3595915"/>
+                    </a:xfrm>
+                    <a:prstGeom prst="rect">
+                      <a:avLst/>
+                    </a:prstGeom>
+                  </pic:spPr>
+                </pic:pic>
+              </a:graphicData>
+            </a:graphic>
+          </wp:inline>
+        </w:drawing>
+      </w:r>
+    </w:p>
+    <w:p>
+      <w:pPr>
+        <w:pStyle w:val="ListParagraph"/>
+        <w:numPr>
+          <w:ilvl w:val="0"/>
+          <w:numId w:val="38"/>
+        </w:numPr>
+      </w:pPr>
+      <w:r>
+        <w:t>Press Review and Create</w:t>
+      </w:r>
+    </w:p>
+    <w:p>
+      <w:pPr>
+        <w:pStyle w:val="ListParagraph"/>
+        <w:numPr>
+          <w:ilvl w:val="0"/>
+          <w:numId w:val="38"/>
+        </w:numPr>
+      </w:pPr>
+      <w:r>
+        <w:t xml:space="preserve">Review the summary page and </w:t>
+      </w:r>
+      <w:r>
+        <w:t>Press Create</w:t>
+      </w:r>
+    </w:p>
+    <w:p>
+      <w:pPr>
+        <w:pStyle w:val="ListParagraph"/>
+        <w:numPr>
+          <w:ilvl w:val="0"/>
+          <w:numId w:val="38"/>
+        </w:numPr>
+      </w:pPr>
+      <w:r>
+        <w:t>Once the application has been created click on Overview &gt; Go to Resource</w:t>
+      </w:r>
+    </w:p>
+    <w:p>
+      <w:pPr>
+        <w:ind w:left="720" w:firstLine="0"/>
+      </w:pPr>
+      <w:r>
+        <w:drawing>
+          <wp:inline distT="0" distB="0" distL="0" distR="0" wp14:anchorId="59DE3989" wp14:editId="3D522E70">
+            <wp:extent cx="5943600" cy="2524125"/>
+            <wp:effectExtent l="0" t="0" r="0" b="9525"/>
+            <wp:docPr id="310563481" name="Picture 1"/>
+            <wp:cNvGraphicFramePr>
+              <a:graphicFrameLocks xmlns:a="http://schemas.openxmlformats.org/drawingml/2006/main" noChangeAspect="1"/>
+            </wp:cNvGraphicFramePr>
+            <a:graphic xmlns:a="http://schemas.openxmlformats.org/drawingml/2006/main">
+              <a:graphicData uri="http://schemas.openxmlformats.org/drawingml/2006/picture">
+                <pic:pic xmlns:pic="http://schemas.openxmlformats.org/drawingml/2006/picture">
+                  <pic:nvPicPr>
+                    <pic:cNvPr id="580333977" name=""/>
+                    <pic:cNvPicPr/>
+                  </pic:nvPicPr>
+                  <pic:blipFill>
+                    <a:blip r:embed="rId37"/>
+                    <a:stretch>
+                      <a:fillRect/>
+                    </a:stretch>
+                  </pic:blipFill>
+                  <pic:spPr>
+                    <a:xfrm>
+                      <a:off x="0" y="0"/>
+                      <a:ext cx="5943600" cy="2524125"/>
+                    </a:xfrm>
+                    <a:prstGeom prst="rect">
+                      <a:avLst/>
+                    </a:prstGeom>
+                  </pic:spPr>
+                </pic:pic>
+              </a:graphicData>
+            </a:graphic>
+          </wp:inline>
+        </w:drawing>
+      </w:r>
+    </w:p>
+    <w:p>
+      <w:pPr>
+        <w:pStyle w:val="ListParagraph"/>
+        <w:numPr>
+          <w:ilvl w:val="0"/>
+          <w:numId w:val="38"/>
+        </w:numPr>
+      </w:pPr>
+      <w:r>
+        <w:lastRenderedPageBreak/>
+        <w:t xml:space="preserve">Click </w:t>
+      </w:r>
+      <w:proofErr w:type="gramStart"/>
+      <w:r>
+        <w:t>manage</w:t>
+      </w:r>
+      <w:proofErr w:type="gramEnd"/>
+      <w:r>
+        <w:t xml:space="preserve"> deployment token at the top of the page and then copy the deployment token.</w:t>
+      </w:r>
+    </w:p>
+    <w:p>
+      <w:pPr>
+        <w:pStyle w:val="ListParagraph"/>
+        <w:numPr>
+          <w:ilvl w:val="0"/>
+          <w:numId w:val="38"/>
+        </w:numPr>
+      </w:pPr>
+      <w:r>
+        <w:t xml:space="preserve">Go to </w:t>
+      </w:r>
+      <w:proofErr w:type="gramStart"/>
+      <w:r>
+        <w:t>The</w:t>
+      </w:r>
+      <w:proofErr w:type="gramEnd"/>
+      <w:r>
+        <w:t xml:space="preserve"> gitlab repository for the project and then go to settings &gt; CI/CD &gt; Variables</w:t>
+      </w:r>
+    </w:p>
+    <w:p>
+      <w:pPr>
+        <w:pStyle w:val="ListParagraph"/>
+        <w:numPr>
+          <w:ilvl w:val="0"/>
+          <w:numId w:val="38"/>
+        </w:numPr>
+      </w:pPr>
+      <w:r>
+        <w:t xml:space="preserve">Set the key as </w:t>
+      </w:r>
+      <w:r>
+        <w:t>AZURE_STATIC_WEB_APPS_API_TOKEN</w:t>
+      </w:r>
+      <w:r>
+        <w:t xml:space="preserve"> and then paste the token into the value field</w:t>
+      </w:r>
+    </w:p>
+    <w:p>
+      <w:pPr>
+        <w:ind w:left="720" w:firstLine="0"/>
+      </w:pPr>
+      <w:r>
+        <w:drawing>
+          <wp:inline distT="0" distB="0" distL="0" distR="0" wp14:anchorId="14CC4739" wp14:editId="7BD50296">
+            <wp:extent cx="5943600" cy="3415030"/>
+            <wp:effectExtent l="0" t="0" r="0" b="0"/>
+            <wp:docPr id="876598561" name="Picture 1"/>
+            <wp:cNvGraphicFramePr>
+              <a:graphicFrameLocks xmlns:a="http://schemas.openxmlformats.org/drawingml/2006/main" noChangeAspect="1"/>
+            </wp:cNvGraphicFramePr>
+            <a:graphic xmlns:a="http://schemas.openxmlformats.org/drawingml/2006/main">
+              <a:graphicData uri="http://schemas.openxmlformats.org/drawingml/2006/picture">
+                <pic:pic xmlns:pic="http://schemas.openxmlformats.org/drawingml/2006/picture">
+                  <pic:nvPicPr>
+                    <pic:cNvPr id="547473780" name=""/>
+                    <pic:cNvPicPr/>
+                  </pic:nvPicPr>
+                  <pic:blipFill>
+                    <a:blip r:embed="rId38"/>
+                    <a:stretch>
+                      <a:fillRect/>
+                    </a:stretch>
+                  </pic:blipFill>
+                  <pic:spPr>
+                    <a:xfrm>
+                      <a:off x="0" y="0"/>
+                      <a:ext cx="5943600" cy="3415030"/>
+                    </a:xfrm>
+                    <a:prstGeom prst="rect">
+                      <a:avLst/>
+                    </a:prstGeom>
+                  </pic:spPr>
+                </pic:pic>
+              </a:graphicData>
+            </a:graphic>
+          </wp:inline>
+        </w:drawing>
+      </w:r>
+    </w:p>
+    <w:p>
+      <w:pPr>
+        <w:pStyle w:val="ListParagraph"/>
+        <w:numPr>
+          <w:ilvl w:val="0"/>
+          <w:numId w:val="38"/>
+        </w:numPr>
+      </w:pPr>
+      <w:r>
+        <w:t xml:space="preserve">Hit </w:t>
+      </w:r>
+      <w:proofErr w:type="gramStart"/>
+      <w:r>
+        <w:t>save</w:t>
+      </w:r>
+      <w:proofErr w:type="gramEnd"/>
+      <w:r>
+        <w:t>.</w:t>
+      </w:r>
+    </w:p>
+    <w:p>
+      <w:pPr>
+        <w:pStyle w:val="ListParagraph"/>
+        <w:numPr>
+          <w:ilvl w:val="0"/>
+          <w:numId w:val="38"/>
+        </w:numPr>
+      </w:pPr>
+      <w:r>
+        <w:t xml:space="preserve">Create a </w:t>
+      </w:r>
+      <w:proofErr w:type="gramStart"/>
+      <w:r>
+        <w:t>“.</w:t>
+      </w:r>
+      <w:r>
+        <w:t>gitlab-ci.yml</w:t>
+      </w:r>
+      <w:proofErr w:type="gramEnd"/>
+      <w:r>
+        <w:t>” file in the repository root. – this will allow gitlab to connect to azure and automatically deploy the application.</w:t>
+      </w:r>
+    </w:p>
+    <w:p>
+      <w:pPr>
+        <w:pStyle w:val="ListParagraph"/>
+        <w:numPr>
+          <w:ilvl w:val="0"/>
+          <w:numId w:val="38"/>
+        </w:numPr>
+      </w:pPr>
+      <w:r>
+        <w:t xml:space="preserve">Create the yml file </w:t>
+      </w:r>
+    </w:p>
+    <w:p>
+      <w:pPr>
+        <w:pStyle w:val="ListParagraph"/>
+        <w:numPr>
+          <w:ilvl w:val="1"/>
+          <w:numId w:val="38"/>
+        </w:numPr>
+      </w:pPr>
+      <w:r>
+        <w:t>Example YML file is in the root of the Gitlab Repository</w:t>
+      </w:r>
+    </w:p>
+    <w:p>
+      <w:pPr>
+        <w:pStyle w:val="ListParagraph"/>
+        <w:numPr>
+          <w:ilvl w:val="1"/>
+          <w:numId w:val="38"/>
+        </w:numPr>
+      </w:pPr>
+      <w:r>
         <w:t>Add “</w:t>
       </w:r>
       <w:r>
-        <w:t>--env production</w:t>
-      </w:r>
-      <w:r>
-        <w:t>”  to the end of the line with the swa deploy command to deploy the app to production</w:t>
-      </w:r>
+        <w:t xml:space="preserve">--env </w:t>
+      </w:r>
+      <w:proofErr w:type="gramStart"/>
+      <w:r>
+        <w:t>production</w:t>
+      </w:r>
+      <w:r>
+        <w:t>”  to</w:t>
+      </w:r>
+      <w:proofErr w:type="gramEnd"/>
+      <w:r>
+        <w:t xml:space="preserve"> the end of the line with the swa deploy command to deploy the app to production or remove it to deploy the app to a preview url</w:t>
+      </w:r>
+    </w:p>
+    <w:p>
+      <w:pPr>
+        <w:pStyle w:val="ListParagraph"/>
+        <w:numPr>
+          <w:ilvl w:val="0"/>
+          <w:numId w:val="38"/>
+        </w:numPr>
+      </w:pPr>
+      <w:r>
+        <w:t>Add, Commit, and Push the repository with the YML file.</w:t>
+      </w:r>
+    </w:p>
+    <w:p>
+      <w:pPr>
+        <w:pStyle w:val="ListParagraph"/>
+        <w:numPr>
+          <w:ilvl w:val="0"/>
+          <w:numId w:val="38"/>
+        </w:numPr>
+      </w:pPr>
+      <w:proofErr w:type="gramStart"/>
+      <w:r>
+        <w:lastRenderedPageBreak/>
+        <w:t>Watch on</w:t>
+      </w:r>
+      <w:proofErr w:type="gramEnd"/>
+      <w:r>
+        <w:t xml:space="preserve"> the GitLab pipelines page to ensure that the application is deployed to azure successfully.</w:t>
+      </w:r>
+    </w:p>
+    <w:p>
+      <w:pPr>
+        <w:pStyle w:val="ListParagraph"/>
+        <w:numPr>
+          <w:ilvl w:val="0"/>
+          <w:numId w:val="38"/>
+        </w:numPr>
+      </w:pPr>
+      <w:r>
+        <w:t xml:space="preserve">Open the </w:t>
+      </w:r>
+      <w:proofErr w:type="gramStart"/>
+      <w:r>
+        <w:t>front end</w:t>
+      </w:r>
+      <w:proofErr w:type="gramEnd"/>
+      <w:r>
+        <w:t xml:space="preserve"> website. The URL can be found on the azure website for the web app that you created in step 10</w:t>
+      </w:r>
+    </w:p>
+    <w:p>
+      <w:pPr>
+        <w:pStyle w:val="ListParagraph"/>
+        <w:ind w:left="1080"/>
+      </w:pPr>
+    </w:p>
+    <w:p>
+      <w:pPr>
+        <w:pStyle w:val="ListParagraph"/>
+        <w:ind w:left="1080"/>
+      </w:pPr>
     </w:p>
     <w:sectPr>
-      <w:headerReference w:type="default" r:id="rId38"/>
-      <w:headerReference w:type="first" r:id="rId39"/>
+      <w:headerReference w:type="default" r:id="rId41"/>
+      <w:headerReference w:type="first" r:id="rId42"/>
       <w:footnotePr>
         <w:pos w:val="beneathText"/>
       </w:footnotePr>
@@ -7213,7 +8125,7 @@
         <w:ind w:left="1800" w:hanging="360"/>
       </w:pPr>
     </w:lvl>
-    <w:lvl w:ilvl="2" w:tplc="0409001B" w:tentative="1">
+    <w:lvl w:ilvl="2" w:tplc="0409001B">
       <w:start w:val="1"/>
       <w:numFmt w:val="lowerRoman"/>
       <w:lvlText w:val="%3."/>
@@ -8584,6 +9496,95 @@
     </w:lvl>
   </w:abstractNum>
   <w:abstractNum w:abstractNumId="31" w15:restartNumberingAfterBreak="0">
+    <w:nsid w:val="6F5D0786"/>
+    <w:multiLevelType w:val="hybridMultilevel"/>
+    <w:tmpl w:val="00368E44"/>
+    <w:lvl w:ilvl="0" w:tplc="5E36905C">
+      <w:start w:val="1"/>
+      <w:numFmt w:val="decimal"/>
+      <w:lvlText w:val="%1."/>
+      <w:lvlJc w:val="left"/>
+      <w:pPr>
+        <w:ind w:left="720" w:hanging="360"/>
+      </w:pPr>
+      <w:rPr>
+        <w:rFonts w:asciiTheme="minorHAnsi" w:eastAsiaTheme="minorEastAsia" w:hAnsiTheme="minorHAnsi" w:cstheme="minorBidi"/>
+      </w:rPr>
+    </w:lvl>
+    <w:lvl w:ilvl="1" w:tplc="04090019">
+      <w:start w:val="1"/>
+      <w:numFmt w:val="lowerLetter"/>
+      <w:lvlText w:val="%2."/>
+      <w:lvlJc w:val="left"/>
+      <w:pPr>
+        <w:ind w:left="1440" w:hanging="360"/>
+      </w:pPr>
+    </w:lvl>
+    <w:lvl w:ilvl="2" w:tplc="0409001B" w:tentative="1">
+      <w:start w:val="1"/>
+      <w:numFmt w:val="lowerRoman"/>
+      <w:lvlText w:val="%3."/>
+      <w:lvlJc w:val="right"/>
+      <w:pPr>
+        <w:ind w:left="2160" w:hanging="180"/>
+      </w:pPr>
+    </w:lvl>
+    <w:lvl w:ilvl="3" w:tplc="0409000F" w:tentative="1">
+      <w:start w:val="1"/>
+      <w:numFmt w:val="decimal"/>
+      <w:lvlText w:val="%4."/>
+      <w:lvlJc w:val="left"/>
+      <w:pPr>
+        <w:ind w:left="2880" w:hanging="360"/>
+      </w:pPr>
+    </w:lvl>
+    <w:lvl w:ilvl="4" w:tplc="04090019" w:tentative="1">
+      <w:start w:val="1"/>
+      <w:numFmt w:val="lowerLetter"/>
+      <w:lvlText w:val="%5."/>
+      <w:lvlJc w:val="left"/>
+      <w:pPr>
+        <w:ind w:left="3600" w:hanging="360"/>
+      </w:pPr>
+    </w:lvl>
+    <w:lvl w:ilvl="5" w:tplc="0409001B" w:tentative="1">
+      <w:start w:val="1"/>
+      <w:numFmt w:val="lowerRoman"/>
+      <w:lvlText w:val="%6."/>
+      <w:lvlJc w:val="right"/>
+      <w:pPr>
+        <w:ind w:left="4320" w:hanging="180"/>
+      </w:pPr>
+    </w:lvl>
+    <w:lvl w:ilvl="6" w:tplc="0409000F" w:tentative="1">
+      <w:start w:val="1"/>
+      <w:numFmt w:val="decimal"/>
+      <w:lvlText w:val="%7."/>
+      <w:lvlJc w:val="left"/>
+      <w:pPr>
+        <w:ind w:left="5040" w:hanging="360"/>
+      </w:pPr>
+    </w:lvl>
+    <w:lvl w:ilvl="7" w:tplc="04090019" w:tentative="1">
+      <w:start w:val="1"/>
+      <w:numFmt w:val="lowerLetter"/>
+      <w:lvlText w:val="%8."/>
+      <w:lvlJc w:val="left"/>
+      <w:pPr>
+        <w:ind w:left="5760" w:hanging="360"/>
+      </w:pPr>
+    </w:lvl>
+    <w:lvl w:ilvl="8" w:tplc="0409001B" w:tentative="1">
+      <w:start w:val="1"/>
+      <w:numFmt w:val="lowerRoman"/>
+      <w:lvlText w:val="%9."/>
+      <w:lvlJc w:val="right"/>
+      <w:pPr>
+        <w:ind w:left="6480" w:hanging="180"/>
+      </w:pPr>
+    </w:lvl>
+  </w:abstractNum>
+  <w:abstractNum w:abstractNumId="32" w15:restartNumberingAfterBreak="0">
     <w:nsid w:val="7273740B"/>
     <w:multiLevelType w:val="multilevel"/>
     <w:tmpl w:val="0409001F"/>
@@ -8669,7 +9670,7 @@
       </w:pPr>
     </w:lvl>
   </w:abstractNum>
-  <w:abstractNum w:abstractNumId="32" w15:restartNumberingAfterBreak="0">
+  <w:abstractNum w:abstractNumId="33" w15:restartNumberingAfterBreak="0">
     <w:nsid w:val="73677582"/>
     <w:multiLevelType w:val="hybridMultilevel"/>
     <w:tmpl w:val="BC9EA742"/>
@@ -8758,7 +9759,7 @@
       </w:pPr>
     </w:lvl>
   </w:abstractNum>
-  <w:abstractNum w:abstractNumId="33" w15:restartNumberingAfterBreak="0">
+  <w:abstractNum w:abstractNumId="34" w15:restartNumberingAfterBreak="0">
     <w:nsid w:val="78E4145D"/>
     <w:multiLevelType w:val="hybridMultilevel"/>
     <w:tmpl w:val="7F80F2D4"/>
@@ -8847,7 +9848,7 @@
       </w:pPr>
     </w:lvl>
   </w:abstractNum>
-  <w:abstractNum w:abstractNumId="34" w15:restartNumberingAfterBreak="0">
+  <w:abstractNum w:abstractNumId="35" w15:restartNumberingAfterBreak="0">
     <w:nsid w:val="793B28D3"/>
     <w:multiLevelType w:val="hybridMultilevel"/>
     <w:tmpl w:val="B04CFF14"/>
@@ -8960,7 +9961,7 @@
       </w:rPr>
     </w:lvl>
   </w:abstractNum>
-  <w:abstractNum w:abstractNumId="35" w15:restartNumberingAfterBreak="0">
+  <w:abstractNum w:abstractNumId="36" w15:restartNumberingAfterBreak="0">
     <w:nsid w:val="7F117559"/>
     <w:multiLevelType w:val="hybridMultilevel"/>
     <w:tmpl w:val="63C86556"/>
@@ -9086,7 +10087,7 @@
     </w:lvlOverride>
   </w:num>
   <w:num w:numId="12" w16cid:durableId="1327175495">
-    <w:abstractNumId w:val="31"/>
+    <w:abstractNumId w:val="32"/>
   </w:num>
   <w:num w:numId="13" w16cid:durableId="246960533">
     <w:abstractNumId w:val="26"/>
@@ -9122,10 +10123,10 @@
     <w:abstractNumId w:val="29"/>
   </w:num>
   <w:num w:numId="24" w16cid:durableId="1293904994">
-    <w:abstractNumId w:val="35"/>
+    <w:abstractNumId w:val="36"/>
   </w:num>
   <w:num w:numId="25" w16cid:durableId="1788036399">
-    <w:abstractNumId w:val="33"/>
+    <w:abstractNumId w:val="34"/>
   </w:num>
   <w:num w:numId="26" w16cid:durableId="1722706504">
     <w:abstractNumId w:val="28"/>
@@ -9134,7 +10135,7 @@
     <w:abstractNumId w:val="12"/>
   </w:num>
   <w:num w:numId="28" w16cid:durableId="1691569864">
-    <w:abstractNumId w:val="32"/>
+    <w:abstractNumId w:val="33"/>
   </w:num>
   <w:num w:numId="29" w16cid:durableId="2098944457">
     <w:abstractNumId w:val="23"/>
@@ -9158,10 +10159,13 @@
     <w:abstractNumId w:val="19"/>
   </w:num>
   <w:num w:numId="36" w16cid:durableId="1249847265">
-    <w:abstractNumId w:val="34"/>
+    <w:abstractNumId w:val="35"/>
   </w:num>
   <w:num w:numId="37" w16cid:durableId="1430546522">
     <w:abstractNumId w:val="16"/>
+  </w:num>
+  <w:num w:numId="38" w16cid:durableId="667943793">
+    <w:abstractNumId w:val="31"/>
   </w:num>
 </w:numbering>
 </file>
@@ -9561,7 +10565,7 @@
   <w:style w:type="paragraph" w:default="1" w:styleId="Normal">
     <w:name w:val="Normal"/>
     <w:qFormat/>
-    <w:rsid w:val="00165350"/>
+    <w:rsid w:val="001464E7"/>
     <w:rPr>
       <w:kern w:val="24"/>
     </w:rPr>

--- a/documentation/task3.docx
+++ b/documentation/task3.docx
@@ -2543,21 +2543,11 @@
       <w:r>
         <w:t xml:space="preserve">facilitates a many to Many </w:t>
       </w:r>
-      <w:proofErr w:type="gramStart"/>
       <w:r>
         <w:t>relationship</w:t>
       </w:r>
-      <w:proofErr w:type="gramEnd"/>
-      <w:r>
-        <w:t xml:space="preserve"> between User and Media. The UserMedia class holds information that is specific to a </w:t>
-      </w:r>
-      <w:proofErr w:type="gramStart"/>
-      <w:r>
-        <w:t>users</w:t>
-      </w:r>
-      <w:proofErr w:type="gramEnd"/>
-      <w:r>
-        <w:t xml:space="preserve"> relationship to a piece of media. For </w:t>
+      <w:r>
+        <w:t xml:space="preserve"> between User and Media. The UserMedia class holds information that is specific to a users relationship to a piece of media. For </w:t>
       </w:r>
       <w:r>
         <w:t>example,</w:t>
@@ -2669,15 +2659,7 @@
     </w:p>
     <w:p>
       <w:r>
-        <w:t xml:space="preserve">Shown below are various UI wireframes created early in development. On the left the </w:t>
-      </w:r>
-      <w:proofErr w:type="gramStart"/>
-      <w:r>
-        <w:t>Home</w:t>
-      </w:r>
-      <w:proofErr w:type="gramEnd"/>
-      <w:r>
-        <w:t xml:space="preserve"> screen is shown, and on the right the “Add Media” page and “Media View” page are shown. These wireframes show the main pages of the apps. Many additional fields have been added as additional features and fields have been required.</w:t>
+        <w:t>Shown below are various UI wireframes created early in development. On the left the Home screen is shown, and on the right the “Add Media” page and “Media View” page are shown. These wireframes show the main pages of the apps. Many additional fields have been added as additional features and fields have been required.</w:t>
       </w:r>
     </w:p>
     <w:p>
@@ -3194,15 +3176,7 @@
         <w:t>Various Testing methods will be utilized to ensure that the application functions as desired. xUnit will be used to perform Unit Testing. Postman will be used to perform integration testing and API Testing. End to end Testing will be done manually. These tests will be used to ensure that individual units, API endpoints, and application features all behave as expected.</w:t>
       </w:r>
       <w:r>
-        <w:t xml:space="preserve"> When tests </w:t>
-      </w:r>
-      <w:proofErr w:type="gramStart"/>
-      <w:r>
-        <w:t>are failed</w:t>
-      </w:r>
-      <w:proofErr w:type="gramEnd"/>
-      <w:r>
-        <w:t>, root cause analysis will take place, and the root of the issue will be fixed.</w:t>
+        <w:t xml:space="preserve"> When tests are failed, root cause analysis will take place, and the root of the issue will be fixed.</w:t>
       </w:r>
     </w:p>
     <w:p>
@@ -3393,15 +3367,7 @@
         </w:numPr>
       </w:pPr>
       <w:r>
-        <w:t xml:space="preserve">A Testing Framework will be needed so the tests can be composed and </w:t>
-      </w:r>
-      <w:proofErr w:type="gramStart"/>
-      <w:r>
-        <w:t>Run</w:t>
-      </w:r>
-      <w:proofErr w:type="gramEnd"/>
-      <w:r>
-        <w:t>. xUnit has been used for these unit tests.</w:t>
+        <w:t>A Testing Framework will be needed so the tests can be composed and Run. xUnit has been used for these unit tests.</w:t>
       </w:r>
     </w:p>
     <w:p>
@@ -3501,15 +3467,7 @@
         </w:numPr>
       </w:pPr>
       <w:r>
-        <w:t xml:space="preserve">Each Test will produce test results. These results will be automatically produced by the testing </w:t>
-      </w:r>
-      <w:proofErr w:type="gramStart"/>
-      <w:r>
-        <w:t>frame work</w:t>
-      </w:r>
-      <w:proofErr w:type="gramEnd"/>
-      <w:r>
-        <w:t xml:space="preserve"> and will show the result of each test.</w:t>
+        <w:t>Each Test will produce test results. These results will be automatically produced by the testing frame work and will show the result of each test.</w:t>
       </w:r>
       <w:r>
         <w:t xml:space="preserve"> </w:t>
@@ -3563,13 +3521,8 @@
         </w:numPr>
       </w:pPr>
       <w:r>
-        <w:t xml:space="preserve">Dependency Injection must be manually set up for proper testing of the authentication service as it is heavily used within the application due to its use of </w:t>
-      </w:r>
-      <w:proofErr w:type="gramStart"/>
-      <w:r>
-        <w:t>ASP.net .</w:t>
-      </w:r>
-      <w:proofErr w:type="gramEnd"/>
+        <w:t>Dependency Injection must be manually set up for proper testing of the authentication service as it is heavily used within the application due to its use of ASP.net .</w:t>
+      </w:r>
     </w:p>
     <w:p>
       <w:pPr>
@@ -3583,15 +3536,7 @@
         <w:t xml:space="preserve">The Database must be configured within as the application uses an SQLite Database. The database will be set up as </w:t>
       </w:r>
       <w:r>
-        <w:t xml:space="preserve">an </w:t>
-      </w:r>
-      <w:proofErr w:type="gramStart"/>
-      <w:r>
-        <w:t>in memory</w:t>
-      </w:r>
-      <w:proofErr w:type="gramEnd"/>
-      <w:r>
-        <w:t xml:space="preserve"> database, which will be completely fresh for each test.</w:t>
+        <w:t>an in memory database, which will be completely fresh for each test.</w:t>
       </w:r>
     </w:p>
     <w:p>
@@ -3698,13 +3643,8 @@
       <w:bookmarkEnd w:id="27"/>
     </w:p>
     <w:p>
-      <w:proofErr w:type="gramStart"/>
-      <w:r>
-        <w:t>Register</w:t>
-      </w:r>
-      <w:proofErr w:type="gramEnd"/>
-      <w:r>
-        <w:t xml:space="preserve"> a new User</w:t>
+      <w:r>
+        <w:t>Register a new User</w:t>
       </w:r>
     </w:p>
     <w:p>
@@ -3766,13 +3706,8 @@
           <w:numId w:val="36"/>
         </w:numPr>
       </w:pPr>
-      <w:proofErr w:type="gramStart"/>
-      <w:r>
-        <w:t>Fail</w:t>
-      </w:r>
-      <w:proofErr w:type="gramEnd"/>
-      <w:r>
-        <w:t>:</w:t>
+      <w:r>
+        <w:t>Fail:</w:t>
       </w:r>
       <w:r>
         <w:tab/>
@@ -3832,14 +3767,9 @@
       </w:r>
     </w:p>
     <w:p>
-      <w:proofErr w:type="gramStart"/>
       <w:r>
         <w:lastRenderedPageBreak/>
-        <w:t>Register</w:t>
-      </w:r>
-      <w:proofErr w:type="gramEnd"/>
-      <w:r>
-        <w:t xml:space="preserve"> a new User</w:t>
+        <w:t>Register a new User</w:t>
       </w:r>
     </w:p>
     <w:p>
@@ -3901,13 +3831,8 @@
           <w:numId w:val="36"/>
         </w:numPr>
       </w:pPr>
-      <w:proofErr w:type="gramStart"/>
-      <w:r>
-        <w:t>Fail</w:t>
-      </w:r>
-      <w:proofErr w:type="gramEnd"/>
-      <w:r>
-        <w:t>:</w:t>
+      <w:r>
+        <w:t>Fail:</w:t>
       </w:r>
       <w:r>
         <w:tab/>
@@ -4001,13 +3926,8 @@
           <w:numId w:val="36"/>
         </w:numPr>
       </w:pPr>
-      <w:proofErr w:type="gramStart"/>
-      <w:r>
-        <w:t>Fail</w:t>
-      </w:r>
-      <w:proofErr w:type="gramEnd"/>
-      <w:r>
-        <w:t>:</w:t>
+      <w:r>
+        <w:t>Fail:</w:t>
       </w:r>
       <w:r>
         <w:tab/>
@@ -4129,13 +4049,8 @@
           <w:numId w:val="36"/>
         </w:numPr>
       </w:pPr>
-      <w:proofErr w:type="gramStart"/>
-      <w:r>
-        <w:t>Fail</w:t>
-      </w:r>
-      <w:proofErr w:type="gramEnd"/>
-      <w:r>
-        <w:t>:</w:t>
+      <w:r>
+        <w:t>Fail:</w:t>
       </w:r>
       <w:r>
         <w:tab/>
@@ -4294,13 +4209,8 @@
           <w:numId w:val="36"/>
         </w:numPr>
       </w:pPr>
-      <w:proofErr w:type="gramStart"/>
-      <w:r>
-        <w:t>Fail</w:t>
-      </w:r>
-      <w:proofErr w:type="gramEnd"/>
-      <w:r>
-        <w:t>:</w:t>
+      <w:r>
+        <w:t>Fail:</w:t>
       </w:r>
       <w:r>
         <w:tab/>
@@ -4419,15 +4329,7 @@
         <w:t>The AuthResponse object contains errors in its error list</w:t>
       </w:r>
       <w:r>
-        <w:t xml:space="preserve"> (The message that is returned can vary depending on what part of the password requirements the password does not </w:t>
-      </w:r>
-      <w:proofErr w:type="gramStart"/>
-      <w:r>
-        <w:t>meet,</w:t>
-      </w:r>
-      <w:proofErr w:type="gramEnd"/>
-      <w:r>
-        <w:t xml:space="preserve"> therefore, the message contents are not checked)</w:t>
+        <w:t xml:space="preserve"> (The message that is returned can vary depending on what part of the password requirements the password does not meet, therefore, the message contents are not checked)</w:t>
       </w:r>
     </w:p>
     <w:p>
@@ -4438,14 +4340,9 @@
           <w:numId w:val="36"/>
         </w:numPr>
       </w:pPr>
-      <w:proofErr w:type="gramStart"/>
       <w:r>
         <w:lastRenderedPageBreak/>
-        <w:t>Fail</w:t>
-      </w:r>
-      <w:proofErr w:type="gramEnd"/>
-      <w:r>
-        <w:t>:</w:t>
+        <w:t>Fail:</w:t>
       </w:r>
       <w:r>
         <w:tab/>
@@ -5019,23 +4916,7 @@
         <w:t>BadPassword</w:t>
       </w:r>
       <w:r>
-        <w:t xml:space="preserve"> – This test is to ensure that an account creation with a “bad password” or a password that does not meet the password requirements </w:t>
-      </w:r>
-      <w:proofErr w:type="gramStart"/>
-      <w:r>
-        <w:t>does not succeed</w:t>
-      </w:r>
-      <w:proofErr w:type="gramEnd"/>
-      <w:r>
-        <w:t xml:space="preserve">. This Test passed, as an AuthResponse object was returned to the caller. The AuthResponse object did not contain any authentication </w:t>
-      </w:r>
-      <w:proofErr w:type="gramStart"/>
-      <w:r>
-        <w:t>Token, but</w:t>
-      </w:r>
-      <w:proofErr w:type="gramEnd"/>
-      <w:r>
-        <w:t xml:space="preserve"> did contain </w:t>
+        <w:t xml:space="preserve"> – This test is to ensure that an account creation with a “bad password” or a password that does not meet the password requirements does not succeed. This Test passed, as an AuthResponse object was returned to the caller. The AuthResponse object did not contain any authentication Token, but did contain </w:t>
       </w:r>
       <w:r>
         <w:t>errors in the object’s error list.</w:t>
@@ -5065,24 +4946,11 @@
       <w:r>
         <w:t xml:space="preserve"> password </w:t>
       </w:r>
-      <w:proofErr w:type="gramStart"/>
       <w:r>
         <w:t xml:space="preserve">does </w:t>
       </w:r>
       <w:r>
-        <w:t>not succeed</w:t>
-      </w:r>
-      <w:proofErr w:type="gramEnd"/>
-      <w:r>
-        <w:t xml:space="preserve">. This Test passed, as an AuthResponse object was returned to the caller. The AuthResponse object did not contain any authentication </w:t>
-      </w:r>
-      <w:proofErr w:type="gramStart"/>
-      <w:r>
-        <w:t>Token, but</w:t>
-      </w:r>
-      <w:proofErr w:type="gramEnd"/>
-      <w:r>
-        <w:t xml:space="preserve"> did contain errors in the object’s error list.</w:t>
+        <w:t>not succeed. This Test passed, as an AuthResponse object was returned to the caller. The AuthResponse object did not contain any authentication Token, but did contain errors in the object’s error list.</w:t>
       </w:r>
     </w:p>
     <w:p>
@@ -5090,15 +4958,7 @@
         <w:t>DuplicateEmail</w:t>
       </w:r>
       <w:r>
-        <w:t xml:space="preserve"> – This test is to ensure that an account cannot be created that has the same email address as another account. This test passed, as an AuthResponse object was returned to the caller. The AuthResponse object did not have an authorization </w:t>
-      </w:r>
-      <w:proofErr w:type="gramStart"/>
-      <w:r>
-        <w:t>token, but</w:t>
-      </w:r>
-      <w:proofErr w:type="gramEnd"/>
-      <w:r>
-        <w:t xml:space="preserve"> did contain the necessary error notifying the caller of an email conflict.</w:t>
+        <w:t xml:space="preserve"> – This test is to ensure that an account cannot be created that has the same email address as another account. This test passed, as an AuthResponse object was returned to the caller. The AuthResponse object did not have an authorization token, but did contain the necessary error notifying the caller of an email conflict.</w:t>
       </w:r>
     </w:p>
     <w:p>
@@ -5115,15 +4975,7 @@
         <w:t>username</w:t>
       </w:r>
       <w:r>
-        <w:t xml:space="preserve"> as another account. This test passed, as an AuthResponse object was returned to the caller. The AuthResponse object did not have an authorization </w:t>
-      </w:r>
-      <w:proofErr w:type="gramStart"/>
-      <w:r>
-        <w:t>token, but</w:t>
-      </w:r>
-      <w:proofErr w:type="gramEnd"/>
-      <w:r>
-        <w:t xml:space="preserve"> did contain the necessary error notifying the caller of a</w:t>
+        <w:t xml:space="preserve"> as another account. This test passed, as an AuthResponse object was returned to the caller. The AuthResponse object did not have an authorization token, but did contain the necessary error notifying the caller of a</w:t>
       </w:r>
       <w:r>
         <w:t xml:space="preserve"> username </w:t>
@@ -5152,15 +5004,7 @@
         <w:t xml:space="preserve">This test is to ensure that </w:t>
       </w:r>
       <w:r>
-        <w:t xml:space="preserve">a user </w:t>
-      </w:r>
-      <w:proofErr w:type="gramStart"/>
-      <w:r>
-        <w:t>is able to</w:t>
-      </w:r>
-      <w:proofErr w:type="gramEnd"/>
-      <w:r>
-        <w:t xml:space="preserve"> log in with proper credentials as </w:t>
+        <w:t xml:space="preserve">a user is able to log in with proper credentials as </w:t>
       </w:r>
       <w:r>
         <w:t>expected and receive an authorization token. The test passed as the method returned an AuthResponse object that contained the proper authorization token and did not contain any errors in the objects error list.</w:t>
@@ -5283,15 +5127,7 @@
         <w:t xml:space="preserve">include </w:t>
       </w:r>
       <w:r>
-        <w:t xml:space="preserve">how to install, log into, sign up, and use </w:t>
-      </w:r>
-      <w:proofErr w:type="gramStart"/>
-      <w:r>
-        <w:t>all of</w:t>
-      </w:r>
-      <w:proofErr w:type="gramEnd"/>
-      <w:r>
-        <w:t xml:space="preserve"> the functions of the application. </w:t>
+        <w:t xml:space="preserve">how to install, log into, sign up, and use all of the functions of the application. </w:t>
       </w:r>
       <w:r>
         <w:t>The steps need to be clearly defined and fully tested so the process works flawlessly for the evaluator.</w:t>
@@ -5314,15 +5150,7 @@
     </w:p>
     <w:p>
       <w:r>
-        <w:t xml:space="preserve">This procedural information should follow the basic rules of such technical references. While some procedures may provide for personal </w:t>
-      </w:r>
-      <w:proofErr w:type="gramStart"/>
-      <w:r>
-        <w:t>judgment</w:t>
-      </w:r>
-      <w:proofErr w:type="gramEnd"/>
-      <w:r>
-        <w:t xml:space="preserve"> your</w:t>
+        <w:t>This procedural information should follow the basic rules of such technical references. While some procedures may provide for personal judgment your</w:t>
       </w:r>
       <w:r>
         <w:t>s</w:t>
@@ -5364,15 +5192,7 @@
         </w:numPr>
       </w:pPr>
       <w:r>
-        <w:t xml:space="preserve">Provide visual </w:t>
-      </w:r>
-      <w:proofErr w:type="gramStart"/>
-      <w:r>
-        <w:t>stepping stones</w:t>
-      </w:r>
-      <w:proofErr w:type="gramEnd"/>
-      <w:r>
-        <w:t xml:space="preserve"> by using bullets or labeling steps. </w:t>
+        <w:t xml:space="preserve">Provide visual stepping stones by using bullets or labeling steps. </w:t>
       </w:r>
     </w:p>
     <w:p>
@@ -5579,21 +5399,7 @@
         <w:rPr>
           <w:i/>
         </w:rPr>
-        <w:t xml:space="preserve"> </w:t>
-      </w:r>
-      <w:proofErr w:type="gramStart"/>
-      <w:r>
-        <w:rPr>
-          <w:i/>
-        </w:rPr>
-        <w:t>that states</w:t>
-      </w:r>
-      <w:proofErr w:type="gramEnd"/>
-      <w:r>
-        <w:rPr>
-          <w:i/>
-        </w:rPr>
-        <w:t xml:space="preserve"> “Need an account?”</w:t>
+        <w:t xml:space="preserve"> that states “Need an account?”</w:t>
       </w:r>
     </w:p>
     <w:p>
@@ -5647,19 +5453,11 @@
       </w:pPr>
       <w:bookmarkStart w:id="42" w:name="_Toc233458552"/>
       <w:bookmarkStart w:id="43" w:name="_Toc233463919"/>
-      <w:proofErr w:type="gramStart"/>
       <w:r>
         <w:rPr>
           <w:i/>
         </w:rPr>
-        <w:t>Create</w:t>
-      </w:r>
-      <w:proofErr w:type="gramEnd"/>
-      <w:r>
-        <w:rPr>
-          <w:i/>
-        </w:rPr>
-        <w:t xml:space="preserve"> a New Class</w:t>
+        <w:t>Create a New Class</w:t>
       </w:r>
       <w:bookmarkEnd w:id="42"/>
       <w:bookmarkEnd w:id="43"/>
@@ -5829,21 +5627,7 @@
         <w:rPr>
           <w:i/>
         </w:rPr>
-        <w:t xml:space="preserve">Enter </w:t>
-      </w:r>
-      <w:proofErr w:type="gramStart"/>
-      <w:r>
-        <w:rPr>
-          <w:i/>
-        </w:rPr>
-        <w:t>a class</w:t>
-      </w:r>
-      <w:proofErr w:type="gramEnd"/>
-      <w:r>
-        <w:rPr>
-          <w:i/>
-        </w:rPr>
-        <w:t xml:space="preserve"> name and its description. The class name must be unique.</w:t>
+        <w:t>Enter a class name and its description. The class name must be unique.</w:t>
       </w:r>
     </w:p>
     <w:p>
@@ -6402,15 +6186,7 @@
         </w:numPr>
       </w:pPr>
       <w:r>
-        <w:t xml:space="preserve">Click </w:t>
-      </w:r>
-      <w:proofErr w:type="gramStart"/>
-      <w:r>
-        <w:t>manage</w:t>
-      </w:r>
-      <w:proofErr w:type="gramEnd"/>
-      <w:r>
-        <w:t xml:space="preserve"> deployment token at the top of the page and then copy the deployment token.</w:t>
+        <w:t>Click manage deployment token at the top of the page and then copy the deployment token.</w:t>
       </w:r>
     </w:p>
     <w:p>
@@ -6423,15 +6199,7 @@
       </w:pPr>
       <w:r>
         <w:lastRenderedPageBreak/>
-        <w:t xml:space="preserve">Go to </w:t>
-      </w:r>
-      <w:proofErr w:type="gramStart"/>
-      <w:r>
-        <w:t>The</w:t>
-      </w:r>
-      <w:proofErr w:type="gramEnd"/>
-      <w:r>
-        <w:t xml:space="preserve"> gitlab repository for the project and then go to settings &gt; </w:t>
+        <w:t xml:space="preserve">Go to The gitlab repository for the project and then go to settings &gt; </w:t>
       </w:r>
       <w:r>
         <w:t>CI/CD &gt; Variables</w:t>
@@ -6506,15 +6274,7 @@
         </w:numPr>
       </w:pPr>
       <w:r>
-        <w:t xml:space="preserve">Hit </w:t>
-      </w:r>
-      <w:proofErr w:type="gramStart"/>
-      <w:r>
-        <w:t>save</w:t>
-      </w:r>
-      <w:proofErr w:type="gramEnd"/>
-      <w:r>
-        <w:t>.</w:t>
+        <w:t>Hit save.</w:t>
       </w:r>
     </w:p>
     <w:p>
@@ -6528,14 +6288,12 @@
       <w:r>
         <w:t xml:space="preserve">Create a </w:t>
       </w:r>
-      <w:proofErr w:type="gramStart"/>
       <w:r>
         <w:t>“.</w:t>
       </w:r>
       <w:r>
         <w:t>gitlab-ci.yml</w:t>
       </w:r>
-      <w:proofErr w:type="gramEnd"/>
       <w:r>
         <w:t>”</w:t>
       </w:r>
@@ -6579,18 +6337,10 @@
         <w:t>Add “</w:t>
       </w:r>
       <w:r>
-        <w:t xml:space="preserve">--env </w:t>
-      </w:r>
-      <w:proofErr w:type="gramStart"/>
-      <w:r>
-        <w:t>production</w:t>
-      </w:r>
-      <w:r>
-        <w:t>”  to</w:t>
-      </w:r>
-      <w:proofErr w:type="gramEnd"/>
-      <w:r>
-        <w:t xml:space="preserve"> the end of the line with the swa deploy command to deploy the app to production or remove it to deploy the app to a preview url</w:t>
+        <w:t>--env production</w:t>
+      </w:r>
+      <w:r>
+        <w:t>”  to the end of the line with the swa deploy command to deploy the app to production or remove it to deploy the app to a preview url</w:t>
       </w:r>
     </w:p>
     <w:p>
@@ -6613,12 +6363,10 @@
           <w:numId w:val="37"/>
         </w:numPr>
       </w:pPr>
-      <w:proofErr w:type="gramStart"/>
       <w:r>
         <w:lastRenderedPageBreak/>
         <w:t>Watch on</w:t>
       </w:r>
-      <w:proofErr w:type="gramEnd"/>
       <w:r>
         <w:t xml:space="preserve"> the</w:t>
       </w:r>
@@ -6647,15 +6395,7 @@
         </w:numPr>
       </w:pPr>
       <w:r>
-        <w:t xml:space="preserve">Open the </w:t>
-      </w:r>
-      <w:proofErr w:type="gramStart"/>
-      <w:r>
-        <w:t>front end</w:t>
-      </w:r>
-      <w:proofErr w:type="gramEnd"/>
-      <w:r>
-        <w:t xml:space="preserve"> website. The URL can be found on the azure website for the web app that you created in step 10</w:t>
+        <w:t>Open the front end website. The URL can be found on the azure website for the web app that you created in step 10</w:t>
       </w:r>
     </w:p>
     <w:p>
@@ -6676,15 +6416,7 @@
         <w:ind w:left="1080"/>
       </w:pPr>
       <w:r>
-        <w:t xml:space="preserve">Notes for </w:t>
-      </w:r>
-      <w:proofErr w:type="gramStart"/>
-      <w:r>
-        <w:t>back end</w:t>
-      </w:r>
-      <w:proofErr w:type="gramEnd"/>
-      <w:r>
-        <w:t xml:space="preserve"> setup.</w:t>
+        <w:t>Notes for back end setup.</w:t>
       </w:r>
     </w:p>
     <w:p>
@@ -6792,15 +6524,7 @@
         </w:numPr>
       </w:pPr>
       <w:r>
-        <w:t xml:space="preserve">In the </w:t>
-      </w:r>
-      <w:proofErr w:type="gramStart"/>
-      <w:r>
-        <w:t>publish</w:t>
-      </w:r>
-      <w:proofErr w:type="gramEnd"/>
-      <w:r>
-        <w:t xml:space="preserve"> field select Code</w:t>
+        <w:t>In the publish field select Code</w:t>
       </w:r>
     </w:p>
     <w:p>
@@ -6837,10 +6561,22 @@
       </w:pPr>
       <w:r>
         <w:lastRenderedPageBreak/>
-        <w:t>Pick a region (I did West US</w:t>
+        <w:t>Pick a region (I did</w:t>
+      </w:r>
+      <w:r>
+        <w:t xml:space="preserve"> East US</w:t>
       </w:r>
       <w:r>
         <w:t xml:space="preserve"> 2</w:t>
+      </w:r>
+      <w:r>
+        <w:t>.</w:t>
+      </w:r>
+      <w:r>
+        <w:t xml:space="preserve"> If you receive an error about a quota you may need to</w:t>
+      </w:r>
+      <w:r>
+        <w:t xml:space="preserve"> ensure that you have available VMs in your quota for whatever pricing and location you are using.</w:t>
       </w:r>
       <w:r>
         <w:t>)</w:t>
@@ -6936,49 +6672,10 @@
         </w:numPr>
       </w:pPr>
       <w:r>
-        <w:t>Once the application has been created click on Overview &gt; Go to Resource</w:t>
-      </w:r>
-    </w:p>
-    <w:p>
-      <w:pPr>
-        <w:ind w:left="720" w:firstLine="0"/>
-      </w:pPr>
-      <w:r>
-        <w:drawing>
-          <wp:inline distT="0" distB="0" distL="0" distR="0" wp14:anchorId="59DE3989" wp14:editId="3D522E70">
-            <wp:extent cx="5943600" cy="2524125"/>
-            <wp:effectExtent l="0" t="0" r="0" b="9525"/>
-            <wp:docPr id="310563481" name="Picture 1"/>
-            <wp:cNvGraphicFramePr>
-              <a:graphicFrameLocks xmlns:a="http://schemas.openxmlformats.org/drawingml/2006/main" noChangeAspect="1"/>
-            </wp:cNvGraphicFramePr>
-            <a:graphic xmlns:a="http://schemas.openxmlformats.org/drawingml/2006/main">
-              <a:graphicData uri="http://schemas.openxmlformats.org/drawingml/2006/picture">
-                <pic:pic xmlns:pic="http://schemas.openxmlformats.org/drawingml/2006/picture">
-                  <pic:nvPicPr>
-                    <pic:cNvPr id="580333977" name=""/>
-                    <pic:cNvPicPr/>
-                  </pic:nvPicPr>
-                  <pic:blipFill>
-                    <a:blip r:embed="rId37"/>
-                    <a:stretch>
-                      <a:fillRect/>
-                    </a:stretch>
-                  </pic:blipFill>
-                  <pic:spPr>
-                    <a:xfrm>
-                      <a:off x="0" y="0"/>
-                      <a:ext cx="5943600" cy="2524125"/>
-                    </a:xfrm>
-                    <a:prstGeom prst="rect">
-                      <a:avLst/>
-                    </a:prstGeom>
-                  </pic:spPr>
-                </pic:pic>
-              </a:graphicData>
-            </a:graphic>
-          </wp:inline>
-        </w:drawing>
+        <w:t xml:space="preserve">Once the application has been created </w:t>
+      </w:r>
+      <w:r>
+        <w:t>go to the overview page</w:t>
       </w:r>
     </w:p>
     <w:p>
@@ -6990,16 +6687,13 @@
         </w:numPr>
       </w:pPr>
       <w:r>
-        <w:lastRenderedPageBreak/>
-        <w:t xml:space="preserve">Click </w:t>
-      </w:r>
-      <w:proofErr w:type="gramStart"/>
-      <w:r>
-        <w:t>manage</w:t>
-      </w:r>
-      <w:proofErr w:type="gramEnd"/>
-      <w:r>
-        <w:t xml:space="preserve"> deployment token at the top of the page and then copy the deployment token.</w:t>
+        <w:t xml:space="preserve">Go to settings &gt; configuration &gt; Check the </w:t>
+      </w:r>
+      <w:r>
+        <w:t>SCM Basic Auth Publishing Credentials</w:t>
+      </w:r>
+      <w:r>
+        <w:t xml:space="preserve"> box</w:t>
       </w:r>
     </w:p>
     <w:p>
@@ -7011,15 +6705,7 @@
         </w:numPr>
       </w:pPr>
       <w:r>
-        <w:t xml:space="preserve">Go to </w:t>
-      </w:r>
-      <w:proofErr w:type="gramStart"/>
-      <w:r>
-        <w:t>The</w:t>
-      </w:r>
-      <w:proofErr w:type="gramEnd"/>
-      <w:r>
-        <w:t xml:space="preserve"> gitlab repository for the project and then go to settings &gt; CI/CD &gt; Variables</w:t>
+        <w:t>Press apply</w:t>
       </w:r>
     </w:p>
     <w:p>
@@ -7031,22 +6717,241 @@
         </w:numPr>
       </w:pPr>
       <w:r>
-        <w:t xml:space="preserve">Set the key as </w:t>
-      </w:r>
-      <w:r>
-        <w:t>AZURE_STATIC_WEB_APPS_API_TOKEN</w:t>
-      </w:r>
-      <w:r>
-        <w:t xml:space="preserve"> and then paste the token into the value field</w:t>
-      </w:r>
-    </w:p>
-    <w:p>
-      <w:pPr>
-        <w:ind w:left="720" w:firstLine="0"/>
-      </w:pPr>
+        <w:t>Go back to the overview page and press download publish profile</w:t>
+      </w:r>
+    </w:p>
+    <w:p>
+      <w:pPr>
+        <w:pStyle w:val="ListParagraph"/>
+        <w:numPr>
+          <w:ilvl w:val="0"/>
+          <w:numId w:val="38"/>
+        </w:numPr>
+      </w:pPr>
+      <w:r>
+        <w:t>Set Environment Variables</w:t>
+      </w:r>
+    </w:p>
+    <w:p>
+      <w:pPr>
+        <w:pStyle w:val="ListParagraph"/>
+        <w:numPr>
+          <w:ilvl w:val="1"/>
+          <w:numId w:val="38"/>
+        </w:numPr>
+      </w:pPr>
+      <w:r>
+        <w:t>Go to Settings &gt; Environment Variables &gt; App settings</w:t>
+      </w:r>
+    </w:p>
+    <w:p>
+      <w:pPr>
+        <w:pStyle w:val="ListParagraph"/>
+        <w:numPr>
+          <w:ilvl w:val="1"/>
+          <w:numId w:val="38"/>
+        </w:numPr>
+      </w:pPr>
+      <w:r>
+        <w:t>Set the following Environment variables</w:t>
+      </w:r>
+    </w:p>
+    <w:p>
+      <w:pPr>
+        <w:pStyle w:val="ListParagraph"/>
+        <w:numPr>
+          <w:ilvl w:val="2"/>
+          <w:numId w:val="38"/>
+        </w:numPr>
+      </w:pPr>
+      <w:r>
+        <w:lastRenderedPageBreak/>
+        <w:t>Jwt__Key</w:t>
+      </w:r>
+    </w:p>
+    <w:p>
+      <w:pPr>
+        <w:pStyle w:val="ListParagraph"/>
+        <w:numPr>
+          <w:ilvl w:val="3"/>
+          <w:numId w:val="38"/>
+        </w:numPr>
+      </w:pPr>
+      <w:r>
+        <w:t>Secret key to identify the server. Set the value to a 32+ digit random string.</w:t>
+      </w:r>
+    </w:p>
+    <w:p>
+      <w:pPr>
+        <w:pStyle w:val="ListParagraph"/>
+        <w:numPr>
+          <w:ilvl w:val="2"/>
+          <w:numId w:val="38"/>
+        </w:numPr>
+      </w:pPr>
+      <w:r>
+        <w:t>Jwt__Issuer</w:t>
+      </w:r>
+    </w:p>
+    <w:p>
+      <w:pPr>
+        <w:pStyle w:val="ListParagraph"/>
+        <w:numPr>
+          <w:ilvl w:val="3"/>
+          <w:numId w:val="38"/>
+        </w:numPr>
+      </w:pPr>
+      <w:r>
+        <w:t>Used to identify the issuer of the authentication token. Give it a name as its value</w:t>
+      </w:r>
+    </w:p>
+    <w:p>
+      <w:pPr>
+        <w:pStyle w:val="ListParagraph"/>
+        <w:numPr>
+          <w:ilvl w:val="2"/>
+          <w:numId w:val="38"/>
+        </w:numPr>
+      </w:pPr>
+      <w:r>
+        <w:t>Jwt__Audience</w:t>
+      </w:r>
+    </w:p>
+    <w:p>
+      <w:pPr>
+        <w:pStyle w:val="ListParagraph"/>
+        <w:numPr>
+          <w:ilvl w:val="3"/>
+          <w:numId w:val="38"/>
+        </w:numPr>
+      </w:pPr>
+      <w:r>
+        <w:t>Used to identify the application that uses the authentication token. Give it a name as its value</w:t>
+      </w:r>
+    </w:p>
+    <w:p>
+      <w:pPr>
+        <w:pStyle w:val="ListParagraph"/>
+        <w:numPr>
+          <w:ilvl w:val="2"/>
+          <w:numId w:val="38"/>
+        </w:numPr>
+      </w:pPr>
+      <w:r>
+        <w:t>User__Admin_Username</w:t>
+      </w:r>
+    </w:p>
+    <w:p>
+      <w:pPr>
+        <w:pStyle w:val="ListParagraph"/>
+        <w:numPr>
+          <w:ilvl w:val="2"/>
+          <w:numId w:val="38"/>
+        </w:numPr>
+      </w:pPr>
+      <w:r>
+        <w:t>User__Admin_Password</w:t>
+      </w:r>
+    </w:p>
+    <w:p>
+      <w:pPr>
+        <w:pStyle w:val="ListParagraph"/>
+        <w:numPr>
+          <w:ilvl w:val="1"/>
+          <w:numId w:val="38"/>
+        </w:numPr>
+      </w:pPr>
+      <w:r>
+        <w:t>Set the following connection String ()</w:t>
+      </w:r>
+    </w:p>
+    <w:p>
+      <w:pPr>
+        <w:pStyle w:val="ListParagraph"/>
+        <w:numPr>
+          <w:ilvl w:val="2"/>
+          <w:numId w:val="38"/>
+        </w:numPr>
+      </w:pPr>
+      <w:r>
+        <w:t xml:space="preserve">Name: </w:t>
+      </w:r>
+      <w:r>
+        <w:t>“</w:t>
+      </w:r>
+      <w:r>
+        <w:t>DefaultConnection</w:t>
+      </w:r>
+      <w:r>
+        <w:t>”</w:t>
+      </w:r>
+    </w:p>
+    <w:p>
+      <w:pPr>
+        <w:pStyle w:val="ListParagraph"/>
+        <w:numPr>
+          <w:ilvl w:val="2"/>
+          <w:numId w:val="38"/>
+        </w:numPr>
+      </w:pPr>
+      <w:r>
+        <w:t xml:space="preserve">Value: </w:t>
+      </w:r>
+      <w:r>
+        <w:t>”</w:t>
+      </w:r>
+      <w:r>
+        <w:t>D:\home\site\wwwroot\Data\BacklogManager.db</w:t>
+      </w:r>
+      <w:r>
+        <w:t>”</w:t>
+      </w:r>
+    </w:p>
+    <w:p>
+      <w:pPr>
+        <w:pStyle w:val="ListParagraph"/>
+        <w:numPr>
+          <w:ilvl w:val="2"/>
+          <w:numId w:val="38"/>
+        </w:numPr>
+      </w:pPr>
+      <w:r>
+        <w:t xml:space="preserve">Type: </w:t>
+      </w:r>
+      <w:r>
+        <w:t>“</w:t>
+      </w:r>
+      <w:r>
+        <w:t>Custom</w:t>
+      </w:r>
+      <w:r>
+        <w:t>”</w:t>
+      </w:r>
+    </w:p>
+    <w:p>
+      <w:pPr>
+        <w:pStyle w:val="ListParagraph"/>
+        <w:numPr>
+          <w:ilvl w:val="0"/>
+          <w:numId w:val="38"/>
+        </w:numPr>
+      </w:pPr>
+      <w:r>
+        <w:lastRenderedPageBreak/>
+        <w:t xml:space="preserve">Go to </w:t>
+      </w:r>
+      <w:r>
+        <w:t>t</w:t>
+      </w:r>
+      <w:r>
+        <w:t>he gitlab repository for the project and then go to settings &gt; CI/CD &gt; Variables</w:t>
+      </w:r>
+      <w:r>
+        <w:t xml:space="preserve"> &gt; add Variable</w:t>
+      </w:r>
       <w:r>
         <w:drawing>
-          <wp:inline distT="0" distB="0" distL="0" distR="0" wp14:anchorId="14CC4739" wp14:editId="7BD50296">
+          <wp:inline distT="0" distB="0" distL="0" distR="0" wp14:anchorId="746AA46A" wp14:editId="65905ED8">
             <wp:extent cx="5943600" cy="3415030"/>
             <wp:effectExtent l="0" t="0" r="0" b="0"/>
             <wp:docPr id="876598561" name="Picture 1"/>
@@ -7091,15 +6996,7 @@
         </w:numPr>
       </w:pPr>
       <w:r>
-        <w:t xml:space="preserve">Hit </w:t>
-      </w:r>
-      <w:proofErr w:type="gramStart"/>
-      <w:r>
-        <w:t>save</w:t>
-      </w:r>
-      <w:proofErr w:type="gramEnd"/>
-      <w:r>
-        <w:t>.</w:t>
+        <w:t>Change the variable type to file and the visibility to visible</w:t>
       </w:r>
     </w:p>
     <w:p>
@@ -7111,18 +7008,16 @@
         </w:numPr>
       </w:pPr>
       <w:r>
-        <w:t xml:space="preserve">Create a </w:t>
-      </w:r>
-      <w:proofErr w:type="gramStart"/>
-      <w:r>
-        <w:t>“.</w:t>
-      </w:r>
-      <w:r>
-        <w:t>gitlab-ci.yml</w:t>
-      </w:r>
-      <w:proofErr w:type="gramEnd"/>
-      <w:r>
-        <w:t>” file in the repository root. – this will allow gitlab to connect to azure and automatically deploy the application.</w:t>
+        <w:t xml:space="preserve">Key : </w:t>
+      </w:r>
+      <w:r>
+        <w:t>“</w:t>
+      </w:r>
+      <w:r>
+        <w:t>AZURE_PUBLISH_PROFILE</w:t>
+      </w:r>
+      <w:r>
+        <w:t>”</w:t>
       </w:r>
     </w:p>
     <w:p>
@@ -7134,45 +7029,7 @@
         </w:numPr>
       </w:pPr>
       <w:r>
-        <w:t xml:space="preserve">Create the yml file </w:t>
-      </w:r>
-    </w:p>
-    <w:p>
-      <w:pPr>
-        <w:pStyle w:val="ListParagraph"/>
-        <w:numPr>
-          <w:ilvl w:val="1"/>
-          <w:numId w:val="38"/>
-        </w:numPr>
-      </w:pPr>
-      <w:r>
-        <w:t>Example YML file is in the root of the Gitlab Repository</w:t>
-      </w:r>
-    </w:p>
-    <w:p>
-      <w:pPr>
-        <w:pStyle w:val="ListParagraph"/>
-        <w:numPr>
-          <w:ilvl w:val="1"/>
-          <w:numId w:val="38"/>
-        </w:numPr>
-      </w:pPr>
-      <w:r>
-        <w:t>Add “</w:t>
-      </w:r>
-      <w:r>
-        <w:t xml:space="preserve">--env </w:t>
-      </w:r>
-      <w:proofErr w:type="gramStart"/>
-      <w:r>
-        <w:t>production</w:t>
-      </w:r>
-      <w:r>
-        <w:t>”  to</w:t>
-      </w:r>
-      <w:proofErr w:type="gramEnd"/>
-      <w:r>
-        <w:t xml:space="preserve"> the end of the line with the swa deploy command to deploy the app to production or remove it to deploy the app to a preview url</w:t>
+        <w:t>Value : Paste the contents from the publish profile that was downloaded in step 15</w:t>
       </w:r>
     </w:p>
     <w:p>
@@ -7184,7 +7041,7 @@
         </w:numPr>
       </w:pPr>
       <w:r>
-        <w:t>Add, Commit, and Push the repository with the YML file.</w:t>
+        <w:t>Hit save.</w:t>
       </w:r>
     </w:p>
     <w:p>
@@ -7195,14 +7052,11 @@
           <w:numId w:val="38"/>
         </w:numPr>
       </w:pPr>
-      <w:proofErr w:type="gramStart"/>
-      <w:r>
-        <w:lastRenderedPageBreak/>
-        <w:t>Watch on</w:t>
-      </w:r>
-      <w:proofErr w:type="gramEnd"/>
-      <w:r>
-        <w:t xml:space="preserve"> the GitLab pipelines page to ensure that the application is deployed to azure successfully.</w:t>
+      <w:r>
+        <w:t>Add, Commit, and Push the repository</w:t>
+      </w:r>
+      <w:r>
+        <w:t xml:space="preserve"> (The Respository contains a YML File with the correct commands to deploy the application on the front and back end)</w:t>
       </w:r>
     </w:p>
     <w:p>
@@ -7214,16 +7068,17 @@
         </w:numPr>
       </w:pPr>
       <w:r>
-        <w:t xml:space="preserve">Open the </w:t>
-      </w:r>
-      <w:proofErr w:type="gramStart"/>
-      <w:r>
-        <w:t>front end</w:t>
-      </w:r>
-      <w:proofErr w:type="gramEnd"/>
-      <w:r>
-        <w:t xml:space="preserve"> website. The URL can be found on the azure website for the web app that you created in step 10</w:t>
-      </w:r>
+        <w:t>Watch on the GitLab pipelines page to ensure that the application is deployed to azure successfully.</w:t>
+      </w:r>
+    </w:p>
+    <w:p>
+      <w:pPr>
+        <w:pStyle w:val="ListParagraph"/>
+        <w:numPr>
+          <w:ilvl w:val="0"/>
+          <w:numId w:val="38"/>
+        </w:numPr>
+      </w:pPr>
     </w:p>
     <w:p>
       <w:pPr>
@@ -9520,7 +9375,7 @@
         <w:ind w:left="1440" w:hanging="360"/>
       </w:pPr>
     </w:lvl>
-    <w:lvl w:ilvl="2" w:tplc="0409001B" w:tentative="1">
+    <w:lvl w:ilvl="2" w:tplc="0409001B">
       <w:start w:val="1"/>
       <w:numFmt w:val="lowerRoman"/>
       <w:lvlText w:val="%3."/>
@@ -9529,7 +9384,7 @@
         <w:ind w:left="2160" w:hanging="180"/>
       </w:pPr>
     </w:lvl>
-    <w:lvl w:ilvl="3" w:tplc="0409000F" w:tentative="1">
+    <w:lvl w:ilvl="3" w:tplc="0409000F">
       <w:start w:val="1"/>
       <w:numFmt w:val="decimal"/>
       <w:lvlText w:val="%4."/>

--- a/documentation/task3.docx
+++ b/documentation/task3.docx
@@ -636,6 +636,13 @@
     </w:p>
     <w:sdt>
       <w:sdtPr>
+        <w:rPr>
+          <w:rFonts w:cstheme="minorBidi"/>
+          <w:b w:val="0"/>
+          <w:bCs w:val="0"/>
+          <w:i w:val="0"/>
+          <w:iCs w:val="0"/>
+        </w:rPr>
         <w:id w:val="1122506496"/>
         <w:docPartObj>
           <w:docPartGallery w:val="Table of Contents"/>
@@ -644,9 +651,6 @@
       </w:sdtPr>
       <w:sdtEndPr>
         <w:rPr>
-          <w:rFonts w:cstheme="minorBidi"/>
-          <w:i w:val="0"/>
-          <w:iCs w:val="0"/>
           <w:noProof/>
         </w:rPr>
       </w:sdtEndPr>
@@ -2511,7 +2515,15 @@
     </w:p>
     <w:p>
       <w:r>
-        <w:t xml:space="preserve">There are 3 main classes involved in the media backlog manager, User, Media, and UserMedia. </w:t>
+        <w:t xml:space="preserve">There are 3 main classes involved in the media backlog manager, User, Media, and </w:t>
+      </w:r>
+      <w:proofErr w:type="spellStart"/>
+      <w:r>
+        <w:t>UserMedia</w:t>
+      </w:r>
+      <w:proofErr w:type="spellEnd"/>
+      <w:r>
+        <w:t xml:space="preserve">. </w:t>
       </w:r>
       <w:r>
         <w:t xml:space="preserve"> </w:t>
@@ -2538,16 +2550,47 @@
         <w:t xml:space="preserve">also </w:t>
       </w:r>
       <w:r>
-        <w:t xml:space="preserve">enables polymorphic handling of data throughout the application. Lastly the UserMedia Class </w:t>
+        <w:t xml:space="preserve">enables polymorphic handling of data throughout the application. Lastly the </w:t>
+      </w:r>
+      <w:proofErr w:type="spellStart"/>
+      <w:r>
+        <w:t>UserMedia</w:t>
+      </w:r>
+      <w:proofErr w:type="spellEnd"/>
+      <w:r>
+        <w:t xml:space="preserve"> Class </w:t>
       </w:r>
       <w:r>
         <w:t xml:space="preserve">facilitates a many to Many </w:t>
       </w:r>
+      <w:proofErr w:type="gramStart"/>
       <w:r>
         <w:t>relationship</w:t>
       </w:r>
-      <w:r>
-        <w:t xml:space="preserve"> between User and Media. The UserMedia class holds information that is specific to a users relationship to a piece of media. For </w:t>
+      <w:proofErr w:type="gramEnd"/>
+      <w:r>
+        <w:t xml:space="preserve"> between User and Media. The </w:t>
+      </w:r>
+      <w:proofErr w:type="spellStart"/>
+      <w:r>
+        <w:t>UserMedia</w:t>
+      </w:r>
+      <w:proofErr w:type="spellEnd"/>
+      <w:r>
+        <w:t xml:space="preserve"> class holds information that is specific to </w:t>
+      </w:r>
+      <w:proofErr w:type="spellStart"/>
+      <w:r>
+        <w:t xml:space="preserve">a </w:t>
+      </w:r>
+      <w:proofErr w:type="gramStart"/>
+      <w:r>
+        <w:t>users</w:t>
+      </w:r>
+      <w:proofErr w:type="spellEnd"/>
+      <w:proofErr w:type="gramEnd"/>
+      <w:r>
+        <w:t xml:space="preserve"> relationship to a piece of media. For </w:t>
       </w:r>
       <w:r>
         <w:t>example,</w:t>
@@ -2620,13 +2663,15 @@
     <w:p>
       <w:r>
         <w:lastRenderedPageBreak/>
-        <w:t xml:space="preserve">Shown in the center column of the diagram </w:t>
-      </w:r>
-      <w:r>
-        <w:t>above</w:t>
-      </w:r>
-      <w:r>
-        <w:t>, is the structure of the 3 main classes that the application works with, along with the derived media classes shown on the left. On the right side of the diagram are additional classes that are used to track specific properties used by the Game class, the Media class, and the UserMedia Class.</w:t>
+        <w:t xml:space="preserve">Shown in the center column of the diagram above, is the structure of the 3 main classes that the application works with, along with the derived media classes shown on the left. On the right side of the diagram are additional classes that are used to track specific properties used by the Game class, the Media class, and the </w:t>
+      </w:r>
+      <w:proofErr w:type="spellStart"/>
+      <w:r>
+        <w:t>UserMedia</w:t>
+      </w:r>
+      <w:proofErr w:type="spellEnd"/>
+      <w:r>
+        <w:t xml:space="preserve"> Class.</w:t>
       </w:r>
       <w:bookmarkStart w:id="3" w:name="_Toc233458533"/>
       <w:bookmarkStart w:id="4" w:name="_Toc233463900"/>
@@ -2659,7 +2704,15 @@
     </w:p>
     <w:p>
       <w:r>
-        <w:t>Shown below are various UI wireframes created early in development. On the left the Home screen is shown, and on the right the “Add Media” page and “Media View” page are shown. These wireframes show the main pages of the apps. Many additional fields have been added as additional features and fields have been required.</w:t>
+        <w:t xml:space="preserve">Shown below are various UI wireframes created early in development. On the left the </w:t>
+      </w:r>
+      <w:proofErr w:type="gramStart"/>
+      <w:r>
+        <w:t>Home</w:t>
+      </w:r>
+      <w:proofErr w:type="gramEnd"/>
+      <w:r>
+        <w:t xml:space="preserve"> screen is shown, and on the right the “Add Media” page and “Media View” page are shown. These wireframes show the main pages of the apps. Many additional fields have been added as additional features and fields have been required.</w:t>
       </w:r>
     </w:p>
     <w:p>
@@ -3173,10 +3226,26 @@
     </w:p>
     <w:p>
       <w:r>
-        <w:t>Various Testing methods will be utilized to ensure that the application functions as desired. xUnit will be used to perform Unit Testing. Postman will be used to perform integration testing and API Testing. End to end Testing will be done manually. These tests will be used to ensure that individual units, API endpoints, and application features all behave as expected.</w:t>
-      </w:r>
-      <w:r>
-        <w:t xml:space="preserve"> When tests are failed, root cause analysis will take place, and the root of the issue will be fixed.</w:t>
+        <w:t xml:space="preserve">Various Testing methods will be utilized to ensure that the application functions as desired. </w:t>
+      </w:r>
+      <w:proofErr w:type="spellStart"/>
+      <w:r>
+        <w:t>xUnit</w:t>
+      </w:r>
+      <w:proofErr w:type="spellEnd"/>
+      <w:r>
+        <w:t xml:space="preserve"> will be used to perform Unit Testing. Postman will be used to perform integration testing and API Testing. End to end Testing will be done manually. These tests will be used to ensure that individual units, API endpoints, and application features all behave as expected.</w:t>
+      </w:r>
+      <w:r>
+        <w:t xml:space="preserve"> When tests </w:t>
+      </w:r>
+      <w:proofErr w:type="gramStart"/>
+      <w:r>
+        <w:t>are failed</w:t>
+      </w:r>
+      <w:proofErr w:type="gramEnd"/>
+      <w:r>
+        <w:t>, root cause analysis will take place, and the root of the issue will be fixed.</w:t>
       </w:r>
     </w:p>
     <w:p>
@@ -3193,7 +3262,15 @@
     </w:p>
     <w:p>
       <w:r>
-        <w:t xml:space="preserve">Three main testing methods will be used. First, Unit Testing will be done using xUnit. These unit tests will ensure that individual service methods function as expected given various inputs. It also tests cases that should fail and ensures that they fail gracefully. Second, integration testing and API testing will be completed with Postman. Integration testing will ensure that the API controllers interact properly with the application services. Each of the API requests in the collection will be used to test the CRUD operations made available through the API. </w:t>
+        <w:t xml:space="preserve">Three main testing methods will be used. First, Unit Testing will be done using </w:t>
+      </w:r>
+      <w:proofErr w:type="spellStart"/>
+      <w:r>
+        <w:t>xUnit</w:t>
+      </w:r>
+      <w:proofErr w:type="spellEnd"/>
+      <w:r>
+        <w:t xml:space="preserve">. These unit tests will ensure that individual service methods function as expected given various inputs. It also tests cases that should fail and ensures that they fail gracefully. Second, integration testing and API testing will be completed with Postman. Integration testing will ensure that the API controllers interact properly with the application services. Each of the API requests in the collection will be used to test the CRUD operations made available through the API. </w:t>
       </w:r>
       <w:r>
         <w:t>Further, the postman tests will be used to test the authentication method built into the application, only allowing requests that bear the proper authentication token to perform actions. Lastly, end to end testing will be done manually. These tests will be done to ensure that the front end communicates with the back end properly. These tests will ensure that any feature properly behaves on the front end, makes the necessary changes on the back end, or retires data correctly.</w:t>
@@ -3229,7 +3306,7 @@
         <w:pStyle w:val="ListParagraph"/>
         <w:numPr>
           <w:ilvl w:val="0"/>
-          <w:numId w:val="36"/>
+          <w:numId w:val="11"/>
         </w:numPr>
       </w:pPr>
       <w:r>
@@ -3247,7 +3324,7 @@
         <w:pStyle w:val="ListParagraph"/>
         <w:numPr>
           <w:ilvl w:val="0"/>
-          <w:numId w:val="36"/>
+          <w:numId w:val="11"/>
         </w:numPr>
       </w:pPr>
       <w:r>
@@ -3262,7 +3339,7 @@
         <w:pStyle w:val="ListParagraph"/>
         <w:numPr>
           <w:ilvl w:val="0"/>
-          <w:numId w:val="36"/>
+          <w:numId w:val="11"/>
         </w:numPr>
       </w:pPr>
       <w:r>
@@ -3283,7 +3360,7 @@
         <w:pStyle w:val="ListParagraph"/>
         <w:numPr>
           <w:ilvl w:val="0"/>
-          <w:numId w:val="36"/>
+          <w:numId w:val="11"/>
         </w:numPr>
       </w:pPr>
       <w:r>
@@ -3295,7 +3372,7 @@
         <w:pStyle w:val="ListParagraph"/>
         <w:numPr>
           <w:ilvl w:val="0"/>
-          <w:numId w:val="36"/>
+          <w:numId w:val="11"/>
         </w:numPr>
       </w:pPr>
       <w:r>
@@ -3339,7 +3416,7 @@
         <w:pStyle w:val="ListParagraph"/>
         <w:numPr>
           <w:ilvl w:val="0"/>
-          <w:numId w:val="36"/>
+          <w:numId w:val="11"/>
         </w:numPr>
       </w:pPr>
       <w:r>
@@ -3351,7 +3428,7 @@
         <w:pStyle w:val="ListParagraph"/>
         <w:numPr>
           <w:ilvl w:val="0"/>
-          <w:numId w:val="36"/>
+          <w:numId w:val="11"/>
         </w:numPr>
       </w:pPr>
       <w:r>
@@ -3363,11 +3440,27 @@
         <w:pStyle w:val="ListParagraph"/>
         <w:numPr>
           <w:ilvl w:val="0"/>
-          <w:numId w:val="36"/>
-        </w:numPr>
-      </w:pPr>
-      <w:r>
-        <w:t>A Testing Framework will be needed so the tests can be composed and Run. xUnit has been used for these unit tests.</w:t>
+          <w:numId w:val="11"/>
+        </w:numPr>
+      </w:pPr>
+      <w:r>
+        <w:t xml:space="preserve">A Testing Framework will be needed so the tests can be composed and </w:t>
+      </w:r>
+      <w:proofErr w:type="gramStart"/>
+      <w:r>
+        <w:t>Run</w:t>
+      </w:r>
+      <w:proofErr w:type="gramEnd"/>
+      <w:r>
+        <w:t xml:space="preserve">. </w:t>
+      </w:r>
+      <w:proofErr w:type="spellStart"/>
+      <w:r>
+        <w:t>xUnit</w:t>
+      </w:r>
+      <w:proofErr w:type="spellEnd"/>
+      <w:r>
+        <w:t xml:space="preserve"> has been used for these unit tests.</w:t>
       </w:r>
     </w:p>
     <w:p>
@@ -3375,7 +3468,7 @@
         <w:pStyle w:val="ListParagraph"/>
         <w:numPr>
           <w:ilvl w:val="0"/>
-          <w:numId w:val="36"/>
+          <w:numId w:val="11"/>
         </w:numPr>
       </w:pPr>
       <w:r>
@@ -3399,7 +3492,7 @@
         <w:pStyle w:val="ListParagraph"/>
         <w:numPr>
           <w:ilvl w:val="0"/>
-          <w:numId w:val="36"/>
+          <w:numId w:val="11"/>
         </w:numPr>
       </w:pPr>
       <w:r>
@@ -3417,7 +3510,7 @@
         <w:pStyle w:val="ListParagraph"/>
         <w:numPr>
           <w:ilvl w:val="0"/>
-          <w:numId w:val="36"/>
+          <w:numId w:val="11"/>
         </w:numPr>
       </w:pPr>
       <w:r>
@@ -3448,7 +3541,7 @@
         <w:pStyle w:val="ListParagraph"/>
         <w:numPr>
           <w:ilvl w:val="0"/>
-          <w:numId w:val="36"/>
+          <w:numId w:val="11"/>
         </w:numPr>
       </w:pPr>
       <w:r>
@@ -3463,11 +3556,19 @@
         <w:pStyle w:val="ListParagraph"/>
         <w:numPr>
           <w:ilvl w:val="0"/>
-          <w:numId w:val="36"/>
-        </w:numPr>
-      </w:pPr>
-      <w:r>
-        <w:t>Each Test will produce test results. These results will be automatically produced by the testing frame work and will show the result of each test.</w:t>
+          <w:numId w:val="11"/>
+        </w:numPr>
+      </w:pPr>
+      <w:r>
+        <w:t xml:space="preserve">Each Test will produce test results. These results will be automatically produced by the testing </w:t>
+      </w:r>
+      <w:proofErr w:type="gramStart"/>
+      <w:r>
+        <w:t>frame work</w:t>
+      </w:r>
+      <w:proofErr w:type="gramEnd"/>
+      <w:r>
+        <w:t xml:space="preserve"> and will show the result of each test.</w:t>
       </w:r>
       <w:r>
         <w:t xml:space="preserve"> </w:t>
@@ -3490,14 +3591,54 @@
         <w:pStyle w:val="ListParagraph"/>
         <w:numPr>
           <w:ilvl w:val="0"/>
-          <w:numId w:val="36"/>
-        </w:numPr>
-      </w:pPr>
-      <w:r>
-        <w:t>To begin the tests, a suitable development environment will need to be set up. Within this environment, ASP.net development tools and xUnit must be installed.</w:t>
-      </w:r>
-      <w:r>
-        <w:t xml:space="preserve"> The dependencies within the ASP.net project will also need to be installed. These include EntityFrameworkCore, EntityFrameworkCore.InMemory, SQLitePCL, and Microsoft.Identity.</w:t>
+          <w:numId w:val="11"/>
+        </w:numPr>
+      </w:pPr>
+      <w:r>
+        <w:t xml:space="preserve">To begin the tests, a suitable development environment will need to be set up. Within this environment, ASP.net development tools and </w:t>
+      </w:r>
+      <w:proofErr w:type="spellStart"/>
+      <w:r>
+        <w:t>xUnit</w:t>
+      </w:r>
+      <w:proofErr w:type="spellEnd"/>
+      <w:r>
+        <w:t xml:space="preserve"> must be installed.</w:t>
+      </w:r>
+      <w:r>
+        <w:t xml:space="preserve"> The dependencies within the ASP.net project will also need to be installed. These include </w:t>
+      </w:r>
+      <w:proofErr w:type="spellStart"/>
+      <w:r>
+        <w:t>EntityFrameworkCore</w:t>
+      </w:r>
+      <w:proofErr w:type="spellEnd"/>
+      <w:r>
+        <w:t xml:space="preserve">, </w:t>
+      </w:r>
+      <w:proofErr w:type="spellStart"/>
+      <w:r>
+        <w:t>EntityFrameworkCore.InMemory</w:t>
+      </w:r>
+      <w:proofErr w:type="spellEnd"/>
+      <w:r>
+        <w:t xml:space="preserve">, </w:t>
+      </w:r>
+      <w:proofErr w:type="spellStart"/>
+      <w:r>
+        <w:t>SQLitePCL</w:t>
+      </w:r>
+      <w:proofErr w:type="spellEnd"/>
+      <w:r>
+        <w:t xml:space="preserve">, and </w:t>
+      </w:r>
+      <w:proofErr w:type="spellStart"/>
+      <w:r>
+        <w:t>Microsoft.Identity</w:t>
+      </w:r>
+      <w:proofErr w:type="spellEnd"/>
+      <w:r>
+        <w:t>.</w:t>
       </w:r>
     </w:p>
     <w:p>
@@ -3505,7 +3646,7 @@
         <w:pStyle w:val="ListParagraph"/>
         <w:numPr>
           <w:ilvl w:val="0"/>
-          <w:numId w:val="36"/>
+          <w:numId w:val="11"/>
         </w:numPr>
       </w:pPr>
       <w:r>
@@ -3517,26 +3658,39 @@
         <w:pStyle w:val="ListParagraph"/>
         <w:numPr>
           <w:ilvl w:val="0"/>
-          <w:numId w:val="36"/>
-        </w:numPr>
-      </w:pPr>
-      <w:r>
-        <w:t>Dependency Injection must be manually set up for proper testing of the authentication service as it is heavily used within the application due to its use of ASP.net .</w:t>
-      </w:r>
+          <w:numId w:val="11"/>
+        </w:numPr>
+      </w:pPr>
+      <w:r>
+        <w:t xml:space="preserve">Dependency Injection must be manually set up for proper testing of the authentication service as it is heavily used within the application due to its use of </w:t>
+      </w:r>
+      <w:proofErr w:type="gramStart"/>
+      <w:r>
+        <w:t>ASP.net .</w:t>
+      </w:r>
+      <w:proofErr w:type="gramEnd"/>
     </w:p>
     <w:p>
       <w:pPr>
         <w:pStyle w:val="ListParagraph"/>
         <w:numPr>
           <w:ilvl w:val="0"/>
-          <w:numId w:val="36"/>
+          <w:numId w:val="11"/>
         </w:numPr>
       </w:pPr>
       <w:r>
         <w:t xml:space="preserve">The Database must be configured within as the application uses an SQLite Database. The database will be set up as </w:t>
       </w:r>
       <w:r>
-        <w:t>an in memory database, which will be completely fresh for each test.</w:t>
+        <w:t xml:space="preserve">an </w:t>
+      </w:r>
+      <w:proofErr w:type="gramStart"/>
+      <w:r>
+        <w:t>in memory</w:t>
+      </w:r>
+      <w:proofErr w:type="gramEnd"/>
+      <w:r>
+        <w:t xml:space="preserve"> database, which will be completely fresh for each test.</w:t>
       </w:r>
     </w:p>
     <w:p>
@@ -3544,7 +3698,7 @@
         <w:pStyle w:val="ListParagraph"/>
         <w:numPr>
           <w:ilvl w:val="0"/>
-          <w:numId w:val="36"/>
+          <w:numId w:val="11"/>
         </w:numPr>
       </w:pPr>
       <w:r>
@@ -3556,7 +3710,7 @@
         <w:pStyle w:val="ListParagraph"/>
         <w:numPr>
           <w:ilvl w:val="0"/>
-          <w:numId w:val="36"/>
+          <w:numId w:val="11"/>
         </w:numPr>
       </w:pPr>
       <w:r>
@@ -3587,7 +3741,7 @@
         <w:pStyle w:val="ListParagraph"/>
         <w:numPr>
           <w:ilvl w:val="0"/>
-          <w:numId w:val="36"/>
+          <w:numId w:val="11"/>
         </w:numPr>
       </w:pPr>
       <w:r>
@@ -3599,7 +3753,7 @@
         <w:pStyle w:val="ListParagraph"/>
         <w:numPr>
           <w:ilvl w:val="0"/>
-          <w:numId w:val="36"/>
+          <w:numId w:val="11"/>
         </w:numPr>
       </w:pPr>
       <w:r>
@@ -3611,7 +3765,7 @@
         <w:pStyle w:val="ListParagraph"/>
         <w:numPr>
           <w:ilvl w:val="0"/>
-          <w:numId w:val="36"/>
+          <w:numId w:val="11"/>
         </w:numPr>
       </w:pPr>
       <w:r>
@@ -3623,7 +3777,7 @@
         <w:pStyle w:val="ListParagraph"/>
         <w:numPr>
           <w:ilvl w:val="0"/>
-          <w:numId w:val="36"/>
+          <w:numId w:val="11"/>
         </w:numPr>
       </w:pPr>
       <w:r>
@@ -3643,8 +3797,13 @@
       <w:bookmarkEnd w:id="27"/>
     </w:p>
     <w:p>
-      <w:r>
-        <w:t>Register a new User</w:t>
+      <w:proofErr w:type="gramStart"/>
+      <w:r>
+        <w:t>Register</w:t>
+      </w:r>
+      <w:proofErr w:type="gramEnd"/>
+      <w:r>
+        <w:t xml:space="preserve"> a new User</w:t>
       </w:r>
     </w:p>
     <w:p>
@@ -3652,7 +3811,7 @@
         <w:pStyle w:val="ListParagraph"/>
         <w:numPr>
           <w:ilvl w:val="1"/>
-          <w:numId w:val="36"/>
+          <w:numId w:val="11"/>
         </w:numPr>
       </w:pPr>
       <w:r>
@@ -3667,11 +3826,19 @@
         <w:pStyle w:val="ListParagraph"/>
         <w:numPr>
           <w:ilvl w:val="2"/>
-          <w:numId w:val="36"/>
-        </w:numPr>
-      </w:pPr>
-      <w:r>
-        <w:t>An AuthResponse object is returned.</w:t>
+          <w:numId w:val="11"/>
+        </w:numPr>
+      </w:pPr>
+      <w:r>
+        <w:t xml:space="preserve">An </w:t>
+      </w:r>
+      <w:proofErr w:type="spellStart"/>
+      <w:r>
+        <w:t>AuthResponse</w:t>
+      </w:r>
+      <w:proofErr w:type="spellEnd"/>
+      <w:r>
+        <w:t xml:space="preserve"> object is returned.</w:t>
       </w:r>
     </w:p>
     <w:p>
@@ -3679,11 +3846,19 @@
         <w:pStyle w:val="ListParagraph"/>
         <w:numPr>
           <w:ilvl w:val="2"/>
-          <w:numId w:val="36"/>
-        </w:numPr>
-      </w:pPr>
-      <w:r>
-        <w:t>The AuthResponse object contains a token</w:t>
+          <w:numId w:val="11"/>
+        </w:numPr>
+      </w:pPr>
+      <w:r>
+        <w:t xml:space="preserve">The </w:t>
+      </w:r>
+      <w:proofErr w:type="spellStart"/>
+      <w:r>
+        <w:t>AuthResponse</w:t>
+      </w:r>
+      <w:proofErr w:type="spellEnd"/>
+      <w:r>
+        <w:t xml:space="preserve"> object contains a token</w:t>
       </w:r>
     </w:p>
     <w:p>
@@ -3691,11 +3866,19 @@
         <w:pStyle w:val="ListParagraph"/>
         <w:numPr>
           <w:ilvl w:val="2"/>
-          <w:numId w:val="36"/>
-        </w:numPr>
-      </w:pPr>
-      <w:r>
-        <w:t>The AuthResponse object does not contain any error in its error list</w:t>
+          <w:numId w:val="11"/>
+        </w:numPr>
+      </w:pPr>
+      <w:r>
+        <w:t xml:space="preserve">The </w:t>
+      </w:r>
+      <w:proofErr w:type="spellStart"/>
+      <w:r>
+        <w:t>AuthResponse</w:t>
+      </w:r>
+      <w:proofErr w:type="spellEnd"/>
+      <w:r>
+        <w:t xml:space="preserve"> object does not contain any error in its error list</w:t>
       </w:r>
     </w:p>
     <w:p>
@@ -3703,11 +3886,16 @@
         <w:pStyle w:val="ListParagraph"/>
         <w:numPr>
           <w:ilvl w:val="1"/>
-          <w:numId w:val="36"/>
-        </w:numPr>
-      </w:pPr>
-      <w:r>
-        <w:t>Fail:</w:t>
+          <w:numId w:val="11"/>
+        </w:numPr>
+      </w:pPr>
+      <w:proofErr w:type="gramStart"/>
+      <w:r>
+        <w:t>Fail</w:t>
+      </w:r>
+      <w:proofErr w:type="gramEnd"/>
+      <w:r>
+        <w:t>:</w:t>
       </w:r>
       <w:r>
         <w:tab/>
@@ -3718,11 +3906,19 @@
         <w:pStyle w:val="ListParagraph"/>
         <w:numPr>
           <w:ilvl w:val="2"/>
-          <w:numId w:val="36"/>
-        </w:numPr>
-      </w:pPr>
-      <w:r>
-        <w:t>An AuthResponse object is not returned</w:t>
+          <w:numId w:val="11"/>
+        </w:numPr>
+      </w:pPr>
+      <w:r>
+        <w:t xml:space="preserve">An </w:t>
+      </w:r>
+      <w:proofErr w:type="spellStart"/>
+      <w:r>
+        <w:t>AuthResponse</w:t>
+      </w:r>
+      <w:proofErr w:type="spellEnd"/>
+      <w:r>
+        <w:t xml:space="preserve"> object is not returned</w:t>
       </w:r>
     </w:p>
     <w:p>
@@ -3730,11 +3926,19 @@
         <w:pStyle w:val="ListParagraph"/>
         <w:numPr>
           <w:ilvl w:val="2"/>
-          <w:numId w:val="36"/>
-        </w:numPr>
-      </w:pPr>
-      <w:r>
-        <w:t>The AuthResponse object does not contain a token</w:t>
+          <w:numId w:val="11"/>
+        </w:numPr>
+      </w:pPr>
+      <w:r>
+        <w:t xml:space="preserve">The </w:t>
+      </w:r>
+      <w:proofErr w:type="spellStart"/>
+      <w:r>
+        <w:t>AuthResponse</w:t>
+      </w:r>
+      <w:proofErr w:type="spellEnd"/>
+      <w:r>
+        <w:t xml:space="preserve"> object does not contain a token</w:t>
       </w:r>
     </w:p>
     <w:p>
@@ -3742,11 +3946,19 @@
         <w:pStyle w:val="ListParagraph"/>
         <w:numPr>
           <w:ilvl w:val="2"/>
-          <w:numId w:val="36"/>
-        </w:numPr>
-      </w:pPr>
-      <w:r>
-        <w:t>The AuthResponse object contains an error in its error list</w:t>
+          <w:numId w:val="11"/>
+        </w:numPr>
+      </w:pPr>
+      <w:r>
+        <w:t xml:space="preserve">The </w:t>
+      </w:r>
+      <w:proofErr w:type="spellStart"/>
+      <w:r>
+        <w:t>AuthResponse</w:t>
+      </w:r>
+      <w:proofErr w:type="spellEnd"/>
+      <w:r>
+        <w:t xml:space="preserve"> object contains an error in its error list</w:t>
       </w:r>
     </w:p>
     <w:p>
@@ -3754,7 +3966,7 @@
         <w:pStyle w:val="ListParagraph"/>
         <w:numPr>
           <w:ilvl w:val="2"/>
-          <w:numId w:val="36"/>
+          <w:numId w:val="11"/>
         </w:numPr>
       </w:pPr>
       <w:r>
@@ -3767,9 +3979,14 @@
       </w:r>
     </w:p>
     <w:p>
+      <w:proofErr w:type="gramStart"/>
       <w:r>
         <w:lastRenderedPageBreak/>
-        <w:t>Register a new User</w:t>
+        <w:t>Register</w:t>
+      </w:r>
+      <w:proofErr w:type="gramEnd"/>
+      <w:r>
+        <w:t xml:space="preserve"> a new User</w:t>
       </w:r>
     </w:p>
     <w:p>
@@ -3777,7 +3994,7 @@
         <w:pStyle w:val="ListParagraph"/>
         <w:numPr>
           <w:ilvl w:val="1"/>
-          <w:numId w:val="36"/>
+          <w:numId w:val="11"/>
         </w:numPr>
       </w:pPr>
       <w:r>
@@ -3792,11 +4009,19 @@
         <w:pStyle w:val="ListParagraph"/>
         <w:numPr>
           <w:ilvl w:val="2"/>
-          <w:numId w:val="36"/>
-        </w:numPr>
-      </w:pPr>
-      <w:r>
-        <w:t>An AuthResponse object is returned.</w:t>
+          <w:numId w:val="11"/>
+        </w:numPr>
+      </w:pPr>
+      <w:r>
+        <w:t xml:space="preserve">An </w:t>
+      </w:r>
+      <w:proofErr w:type="spellStart"/>
+      <w:r>
+        <w:t>AuthResponse</w:t>
+      </w:r>
+      <w:proofErr w:type="spellEnd"/>
+      <w:r>
+        <w:t xml:space="preserve"> object is returned.</w:t>
       </w:r>
     </w:p>
     <w:p>
@@ -3804,11 +4029,19 @@
         <w:pStyle w:val="ListParagraph"/>
         <w:numPr>
           <w:ilvl w:val="2"/>
-          <w:numId w:val="36"/>
-        </w:numPr>
-      </w:pPr>
-      <w:r>
-        <w:t>The AuthResponse object contains a token</w:t>
+          <w:numId w:val="11"/>
+        </w:numPr>
+      </w:pPr>
+      <w:r>
+        <w:t xml:space="preserve">The </w:t>
+      </w:r>
+      <w:proofErr w:type="spellStart"/>
+      <w:r>
+        <w:t>AuthResponse</w:t>
+      </w:r>
+      <w:proofErr w:type="spellEnd"/>
+      <w:r>
+        <w:t xml:space="preserve"> object contains a token</w:t>
       </w:r>
     </w:p>
     <w:p>
@@ -3816,11 +4049,19 @@
         <w:pStyle w:val="ListParagraph"/>
         <w:numPr>
           <w:ilvl w:val="2"/>
-          <w:numId w:val="36"/>
-        </w:numPr>
-      </w:pPr>
-      <w:r>
-        <w:t>The AuthResponse object does not contain any error in its error list</w:t>
+          <w:numId w:val="11"/>
+        </w:numPr>
+      </w:pPr>
+      <w:r>
+        <w:t xml:space="preserve">The </w:t>
+      </w:r>
+      <w:proofErr w:type="spellStart"/>
+      <w:r>
+        <w:t>AuthResponse</w:t>
+      </w:r>
+      <w:proofErr w:type="spellEnd"/>
+      <w:r>
+        <w:t xml:space="preserve"> object does not contain any error in its error list</w:t>
       </w:r>
     </w:p>
     <w:p>
@@ -3828,11 +4069,16 @@
         <w:pStyle w:val="ListParagraph"/>
         <w:numPr>
           <w:ilvl w:val="1"/>
-          <w:numId w:val="36"/>
-        </w:numPr>
-      </w:pPr>
-      <w:r>
-        <w:t>Fail:</w:t>
+          <w:numId w:val="11"/>
+        </w:numPr>
+      </w:pPr>
+      <w:proofErr w:type="gramStart"/>
+      <w:r>
+        <w:t>Fail</w:t>
+      </w:r>
+      <w:proofErr w:type="gramEnd"/>
+      <w:r>
+        <w:t>:</w:t>
       </w:r>
       <w:r>
         <w:tab/>
@@ -3843,11 +4089,19 @@
         <w:pStyle w:val="ListParagraph"/>
         <w:numPr>
           <w:ilvl w:val="2"/>
-          <w:numId w:val="36"/>
-        </w:numPr>
-      </w:pPr>
-      <w:r>
-        <w:t>An AuthResponse object is not returned</w:t>
+          <w:numId w:val="11"/>
+        </w:numPr>
+      </w:pPr>
+      <w:r>
+        <w:t xml:space="preserve">An </w:t>
+      </w:r>
+      <w:proofErr w:type="spellStart"/>
+      <w:r>
+        <w:t>AuthResponse</w:t>
+      </w:r>
+      <w:proofErr w:type="spellEnd"/>
+      <w:r>
+        <w:t xml:space="preserve"> object is not returned</w:t>
       </w:r>
     </w:p>
     <w:p>
@@ -3855,11 +4109,19 @@
         <w:pStyle w:val="ListParagraph"/>
         <w:numPr>
           <w:ilvl w:val="2"/>
-          <w:numId w:val="36"/>
-        </w:numPr>
-      </w:pPr>
-      <w:r>
-        <w:t>The AuthResponse object does not contain a token</w:t>
+          <w:numId w:val="11"/>
+        </w:numPr>
+      </w:pPr>
+      <w:r>
+        <w:t xml:space="preserve">The </w:t>
+      </w:r>
+      <w:proofErr w:type="spellStart"/>
+      <w:r>
+        <w:t>AuthResponse</w:t>
+      </w:r>
+      <w:proofErr w:type="spellEnd"/>
+      <w:r>
+        <w:t xml:space="preserve"> object does not contain a token</w:t>
       </w:r>
     </w:p>
     <w:p>
@@ -3867,11 +4129,19 @@
         <w:pStyle w:val="ListParagraph"/>
         <w:numPr>
           <w:ilvl w:val="2"/>
-          <w:numId w:val="36"/>
-        </w:numPr>
-      </w:pPr>
-      <w:r>
-        <w:t>The AuthResponse object contains an error in its error list</w:t>
+          <w:numId w:val="11"/>
+        </w:numPr>
+      </w:pPr>
+      <w:r>
+        <w:t xml:space="preserve">The </w:t>
+      </w:r>
+      <w:proofErr w:type="spellStart"/>
+      <w:r>
+        <w:t>AuthResponse</w:t>
+      </w:r>
+      <w:proofErr w:type="spellEnd"/>
+      <w:r>
+        <w:t xml:space="preserve"> object contains an error in its error list</w:t>
       </w:r>
     </w:p>
     <w:p>
@@ -3879,7 +4149,7 @@
         <w:pStyle w:val="ListParagraph"/>
         <w:numPr>
           <w:ilvl w:val="2"/>
-          <w:numId w:val="36"/>
+          <w:numId w:val="11"/>
         </w:numPr>
       </w:pPr>
       <w:r>
@@ -3896,7 +4166,7 @@
         <w:pStyle w:val="ListParagraph"/>
         <w:numPr>
           <w:ilvl w:val="1"/>
-          <w:numId w:val="36"/>
+          <w:numId w:val="11"/>
         </w:numPr>
       </w:pPr>
       <w:r>
@@ -3911,7 +4181,7 @@
         <w:pStyle w:val="ListParagraph"/>
         <w:numPr>
           <w:ilvl w:val="2"/>
-          <w:numId w:val="36"/>
+          <w:numId w:val="11"/>
         </w:numPr>
       </w:pPr>
       <w:r>
@@ -3923,11 +4193,16 @@
         <w:pStyle w:val="ListParagraph"/>
         <w:numPr>
           <w:ilvl w:val="1"/>
-          <w:numId w:val="36"/>
-        </w:numPr>
-      </w:pPr>
-      <w:r>
-        <w:t>Fail:</w:t>
+          <w:numId w:val="11"/>
+        </w:numPr>
+      </w:pPr>
+      <w:proofErr w:type="gramStart"/>
+      <w:r>
+        <w:t>Fail</w:t>
+      </w:r>
+      <w:proofErr w:type="gramEnd"/>
+      <w:r>
+        <w:t>:</w:t>
       </w:r>
       <w:r>
         <w:tab/>
@@ -3938,14 +4213,63 @@
         <w:pStyle w:val="ListParagraph"/>
         <w:numPr>
           <w:ilvl w:val="2"/>
-          <w:numId w:val="36"/>
+          <w:numId w:val="11"/>
+        </w:numPr>
+      </w:pPr>
+      <w:r>
+        <w:t>An object of any type is returned</w:t>
+      </w:r>
+    </w:p>
+    <w:p>
+      <w:pPr>
+        <w:pStyle w:val="ListParagraph"/>
+        <w:numPr>
+          <w:ilvl w:val="2"/>
+          <w:numId w:val="11"/>
+        </w:numPr>
+      </w:pPr>
+      <w:r>
+        <w:t>An Error is thrown within the login method</w:t>
+      </w:r>
+    </w:p>
+    <w:p>
+      <w:r>
+        <w:t>Attempted account creation with a duplicate username</w:t>
+      </w:r>
+    </w:p>
+    <w:p>
+      <w:pPr>
+        <w:pStyle w:val="ListParagraph"/>
+        <w:numPr>
+          <w:ilvl w:val="1"/>
+          <w:numId w:val="11"/>
+        </w:numPr>
+      </w:pPr>
+      <w:r>
+        <w:t>Pass:</w:t>
+      </w:r>
+      <w:r>
+        <w:tab/>
+      </w:r>
+    </w:p>
+    <w:p>
+      <w:pPr>
+        <w:pStyle w:val="ListParagraph"/>
+        <w:numPr>
+          <w:ilvl w:val="2"/>
+          <w:numId w:val="11"/>
         </w:numPr>
       </w:pPr>
       <w:r>
         <w:t xml:space="preserve">An </w:t>
       </w:r>
-      <w:r>
-        <w:t>object of any type is returned</w:t>
+      <w:proofErr w:type="spellStart"/>
+      <w:r>
+        <w:t>AuthResponse</w:t>
+      </w:r>
+      <w:proofErr w:type="spellEnd"/>
+      <w:r>
+        <w:t xml:space="preserve"> object is returned.</w:t>
       </w:r>
     </w:p>
     <w:p>
@@ -3953,22 +4277,55 @@
         <w:pStyle w:val="ListParagraph"/>
         <w:numPr>
           <w:ilvl w:val="2"/>
-          <w:numId w:val="36"/>
-        </w:numPr>
-      </w:pPr>
-      <w:r>
-        <w:t xml:space="preserve">An Error is thrown within </w:t>
-      </w:r>
-      <w:r>
-        <w:t xml:space="preserve">the login </w:t>
-      </w:r>
-      <w:r>
-        <w:t>method</w:t>
-      </w:r>
-    </w:p>
-    <w:p>
-      <w:r>
-        <w:t>Attempted account creation with a duplicate username</w:t>
+          <w:numId w:val="11"/>
+        </w:numPr>
+      </w:pPr>
+      <w:r>
+        <w:t xml:space="preserve">The </w:t>
+      </w:r>
+      <w:proofErr w:type="spellStart"/>
+      <w:r>
+        <w:t>AuthResponse</w:t>
+      </w:r>
+      <w:proofErr w:type="spellEnd"/>
+      <w:r>
+        <w:t xml:space="preserve"> object does not contain a token</w:t>
+      </w:r>
+    </w:p>
+    <w:p>
+      <w:pPr>
+        <w:pStyle w:val="ListParagraph"/>
+        <w:numPr>
+          <w:ilvl w:val="2"/>
+          <w:numId w:val="11"/>
+        </w:numPr>
+        <w:ind w:left="1800" w:firstLine="0"/>
+      </w:pPr>
+      <w:r>
+        <w:t xml:space="preserve">The </w:t>
+      </w:r>
+      <w:proofErr w:type="spellStart"/>
+      <w:r>
+        <w:t>AuthResponse</w:t>
+      </w:r>
+      <w:proofErr w:type="spellEnd"/>
+      <w:r>
+        <w:t xml:space="preserve"> object contains errors in its error list</w:t>
+      </w:r>
+    </w:p>
+    <w:p>
+      <w:pPr>
+        <w:pStyle w:val="ListParagraph"/>
+        <w:numPr>
+          <w:ilvl w:val="2"/>
+          <w:numId w:val="11"/>
+        </w:numPr>
+      </w:pPr>
+      <w:r>
+        <w:t xml:space="preserve">The </w:t>
+      </w:r>
+      <w:r>
+        <w:t>error list contains the duplicate username error message</w:t>
       </w:r>
     </w:p>
     <w:p>
@@ -3976,7 +4333,117 @@
         <w:pStyle w:val="ListParagraph"/>
         <w:numPr>
           <w:ilvl w:val="1"/>
-          <w:numId w:val="36"/>
+          <w:numId w:val="11"/>
+        </w:numPr>
+      </w:pPr>
+      <w:proofErr w:type="gramStart"/>
+      <w:r>
+        <w:t>Fail</w:t>
+      </w:r>
+      <w:proofErr w:type="gramEnd"/>
+      <w:r>
+        <w:t>:</w:t>
+      </w:r>
+      <w:r>
+        <w:tab/>
+      </w:r>
+    </w:p>
+    <w:p>
+      <w:pPr>
+        <w:pStyle w:val="ListParagraph"/>
+        <w:numPr>
+          <w:ilvl w:val="2"/>
+          <w:numId w:val="11"/>
+        </w:numPr>
+      </w:pPr>
+      <w:r>
+        <w:lastRenderedPageBreak/>
+        <w:t xml:space="preserve">An </w:t>
+      </w:r>
+      <w:proofErr w:type="spellStart"/>
+      <w:r>
+        <w:t>AuthResponse</w:t>
+      </w:r>
+      <w:proofErr w:type="spellEnd"/>
+      <w:r>
+        <w:t xml:space="preserve"> object is not returned</w:t>
+      </w:r>
+    </w:p>
+    <w:p>
+      <w:pPr>
+        <w:pStyle w:val="ListParagraph"/>
+        <w:numPr>
+          <w:ilvl w:val="2"/>
+          <w:numId w:val="11"/>
+        </w:numPr>
+      </w:pPr>
+      <w:r>
+        <w:t xml:space="preserve">The </w:t>
+      </w:r>
+      <w:proofErr w:type="spellStart"/>
+      <w:r>
+        <w:t>AuthResponse</w:t>
+      </w:r>
+      <w:proofErr w:type="spellEnd"/>
+      <w:r>
+        <w:t xml:space="preserve"> object contain</w:t>
+      </w:r>
+      <w:r>
+        <w:t>s</w:t>
+      </w:r>
+      <w:r>
+        <w:t xml:space="preserve"> a token</w:t>
+      </w:r>
+    </w:p>
+    <w:p>
+      <w:pPr>
+        <w:pStyle w:val="ListParagraph"/>
+        <w:numPr>
+          <w:ilvl w:val="2"/>
+          <w:numId w:val="11"/>
+        </w:numPr>
+      </w:pPr>
+      <w:r>
+        <w:t xml:space="preserve">The </w:t>
+      </w:r>
+      <w:proofErr w:type="spellStart"/>
+      <w:r>
+        <w:t>AuthResponse</w:t>
+      </w:r>
+      <w:proofErr w:type="spellEnd"/>
+      <w:r>
+        <w:t xml:space="preserve"> object </w:t>
+      </w:r>
+      <w:r>
+        <w:t>does not contain</w:t>
+      </w:r>
+      <w:r>
+        <w:t xml:space="preserve"> an error in its error list</w:t>
+      </w:r>
+    </w:p>
+    <w:p>
+      <w:pPr>
+        <w:pStyle w:val="ListParagraph"/>
+        <w:numPr>
+          <w:ilvl w:val="2"/>
+          <w:numId w:val="11"/>
+        </w:numPr>
+      </w:pPr>
+      <w:r>
+        <w:t>The error list does not contain the duplicate username error message</w:t>
+      </w:r>
+    </w:p>
+    <w:p>
+      <w:r>
+        <w:t>Attempted account creation with a duplicate email address</w:t>
+      </w:r>
+    </w:p>
+    <w:p>
+      <w:pPr>
+        <w:pStyle w:val="ListParagraph"/>
+        <w:numPr>
+          <w:ilvl w:val="1"/>
+          <w:numId w:val="11"/>
         </w:numPr>
       </w:pPr>
       <w:r>
@@ -3991,11 +4458,19 @@
         <w:pStyle w:val="ListParagraph"/>
         <w:numPr>
           <w:ilvl w:val="2"/>
-          <w:numId w:val="36"/>
-        </w:numPr>
-      </w:pPr>
-      <w:r>
-        <w:t>An AuthResponse object is returned.</w:t>
+          <w:numId w:val="11"/>
+        </w:numPr>
+      </w:pPr>
+      <w:r>
+        <w:t xml:space="preserve">An </w:t>
+      </w:r>
+      <w:proofErr w:type="spellStart"/>
+      <w:r>
+        <w:t>AuthResponse</w:t>
+      </w:r>
+      <w:proofErr w:type="spellEnd"/>
+      <w:r>
+        <w:t xml:space="preserve"> object is returned.</w:t>
       </w:r>
     </w:p>
     <w:p>
@@ -4003,11 +4478,19 @@
         <w:pStyle w:val="ListParagraph"/>
         <w:numPr>
           <w:ilvl w:val="2"/>
-          <w:numId w:val="36"/>
-        </w:numPr>
-      </w:pPr>
-      <w:r>
-        <w:t>The AuthResponse object does not contain a token</w:t>
+          <w:numId w:val="11"/>
+        </w:numPr>
+      </w:pPr>
+      <w:r>
+        <w:t xml:space="preserve">The </w:t>
+      </w:r>
+      <w:proofErr w:type="spellStart"/>
+      <w:r>
+        <w:t>AuthResponse</w:t>
+      </w:r>
+      <w:proofErr w:type="spellEnd"/>
+      <w:r>
+        <w:t xml:space="preserve"> object does not contain a token</w:t>
       </w:r>
     </w:p>
     <w:p>
@@ -4015,15 +4498,20 @@
         <w:pStyle w:val="ListParagraph"/>
         <w:numPr>
           <w:ilvl w:val="2"/>
-          <w:numId w:val="36"/>
+          <w:numId w:val="11"/>
         </w:numPr>
         <w:ind w:left="1800" w:firstLine="0"/>
       </w:pPr>
       <w:r>
-        <w:t xml:space="preserve">The AuthResponse object </w:t>
-      </w:r>
-      <w:r>
-        <w:t>contains errors in its error list</w:t>
+        <w:t xml:space="preserve">The </w:t>
+      </w:r>
+      <w:proofErr w:type="spellStart"/>
+      <w:r>
+        <w:t>AuthResponse</w:t>
+      </w:r>
+      <w:proofErr w:type="spellEnd"/>
+      <w:r>
+        <w:t xml:space="preserve"> object contains errors in its error list</w:t>
       </w:r>
     </w:p>
     <w:p>
@@ -4031,29 +4519,71 @@
         <w:pStyle w:val="ListParagraph"/>
         <w:numPr>
           <w:ilvl w:val="2"/>
-          <w:numId w:val="36"/>
+          <w:numId w:val="11"/>
+        </w:numPr>
+      </w:pPr>
+      <w:r>
+        <w:t>The error list contains the duplicate email error message</w:t>
+      </w:r>
+    </w:p>
+    <w:p>
+      <w:pPr>
+        <w:pStyle w:val="ListParagraph"/>
+        <w:numPr>
+          <w:ilvl w:val="1"/>
+          <w:numId w:val="11"/>
+        </w:numPr>
+      </w:pPr>
+      <w:proofErr w:type="gramStart"/>
+      <w:r>
+        <w:t>Fail</w:t>
+      </w:r>
+      <w:proofErr w:type="gramEnd"/>
+      <w:r>
+        <w:t>:</w:t>
+      </w:r>
+      <w:r>
+        <w:tab/>
+      </w:r>
+    </w:p>
+    <w:p>
+      <w:pPr>
+        <w:pStyle w:val="ListParagraph"/>
+        <w:numPr>
+          <w:ilvl w:val="2"/>
+          <w:numId w:val="11"/>
+        </w:numPr>
+      </w:pPr>
+      <w:r>
+        <w:t xml:space="preserve">An </w:t>
+      </w:r>
+      <w:proofErr w:type="spellStart"/>
+      <w:r>
+        <w:t>AuthResponse</w:t>
+      </w:r>
+      <w:proofErr w:type="spellEnd"/>
+      <w:r>
+        <w:t xml:space="preserve"> object is not returned</w:t>
+      </w:r>
+    </w:p>
+    <w:p>
+      <w:pPr>
+        <w:pStyle w:val="ListParagraph"/>
+        <w:numPr>
+          <w:ilvl w:val="2"/>
+          <w:numId w:val="11"/>
         </w:numPr>
       </w:pPr>
       <w:r>
         <w:t xml:space="preserve">The </w:t>
       </w:r>
-      <w:r>
-        <w:t>error list contains the duplicate username error message</w:t>
-      </w:r>
-    </w:p>
-    <w:p>
-      <w:pPr>
-        <w:pStyle w:val="ListParagraph"/>
-        <w:numPr>
-          <w:ilvl w:val="1"/>
-          <w:numId w:val="36"/>
-        </w:numPr>
-      </w:pPr>
-      <w:r>
-        <w:t>Fail:</w:t>
-      </w:r>
-      <w:r>
-        <w:tab/>
+      <w:proofErr w:type="spellStart"/>
+      <w:r>
+        <w:t>AuthResponse</w:t>
+      </w:r>
+      <w:proofErr w:type="spellEnd"/>
+      <w:r>
+        <w:t xml:space="preserve"> object contains a token</w:t>
       </w:r>
     </w:p>
     <w:p>
@@ -4061,12 +4591,19 @@
         <w:pStyle w:val="ListParagraph"/>
         <w:numPr>
           <w:ilvl w:val="2"/>
-          <w:numId w:val="36"/>
-        </w:numPr>
-      </w:pPr>
-      <w:r>
-        <w:lastRenderedPageBreak/>
-        <w:t>An AuthResponse object is not returned</w:t>
+          <w:numId w:val="11"/>
+        </w:numPr>
+      </w:pPr>
+      <w:r>
+        <w:t xml:space="preserve">The </w:t>
+      </w:r>
+      <w:proofErr w:type="spellStart"/>
+      <w:r>
+        <w:t>AuthResponse</w:t>
+      </w:r>
+      <w:proofErr w:type="spellEnd"/>
+      <w:r>
+        <w:t xml:space="preserve"> object does not contain an error in its error list</w:t>
       </w:r>
     </w:p>
     <w:p>
@@ -4074,200 +4611,11 @@
         <w:pStyle w:val="ListParagraph"/>
         <w:numPr>
           <w:ilvl w:val="2"/>
-          <w:numId w:val="36"/>
-        </w:numPr>
-      </w:pPr>
-      <w:r>
-        <w:t>The AuthResponse object contain</w:t>
-      </w:r>
-      <w:r>
-        <w:t>s</w:t>
-      </w:r>
-      <w:r>
-        <w:t xml:space="preserve"> a token</w:t>
-      </w:r>
-    </w:p>
-    <w:p>
-      <w:pPr>
-        <w:pStyle w:val="ListParagraph"/>
-        <w:numPr>
-          <w:ilvl w:val="2"/>
-          <w:numId w:val="36"/>
-        </w:numPr>
-      </w:pPr>
-      <w:r>
-        <w:t xml:space="preserve">The AuthResponse object </w:t>
-      </w:r>
-      <w:r>
-        <w:t>does not contain</w:t>
-      </w:r>
-      <w:r>
-        <w:t xml:space="preserve"> an error in its error list</w:t>
-      </w:r>
-    </w:p>
-    <w:p>
-      <w:pPr>
-        <w:pStyle w:val="ListParagraph"/>
-        <w:numPr>
-          <w:ilvl w:val="2"/>
-          <w:numId w:val="36"/>
-        </w:numPr>
-      </w:pPr>
-      <w:r>
-        <w:t xml:space="preserve">The error list </w:t>
-      </w:r>
-      <w:r>
-        <w:t>does not contain</w:t>
-      </w:r>
-      <w:r>
-        <w:t xml:space="preserve"> the duplicate username error message</w:t>
-      </w:r>
-    </w:p>
-    <w:p>
-      <w:r>
-        <w:t xml:space="preserve">Attempted account creation with a duplicate </w:t>
-      </w:r>
-      <w:r>
-        <w:t>email address</w:t>
-      </w:r>
-    </w:p>
-    <w:p>
-      <w:pPr>
-        <w:pStyle w:val="ListParagraph"/>
-        <w:numPr>
-          <w:ilvl w:val="1"/>
-          <w:numId w:val="36"/>
-        </w:numPr>
-      </w:pPr>
-      <w:r>
-        <w:t>Pass:</w:t>
-      </w:r>
-      <w:r>
-        <w:tab/>
-      </w:r>
-    </w:p>
-    <w:p>
-      <w:pPr>
-        <w:pStyle w:val="ListParagraph"/>
-        <w:numPr>
-          <w:ilvl w:val="2"/>
-          <w:numId w:val="36"/>
-        </w:numPr>
-      </w:pPr>
-      <w:r>
-        <w:t>An AuthResponse object is returned.</w:t>
-      </w:r>
-    </w:p>
-    <w:p>
-      <w:pPr>
-        <w:pStyle w:val="ListParagraph"/>
-        <w:numPr>
-          <w:ilvl w:val="2"/>
-          <w:numId w:val="36"/>
-        </w:numPr>
-      </w:pPr>
-      <w:r>
-        <w:t>The AuthResponse object does not contain a token</w:t>
-      </w:r>
-    </w:p>
-    <w:p>
-      <w:pPr>
-        <w:pStyle w:val="ListParagraph"/>
-        <w:numPr>
-          <w:ilvl w:val="2"/>
-          <w:numId w:val="36"/>
-        </w:numPr>
-        <w:ind w:left="1800" w:firstLine="0"/>
-      </w:pPr>
-      <w:r>
-        <w:t>The AuthResponse object contains errors in its error list</w:t>
-      </w:r>
-    </w:p>
-    <w:p>
-      <w:pPr>
-        <w:pStyle w:val="ListParagraph"/>
-        <w:numPr>
-          <w:ilvl w:val="2"/>
-          <w:numId w:val="36"/>
-        </w:numPr>
-      </w:pPr>
-      <w:r>
-        <w:t xml:space="preserve">The error list contains the duplicate </w:t>
-      </w:r>
-      <w:r>
-        <w:t>email</w:t>
-      </w:r>
-      <w:r>
-        <w:t xml:space="preserve"> error message</w:t>
-      </w:r>
-    </w:p>
-    <w:p>
-      <w:pPr>
-        <w:pStyle w:val="ListParagraph"/>
-        <w:numPr>
-          <w:ilvl w:val="1"/>
-          <w:numId w:val="36"/>
-        </w:numPr>
-      </w:pPr>
-      <w:r>
-        <w:t>Fail:</w:t>
-      </w:r>
-      <w:r>
-        <w:tab/>
-      </w:r>
-    </w:p>
-    <w:p>
-      <w:pPr>
-        <w:pStyle w:val="ListParagraph"/>
-        <w:numPr>
-          <w:ilvl w:val="2"/>
-          <w:numId w:val="36"/>
-        </w:numPr>
-      </w:pPr>
-      <w:r>
-        <w:t>An AuthResponse object is not returned</w:t>
-      </w:r>
-    </w:p>
-    <w:p>
-      <w:pPr>
-        <w:pStyle w:val="ListParagraph"/>
-        <w:numPr>
-          <w:ilvl w:val="2"/>
-          <w:numId w:val="36"/>
-        </w:numPr>
-      </w:pPr>
-      <w:r>
-        <w:t>The AuthResponse object contains a token</w:t>
-      </w:r>
-    </w:p>
-    <w:p>
-      <w:pPr>
-        <w:pStyle w:val="ListParagraph"/>
-        <w:numPr>
-          <w:ilvl w:val="2"/>
-          <w:numId w:val="36"/>
-        </w:numPr>
-      </w:pPr>
-      <w:r>
-        <w:t>The AuthResponse object does not contain an error in its error list</w:t>
-      </w:r>
-    </w:p>
-    <w:p>
-      <w:pPr>
-        <w:pStyle w:val="ListParagraph"/>
-        <w:numPr>
-          <w:ilvl w:val="2"/>
-          <w:numId w:val="36"/>
-        </w:numPr>
-      </w:pPr>
-      <w:r>
-        <w:t xml:space="preserve">The error list does not contain the duplicate </w:t>
-      </w:r>
-      <w:r>
-        <w:t>email</w:t>
-      </w:r>
-      <w:r>
-        <w:t xml:space="preserve"> error message</w:t>
+          <w:numId w:val="11"/>
+        </w:numPr>
+      </w:pPr>
+      <w:r>
+        <w:t>The error list does not contain the duplicate email error message</w:t>
       </w:r>
     </w:p>
     <w:p>
@@ -4282,7 +4630,7 @@
         <w:pStyle w:val="ListParagraph"/>
         <w:numPr>
           <w:ilvl w:val="1"/>
-          <w:numId w:val="36"/>
+          <w:numId w:val="11"/>
         </w:numPr>
       </w:pPr>
       <w:r>
@@ -4297,11 +4645,19 @@
         <w:pStyle w:val="ListParagraph"/>
         <w:numPr>
           <w:ilvl w:val="2"/>
-          <w:numId w:val="36"/>
-        </w:numPr>
-      </w:pPr>
-      <w:r>
-        <w:t>An AuthResponse object is returned.</w:t>
+          <w:numId w:val="11"/>
+        </w:numPr>
+      </w:pPr>
+      <w:r>
+        <w:t xml:space="preserve">An </w:t>
+      </w:r>
+      <w:proofErr w:type="spellStart"/>
+      <w:r>
+        <w:t>AuthResponse</w:t>
+      </w:r>
+      <w:proofErr w:type="spellEnd"/>
+      <w:r>
+        <w:t xml:space="preserve"> object is returned.</w:t>
       </w:r>
     </w:p>
     <w:p>
@@ -4309,11 +4665,19 @@
         <w:pStyle w:val="ListParagraph"/>
         <w:numPr>
           <w:ilvl w:val="2"/>
-          <w:numId w:val="36"/>
-        </w:numPr>
-      </w:pPr>
-      <w:r>
-        <w:t>The AuthResponse object does not contain a token</w:t>
+          <w:numId w:val="11"/>
+        </w:numPr>
+      </w:pPr>
+      <w:r>
+        <w:t xml:space="preserve">The </w:t>
+      </w:r>
+      <w:proofErr w:type="spellStart"/>
+      <w:r>
+        <w:t>AuthResponse</w:t>
+      </w:r>
+      <w:proofErr w:type="spellEnd"/>
+      <w:r>
+        <w:t xml:space="preserve"> object does not contain a token</w:t>
       </w:r>
     </w:p>
     <w:p>
@@ -4321,15 +4685,31 @@
         <w:pStyle w:val="ListParagraph"/>
         <w:numPr>
           <w:ilvl w:val="2"/>
-          <w:numId w:val="36"/>
+          <w:numId w:val="11"/>
         </w:numPr>
         <w:ind w:left="1800" w:firstLine="0"/>
       </w:pPr>
       <w:r>
-        <w:t>The AuthResponse object contains errors in its error list</w:t>
-      </w:r>
-      <w:r>
-        <w:t xml:space="preserve"> (The message that is returned can vary depending on what part of the password requirements the password does not meet, therefore, the message contents are not checked)</w:t>
+        <w:t xml:space="preserve">The </w:t>
+      </w:r>
+      <w:proofErr w:type="spellStart"/>
+      <w:r>
+        <w:t>AuthResponse</w:t>
+      </w:r>
+      <w:proofErr w:type="spellEnd"/>
+      <w:r>
+        <w:t xml:space="preserve"> object contains errors in its error list</w:t>
+      </w:r>
+      <w:r>
+        <w:t xml:space="preserve"> (The message that is returned can vary depending on what part of the password requirements the password does not </w:t>
+      </w:r>
+      <w:proofErr w:type="gramStart"/>
+      <w:r>
+        <w:t>meet,</w:t>
+      </w:r>
+      <w:proofErr w:type="gramEnd"/>
+      <w:r>
+        <w:t xml:space="preserve"> therefore, the message contents are not checked)</w:t>
       </w:r>
     </w:p>
     <w:p>
@@ -4337,12 +4717,17 @@
         <w:pStyle w:val="ListParagraph"/>
         <w:numPr>
           <w:ilvl w:val="1"/>
-          <w:numId w:val="36"/>
-        </w:numPr>
-      </w:pPr>
+          <w:numId w:val="11"/>
+        </w:numPr>
+      </w:pPr>
+      <w:proofErr w:type="gramStart"/>
       <w:r>
         <w:lastRenderedPageBreak/>
-        <w:t>Fail:</w:t>
+        <w:t>Fail</w:t>
+      </w:r>
+      <w:proofErr w:type="gramEnd"/>
+      <w:r>
+        <w:t>:</w:t>
       </w:r>
       <w:r>
         <w:tab/>
@@ -4353,11 +4738,19 @@
         <w:pStyle w:val="ListParagraph"/>
         <w:numPr>
           <w:ilvl w:val="2"/>
-          <w:numId w:val="36"/>
-        </w:numPr>
-      </w:pPr>
-      <w:r>
-        <w:t>An AuthResponse object is not returned</w:t>
+          <w:numId w:val="11"/>
+        </w:numPr>
+      </w:pPr>
+      <w:r>
+        <w:t xml:space="preserve">An </w:t>
+      </w:r>
+      <w:proofErr w:type="spellStart"/>
+      <w:r>
+        <w:t>AuthResponse</w:t>
+      </w:r>
+      <w:proofErr w:type="spellEnd"/>
+      <w:r>
+        <w:t xml:space="preserve"> object is not returned</w:t>
       </w:r>
     </w:p>
     <w:p>
@@ -4365,11 +4758,19 @@
         <w:pStyle w:val="ListParagraph"/>
         <w:numPr>
           <w:ilvl w:val="2"/>
-          <w:numId w:val="36"/>
-        </w:numPr>
-      </w:pPr>
-      <w:r>
-        <w:t>The AuthResponse object contains a token</w:t>
+          <w:numId w:val="11"/>
+        </w:numPr>
+      </w:pPr>
+      <w:r>
+        <w:t xml:space="preserve">The </w:t>
+      </w:r>
+      <w:proofErr w:type="spellStart"/>
+      <w:r>
+        <w:t>AuthResponse</w:t>
+      </w:r>
+      <w:proofErr w:type="spellEnd"/>
+      <w:r>
+        <w:t xml:space="preserve"> object contains a token</w:t>
       </w:r>
     </w:p>
     <w:p>
@@ -4377,11 +4778,19 @@
         <w:pStyle w:val="ListParagraph"/>
         <w:numPr>
           <w:ilvl w:val="2"/>
-          <w:numId w:val="36"/>
-        </w:numPr>
-      </w:pPr>
-      <w:r>
-        <w:t>The AuthResponse object does not contain an error in its error list</w:t>
+          <w:numId w:val="11"/>
+        </w:numPr>
+      </w:pPr>
+      <w:r>
+        <w:t xml:space="preserve">The </w:t>
+      </w:r>
+      <w:proofErr w:type="spellStart"/>
+      <w:r>
+        <w:t>AuthResponse</w:t>
+      </w:r>
+      <w:proofErr w:type="spellEnd"/>
+      <w:r>
+        <w:t xml:space="preserve"> object does not contain an error in its error list</w:t>
       </w:r>
     </w:p>
     <w:p>
@@ -4478,7 +4887,7 @@
           <w:noProof/>
         </w:rPr>
         <w:drawing>
-          <wp:inline distT="0" distB="0" distL="0" distR="0" wp14:anchorId="5F7F1407" wp14:editId="4B369D22">
+          <wp:inline distT="0" distB="0" distL="0" distR="0" wp14:anchorId="5F7F1407" wp14:editId="0CA131D7">
             <wp:extent cx="2928281" cy="2513574"/>
             <wp:effectExtent l="0" t="0" r="5715" b="1270"/>
             <wp:docPr id="215208102" name="Picture 9"/>
@@ -4690,9 +5099,6 @@
       </w:r>
     </w:p>
     <w:p>
-      <w:pPr>
-        <w:pStyle w:val="Heading2"/>
-      </w:pPr>
       <w:r>
         <w:rPr>
           <w:noProof/>
@@ -4912,102 +5318,213 @@
         <w:lastRenderedPageBreak/>
         <w:tab/>
       </w:r>
+      <w:proofErr w:type="spellStart"/>
       <w:r>
         <w:t>BadPassword</w:t>
       </w:r>
-      <w:r>
-        <w:t xml:space="preserve"> – This test is to ensure that an account creation with a “bad password” or a password that does not meet the password requirements does not succeed. This Test passed, as an AuthResponse object was returned to the caller. The AuthResponse object did not contain any authentication Token, but did contain </w:t>
+      <w:proofErr w:type="spellEnd"/>
+      <w:r>
+        <w:t xml:space="preserve"> – This test is to ensure that an account creation with a “bad password” or a password that does not meet the password requirements </w:t>
+      </w:r>
+      <w:proofErr w:type="gramStart"/>
+      <w:r>
+        <w:t>does not succeed</w:t>
+      </w:r>
+      <w:proofErr w:type="gramEnd"/>
+      <w:r>
+        <w:t xml:space="preserve">. This Test passed, as an </w:t>
+      </w:r>
+      <w:proofErr w:type="spellStart"/>
+      <w:r>
+        <w:t>AuthResponse</w:t>
+      </w:r>
+      <w:proofErr w:type="spellEnd"/>
+      <w:r>
+        <w:t xml:space="preserve"> object was returned to the caller. The </w:t>
+      </w:r>
+      <w:proofErr w:type="spellStart"/>
+      <w:r>
+        <w:t>AuthResponse</w:t>
+      </w:r>
+      <w:proofErr w:type="spellEnd"/>
+      <w:r>
+        <w:t xml:space="preserve"> object did not contain any authentication </w:t>
+      </w:r>
+      <w:proofErr w:type="gramStart"/>
+      <w:r>
+        <w:t>Token, but</w:t>
+      </w:r>
+      <w:proofErr w:type="gramEnd"/>
+      <w:r>
+        <w:t xml:space="preserve"> did contain </w:t>
       </w:r>
       <w:r>
         <w:t>errors in the object’s error list.</w:t>
       </w:r>
     </w:p>
     <w:p>
+      <w:proofErr w:type="spellStart"/>
       <w:r>
         <w:t>BlankLogin</w:t>
       </w:r>
+      <w:proofErr w:type="spellEnd"/>
       <w:r>
         <w:t xml:space="preserve"> – This test is run to ensure that a login attempt with no credentials does not cause any issues and is unable to login. This Test passed, as null was returned to the caller as required by the test pass requirements as outlined above.</w:t>
       </w:r>
     </w:p>
     <w:p>
+      <w:proofErr w:type="spellStart"/>
       <w:r>
         <w:t>BlankPassword</w:t>
       </w:r>
-      <w:r>
-        <w:t xml:space="preserve"> - </w:t>
-      </w:r>
-      <w:r>
-        <w:t xml:space="preserve">This test is to ensure that an account creation with </w:t>
-      </w:r>
-      <w:r>
-        <w:t>no</w:t>
-      </w:r>
-      <w:r>
-        <w:t xml:space="preserve"> password </w:t>
-      </w:r>
-      <w:r>
-        <w:t xml:space="preserve">does </w:t>
-      </w:r>
-      <w:r>
-        <w:t>not succeed. This Test passed, as an AuthResponse object was returned to the caller. The AuthResponse object did not contain any authentication Token, but did contain errors in the object’s error list.</w:t>
-      </w:r>
-    </w:p>
-    <w:p>
+      <w:proofErr w:type="spellEnd"/>
+      <w:r>
+        <w:t xml:space="preserve"> - This test is to ensure that an account creation with no password </w:t>
+      </w:r>
+      <w:proofErr w:type="gramStart"/>
+      <w:r>
+        <w:t>does not succeed</w:t>
+      </w:r>
+      <w:proofErr w:type="gramEnd"/>
+      <w:r>
+        <w:t xml:space="preserve">. This Test passed, as an </w:t>
+      </w:r>
+      <w:proofErr w:type="spellStart"/>
+      <w:r>
+        <w:t>AuthResponse</w:t>
+      </w:r>
+      <w:proofErr w:type="spellEnd"/>
+      <w:r>
+        <w:t xml:space="preserve"> object was returned to the caller. The </w:t>
+      </w:r>
+      <w:proofErr w:type="spellStart"/>
+      <w:r>
+        <w:t>AuthResponse</w:t>
+      </w:r>
+      <w:proofErr w:type="spellEnd"/>
+      <w:r>
+        <w:t xml:space="preserve"> object did not contain any authentication </w:t>
+      </w:r>
+      <w:proofErr w:type="gramStart"/>
+      <w:r>
+        <w:t>Token, but</w:t>
+      </w:r>
+      <w:proofErr w:type="gramEnd"/>
+      <w:r>
+        <w:t xml:space="preserve"> did contain errors in the object’s error list.</w:t>
+      </w:r>
+    </w:p>
+    <w:p>
+      <w:proofErr w:type="spellStart"/>
       <w:r>
         <w:t>DuplicateEmail</w:t>
       </w:r>
-      <w:r>
-        <w:t xml:space="preserve"> – This test is to ensure that an account cannot be created that has the same email address as another account. This test passed, as an AuthResponse object was returned to the caller. The AuthResponse object did not have an authorization token, but did contain the necessary error notifying the caller of an email conflict.</w:t>
-      </w:r>
-    </w:p>
-    <w:p>
+      <w:proofErr w:type="spellEnd"/>
+      <w:r>
+        <w:t xml:space="preserve"> – This test is to ensure that an account cannot be created that has the same email address as another account. This test passed, as an </w:t>
+      </w:r>
+      <w:proofErr w:type="spellStart"/>
+      <w:r>
+        <w:t>AuthResponse</w:t>
+      </w:r>
+      <w:proofErr w:type="spellEnd"/>
+      <w:r>
+        <w:t xml:space="preserve"> object was returned to the caller. The </w:t>
+      </w:r>
+      <w:proofErr w:type="spellStart"/>
+      <w:r>
+        <w:t>AuthResponse</w:t>
+      </w:r>
+      <w:proofErr w:type="spellEnd"/>
+      <w:r>
+        <w:t xml:space="preserve"> object did not have an authorization </w:t>
+      </w:r>
+      <w:proofErr w:type="gramStart"/>
+      <w:r>
+        <w:t>token, but</w:t>
+      </w:r>
+      <w:proofErr w:type="gramEnd"/>
+      <w:r>
+        <w:t xml:space="preserve"> did contain the necessary error notifying the caller of an email conflict.</w:t>
+      </w:r>
+    </w:p>
+    <w:p>
+      <w:proofErr w:type="spellStart"/>
       <w:r>
         <w:t>DuplicateUsername</w:t>
       </w:r>
-      <w:r>
-        <w:t xml:space="preserve"> </w:t>
-      </w:r>
-      <w:r>
-        <w:t xml:space="preserve">– This test is to ensure that an account cannot be created that has the same </w:t>
-      </w:r>
-      <w:r>
-        <w:t>username</w:t>
-      </w:r>
-      <w:r>
-        <w:t xml:space="preserve"> as another account. This test passed, as an AuthResponse object was returned to the caller. The AuthResponse object did not have an authorization token, but did contain the necessary error notifying the caller of a</w:t>
-      </w:r>
-      <w:r>
-        <w:t xml:space="preserve"> username </w:t>
-      </w:r>
-      <w:r>
-        <w:t>conflict.</w:t>
-      </w:r>
-    </w:p>
-    <w:p>
+      <w:proofErr w:type="spellEnd"/>
+      <w:r>
+        <w:t xml:space="preserve"> – This test is to ensure that an account cannot be created that has the same username as another account. This test passed, as an </w:t>
+      </w:r>
+      <w:proofErr w:type="spellStart"/>
+      <w:r>
+        <w:t>AuthResponse</w:t>
+      </w:r>
+      <w:proofErr w:type="spellEnd"/>
+      <w:r>
+        <w:t xml:space="preserve"> object was returned to the caller. The </w:t>
+      </w:r>
+      <w:proofErr w:type="spellStart"/>
+      <w:r>
+        <w:t>AuthResponse</w:t>
+      </w:r>
+      <w:proofErr w:type="spellEnd"/>
+      <w:r>
+        <w:t xml:space="preserve"> object did not have an authorization </w:t>
+      </w:r>
+      <w:proofErr w:type="gramStart"/>
+      <w:r>
+        <w:t>token, but</w:t>
+      </w:r>
+      <w:proofErr w:type="gramEnd"/>
+      <w:r>
+        <w:t xml:space="preserve"> did contain the necessary error notifying the caller of a username conflict.</w:t>
+      </w:r>
+    </w:p>
+    <w:p>
+      <w:proofErr w:type="spellStart"/>
       <w:r>
         <w:t>RegisterUser</w:t>
       </w:r>
-      <w:r>
-        <w:t xml:space="preserve"> – This test is to ensure that the user registration method functions as expected allowing a new user to create and account and receive an authorization token. The test passed as the method returned an AuthResponse object that contained the proper authorization token and did not contain any errors in the objects error list.</w:t>
-      </w:r>
-    </w:p>
-    <w:p>
+      <w:proofErr w:type="spellEnd"/>
+      <w:r>
+        <w:t xml:space="preserve"> – This test is to ensure that the user registration method functions as expected allowing a new user to create and account and receive an authorization token. The test passed as the method returned an </w:t>
+      </w:r>
+      <w:proofErr w:type="spellStart"/>
+      <w:r>
+        <w:t>AuthResponse</w:t>
+      </w:r>
+      <w:proofErr w:type="spellEnd"/>
+      <w:r>
+        <w:t xml:space="preserve"> object that contained the proper authorization token and did not contain any errors in the objects error list.</w:t>
+      </w:r>
+    </w:p>
+    <w:p>
+      <w:proofErr w:type="spellStart"/>
       <w:r>
         <w:lastRenderedPageBreak/>
         <w:t>SuccessfulLogin</w:t>
       </w:r>
-      <w:r>
-        <w:t xml:space="preserve"> - </w:t>
-      </w:r>
-      <w:r>
-        <w:t xml:space="preserve">This test is to ensure that </w:t>
-      </w:r>
-      <w:r>
-        <w:t xml:space="preserve">a user is able to log in with proper credentials as </w:t>
-      </w:r>
-      <w:r>
-        <w:t>expected and receive an authorization token. The test passed as the method returned an AuthResponse object that contained the proper authorization token and did not contain any errors in the objects error list.</w:t>
+      <w:proofErr w:type="spellEnd"/>
+      <w:r>
+        <w:t xml:space="preserve"> - This test is to ensure that a user </w:t>
+      </w:r>
+      <w:proofErr w:type="gramStart"/>
+      <w:r>
+        <w:t>is able to</w:t>
+      </w:r>
+      <w:proofErr w:type="gramEnd"/>
+      <w:r>
+        <w:t xml:space="preserve"> log in with proper credentials as expected and receive an authorization token. The test passed as the method returned an </w:t>
+      </w:r>
+      <w:proofErr w:type="spellStart"/>
+      <w:r>
+        <w:t>AuthResponse</w:t>
+      </w:r>
+      <w:proofErr w:type="spellEnd"/>
+      <w:r>
+        <w:t xml:space="preserve"> object that contained the proper authorization token and did not contain any errors in the objects error list.</w:t>
       </w:r>
     </w:p>
     <w:p>
@@ -5023,6 +5540,9 @@
         <w:ind w:firstLine="0"/>
       </w:pPr>
       <w:r>
+        <w:rPr>
+          <w:noProof/>
+        </w:rPr>
         <w:drawing>
           <wp:inline distT="0" distB="0" distL="0" distR="0" wp14:anchorId="3D0EA8F9" wp14:editId="5D90645E">
             <wp:extent cx="5943600" cy="3524250"/>
@@ -5065,13 +5585,12 @@
       <w:pPr>
         <w:ind w:firstLine="0"/>
       </w:pPr>
-      <w:r>
-        <w:rPr>
-          <w:b/>
-          <w:bCs/>
-          <w:sz w:val="32"/>
-          <w:szCs w:val="32"/>
-        </w:rPr>
+    </w:p>
+    <w:p>
+      <w:pPr>
+        <w:pStyle w:val="Heading1"/>
+      </w:pPr>
+      <w:r>
         <w:t>Guide for Setting Up and Maintaining App</w:t>
       </w:r>
     </w:p>
@@ -5080,83 +5599,47 @@
         <w:ind w:firstLine="0"/>
       </w:pPr>
       <w:r>
-        <w:t>Add instructions and documentations needed for accessing the code base, setting up IDE to revise code, and uploading code to the live environment.</w:t>
-      </w:r>
-    </w:p>
-    <w:p>
-      <w:r>
-        <w:t>.</w:t>
-      </w:r>
-      <w:r>
-        <w:tab/>
-      </w:r>
-      <w:r>
-        <w:tab/>
-      </w:r>
-      <w:r>
-        <w:tab/>
-      </w:r>
-      <w:r>
-        <w:rPr>
-          <w:b/>
-          <w:bCs/>
-          <w:sz w:val="32"/>
-          <w:szCs w:val="32"/>
-        </w:rPr>
-        <w:t>User Guide</w:t>
+        <w:t>Add instructions and documentations needed for accessing the code base, setting up IDE to revise code, and uploading code to the live environment</w:t>
       </w:r>
     </w:p>
     <w:p>
       <w:pPr>
         <w:pStyle w:val="Heading2"/>
       </w:pPr>
-      <w:bookmarkStart w:id="34" w:name="_Toc233458548"/>
-      <w:bookmarkStart w:id="35" w:name="_Toc233463915"/>
+      <w:r>
+        <w:t>Local Environment Setup</w:t>
+      </w:r>
+    </w:p>
+    <w:p>
+      <w:pPr>
+        <w:pStyle w:val="ListParagraph"/>
+        <w:numPr>
+          <w:ilvl w:val="0"/>
+          <w:numId w:val="15"/>
+        </w:numPr>
+      </w:pPr>
+      <w:r>
+        <w:t xml:space="preserve">clone the git repository (Link: </w:t>
+      </w:r>
+      <w:hyperlink r:id="rId29" w:history="1">
+        <w:r>
+          <w:rPr>
+            <w:rStyle w:val="Hyperlink"/>
+          </w:rPr>
+          <w:t>GitLab Repo</w:t>
+        </w:r>
+      </w:hyperlink>
+      <w:r>
+        <w:t>)</w:t>
+      </w:r>
+    </w:p>
+    <w:p>
+      <w:pPr>
+        <w:pStyle w:val="Heading3"/>
+      </w:pPr>
       <w:r>
         <w:lastRenderedPageBreak/>
-        <w:t>Introduction</w:t>
-      </w:r>
-      <w:bookmarkEnd w:id="34"/>
-      <w:bookmarkEnd w:id="35"/>
-    </w:p>
-    <w:p>
-      <w:r>
-        <w:t xml:space="preserve">Provide a description of the content you’re providing in the User Guide. This guide will </w:t>
-      </w:r>
-      <w:r>
-        <w:t xml:space="preserve">include </w:t>
-      </w:r>
-      <w:r>
-        <w:t xml:space="preserve">how to install, log into, sign up, and use all of the functions of the application. </w:t>
-      </w:r>
-      <w:r>
-        <w:t>The steps need to be clearly defined and fully tested so the process works flawlessly for the evaluator.</w:t>
-      </w:r>
-    </w:p>
-    <w:p>
-      <w:pPr>
-        <w:pStyle w:val="Heading2"/>
-      </w:pPr>
-      <w:bookmarkStart w:id="36" w:name="_Toc233458549"/>
-      <w:bookmarkStart w:id="37" w:name="_Toc233463916"/>
-      <w:r>
-        <w:t>Installation</w:t>
-      </w:r>
-      <w:r>
-        <w:t xml:space="preserve"> and Using the Application</w:t>
-      </w:r>
-      <w:bookmarkEnd w:id="36"/>
-      <w:bookmarkEnd w:id="37"/>
-    </w:p>
-    <w:p>
-      <w:r>
-        <w:t>This procedural information should follow the basic rules of such technical references. While some procedures may provide for personal judgment your</w:t>
-      </w:r>
-      <w:r>
-        <w:t>s</w:t>
-      </w:r>
-      <w:r>
-        <w:t xml:space="preserve"> should be clear and concise. Here are other rules to remember:</w:t>
+        <w:t>Backend Setup</w:t>
       </w:r>
     </w:p>
     <w:p>
@@ -5164,182 +5647,124 @@
         <w:pStyle w:val="ListParagraph"/>
         <w:numPr>
           <w:ilvl w:val="0"/>
-          <w:numId w:val="35"/>
-        </w:numPr>
-      </w:pPr>
-      <w:r>
-        <w:t xml:space="preserve">Provide step-by-step sequences in the correct order. </w:t>
-      </w:r>
+          <w:numId w:val="17"/>
+        </w:numPr>
+      </w:pPr>
+      <w:r>
+        <w:t xml:space="preserve">open </w:t>
+      </w:r>
+      <w:proofErr w:type="spellStart"/>
+      <w:r>
+        <w:t>MediaBacklogManagerBackend</w:t>
+      </w:r>
+      <w:r>
+        <w:t>.slnx</w:t>
+      </w:r>
+      <w:proofErr w:type="spellEnd"/>
+      <w:r>
+        <w:t xml:space="preserve"> in Visual Studio</w:t>
+      </w:r>
+    </w:p>
+    <w:p>
+      <w:pPr>
+        <w:pStyle w:val="ListParagraph"/>
+        <w:numPr>
+          <w:ilvl w:val="1"/>
+          <w:numId w:val="17"/>
+        </w:numPr>
+      </w:pPr>
+      <w:proofErr w:type="gramStart"/>
+      <w:r>
+        <w:t>the</w:t>
+      </w:r>
+      <w:proofErr w:type="gramEnd"/>
+      <w:r>
+        <w:t xml:space="preserve"> </w:t>
+      </w:r>
+      <w:r>
+        <w:t xml:space="preserve">file </w:t>
+      </w:r>
+      <w:proofErr w:type="gramStart"/>
+      <w:r>
+        <w:t>is located in</w:t>
+      </w:r>
+      <w:proofErr w:type="gramEnd"/>
+      <w:r>
+        <w:t xml:space="preserve"> </w:t>
+      </w:r>
+      <w:r>
+        <w:t>\backend\</w:t>
+      </w:r>
+      <w:proofErr w:type="spellStart"/>
+      <w:r>
+        <w:t>MediaBacklogManagerBackend</w:t>
+      </w:r>
+      <w:proofErr w:type="spellEnd"/>
     </w:p>
     <w:p>
       <w:pPr>
         <w:pStyle w:val="ListParagraph"/>
         <w:numPr>
           <w:ilvl w:val="0"/>
-          <w:numId w:val="35"/>
-        </w:numPr>
-      </w:pPr>
-      <w:r>
-        <w:t xml:space="preserve">Follow the timing and sequencing of the actual operations. </w:t>
-      </w:r>
-    </w:p>
-    <w:p>
-      <w:pPr>
-        <w:pStyle w:val="ListParagraph"/>
-        <w:numPr>
-          <w:ilvl w:val="0"/>
-          <w:numId w:val="35"/>
-        </w:numPr>
-      </w:pPr>
-      <w:r>
-        <w:t xml:space="preserve">Provide visual stepping stones by using bullets or labeling steps. </w:t>
-      </w:r>
-    </w:p>
-    <w:p>
-      <w:pPr>
-        <w:pStyle w:val="ListParagraph"/>
-        <w:numPr>
-          <w:ilvl w:val="0"/>
-          <w:numId w:val="35"/>
-        </w:numPr>
-      </w:pPr>
-      <w:r>
-        <w:t xml:space="preserve">Strive to be concise. Avoid lengthy paragraphs but include enough detail so false assumptions are not made. </w:t>
-      </w:r>
-    </w:p>
-    <w:p>
-      <w:pPr>
-        <w:pStyle w:val="ListParagraph"/>
-        <w:numPr>
-          <w:ilvl w:val="0"/>
-          <w:numId w:val="35"/>
-        </w:numPr>
-      </w:pPr>
-      <w:r>
-        <w:t xml:space="preserve">Use common terms and jargon appropriate for the audience (someone with basic IT background). </w:t>
-      </w:r>
-    </w:p>
-    <w:p>
-      <w:pPr>
-        <w:pStyle w:val="ListParagraph"/>
-        <w:numPr>
-          <w:ilvl w:val="0"/>
-          <w:numId w:val="35"/>
-        </w:numPr>
-      </w:pPr>
-      <w:r>
-        <w:t>Explain why steps are completed or what they will yield as well as "How to" instructions.</w:t>
-      </w:r>
-    </w:p>
-    <w:p>
-      <w:pPr>
-        <w:pStyle w:val="ListParagraph"/>
-        <w:numPr>
-          <w:ilvl w:val="0"/>
-          <w:numId w:val="35"/>
-        </w:numPr>
-      </w:pPr>
-      <w:r>
-        <w:t xml:space="preserve">Test the instructions to ensure they match the actual product. </w:t>
-      </w:r>
-    </w:p>
-    <w:p>
-      <w:pPr>
-        <w:pStyle w:val="ListParagraph"/>
-        <w:numPr>
-          <w:ilvl w:val="0"/>
-          <w:numId w:val="35"/>
-        </w:numPr>
-      </w:pPr>
-      <w:r>
-        <w:t>Format the material for ease of reading and use graphic aids to clarify point/steps.</w:t>
-      </w:r>
-    </w:p>
-    <w:p>
-      <w:pPr>
-        <w:pStyle w:val="ListParagraph"/>
-        <w:numPr>
-          <w:ilvl w:val="0"/>
-          <w:numId w:val="35"/>
-        </w:numPr>
-      </w:pPr>
-      <w:r>
-        <w:t xml:space="preserve">Write in the present tense and the active voice. </w:t>
-      </w:r>
-    </w:p>
-    <w:p>
-      <w:pPr>
-        <w:ind w:left="360" w:firstLine="0"/>
-      </w:pPr>
-    </w:p>
-    <w:p>
-      <w:pPr>
-        <w:pStyle w:val="Heading2"/>
-      </w:pPr>
-      <w:bookmarkStart w:id="38" w:name="_Toc233458550"/>
-      <w:bookmarkStart w:id="39" w:name="_Toc233463917"/>
-      <w:r>
-        <w:rPr>
-          <w:i/>
-        </w:rPr>
-        <w:t>Login and Signup</w:t>
-      </w:r>
-      <w:r>
-        <w:rPr>
-          <w:i/>
-        </w:rPr>
-        <w:t xml:space="preserve"> (An</w:t>
-      </w:r>
-      <w:r>
-        <w:rPr>
-          <w:i/>
-        </w:rPr>
-        <w:t xml:space="preserve"> example</w:t>
-      </w:r>
-      <w:r>
-        <w:t>)</w:t>
-      </w:r>
-      <w:bookmarkEnd w:id="38"/>
-      <w:bookmarkEnd w:id="39"/>
-    </w:p>
-    <w:p>
-      <w:pPr>
-        <w:pStyle w:val="ListParagraph"/>
-        <w:numPr>
-          <w:ilvl w:val="0"/>
-          <w:numId w:val="21"/>
-        </w:numPr>
-        <w:rPr>
-          <w:i/>
-        </w:rPr>
-      </w:pPr>
-      <w:r>
-        <w:rPr>
-          <w:i/>
-        </w:rPr>
-        <w:t>Click the "Log in" button in the top right corner of the app.</w:t>
-      </w:r>
-    </w:p>
-    <w:p>
-      <w:pPr>
-        <w:pStyle w:val="ListParagraph"/>
-        <w:ind w:left="1080"/>
-        <w:rPr>
-          <w:i/>
-        </w:rPr>
-      </w:pPr>
-      <w:r>
-        <w:rPr>
-          <w:i/>
-          <w:noProof/>
-          <w:lang w:eastAsia="en-US"/>
-        </w:rPr>
-        <w:lastRenderedPageBreak/>
+          <w:numId w:val="17"/>
+        </w:numPr>
+      </w:pPr>
+      <w:r>
+        <w:t>Ensure that the proper Project is selected</w:t>
+      </w:r>
+    </w:p>
+    <w:p>
+      <w:pPr>
+        <w:pStyle w:val="ListParagraph"/>
+        <w:numPr>
+          <w:ilvl w:val="1"/>
+          <w:numId w:val="17"/>
+        </w:numPr>
+      </w:pPr>
+      <w:proofErr w:type="spellStart"/>
+      <w:r>
+        <w:t>MediaBacklogManager.Tests</w:t>
+      </w:r>
+      <w:proofErr w:type="spellEnd"/>
+      <w:r>
+        <w:t xml:space="preserve"> is the </w:t>
+      </w:r>
+      <w:proofErr w:type="spellStart"/>
+      <w:r>
+        <w:t>xUnit</w:t>
+      </w:r>
+      <w:proofErr w:type="spellEnd"/>
+      <w:r>
+        <w:t xml:space="preserve"> project that is used for running unit tests</w:t>
+      </w:r>
+    </w:p>
+    <w:p>
+      <w:pPr>
+        <w:pStyle w:val="ListParagraph"/>
+        <w:numPr>
+          <w:ilvl w:val="1"/>
+          <w:numId w:val="17"/>
+        </w:numPr>
+      </w:pPr>
+      <w:proofErr w:type="spellStart"/>
+      <w:r>
+        <w:t>MediaBacklogManagerBackend</w:t>
+      </w:r>
+      <w:proofErr w:type="spellEnd"/>
+      <w:r>
+        <w:t xml:space="preserve"> is the ASP.net backend API project.</w:t>
+      </w:r>
+    </w:p>
+    <w:p>
+      <w:pPr>
+        <w:ind w:left="720" w:firstLine="0"/>
+      </w:pPr>
+      <w:r>
         <w:drawing>
-          <wp:inline distT="0" distB="0" distL="0" distR="0" wp14:anchorId="00E128EE" wp14:editId="58EBEEA1">
-            <wp:extent cx="4238625" cy="523875"/>
-            <wp:effectExtent l="0" t="0" r="9525" b="9525"/>
-            <wp:docPr id="7" name="Picture 7"/>
+          <wp:inline distT="0" distB="0" distL="0" distR="0" wp14:anchorId="134C220A" wp14:editId="6AC29580">
+            <wp:extent cx="5943600" cy="3150235"/>
+            <wp:effectExtent l="0" t="0" r="0" b="0"/>
+            <wp:docPr id="1680893640" name="Picture 1"/>
             <wp:cNvGraphicFramePr>
               <a:graphicFrameLocks xmlns:a="http://schemas.openxmlformats.org/drawingml/2006/main" noChangeAspect="1"/>
             </wp:cNvGraphicFramePr>
@@ -5347,17 +5772,11 @@
               <a:graphicData uri="http://schemas.openxmlformats.org/drawingml/2006/picture">
                 <pic:pic xmlns:pic="http://schemas.openxmlformats.org/drawingml/2006/picture">
                   <pic:nvPicPr>
-                    <pic:cNvPr id="581853706" name="Instructions.jpg"/>
+                    <pic:cNvPr id="1680893640" name=""/>
                     <pic:cNvPicPr/>
                   </pic:nvPicPr>
                   <pic:blipFill>
-                    <a:blip r:embed="rId29">
-                      <a:extLst>
-                        <a:ext uri="{28A0092B-C50C-407E-A947-70E740481C1C}">
-                          <a14:useLocalDpi xmlns:a14="http://schemas.microsoft.com/office/drawing/2010/main" val="0"/>
-                        </a:ext>
-                      </a:extLst>
-                    </a:blip>
+                    <a:blip r:embed="rId30"/>
                     <a:stretch>
                       <a:fillRect/>
                     </a:stretch>
@@ -5365,7 +5784,7 @@
                   <pic:spPr>
                     <a:xfrm>
                       <a:off x="0" y="0"/>
-                      <a:ext cx="4238625" cy="523875"/>
+                      <a:ext cx="5943600" cy="3150235"/>
                     </a:xfrm>
                     <a:prstGeom prst="rect">
                       <a:avLst/>
@@ -5383,23 +5802,81 @@
         <w:pStyle w:val="ListParagraph"/>
         <w:numPr>
           <w:ilvl w:val="0"/>
-          <w:numId w:val="21"/>
-        </w:numPr>
-        <w:rPr>
-          <w:i/>
-        </w:rPr>
-      </w:pPr>
-      <w:r>
-        <w:rPr>
-          <w:i/>
-        </w:rPr>
-        <w:t>If you already have an account, log in with your account name and password. If you need an account, click on the link below</w:t>
-      </w:r>
-      <w:r>
-        <w:rPr>
-          <w:i/>
-        </w:rPr>
-        <w:t xml:space="preserve"> that states “Need an account?”</w:t>
+          <w:numId w:val="17"/>
+        </w:numPr>
+      </w:pPr>
+      <w:r>
+        <w:t>Press Play to launch the backend.</w:t>
+      </w:r>
+    </w:p>
+    <w:p>
+      <w:pPr>
+        <w:pStyle w:val="ListParagraph"/>
+        <w:numPr>
+          <w:ilvl w:val="1"/>
+          <w:numId w:val="17"/>
+        </w:numPr>
+      </w:pPr>
+      <w:r>
+        <w:t xml:space="preserve">Visual Studio should automatically download and install any necessary NuGet packages, but if it is unable to do so, you can navigate to the </w:t>
+      </w:r>
+      <w:r>
+        <w:t>\backend\</w:t>
+      </w:r>
+      <w:proofErr w:type="spellStart"/>
+      <w:r>
+        <w:t>MediaBacklogManagerBackend</w:t>
+      </w:r>
+      <w:proofErr w:type="spellEnd"/>
+      <w:r>
+        <w:t>\</w:t>
+      </w:r>
+      <w:proofErr w:type="spellStart"/>
+      <w:r>
+        <w:t>MediaBacklogManagerBackend</w:t>
+      </w:r>
+      <w:proofErr w:type="spellEnd"/>
+      <w:r>
+        <w:t xml:space="preserve"> and </w:t>
+      </w:r>
+      <w:r>
+        <w:t>\backend\</w:t>
+      </w:r>
+      <w:proofErr w:type="spellStart"/>
+      <w:r>
+        <w:t>MediaBacklogManagerBackend</w:t>
+      </w:r>
+      <w:proofErr w:type="spellEnd"/>
+      <w:r>
+        <w:t>\</w:t>
+      </w:r>
+      <w:proofErr w:type="spellStart"/>
+      <w:r>
+        <w:t>MediaBacklogManager.Tests</w:t>
+      </w:r>
+      <w:proofErr w:type="spellEnd"/>
+      <w:r>
+        <w:t xml:space="preserve"> folder</w:t>
+      </w:r>
+      <w:r>
+        <w:t xml:space="preserve"> in </w:t>
+      </w:r>
+      <w:proofErr w:type="spellStart"/>
+      <w:r>
+        <w:t>powershell</w:t>
+      </w:r>
+      <w:proofErr w:type="spellEnd"/>
+      <w:r>
+        <w:t xml:space="preserve"> and run “dotnet restore” to manually download and install the necessary NuGet packages.</w:t>
+      </w:r>
+    </w:p>
+    <w:p>
+      <w:pPr>
+        <w:pStyle w:val="Heading3"/>
+      </w:pPr>
+      <w:r>
+        <w:lastRenderedPageBreak/>
+        <w:t>Frontend Setup</w:t>
       </w:r>
     </w:p>
     <w:p>
@@ -5407,140 +5884,158 @@
         <w:pStyle w:val="ListParagraph"/>
         <w:numPr>
           <w:ilvl w:val="0"/>
-          <w:numId w:val="21"/>
-        </w:numPr>
-        <w:rPr>
-          <w:i/>
-        </w:rPr>
-      </w:pPr>
-      <w:r>
-        <w:rPr>
-          <w:i/>
-        </w:rPr>
-        <w:t>If you need to create an account, choose a unique username and password. By default, the password requires at least 6 characters.</w:t>
-      </w:r>
-      <w:r>
-        <w:rPr>
-          <w:i/>
-        </w:rPr>
-        <w:t xml:space="preserve"> This function could be changed to address new password requirements. </w:t>
+          <w:numId w:val="16"/>
+        </w:numPr>
+      </w:pPr>
+      <w:r>
+        <w:t xml:space="preserve">The angular frontend root folder is </w:t>
+      </w:r>
+      <w:proofErr w:type="gramStart"/>
+      <w:r>
+        <w:t>locate</w:t>
+      </w:r>
+      <w:proofErr w:type="gramEnd"/>
+      <w:r>
+        <w:t xml:space="preserve"> at </w:t>
+      </w:r>
+      <w:r>
+        <w:t>frontend\media-backlog-frontend</w:t>
+      </w:r>
+    </w:p>
+    <w:p>
+      <w:pPr>
+        <w:pStyle w:val="ListParagraph"/>
+        <w:numPr>
+          <w:ilvl w:val="0"/>
+          <w:numId w:val="16"/>
+        </w:numPr>
+      </w:pPr>
+      <w:r>
+        <w:t>Open this folder in VS Code to load the whole angular project</w:t>
+      </w:r>
+    </w:p>
+    <w:p>
+      <w:pPr>
+        <w:pStyle w:val="ListParagraph"/>
+        <w:numPr>
+          <w:ilvl w:val="0"/>
+          <w:numId w:val="16"/>
+        </w:numPr>
+      </w:pPr>
+      <w:r>
+        <w:t xml:space="preserve">Open the </w:t>
+      </w:r>
+      <w:r>
+        <w:t>frontend\media-backlog-frontend</w:t>
+      </w:r>
+      <w:r>
+        <w:t xml:space="preserve"> folder in </w:t>
+      </w:r>
+      <w:r>
+        <w:t>PowerShell</w:t>
+      </w:r>
+      <w:r>
+        <w:t xml:space="preserve"> and run “</w:t>
+      </w:r>
+      <w:proofErr w:type="spellStart"/>
+      <w:r>
+        <w:t>npm</w:t>
+      </w:r>
+      <w:proofErr w:type="spellEnd"/>
+      <w:r>
+        <w:t xml:space="preserve"> install”</w:t>
+      </w:r>
+    </w:p>
+    <w:p>
+      <w:pPr>
+        <w:pStyle w:val="ListParagraph"/>
+        <w:numPr>
+          <w:ilvl w:val="1"/>
+          <w:numId w:val="16"/>
+        </w:numPr>
+      </w:pPr>
+      <w:r>
+        <w:t>This will install the necessary node packages for angular.</w:t>
+      </w:r>
+    </w:p>
+    <w:p>
+      <w:pPr>
+        <w:pStyle w:val="ListParagraph"/>
+        <w:numPr>
+          <w:ilvl w:val="0"/>
+          <w:numId w:val="16"/>
+        </w:numPr>
+      </w:pPr>
+      <w:r>
+        <w:t xml:space="preserve">Run “ng build” to build the </w:t>
+      </w:r>
+      <w:r>
+        <w:t>application or</w:t>
+      </w:r>
+      <w:r>
+        <w:t xml:space="preserve"> run “ng serve -o” to run the front end in memory and make real time changes.</w:t>
+      </w:r>
+    </w:p>
+    <w:p>
+      <w:pPr>
+        <w:pStyle w:val="Heading3"/>
+      </w:pPr>
+      <w:r>
+        <w:t>Additional Info</w:t>
+      </w:r>
+    </w:p>
+    <w:p>
+      <w:r>
+        <w:t xml:space="preserve">A development account is created by default using the credentials stored in the </w:t>
+      </w:r>
+      <w:proofErr w:type="spellStart"/>
+      <w:r>
+        <w:t>appsettings.json</w:t>
+      </w:r>
+      <w:proofErr w:type="spellEnd"/>
+      <w:r>
+        <w:t xml:space="preserve"> file in the </w:t>
+      </w:r>
+      <w:proofErr w:type="spellStart"/>
+      <w:r>
+        <w:t>MediaBacklogManagerBackend</w:t>
+      </w:r>
+      <w:proofErr w:type="spellEnd"/>
+      <w:r>
+        <w:t xml:space="preserve"> project. These Credentials can be changed as needed.</w:t>
       </w:r>
     </w:p>
     <w:p>
       <w:pPr>
         <w:pStyle w:val="Heading2"/>
-        <w:rPr>
-          <w:i/>
-        </w:rPr>
-      </w:pPr>
-      <w:bookmarkStart w:id="40" w:name="_Toc233458551"/>
-      <w:bookmarkStart w:id="41" w:name="_Toc233463918"/>
-      <w:r>
-        <w:rPr>
-          <w:i/>
-        </w:rPr>
-        <w:t>Classes</w:t>
-      </w:r>
-      <w:bookmarkEnd w:id="40"/>
-      <w:bookmarkEnd w:id="41"/>
+      </w:pPr>
+      <w:r>
+        <w:t>Deployment Steps</w:t>
+      </w:r>
     </w:p>
     <w:p>
       <w:pPr>
         <w:pStyle w:val="Heading3"/>
-        <w:rPr>
-          <w:i/>
-        </w:rPr>
-      </w:pPr>
-      <w:bookmarkStart w:id="42" w:name="_Toc233458552"/>
-      <w:bookmarkStart w:id="43" w:name="_Toc233463919"/>
-      <w:r>
-        <w:rPr>
-          <w:i/>
-        </w:rPr>
-        <w:t>Create a New Class</w:t>
-      </w:r>
-      <w:bookmarkEnd w:id="42"/>
-      <w:bookmarkEnd w:id="43"/>
+      </w:pPr>
+      <w:r>
+        <w:t>Front End Initial Setup.</w:t>
+      </w:r>
+    </w:p>
+    <w:p>
+      <w:r>
+        <w:t>Create an azure static web app for the front end (Create and set up an account if needed)</w:t>
+      </w:r>
     </w:p>
     <w:p>
       <w:pPr>
         <w:pStyle w:val="ListParagraph"/>
         <w:numPr>
           <w:ilvl w:val="0"/>
-          <w:numId w:val="25"/>
-        </w:numPr>
-        <w:rPr>
-          <w:i/>
-        </w:rPr>
-      </w:pPr>
-      <w:r>
-        <w:rPr>
-          <w:i/>
-        </w:rPr>
-        <w:t>Once logged in, click on the link at the top labeled “Classes”.</w:t>
-      </w:r>
-      <w:r>
-        <w:rPr>
-          <w:i/>
-        </w:rPr>
-        <w:t xml:space="preserve"> This will enable you to create a new class of students. </w:t>
-      </w:r>
-    </w:p>
-    <w:p>
-      <w:pPr>
-        <w:pStyle w:val="ListParagraph"/>
-        <w:ind w:left="1080"/>
-        <w:rPr>
-          <w:i/>
-        </w:rPr>
-      </w:pPr>
-      <w:r>
-        <w:rPr>
-          <w:i/>
-          <w:noProof/>
-          <w:lang w:eastAsia="en-US"/>
-        </w:rPr>
-        <w:drawing>
-          <wp:inline distT="0" distB="0" distL="0" distR="0" wp14:anchorId="6E2E6ADB" wp14:editId="05C64D19">
-            <wp:extent cx="4572000" cy="514350"/>
-            <wp:effectExtent l="0" t="0" r="0" b="0"/>
-            <wp:docPr id="8" name="Picture 8"/>
-            <wp:cNvGraphicFramePr>
-              <a:graphicFrameLocks xmlns:a="http://schemas.openxmlformats.org/drawingml/2006/main" noChangeAspect="1"/>
-            </wp:cNvGraphicFramePr>
-            <a:graphic xmlns:a="http://schemas.openxmlformats.org/drawingml/2006/main">
-              <a:graphicData uri="http://schemas.openxmlformats.org/drawingml/2006/picture">
-                <pic:pic xmlns:pic="http://schemas.openxmlformats.org/drawingml/2006/picture">
-                  <pic:nvPicPr>
-                    <pic:cNvPr id="1038508440" name="Instructions2.jpg"/>
-                    <pic:cNvPicPr/>
-                  </pic:nvPicPr>
-                  <pic:blipFill>
-                    <a:blip r:embed="rId30">
-                      <a:extLst>
-                        <a:ext uri="{28A0092B-C50C-407E-A947-70E740481C1C}">
-                          <a14:useLocalDpi xmlns:a14="http://schemas.microsoft.com/office/drawing/2010/main" val="0"/>
-                        </a:ext>
-                      </a:extLst>
-                    </a:blip>
-                    <a:stretch>
-                      <a:fillRect/>
-                    </a:stretch>
-                  </pic:blipFill>
-                  <pic:spPr>
-                    <a:xfrm>
-                      <a:off x="0" y="0"/>
-                      <a:ext cx="4572000" cy="514350"/>
-                    </a:xfrm>
-                    <a:prstGeom prst="rect">
-                      <a:avLst/>
-                    </a:prstGeom>
-                  </pic:spPr>
-                </pic:pic>
-              </a:graphicData>
-            </a:graphic>
-          </wp:inline>
-        </w:drawing>
+          <w:numId w:val="12"/>
+        </w:numPr>
+      </w:pPr>
+      <w:r>
+        <w:t xml:space="preserve">Go to the azure website </w:t>
       </w:r>
     </w:p>
     <w:p>
@@ -5548,68 +6043,11 @@
         <w:pStyle w:val="ListParagraph"/>
         <w:numPr>
           <w:ilvl w:val="0"/>
-          <w:numId w:val="25"/>
-        </w:numPr>
-        <w:rPr>
-          <w:i/>
-        </w:rPr>
-      </w:pPr>
-      <w:r>
-        <w:rPr>
-          <w:i/>
-        </w:rPr>
-        <w:t>Click on “+ Add Class”.</w:t>
-      </w:r>
-    </w:p>
-    <w:p>
-      <w:pPr>
-        <w:pStyle w:val="ListParagraph"/>
-        <w:ind w:left="1080"/>
-        <w:rPr>
-          <w:i/>
-        </w:rPr>
-      </w:pPr>
-      <w:r>
-        <w:rPr>
-          <w:i/>
-          <w:noProof/>
-          <w:lang w:eastAsia="en-US"/>
-        </w:rPr>
-        <w:drawing>
-          <wp:inline distT="0" distB="0" distL="0" distR="0" wp14:anchorId="23885D2C" wp14:editId="416B3774">
-            <wp:extent cx="1023042" cy="456564"/>
-            <wp:effectExtent l="0" t="0" r="0" b="1270"/>
-            <wp:docPr id="27" name="Picture 27"/>
-            <wp:cNvGraphicFramePr>
-              <a:graphicFrameLocks xmlns:a="http://schemas.openxmlformats.org/drawingml/2006/main" noChangeAspect="1"/>
-            </wp:cNvGraphicFramePr>
-            <a:graphic xmlns:a="http://schemas.openxmlformats.org/drawingml/2006/main">
-              <a:graphicData uri="http://schemas.openxmlformats.org/drawingml/2006/picture">
-                <pic:pic xmlns:pic="http://schemas.openxmlformats.org/drawingml/2006/picture">
-                  <pic:nvPicPr>
-                    <pic:cNvPr id="1" name=""/>
-                    <pic:cNvPicPr/>
-                  </pic:nvPicPr>
-                  <pic:blipFill>
-                    <a:blip r:embed="rId31"/>
-                    <a:stretch>
-                      <a:fillRect/>
-                    </a:stretch>
-                  </pic:blipFill>
-                  <pic:spPr>
-                    <a:xfrm>
-                      <a:off x="0" y="0"/>
-                      <a:ext cx="1031380" cy="460285"/>
-                    </a:xfrm>
-                    <a:prstGeom prst="rect">
-                      <a:avLst/>
-                    </a:prstGeom>
-                  </pic:spPr>
-                </pic:pic>
-              </a:graphicData>
-            </a:graphic>
-          </wp:inline>
-        </w:drawing>
+          <w:numId w:val="12"/>
+        </w:numPr>
+      </w:pPr>
+      <w:r>
+        <w:t>Search for Static Web Apps</w:t>
       </w:r>
     </w:p>
     <w:p>
@@ -5617,374 +6055,24 @@
         <w:pStyle w:val="ListParagraph"/>
         <w:numPr>
           <w:ilvl w:val="0"/>
-          <w:numId w:val="25"/>
-        </w:numPr>
-        <w:rPr>
-          <w:i/>
-        </w:rPr>
-      </w:pPr>
-      <w:r>
-        <w:rPr>
-          <w:i/>
-        </w:rPr>
-        <w:t>Enter a class name and its description. The class name must be unique.</w:t>
-      </w:r>
-    </w:p>
-    <w:p>
-      <w:pPr>
-        <w:pStyle w:val="ListParagraph"/>
-        <w:numPr>
-          <w:ilvl w:val="0"/>
-          <w:numId w:val="25"/>
-        </w:numPr>
-        <w:rPr>
-          <w:i/>
-        </w:rPr>
-      </w:pPr>
-      <w:r>
-        <w:rPr>
-          <w:i/>
-        </w:rPr>
-        <w:t>Click “Add Class” to add the class, otherwise click “Cancel” or outside of the modal to cancel adding the class.</w:t>
-      </w:r>
-    </w:p>
-    <w:p>
-      <w:pPr>
-        <w:pStyle w:val="ListParagraph"/>
-        <w:ind w:left="1080"/>
+          <w:numId w:val="12"/>
+        </w:numPr>
+      </w:pPr>
+      <w:r>
+        <w:t>Press Create</w:t>
+      </w:r>
+    </w:p>
+    <w:p>
+      <w:pPr>
+        <w:ind w:left="720" w:firstLine="0"/>
       </w:pPr>
       <w:r>
         <w:rPr>
           <w:noProof/>
-          <w:lang w:eastAsia="en-US"/>
         </w:rPr>
         <w:lastRenderedPageBreak/>
         <w:drawing>
-          <wp:inline distT="0" distB="0" distL="0" distR="0" wp14:anchorId="493B2825" wp14:editId="7D7FE675">
-            <wp:extent cx="2305935" cy="2154725"/>
-            <wp:effectExtent l="0" t="0" r="5715" b="4445"/>
-            <wp:docPr id="28" name="Picture 28"/>
-            <wp:cNvGraphicFramePr>
-              <a:graphicFrameLocks xmlns:a="http://schemas.openxmlformats.org/drawingml/2006/main" noChangeAspect="1"/>
-            </wp:cNvGraphicFramePr>
-            <a:graphic xmlns:a="http://schemas.openxmlformats.org/drawingml/2006/main">
-              <a:graphicData uri="http://schemas.openxmlformats.org/drawingml/2006/picture">
-                <pic:pic xmlns:pic="http://schemas.openxmlformats.org/drawingml/2006/picture">
-                  <pic:nvPicPr>
-                    <pic:cNvPr id="2086946103" name=""/>
-                    <pic:cNvPicPr/>
-                  </pic:nvPicPr>
-                  <pic:blipFill>
-                    <a:blip r:embed="rId32"/>
-                    <a:stretch>
-                      <a:fillRect/>
-                    </a:stretch>
-                  </pic:blipFill>
-                  <pic:spPr>
-                    <a:xfrm>
-                      <a:off x="0" y="0"/>
-                      <a:ext cx="2341793" cy="2188232"/>
-                    </a:xfrm>
-                    <a:prstGeom prst="rect">
-                      <a:avLst/>
-                    </a:prstGeom>
-                  </pic:spPr>
-                </pic:pic>
-              </a:graphicData>
-            </a:graphic>
-          </wp:inline>
-        </w:drawing>
-      </w:r>
-    </w:p>
-    <w:p>
-      <w:pPr>
-        <w:pStyle w:val="Heading2"/>
-        <w:rPr>
-          <w:i/>
-        </w:rPr>
-      </w:pPr>
-      <w:bookmarkStart w:id="44" w:name="_Toc233458553"/>
-      <w:bookmarkStart w:id="45" w:name="_Toc233463920"/>
-      <w:r>
-        <w:rPr>
-          <w:i/>
-        </w:rPr>
-        <w:t>Reports</w:t>
-      </w:r>
-      <w:bookmarkEnd w:id="44"/>
-      <w:bookmarkEnd w:id="45"/>
-    </w:p>
-    <w:p>
-      <w:pPr>
-        <w:pStyle w:val="ListParagraph"/>
-        <w:numPr>
-          <w:ilvl w:val="0"/>
-          <w:numId w:val="33"/>
-        </w:numPr>
-        <w:rPr>
-          <w:i/>
-        </w:rPr>
-      </w:pPr>
-      <w:r>
-        <w:rPr>
-          <w:i/>
-        </w:rPr>
-        <w:t>To access the reporting feature, from the Schedule module, click on “Generate Report” near the top right of the page.</w:t>
-      </w:r>
-    </w:p>
-    <w:p>
-      <w:pPr>
-        <w:pStyle w:val="ListParagraph"/>
-        <w:ind w:left="1080"/>
-        <w:rPr>
-          <w:i/>
-        </w:rPr>
-      </w:pPr>
-      <w:r>
-        <w:rPr>
-          <w:i/>
-          <w:noProof/>
-          <w:lang w:eastAsia="en-US"/>
-        </w:rPr>
-        <w:drawing>
-          <wp:inline distT="0" distB="0" distL="0" distR="0" wp14:anchorId="2EB92099" wp14:editId="0F245E6F">
-            <wp:extent cx="3733800" cy="1066800"/>
-            <wp:effectExtent l="0" t="0" r="0" b="0"/>
-            <wp:docPr id="22" name="Picture 22"/>
-            <wp:cNvGraphicFramePr>
-              <a:graphicFrameLocks xmlns:a="http://schemas.openxmlformats.org/drawingml/2006/main" noChangeAspect="1"/>
-            </wp:cNvGraphicFramePr>
-            <a:graphic xmlns:a="http://schemas.openxmlformats.org/drawingml/2006/main">
-              <a:graphicData uri="http://schemas.openxmlformats.org/drawingml/2006/picture">
-                <pic:pic xmlns:pic="http://schemas.openxmlformats.org/drawingml/2006/picture">
-                  <pic:nvPicPr>
-                    <pic:cNvPr id="1787829311" name="Instructions3.jpg"/>
-                    <pic:cNvPicPr/>
-                  </pic:nvPicPr>
-                  <pic:blipFill>
-                    <a:blip r:embed="rId33">
-                      <a:extLst>
-                        <a:ext uri="{28A0092B-C50C-407E-A947-70E740481C1C}">
-                          <a14:useLocalDpi xmlns:a14="http://schemas.microsoft.com/office/drawing/2010/main" val="0"/>
-                        </a:ext>
-                      </a:extLst>
-                    </a:blip>
-                    <a:stretch>
-                      <a:fillRect/>
-                    </a:stretch>
-                  </pic:blipFill>
-                  <pic:spPr>
-                    <a:xfrm>
-                      <a:off x="0" y="0"/>
-                      <a:ext cx="3733800" cy="1066800"/>
-                    </a:xfrm>
-                    <a:prstGeom prst="rect">
-                      <a:avLst/>
-                    </a:prstGeom>
-                  </pic:spPr>
-                </pic:pic>
-              </a:graphicData>
-            </a:graphic>
-          </wp:inline>
-        </w:drawing>
-      </w:r>
-    </w:p>
-    <w:p>
-      <w:pPr>
-        <w:pStyle w:val="ListParagraph"/>
-        <w:numPr>
-          <w:ilvl w:val="0"/>
-          <w:numId w:val="33"/>
-        </w:numPr>
-        <w:rPr>
-          <w:i/>
-        </w:rPr>
-      </w:pPr>
-      <w:r>
-        <w:rPr>
-          <w:noProof/>
-          <w:lang w:eastAsia="en-US"/>
-        </w:rPr>
-        <w:drawing>
-          <wp:anchor distT="0" distB="0" distL="114300" distR="114300" simplePos="0" relativeHeight="251668480" behindDoc="1" locked="0" layoutInCell="1" allowOverlap="1" wp14:anchorId="01477B6E" wp14:editId="2E56D9CB">
-            <wp:simplePos x="0" y="0"/>
-            <wp:positionH relativeFrom="margin">
-              <wp:posOffset>2971800</wp:posOffset>
-            </wp:positionH>
-            <wp:positionV relativeFrom="paragraph">
-              <wp:posOffset>255270</wp:posOffset>
-            </wp:positionV>
-            <wp:extent cx="3257550" cy="3324225"/>
-            <wp:effectExtent l="0" t="0" r="0" b="9525"/>
-            <wp:wrapTight wrapText="bothSides">
-              <wp:wrapPolygon edited="0">
-                <wp:start x="0" y="0"/>
-                <wp:lineTo x="0" y="21538"/>
-                <wp:lineTo x="21474" y="21538"/>
-                <wp:lineTo x="21474" y="0"/>
-                <wp:lineTo x="0" y="0"/>
-              </wp:wrapPolygon>
-            </wp:wrapTight>
-            <wp:docPr id="26" name="Picture 26"/>
-            <wp:cNvGraphicFramePr>
-              <a:graphicFrameLocks xmlns:a="http://schemas.openxmlformats.org/drawingml/2006/main" noChangeAspect="1"/>
-            </wp:cNvGraphicFramePr>
-            <a:graphic xmlns:a="http://schemas.openxmlformats.org/drawingml/2006/main">
-              <a:graphicData uri="http://schemas.openxmlformats.org/drawingml/2006/picture">
-                <pic:pic xmlns:pic="http://schemas.openxmlformats.org/drawingml/2006/picture">
-                  <pic:nvPicPr>
-                    <pic:cNvPr id="807709682" name="report.jpg"/>
-                    <pic:cNvPicPr/>
-                  </pic:nvPicPr>
-                  <pic:blipFill>
-                    <a:blip r:embed="rId34">
-                      <a:extLst>
-                        <a:ext uri="{28A0092B-C50C-407E-A947-70E740481C1C}">
-                          <a14:useLocalDpi xmlns:a14="http://schemas.microsoft.com/office/drawing/2010/main" val="0"/>
-                        </a:ext>
-                      </a:extLst>
-                    </a:blip>
-                    <a:stretch>
-                      <a:fillRect/>
-                    </a:stretch>
-                  </pic:blipFill>
-                  <pic:spPr>
-                    <a:xfrm>
-                      <a:off x="0" y="0"/>
-                      <a:ext cx="3257550" cy="3324225"/>
-                    </a:xfrm>
-                    <a:prstGeom prst="rect">
-                      <a:avLst/>
-                    </a:prstGeom>
-                  </pic:spPr>
-                </pic:pic>
-              </a:graphicData>
-            </a:graphic>
-          </wp:anchor>
-        </w:drawing>
-      </w:r>
-      <w:r>
-        <w:rPr>
-          <w:i/>
-        </w:rPr>
-        <w:t>By default, all events are generated and displayed.</w:t>
-      </w:r>
-    </w:p>
-    <w:p>
-      <w:pPr>
-        <w:pStyle w:val="ListParagraph"/>
-        <w:ind w:left="1080"/>
-      </w:pPr>
-    </w:p>
-    <w:p>
-      <w:pPr>
-        <w:pStyle w:val="ListParagraph"/>
-        <w:ind w:left="1080"/>
-      </w:pPr>
-    </w:p>
-    <w:p>
-      <w:pPr>
-        <w:pStyle w:val="ListParagraph"/>
-      </w:pPr>
-    </w:p>
-    <w:p>
-      <w:pPr>
-        <w:pStyle w:val="ListParagraph"/>
-        <w:ind w:left="1080"/>
-      </w:pPr>
-    </w:p>
-    <w:p>
-      <w:pPr>
-        <w:pStyle w:val="ListParagraph"/>
-        <w:ind w:left="1080"/>
-      </w:pPr>
-    </w:p>
-    <w:p>
-      <w:pPr>
-        <w:pStyle w:val="ListParagraph"/>
-        <w:ind w:left="1080"/>
-      </w:pPr>
-    </w:p>
-    <w:p>
-      <w:pPr>
-        <w:pStyle w:val="ListParagraph"/>
-        <w:ind w:left="1080"/>
-      </w:pPr>
-    </w:p>
-    <w:p>
-      <w:pPr>
-        <w:pStyle w:val="ListParagraph"/>
-        <w:ind w:left="1080"/>
-      </w:pPr>
-    </w:p>
-    <w:p>
-      <w:pPr>
-        <w:pStyle w:val="Bibliography"/>
-        <w:ind w:left="0" w:firstLine="0"/>
-        <w:rPr>
-          <w:noProof/>
-        </w:rPr>
-      </w:pPr>
-    </w:p>
-    <w:p/>
-    <w:p/>
-    <w:p/>
-    <w:p/>
-    <w:p>
-      <w:r>
-        <w:t>Notes for setting up the azure static web app for the front end</w:t>
-      </w:r>
-    </w:p>
-    <w:p/>
-    <w:p/>
-    <w:p>
-      <w:r>
-        <w:t>Create an azure static web app for the front end (Create and set up an account if needed)</w:t>
-      </w:r>
-    </w:p>
-    <w:p>
-      <w:pPr>
-        <w:pStyle w:val="ListParagraph"/>
-        <w:numPr>
-          <w:ilvl w:val="0"/>
-          <w:numId w:val="37"/>
-        </w:numPr>
-      </w:pPr>
-      <w:r>
-        <w:t xml:space="preserve">Go to the azure website </w:t>
-      </w:r>
-    </w:p>
-    <w:p>
-      <w:pPr>
-        <w:pStyle w:val="ListParagraph"/>
-        <w:numPr>
-          <w:ilvl w:val="0"/>
-          <w:numId w:val="37"/>
-        </w:numPr>
-      </w:pPr>
-      <w:r>
-        <w:t>Search for Static Web Apps</w:t>
-      </w:r>
-    </w:p>
-    <w:p>
-      <w:pPr>
-        <w:pStyle w:val="ListParagraph"/>
-        <w:numPr>
-          <w:ilvl w:val="0"/>
-          <w:numId w:val="37"/>
-        </w:numPr>
-      </w:pPr>
-      <w:r>
-        <w:t>Press Create</w:t>
-      </w:r>
-    </w:p>
-    <w:p>
-      <w:pPr>
-        <w:ind w:left="720" w:firstLine="0"/>
-      </w:pPr>
-      <w:r>
-        <w:drawing>
-          <wp:inline distT="0" distB="0" distL="0" distR="0" wp14:anchorId="50BCC813" wp14:editId="6CADCE49">
+          <wp:inline distT="0" distB="0" distL="0" distR="0" wp14:anchorId="24BA9A32" wp14:editId="25BA3F4A">
             <wp:extent cx="3130952" cy="2146174"/>
             <wp:effectExtent l="0" t="0" r="0" b="6985"/>
             <wp:docPr id="270182173" name="Picture 1"/>
@@ -5999,7 +6087,7 @@
                     <pic:cNvPicPr/>
                   </pic:nvPicPr>
                   <pic:blipFill>
-                    <a:blip r:embed="rId35"/>
+                    <a:blip r:embed="rId31"/>
                     <a:stretch>
                       <a:fillRect/>
                     </a:stretch>
@@ -6025,7 +6113,7 @@
         <w:pStyle w:val="ListParagraph"/>
         <w:numPr>
           <w:ilvl w:val="0"/>
-          <w:numId w:val="37"/>
+          <w:numId w:val="12"/>
         </w:numPr>
       </w:pPr>
       <w:r>
@@ -6037,7 +6125,7 @@
         <w:pStyle w:val="ListParagraph"/>
         <w:numPr>
           <w:ilvl w:val="0"/>
-          <w:numId w:val="37"/>
+          <w:numId w:val="12"/>
         </w:numPr>
       </w:pPr>
       <w:r>
@@ -6049,9 +6137,11 @@
         <w:ind w:left="720" w:firstLine="0"/>
       </w:pPr>
       <w:r>
-        <w:lastRenderedPageBreak/>
+        <w:rPr>
+          <w:noProof/>
+        </w:rPr>
         <w:drawing>
-          <wp:inline distT="0" distB="0" distL="0" distR="0" wp14:anchorId="7B401C49" wp14:editId="06FC942A">
+          <wp:inline distT="0" distB="0" distL="0" distR="0" wp14:anchorId="751ACC87" wp14:editId="20253E4C">
             <wp:extent cx="3055716" cy="2865387"/>
             <wp:effectExtent l="0" t="0" r="0" b="0"/>
             <wp:docPr id="724147015" name="Picture 1"/>
@@ -6066,7 +6156,7 @@
                     <pic:cNvPicPr/>
                   </pic:nvPicPr>
                   <pic:blipFill>
-                    <a:blip r:embed="rId36"/>
+                    <a:blip r:embed="rId32"/>
                     <a:stretch>
                       <a:fillRect/>
                     </a:stretch>
@@ -6092,7 +6182,7 @@
         <w:pStyle w:val="ListParagraph"/>
         <w:numPr>
           <w:ilvl w:val="0"/>
-          <w:numId w:val="37"/>
+          <w:numId w:val="12"/>
         </w:numPr>
       </w:pPr>
       <w:r>
@@ -6104,7 +6194,7 @@
         <w:pStyle w:val="ListParagraph"/>
         <w:numPr>
           <w:ilvl w:val="0"/>
-          <w:numId w:val="37"/>
+          <w:numId w:val="12"/>
         </w:numPr>
       </w:pPr>
       <w:r>
@@ -6116,7 +6206,7 @@
         <w:pStyle w:val="ListParagraph"/>
         <w:numPr>
           <w:ilvl w:val="0"/>
-          <w:numId w:val="37"/>
+          <w:numId w:val="12"/>
         </w:numPr>
       </w:pPr>
       <w:r>
@@ -6128,7 +6218,7 @@
         <w:pStyle w:val="ListParagraph"/>
         <w:numPr>
           <w:ilvl w:val="0"/>
-          <w:numId w:val="37"/>
+          <w:numId w:val="12"/>
         </w:numPr>
       </w:pPr>
       <w:r>
@@ -6140,8 +6230,12 @@
         <w:ind w:left="720" w:firstLine="0"/>
       </w:pPr>
       <w:r>
+        <w:rPr>
+          <w:noProof/>
+        </w:rPr>
+        <w:lastRenderedPageBreak/>
         <w:drawing>
-          <wp:inline distT="0" distB="0" distL="0" distR="0" wp14:anchorId="060892BB" wp14:editId="09985876">
+          <wp:inline distT="0" distB="0" distL="0" distR="0" wp14:anchorId="4FD3A8C6" wp14:editId="05FE927E">
             <wp:extent cx="5943600" cy="2524125"/>
             <wp:effectExtent l="0" t="0" r="0" b="9525"/>
             <wp:docPr id="580333977" name="Picture 1"/>
@@ -6156,7 +6250,7 @@
                     <pic:cNvPicPr/>
                   </pic:nvPicPr>
                   <pic:blipFill>
-                    <a:blip r:embed="rId37"/>
+                    <a:blip r:embed="rId33"/>
                     <a:stretch>
                       <a:fillRect/>
                     </a:stretch>
@@ -6182,11 +6276,19 @@
         <w:pStyle w:val="ListParagraph"/>
         <w:numPr>
           <w:ilvl w:val="0"/>
-          <w:numId w:val="37"/>
-        </w:numPr>
-      </w:pPr>
-      <w:r>
-        <w:t>Click manage deployment token at the top of the page and then copy the deployment token.</w:t>
+          <w:numId w:val="12"/>
+        </w:numPr>
+      </w:pPr>
+      <w:r>
+        <w:t xml:space="preserve">Click </w:t>
+      </w:r>
+      <w:proofErr w:type="gramStart"/>
+      <w:r>
+        <w:t>manage</w:t>
+      </w:r>
+      <w:proofErr w:type="gramEnd"/>
+      <w:r>
+        <w:t xml:space="preserve"> deployment token at the top of the page and then copy the deployment token.</w:t>
       </w:r>
     </w:p>
     <w:p>
@@ -6194,15 +6296,11 @@
         <w:pStyle w:val="ListParagraph"/>
         <w:numPr>
           <w:ilvl w:val="0"/>
-          <w:numId w:val="37"/>
-        </w:numPr>
-      </w:pPr>
-      <w:r>
-        <w:lastRenderedPageBreak/>
-        <w:t xml:space="preserve">Go to The gitlab repository for the project and then go to settings &gt; </w:t>
-      </w:r>
-      <w:r>
-        <w:t>CI/CD &gt; Variables</w:t>
+          <w:numId w:val="12"/>
+        </w:numPr>
+      </w:pPr>
+      <w:r>
+        <w:t>Go to The GitLab repository for the project and then go to settings &gt; CI/CD &gt; Variables</w:t>
       </w:r>
     </w:p>
     <w:p>
@@ -6210,7 +6308,7 @@
         <w:pStyle w:val="ListParagraph"/>
         <w:numPr>
           <w:ilvl w:val="0"/>
-          <w:numId w:val="37"/>
+          <w:numId w:val="12"/>
         </w:numPr>
       </w:pPr>
       <w:r>
@@ -6228,8 +6326,11 @@
         <w:ind w:left="720" w:firstLine="0"/>
       </w:pPr>
       <w:r>
+        <w:rPr>
+          <w:noProof/>
+        </w:rPr>
         <w:drawing>
-          <wp:inline distT="0" distB="0" distL="0" distR="0" wp14:anchorId="63806FB1" wp14:editId="19DA6591">
+          <wp:inline distT="0" distB="0" distL="0" distR="0" wp14:anchorId="1246A818" wp14:editId="3BAB5CA9">
             <wp:extent cx="5943600" cy="3415030"/>
             <wp:effectExtent l="0" t="0" r="0" b="0"/>
             <wp:docPr id="547473780" name="Picture 1"/>
@@ -6244,7 +6345,7 @@
                     <pic:cNvPicPr/>
                   </pic:nvPicPr>
                   <pic:blipFill>
-                    <a:blip r:embed="rId38"/>
+                    <a:blip r:embed="rId34"/>
                     <a:stretch>
                       <a:fillRect/>
                     </a:stretch>
@@ -6270,11 +6371,20 @@
         <w:pStyle w:val="ListParagraph"/>
         <w:numPr>
           <w:ilvl w:val="0"/>
-          <w:numId w:val="37"/>
-        </w:numPr>
-      </w:pPr>
-      <w:r>
-        <w:t>Hit save.</w:t>
+          <w:numId w:val="12"/>
+        </w:numPr>
+      </w:pPr>
+      <w:r>
+        <w:lastRenderedPageBreak/>
+        <w:t xml:space="preserve">Hit </w:t>
+      </w:r>
+      <w:proofErr w:type="gramStart"/>
+      <w:r>
+        <w:t>save</w:t>
+      </w:r>
+      <w:proofErr w:type="gramEnd"/>
+      <w:r>
+        <w:t>.</w:t>
       </w:r>
     </w:p>
     <w:p>
@@ -6282,23 +6392,24 @@
         <w:pStyle w:val="ListParagraph"/>
         <w:numPr>
           <w:ilvl w:val="0"/>
-          <w:numId w:val="37"/>
-        </w:numPr>
-      </w:pPr>
-      <w:r>
-        <w:t xml:space="preserve">Create a </w:t>
-      </w:r>
+          <w:numId w:val="12"/>
+        </w:numPr>
+      </w:pPr>
+      <w:r>
+        <w:t xml:space="preserve">Ensure the </w:t>
+      </w:r>
+      <w:proofErr w:type="gramStart"/>
       <w:r>
         <w:t>“.</w:t>
       </w:r>
+      <w:proofErr w:type="spellStart"/>
       <w:r>
         <w:t>gitlab-ci.yml</w:t>
       </w:r>
-      <w:r>
-        <w:t>”</w:t>
-      </w:r>
-      <w:r>
-        <w:t xml:space="preserve"> file in the repository root. – this will allow gitlab to connect to azure and automatically deploy the application.</w:t>
+      <w:proofErr w:type="spellEnd"/>
+      <w:proofErr w:type="gramEnd"/>
+      <w:r>
+        <w:t>” file is in the repository root. – this will allow GitLab to connect to azure and automatically deploy the application.</w:t>
       </w:r>
     </w:p>
     <w:p>
@@ -6306,41 +6417,11 @@
         <w:pStyle w:val="ListParagraph"/>
         <w:numPr>
           <w:ilvl w:val="0"/>
-          <w:numId w:val="37"/>
-        </w:numPr>
-      </w:pPr>
-      <w:r>
-        <w:t xml:space="preserve">Create the yml file </w:t>
-      </w:r>
-    </w:p>
-    <w:p>
-      <w:pPr>
-        <w:pStyle w:val="ListParagraph"/>
-        <w:numPr>
-          <w:ilvl w:val="1"/>
-          <w:numId w:val="37"/>
-        </w:numPr>
-      </w:pPr>
-      <w:r>
-        <w:t>Example YML file is in the root of the Gitlab Repository</w:t>
-      </w:r>
-    </w:p>
-    <w:p>
-      <w:pPr>
-        <w:pStyle w:val="ListParagraph"/>
-        <w:numPr>
-          <w:ilvl w:val="1"/>
-          <w:numId w:val="37"/>
-        </w:numPr>
-      </w:pPr>
-      <w:r>
-        <w:t>Add “</w:t>
-      </w:r>
-      <w:r>
-        <w:t>--env production</w:t>
-      </w:r>
-      <w:r>
-        <w:t>”  to the end of the line with the swa deploy command to deploy the app to production or remove it to deploy the app to a preview url</w:t>
+          <w:numId w:val="12"/>
+        </w:numPr>
+      </w:pPr>
+      <w:r>
+        <w:t>Add, Commit, and Push the repository (The repository contains a YML File with the correct commands to deploy the application on the front and back end)</w:t>
       </w:r>
     </w:p>
     <w:p>
@@ -6348,11 +6429,11 @@
         <w:pStyle w:val="ListParagraph"/>
         <w:numPr>
           <w:ilvl w:val="0"/>
-          <w:numId w:val="37"/>
-        </w:numPr>
-      </w:pPr>
-      <w:r>
-        <w:t>Add, Commit, and Push the repository with the YML file.</w:t>
+          <w:numId w:val="12"/>
+        </w:numPr>
+      </w:pPr>
+      <w:r>
+        <w:t>Watch the GitLab pipelines page to ensure that the application is deployed to azure successfully.</w:t>
       </w:r>
     </w:p>
     <w:p>
@@ -6360,30 +6441,25 @@
         <w:pStyle w:val="ListParagraph"/>
         <w:numPr>
           <w:ilvl w:val="0"/>
-          <w:numId w:val="37"/>
-        </w:numPr>
-      </w:pPr>
-      <w:r>
-        <w:lastRenderedPageBreak/>
-        <w:t>Watch on</w:t>
-      </w:r>
-      <w:r>
-        <w:t xml:space="preserve"> the</w:t>
-      </w:r>
-      <w:r>
-        <w:t xml:space="preserve"> </w:t>
-      </w:r>
-      <w:r>
-        <w:t>GitLab</w:t>
-      </w:r>
-      <w:r>
-        <w:t xml:space="preserve"> pipelines </w:t>
-      </w:r>
-      <w:r>
-        <w:t xml:space="preserve">page </w:t>
-      </w:r>
-      <w:r>
-        <w:t>to ensure that the application is deployed to azure successfully.</w:t>
+          <w:numId w:val="12"/>
+        </w:numPr>
+      </w:pPr>
+      <w:r>
+        <w:t>Open the frontend website. The URL can be found on the azure website for the web app that you created in step 10</w:t>
+      </w:r>
+    </w:p>
+    <w:p>
+      <w:pPr>
+        <w:pStyle w:val="ListParagraph"/>
+        <w:ind w:left="1080"/>
+      </w:pPr>
+    </w:p>
+    <w:p>
+      <w:pPr>
+        <w:pStyle w:val="Heading3"/>
+      </w:pPr>
+      <w:r>
+        <w:t>Back End Initial Setup</w:t>
       </w:r>
     </w:p>
     <w:p>
@@ -6391,32 +6467,11 @@
         <w:pStyle w:val="ListParagraph"/>
         <w:numPr>
           <w:ilvl w:val="0"/>
-          <w:numId w:val="37"/>
-        </w:numPr>
-      </w:pPr>
-      <w:r>
-        <w:t>Open the front end website. The URL can be found on the azure website for the web app that you created in step 10</w:t>
-      </w:r>
-    </w:p>
-    <w:p>
-      <w:pPr>
-        <w:pStyle w:val="ListParagraph"/>
-        <w:ind w:left="1080"/>
-      </w:pPr>
-    </w:p>
-    <w:p>
-      <w:pPr>
-        <w:pStyle w:val="ListParagraph"/>
-        <w:ind w:left="1080"/>
-      </w:pPr>
-    </w:p>
-    <w:p>
-      <w:pPr>
-        <w:pStyle w:val="ListParagraph"/>
-        <w:ind w:left="1080"/>
-      </w:pPr>
-      <w:r>
-        <w:t>Notes for back end setup.</w:t>
+          <w:numId w:val="13"/>
+        </w:numPr>
+      </w:pPr>
+      <w:r>
+        <w:t xml:space="preserve">Go to the azure website </w:t>
       </w:r>
     </w:p>
     <w:p>
@@ -6424,11 +6479,11 @@
         <w:pStyle w:val="ListParagraph"/>
         <w:numPr>
           <w:ilvl w:val="0"/>
-          <w:numId w:val="38"/>
-        </w:numPr>
-      </w:pPr>
-      <w:r>
-        <w:t xml:space="preserve">Go to the azure website </w:t>
+          <w:numId w:val="13"/>
+        </w:numPr>
+      </w:pPr>
+      <w:r>
+        <w:t>Search for App Services</w:t>
       </w:r>
     </w:p>
     <w:p>
@@ -6436,29 +6491,11 @@
         <w:pStyle w:val="ListParagraph"/>
         <w:numPr>
           <w:ilvl w:val="0"/>
-          <w:numId w:val="38"/>
-        </w:numPr>
-      </w:pPr>
-      <w:r>
-        <w:t>Search for</w:t>
-      </w:r>
-      <w:r>
-        <w:t xml:space="preserve"> App Services</w:t>
-      </w:r>
-    </w:p>
-    <w:p>
-      <w:pPr>
-        <w:pStyle w:val="ListParagraph"/>
-        <w:numPr>
-          <w:ilvl w:val="0"/>
-          <w:numId w:val="38"/>
-        </w:numPr>
-      </w:pPr>
-      <w:r>
-        <w:t>Press Create</w:t>
-      </w:r>
-      <w:r>
-        <w:t xml:space="preserve"> and then select Web App</w:t>
+          <w:numId w:val="13"/>
+        </w:numPr>
+      </w:pPr>
+      <w:r>
+        <w:t>Press Create and then select Web App</w:t>
       </w:r>
     </w:p>
     <w:p>
@@ -6466,8 +6503,11 @@
         <w:ind w:left="720" w:firstLine="0"/>
       </w:pPr>
       <w:r>
+        <w:rPr>
+          <w:noProof/>
+        </w:rPr>
         <w:drawing>
-          <wp:inline distT="0" distB="0" distL="0" distR="0" wp14:anchorId="18751160" wp14:editId="5E285ACD">
+          <wp:inline distT="0" distB="0" distL="0" distR="0" wp14:anchorId="380EA539" wp14:editId="24E54FC7">
             <wp:extent cx="4292821" cy="2978303"/>
             <wp:effectExtent l="0" t="0" r="0" b="0"/>
             <wp:docPr id="1496768769" name="Picture 1"/>
@@ -6482,7 +6522,7 @@
                     <pic:cNvPicPr/>
                   </pic:nvPicPr>
                   <pic:blipFill>
-                    <a:blip r:embed="rId39"/>
+                    <a:blip r:embed="rId35"/>
                     <a:stretch>
                       <a:fillRect/>
                     </a:stretch>
@@ -6508,10 +6548,11 @@
         <w:pStyle w:val="ListParagraph"/>
         <w:numPr>
           <w:ilvl w:val="0"/>
-          <w:numId w:val="38"/>
-        </w:numPr>
-      </w:pPr>
-      <w:r>
+          <w:numId w:val="13"/>
+        </w:numPr>
+      </w:pPr>
+      <w:r>
+        <w:lastRenderedPageBreak/>
         <w:t>Select a Subscription, Resource Group, and Name for the static web app</w:t>
       </w:r>
     </w:p>
@@ -6520,11 +6561,19 @@
         <w:pStyle w:val="ListParagraph"/>
         <w:numPr>
           <w:ilvl w:val="0"/>
-          <w:numId w:val="38"/>
-        </w:numPr>
-      </w:pPr>
-      <w:r>
-        <w:t>In the publish field select Code</w:t>
+          <w:numId w:val="13"/>
+        </w:numPr>
+      </w:pPr>
+      <w:r>
+        <w:t xml:space="preserve">In the </w:t>
+      </w:r>
+      <w:proofErr w:type="gramStart"/>
+      <w:r>
+        <w:t>publish</w:t>
+      </w:r>
+      <w:proofErr w:type="gramEnd"/>
+      <w:r>
+        <w:t xml:space="preserve"> field, select Code</w:t>
       </w:r>
     </w:p>
     <w:p>
@@ -6532,7 +6581,7 @@
         <w:pStyle w:val="ListParagraph"/>
         <w:numPr>
           <w:ilvl w:val="0"/>
-          <w:numId w:val="38"/>
+          <w:numId w:val="13"/>
         </w:numPr>
       </w:pPr>
       <w:r>
@@ -6544,11 +6593,11 @@
         <w:pStyle w:val="ListParagraph"/>
         <w:numPr>
           <w:ilvl w:val="0"/>
-          <w:numId w:val="38"/>
-        </w:numPr>
-      </w:pPr>
-      <w:r>
-        <w:t>Select Linux for the operating system.</w:t>
+          <w:numId w:val="13"/>
+        </w:numPr>
+      </w:pPr>
+      <w:r>
+        <w:t>Select Windows for the operating system.</w:t>
       </w:r>
     </w:p>
     <w:p>
@@ -6556,30 +6605,19 @@
         <w:pStyle w:val="ListParagraph"/>
         <w:numPr>
           <w:ilvl w:val="0"/>
-          <w:numId w:val="38"/>
-        </w:numPr>
-      </w:pPr>
-      <w:r>
-        <w:lastRenderedPageBreak/>
-        <w:t>Pick a region (I did</w:t>
-      </w:r>
-      <w:r>
-        <w:t xml:space="preserve"> East US</w:t>
-      </w:r>
-      <w:r>
-        <w:t xml:space="preserve"> 2</w:t>
-      </w:r>
-      <w:r>
-        <w:t>.</w:t>
-      </w:r>
-      <w:r>
-        <w:t xml:space="preserve"> If you receive an error about a quota you may need to</w:t>
-      </w:r>
-      <w:r>
-        <w:t xml:space="preserve"> ensure that you have available VMs in your quota for whatever pricing and location you are using.</w:t>
-      </w:r>
-      <w:r>
-        <w:t>)</w:t>
+          <w:numId w:val="13"/>
+        </w:numPr>
+      </w:pPr>
+      <w:r>
+        <w:t xml:space="preserve">Pick a region (I did East US 2. If you receive an error about a quota you may need to ensure that you have available VMs in your quota for whichever pricing and </w:t>
+      </w:r>
+      <w:proofErr w:type="gramStart"/>
+      <w:r>
+        <w:t>location</w:t>
+      </w:r>
+      <w:proofErr w:type="gramEnd"/>
+      <w:r>
+        <w:t xml:space="preserve"> you are using.)</w:t>
       </w:r>
     </w:p>
     <w:p>
@@ -6587,23 +6625,26 @@
         <w:pStyle w:val="ListParagraph"/>
         <w:numPr>
           <w:ilvl w:val="0"/>
-          <w:numId w:val="38"/>
-        </w:numPr>
-      </w:pPr>
-      <w:r>
-        <w:t>Select a linux plan and a pricing plan</w:t>
-      </w:r>
-    </w:p>
-    <w:p>
-      <w:pPr>
-        <w:pStyle w:val="ListParagraph"/>
-      </w:pPr>
-      <w:r>
+          <w:numId w:val="13"/>
+        </w:numPr>
+      </w:pPr>
+      <w:r>
+        <w:t>Select a windows plan and a pricing plan</w:t>
+      </w:r>
+    </w:p>
+    <w:p>
+      <w:pPr>
+        <w:pStyle w:val="ListParagraph"/>
+      </w:pPr>
+      <w:r>
+        <w:rPr>
+          <w:noProof/>
+        </w:rPr>
         <w:drawing>
-          <wp:inline distT="0" distB="0" distL="0" distR="0" wp14:anchorId="78D9C7EF" wp14:editId="6AD36C6B">
-            <wp:extent cx="3412313" cy="3588762"/>
-            <wp:effectExtent l="0" t="0" r="0" b="0"/>
-            <wp:docPr id="262576837" name="Picture 1"/>
+          <wp:inline distT="0" distB="0" distL="0" distR="0" wp14:anchorId="0C32577E" wp14:editId="02533A38">
+            <wp:extent cx="2851830" cy="3117513"/>
+            <wp:effectExtent l="0" t="0" r="5715" b="6985"/>
+            <wp:docPr id="498394275" name="Picture 1"/>
             <wp:cNvGraphicFramePr>
               <a:graphicFrameLocks xmlns:a="http://schemas.openxmlformats.org/drawingml/2006/main" noChangeAspect="1"/>
             </wp:cNvGraphicFramePr>
@@ -6611,11 +6652,11 @@
               <a:graphicData uri="http://schemas.openxmlformats.org/drawingml/2006/picture">
                 <pic:pic xmlns:pic="http://schemas.openxmlformats.org/drawingml/2006/picture">
                   <pic:nvPicPr>
-                    <pic:cNvPr id="262576837" name=""/>
+                    <pic:cNvPr id="498394275" name=""/>
                     <pic:cNvPicPr/>
                   </pic:nvPicPr>
                   <pic:blipFill>
-                    <a:blip r:embed="rId40"/>
+                    <a:blip r:embed="rId36"/>
                     <a:stretch>
                       <a:fillRect/>
                     </a:stretch>
@@ -6623,7 +6664,7 @@
                   <pic:spPr>
                     <a:xfrm>
                       <a:off x="0" y="0"/>
-                      <a:ext cx="3419114" cy="3595915"/>
+                      <a:ext cx="2858001" cy="3124259"/>
                     </a:xfrm>
                     <a:prstGeom prst="rect">
                       <a:avLst/>
@@ -6641,7 +6682,7 @@
         <w:pStyle w:val="ListParagraph"/>
         <w:numPr>
           <w:ilvl w:val="0"/>
-          <w:numId w:val="38"/>
+          <w:numId w:val="13"/>
         </w:numPr>
       </w:pPr>
       <w:r>
@@ -6653,14 +6694,11 @@
         <w:pStyle w:val="ListParagraph"/>
         <w:numPr>
           <w:ilvl w:val="0"/>
-          <w:numId w:val="38"/>
-        </w:numPr>
-      </w:pPr>
-      <w:r>
-        <w:t xml:space="preserve">Review the summary page and </w:t>
-      </w:r>
-      <w:r>
-        <w:t>Press Create</w:t>
+          <w:numId w:val="13"/>
+        </w:numPr>
+      </w:pPr>
+      <w:r>
+        <w:t>Review the summary page and Press Create</w:t>
       </w:r>
     </w:p>
     <w:p>
@@ -6668,14 +6706,11 @@
         <w:pStyle w:val="ListParagraph"/>
         <w:numPr>
           <w:ilvl w:val="0"/>
-          <w:numId w:val="38"/>
-        </w:numPr>
-      </w:pPr>
-      <w:r>
-        <w:t xml:space="preserve">Once the application has been created </w:t>
-      </w:r>
-      <w:r>
-        <w:t>go to the overview page</w:t>
+          <w:numId w:val="13"/>
+        </w:numPr>
+      </w:pPr>
+      <w:r>
+        <w:t>Once the application has been created go to the overview page</w:t>
       </w:r>
     </w:p>
     <w:p>
@@ -6683,10 +6718,11 @@
         <w:pStyle w:val="ListParagraph"/>
         <w:numPr>
           <w:ilvl w:val="0"/>
-          <w:numId w:val="38"/>
-        </w:numPr>
-      </w:pPr>
-      <w:r>
+          <w:numId w:val="13"/>
+        </w:numPr>
+      </w:pPr>
+      <w:r>
+        <w:lastRenderedPageBreak/>
         <w:t xml:space="preserve">Go to settings &gt; configuration &gt; Check the </w:t>
       </w:r>
       <w:r>
@@ -6695,17 +6731,63 @@
       <w:r>
         <w:t xml:space="preserve"> box</w:t>
       </w:r>
-    </w:p>
+      <w:r>
+        <w:drawing>
+          <wp:inline distT="0" distB="0" distL="0" distR="0" wp14:anchorId="4DED27B9" wp14:editId="1E19B296">
+            <wp:extent cx="3058731" cy="2037193"/>
+            <wp:effectExtent l="0" t="0" r="8890" b="1270"/>
+            <wp:docPr id="218813434" name="Picture 1"/>
+            <wp:cNvGraphicFramePr>
+              <a:graphicFrameLocks xmlns:a="http://schemas.openxmlformats.org/drawingml/2006/main" noChangeAspect="1"/>
+            </wp:cNvGraphicFramePr>
+            <a:graphic xmlns:a="http://schemas.openxmlformats.org/drawingml/2006/main">
+              <a:graphicData uri="http://schemas.openxmlformats.org/drawingml/2006/picture">
+                <pic:pic xmlns:pic="http://schemas.openxmlformats.org/drawingml/2006/picture">
+                  <pic:nvPicPr>
+                    <pic:cNvPr id="218813434" name=""/>
+                    <pic:cNvPicPr/>
+                  </pic:nvPicPr>
+                  <pic:blipFill>
+                    <a:blip r:embed="rId37"/>
+                    <a:stretch>
+                      <a:fillRect/>
+                    </a:stretch>
+                  </pic:blipFill>
+                  <pic:spPr>
+                    <a:xfrm>
+                      <a:off x="0" y="0"/>
+                      <a:ext cx="3069667" cy="2044477"/>
+                    </a:xfrm>
+                    <a:prstGeom prst="rect">
+                      <a:avLst/>
+                    </a:prstGeom>
+                  </pic:spPr>
+                </pic:pic>
+              </a:graphicData>
+            </a:graphic>
+          </wp:inline>
+        </w:drawing>
+      </w:r>
+    </w:p>
+    <w:p/>
     <w:p>
       <w:pPr>
         <w:pStyle w:val="ListParagraph"/>
         <w:numPr>
           <w:ilvl w:val="0"/>
-          <w:numId w:val="38"/>
-        </w:numPr>
-      </w:pPr>
-      <w:r>
-        <w:t>Press apply</w:t>
+          <w:numId w:val="13"/>
+        </w:numPr>
+      </w:pPr>
+      <w:r>
+        <w:t xml:space="preserve">Press </w:t>
+      </w:r>
+      <w:proofErr w:type="gramStart"/>
+      <w:r>
+        <w:t>apply</w:t>
+      </w:r>
+      <w:proofErr w:type="gramEnd"/>
+      <w:r>
+        <w:t>.</w:t>
       </w:r>
     </w:p>
     <w:p>
@@ -6713,7 +6795,7 @@
         <w:pStyle w:val="ListParagraph"/>
         <w:numPr>
           <w:ilvl w:val="0"/>
-          <w:numId w:val="38"/>
+          <w:numId w:val="13"/>
         </w:numPr>
       </w:pPr>
       <w:r>
@@ -6722,10 +6804,52 @@
     </w:p>
     <w:p>
       <w:pPr>
+        <w:ind w:left="360" w:firstLine="0"/>
+      </w:pPr>
+      <w:r>
+        <w:drawing>
+          <wp:inline distT="0" distB="0" distL="0" distR="0" wp14:anchorId="5AE4EED2" wp14:editId="1BAACF53">
+            <wp:extent cx="4114800" cy="1098599"/>
+            <wp:effectExtent l="0" t="0" r="0" b="6350"/>
+            <wp:docPr id="146802507" name="Picture 1"/>
+            <wp:cNvGraphicFramePr>
+              <a:graphicFrameLocks xmlns:a="http://schemas.openxmlformats.org/drawingml/2006/main" noChangeAspect="1"/>
+            </wp:cNvGraphicFramePr>
+            <a:graphic xmlns:a="http://schemas.openxmlformats.org/drawingml/2006/main">
+              <a:graphicData uri="http://schemas.openxmlformats.org/drawingml/2006/picture">
+                <pic:pic xmlns:pic="http://schemas.openxmlformats.org/drawingml/2006/picture">
+                  <pic:nvPicPr>
+                    <pic:cNvPr id="146802507" name=""/>
+                    <pic:cNvPicPr/>
+                  </pic:nvPicPr>
+                  <pic:blipFill>
+                    <a:blip r:embed="rId38"/>
+                    <a:stretch>
+                      <a:fillRect/>
+                    </a:stretch>
+                  </pic:blipFill>
+                  <pic:spPr>
+                    <a:xfrm>
+                      <a:off x="0" y="0"/>
+                      <a:ext cx="4131974" cy="1103184"/>
+                    </a:xfrm>
+                    <a:prstGeom prst="rect">
+                      <a:avLst/>
+                    </a:prstGeom>
+                  </pic:spPr>
+                </pic:pic>
+              </a:graphicData>
+            </a:graphic>
+          </wp:inline>
+        </w:drawing>
+      </w:r>
+    </w:p>
+    <w:p>
+      <w:pPr>
         <w:pStyle w:val="ListParagraph"/>
         <w:numPr>
           <w:ilvl w:val="0"/>
-          <w:numId w:val="38"/>
+          <w:numId w:val="13"/>
         </w:numPr>
       </w:pPr>
       <w:r>
@@ -6737,7 +6861,7 @@
         <w:pStyle w:val="ListParagraph"/>
         <w:numPr>
           <w:ilvl w:val="1"/>
-          <w:numId w:val="38"/>
+          <w:numId w:val="13"/>
         </w:numPr>
       </w:pPr>
       <w:r>
@@ -6749,11 +6873,11 @@
         <w:pStyle w:val="ListParagraph"/>
         <w:numPr>
           <w:ilvl w:val="1"/>
-          <w:numId w:val="38"/>
-        </w:numPr>
-      </w:pPr>
-      <w:r>
-        <w:t>Set the following Environment variables</w:t>
+          <w:numId w:val="13"/>
+        </w:numPr>
+      </w:pPr>
+      <w:r>
+        <w:t>Set the following Environment variables (Please include the double Underscore in the names)</w:t>
       </w:r>
     </w:p>
     <w:p>
@@ -6761,12 +6885,75 @@
         <w:pStyle w:val="ListParagraph"/>
         <w:numPr>
           <w:ilvl w:val="2"/>
-          <w:numId w:val="38"/>
-        </w:numPr>
-      </w:pPr>
+          <w:numId w:val="13"/>
+        </w:numPr>
+      </w:pPr>
+      <w:proofErr w:type="spellStart"/>
+      <w:r>
+        <w:t>Jwt</w:t>
+      </w:r>
+      <w:proofErr w:type="spellEnd"/>
+      <w:r>
+        <w:t>__Key</w:t>
+      </w:r>
+    </w:p>
+    <w:p>
+      <w:pPr>
+        <w:pStyle w:val="ListParagraph"/>
+        <w:numPr>
+          <w:ilvl w:val="3"/>
+          <w:numId w:val="13"/>
+        </w:numPr>
+      </w:pPr>
+      <w:r>
+        <w:t>Secret key to identify the server. Set the value to a 32+ digit random string.</w:t>
+      </w:r>
+    </w:p>
+    <w:p>
+      <w:pPr>
+        <w:pStyle w:val="ListParagraph"/>
+        <w:numPr>
+          <w:ilvl w:val="2"/>
+          <w:numId w:val="13"/>
+        </w:numPr>
+      </w:pPr>
+      <w:proofErr w:type="spellStart"/>
+      <w:r>
+        <w:t>Jwt</w:t>
+      </w:r>
+      <w:proofErr w:type="spellEnd"/>
+      <w:r>
+        <w:t>__Issuer</w:t>
+      </w:r>
+    </w:p>
+    <w:p>
+      <w:pPr>
+        <w:pStyle w:val="ListParagraph"/>
+        <w:numPr>
+          <w:ilvl w:val="3"/>
+          <w:numId w:val="13"/>
+        </w:numPr>
+      </w:pPr>
+      <w:r>
+        <w:t>Used to identify the issuer of the authentication token. Give it a name as its value</w:t>
+      </w:r>
+    </w:p>
+    <w:p>
+      <w:pPr>
+        <w:pStyle w:val="ListParagraph"/>
+        <w:numPr>
+          <w:ilvl w:val="2"/>
+          <w:numId w:val="13"/>
+        </w:numPr>
+      </w:pPr>
+      <w:proofErr w:type="spellStart"/>
       <w:r>
         <w:lastRenderedPageBreak/>
-        <w:t>Jwt__Key</w:t>
+        <w:t>Jwt</w:t>
+      </w:r>
+      <w:proofErr w:type="spellEnd"/>
+      <w:r>
+        <w:t>__Audience</w:t>
       </w:r>
     </w:p>
     <w:p>
@@ -6774,11 +6961,11 @@
         <w:pStyle w:val="ListParagraph"/>
         <w:numPr>
           <w:ilvl w:val="3"/>
-          <w:numId w:val="38"/>
-        </w:numPr>
-      </w:pPr>
-      <w:r>
-        <w:t>Secret key to identify the server. Set the value to a 32+ digit random string.</w:t>
+          <w:numId w:val="13"/>
+        </w:numPr>
+      </w:pPr>
+      <w:r>
+        <w:t>Used to identify the application that uses the authentication token. Give it a name as its value</w:t>
       </w:r>
     </w:p>
     <w:p>
@@ -6786,47 +6973,39 @@
         <w:pStyle w:val="ListParagraph"/>
         <w:numPr>
           <w:ilvl w:val="2"/>
-          <w:numId w:val="38"/>
-        </w:numPr>
-      </w:pPr>
-      <w:r>
-        <w:t>Jwt__Issuer</w:t>
-      </w:r>
-    </w:p>
-    <w:p>
-      <w:pPr>
-        <w:pStyle w:val="ListParagraph"/>
-        <w:numPr>
-          <w:ilvl w:val="3"/>
-          <w:numId w:val="38"/>
-        </w:numPr>
-      </w:pPr>
-      <w:r>
-        <w:t>Used to identify the issuer of the authentication token. Give it a name as its value</w:t>
-      </w:r>
+          <w:numId w:val="13"/>
+        </w:numPr>
+      </w:pPr>
+      <w:proofErr w:type="spellStart"/>
+      <w:r>
+        <w:t>User__Username</w:t>
+      </w:r>
+      <w:proofErr w:type="spellEnd"/>
     </w:p>
     <w:p>
       <w:pPr>
         <w:pStyle w:val="ListParagraph"/>
         <w:numPr>
           <w:ilvl w:val="2"/>
-          <w:numId w:val="38"/>
-        </w:numPr>
-      </w:pPr>
-      <w:r>
-        <w:t>Jwt__Audience</w:t>
-      </w:r>
-    </w:p>
-    <w:p>
-      <w:pPr>
-        <w:pStyle w:val="ListParagraph"/>
-        <w:numPr>
-          <w:ilvl w:val="3"/>
-          <w:numId w:val="38"/>
-        </w:numPr>
-      </w:pPr>
-      <w:r>
-        <w:t>Used to identify the application that uses the authentication token. Give it a name as its value</w:t>
+          <w:numId w:val="13"/>
+        </w:numPr>
+      </w:pPr>
+      <w:proofErr w:type="spellStart"/>
+      <w:r>
+        <w:t>User__Password</w:t>
+      </w:r>
+      <w:proofErr w:type="spellEnd"/>
+    </w:p>
+    <w:p>
+      <w:pPr>
+        <w:pStyle w:val="ListParagraph"/>
+        <w:numPr>
+          <w:ilvl w:val="1"/>
+          <w:numId w:val="13"/>
+        </w:numPr>
+      </w:pPr>
+      <w:r>
+        <w:t>Set the following connection String ()</w:t>
       </w:r>
     </w:p>
     <w:p>
@@ -6834,11 +7013,19 @@
         <w:pStyle w:val="ListParagraph"/>
         <w:numPr>
           <w:ilvl w:val="2"/>
-          <w:numId w:val="38"/>
-        </w:numPr>
-      </w:pPr>
-      <w:r>
-        <w:t>User__Admin_Username</w:t>
+          <w:numId w:val="13"/>
+        </w:numPr>
+      </w:pPr>
+      <w:r>
+        <w:t>Name: “</w:t>
+      </w:r>
+      <w:proofErr w:type="spellStart"/>
+      <w:r>
+        <w:t>DefaultConnection</w:t>
+      </w:r>
+      <w:proofErr w:type="spellEnd"/>
+      <w:r>
+        <w:t>”</w:t>
       </w:r>
     </w:p>
     <w:p>
@@ -6846,23 +7033,27 @@
         <w:pStyle w:val="ListParagraph"/>
         <w:numPr>
           <w:ilvl w:val="2"/>
-          <w:numId w:val="38"/>
-        </w:numPr>
-      </w:pPr>
-      <w:r>
-        <w:t>User__Admin_Password</w:t>
-      </w:r>
-    </w:p>
-    <w:p>
-      <w:pPr>
-        <w:pStyle w:val="ListParagraph"/>
-        <w:numPr>
-          <w:ilvl w:val="1"/>
-          <w:numId w:val="38"/>
-        </w:numPr>
-      </w:pPr>
-      <w:r>
-        <w:t>Set the following connection String ()</w:t>
+          <w:numId w:val="13"/>
+        </w:numPr>
+      </w:pPr>
+      <w:r>
+        <w:t>Value</w:t>
+      </w:r>
+      <w:proofErr w:type="gramStart"/>
+      <w:r>
+        <w:t>: ”</w:t>
+      </w:r>
+      <w:proofErr w:type="gramEnd"/>
+      <w:r>
+        <w:t>D:\home\data\</w:t>
+      </w:r>
+      <w:proofErr w:type="spellStart"/>
+      <w:r>
+        <w:t>BacklogManager.db</w:t>
+      </w:r>
+      <w:proofErr w:type="spellEnd"/>
+      <w:r>
+        <w:t>”</w:t>
       </w:r>
     </w:p>
     <w:p>
@@ -6870,62 +7061,11 @@
         <w:pStyle w:val="ListParagraph"/>
         <w:numPr>
           <w:ilvl w:val="2"/>
-          <w:numId w:val="38"/>
-        </w:numPr>
-      </w:pPr>
-      <w:r>
-        <w:t xml:space="preserve">Name: </w:t>
-      </w:r>
-      <w:r>
-        <w:t>“</w:t>
-      </w:r>
-      <w:r>
-        <w:t>DefaultConnection</w:t>
-      </w:r>
-      <w:r>
-        <w:t>”</w:t>
-      </w:r>
-    </w:p>
-    <w:p>
-      <w:pPr>
-        <w:pStyle w:val="ListParagraph"/>
-        <w:numPr>
-          <w:ilvl w:val="2"/>
-          <w:numId w:val="38"/>
-        </w:numPr>
-      </w:pPr>
-      <w:r>
-        <w:t xml:space="preserve">Value: </w:t>
-      </w:r>
-      <w:r>
-        <w:t>”</w:t>
-      </w:r>
-      <w:r>
-        <w:t>D:\home\site\wwwroot\Data\BacklogManager.db</w:t>
-      </w:r>
-      <w:r>
-        <w:t>”</w:t>
-      </w:r>
-    </w:p>
-    <w:p>
-      <w:pPr>
-        <w:pStyle w:val="ListParagraph"/>
-        <w:numPr>
-          <w:ilvl w:val="2"/>
-          <w:numId w:val="38"/>
-        </w:numPr>
-      </w:pPr>
-      <w:r>
-        <w:t xml:space="preserve">Type: </w:t>
-      </w:r>
-      <w:r>
-        <w:t>“</w:t>
-      </w:r>
-      <w:r>
-        <w:t>Custom</w:t>
-      </w:r>
-      <w:r>
-        <w:t>”</w:t>
+          <w:numId w:val="13"/>
+        </w:numPr>
+      </w:pPr>
+      <w:r>
+        <w:t>Type: “Custom”</w:t>
       </w:r>
     </w:p>
     <w:p>
@@ -6933,25 +7073,18 @@
         <w:pStyle w:val="ListParagraph"/>
         <w:numPr>
           <w:ilvl w:val="0"/>
-          <w:numId w:val="38"/>
-        </w:numPr>
-      </w:pPr>
-      <w:r>
-        <w:lastRenderedPageBreak/>
-        <w:t xml:space="preserve">Go to </w:t>
-      </w:r>
-      <w:r>
-        <w:t>t</w:t>
-      </w:r>
-      <w:r>
-        <w:t>he gitlab repository for the project and then go to settings &gt; CI/CD &gt; Variables</w:t>
-      </w:r>
-      <w:r>
-        <w:t xml:space="preserve"> &gt; add Variable</w:t>
-      </w:r>
-      <w:r>
+          <w:numId w:val="13"/>
+        </w:numPr>
+      </w:pPr>
+      <w:r>
+        <w:t>Go to the GitLab repository for the project and then go to settings &gt; CI/CD &gt; Variables &gt; add Variable</w:t>
+      </w:r>
+      <w:r>
+        <w:rPr>
+          <w:noProof/>
+        </w:rPr>
         <w:drawing>
-          <wp:inline distT="0" distB="0" distL="0" distR="0" wp14:anchorId="746AA46A" wp14:editId="65905ED8">
+          <wp:inline distT="0" distB="0" distL="0" distR="0" wp14:anchorId="02E05F40" wp14:editId="74B2C149">
             <wp:extent cx="5943600" cy="3415030"/>
             <wp:effectExtent l="0" t="0" r="0" b="0"/>
             <wp:docPr id="876598561" name="Picture 1"/>
@@ -6966,7 +7099,7 @@
                     <pic:cNvPicPr/>
                   </pic:nvPicPr>
                   <pic:blipFill>
-                    <a:blip r:embed="rId38"/>
+                    <a:blip r:embed="rId34"/>
                     <a:stretch>
                       <a:fillRect/>
                     </a:stretch>
@@ -6992,7 +7125,7 @@
         <w:pStyle w:val="ListParagraph"/>
         <w:numPr>
           <w:ilvl w:val="0"/>
-          <w:numId w:val="38"/>
+          <w:numId w:val="13"/>
         </w:numPr>
       </w:pPr>
       <w:r>
@@ -7004,14 +7137,11 @@
         <w:pStyle w:val="ListParagraph"/>
         <w:numPr>
           <w:ilvl w:val="0"/>
-          <w:numId w:val="38"/>
-        </w:numPr>
-      </w:pPr>
-      <w:r>
-        <w:t xml:space="preserve">Key : </w:t>
-      </w:r>
-      <w:r>
-        <w:t>“</w:t>
+          <w:numId w:val="13"/>
+        </w:numPr>
+      </w:pPr>
+      <w:r>
+        <w:t>Key: “</w:t>
       </w:r>
       <w:r>
         <w:t>AZURE_PUBLISH_PROFILE</w:t>
@@ -7025,11 +7155,20 @@
         <w:pStyle w:val="ListParagraph"/>
         <w:numPr>
           <w:ilvl w:val="0"/>
-          <w:numId w:val="38"/>
-        </w:numPr>
-      </w:pPr>
-      <w:r>
-        <w:t>Value : Paste the contents from the publish profile that was downloaded in step 15</w:t>
+          <w:numId w:val="13"/>
+        </w:numPr>
+      </w:pPr>
+      <w:r>
+        <w:lastRenderedPageBreak/>
+        <w:t xml:space="preserve">Value: Paste the contents from the </w:t>
+      </w:r>
+      <w:proofErr w:type="gramStart"/>
+      <w:r>
+        <w:t>publish</w:t>
+      </w:r>
+      <w:proofErr w:type="gramEnd"/>
+      <w:r>
+        <w:t xml:space="preserve"> profile file that was downloaded in step 15</w:t>
       </w:r>
     </w:p>
     <w:p>
@@ -7037,11 +7176,16 @@
         <w:pStyle w:val="ListParagraph"/>
         <w:numPr>
           <w:ilvl w:val="0"/>
-          <w:numId w:val="38"/>
-        </w:numPr>
-      </w:pPr>
-      <w:r>
-        <w:t>Hit save.</w:t>
+          <w:numId w:val="13"/>
+        </w:numPr>
+      </w:pPr>
+      <w:proofErr w:type="gramStart"/>
+      <w:r>
+        <w:t>Hit</w:t>
+      </w:r>
+      <w:proofErr w:type="gramEnd"/>
+      <w:r>
+        <w:t xml:space="preserve"> Save.</w:t>
       </w:r>
     </w:p>
     <w:p>
@@ -7049,14 +7193,11 @@
         <w:pStyle w:val="ListParagraph"/>
         <w:numPr>
           <w:ilvl w:val="0"/>
-          <w:numId w:val="38"/>
-        </w:numPr>
-      </w:pPr>
-      <w:r>
-        <w:t>Add, Commit, and Push the repository</w:t>
-      </w:r>
-      <w:r>
-        <w:t xml:space="preserve"> (The Respository contains a YML File with the correct commands to deploy the application on the front and back end)</w:t>
+          <w:numId w:val="13"/>
+        </w:numPr>
+      </w:pPr>
+      <w:r>
+        <w:t>Add, Commit, and Push the repository (The repository contains a YML File with the correct commands to deploy the application on the front and back end)</w:t>
       </w:r>
     </w:p>
     <w:p>
@@ -7064,11 +7205,24 @@
         <w:pStyle w:val="ListParagraph"/>
         <w:numPr>
           <w:ilvl w:val="0"/>
-          <w:numId w:val="38"/>
-        </w:numPr>
-      </w:pPr>
-      <w:r>
-        <w:t>Watch on the GitLab pipelines page to ensure that the application is deployed to azure successfully.</w:t>
+          <w:numId w:val="13"/>
+        </w:numPr>
+      </w:pPr>
+      <w:r>
+        <w:t>Watch the GitLab pipelines page to ensure that the application is deployed to azure successfully.</w:t>
+      </w:r>
+    </w:p>
+    <w:p>
+      <w:pPr>
+        <w:ind w:left="360" w:firstLine="0"/>
+      </w:pPr>
+    </w:p>
+    <w:p>
+      <w:pPr>
+        <w:pStyle w:val="Heading3"/>
+      </w:pPr>
+      <w:r>
+        <w:t>Final Configuration</w:t>
       </w:r>
     </w:p>
     <w:p>
@@ -7076,25 +7230,2002 @@
         <w:pStyle w:val="ListParagraph"/>
         <w:numPr>
           <w:ilvl w:val="0"/>
-          <w:numId w:val="38"/>
-        </w:numPr>
-      </w:pPr>
-    </w:p>
-    <w:p>
-      <w:pPr>
-        <w:pStyle w:val="ListParagraph"/>
-        <w:ind w:left="1080"/>
-      </w:pPr>
-    </w:p>
-    <w:p>
-      <w:pPr>
-        <w:pStyle w:val="ListParagraph"/>
-        <w:ind w:left="1080"/>
-      </w:pPr>
+          <w:numId w:val="14"/>
+        </w:numPr>
+      </w:pPr>
+      <w:r>
+        <w:t>Get the URL for the frontend from the static web app overview page in azure.</w:t>
+      </w:r>
+    </w:p>
+    <w:p>
+      <w:pPr>
+        <w:pStyle w:val="ListParagraph"/>
+        <w:numPr>
+          <w:ilvl w:val="0"/>
+          <w:numId w:val="14"/>
+        </w:numPr>
+      </w:pPr>
+      <w:r>
+        <w:t>Get the URL for the backend from the app services overview page in azure</w:t>
+      </w:r>
+    </w:p>
+    <w:p>
+      <w:pPr>
+        <w:pStyle w:val="ListParagraph"/>
+        <w:numPr>
+          <w:ilvl w:val="0"/>
+          <w:numId w:val="14"/>
+        </w:numPr>
+      </w:pPr>
+      <w:r>
+        <w:t xml:space="preserve">Paste the URL from the frontend into the </w:t>
+      </w:r>
+      <w:proofErr w:type="spellStart"/>
+      <w:r>
+        <w:t>Program.cs</w:t>
+      </w:r>
+      <w:proofErr w:type="spellEnd"/>
+      <w:r>
+        <w:t xml:space="preserve"> file in the ASP.net project. The URL needs to be placed in the CORS options. Currently around line 75 (This file is located at </w:t>
+      </w:r>
+      <w:r>
+        <w:t>backend\MediaBacklogManagerBackend\MediaBacklogManagerBackend\Program.cs</w:t>
+      </w:r>
+    </w:p>
+    <w:p>
+      <w:pPr>
+        <w:ind w:left="360" w:firstLine="0"/>
+      </w:pPr>
+      <w:r>
+        <w:drawing>
+          <wp:inline distT="0" distB="0" distL="0" distR="0" wp14:anchorId="08ADFFB7" wp14:editId="1637D325">
+            <wp:extent cx="5943600" cy="2133600"/>
+            <wp:effectExtent l="0" t="0" r="0" b="0"/>
+            <wp:docPr id="927785855" name="Picture 1"/>
+            <wp:cNvGraphicFramePr>
+              <a:graphicFrameLocks xmlns:a="http://schemas.openxmlformats.org/drawingml/2006/main" noChangeAspect="1"/>
+            </wp:cNvGraphicFramePr>
+            <a:graphic xmlns:a="http://schemas.openxmlformats.org/drawingml/2006/main">
+              <a:graphicData uri="http://schemas.openxmlformats.org/drawingml/2006/picture">
+                <pic:pic xmlns:pic="http://schemas.openxmlformats.org/drawingml/2006/picture">
+                  <pic:nvPicPr>
+                    <pic:cNvPr id="927785855" name=""/>
+                    <pic:cNvPicPr/>
+                  </pic:nvPicPr>
+                  <pic:blipFill>
+                    <a:blip r:embed="rId39"/>
+                    <a:stretch>
+                      <a:fillRect/>
+                    </a:stretch>
+                  </pic:blipFill>
+                  <pic:spPr>
+                    <a:xfrm>
+                      <a:off x="0" y="0"/>
+                      <a:ext cx="5943600" cy="2133600"/>
+                    </a:xfrm>
+                    <a:prstGeom prst="rect">
+                      <a:avLst/>
+                    </a:prstGeom>
+                  </pic:spPr>
+                </pic:pic>
+              </a:graphicData>
+            </a:graphic>
+          </wp:inline>
+        </w:drawing>
+      </w:r>
+    </w:p>
+    <w:p>
+      <w:pPr>
+        <w:pStyle w:val="ListParagraph"/>
+        <w:numPr>
+          <w:ilvl w:val="0"/>
+          <w:numId w:val="14"/>
+        </w:numPr>
+        <w:ind w:left="360" w:firstLine="0"/>
+      </w:pPr>
+      <w:r>
+        <w:t xml:space="preserve">Paste the URL From the backend into the </w:t>
+      </w:r>
+      <w:proofErr w:type="spellStart"/>
+      <w:r>
+        <w:t>environment.ts</w:t>
+      </w:r>
+      <w:proofErr w:type="spellEnd"/>
+      <w:r>
+        <w:t xml:space="preserve"> file in the angular project. This file is located at: frontend/media-backlog-frontend/</w:t>
+      </w:r>
+      <w:proofErr w:type="spellStart"/>
+      <w:r>
+        <w:t>src</w:t>
+      </w:r>
+      <w:proofErr w:type="spellEnd"/>
+      <w:r>
+        <w:t>/environments/</w:t>
+      </w:r>
+      <w:proofErr w:type="spellStart"/>
+      <w:r>
+        <w:t>environment.ts</w:t>
+      </w:r>
+      <w:proofErr w:type="spellEnd"/>
+      <w:r>
+        <w:t>. The URL should include /</w:t>
+      </w:r>
+      <w:proofErr w:type="spellStart"/>
+      <w:r>
+        <w:t>api</w:t>
+      </w:r>
+      <w:proofErr w:type="spellEnd"/>
+      <w:r>
+        <w:t xml:space="preserve"> at the end as this is the base Api endpoint the application builds its Api URLs on.</w:t>
+      </w:r>
+    </w:p>
+    <w:p>
+      <w:pPr>
+        <w:pStyle w:val="ListParagraph"/>
+        <w:ind w:left="360"/>
+      </w:pPr>
+      <w:r>
+        <w:lastRenderedPageBreak/>
+        <w:drawing>
+          <wp:inline distT="0" distB="0" distL="0" distR="0" wp14:anchorId="76ABE6BD" wp14:editId="3BBFD89F">
+            <wp:extent cx="5943600" cy="1094740"/>
+            <wp:effectExtent l="0" t="0" r="0" b="0"/>
+            <wp:docPr id="1115565630" name="Picture 1"/>
+            <wp:cNvGraphicFramePr>
+              <a:graphicFrameLocks xmlns:a="http://schemas.openxmlformats.org/drawingml/2006/main" noChangeAspect="1"/>
+            </wp:cNvGraphicFramePr>
+            <a:graphic xmlns:a="http://schemas.openxmlformats.org/drawingml/2006/main">
+              <a:graphicData uri="http://schemas.openxmlformats.org/drawingml/2006/picture">
+                <pic:pic xmlns:pic="http://schemas.openxmlformats.org/drawingml/2006/picture">
+                  <pic:nvPicPr>
+                    <pic:cNvPr id="1115565630" name=""/>
+                    <pic:cNvPicPr/>
+                  </pic:nvPicPr>
+                  <pic:blipFill>
+                    <a:blip r:embed="rId40"/>
+                    <a:stretch>
+                      <a:fillRect/>
+                    </a:stretch>
+                  </pic:blipFill>
+                  <pic:spPr>
+                    <a:xfrm>
+                      <a:off x="0" y="0"/>
+                      <a:ext cx="5943600" cy="1094740"/>
+                    </a:xfrm>
+                    <a:prstGeom prst="rect">
+                      <a:avLst/>
+                    </a:prstGeom>
+                  </pic:spPr>
+                </pic:pic>
+              </a:graphicData>
+            </a:graphic>
+          </wp:inline>
+        </w:drawing>
+      </w:r>
+    </w:p>
+    <w:p>
+      <w:pPr>
+        <w:pStyle w:val="ListParagraph"/>
+        <w:numPr>
+          <w:ilvl w:val="0"/>
+          <w:numId w:val="14"/>
+        </w:numPr>
+      </w:pPr>
+      <w:r>
+        <w:t>Once the proper URLs have been added to the frontend and backend you must run git add, commit, and push to update the repository with the correct info, and to run the deployment pipeline with the new info.</w:t>
+      </w:r>
+    </w:p>
+    <w:p>
+      <w:pPr>
+        <w:pStyle w:val="ListParagraph"/>
+        <w:numPr>
+          <w:ilvl w:val="0"/>
+          <w:numId w:val="14"/>
+        </w:numPr>
+      </w:pPr>
+      <w:r>
+        <w:t>Watch the pipeline progress in GitLab to ensure that deployment goes smoothly.</w:t>
+      </w:r>
+    </w:p>
+    <w:p>
+      <w:pPr>
+        <w:ind w:firstLine="0"/>
+      </w:pPr>
+    </w:p>
+    <w:p>
+      <w:pPr>
+        <w:pStyle w:val="Heading1"/>
+      </w:pPr>
+      <w:r>
+        <w:t>User Guide</w:t>
+      </w:r>
+    </w:p>
+    <w:p>
+      <w:pPr>
+        <w:pStyle w:val="Heading2"/>
+      </w:pPr>
+      <w:bookmarkStart w:id="34" w:name="_Toc233458548"/>
+      <w:bookmarkStart w:id="35" w:name="_Toc233463915"/>
+      <w:r>
+        <w:t>Introduction</w:t>
+      </w:r>
+      <w:bookmarkEnd w:id="34"/>
+      <w:bookmarkEnd w:id="35"/>
+    </w:p>
+    <w:p>
+      <w:r>
+        <w:t>Provided below is documentation for how to use the ap</w:t>
+      </w:r>
+    </w:p>
+    <w:p>
+      <w:r>
+        <w:t xml:space="preserve">plication. This information is intended to allow a new user of the application to open the application and perform all functions available within the application. </w:t>
+      </w:r>
+      <w:r>
+        <w:t>Because the application is web based not install is required by the user. The only thing required by the user</w:t>
+      </w:r>
+      <w:r>
+        <w:t xml:space="preserve"> is to navigate to the webpage where the application is hosted. Due to the applications web hosted nature, this </w:t>
+      </w:r>
+      <w:r>
+        <w:t>information will not cover anything related to the application</w:t>
+      </w:r>
+      <w:r>
+        <w:t>’</w:t>
+      </w:r>
+      <w:r>
+        <w:t xml:space="preserve">s code or deployment.  </w:t>
+      </w:r>
+      <w:r>
+        <w:t>For detailed instructions to modify the code or deploy the application, please see the above guide for setting up and maintaining the application.</w:t>
+      </w:r>
+    </w:p>
+    <w:p>
+      <w:pPr>
+        <w:pStyle w:val="Heading2"/>
+      </w:pPr>
+      <w:r>
+        <w:t>Opening the Applicatio</w:t>
+      </w:r>
+      <w:r>
+        <w:t>n</w:t>
+      </w:r>
+    </w:p>
+    <w:p>
+      <w:pPr>
+        <w:pStyle w:val="ListParagraph"/>
+        <w:numPr>
+          <w:ilvl w:val="0"/>
+          <w:numId w:val="18"/>
+        </w:numPr>
+      </w:pPr>
+      <w:r>
+        <w:t xml:space="preserve">To open the </w:t>
+      </w:r>
+      <w:proofErr w:type="gramStart"/>
+      <w:r>
+        <w:t>application</w:t>
+      </w:r>
+      <w:proofErr w:type="gramEnd"/>
+      <w:r>
+        <w:t xml:space="preserve"> navigate to the application’s web page</w:t>
+      </w:r>
+    </w:p>
+    <w:p>
+      <w:pPr>
+        <w:ind w:left="360" w:firstLine="360"/>
+      </w:pPr>
+      <w:hyperlink r:id="rId41" w:history="1">
+        <w:r>
+          <w:rPr>
+            <w:rStyle w:val="Hyperlink"/>
+          </w:rPr>
+          <w:t>https://thankful-hill-0021e0d10.7.azurest</w:t>
+        </w:r>
+        <w:r>
+          <w:rPr>
+            <w:rStyle w:val="Hyperlink"/>
+          </w:rPr>
+          <w:t>a</w:t>
+        </w:r>
+        <w:r>
+          <w:rPr>
+            <w:rStyle w:val="Hyperlink"/>
+          </w:rPr>
+          <w:t>ticapps.net/login</w:t>
+        </w:r>
+      </w:hyperlink>
+      <w:r>
+        <w:t xml:space="preserve"> </w:t>
+      </w:r>
+    </w:p>
+    <w:p>
+      <w:pPr>
+        <w:pStyle w:val="Heading2"/>
+      </w:pPr>
+      <w:r>
+        <w:t>Account Creation</w:t>
+      </w:r>
+    </w:p>
+    <w:p>
+      <w:pPr>
+        <w:pStyle w:val="ListParagraph"/>
+        <w:numPr>
+          <w:ilvl w:val="0"/>
+          <w:numId w:val="20"/>
+        </w:numPr>
+      </w:pPr>
+      <w:r>
+        <w:t xml:space="preserve">Click on the “Create Account” button in the bottom </w:t>
+      </w:r>
+      <w:proofErr w:type="gramStart"/>
+      <w:r>
+        <w:t>right hand</w:t>
+      </w:r>
+      <w:proofErr w:type="gramEnd"/>
+      <w:r>
+        <w:t xml:space="preserve"> corner of the login screen. </w:t>
+      </w:r>
+    </w:p>
+    <w:p>
+      <w:pPr>
+        <w:pStyle w:val="ListParagraph"/>
+        <w:numPr>
+          <w:ilvl w:val="1"/>
+          <w:numId w:val="20"/>
+        </w:numPr>
+      </w:pPr>
+      <w:r>
+        <w:lastRenderedPageBreak/>
+        <w:t>The application should automatically route you to this screen</w:t>
+      </w:r>
+    </w:p>
+    <w:p>
+      <w:pPr>
+        <w:pStyle w:val="ListParagraph"/>
+      </w:pPr>
+      <w:r>
+        <w:drawing>
+          <wp:inline distT="0" distB="0" distL="0" distR="0" wp14:anchorId="6C211299" wp14:editId="0A7E5D47">
+            <wp:extent cx="3651813" cy="2002645"/>
+            <wp:effectExtent l="0" t="0" r="6350" b="0"/>
+            <wp:docPr id="1833138028" name="Picture 1"/>
+            <wp:cNvGraphicFramePr>
+              <a:graphicFrameLocks xmlns:a="http://schemas.openxmlformats.org/drawingml/2006/main" noChangeAspect="1"/>
+            </wp:cNvGraphicFramePr>
+            <a:graphic xmlns:a="http://schemas.openxmlformats.org/drawingml/2006/main">
+              <a:graphicData uri="http://schemas.openxmlformats.org/drawingml/2006/picture">
+                <pic:pic xmlns:pic="http://schemas.openxmlformats.org/drawingml/2006/picture">
+                  <pic:nvPicPr>
+                    <pic:cNvPr id="1833138028" name=""/>
+                    <pic:cNvPicPr/>
+                  </pic:nvPicPr>
+                  <pic:blipFill>
+                    <a:blip r:embed="rId42"/>
+                    <a:stretch>
+                      <a:fillRect/>
+                    </a:stretch>
+                  </pic:blipFill>
+                  <pic:spPr>
+                    <a:xfrm>
+                      <a:off x="0" y="0"/>
+                      <a:ext cx="3691527" cy="2024424"/>
+                    </a:xfrm>
+                    <a:prstGeom prst="rect">
+                      <a:avLst/>
+                    </a:prstGeom>
+                  </pic:spPr>
+                </pic:pic>
+              </a:graphicData>
+            </a:graphic>
+          </wp:inline>
+        </w:drawing>
+      </w:r>
+    </w:p>
+    <w:p>
+      <w:pPr>
+        <w:pStyle w:val="ListParagraph"/>
+        <w:numPr>
+          <w:ilvl w:val="0"/>
+          <w:numId w:val="20"/>
+        </w:numPr>
+      </w:pPr>
+      <w:r>
+        <w:t xml:space="preserve">Enter </w:t>
+      </w:r>
+      <w:r>
+        <w:t>the following information into the account creation form</w:t>
+      </w:r>
+    </w:p>
+    <w:p>
+      <w:pPr>
+        <w:pStyle w:val="ListParagraph"/>
+        <w:numPr>
+          <w:ilvl w:val="1"/>
+          <w:numId w:val="20"/>
+        </w:numPr>
+      </w:pPr>
+      <w:r>
+        <w:t>Display Name – Your Name within the application</w:t>
+      </w:r>
+    </w:p>
+    <w:p>
+      <w:pPr>
+        <w:pStyle w:val="ListParagraph"/>
+        <w:numPr>
+          <w:ilvl w:val="1"/>
+          <w:numId w:val="20"/>
+        </w:numPr>
+      </w:pPr>
+      <w:r>
+        <w:t xml:space="preserve">Email </w:t>
+      </w:r>
+    </w:p>
+    <w:p>
+      <w:pPr>
+        <w:pStyle w:val="ListParagraph"/>
+        <w:numPr>
+          <w:ilvl w:val="1"/>
+          <w:numId w:val="20"/>
+        </w:numPr>
+      </w:pPr>
+      <w:r>
+        <w:t>Username – This must be unique. You will be notified if there is a conflict</w:t>
+      </w:r>
+    </w:p>
+    <w:p>
+      <w:pPr>
+        <w:pStyle w:val="ListParagraph"/>
+        <w:numPr>
+          <w:ilvl w:val="1"/>
+          <w:numId w:val="20"/>
+        </w:numPr>
+      </w:pPr>
+      <w:r>
+        <w:t>Password – Minimum 8 characters, 1 uppercase, 1 lowercase, 1 number, and 1 special character</w:t>
+      </w:r>
+    </w:p>
+    <w:p>
+      <w:pPr>
+        <w:pStyle w:val="ListParagraph"/>
+        <w:numPr>
+          <w:ilvl w:val="1"/>
+          <w:numId w:val="20"/>
+        </w:numPr>
+      </w:pPr>
+      <w:r>
+        <w:t>Confirm Your password</w:t>
+      </w:r>
+    </w:p>
+    <w:p>
+      <w:r>
+        <w:drawing>
+          <wp:inline distT="0" distB="0" distL="0" distR="0" wp14:anchorId="3CA0289F" wp14:editId="605548BD">
+            <wp:extent cx="1447166" cy="3240911"/>
+            <wp:effectExtent l="0" t="0" r="635" b="0"/>
+            <wp:docPr id="779610246" name="Picture 1"/>
+            <wp:cNvGraphicFramePr>
+              <a:graphicFrameLocks xmlns:a="http://schemas.openxmlformats.org/drawingml/2006/main" noChangeAspect="1"/>
+            </wp:cNvGraphicFramePr>
+            <a:graphic xmlns:a="http://schemas.openxmlformats.org/drawingml/2006/main">
+              <a:graphicData uri="http://schemas.openxmlformats.org/drawingml/2006/picture">
+                <pic:pic xmlns:pic="http://schemas.openxmlformats.org/drawingml/2006/picture">
+                  <pic:nvPicPr>
+                    <pic:cNvPr id="779610246" name=""/>
+                    <pic:cNvPicPr/>
+                  </pic:nvPicPr>
+                  <pic:blipFill>
+                    <a:blip r:embed="rId43"/>
+                    <a:stretch>
+                      <a:fillRect/>
+                    </a:stretch>
+                  </pic:blipFill>
+                  <pic:spPr>
+                    <a:xfrm>
+                      <a:off x="0" y="0"/>
+                      <a:ext cx="1468689" cy="3289113"/>
+                    </a:xfrm>
+                    <a:prstGeom prst="rect">
+                      <a:avLst/>
+                    </a:prstGeom>
+                  </pic:spPr>
+                </pic:pic>
+              </a:graphicData>
+            </a:graphic>
+          </wp:inline>
+        </w:drawing>
+      </w:r>
+    </w:p>
+    <w:p>
+      <w:pPr>
+        <w:pStyle w:val="ListParagraph"/>
+        <w:numPr>
+          <w:ilvl w:val="0"/>
+          <w:numId w:val="20"/>
+        </w:numPr>
+      </w:pPr>
+      <w:r>
+        <w:lastRenderedPageBreak/>
+        <w:t xml:space="preserve">Press “Create Account” </w:t>
+      </w:r>
+    </w:p>
+    <w:p>
+      <w:pPr>
+        <w:pStyle w:val="ListParagraph"/>
+        <w:numPr>
+          <w:ilvl w:val="1"/>
+          <w:numId w:val="20"/>
+        </w:numPr>
+      </w:pPr>
+      <w:r>
+        <w:t>You will be notified if there are any conflicts with your username or email or if there are issues with your password.</w:t>
+      </w:r>
+    </w:p>
+    <w:p>
+      <w:pPr>
+        <w:pStyle w:val="ListParagraph"/>
+        <w:numPr>
+          <w:ilvl w:val="0"/>
+          <w:numId w:val="20"/>
+        </w:numPr>
+      </w:pPr>
+      <w:r>
+        <w:t>You will be redirected to the home screen</w:t>
+      </w:r>
+    </w:p>
+    <w:p>
+      <w:pPr>
+        <w:pStyle w:val="Heading2"/>
+      </w:pPr>
+      <w:r>
+        <w:t>Adding an Item to Your backlog</w:t>
+      </w:r>
+    </w:p>
+    <w:p>
+      <w:pPr>
+        <w:pStyle w:val="ListParagraph"/>
+        <w:numPr>
+          <w:ilvl w:val="0"/>
+          <w:numId w:val="21"/>
+        </w:numPr>
+      </w:pPr>
+      <w:r>
+        <w:t>To add an item to your backlog, click the add media button in the nav bar, or the one that appears on the home screen.</w:t>
+      </w:r>
+    </w:p>
+    <w:p>
+      <w:pPr>
+        <w:ind w:left="360" w:firstLine="0"/>
+      </w:pPr>
+      <w:r>
+        <w:drawing>
+          <wp:inline distT="0" distB="0" distL="0" distR="0" wp14:anchorId="6B720BE9" wp14:editId="35ED49BB">
+            <wp:extent cx="5943600" cy="1648460"/>
+            <wp:effectExtent l="0" t="0" r="0" b="8890"/>
+            <wp:docPr id="1993797883" name="Picture 1"/>
+            <wp:cNvGraphicFramePr>
+              <a:graphicFrameLocks xmlns:a="http://schemas.openxmlformats.org/drawingml/2006/main" noChangeAspect="1"/>
+            </wp:cNvGraphicFramePr>
+            <a:graphic xmlns:a="http://schemas.openxmlformats.org/drawingml/2006/main">
+              <a:graphicData uri="http://schemas.openxmlformats.org/drawingml/2006/picture">
+                <pic:pic xmlns:pic="http://schemas.openxmlformats.org/drawingml/2006/picture">
+                  <pic:nvPicPr>
+                    <pic:cNvPr id="1993797883" name=""/>
+                    <pic:cNvPicPr/>
+                  </pic:nvPicPr>
+                  <pic:blipFill>
+                    <a:blip r:embed="rId44"/>
+                    <a:stretch>
+                      <a:fillRect/>
+                    </a:stretch>
+                  </pic:blipFill>
+                  <pic:spPr>
+                    <a:xfrm>
+                      <a:off x="0" y="0"/>
+                      <a:ext cx="5943600" cy="1648460"/>
+                    </a:xfrm>
+                    <a:prstGeom prst="rect">
+                      <a:avLst/>
+                    </a:prstGeom>
+                  </pic:spPr>
+                </pic:pic>
+              </a:graphicData>
+            </a:graphic>
+          </wp:inline>
+        </w:drawing>
+      </w:r>
+    </w:p>
+    <w:p>
+      <w:pPr>
+        <w:pStyle w:val="ListParagraph"/>
+        <w:numPr>
+          <w:ilvl w:val="0"/>
+          <w:numId w:val="21"/>
+        </w:numPr>
+      </w:pPr>
+      <w:r>
+        <w:t>Begin filling out the Add Media Form</w:t>
+      </w:r>
+    </w:p>
+    <w:p>
+      <w:pPr>
+        <w:ind w:left="360" w:firstLine="0"/>
+        <w:rPr>
+          <w:i/>
+          <w:iCs/>
+          <w:sz w:val="18"/>
+          <w:szCs w:val="18"/>
+        </w:rPr>
+      </w:pPr>
+      <w:r>
+        <w:rPr>
+          <w:sz w:val="18"/>
+          <w:szCs w:val="18"/>
+        </w:rPr>
+        <w:t>*</w:t>
+      </w:r>
+      <w:r>
+        <w:rPr>
+          <w:i/>
+          <w:iCs/>
+          <w:sz w:val="18"/>
+          <w:szCs w:val="18"/>
+        </w:rPr>
+        <w:t xml:space="preserve">Please note that only the Title, Media Type, and date fields are required. While the other fields can be skipped it will provide you with less information when you view the </w:t>
+      </w:r>
+      <w:r>
+        <w:rPr>
+          <w:i/>
+          <w:iCs/>
+          <w:sz w:val="18"/>
+          <w:szCs w:val="18"/>
+        </w:rPr>
+        <w:t>item and</w:t>
+      </w:r>
+      <w:r>
+        <w:rPr>
+          <w:i/>
+          <w:iCs/>
+          <w:sz w:val="18"/>
+          <w:szCs w:val="18"/>
+        </w:rPr>
+        <w:t xml:space="preserve"> will limit other features of the application.</w:t>
+      </w:r>
+    </w:p>
+    <w:p>
+      <w:pPr>
+        <w:pStyle w:val="ListParagraph"/>
+        <w:numPr>
+          <w:ilvl w:val="1"/>
+          <w:numId w:val="21"/>
+        </w:numPr>
+      </w:pPr>
+      <w:r>
+        <w:t>Begin with a title, then select the media type from the dropdown</w:t>
+      </w:r>
+    </w:p>
+    <w:p>
+      <w:pPr>
+        <w:ind w:firstLine="0"/>
+      </w:pPr>
+      <w:r>
+        <w:drawing>
+          <wp:inline distT="0" distB="0" distL="0" distR="0" wp14:anchorId="222DB4EF" wp14:editId="058BB9E8">
+            <wp:extent cx="3628663" cy="2306020"/>
+            <wp:effectExtent l="0" t="0" r="0" b="0"/>
+            <wp:docPr id="1236931376" name="Picture 1"/>
+            <wp:cNvGraphicFramePr>
+              <a:graphicFrameLocks xmlns:a="http://schemas.openxmlformats.org/drawingml/2006/main" noChangeAspect="1"/>
+            </wp:cNvGraphicFramePr>
+            <a:graphic xmlns:a="http://schemas.openxmlformats.org/drawingml/2006/main">
+              <a:graphicData uri="http://schemas.openxmlformats.org/drawingml/2006/picture">
+                <pic:pic xmlns:pic="http://schemas.openxmlformats.org/drawingml/2006/picture">
+                  <pic:nvPicPr>
+                    <pic:cNvPr id="1236931376" name=""/>
+                    <pic:cNvPicPr/>
+                  </pic:nvPicPr>
+                  <pic:blipFill>
+                    <a:blip r:embed="rId45"/>
+                    <a:stretch>
+                      <a:fillRect/>
+                    </a:stretch>
+                  </pic:blipFill>
+                  <pic:spPr>
+                    <a:xfrm>
+                      <a:off x="0" y="0"/>
+                      <a:ext cx="3659594" cy="2325677"/>
+                    </a:xfrm>
+                    <a:prstGeom prst="rect">
+                      <a:avLst/>
+                    </a:prstGeom>
+                  </pic:spPr>
+                </pic:pic>
+              </a:graphicData>
+            </a:graphic>
+          </wp:inline>
+        </w:drawing>
+      </w:r>
+    </w:p>
+    <w:p>
+      <w:pPr>
+        <w:pStyle w:val="ListParagraph"/>
+        <w:numPr>
+          <w:ilvl w:val="1"/>
+          <w:numId w:val="21"/>
+        </w:numPr>
+      </w:pPr>
+      <w:r>
+        <w:t>Continue by selecting a date, and adding a description</w:t>
+      </w:r>
+    </w:p>
+    <w:p>
+      <w:pPr>
+        <w:pStyle w:val="ListParagraph"/>
+        <w:numPr>
+          <w:ilvl w:val="1"/>
+          <w:numId w:val="21"/>
+        </w:numPr>
+      </w:pPr>
+      <w:r>
+        <w:lastRenderedPageBreak/>
+        <w:t>Add Genres and Recommenders to the item by typing an item then pressing enter to add it to the list</w:t>
+      </w:r>
+    </w:p>
+    <w:p>
+      <w:pPr>
+        <w:ind w:firstLine="0"/>
+      </w:pPr>
+      <w:r>
+        <w:drawing>
+          <wp:inline distT="0" distB="0" distL="0" distR="0" wp14:anchorId="2FC8FE9B" wp14:editId="70DE1CA2">
+            <wp:extent cx="3588152" cy="1675460"/>
+            <wp:effectExtent l="0" t="0" r="0" b="1270"/>
+            <wp:docPr id="1078821965" name="Picture 1"/>
+            <wp:cNvGraphicFramePr>
+              <a:graphicFrameLocks xmlns:a="http://schemas.openxmlformats.org/drawingml/2006/main" noChangeAspect="1"/>
+            </wp:cNvGraphicFramePr>
+            <a:graphic xmlns:a="http://schemas.openxmlformats.org/drawingml/2006/main">
+              <a:graphicData uri="http://schemas.openxmlformats.org/drawingml/2006/picture">
+                <pic:pic xmlns:pic="http://schemas.openxmlformats.org/drawingml/2006/picture">
+                  <pic:nvPicPr>
+                    <pic:cNvPr id="1078821965" name=""/>
+                    <pic:cNvPicPr/>
+                  </pic:nvPicPr>
+                  <pic:blipFill>
+                    <a:blip r:embed="rId46"/>
+                    <a:stretch>
+                      <a:fillRect/>
+                    </a:stretch>
+                  </pic:blipFill>
+                  <pic:spPr>
+                    <a:xfrm>
+                      <a:off x="0" y="0"/>
+                      <a:ext cx="3593835" cy="1678114"/>
+                    </a:xfrm>
+                    <a:prstGeom prst="rect">
+                      <a:avLst/>
+                    </a:prstGeom>
+                  </pic:spPr>
+                </pic:pic>
+              </a:graphicData>
+            </a:graphic>
+          </wp:inline>
+        </w:drawing>
+      </w:r>
+    </w:p>
+    <w:p>
+      <w:pPr>
+        <w:pStyle w:val="ListParagraph"/>
+        <w:numPr>
+          <w:ilvl w:val="1"/>
+          <w:numId w:val="21"/>
+        </w:numPr>
+      </w:pPr>
+      <w:r>
+        <w:t>To remove a genre or recommend hover over the entry and press the x button</w:t>
+      </w:r>
+    </w:p>
+    <w:p>
+      <w:pPr>
+        <w:pStyle w:val="ListParagraph"/>
+        <w:numPr>
+          <w:ilvl w:val="1"/>
+          <w:numId w:val="21"/>
+        </w:numPr>
+      </w:pPr>
+      <w:r>
+        <w:t xml:space="preserve">Next you can enter personal information about the item. </w:t>
+      </w:r>
+    </w:p>
+    <w:p>
+      <w:pPr>
+        <w:pStyle w:val="ListParagraph"/>
+        <w:numPr>
+          <w:ilvl w:val="2"/>
+          <w:numId w:val="21"/>
+        </w:numPr>
+      </w:pPr>
+      <w:r>
+        <w:t>Status - A consumption status for the item</w:t>
+      </w:r>
+    </w:p>
+    <w:p>
+      <w:pPr>
+        <w:pStyle w:val="ListParagraph"/>
+        <w:numPr>
+          <w:ilvl w:val="3"/>
+          <w:numId w:val="21"/>
+        </w:numPr>
+      </w:pPr>
+      <w:r>
+        <w:t>Backlog – Have not consumed</w:t>
+      </w:r>
+    </w:p>
+    <w:p>
+      <w:pPr>
+        <w:pStyle w:val="ListParagraph"/>
+        <w:numPr>
+          <w:ilvl w:val="3"/>
+          <w:numId w:val="21"/>
+        </w:numPr>
+      </w:pPr>
+      <w:r>
+        <w:t>In Progress – Currently in the process of consumption</w:t>
+      </w:r>
+    </w:p>
+    <w:p>
+      <w:pPr>
+        <w:pStyle w:val="ListParagraph"/>
+        <w:numPr>
+          <w:ilvl w:val="3"/>
+          <w:numId w:val="21"/>
+        </w:numPr>
+      </w:pPr>
+      <w:r>
+        <w:t>Completed – Have completed the item</w:t>
+      </w:r>
+    </w:p>
+    <w:p>
+      <w:pPr>
+        <w:pStyle w:val="ListParagraph"/>
+        <w:numPr>
+          <w:ilvl w:val="2"/>
+          <w:numId w:val="21"/>
+        </w:numPr>
+      </w:pPr>
+      <w:r>
+        <w:t>Prioritize – allows you to mark an item as a priority item</w:t>
+      </w:r>
+    </w:p>
+    <w:p>
+      <w:pPr>
+        <w:pStyle w:val="ListParagraph"/>
+        <w:numPr>
+          <w:ilvl w:val="2"/>
+          <w:numId w:val="21"/>
+        </w:numPr>
+      </w:pPr>
+      <w:r>
+        <w:t>Rating – Allows you to rate a media item</w:t>
+      </w:r>
+    </w:p>
+    <w:p>
+      <w:pPr>
+        <w:pStyle w:val="ListParagraph"/>
+        <w:numPr>
+          <w:ilvl w:val="2"/>
+          <w:numId w:val="21"/>
+        </w:numPr>
+      </w:pPr>
+      <w:r>
+        <w:t>Notes – Allows you to leave personal notes regarding an item</w:t>
+      </w:r>
+    </w:p>
+    <w:p>
+      <w:pPr>
+        <w:ind w:firstLine="0"/>
+      </w:pPr>
+      <w:r>
+        <w:drawing>
+          <wp:inline distT="0" distB="0" distL="0" distR="0" wp14:anchorId="2EC86F8F" wp14:editId="5A6C98EA">
+            <wp:extent cx="4521432" cy="1790792"/>
+            <wp:effectExtent l="0" t="0" r="0" b="0"/>
+            <wp:docPr id="1052102912" name="Picture 1"/>
+            <wp:cNvGraphicFramePr>
+              <a:graphicFrameLocks xmlns:a="http://schemas.openxmlformats.org/drawingml/2006/main" noChangeAspect="1"/>
+            </wp:cNvGraphicFramePr>
+            <a:graphic xmlns:a="http://schemas.openxmlformats.org/drawingml/2006/main">
+              <a:graphicData uri="http://schemas.openxmlformats.org/drawingml/2006/picture">
+                <pic:pic xmlns:pic="http://schemas.openxmlformats.org/drawingml/2006/picture">
+                  <pic:nvPicPr>
+                    <pic:cNvPr id="1052102912" name=""/>
+                    <pic:cNvPicPr/>
+                  </pic:nvPicPr>
+                  <pic:blipFill>
+                    <a:blip r:embed="rId47"/>
+                    <a:stretch>
+                      <a:fillRect/>
+                    </a:stretch>
+                  </pic:blipFill>
+                  <pic:spPr>
+                    <a:xfrm>
+                      <a:off x="0" y="0"/>
+                      <a:ext cx="4521432" cy="1790792"/>
+                    </a:xfrm>
+                    <a:prstGeom prst="rect">
+                      <a:avLst/>
+                    </a:prstGeom>
+                  </pic:spPr>
+                </pic:pic>
+              </a:graphicData>
+            </a:graphic>
+          </wp:inline>
+        </w:drawing>
+      </w:r>
+    </w:p>
+    <w:p>
+      <w:pPr>
+        <w:pStyle w:val="ListParagraph"/>
+        <w:numPr>
+          <w:ilvl w:val="1"/>
+          <w:numId w:val="21"/>
+        </w:numPr>
+      </w:pPr>
+      <w:r>
+        <w:t>Next you will fill out the remaining fields which vary based on the media type. Shown below are the fields specific to the game media type.</w:t>
+      </w:r>
+    </w:p>
+    <w:p>
+      <w:r>
+        <w:lastRenderedPageBreak/>
+        <w:drawing>
+          <wp:inline distT="0" distB="0" distL="0" distR="0" wp14:anchorId="2412F2A5" wp14:editId="05F362A9">
+            <wp:extent cx="4629388" cy="3714941"/>
+            <wp:effectExtent l="0" t="0" r="0" b="0"/>
+            <wp:docPr id="145843713" name="Picture 1"/>
+            <wp:cNvGraphicFramePr>
+              <a:graphicFrameLocks xmlns:a="http://schemas.openxmlformats.org/drawingml/2006/main" noChangeAspect="1"/>
+            </wp:cNvGraphicFramePr>
+            <a:graphic xmlns:a="http://schemas.openxmlformats.org/drawingml/2006/main">
+              <a:graphicData uri="http://schemas.openxmlformats.org/drawingml/2006/picture">
+                <pic:pic xmlns:pic="http://schemas.openxmlformats.org/drawingml/2006/picture">
+                  <pic:nvPicPr>
+                    <pic:cNvPr id="145843713" name=""/>
+                    <pic:cNvPicPr/>
+                  </pic:nvPicPr>
+                  <pic:blipFill>
+                    <a:blip r:embed="rId48"/>
+                    <a:stretch>
+                      <a:fillRect/>
+                    </a:stretch>
+                  </pic:blipFill>
+                  <pic:spPr>
+                    <a:xfrm>
+                      <a:off x="0" y="0"/>
+                      <a:ext cx="4629388" cy="3714941"/>
+                    </a:xfrm>
+                    <a:prstGeom prst="rect">
+                      <a:avLst/>
+                    </a:prstGeom>
+                  </pic:spPr>
+                </pic:pic>
+              </a:graphicData>
+            </a:graphic>
+          </wp:inline>
+        </w:drawing>
+      </w:r>
+    </w:p>
+    <w:p>
+      <w:pPr>
+        <w:pStyle w:val="ListParagraph"/>
+        <w:numPr>
+          <w:ilvl w:val="1"/>
+          <w:numId w:val="21"/>
+        </w:numPr>
+      </w:pPr>
+      <w:r>
+        <w:t>Once the form is fully filled out the item can be created.</w:t>
+      </w:r>
+    </w:p>
+    <w:p>
+      <w:pPr>
+        <w:pStyle w:val="ListParagraph"/>
+        <w:numPr>
+          <w:ilvl w:val="0"/>
+          <w:numId w:val="21"/>
+        </w:numPr>
+      </w:pPr>
+      <w:r>
+        <w:t>Press The create Game Button</w:t>
+      </w:r>
+    </w:p>
+    <w:p>
+      <w:pPr>
+        <w:pStyle w:val="ListParagraph"/>
+        <w:numPr>
+          <w:ilvl w:val="0"/>
+          <w:numId w:val="21"/>
+        </w:numPr>
+      </w:pPr>
+      <w:r>
+        <w:t>You will be redirected to the Home Screen where your item should now be visible</w:t>
+      </w:r>
+    </w:p>
+    <w:p>
+      <w:pPr>
+        <w:pStyle w:val="Heading2"/>
+      </w:pPr>
+      <w:r>
+        <w:t>Viewing a Backlog Item</w:t>
+      </w:r>
+    </w:p>
+    <w:p>
+      <w:pPr>
+        <w:pStyle w:val="ListParagraph"/>
+        <w:numPr>
+          <w:ilvl w:val="0"/>
+          <w:numId w:val="22"/>
+        </w:numPr>
+      </w:pPr>
+      <w:r>
+        <w:t>To View a backlog Item first navigate to the home screen by clicking the home button in the nav bar then click on the card of the media item you want to view</w:t>
+      </w:r>
+    </w:p>
+    <w:p>
+      <w:pPr>
+        <w:ind w:left="360" w:firstLine="0"/>
+      </w:pPr>
+      <w:r>
+        <w:drawing>
+          <wp:inline distT="0" distB="0" distL="0" distR="0" wp14:anchorId="1B9E3EF8" wp14:editId="53E1AB2F">
+            <wp:extent cx="5943600" cy="2074545"/>
+            <wp:effectExtent l="0" t="0" r="0" b="1905"/>
+            <wp:docPr id="952651623" name="Picture 1"/>
+            <wp:cNvGraphicFramePr>
+              <a:graphicFrameLocks xmlns:a="http://schemas.openxmlformats.org/drawingml/2006/main" noChangeAspect="1"/>
+            </wp:cNvGraphicFramePr>
+            <a:graphic xmlns:a="http://schemas.openxmlformats.org/drawingml/2006/main">
+              <a:graphicData uri="http://schemas.openxmlformats.org/drawingml/2006/picture">
+                <pic:pic xmlns:pic="http://schemas.openxmlformats.org/drawingml/2006/picture">
+                  <pic:nvPicPr>
+                    <pic:cNvPr id="952651623" name=""/>
+                    <pic:cNvPicPr/>
+                  </pic:nvPicPr>
+                  <pic:blipFill>
+                    <a:blip r:embed="rId49"/>
+                    <a:stretch>
+                      <a:fillRect/>
+                    </a:stretch>
+                  </pic:blipFill>
+                  <pic:spPr>
+                    <a:xfrm>
+                      <a:off x="0" y="0"/>
+                      <a:ext cx="5943600" cy="2074545"/>
+                    </a:xfrm>
+                    <a:prstGeom prst="rect">
+                      <a:avLst/>
+                    </a:prstGeom>
+                  </pic:spPr>
+                </pic:pic>
+              </a:graphicData>
+            </a:graphic>
+          </wp:inline>
+        </w:drawing>
+      </w:r>
+    </w:p>
+    <w:p>
+      <w:pPr>
+        <w:pStyle w:val="ListParagraph"/>
+        <w:numPr>
+          <w:ilvl w:val="0"/>
+          <w:numId w:val="22"/>
+        </w:numPr>
+      </w:pPr>
+      <w:r>
+        <w:lastRenderedPageBreak/>
+        <w:t>You will be navigated to the media item view page which will display the information about the media item.</w:t>
+      </w:r>
+    </w:p>
+    <w:p>
+      <w:pPr>
+        <w:ind w:left="360" w:firstLine="0"/>
+      </w:pPr>
+      <w:r>
+        <w:drawing>
+          <wp:inline distT="0" distB="0" distL="0" distR="0" wp14:anchorId="56B717FD" wp14:editId="641F6EBB">
+            <wp:extent cx="2968906" cy="4222444"/>
+            <wp:effectExtent l="0" t="0" r="3175" b="6985"/>
+            <wp:docPr id="226143722" name="Picture 1"/>
+            <wp:cNvGraphicFramePr>
+              <a:graphicFrameLocks xmlns:a="http://schemas.openxmlformats.org/drawingml/2006/main" noChangeAspect="1"/>
+            </wp:cNvGraphicFramePr>
+            <a:graphic xmlns:a="http://schemas.openxmlformats.org/drawingml/2006/main">
+              <a:graphicData uri="http://schemas.openxmlformats.org/drawingml/2006/picture">
+                <pic:pic xmlns:pic="http://schemas.openxmlformats.org/drawingml/2006/picture">
+                  <pic:nvPicPr>
+                    <pic:cNvPr id="226143722" name=""/>
+                    <pic:cNvPicPr/>
+                  </pic:nvPicPr>
+                  <pic:blipFill>
+                    <a:blip r:embed="rId50"/>
+                    <a:stretch>
+                      <a:fillRect/>
+                    </a:stretch>
+                  </pic:blipFill>
+                  <pic:spPr>
+                    <a:xfrm>
+                      <a:off x="0" y="0"/>
+                      <a:ext cx="2974692" cy="4230672"/>
+                    </a:xfrm>
+                    <a:prstGeom prst="rect">
+                      <a:avLst/>
+                    </a:prstGeom>
+                  </pic:spPr>
+                </pic:pic>
+              </a:graphicData>
+            </a:graphic>
+          </wp:inline>
+        </w:drawing>
+      </w:r>
+    </w:p>
+    <w:p>
+      <w:pPr>
+        <w:pStyle w:val="Heading2"/>
+      </w:pPr>
+      <w:r>
+        <w:t>Editing a Backlog Item</w:t>
+      </w:r>
+    </w:p>
+    <w:p>
+      <w:pPr>
+        <w:pStyle w:val="ListParagraph"/>
+        <w:numPr>
+          <w:ilvl w:val="0"/>
+          <w:numId w:val="23"/>
+        </w:numPr>
+      </w:pPr>
+      <w:r>
+        <w:t>To Edit a backlog item first navigate to the media item view screen as shown previously.</w:t>
+      </w:r>
+    </w:p>
+    <w:p>
+      <w:pPr>
+        <w:pStyle w:val="ListParagraph"/>
+        <w:numPr>
+          <w:ilvl w:val="0"/>
+          <w:numId w:val="23"/>
+        </w:numPr>
+      </w:pPr>
+      <w:r>
+        <w:t>There are 3 editing options available</w:t>
+      </w:r>
+      <w:r>
+        <w:t xml:space="preserve"> to edit your media item entry.</w:t>
+      </w:r>
+    </w:p>
+    <w:p>
+      <w:pPr>
+        <w:pStyle w:val="ListParagraph"/>
+        <w:numPr>
+          <w:ilvl w:val="1"/>
+          <w:numId w:val="23"/>
+        </w:numPr>
+      </w:pPr>
+      <w:proofErr w:type="gramStart"/>
+      <w:r>
+        <w:t>First</w:t>
+      </w:r>
+      <w:proofErr w:type="gramEnd"/>
+      <w:r>
+        <w:t xml:space="preserve"> you can quickly toggle the priority status of an item by clicking on the star in the top right corner of the media view card</w:t>
+      </w:r>
+    </w:p>
+    <w:p>
+      <w:pPr>
+        <w:pStyle w:val="ListParagraph"/>
+        <w:ind w:left="1440"/>
+      </w:pPr>
+      <w:r>
+        <w:lastRenderedPageBreak/>
+        <w:drawing>
+          <wp:inline distT="0" distB="0" distL="0" distR="0" wp14:anchorId="47B66C2D" wp14:editId="3C60E56C">
+            <wp:extent cx="4559534" cy="1739989"/>
+            <wp:effectExtent l="0" t="0" r="0" b="0"/>
+            <wp:docPr id="400361111" name="Picture 1"/>
+            <wp:cNvGraphicFramePr>
+              <a:graphicFrameLocks xmlns:a="http://schemas.openxmlformats.org/drawingml/2006/main" noChangeAspect="1"/>
+            </wp:cNvGraphicFramePr>
+            <a:graphic xmlns:a="http://schemas.openxmlformats.org/drawingml/2006/main">
+              <a:graphicData uri="http://schemas.openxmlformats.org/drawingml/2006/picture">
+                <pic:pic xmlns:pic="http://schemas.openxmlformats.org/drawingml/2006/picture">
+                  <pic:nvPicPr>
+                    <pic:cNvPr id="400361111" name=""/>
+                    <pic:cNvPicPr/>
+                  </pic:nvPicPr>
+                  <pic:blipFill>
+                    <a:blip r:embed="rId51"/>
+                    <a:stretch>
+                      <a:fillRect/>
+                    </a:stretch>
+                  </pic:blipFill>
+                  <pic:spPr>
+                    <a:xfrm>
+                      <a:off x="0" y="0"/>
+                      <a:ext cx="4559534" cy="1739989"/>
+                    </a:xfrm>
+                    <a:prstGeom prst="rect">
+                      <a:avLst/>
+                    </a:prstGeom>
+                  </pic:spPr>
+                </pic:pic>
+              </a:graphicData>
+            </a:graphic>
+          </wp:inline>
+        </w:drawing>
+      </w:r>
+    </w:p>
+    <w:p>
+      <w:pPr>
+        <w:pStyle w:val="ListParagraph"/>
+        <w:numPr>
+          <w:ilvl w:val="1"/>
+          <w:numId w:val="23"/>
+        </w:numPr>
+      </w:pPr>
+      <w:r>
+        <w:t xml:space="preserve">Second you can delete the item by clicking on the trashcan icon. </w:t>
+      </w:r>
+    </w:p>
+    <w:p>
+      <w:pPr>
+        <w:pStyle w:val="ListParagraph"/>
+        <w:numPr>
+          <w:ilvl w:val="2"/>
+          <w:numId w:val="23"/>
+        </w:numPr>
+      </w:pPr>
+      <w:r>
+        <w:t>You will be asked to confirm if you really want to delete the item</w:t>
+      </w:r>
+    </w:p>
+    <w:p>
+      <w:pPr>
+        <w:ind w:left="720"/>
+      </w:pPr>
+      <w:r>
+        <w:drawing>
+          <wp:inline distT="0" distB="0" distL="0" distR="0" wp14:anchorId="5A2456F5" wp14:editId="3F28E074">
+            <wp:extent cx="4559534" cy="1739989"/>
+            <wp:effectExtent l="0" t="0" r="0" b="0"/>
+            <wp:docPr id="1714936298" name="Picture 1"/>
+            <wp:cNvGraphicFramePr>
+              <a:graphicFrameLocks xmlns:a="http://schemas.openxmlformats.org/drawingml/2006/main" noChangeAspect="1"/>
+            </wp:cNvGraphicFramePr>
+            <a:graphic xmlns:a="http://schemas.openxmlformats.org/drawingml/2006/main">
+              <a:graphicData uri="http://schemas.openxmlformats.org/drawingml/2006/picture">
+                <pic:pic xmlns:pic="http://schemas.openxmlformats.org/drawingml/2006/picture">
+                  <pic:nvPicPr>
+                    <pic:cNvPr id="1714936298" name=""/>
+                    <pic:cNvPicPr/>
+                  </pic:nvPicPr>
+                  <pic:blipFill>
+                    <a:blip r:embed="rId52"/>
+                    <a:stretch>
+                      <a:fillRect/>
+                    </a:stretch>
+                  </pic:blipFill>
+                  <pic:spPr>
+                    <a:xfrm>
+                      <a:off x="0" y="0"/>
+                      <a:ext cx="4559534" cy="1739989"/>
+                    </a:xfrm>
+                    <a:prstGeom prst="rect">
+                      <a:avLst/>
+                    </a:prstGeom>
+                  </pic:spPr>
+                </pic:pic>
+              </a:graphicData>
+            </a:graphic>
+          </wp:inline>
+        </w:drawing>
+      </w:r>
+    </w:p>
+    <w:p>
+      <w:pPr>
+        <w:pStyle w:val="ListParagraph"/>
+        <w:numPr>
+          <w:ilvl w:val="1"/>
+          <w:numId w:val="23"/>
+        </w:numPr>
+      </w:pPr>
+      <w:r>
+        <w:t>Lastly you can click the pencil to edit all the fields of the item</w:t>
+      </w:r>
+    </w:p>
+    <w:p>
+      <w:pPr>
+        <w:pStyle w:val="ListParagraph"/>
+        <w:numPr>
+          <w:ilvl w:val="2"/>
+          <w:numId w:val="23"/>
+        </w:numPr>
+      </w:pPr>
+      <w:r>
+        <w:t xml:space="preserve">This </w:t>
+      </w:r>
+      <w:proofErr w:type="gramStart"/>
+      <w:r>
+        <w:t>edit</w:t>
+      </w:r>
+      <w:proofErr w:type="gramEnd"/>
+      <w:r>
+        <w:t xml:space="preserve"> form behaves in the same way as the media creation page. For </w:t>
+      </w:r>
+      <w:proofErr w:type="gramStart"/>
+      <w:r>
+        <w:t>instructions</w:t>
+      </w:r>
+      <w:proofErr w:type="gramEnd"/>
+      <w:r>
+        <w:t xml:space="preserve"> please see the “Adding an Item to Your Backlog” section</w:t>
+      </w:r>
+    </w:p>
+    <w:p>
+      <w:pPr>
+        <w:ind w:left="720"/>
+      </w:pPr>
+      <w:r>
+        <w:drawing>
+          <wp:inline distT="0" distB="0" distL="0" distR="0" wp14:anchorId="30BAB909" wp14:editId="0659662A">
+            <wp:extent cx="4559534" cy="1739989"/>
+            <wp:effectExtent l="0" t="0" r="0" b="0"/>
+            <wp:docPr id="562939239" name="Picture 1"/>
+            <wp:cNvGraphicFramePr>
+              <a:graphicFrameLocks xmlns:a="http://schemas.openxmlformats.org/drawingml/2006/main" noChangeAspect="1"/>
+            </wp:cNvGraphicFramePr>
+            <a:graphic xmlns:a="http://schemas.openxmlformats.org/drawingml/2006/main">
+              <a:graphicData uri="http://schemas.openxmlformats.org/drawingml/2006/picture">
+                <pic:pic xmlns:pic="http://schemas.openxmlformats.org/drawingml/2006/picture">
+                  <pic:nvPicPr>
+                    <pic:cNvPr id="562939239" name=""/>
+                    <pic:cNvPicPr/>
+                  </pic:nvPicPr>
+                  <pic:blipFill>
+                    <a:blip r:embed="rId53"/>
+                    <a:stretch>
+                      <a:fillRect/>
+                    </a:stretch>
+                  </pic:blipFill>
+                  <pic:spPr>
+                    <a:xfrm>
+                      <a:off x="0" y="0"/>
+                      <a:ext cx="4559534" cy="1739989"/>
+                    </a:xfrm>
+                    <a:prstGeom prst="rect">
+                      <a:avLst/>
+                    </a:prstGeom>
+                  </pic:spPr>
+                </pic:pic>
+              </a:graphicData>
+            </a:graphic>
+          </wp:inline>
+        </w:drawing>
+      </w:r>
+    </w:p>
+    <w:p>
+      <w:pPr>
+        <w:pStyle w:val="Heading2"/>
+      </w:pPr>
+      <w:r>
+        <w:t>Searching Your Backlog</w:t>
+      </w:r>
+    </w:p>
+    <w:p>
+      <w:pPr>
+        <w:ind w:left="360" w:firstLine="360"/>
+      </w:pPr>
+      <w:r>
+        <w:t xml:space="preserve">You can search your backlog in 2 main ways in the application. </w:t>
+      </w:r>
+    </w:p>
+    <w:p>
+      <w:pPr>
+        <w:pStyle w:val="ListParagraph"/>
+        <w:numPr>
+          <w:ilvl w:val="0"/>
+          <w:numId w:val="24"/>
+        </w:numPr>
+      </w:pPr>
+      <w:proofErr w:type="gramStart"/>
+      <w:r>
+        <w:lastRenderedPageBreak/>
+        <w:t>First</w:t>
+      </w:r>
+      <w:proofErr w:type="gramEnd"/>
+      <w:r>
+        <w:t xml:space="preserve"> you can search at any time by using the search bar available in the nav bar.</w:t>
+      </w:r>
+    </w:p>
+    <w:p>
+      <w:pPr>
+        <w:ind w:left="360" w:firstLine="0"/>
+      </w:pPr>
+      <w:r>
+        <w:drawing>
+          <wp:inline distT="0" distB="0" distL="0" distR="0" wp14:anchorId="318DCD25" wp14:editId="258F24EF">
+            <wp:extent cx="5943600" cy="320675"/>
+            <wp:effectExtent l="0" t="0" r="0" b="3175"/>
+            <wp:docPr id="817673530" name="Picture 1"/>
+            <wp:cNvGraphicFramePr>
+              <a:graphicFrameLocks xmlns:a="http://schemas.openxmlformats.org/drawingml/2006/main" noChangeAspect="1"/>
+            </wp:cNvGraphicFramePr>
+            <a:graphic xmlns:a="http://schemas.openxmlformats.org/drawingml/2006/main">
+              <a:graphicData uri="http://schemas.openxmlformats.org/drawingml/2006/picture">
+                <pic:pic xmlns:pic="http://schemas.openxmlformats.org/drawingml/2006/picture">
+                  <pic:nvPicPr>
+                    <pic:cNvPr id="817673530" name=""/>
+                    <pic:cNvPicPr/>
+                  </pic:nvPicPr>
+                  <pic:blipFill>
+                    <a:blip r:embed="rId54"/>
+                    <a:stretch>
+                      <a:fillRect/>
+                    </a:stretch>
+                  </pic:blipFill>
+                  <pic:spPr>
+                    <a:xfrm>
+                      <a:off x="0" y="0"/>
+                      <a:ext cx="5943600" cy="320675"/>
+                    </a:xfrm>
+                    <a:prstGeom prst="rect">
+                      <a:avLst/>
+                    </a:prstGeom>
+                  </pic:spPr>
+                </pic:pic>
+              </a:graphicData>
+            </a:graphic>
+          </wp:inline>
+        </w:drawing>
+      </w:r>
+    </w:p>
+    <w:p>
+      <w:pPr>
+        <w:pStyle w:val="ListParagraph"/>
+        <w:numPr>
+          <w:ilvl w:val="1"/>
+          <w:numId w:val="24"/>
+        </w:numPr>
+      </w:pPr>
+      <w:r>
+        <w:t>To use this search bar just type in the term that you would like to search then press enter or click the search icon.</w:t>
+      </w:r>
+    </w:p>
+    <w:p>
+      <w:pPr>
+        <w:pStyle w:val="ListParagraph"/>
+        <w:numPr>
+          <w:ilvl w:val="1"/>
+          <w:numId w:val="24"/>
+        </w:numPr>
+      </w:pPr>
+      <w:r>
+        <w:t>This will display a search results screen where you can see all the items that match your search term.</w:t>
+      </w:r>
+    </w:p>
+    <w:p>
+      <w:pPr>
+        <w:ind w:left="360" w:firstLine="0"/>
+      </w:pPr>
+      <w:r>
+        <w:drawing>
+          <wp:inline distT="0" distB="0" distL="0" distR="0" wp14:anchorId="4A8325C7" wp14:editId="7D857BB0">
+            <wp:extent cx="3761772" cy="1468538"/>
+            <wp:effectExtent l="0" t="0" r="0" b="0"/>
+            <wp:docPr id="1456430443" name="Picture 1"/>
+            <wp:cNvGraphicFramePr>
+              <a:graphicFrameLocks xmlns:a="http://schemas.openxmlformats.org/drawingml/2006/main" noChangeAspect="1"/>
+            </wp:cNvGraphicFramePr>
+            <a:graphic xmlns:a="http://schemas.openxmlformats.org/drawingml/2006/main">
+              <a:graphicData uri="http://schemas.openxmlformats.org/drawingml/2006/picture">
+                <pic:pic xmlns:pic="http://schemas.openxmlformats.org/drawingml/2006/picture">
+                  <pic:nvPicPr>
+                    <pic:cNvPr id="1456430443" name=""/>
+                    <pic:cNvPicPr/>
+                  </pic:nvPicPr>
+                  <pic:blipFill>
+                    <a:blip r:embed="rId55"/>
+                    <a:stretch>
+                      <a:fillRect/>
+                    </a:stretch>
+                  </pic:blipFill>
+                  <pic:spPr>
+                    <a:xfrm>
+                      <a:off x="0" y="0"/>
+                      <a:ext cx="3773728" cy="1473205"/>
+                    </a:xfrm>
+                    <a:prstGeom prst="rect">
+                      <a:avLst/>
+                    </a:prstGeom>
+                  </pic:spPr>
+                </pic:pic>
+              </a:graphicData>
+            </a:graphic>
+          </wp:inline>
+        </w:drawing>
+      </w:r>
+    </w:p>
+    <w:p>
+      <w:pPr>
+        <w:pStyle w:val="ListParagraph"/>
+        <w:numPr>
+          <w:ilvl w:val="0"/>
+          <w:numId w:val="24"/>
+        </w:numPr>
+      </w:pPr>
+      <w:proofErr w:type="gramStart"/>
+      <w:r>
+        <w:t>Second</w:t>
+      </w:r>
+      <w:proofErr w:type="gramEnd"/>
+      <w:r>
+        <w:t xml:space="preserve"> </w:t>
+      </w:r>
+      <w:r>
+        <w:t>you can search by clicking on any of the chips on the media view page. This will bring up any media items that share that chip.</w:t>
+      </w:r>
+    </w:p>
+    <w:p>
+      <w:pPr>
+        <w:pStyle w:val="ListParagraph"/>
+      </w:pPr>
+      <w:r>
+        <w:drawing>
+          <wp:inline distT="0" distB="0" distL="0" distR="0" wp14:anchorId="52C7C103" wp14:editId="3629F865">
+            <wp:extent cx="2291715" cy="3585634"/>
+            <wp:effectExtent l="0" t="0" r="0" b="0"/>
+            <wp:docPr id="471406550" name="Picture 1"/>
+            <wp:cNvGraphicFramePr>
+              <a:graphicFrameLocks xmlns:a="http://schemas.openxmlformats.org/drawingml/2006/main" noChangeAspect="1"/>
+            </wp:cNvGraphicFramePr>
+            <a:graphic xmlns:a="http://schemas.openxmlformats.org/drawingml/2006/main">
+              <a:graphicData uri="http://schemas.openxmlformats.org/drawingml/2006/picture">
+                <pic:pic xmlns:pic="http://schemas.openxmlformats.org/drawingml/2006/picture">
+                  <pic:nvPicPr>
+                    <pic:cNvPr id="471406550" name=""/>
+                    <pic:cNvPicPr/>
+                  </pic:nvPicPr>
+                  <pic:blipFill>
+                    <a:blip r:embed="rId56"/>
+                    <a:stretch>
+                      <a:fillRect/>
+                    </a:stretch>
+                  </pic:blipFill>
+                  <pic:spPr>
+                    <a:xfrm>
+                      <a:off x="0" y="0"/>
+                      <a:ext cx="2309573" cy="3613575"/>
+                    </a:xfrm>
+                    <a:prstGeom prst="rect">
+                      <a:avLst/>
+                    </a:prstGeom>
+                  </pic:spPr>
+                </pic:pic>
+              </a:graphicData>
+            </a:graphic>
+          </wp:inline>
+        </w:drawing>
+      </w:r>
+    </w:p>
+    <w:p>
+      <w:pPr>
+        <w:pStyle w:val="ListParagraph"/>
+        <w:numPr>
+          <w:ilvl w:val="1"/>
+          <w:numId w:val="24"/>
+        </w:numPr>
+      </w:pPr>
+      <w:r>
+        <w:lastRenderedPageBreak/>
+        <w:t xml:space="preserve">There are 3 types of chips in the media view page. Genres, Recommenders, and Platforms. Platforms </w:t>
+      </w:r>
+      <w:proofErr w:type="gramStart"/>
+      <w:r>
+        <w:t>is</w:t>
+      </w:r>
+      <w:proofErr w:type="gramEnd"/>
+      <w:r>
+        <w:t xml:space="preserve"> a field specific to the game media type that is for listing what gaming platforms the game can be played on.</w:t>
+      </w:r>
+    </w:p>
+    <w:p>
+      <w:pPr>
+        <w:pStyle w:val="Heading2"/>
+      </w:pPr>
+      <w:r>
+        <w:t>Viewing Backlog</w:t>
+      </w:r>
+      <w:r>
+        <w:t xml:space="preserve"> </w:t>
+      </w:r>
+      <w:r>
+        <w:t>Reports</w:t>
+      </w:r>
+    </w:p>
+    <w:p>
+      <w:pPr>
+        <w:pStyle w:val="ListParagraph"/>
+        <w:numPr>
+          <w:ilvl w:val="0"/>
+          <w:numId w:val="19"/>
+        </w:numPr>
+      </w:pPr>
+      <w:r>
+        <w:t>To view the auto generated reports, click on the analytics icon in the nav bar</w:t>
+      </w:r>
+    </w:p>
+    <w:p>
+      <w:pPr>
+        <w:ind w:left="360" w:firstLine="0"/>
+      </w:pPr>
+      <w:r>
+        <w:drawing>
+          <wp:inline distT="0" distB="0" distL="0" distR="0" wp14:anchorId="0CB3085B" wp14:editId="4402B566">
+            <wp:extent cx="3512916" cy="572850"/>
+            <wp:effectExtent l="0" t="0" r="0" b="0"/>
+            <wp:docPr id="789208378" name="Picture 1"/>
+            <wp:cNvGraphicFramePr>
+              <a:graphicFrameLocks xmlns:a="http://schemas.openxmlformats.org/drawingml/2006/main" noChangeAspect="1"/>
+            </wp:cNvGraphicFramePr>
+            <a:graphic xmlns:a="http://schemas.openxmlformats.org/drawingml/2006/main">
+              <a:graphicData uri="http://schemas.openxmlformats.org/drawingml/2006/picture">
+                <pic:pic xmlns:pic="http://schemas.openxmlformats.org/drawingml/2006/picture">
+                  <pic:nvPicPr>
+                    <pic:cNvPr id="789208378" name=""/>
+                    <pic:cNvPicPr/>
+                  </pic:nvPicPr>
+                  <pic:blipFill>
+                    <a:blip r:embed="rId57"/>
+                    <a:stretch>
+                      <a:fillRect/>
+                    </a:stretch>
+                  </pic:blipFill>
+                  <pic:spPr>
+                    <a:xfrm>
+                      <a:off x="0" y="0"/>
+                      <a:ext cx="3541785" cy="577558"/>
+                    </a:xfrm>
+                    <a:prstGeom prst="rect">
+                      <a:avLst/>
+                    </a:prstGeom>
+                  </pic:spPr>
+                </pic:pic>
+              </a:graphicData>
+            </a:graphic>
+          </wp:inline>
+        </w:drawing>
+      </w:r>
+    </w:p>
+    <w:p>
+      <w:pPr>
+        <w:pStyle w:val="ListParagraph"/>
+        <w:numPr>
+          <w:ilvl w:val="0"/>
+          <w:numId w:val="19"/>
+        </w:numPr>
+      </w:pPr>
+      <w:r>
+        <w:t>The analytics page will display 4 different reports generated from the current contents of your Backlog</w:t>
+      </w:r>
+    </w:p>
+    <w:p>
+      <w:pPr>
+        <w:pStyle w:val="ListParagraph"/>
+        <w:numPr>
+          <w:ilvl w:val="1"/>
+          <w:numId w:val="19"/>
+        </w:numPr>
+      </w:pPr>
+      <w:r>
+        <w:t>Completed Items – A list of all items that you have completed with add and completion dates</w:t>
+      </w:r>
+    </w:p>
+    <w:p>
+      <w:pPr>
+        <w:pStyle w:val="ListParagraph"/>
+        <w:numPr>
+          <w:ilvl w:val="1"/>
+          <w:numId w:val="19"/>
+        </w:numPr>
+      </w:pPr>
+      <w:r>
+        <w:t>Priority items – A list of all items that you have marked as prioritized with an addition date and the number of days that have elapsed</w:t>
+      </w:r>
+    </w:p>
+    <w:p>
+      <w:pPr>
+        <w:pStyle w:val="ListParagraph"/>
+        <w:numPr>
+          <w:ilvl w:val="1"/>
+          <w:numId w:val="19"/>
+        </w:numPr>
+      </w:pPr>
+      <w:r>
+        <w:t>Media Type Report – a List of Media Types with information about the total number of items and the number of items in each state</w:t>
+      </w:r>
+    </w:p>
+    <w:p>
+      <w:pPr>
+        <w:pStyle w:val="ListParagraph"/>
+        <w:numPr>
+          <w:ilvl w:val="1"/>
+          <w:numId w:val="19"/>
+        </w:numPr>
+      </w:pPr>
+      <w:r>
+        <w:t xml:space="preserve">Time to Completion – A list of Media Types that shows how long it takes to complete that type of item. </w:t>
+      </w:r>
+    </w:p>
+    <w:p>
+      <w:r>
+        <w:drawing>
+          <wp:inline distT="0" distB="0" distL="0" distR="0" wp14:anchorId="6FAB3F52" wp14:editId="6E669B6E">
+            <wp:extent cx="4537276" cy="2158600"/>
+            <wp:effectExtent l="0" t="0" r="0" b="0"/>
+            <wp:docPr id="122097519" name="Picture 1"/>
+            <wp:cNvGraphicFramePr>
+              <a:graphicFrameLocks xmlns:a="http://schemas.openxmlformats.org/drawingml/2006/main" noChangeAspect="1"/>
+            </wp:cNvGraphicFramePr>
+            <a:graphic xmlns:a="http://schemas.openxmlformats.org/drawingml/2006/main">
+              <a:graphicData uri="http://schemas.openxmlformats.org/drawingml/2006/picture">
+                <pic:pic xmlns:pic="http://schemas.openxmlformats.org/drawingml/2006/picture">
+                  <pic:nvPicPr>
+                    <pic:cNvPr id="122097519" name=""/>
+                    <pic:cNvPicPr/>
+                  </pic:nvPicPr>
+                  <pic:blipFill>
+                    <a:blip r:embed="rId58"/>
+                    <a:stretch>
+                      <a:fillRect/>
+                    </a:stretch>
+                  </pic:blipFill>
+                  <pic:spPr>
+                    <a:xfrm>
+                      <a:off x="0" y="0"/>
+                      <a:ext cx="4562462" cy="2170582"/>
+                    </a:xfrm>
+                    <a:prstGeom prst="rect">
+                      <a:avLst/>
+                    </a:prstGeom>
+                  </pic:spPr>
+                </pic:pic>
+              </a:graphicData>
+            </a:graphic>
+          </wp:inline>
+        </w:drawing>
+      </w:r>
+    </w:p>
+    <w:p>
+      <w:pPr>
+        <w:pStyle w:val="Heading2"/>
+      </w:pPr>
+      <w:r>
+        <w:lastRenderedPageBreak/>
+        <w:t>Exporting Your Data</w:t>
+      </w:r>
+    </w:p>
+    <w:p>
+      <w:pPr>
+        <w:pStyle w:val="ListParagraph"/>
+        <w:numPr>
+          <w:ilvl w:val="0"/>
+          <w:numId w:val="25"/>
+        </w:numPr>
+      </w:pPr>
+      <w:r>
+        <w:t xml:space="preserve">To export your </w:t>
+      </w:r>
+      <w:proofErr w:type="gramStart"/>
+      <w:r>
+        <w:t>data</w:t>
+      </w:r>
+      <w:proofErr w:type="gramEnd"/>
+      <w:r>
+        <w:t xml:space="preserve"> click on the profile button in the top right and then select “Export Data”</w:t>
+      </w:r>
+    </w:p>
+    <w:p>
+      <w:pPr>
+        <w:ind w:left="360" w:firstLine="0"/>
+      </w:pPr>
+      <w:r>
+        <w:drawing>
+          <wp:inline distT="0" distB="0" distL="0" distR="0" wp14:anchorId="22B81875" wp14:editId="4AF1B40C">
+            <wp:extent cx="1516283" cy="1210338"/>
+            <wp:effectExtent l="0" t="0" r="8255" b="8890"/>
+            <wp:docPr id="1020515095" name="Picture 1"/>
+            <wp:cNvGraphicFramePr>
+              <a:graphicFrameLocks xmlns:a="http://schemas.openxmlformats.org/drawingml/2006/main" noChangeAspect="1"/>
+            </wp:cNvGraphicFramePr>
+            <a:graphic xmlns:a="http://schemas.openxmlformats.org/drawingml/2006/main">
+              <a:graphicData uri="http://schemas.openxmlformats.org/drawingml/2006/picture">
+                <pic:pic xmlns:pic="http://schemas.openxmlformats.org/drawingml/2006/picture">
+                  <pic:nvPicPr>
+                    <pic:cNvPr id="1020515095" name=""/>
+                    <pic:cNvPicPr/>
+                  </pic:nvPicPr>
+                  <pic:blipFill>
+                    <a:blip r:embed="rId59"/>
+                    <a:stretch>
+                      <a:fillRect/>
+                    </a:stretch>
+                  </pic:blipFill>
+                  <pic:spPr>
+                    <a:xfrm>
+                      <a:off x="0" y="0"/>
+                      <a:ext cx="1526573" cy="1218551"/>
+                    </a:xfrm>
+                    <a:prstGeom prst="rect">
+                      <a:avLst/>
+                    </a:prstGeom>
+                  </pic:spPr>
+                </pic:pic>
+              </a:graphicData>
+            </a:graphic>
+          </wp:inline>
+        </w:drawing>
+      </w:r>
+      <w:r>
+        <w:t xml:space="preserve"> </w:t>
+      </w:r>
+    </w:p>
+    <w:p>
+      <w:pPr>
+        <w:pStyle w:val="ListParagraph"/>
+        <w:numPr>
+          <w:ilvl w:val="0"/>
+          <w:numId w:val="25"/>
+        </w:numPr>
+      </w:pPr>
+      <w:r>
+        <w:t>On the data export page click on the “Export Data” button</w:t>
+      </w:r>
+    </w:p>
+    <w:p>
+      <w:pPr>
+        <w:ind w:left="360" w:firstLine="0"/>
+      </w:pPr>
+      <w:r>
+        <w:drawing>
+          <wp:inline distT="0" distB="0" distL="0" distR="0" wp14:anchorId="4B8668E5" wp14:editId="0FF280CB">
+            <wp:extent cx="3009417" cy="1349736"/>
+            <wp:effectExtent l="0" t="0" r="635" b="3175"/>
+            <wp:docPr id="1902107690" name="Picture 1"/>
+            <wp:cNvGraphicFramePr>
+              <a:graphicFrameLocks xmlns:a="http://schemas.openxmlformats.org/drawingml/2006/main" noChangeAspect="1"/>
+            </wp:cNvGraphicFramePr>
+            <a:graphic xmlns:a="http://schemas.openxmlformats.org/drawingml/2006/main">
+              <a:graphicData uri="http://schemas.openxmlformats.org/drawingml/2006/picture">
+                <pic:pic xmlns:pic="http://schemas.openxmlformats.org/drawingml/2006/picture">
+                  <pic:nvPicPr>
+                    <pic:cNvPr id="1902107690" name=""/>
+                    <pic:cNvPicPr/>
+                  </pic:nvPicPr>
+                  <pic:blipFill>
+                    <a:blip r:embed="rId60"/>
+                    <a:stretch>
+                      <a:fillRect/>
+                    </a:stretch>
+                  </pic:blipFill>
+                  <pic:spPr>
+                    <a:xfrm>
+                      <a:off x="0" y="0"/>
+                      <a:ext cx="3018271" cy="1353707"/>
+                    </a:xfrm>
+                    <a:prstGeom prst="rect">
+                      <a:avLst/>
+                    </a:prstGeom>
+                  </pic:spPr>
+                </pic:pic>
+              </a:graphicData>
+            </a:graphic>
+          </wp:inline>
+        </w:drawing>
+      </w:r>
+    </w:p>
+    <w:p>
+      <w:pPr>
+        <w:pStyle w:val="ListParagraph"/>
+        <w:numPr>
+          <w:ilvl w:val="0"/>
+          <w:numId w:val="25"/>
+        </w:numPr>
+      </w:pPr>
+      <w:r>
+        <w:t>A Json file will be downloaded containing your backlog in its entirety.</w:t>
+      </w:r>
+    </w:p>
+    <w:p>
+      <w:pPr>
+        <w:ind w:firstLine="0"/>
+      </w:pPr>
+    </w:p>
+    <w:p>
+      <w:pPr>
+        <w:pStyle w:val="Heading2"/>
+      </w:pPr>
+      <w:r>
+        <w:t>Logging Out</w:t>
+      </w:r>
+    </w:p>
+    <w:p>
+      <w:pPr>
+        <w:pStyle w:val="ListParagraph"/>
+        <w:numPr>
+          <w:ilvl w:val="0"/>
+          <w:numId w:val="26"/>
+        </w:numPr>
+      </w:pPr>
+      <w:r>
+        <w:t>To log out of the application click on the profile button in the top right and then select “Logout”</w:t>
+      </w:r>
+    </w:p>
+    <w:p>
+      <w:pPr>
+        <w:ind w:left="360" w:firstLine="0"/>
+      </w:pPr>
+      <w:r>
+        <w:drawing>
+          <wp:inline distT="0" distB="0" distL="0" distR="0" wp14:anchorId="10DFEA5F" wp14:editId="6E59259B">
+            <wp:extent cx="1765139" cy="1408980"/>
+            <wp:effectExtent l="0" t="0" r="6985" b="1270"/>
+            <wp:docPr id="918766173" name="Picture 1"/>
+            <wp:cNvGraphicFramePr>
+              <a:graphicFrameLocks xmlns:a="http://schemas.openxmlformats.org/drawingml/2006/main" noChangeAspect="1"/>
+            </wp:cNvGraphicFramePr>
+            <a:graphic xmlns:a="http://schemas.openxmlformats.org/drawingml/2006/main">
+              <a:graphicData uri="http://schemas.openxmlformats.org/drawingml/2006/picture">
+                <pic:pic xmlns:pic="http://schemas.openxmlformats.org/drawingml/2006/picture">
+                  <pic:nvPicPr>
+                    <pic:cNvPr id="918766173" name=""/>
+                    <pic:cNvPicPr/>
+                  </pic:nvPicPr>
+                  <pic:blipFill>
+                    <a:blip r:embed="rId61"/>
+                    <a:stretch>
+                      <a:fillRect/>
+                    </a:stretch>
+                  </pic:blipFill>
+                  <pic:spPr>
+                    <a:xfrm>
+                      <a:off x="0" y="0"/>
+                      <a:ext cx="1772285" cy="1414684"/>
+                    </a:xfrm>
+                    <a:prstGeom prst="rect">
+                      <a:avLst/>
+                    </a:prstGeom>
+                  </pic:spPr>
+                </pic:pic>
+              </a:graphicData>
+            </a:graphic>
+          </wp:inline>
+        </w:drawing>
+      </w:r>
+    </w:p>
+    <w:p>
+      <w:pPr>
+        <w:pStyle w:val="ListParagraph"/>
+        <w:numPr>
+          <w:ilvl w:val="0"/>
+          <w:numId w:val="26"/>
+        </w:numPr>
+      </w:pPr>
+      <w:r>
+        <w:t>You will be taken to a page to confirm that you have logged out</w:t>
+      </w:r>
     </w:p>
     <w:sectPr>
-      <w:headerReference w:type="default" r:id="rId41"/>
-      <w:headerReference w:type="first" r:id="rId42"/>
+      <w:headerReference w:type="default" r:id="rId62"/>
+      <w:headerReference w:type="first" r:id="rId63"/>
       <w:footnotePr>
         <w:pos w:val="beneathText"/>
       </w:footnotePr>
@@ -7428,10 +9559,10 @@
     </w:lvl>
   </w:abstractNum>
   <w:abstractNum w:abstractNumId="10" w15:restartNumberingAfterBreak="0">
-    <w:nsid w:val="06A63BBD"/>
+    <w:nsid w:val="047351D9"/>
     <w:multiLevelType w:val="hybridMultilevel"/>
-    <w:tmpl w:val="E4D4509A"/>
-    <w:lvl w:ilvl="0" w:tplc="C1F8E166">
+    <w:tmpl w:val="574C532A"/>
+    <w:lvl w:ilvl="0" w:tplc="2148116A">
       <w:start w:val="1"/>
       <w:numFmt w:val="decimal"/>
       <w:lvlText w:val="%1."/>
@@ -7443,7 +9574,7 @@
         <w:rFonts w:hint="default"/>
       </w:rPr>
     </w:lvl>
-    <w:lvl w:ilvl="1" w:tplc="B426A5DC" w:tentative="1">
+    <w:lvl w:ilvl="1" w:tplc="04090019">
       <w:start w:val="1"/>
       <w:numFmt w:val="lowerLetter"/>
       <w:lvlText w:val="%2."/>
@@ -7452,7 +9583,7 @@
         <w:ind w:left="1800" w:hanging="360"/>
       </w:pPr>
     </w:lvl>
-    <w:lvl w:ilvl="2" w:tplc="6DD88BE6" w:tentative="1">
+    <w:lvl w:ilvl="2" w:tplc="0409001B" w:tentative="1">
       <w:start w:val="1"/>
       <w:numFmt w:val="lowerRoman"/>
       <w:lvlText w:val="%3."/>
@@ -7461,7 +9592,7 @@
         <w:ind w:left="2520" w:hanging="180"/>
       </w:pPr>
     </w:lvl>
-    <w:lvl w:ilvl="3" w:tplc="7D2221B4" w:tentative="1">
+    <w:lvl w:ilvl="3" w:tplc="0409000F" w:tentative="1">
       <w:start w:val="1"/>
       <w:numFmt w:val="decimal"/>
       <w:lvlText w:val="%4."/>
@@ -7470,7 +9601,7 @@
         <w:ind w:left="3240" w:hanging="360"/>
       </w:pPr>
     </w:lvl>
-    <w:lvl w:ilvl="4" w:tplc="5C0CBBB0" w:tentative="1">
+    <w:lvl w:ilvl="4" w:tplc="04090019" w:tentative="1">
       <w:start w:val="1"/>
       <w:numFmt w:val="lowerLetter"/>
       <w:lvlText w:val="%5."/>
@@ -7479,7 +9610,7 @@
         <w:ind w:left="3960" w:hanging="360"/>
       </w:pPr>
     </w:lvl>
-    <w:lvl w:ilvl="5" w:tplc="EDE88986" w:tentative="1">
+    <w:lvl w:ilvl="5" w:tplc="0409001B" w:tentative="1">
       <w:start w:val="1"/>
       <w:numFmt w:val="lowerRoman"/>
       <w:lvlText w:val="%6."/>
@@ -7488,7 +9619,7 @@
         <w:ind w:left="4680" w:hanging="180"/>
       </w:pPr>
     </w:lvl>
-    <w:lvl w:ilvl="6" w:tplc="73203260" w:tentative="1">
+    <w:lvl w:ilvl="6" w:tplc="0409000F" w:tentative="1">
       <w:start w:val="1"/>
       <w:numFmt w:val="decimal"/>
       <w:lvlText w:val="%7."/>
@@ -7497,7 +9628,7 @@
         <w:ind w:left="5400" w:hanging="360"/>
       </w:pPr>
     </w:lvl>
-    <w:lvl w:ilvl="7" w:tplc="E7C6553A" w:tentative="1">
+    <w:lvl w:ilvl="7" w:tplc="04090019" w:tentative="1">
       <w:start w:val="1"/>
       <w:numFmt w:val="lowerLetter"/>
       <w:lvlText w:val="%8."/>
@@ -7506,7 +9637,7 @@
         <w:ind w:left="6120" w:hanging="360"/>
       </w:pPr>
     </w:lvl>
-    <w:lvl w:ilvl="8" w:tplc="0A3CE72E" w:tentative="1">
+    <w:lvl w:ilvl="8" w:tplc="0409001B" w:tentative="1">
       <w:start w:val="1"/>
       <w:numFmt w:val="lowerRoman"/>
       <w:lvlText w:val="%9."/>
@@ -7517,22 +9648,280 @@
     </w:lvl>
   </w:abstractNum>
   <w:abstractNum w:abstractNumId="11" w15:restartNumberingAfterBreak="0">
-    <w:nsid w:val="0712715C"/>
+    <w:nsid w:val="06785BBE"/>
     <w:multiLevelType w:val="hybridMultilevel"/>
-    <w:tmpl w:val="600E4D28"/>
-    <w:lvl w:ilvl="0" w:tplc="0D92F850">
+    <w:tmpl w:val="7E14384E"/>
+    <w:lvl w:ilvl="0" w:tplc="FFFFFFFF">
       <w:start w:val="1"/>
       <w:numFmt w:val="decimal"/>
       <w:lvlText w:val="%1."/>
       <w:lvlJc w:val="left"/>
       <w:pPr>
+        <w:ind w:left="720" w:hanging="360"/>
+      </w:pPr>
+    </w:lvl>
+    <w:lvl w:ilvl="1" w:tplc="04090019" w:tentative="1">
+      <w:start w:val="1"/>
+      <w:numFmt w:val="lowerLetter"/>
+      <w:lvlText w:val="%2."/>
+      <w:lvlJc w:val="left"/>
+      <w:pPr>
+        <w:ind w:left="1440" w:hanging="360"/>
+      </w:pPr>
+    </w:lvl>
+    <w:lvl w:ilvl="2" w:tplc="0409001B" w:tentative="1">
+      <w:start w:val="1"/>
+      <w:numFmt w:val="lowerRoman"/>
+      <w:lvlText w:val="%3."/>
+      <w:lvlJc w:val="right"/>
+      <w:pPr>
+        <w:ind w:left="2160" w:hanging="180"/>
+      </w:pPr>
+    </w:lvl>
+    <w:lvl w:ilvl="3" w:tplc="0409000F" w:tentative="1">
+      <w:start w:val="1"/>
+      <w:numFmt w:val="decimal"/>
+      <w:lvlText w:val="%4."/>
+      <w:lvlJc w:val="left"/>
+      <w:pPr>
+        <w:ind w:left="2880" w:hanging="360"/>
+      </w:pPr>
+    </w:lvl>
+    <w:lvl w:ilvl="4" w:tplc="04090019" w:tentative="1">
+      <w:start w:val="1"/>
+      <w:numFmt w:val="lowerLetter"/>
+      <w:lvlText w:val="%5."/>
+      <w:lvlJc w:val="left"/>
+      <w:pPr>
+        <w:ind w:left="3600" w:hanging="360"/>
+      </w:pPr>
+    </w:lvl>
+    <w:lvl w:ilvl="5" w:tplc="0409001B" w:tentative="1">
+      <w:start w:val="1"/>
+      <w:numFmt w:val="lowerRoman"/>
+      <w:lvlText w:val="%6."/>
+      <w:lvlJc w:val="right"/>
+      <w:pPr>
+        <w:ind w:left="4320" w:hanging="180"/>
+      </w:pPr>
+    </w:lvl>
+    <w:lvl w:ilvl="6" w:tplc="0409000F" w:tentative="1">
+      <w:start w:val="1"/>
+      <w:numFmt w:val="decimal"/>
+      <w:lvlText w:val="%7."/>
+      <w:lvlJc w:val="left"/>
+      <w:pPr>
+        <w:ind w:left="5040" w:hanging="360"/>
+      </w:pPr>
+    </w:lvl>
+    <w:lvl w:ilvl="7" w:tplc="04090019" w:tentative="1">
+      <w:start w:val="1"/>
+      <w:numFmt w:val="lowerLetter"/>
+      <w:lvlText w:val="%8."/>
+      <w:lvlJc w:val="left"/>
+      <w:pPr>
+        <w:ind w:left="5760" w:hanging="360"/>
+      </w:pPr>
+    </w:lvl>
+    <w:lvl w:ilvl="8" w:tplc="0409001B" w:tentative="1">
+      <w:start w:val="1"/>
+      <w:numFmt w:val="lowerRoman"/>
+      <w:lvlText w:val="%9."/>
+      <w:lvlJc w:val="right"/>
+      <w:pPr>
+        <w:ind w:left="6480" w:hanging="180"/>
+      </w:pPr>
+    </w:lvl>
+  </w:abstractNum>
+  <w:abstractNum w:abstractNumId="12" w15:restartNumberingAfterBreak="0">
+    <w:nsid w:val="11B3446F"/>
+    <w:multiLevelType w:val="hybridMultilevel"/>
+    <w:tmpl w:val="7ED63D7A"/>
+    <w:lvl w:ilvl="0" w:tplc="FFFFFFFF">
+      <w:start w:val="1"/>
+      <w:numFmt w:val="decimal"/>
+      <w:lvlText w:val="%1."/>
+      <w:lvlJc w:val="left"/>
+      <w:pPr>
+        <w:ind w:left="720" w:hanging="360"/>
+      </w:pPr>
+    </w:lvl>
+    <w:lvl w:ilvl="1" w:tplc="FFFFFFFF">
+      <w:start w:val="1"/>
+      <w:numFmt w:val="lowerLetter"/>
+      <w:lvlText w:val="%2."/>
+      <w:lvlJc w:val="left"/>
+      <w:pPr>
+        <w:ind w:left="1440" w:hanging="360"/>
+      </w:pPr>
+    </w:lvl>
+    <w:lvl w:ilvl="2" w:tplc="FFFFFFFF">
+      <w:start w:val="1"/>
+      <w:numFmt w:val="lowerRoman"/>
+      <w:lvlText w:val="%3."/>
+      <w:lvlJc w:val="right"/>
+      <w:pPr>
+        <w:ind w:left="2160" w:hanging="180"/>
+      </w:pPr>
+    </w:lvl>
+    <w:lvl w:ilvl="3" w:tplc="FFFFFFFF">
+      <w:start w:val="1"/>
+      <w:numFmt w:val="decimal"/>
+      <w:lvlText w:val="%4."/>
+      <w:lvlJc w:val="left"/>
+      <w:pPr>
+        <w:ind w:left="2880" w:hanging="360"/>
+      </w:pPr>
+    </w:lvl>
+    <w:lvl w:ilvl="4" w:tplc="FFFFFFFF" w:tentative="1">
+      <w:start w:val="1"/>
+      <w:numFmt w:val="lowerLetter"/>
+      <w:lvlText w:val="%5."/>
+      <w:lvlJc w:val="left"/>
+      <w:pPr>
+        <w:ind w:left="3600" w:hanging="360"/>
+      </w:pPr>
+    </w:lvl>
+    <w:lvl w:ilvl="5" w:tplc="FFFFFFFF" w:tentative="1">
+      <w:start w:val="1"/>
+      <w:numFmt w:val="lowerRoman"/>
+      <w:lvlText w:val="%6."/>
+      <w:lvlJc w:val="right"/>
+      <w:pPr>
+        <w:ind w:left="4320" w:hanging="180"/>
+      </w:pPr>
+    </w:lvl>
+    <w:lvl w:ilvl="6" w:tplc="FFFFFFFF" w:tentative="1">
+      <w:start w:val="1"/>
+      <w:numFmt w:val="decimal"/>
+      <w:lvlText w:val="%7."/>
+      <w:lvlJc w:val="left"/>
+      <w:pPr>
+        <w:ind w:left="5040" w:hanging="360"/>
+      </w:pPr>
+    </w:lvl>
+    <w:lvl w:ilvl="7" w:tplc="FFFFFFFF" w:tentative="1">
+      <w:start w:val="1"/>
+      <w:numFmt w:val="lowerLetter"/>
+      <w:lvlText w:val="%8."/>
+      <w:lvlJc w:val="left"/>
+      <w:pPr>
+        <w:ind w:left="5760" w:hanging="360"/>
+      </w:pPr>
+    </w:lvl>
+    <w:lvl w:ilvl="8" w:tplc="FFFFFFFF" w:tentative="1">
+      <w:start w:val="1"/>
+      <w:numFmt w:val="lowerRoman"/>
+      <w:lvlText w:val="%9."/>
+      <w:lvlJc w:val="right"/>
+      <w:pPr>
+        <w:ind w:left="6480" w:hanging="180"/>
+      </w:pPr>
+    </w:lvl>
+  </w:abstractNum>
+  <w:abstractNum w:abstractNumId="13" w15:restartNumberingAfterBreak="0">
+    <w:nsid w:val="17D45F9D"/>
+    <w:multiLevelType w:val="hybridMultilevel"/>
+    <w:tmpl w:val="06F074B2"/>
+    <w:lvl w:ilvl="0" w:tplc="FFFFFFFF">
+      <w:start w:val="1"/>
+      <w:numFmt w:val="decimal"/>
+      <w:lvlText w:val="%1."/>
+      <w:lvlJc w:val="left"/>
+      <w:pPr>
+        <w:ind w:left="720" w:hanging="360"/>
+      </w:pPr>
+    </w:lvl>
+    <w:lvl w:ilvl="1" w:tplc="FFFFFFFF">
+      <w:start w:val="1"/>
+      <w:numFmt w:val="lowerLetter"/>
+      <w:lvlText w:val="%2."/>
+      <w:lvlJc w:val="left"/>
+      <w:pPr>
+        <w:ind w:left="1440" w:hanging="360"/>
+      </w:pPr>
+    </w:lvl>
+    <w:lvl w:ilvl="2" w:tplc="FFFFFFFF" w:tentative="1">
+      <w:start w:val="1"/>
+      <w:numFmt w:val="lowerRoman"/>
+      <w:lvlText w:val="%3."/>
+      <w:lvlJc w:val="right"/>
+      <w:pPr>
+        <w:ind w:left="2160" w:hanging="180"/>
+      </w:pPr>
+    </w:lvl>
+    <w:lvl w:ilvl="3" w:tplc="FFFFFFFF" w:tentative="1">
+      <w:start w:val="1"/>
+      <w:numFmt w:val="decimal"/>
+      <w:lvlText w:val="%4."/>
+      <w:lvlJc w:val="left"/>
+      <w:pPr>
+        <w:ind w:left="2880" w:hanging="360"/>
+      </w:pPr>
+    </w:lvl>
+    <w:lvl w:ilvl="4" w:tplc="FFFFFFFF" w:tentative="1">
+      <w:start w:val="1"/>
+      <w:numFmt w:val="lowerLetter"/>
+      <w:lvlText w:val="%5."/>
+      <w:lvlJc w:val="left"/>
+      <w:pPr>
+        <w:ind w:left="3600" w:hanging="360"/>
+      </w:pPr>
+    </w:lvl>
+    <w:lvl w:ilvl="5" w:tplc="FFFFFFFF" w:tentative="1">
+      <w:start w:val="1"/>
+      <w:numFmt w:val="lowerRoman"/>
+      <w:lvlText w:val="%6."/>
+      <w:lvlJc w:val="right"/>
+      <w:pPr>
+        <w:ind w:left="4320" w:hanging="180"/>
+      </w:pPr>
+    </w:lvl>
+    <w:lvl w:ilvl="6" w:tplc="FFFFFFFF" w:tentative="1">
+      <w:start w:val="1"/>
+      <w:numFmt w:val="decimal"/>
+      <w:lvlText w:val="%7."/>
+      <w:lvlJc w:val="left"/>
+      <w:pPr>
+        <w:ind w:left="5040" w:hanging="360"/>
+      </w:pPr>
+    </w:lvl>
+    <w:lvl w:ilvl="7" w:tplc="FFFFFFFF" w:tentative="1">
+      <w:start w:val="1"/>
+      <w:numFmt w:val="lowerLetter"/>
+      <w:lvlText w:val="%8."/>
+      <w:lvlJc w:val="left"/>
+      <w:pPr>
+        <w:ind w:left="5760" w:hanging="360"/>
+      </w:pPr>
+    </w:lvl>
+    <w:lvl w:ilvl="8" w:tplc="FFFFFFFF" w:tentative="1">
+      <w:start w:val="1"/>
+      <w:numFmt w:val="lowerRoman"/>
+      <w:lvlText w:val="%9."/>
+      <w:lvlJc w:val="right"/>
+      <w:pPr>
+        <w:ind w:left="6480" w:hanging="180"/>
+      </w:pPr>
+    </w:lvl>
+  </w:abstractNum>
+  <w:abstractNum w:abstractNumId="14" w15:restartNumberingAfterBreak="0">
+    <w:nsid w:val="1AE31D00"/>
+    <w:multiLevelType w:val="hybridMultilevel"/>
+    <w:tmpl w:val="FF422EC4"/>
+    <w:lvl w:ilvl="0" w:tplc="9BDA82F8">
+      <w:start w:val="1"/>
+      <w:numFmt w:val="decimal"/>
+      <w:lvlText w:val="%1."/>
+      <w:lvlJc w:val="left"/>
+      <w:pPr>
         <w:ind w:left="1080" w:hanging="360"/>
       </w:pPr>
       <w:rPr>
         <w:rFonts w:hint="default"/>
       </w:rPr>
     </w:lvl>
-    <w:lvl w:ilvl="1" w:tplc="C692667A" w:tentative="1">
+    <w:lvl w:ilvl="1" w:tplc="04090019">
       <w:start w:val="1"/>
       <w:numFmt w:val="lowerLetter"/>
       <w:lvlText w:val="%2."/>
@@ -7541,7 +9930,7 @@
         <w:ind w:left="1800" w:hanging="360"/>
       </w:pPr>
     </w:lvl>
-    <w:lvl w:ilvl="2" w:tplc="C42C5CD8" w:tentative="1">
+    <w:lvl w:ilvl="2" w:tplc="0409001B" w:tentative="1">
       <w:start w:val="1"/>
       <w:numFmt w:val="lowerRoman"/>
       <w:lvlText w:val="%3."/>
@@ -7550,7 +9939,7 @@
         <w:ind w:left="2520" w:hanging="180"/>
       </w:pPr>
     </w:lvl>
-    <w:lvl w:ilvl="3" w:tplc="2670FC9C" w:tentative="1">
+    <w:lvl w:ilvl="3" w:tplc="0409000F" w:tentative="1">
       <w:start w:val="1"/>
       <w:numFmt w:val="decimal"/>
       <w:lvlText w:val="%4."/>
@@ -7559,7 +9948,7 @@
         <w:ind w:left="3240" w:hanging="360"/>
       </w:pPr>
     </w:lvl>
-    <w:lvl w:ilvl="4" w:tplc="70780BB6" w:tentative="1">
+    <w:lvl w:ilvl="4" w:tplc="04090019" w:tentative="1">
       <w:start w:val="1"/>
       <w:numFmt w:val="lowerLetter"/>
       <w:lvlText w:val="%5."/>
@@ -7568,7 +9957,7 @@
         <w:ind w:left="3960" w:hanging="360"/>
       </w:pPr>
     </w:lvl>
-    <w:lvl w:ilvl="5" w:tplc="B6461528" w:tentative="1">
+    <w:lvl w:ilvl="5" w:tplc="0409001B" w:tentative="1">
       <w:start w:val="1"/>
       <w:numFmt w:val="lowerRoman"/>
       <w:lvlText w:val="%6."/>
@@ -7577,7 +9966,7 @@
         <w:ind w:left="4680" w:hanging="180"/>
       </w:pPr>
     </w:lvl>
-    <w:lvl w:ilvl="6" w:tplc="1C0EA664" w:tentative="1">
+    <w:lvl w:ilvl="6" w:tplc="0409000F" w:tentative="1">
       <w:start w:val="1"/>
       <w:numFmt w:val="decimal"/>
       <w:lvlText w:val="%7."/>
@@ -7586,7 +9975,7 @@
         <w:ind w:left="5400" w:hanging="360"/>
       </w:pPr>
     </w:lvl>
-    <w:lvl w:ilvl="7" w:tplc="C506EBDA" w:tentative="1">
+    <w:lvl w:ilvl="7" w:tplc="04090019" w:tentative="1">
       <w:start w:val="1"/>
       <w:numFmt w:val="lowerLetter"/>
       <w:lvlText w:val="%8."/>
@@ -7595,7 +9984,7 @@
         <w:ind w:left="6120" w:hanging="360"/>
       </w:pPr>
     </w:lvl>
-    <w:lvl w:ilvl="8" w:tplc="94040554" w:tentative="1">
+    <w:lvl w:ilvl="8" w:tplc="0409001B" w:tentative="1">
       <w:start w:val="1"/>
       <w:numFmt w:val="lowerRoman"/>
       <w:lvlText w:val="%9."/>
@@ -7605,357 +9994,7 @@
       </w:pPr>
     </w:lvl>
   </w:abstractNum>
-  <w:abstractNum w:abstractNumId="12" w15:restartNumberingAfterBreak="0">
-    <w:nsid w:val="1319477F"/>
-    <w:multiLevelType w:val="hybridMultilevel"/>
-    <w:tmpl w:val="2238446E"/>
-    <w:lvl w:ilvl="0" w:tplc="88222244">
-      <w:start w:val="1"/>
-      <w:numFmt w:val="decimal"/>
-      <w:lvlText w:val="%1."/>
-      <w:lvlJc w:val="left"/>
-      <w:pPr>
-        <w:ind w:left="1080" w:hanging="360"/>
-      </w:pPr>
-      <w:rPr>
-        <w:rFonts w:hint="default"/>
-      </w:rPr>
-    </w:lvl>
-    <w:lvl w:ilvl="1" w:tplc="D51E6634" w:tentative="1">
-      <w:start w:val="1"/>
-      <w:numFmt w:val="lowerLetter"/>
-      <w:lvlText w:val="%2."/>
-      <w:lvlJc w:val="left"/>
-      <w:pPr>
-        <w:ind w:left="1800" w:hanging="360"/>
-      </w:pPr>
-    </w:lvl>
-    <w:lvl w:ilvl="2" w:tplc="59769974" w:tentative="1">
-      <w:start w:val="1"/>
-      <w:numFmt w:val="lowerRoman"/>
-      <w:lvlText w:val="%3."/>
-      <w:lvlJc w:val="right"/>
-      <w:pPr>
-        <w:ind w:left="2520" w:hanging="180"/>
-      </w:pPr>
-    </w:lvl>
-    <w:lvl w:ilvl="3" w:tplc="68E23E82" w:tentative="1">
-      <w:start w:val="1"/>
-      <w:numFmt w:val="decimal"/>
-      <w:lvlText w:val="%4."/>
-      <w:lvlJc w:val="left"/>
-      <w:pPr>
-        <w:ind w:left="3240" w:hanging="360"/>
-      </w:pPr>
-    </w:lvl>
-    <w:lvl w:ilvl="4" w:tplc="56428590" w:tentative="1">
-      <w:start w:val="1"/>
-      <w:numFmt w:val="lowerLetter"/>
-      <w:lvlText w:val="%5."/>
-      <w:lvlJc w:val="left"/>
-      <w:pPr>
-        <w:ind w:left="3960" w:hanging="360"/>
-      </w:pPr>
-    </w:lvl>
-    <w:lvl w:ilvl="5" w:tplc="84D4452C" w:tentative="1">
-      <w:start w:val="1"/>
-      <w:numFmt w:val="lowerRoman"/>
-      <w:lvlText w:val="%6."/>
-      <w:lvlJc w:val="right"/>
-      <w:pPr>
-        <w:ind w:left="4680" w:hanging="180"/>
-      </w:pPr>
-    </w:lvl>
-    <w:lvl w:ilvl="6" w:tplc="0AFCA810" w:tentative="1">
-      <w:start w:val="1"/>
-      <w:numFmt w:val="decimal"/>
-      <w:lvlText w:val="%7."/>
-      <w:lvlJc w:val="left"/>
-      <w:pPr>
-        <w:ind w:left="5400" w:hanging="360"/>
-      </w:pPr>
-    </w:lvl>
-    <w:lvl w:ilvl="7" w:tplc="145EBE66" w:tentative="1">
-      <w:start w:val="1"/>
-      <w:numFmt w:val="lowerLetter"/>
-      <w:lvlText w:val="%8."/>
-      <w:lvlJc w:val="left"/>
-      <w:pPr>
-        <w:ind w:left="6120" w:hanging="360"/>
-      </w:pPr>
-    </w:lvl>
-    <w:lvl w:ilvl="8" w:tplc="C636B428" w:tentative="1">
-      <w:start w:val="1"/>
-      <w:numFmt w:val="lowerRoman"/>
-      <w:lvlText w:val="%9."/>
-      <w:lvlJc w:val="right"/>
-      <w:pPr>
-        <w:ind w:left="6840" w:hanging="180"/>
-      </w:pPr>
-    </w:lvl>
-  </w:abstractNum>
-  <w:abstractNum w:abstractNumId="13" w15:restartNumberingAfterBreak="0">
-    <w:nsid w:val="16817C18"/>
-    <w:multiLevelType w:val="hybridMultilevel"/>
-    <w:tmpl w:val="EA8C86C8"/>
-    <w:lvl w:ilvl="0" w:tplc="77AEC316">
-      <w:start w:val="1"/>
-      <w:numFmt w:val="decimal"/>
-      <w:lvlText w:val="%1."/>
-      <w:lvlJc w:val="left"/>
-      <w:pPr>
-        <w:ind w:left="1440" w:hanging="360"/>
-      </w:pPr>
-    </w:lvl>
-    <w:lvl w:ilvl="1" w:tplc="CADA8128" w:tentative="1">
-      <w:start w:val="1"/>
-      <w:numFmt w:val="lowerLetter"/>
-      <w:lvlText w:val="%2."/>
-      <w:lvlJc w:val="left"/>
-      <w:pPr>
-        <w:ind w:left="2160" w:hanging="360"/>
-      </w:pPr>
-    </w:lvl>
-    <w:lvl w:ilvl="2" w:tplc="71CACD0C" w:tentative="1">
-      <w:start w:val="1"/>
-      <w:numFmt w:val="lowerRoman"/>
-      <w:lvlText w:val="%3."/>
-      <w:lvlJc w:val="right"/>
-      <w:pPr>
-        <w:ind w:left="2880" w:hanging="180"/>
-      </w:pPr>
-    </w:lvl>
-    <w:lvl w:ilvl="3" w:tplc="F0127AD0" w:tentative="1">
-      <w:start w:val="1"/>
-      <w:numFmt w:val="decimal"/>
-      <w:lvlText w:val="%4."/>
-      <w:lvlJc w:val="left"/>
-      <w:pPr>
-        <w:ind w:left="3600" w:hanging="360"/>
-      </w:pPr>
-    </w:lvl>
-    <w:lvl w:ilvl="4" w:tplc="FC68CA84" w:tentative="1">
-      <w:start w:val="1"/>
-      <w:numFmt w:val="lowerLetter"/>
-      <w:lvlText w:val="%5."/>
-      <w:lvlJc w:val="left"/>
-      <w:pPr>
-        <w:ind w:left="4320" w:hanging="360"/>
-      </w:pPr>
-    </w:lvl>
-    <w:lvl w:ilvl="5" w:tplc="9CCA6824" w:tentative="1">
-      <w:start w:val="1"/>
-      <w:numFmt w:val="lowerRoman"/>
-      <w:lvlText w:val="%6."/>
-      <w:lvlJc w:val="right"/>
-      <w:pPr>
-        <w:ind w:left="5040" w:hanging="180"/>
-      </w:pPr>
-    </w:lvl>
-    <w:lvl w:ilvl="6" w:tplc="C4A81A26" w:tentative="1">
-      <w:start w:val="1"/>
-      <w:numFmt w:val="decimal"/>
-      <w:lvlText w:val="%7."/>
-      <w:lvlJc w:val="left"/>
-      <w:pPr>
-        <w:ind w:left="5760" w:hanging="360"/>
-      </w:pPr>
-    </w:lvl>
-    <w:lvl w:ilvl="7" w:tplc="671AC00A" w:tentative="1">
-      <w:start w:val="1"/>
-      <w:numFmt w:val="lowerLetter"/>
-      <w:lvlText w:val="%8."/>
-      <w:lvlJc w:val="left"/>
-      <w:pPr>
-        <w:ind w:left="6480" w:hanging="360"/>
-      </w:pPr>
-    </w:lvl>
-    <w:lvl w:ilvl="8" w:tplc="F180597A" w:tentative="1">
-      <w:start w:val="1"/>
-      <w:numFmt w:val="lowerRoman"/>
-      <w:lvlText w:val="%9."/>
-      <w:lvlJc w:val="right"/>
-      <w:pPr>
-        <w:ind w:left="7200" w:hanging="180"/>
-      </w:pPr>
-    </w:lvl>
-  </w:abstractNum>
-  <w:abstractNum w:abstractNumId="14" w15:restartNumberingAfterBreak="0">
-    <w:nsid w:val="17F07628"/>
-    <w:multiLevelType w:val="hybridMultilevel"/>
-    <w:tmpl w:val="7580396C"/>
-    <w:lvl w:ilvl="0" w:tplc="2A1254B6">
-      <w:start w:val="1"/>
-      <w:numFmt w:val="decimal"/>
-      <w:lvlText w:val="%1."/>
-      <w:lvlJc w:val="left"/>
-      <w:pPr>
-        <w:ind w:left="1080" w:hanging="360"/>
-      </w:pPr>
-      <w:rPr>
-        <w:rFonts w:hint="default"/>
-      </w:rPr>
-    </w:lvl>
-    <w:lvl w:ilvl="1" w:tplc="36CEC80A" w:tentative="1">
-      <w:start w:val="1"/>
-      <w:numFmt w:val="lowerLetter"/>
-      <w:lvlText w:val="%2."/>
-      <w:lvlJc w:val="left"/>
-      <w:pPr>
-        <w:ind w:left="1800" w:hanging="360"/>
-      </w:pPr>
-    </w:lvl>
-    <w:lvl w:ilvl="2" w:tplc="B2CCB816" w:tentative="1">
-      <w:start w:val="1"/>
-      <w:numFmt w:val="lowerRoman"/>
-      <w:lvlText w:val="%3."/>
-      <w:lvlJc w:val="right"/>
-      <w:pPr>
-        <w:ind w:left="2520" w:hanging="180"/>
-      </w:pPr>
-    </w:lvl>
-    <w:lvl w:ilvl="3" w:tplc="D8F83E58" w:tentative="1">
-      <w:start w:val="1"/>
-      <w:numFmt w:val="decimal"/>
-      <w:lvlText w:val="%4."/>
-      <w:lvlJc w:val="left"/>
-      <w:pPr>
-        <w:ind w:left="3240" w:hanging="360"/>
-      </w:pPr>
-    </w:lvl>
-    <w:lvl w:ilvl="4" w:tplc="445E427C" w:tentative="1">
-      <w:start w:val="1"/>
-      <w:numFmt w:val="lowerLetter"/>
-      <w:lvlText w:val="%5."/>
-      <w:lvlJc w:val="left"/>
-      <w:pPr>
-        <w:ind w:left="3960" w:hanging="360"/>
-      </w:pPr>
-    </w:lvl>
-    <w:lvl w:ilvl="5" w:tplc="E5A8E23E" w:tentative="1">
-      <w:start w:val="1"/>
-      <w:numFmt w:val="lowerRoman"/>
-      <w:lvlText w:val="%6."/>
-      <w:lvlJc w:val="right"/>
-      <w:pPr>
-        <w:ind w:left="4680" w:hanging="180"/>
-      </w:pPr>
-    </w:lvl>
-    <w:lvl w:ilvl="6" w:tplc="F9AE4C1A" w:tentative="1">
-      <w:start w:val="1"/>
-      <w:numFmt w:val="decimal"/>
-      <w:lvlText w:val="%7."/>
-      <w:lvlJc w:val="left"/>
-      <w:pPr>
-        <w:ind w:left="5400" w:hanging="360"/>
-      </w:pPr>
-    </w:lvl>
-    <w:lvl w:ilvl="7" w:tplc="168EBFB8" w:tentative="1">
-      <w:start w:val="1"/>
-      <w:numFmt w:val="lowerLetter"/>
-      <w:lvlText w:val="%8."/>
-      <w:lvlJc w:val="left"/>
-      <w:pPr>
-        <w:ind w:left="6120" w:hanging="360"/>
-      </w:pPr>
-    </w:lvl>
-    <w:lvl w:ilvl="8" w:tplc="8C18FFCA" w:tentative="1">
-      <w:start w:val="1"/>
-      <w:numFmt w:val="lowerRoman"/>
-      <w:lvlText w:val="%9."/>
-      <w:lvlJc w:val="right"/>
-      <w:pPr>
-        <w:ind w:left="6840" w:hanging="180"/>
-      </w:pPr>
-    </w:lvl>
-  </w:abstractNum>
   <w:abstractNum w:abstractNumId="15" w15:restartNumberingAfterBreak="0">
-    <w:nsid w:val="20A75FE2"/>
-    <w:multiLevelType w:val="hybridMultilevel"/>
-    <w:tmpl w:val="76D67C94"/>
-    <w:lvl w:ilvl="0" w:tplc="9098813C">
-      <w:start w:val="1"/>
-      <w:numFmt w:val="decimal"/>
-      <w:lvlText w:val="%1."/>
-      <w:lvlJc w:val="left"/>
-      <w:pPr>
-        <w:ind w:left="1440" w:hanging="360"/>
-      </w:pPr>
-    </w:lvl>
-    <w:lvl w:ilvl="1" w:tplc="6DC230FA" w:tentative="1">
-      <w:start w:val="1"/>
-      <w:numFmt w:val="lowerLetter"/>
-      <w:lvlText w:val="%2."/>
-      <w:lvlJc w:val="left"/>
-      <w:pPr>
-        <w:ind w:left="2160" w:hanging="360"/>
-      </w:pPr>
-    </w:lvl>
-    <w:lvl w:ilvl="2" w:tplc="6B46E3D6" w:tentative="1">
-      <w:start w:val="1"/>
-      <w:numFmt w:val="lowerRoman"/>
-      <w:lvlText w:val="%3."/>
-      <w:lvlJc w:val="right"/>
-      <w:pPr>
-        <w:ind w:left="2880" w:hanging="180"/>
-      </w:pPr>
-    </w:lvl>
-    <w:lvl w:ilvl="3" w:tplc="0406D346" w:tentative="1">
-      <w:start w:val="1"/>
-      <w:numFmt w:val="decimal"/>
-      <w:lvlText w:val="%4."/>
-      <w:lvlJc w:val="left"/>
-      <w:pPr>
-        <w:ind w:left="3600" w:hanging="360"/>
-      </w:pPr>
-    </w:lvl>
-    <w:lvl w:ilvl="4" w:tplc="BDAAA37E" w:tentative="1">
-      <w:start w:val="1"/>
-      <w:numFmt w:val="lowerLetter"/>
-      <w:lvlText w:val="%5."/>
-      <w:lvlJc w:val="left"/>
-      <w:pPr>
-        <w:ind w:left="4320" w:hanging="360"/>
-      </w:pPr>
-    </w:lvl>
-    <w:lvl w:ilvl="5" w:tplc="C180CC78" w:tentative="1">
-      <w:start w:val="1"/>
-      <w:numFmt w:val="lowerRoman"/>
-      <w:lvlText w:val="%6."/>
-      <w:lvlJc w:val="right"/>
-      <w:pPr>
-        <w:ind w:left="5040" w:hanging="180"/>
-      </w:pPr>
-    </w:lvl>
-    <w:lvl w:ilvl="6" w:tplc="CA607EEC" w:tentative="1">
-      <w:start w:val="1"/>
-      <w:numFmt w:val="decimal"/>
-      <w:lvlText w:val="%7."/>
-      <w:lvlJc w:val="left"/>
-      <w:pPr>
-        <w:ind w:left="5760" w:hanging="360"/>
-      </w:pPr>
-    </w:lvl>
-    <w:lvl w:ilvl="7" w:tplc="92401B28" w:tentative="1">
-      <w:start w:val="1"/>
-      <w:numFmt w:val="lowerLetter"/>
-      <w:lvlText w:val="%8."/>
-      <w:lvlJc w:val="left"/>
-      <w:pPr>
-        <w:ind w:left="6480" w:hanging="360"/>
-      </w:pPr>
-    </w:lvl>
-    <w:lvl w:ilvl="8" w:tplc="377052B4" w:tentative="1">
-      <w:start w:val="1"/>
-      <w:numFmt w:val="lowerRoman"/>
-      <w:lvlText w:val="%9."/>
-      <w:lvlJc w:val="right"/>
-      <w:pPr>
-        <w:ind w:left="7200" w:hanging="180"/>
-      </w:pPr>
-    </w:lvl>
-  </w:abstractNum>
-  <w:abstractNum w:abstractNumId="16" w15:restartNumberingAfterBreak="0">
     <w:nsid w:val="21086721"/>
     <w:multiLevelType w:val="hybridMultilevel"/>
     <w:tmpl w:val="5D609972"/>
@@ -8044,11 +10083,11 @@
       </w:pPr>
     </w:lvl>
   </w:abstractNum>
-  <w:abstractNum w:abstractNumId="17" w15:restartNumberingAfterBreak="0">
-    <w:nsid w:val="21D52B69"/>
+  <w:abstractNum w:abstractNumId="16" w15:restartNumberingAfterBreak="0">
+    <w:nsid w:val="395C4F98"/>
     <w:multiLevelType w:val="hybridMultilevel"/>
-    <w:tmpl w:val="9B00E5D4"/>
-    <w:lvl w:ilvl="0" w:tplc="E59C39B0">
+    <w:tmpl w:val="D198500A"/>
+    <w:lvl w:ilvl="0" w:tplc="1DACCC96">
       <w:start w:val="1"/>
       <w:numFmt w:val="decimal"/>
       <w:lvlText w:val="%1."/>
@@ -8057,10 +10096,10 @@
         <w:ind w:left="1080" w:hanging="360"/>
       </w:pPr>
       <w:rPr>
-        <w:rFonts w:hint="default"/>
+        <w:rFonts w:asciiTheme="minorHAnsi" w:eastAsiaTheme="minorEastAsia" w:hAnsiTheme="minorHAnsi" w:cstheme="minorBidi"/>
       </w:rPr>
     </w:lvl>
-    <w:lvl w:ilvl="1" w:tplc="8A50BAF0" w:tentative="1">
+    <w:lvl w:ilvl="1" w:tplc="04090019">
       <w:start w:val="1"/>
       <w:numFmt w:val="lowerLetter"/>
       <w:lvlText w:val="%2."/>
@@ -8069,7 +10108,7 @@
         <w:ind w:left="1800" w:hanging="360"/>
       </w:pPr>
     </w:lvl>
-    <w:lvl w:ilvl="2" w:tplc="31620968" w:tentative="1">
+    <w:lvl w:ilvl="2" w:tplc="0409001B" w:tentative="1">
       <w:start w:val="1"/>
       <w:numFmt w:val="lowerRoman"/>
       <w:lvlText w:val="%3."/>
@@ -8078,7 +10117,7 @@
         <w:ind w:left="2520" w:hanging="180"/>
       </w:pPr>
     </w:lvl>
-    <w:lvl w:ilvl="3" w:tplc="5BD0CD32" w:tentative="1">
+    <w:lvl w:ilvl="3" w:tplc="0409000F" w:tentative="1">
       <w:start w:val="1"/>
       <w:numFmt w:val="decimal"/>
       <w:lvlText w:val="%4."/>
@@ -8087,7 +10126,7 @@
         <w:ind w:left="3240" w:hanging="360"/>
       </w:pPr>
     </w:lvl>
-    <w:lvl w:ilvl="4" w:tplc="7AC2FEC4" w:tentative="1">
+    <w:lvl w:ilvl="4" w:tplc="04090019" w:tentative="1">
       <w:start w:val="1"/>
       <w:numFmt w:val="lowerLetter"/>
       <w:lvlText w:val="%5."/>
@@ -8096,7 +10135,7 @@
         <w:ind w:left="3960" w:hanging="360"/>
       </w:pPr>
     </w:lvl>
-    <w:lvl w:ilvl="5" w:tplc="4B6CE1D6" w:tentative="1">
+    <w:lvl w:ilvl="5" w:tplc="0409001B" w:tentative="1">
       <w:start w:val="1"/>
       <w:numFmt w:val="lowerRoman"/>
       <w:lvlText w:val="%6."/>
@@ -8105,7 +10144,7 @@
         <w:ind w:left="4680" w:hanging="180"/>
       </w:pPr>
     </w:lvl>
-    <w:lvl w:ilvl="6" w:tplc="75AEF3B0" w:tentative="1">
+    <w:lvl w:ilvl="6" w:tplc="0409000F" w:tentative="1">
       <w:start w:val="1"/>
       <w:numFmt w:val="decimal"/>
       <w:lvlText w:val="%7."/>
@@ -8114,7 +10153,7 @@
         <w:ind w:left="5400" w:hanging="360"/>
       </w:pPr>
     </w:lvl>
-    <w:lvl w:ilvl="7" w:tplc="3D7E6CBE" w:tentative="1">
+    <w:lvl w:ilvl="7" w:tplc="04090019" w:tentative="1">
       <w:start w:val="1"/>
       <w:numFmt w:val="lowerLetter"/>
       <w:lvlText w:val="%8."/>
@@ -8123,7 +10162,7 @@
         <w:ind w:left="6120" w:hanging="360"/>
       </w:pPr>
     </w:lvl>
-    <w:lvl w:ilvl="8" w:tplc="408A5C0E" w:tentative="1">
+    <w:lvl w:ilvl="8" w:tplc="0409001B" w:tentative="1">
       <w:start w:val="1"/>
       <w:numFmt w:val="lowerRoman"/>
       <w:lvlText w:val="%9."/>
@@ -8133,1577 +10172,698 @@
       </w:pPr>
     </w:lvl>
   </w:abstractNum>
-  <w:abstractNum w:abstractNumId="18" w15:restartNumberingAfterBreak="0">
-    <w:nsid w:val="2F441193"/>
+  <w:abstractNum w:abstractNumId="17" w15:restartNumberingAfterBreak="0">
+    <w:nsid w:val="3BAD23C0"/>
     <w:multiLevelType w:val="hybridMultilevel"/>
-    <w:tmpl w:val="EA881CE2"/>
-    <w:lvl w:ilvl="0" w:tplc="12A802F6">
-      <w:start w:val="1"/>
-      <w:numFmt w:val="bullet"/>
-      <w:lvlText w:val=""/>
-      <w:lvlJc w:val="left"/>
-      <w:pPr>
-        <w:ind w:left="1440" w:hanging="360"/>
-      </w:pPr>
-      <w:rPr>
-        <w:rFonts w:ascii="Symbol" w:hAnsi="Symbol" w:hint="default"/>
-      </w:rPr>
-    </w:lvl>
-    <w:lvl w:ilvl="1" w:tplc="E864E02C" w:tentative="1">
-      <w:start w:val="1"/>
-      <w:numFmt w:val="bullet"/>
-      <w:lvlText w:val="o"/>
-      <w:lvlJc w:val="left"/>
-      <w:pPr>
-        <w:ind w:left="2160" w:hanging="360"/>
-      </w:pPr>
-      <w:rPr>
-        <w:rFonts w:ascii="Courier New" w:hAnsi="Courier New" w:cs="Courier New" w:hint="default"/>
-      </w:rPr>
-    </w:lvl>
-    <w:lvl w:ilvl="2" w:tplc="749AB5C4" w:tentative="1">
-      <w:start w:val="1"/>
-      <w:numFmt w:val="bullet"/>
-      <w:lvlText w:val=""/>
-      <w:lvlJc w:val="left"/>
-      <w:pPr>
-        <w:ind w:left="2880" w:hanging="360"/>
-      </w:pPr>
-      <w:rPr>
-        <w:rFonts w:ascii="Wingdings" w:hAnsi="Wingdings" w:hint="default"/>
-      </w:rPr>
-    </w:lvl>
-    <w:lvl w:ilvl="3" w:tplc="9C944158" w:tentative="1">
-      <w:start w:val="1"/>
-      <w:numFmt w:val="bullet"/>
-      <w:lvlText w:val=""/>
-      <w:lvlJc w:val="left"/>
-      <w:pPr>
-        <w:ind w:left="3600" w:hanging="360"/>
-      </w:pPr>
-      <w:rPr>
-        <w:rFonts w:ascii="Symbol" w:hAnsi="Symbol" w:hint="default"/>
-      </w:rPr>
-    </w:lvl>
-    <w:lvl w:ilvl="4" w:tplc="53625F62" w:tentative="1">
-      <w:start w:val="1"/>
-      <w:numFmt w:val="bullet"/>
-      <w:lvlText w:val="o"/>
-      <w:lvlJc w:val="left"/>
-      <w:pPr>
-        <w:ind w:left="4320" w:hanging="360"/>
-      </w:pPr>
-      <w:rPr>
-        <w:rFonts w:ascii="Courier New" w:hAnsi="Courier New" w:cs="Courier New" w:hint="default"/>
-      </w:rPr>
-    </w:lvl>
-    <w:lvl w:ilvl="5" w:tplc="C09EFDC4" w:tentative="1">
-      <w:start w:val="1"/>
-      <w:numFmt w:val="bullet"/>
-      <w:lvlText w:val=""/>
-      <w:lvlJc w:val="left"/>
-      <w:pPr>
-        <w:ind w:left="5040" w:hanging="360"/>
-      </w:pPr>
-      <w:rPr>
-        <w:rFonts w:ascii="Wingdings" w:hAnsi="Wingdings" w:hint="default"/>
-      </w:rPr>
-    </w:lvl>
-    <w:lvl w:ilvl="6" w:tplc="E47AD21C" w:tentative="1">
-      <w:start w:val="1"/>
-      <w:numFmt w:val="bullet"/>
-      <w:lvlText w:val=""/>
-      <w:lvlJc w:val="left"/>
-      <w:pPr>
-        <w:ind w:left="5760" w:hanging="360"/>
-      </w:pPr>
-      <w:rPr>
-        <w:rFonts w:ascii="Symbol" w:hAnsi="Symbol" w:hint="default"/>
-      </w:rPr>
-    </w:lvl>
-    <w:lvl w:ilvl="7" w:tplc="15F250FC" w:tentative="1">
-      <w:start w:val="1"/>
-      <w:numFmt w:val="bullet"/>
-      <w:lvlText w:val="o"/>
-      <w:lvlJc w:val="left"/>
-      <w:pPr>
-        <w:ind w:left="6480" w:hanging="360"/>
-      </w:pPr>
-      <w:rPr>
-        <w:rFonts w:ascii="Courier New" w:hAnsi="Courier New" w:cs="Courier New" w:hint="default"/>
-      </w:rPr>
-    </w:lvl>
-    <w:lvl w:ilvl="8" w:tplc="3B8E0E68" w:tentative="1">
-      <w:start w:val="1"/>
-      <w:numFmt w:val="bullet"/>
-      <w:lvlText w:val=""/>
-      <w:lvlJc w:val="left"/>
-      <w:pPr>
-        <w:ind w:left="7200" w:hanging="360"/>
-      </w:pPr>
-      <w:rPr>
-        <w:rFonts w:ascii="Wingdings" w:hAnsi="Wingdings" w:hint="default"/>
-      </w:rPr>
-    </w:lvl>
-  </w:abstractNum>
-  <w:abstractNum w:abstractNumId="19" w15:restartNumberingAfterBreak="0">
-    <w:nsid w:val="36495895"/>
-    <w:multiLevelType w:val="hybridMultilevel"/>
-    <w:tmpl w:val="79BC8268"/>
-    <w:lvl w:ilvl="0" w:tplc="B8FAD7BE">
-      <w:numFmt w:val="bullet"/>
-      <w:lvlText w:val=""/>
-      <w:lvlJc w:val="left"/>
-      <w:pPr>
-        <w:ind w:left="720" w:hanging="360"/>
-      </w:pPr>
-      <w:rPr>
-        <w:rFonts w:ascii="Symbol" w:eastAsiaTheme="minorEastAsia" w:hAnsi="Symbol" w:cstheme="minorBidi" w:hint="default"/>
-      </w:rPr>
-    </w:lvl>
-    <w:lvl w:ilvl="1" w:tplc="208022C8" w:tentative="1">
-      <w:start w:val="1"/>
-      <w:numFmt w:val="bullet"/>
-      <w:lvlText w:val="o"/>
-      <w:lvlJc w:val="left"/>
-      <w:pPr>
-        <w:ind w:left="1440" w:hanging="360"/>
-      </w:pPr>
-      <w:rPr>
-        <w:rFonts w:ascii="Courier New" w:hAnsi="Courier New" w:cs="Courier New" w:hint="default"/>
-      </w:rPr>
-    </w:lvl>
-    <w:lvl w:ilvl="2" w:tplc="D20A482E" w:tentative="1">
-      <w:start w:val="1"/>
-      <w:numFmt w:val="bullet"/>
-      <w:lvlText w:val=""/>
-      <w:lvlJc w:val="left"/>
-      <w:pPr>
-        <w:ind w:left="2160" w:hanging="360"/>
-      </w:pPr>
-      <w:rPr>
-        <w:rFonts w:ascii="Wingdings" w:hAnsi="Wingdings" w:hint="default"/>
-      </w:rPr>
-    </w:lvl>
-    <w:lvl w:ilvl="3" w:tplc="A4643A82" w:tentative="1">
-      <w:start w:val="1"/>
-      <w:numFmt w:val="bullet"/>
-      <w:lvlText w:val=""/>
-      <w:lvlJc w:val="left"/>
-      <w:pPr>
-        <w:ind w:left="2880" w:hanging="360"/>
-      </w:pPr>
-      <w:rPr>
-        <w:rFonts w:ascii="Symbol" w:hAnsi="Symbol" w:hint="default"/>
-      </w:rPr>
-    </w:lvl>
-    <w:lvl w:ilvl="4" w:tplc="1F02FC72" w:tentative="1">
-      <w:start w:val="1"/>
-      <w:numFmt w:val="bullet"/>
-      <w:lvlText w:val="o"/>
-      <w:lvlJc w:val="left"/>
-      <w:pPr>
-        <w:ind w:left="3600" w:hanging="360"/>
-      </w:pPr>
-      <w:rPr>
-        <w:rFonts w:ascii="Courier New" w:hAnsi="Courier New" w:cs="Courier New" w:hint="default"/>
-      </w:rPr>
-    </w:lvl>
-    <w:lvl w:ilvl="5" w:tplc="4712D3DC" w:tentative="1">
-      <w:start w:val="1"/>
-      <w:numFmt w:val="bullet"/>
-      <w:lvlText w:val=""/>
-      <w:lvlJc w:val="left"/>
-      <w:pPr>
-        <w:ind w:left="4320" w:hanging="360"/>
-      </w:pPr>
-      <w:rPr>
-        <w:rFonts w:ascii="Wingdings" w:hAnsi="Wingdings" w:hint="default"/>
-      </w:rPr>
-    </w:lvl>
-    <w:lvl w:ilvl="6" w:tplc="5D423320" w:tentative="1">
-      <w:start w:val="1"/>
-      <w:numFmt w:val="bullet"/>
-      <w:lvlText w:val=""/>
-      <w:lvlJc w:val="left"/>
-      <w:pPr>
-        <w:ind w:left="5040" w:hanging="360"/>
-      </w:pPr>
-      <w:rPr>
-        <w:rFonts w:ascii="Symbol" w:hAnsi="Symbol" w:hint="default"/>
-      </w:rPr>
-    </w:lvl>
-    <w:lvl w:ilvl="7" w:tplc="D7CC590C" w:tentative="1">
-      <w:start w:val="1"/>
-      <w:numFmt w:val="bullet"/>
-      <w:lvlText w:val="o"/>
-      <w:lvlJc w:val="left"/>
-      <w:pPr>
-        <w:ind w:left="5760" w:hanging="360"/>
-      </w:pPr>
-      <w:rPr>
-        <w:rFonts w:ascii="Courier New" w:hAnsi="Courier New" w:cs="Courier New" w:hint="default"/>
-      </w:rPr>
-    </w:lvl>
-    <w:lvl w:ilvl="8" w:tplc="A71EDD56" w:tentative="1">
-      <w:start w:val="1"/>
-      <w:numFmt w:val="bullet"/>
-      <w:lvlText w:val=""/>
-      <w:lvlJc w:val="left"/>
-      <w:pPr>
-        <w:ind w:left="6480" w:hanging="360"/>
-      </w:pPr>
-      <w:rPr>
-        <w:rFonts w:ascii="Wingdings" w:hAnsi="Wingdings" w:hint="default"/>
-      </w:rPr>
-    </w:lvl>
-  </w:abstractNum>
-  <w:abstractNum w:abstractNumId="20" w15:restartNumberingAfterBreak="0">
-    <w:nsid w:val="3BE04C31"/>
-    <w:multiLevelType w:val="hybridMultilevel"/>
-    <w:tmpl w:val="B6A8D084"/>
-    <w:lvl w:ilvl="0" w:tplc="CF98980C">
+    <w:tmpl w:val="58960D4A"/>
+    <w:lvl w:ilvl="0" w:tplc="2A6A6C8A">
       <w:start w:val="1"/>
       <w:numFmt w:val="decimal"/>
       <w:lvlText w:val="%1."/>
       <w:lvlJc w:val="left"/>
       <w:pPr>
-        <w:ind w:left="990" w:hanging="360"/>
+        <w:ind w:left="720" w:hanging="360"/>
       </w:pPr>
       <w:rPr>
         <w:rFonts w:hint="default"/>
       </w:rPr>
     </w:lvl>
-    <w:lvl w:ilvl="1" w:tplc="96583140" w:tentative="1">
+    <w:lvl w:ilvl="1" w:tplc="04090019">
       <w:start w:val="1"/>
       <w:numFmt w:val="lowerLetter"/>
       <w:lvlText w:val="%2."/>
       <w:lvlJc w:val="left"/>
       <w:pPr>
-        <w:ind w:left="1710" w:hanging="360"/>
-      </w:pPr>
-    </w:lvl>
-    <w:lvl w:ilvl="2" w:tplc="C620778A" w:tentative="1">
+        <w:ind w:left="1440" w:hanging="360"/>
+      </w:pPr>
+    </w:lvl>
+    <w:lvl w:ilvl="2" w:tplc="0409001B" w:tentative="1">
       <w:start w:val="1"/>
       <w:numFmt w:val="lowerRoman"/>
       <w:lvlText w:val="%3."/>
       <w:lvlJc w:val="right"/>
       <w:pPr>
-        <w:ind w:left="2430" w:hanging="180"/>
-      </w:pPr>
-    </w:lvl>
-    <w:lvl w:ilvl="3" w:tplc="53789118" w:tentative="1">
+        <w:ind w:left="2160" w:hanging="180"/>
+      </w:pPr>
+    </w:lvl>
+    <w:lvl w:ilvl="3" w:tplc="0409000F" w:tentative="1">
       <w:start w:val="1"/>
       <w:numFmt w:val="decimal"/>
       <w:lvlText w:val="%4."/>
       <w:lvlJc w:val="left"/>
       <w:pPr>
-        <w:ind w:left="3150" w:hanging="360"/>
-      </w:pPr>
-    </w:lvl>
-    <w:lvl w:ilvl="4" w:tplc="C5CCDE92" w:tentative="1">
+        <w:ind w:left="2880" w:hanging="360"/>
+      </w:pPr>
+    </w:lvl>
+    <w:lvl w:ilvl="4" w:tplc="04090019" w:tentative="1">
       <w:start w:val="1"/>
       <w:numFmt w:val="lowerLetter"/>
       <w:lvlText w:val="%5."/>
       <w:lvlJc w:val="left"/>
       <w:pPr>
-        <w:ind w:left="3870" w:hanging="360"/>
-      </w:pPr>
-    </w:lvl>
-    <w:lvl w:ilvl="5" w:tplc="33245948" w:tentative="1">
+        <w:ind w:left="3600" w:hanging="360"/>
+      </w:pPr>
+    </w:lvl>
+    <w:lvl w:ilvl="5" w:tplc="0409001B" w:tentative="1">
       <w:start w:val="1"/>
       <w:numFmt w:val="lowerRoman"/>
       <w:lvlText w:val="%6."/>
       <w:lvlJc w:val="right"/>
       <w:pPr>
-        <w:ind w:left="4590" w:hanging="180"/>
-      </w:pPr>
-    </w:lvl>
-    <w:lvl w:ilvl="6" w:tplc="A700470E" w:tentative="1">
+        <w:ind w:left="4320" w:hanging="180"/>
+      </w:pPr>
+    </w:lvl>
+    <w:lvl w:ilvl="6" w:tplc="0409000F" w:tentative="1">
       <w:start w:val="1"/>
       <w:numFmt w:val="decimal"/>
       <w:lvlText w:val="%7."/>
       <w:lvlJc w:val="left"/>
       <w:pPr>
-        <w:ind w:left="5310" w:hanging="360"/>
-      </w:pPr>
-    </w:lvl>
-    <w:lvl w:ilvl="7" w:tplc="5BCE55A2" w:tentative="1">
+        <w:ind w:left="5040" w:hanging="360"/>
+      </w:pPr>
+    </w:lvl>
+    <w:lvl w:ilvl="7" w:tplc="04090019" w:tentative="1">
       <w:start w:val="1"/>
       <w:numFmt w:val="lowerLetter"/>
       <w:lvlText w:val="%8."/>
       <w:lvlJc w:val="left"/>
       <w:pPr>
-        <w:ind w:left="6030" w:hanging="360"/>
-      </w:pPr>
-    </w:lvl>
-    <w:lvl w:ilvl="8" w:tplc="BCB60F2E" w:tentative="1">
+        <w:ind w:left="5760" w:hanging="360"/>
+      </w:pPr>
+    </w:lvl>
+    <w:lvl w:ilvl="8" w:tplc="0409001B" w:tentative="1">
       <w:start w:val="1"/>
       <w:numFmt w:val="lowerRoman"/>
       <w:lvlText w:val="%9."/>
       <w:lvlJc w:val="right"/>
       <w:pPr>
-        <w:ind w:left="6750" w:hanging="180"/>
+        <w:ind w:left="6480" w:hanging="180"/>
       </w:pPr>
     </w:lvl>
   </w:abstractNum>
-  <w:abstractNum w:abstractNumId="21" w15:restartNumberingAfterBreak="0">
-    <w:nsid w:val="3D4F4C03"/>
+  <w:abstractNum w:abstractNumId="18" w15:restartNumberingAfterBreak="0">
+    <w:nsid w:val="3C3C02AA"/>
     <w:multiLevelType w:val="hybridMultilevel"/>
-    <w:tmpl w:val="711A953C"/>
-    <w:lvl w:ilvl="0" w:tplc="7F3A5CC2">
-      <w:numFmt w:val="bullet"/>
-      <w:lvlText w:val=""/>
-      <w:lvlJc w:val="left"/>
-      <w:pPr>
-        <w:ind w:left="720" w:hanging="360"/>
-      </w:pPr>
-      <w:rPr>
-        <w:rFonts w:ascii="Symbol" w:eastAsiaTheme="minorEastAsia" w:hAnsi="Symbol" w:cstheme="minorBidi" w:hint="default"/>
-      </w:rPr>
-    </w:lvl>
-    <w:lvl w:ilvl="1" w:tplc="D3B42FF4" w:tentative="1">
-      <w:start w:val="1"/>
-      <w:numFmt w:val="bullet"/>
-      <w:lvlText w:val="o"/>
-      <w:lvlJc w:val="left"/>
-      <w:pPr>
-        <w:ind w:left="1440" w:hanging="360"/>
-      </w:pPr>
-      <w:rPr>
-        <w:rFonts w:ascii="Courier New" w:hAnsi="Courier New" w:cs="Courier New" w:hint="default"/>
-      </w:rPr>
-    </w:lvl>
-    <w:lvl w:ilvl="2" w:tplc="088A00FE" w:tentative="1">
-      <w:start w:val="1"/>
-      <w:numFmt w:val="bullet"/>
-      <w:lvlText w:val=""/>
-      <w:lvlJc w:val="left"/>
-      <w:pPr>
-        <w:ind w:left="2160" w:hanging="360"/>
-      </w:pPr>
-      <w:rPr>
-        <w:rFonts w:ascii="Wingdings" w:hAnsi="Wingdings" w:hint="default"/>
-      </w:rPr>
-    </w:lvl>
-    <w:lvl w:ilvl="3" w:tplc="86BE9814" w:tentative="1">
-      <w:start w:val="1"/>
-      <w:numFmt w:val="bullet"/>
-      <w:lvlText w:val=""/>
-      <w:lvlJc w:val="left"/>
-      <w:pPr>
-        <w:ind w:left="2880" w:hanging="360"/>
-      </w:pPr>
-      <w:rPr>
-        <w:rFonts w:ascii="Symbol" w:hAnsi="Symbol" w:hint="default"/>
-      </w:rPr>
-    </w:lvl>
-    <w:lvl w:ilvl="4" w:tplc="A202B230" w:tentative="1">
-      <w:start w:val="1"/>
-      <w:numFmt w:val="bullet"/>
-      <w:lvlText w:val="o"/>
-      <w:lvlJc w:val="left"/>
-      <w:pPr>
-        <w:ind w:left="3600" w:hanging="360"/>
-      </w:pPr>
-      <w:rPr>
-        <w:rFonts w:ascii="Courier New" w:hAnsi="Courier New" w:cs="Courier New" w:hint="default"/>
-      </w:rPr>
-    </w:lvl>
-    <w:lvl w:ilvl="5" w:tplc="7FB6EE96" w:tentative="1">
-      <w:start w:val="1"/>
-      <w:numFmt w:val="bullet"/>
-      <w:lvlText w:val=""/>
-      <w:lvlJc w:val="left"/>
-      <w:pPr>
-        <w:ind w:left="4320" w:hanging="360"/>
-      </w:pPr>
-      <w:rPr>
-        <w:rFonts w:ascii="Wingdings" w:hAnsi="Wingdings" w:hint="default"/>
-      </w:rPr>
-    </w:lvl>
-    <w:lvl w:ilvl="6" w:tplc="7A522F52" w:tentative="1">
-      <w:start w:val="1"/>
-      <w:numFmt w:val="bullet"/>
-      <w:lvlText w:val=""/>
-      <w:lvlJc w:val="left"/>
-      <w:pPr>
-        <w:ind w:left="5040" w:hanging="360"/>
-      </w:pPr>
-      <w:rPr>
-        <w:rFonts w:ascii="Symbol" w:hAnsi="Symbol" w:hint="default"/>
-      </w:rPr>
-    </w:lvl>
-    <w:lvl w:ilvl="7" w:tplc="E11A32B8" w:tentative="1">
-      <w:start w:val="1"/>
-      <w:numFmt w:val="bullet"/>
-      <w:lvlText w:val="o"/>
-      <w:lvlJc w:val="left"/>
-      <w:pPr>
-        <w:ind w:left="5760" w:hanging="360"/>
-      </w:pPr>
-      <w:rPr>
-        <w:rFonts w:ascii="Courier New" w:hAnsi="Courier New" w:cs="Courier New" w:hint="default"/>
-      </w:rPr>
-    </w:lvl>
-    <w:lvl w:ilvl="8" w:tplc="2E087316" w:tentative="1">
-      <w:start w:val="1"/>
-      <w:numFmt w:val="bullet"/>
-      <w:lvlText w:val=""/>
-      <w:lvlJc w:val="left"/>
-      <w:pPr>
-        <w:ind w:left="6480" w:hanging="360"/>
-      </w:pPr>
-      <w:rPr>
-        <w:rFonts w:ascii="Wingdings" w:hAnsi="Wingdings" w:hint="default"/>
-      </w:rPr>
-    </w:lvl>
-  </w:abstractNum>
-  <w:abstractNum w:abstractNumId="22" w15:restartNumberingAfterBreak="0">
-    <w:nsid w:val="3FEF791E"/>
-    <w:multiLevelType w:val="hybridMultilevel"/>
-    <w:tmpl w:val="607AA9D4"/>
-    <w:lvl w:ilvl="0" w:tplc="FB42BAA6">
+    <w:tmpl w:val="B6A2D69E"/>
+    <w:lvl w:ilvl="0" w:tplc="0409000F">
       <w:start w:val="1"/>
       <w:numFmt w:val="decimal"/>
       <w:lvlText w:val="%1."/>
       <w:lvlJc w:val="left"/>
       <w:pPr>
-        <w:ind w:left="1080" w:hanging="360"/>
-      </w:pPr>
-      <w:rPr>
-        <w:rFonts w:hint="default"/>
-      </w:rPr>
-    </w:lvl>
-    <w:lvl w:ilvl="1" w:tplc="0D780AF4" w:tentative="1">
+        <w:ind w:left="720" w:hanging="360"/>
+      </w:pPr>
+    </w:lvl>
+    <w:lvl w:ilvl="1" w:tplc="04090019">
       <w:start w:val="1"/>
       <w:numFmt w:val="lowerLetter"/>
       <w:lvlText w:val="%2."/>
       <w:lvlJc w:val="left"/>
       <w:pPr>
-        <w:ind w:left="1800" w:hanging="360"/>
-      </w:pPr>
-    </w:lvl>
-    <w:lvl w:ilvl="2" w:tplc="88547918" w:tentative="1">
+        <w:ind w:left="1440" w:hanging="360"/>
+      </w:pPr>
+    </w:lvl>
+    <w:lvl w:ilvl="2" w:tplc="0409001B">
       <w:start w:val="1"/>
       <w:numFmt w:val="lowerRoman"/>
       <w:lvlText w:val="%3."/>
       <w:lvlJc w:val="right"/>
       <w:pPr>
-        <w:ind w:left="2520" w:hanging="180"/>
-      </w:pPr>
-    </w:lvl>
-    <w:lvl w:ilvl="3" w:tplc="F3A23BE2" w:tentative="1">
+        <w:ind w:left="2160" w:hanging="180"/>
+      </w:pPr>
+    </w:lvl>
+    <w:lvl w:ilvl="3" w:tplc="0409000F">
       <w:start w:val="1"/>
       <w:numFmt w:val="decimal"/>
       <w:lvlText w:val="%4."/>
       <w:lvlJc w:val="left"/>
       <w:pPr>
-        <w:ind w:left="3240" w:hanging="360"/>
-      </w:pPr>
-    </w:lvl>
-    <w:lvl w:ilvl="4" w:tplc="9C0635AC" w:tentative="1">
+        <w:ind w:left="2880" w:hanging="360"/>
+      </w:pPr>
+    </w:lvl>
+    <w:lvl w:ilvl="4" w:tplc="04090019" w:tentative="1">
       <w:start w:val="1"/>
       <w:numFmt w:val="lowerLetter"/>
       <w:lvlText w:val="%5."/>
       <w:lvlJc w:val="left"/>
       <w:pPr>
-        <w:ind w:left="3960" w:hanging="360"/>
-      </w:pPr>
-    </w:lvl>
-    <w:lvl w:ilvl="5" w:tplc="7098E352" w:tentative="1">
+        <w:ind w:left="3600" w:hanging="360"/>
+      </w:pPr>
+    </w:lvl>
+    <w:lvl w:ilvl="5" w:tplc="0409001B" w:tentative="1">
       <w:start w:val="1"/>
       <w:numFmt w:val="lowerRoman"/>
       <w:lvlText w:val="%6."/>
       <w:lvlJc w:val="right"/>
       <w:pPr>
-        <w:ind w:left="4680" w:hanging="180"/>
-      </w:pPr>
-    </w:lvl>
-    <w:lvl w:ilvl="6" w:tplc="4D2AC492" w:tentative="1">
+        <w:ind w:left="4320" w:hanging="180"/>
+      </w:pPr>
+    </w:lvl>
+    <w:lvl w:ilvl="6" w:tplc="0409000F" w:tentative="1">
       <w:start w:val="1"/>
       <w:numFmt w:val="decimal"/>
       <w:lvlText w:val="%7."/>
       <w:lvlJc w:val="left"/>
       <w:pPr>
-        <w:ind w:left="5400" w:hanging="360"/>
-      </w:pPr>
-    </w:lvl>
-    <w:lvl w:ilvl="7" w:tplc="AD2281E4" w:tentative="1">
+        <w:ind w:left="5040" w:hanging="360"/>
+      </w:pPr>
+    </w:lvl>
+    <w:lvl w:ilvl="7" w:tplc="04090019" w:tentative="1">
       <w:start w:val="1"/>
       <w:numFmt w:val="lowerLetter"/>
       <w:lvlText w:val="%8."/>
       <w:lvlJc w:val="left"/>
       <w:pPr>
-        <w:ind w:left="6120" w:hanging="360"/>
-      </w:pPr>
-    </w:lvl>
-    <w:lvl w:ilvl="8" w:tplc="8E0620B2" w:tentative="1">
+        <w:ind w:left="5760" w:hanging="360"/>
+      </w:pPr>
+    </w:lvl>
+    <w:lvl w:ilvl="8" w:tplc="0409001B" w:tentative="1">
       <w:start w:val="1"/>
       <w:numFmt w:val="lowerRoman"/>
       <w:lvlText w:val="%9."/>
       <w:lvlJc w:val="right"/>
       <w:pPr>
-        <w:ind w:left="6840" w:hanging="180"/>
+        <w:ind w:left="6480" w:hanging="180"/>
       </w:pPr>
     </w:lvl>
   </w:abstractNum>
-  <w:abstractNum w:abstractNumId="23" w15:restartNumberingAfterBreak="0">
-    <w:nsid w:val="40FB19C1"/>
+  <w:abstractNum w:abstractNumId="19" w15:restartNumberingAfterBreak="0">
+    <w:nsid w:val="4A8223D8"/>
     <w:multiLevelType w:val="hybridMultilevel"/>
-    <w:tmpl w:val="B1DE3ADE"/>
-    <w:lvl w:ilvl="0" w:tplc="8BF24E12">
+    <w:tmpl w:val="2E88A648"/>
+    <w:lvl w:ilvl="0" w:tplc="FFFFFFFF">
       <w:start w:val="1"/>
       <w:numFmt w:val="decimal"/>
       <w:lvlText w:val="%1."/>
       <w:lvlJc w:val="left"/>
       <w:pPr>
-        <w:ind w:left="1080" w:hanging="360"/>
-      </w:pPr>
-      <w:rPr>
-        <w:rFonts w:hint="default"/>
-      </w:rPr>
-    </w:lvl>
-    <w:lvl w:ilvl="1" w:tplc="74F40F92" w:tentative="1">
+        <w:ind w:left="720" w:hanging="360"/>
+      </w:pPr>
+    </w:lvl>
+    <w:lvl w:ilvl="1" w:tplc="FFFFFFFF" w:tentative="1">
       <w:start w:val="1"/>
       <w:numFmt w:val="lowerLetter"/>
       <w:lvlText w:val="%2."/>
       <w:lvlJc w:val="left"/>
       <w:pPr>
-        <w:ind w:left="1800" w:hanging="360"/>
-      </w:pPr>
-    </w:lvl>
-    <w:lvl w:ilvl="2" w:tplc="A0602DA4" w:tentative="1">
+        <w:ind w:left="1440" w:hanging="360"/>
+      </w:pPr>
+    </w:lvl>
+    <w:lvl w:ilvl="2" w:tplc="FFFFFFFF" w:tentative="1">
       <w:start w:val="1"/>
       <w:numFmt w:val="lowerRoman"/>
       <w:lvlText w:val="%3."/>
       <w:lvlJc w:val="right"/>
       <w:pPr>
-        <w:ind w:left="2520" w:hanging="180"/>
-      </w:pPr>
-    </w:lvl>
-    <w:lvl w:ilvl="3" w:tplc="308CC84C" w:tentative="1">
+        <w:ind w:left="2160" w:hanging="180"/>
+      </w:pPr>
+    </w:lvl>
+    <w:lvl w:ilvl="3" w:tplc="FFFFFFFF" w:tentative="1">
       <w:start w:val="1"/>
       <w:numFmt w:val="decimal"/>
       <w:lvlText w:val="%4."/>
       <w:lvlJc w:val="left"/>
       <w:pPr>
-        <w:ind w:left="3240" w:hanging="360"/>
-      </w:pPr>
-    </w:lvl>
-    <w:lvl w:ilvl="4" w:tplc="9EA00092" w:tentative="1">
+        <w:ind w:left="2880" w:hanging="360"/>
+      </w:pPr>
+    </w:lvl>
+    <w:lvl w:ilvl="4" w:tplc="FFFFFFFF" w:tentative="1">
       <w:start w:val="1"/>
       <w:numFmt w:val="lowerLetter"/>
       <w:lvlText w:val="%5."/>
       <w:lvlJc w:val="left"/>
       <w:pPr>
-        <w:ind w:left="3960" w:hanging="360"/>
-      </w:pPr>
-    </w:lvl>
-    <w:lvl w:ilvl="5" w:tplc="57107E00" w:tentative="1">
+        <w:ind w:left="3600" w:hanging="360"/>
+      </w:pPr>
+    </w:lvl>
+    <w:lvl w:ilvl="5" w:tplc="FFFFFFFF" w:tentative="1">
       <w:start w:val="1"/>
       <w:numFmt w:val="lowerRoman"/>
       <w:lvlText w:val="%6."/>
       <w:lvlJc w:val="right"/>
       <w:pPr>
-        <w:ind w:left="4680" w:hanging="180"/>
-      </w:pPr>
-    </w:lvl>
-    <w:lvl w:ilvl="6" w:tplc="25EAE9BE" w:tentative="1">
+        <w:ind w:left="4320" w:hanging="180"/>
+      </w:pPr>
+    </w:lvl>
+    <w:lvl w:ilvl="6" w:tplc="FFFFFFFF" w:tentative="1">
       <w:start w:val="1"/>
       <w:numFmt w:val="decimal"/>
       <w:lvlText w:val="%7."/>
       <w:lvlJc w:val="left"/>
       <w:pPr>
-        <w:ind w:left="5400" w:hanging="360"/>
-      </w:pPr>
-    </w:lvl>
-    <w:lvl w:ilvl="7" w:tplc="BB4032DA" w:tentative="1">
+        <w:ind w:left="5040" w:hanging="360"/>
+      </w:pPr>
+    </w:lvl>
+    <w:lvl w:ilvl="7" w:tplc="FFFFFFFF" w:tentative="1">
       <w:start w:val="1"/>
       <w:numFmt w:val="lowerLetter"/>
       <w:lvlText w:val="%8."/>
       <w:lvlJc w:val="left"/>
       <w:pPr>
-        <w:ind w:left="6120" w:hanging="360"/>
-      </w:pPr>
-    </w:lvl>
-    <w:lvl w:ilvl="8" w:tplc="52FC1848" w:tentative="1">
+        <w:ind w:left="5760" w:hanging="360"/>
+      </w:pPr>
+    </w:lvl>
+    <w:lvl w:ilvl="8" w:tplc="FFFFFFFF" w:tentative="1">
       <w:start w:val="1"/>
       <w:numFmt w:val="lowerRoman"/>
       <w:lvlText w:val="%9."/>
       <w:lvlJc w:val="right"/>
       <w:pPr>
-        <w:ind w:left="6840" w:hanging="180"/>
+        <w:ind w:left="6480" w:hanging="180"/>
       </w:pPr>
     </w:lvl>
   </w:abstractNum>
-  <w:abstractNum w:abstractNumId="24" w15:restartNumberingAfterBreak="0">
-    <w:nsid w:val="4A5A1099"/>
-    <w:multiLevelType w:val="multilevel"/>
-    <w:tmpl w:val="4268E1E0"/>
-    <w:lvl w:ilvl="0">
-      <w:start w:val="1"/>
-      <w:numFmt w:val="upperRoman"/>
-      <w:lvlText w:val="Article %1."/>
+  <w:abstractNum w:abstractNumId="20" w15:restartNumberingAfterBreak="0">
+    <w:nsid w:val="4C924D88"/>
+    <w:multiLevelType w:val="hybridMultilevel"/>
+    <w:tmpl w:val="2C2E2472"/>
+    <w:lvl w:ilvl="0" w:tplc="0409000F">
+      <w:start w:val="1"/>
+      <w:numFmt w:val="decimal"/>
+      <w:lvlText w:val="%1."/>
       <w:lvlJc w:val="left"/>
       <w:pPr>
-        <w:ind w:left="0" w:firstLine="0"/>
-      </w:pPr>
-    </w:lvl>
-    <w:lvl w:ilvl="1">
-      <w:start w:val="1"/>
-      <w:numFmt w:val="decimalZero"/>
-      <w:isLgl/>
-      <w:lvlText w:val="Section %1.%2"/>
+        <w:ind w:left="720" w:hanging="360"/>
+      </w:pPr>
+    </w:lvl>
+    <w:lvl w:ilvl="1" w:tplc="04090019">
+      <w:start w:val="1"/>
+      <w:numFmt w:val="lowerLetter"/>
+      <w:lvlText w:val="%2."/>
       <w:lvlJc w:val="left"/>
       <w:pPr>
-        <w:ind w:left="0" w:firstLine="0"/>
-      </w:pPr>
-    </w:lvl>
-    <w:lvl w:ilvl="2">
+        <w:ind w:left="1440" w:hanging="360"/>
+      </w:pPr>
+    </w:lvl>
+    <w:lvl w:ilvl="2" w:tplc="0409001B" w:tentative="1">
+      <w:start w:val="1"/>
+      <w:numFmt w:val="lowerRoman"/>
+      <w:lvlText w:val="%3."/>
+      <w:lvlJc w:val="right"/>
+      <w:pPr>
+        <w:ind w:left="2160" w:hanging="180"/>
+      </w:pPr>
+    </w:lvl>
+    <w:lvl w:ilvl="3" w:tplc="0409000F" w:tentative="1">
+      <w:start w:val="1"/>
+      <w:numFmt w:val="decimal"/>
+      <w:lvlText w:val="%4."/>
+      <w:lvlJc w:val="left"/>
+      <w:pPr>
+        <w:ind w:left="2880" w:hanging="360"/>
+      </w:pPr>
+    </w:lvl>
+    <w:lvl w:ilvl="4" w:tplc="04090019" w:tentative="1">
       <w:start w:val="1"/>
       <w:numFmt w:val="lowerLetter"/>
-      <w:lvlText w:val="(%3)"/>
+      <w:lvlText w:val="%5."/>
       <w:lvlJc w:val="left"/>
       <w:pPr>
-        <w:ind w:left="720" w:hanging="432"/>
-      </w:pPr>
-    </w:lvl>
-    <w:lvl w:ilvl="3">
+        <w:ind w:left="3600" w:hanging="360"/>
+      </w:pPr>
+    </w:lvl>
+    <w:lvl w:ilvl="5" w:tplc="0409001B" w:tentative="1">
       <w:start w:val="1"/>
       <w:numFmt w:val="lowerRoman"/>
-      <w:lvlText w:val="(%4)"/>
+      <w:lvlText w:val="%6."/>
       <w:lvlJc w:val="right"/>
       <w:pPr>
-        <w:ind w:left="864" w:hanging="144"/>
-      </w:pPr>
-    </w:lvl>
-    <w:lvl w:ilvl="4">
+        <w:ind w:left="4320" w:hanging="180"/>
+      </w:pPr>
+    </w:lvl>
+    <w:lvl w:ilvl="6" w:tplc="0409000F" w:tentative="1">
       <w:start w:val="1"/>
       <w:numFmt w:val="decimal"/>
-      <w:lvlText w:val="%5)"/>
+      <w:lvlText w:val="%7."/>
       <w:lvlJc w:val="left"/>
       <w:pPr>
-        <w:ind w:left="1008" w:hanging="432"/>
-      </w:pPr>
-    </w:lvl>
-    <w:lvl w:ilvl="5">
-      <w:start w:val="1"/>
-      <w:numFmt w:val="lowerLetter"/>
-      <w:lvlText w:val="%6)"/>
-      <w:lvlJc w:val="left"/>
-      <w:pPr>
-        <w:ind w:left="1152" w:hanging="432"/>
-      </w:pPr>
-    </w:lvl>
-    <w:lvl w:ilvl="6">
-      <w:start w:val="1"/>
-      <w:numFmt w:val="lowerRoman"/>
-      <w:lvlText w:val="%7)"/>
-      <w:lvlJc w:val="right"/>
-      <w:pPr>
-        <w:ind w:left="1296" w:hanging="288"/>
-      </w:pPr>
-    </w:lvl>
-    <w:lvl w:ilvl="7">
+        <w:ind w:left="5040" w:hanging="360"/>
+      </w:pPr>
+    </w:lvl>
+    <w:lvl w:ilvl="7" w:tplc="04090019" w:tentative="1">
       <w:start w:val="1"/>
       <w:numFmt w:val="lowerLetter"/>
       <w:lvlText w:val="%8."/>
       <w:lvlJc w:val="left"/>
       <w:pPr>
-        <w:ind w:left="1440" w:hanging="432"/>
-      </w:pPr>
-    </w:lvl>
-    <w:lvl w:ilvl="8">
+        <w:ind w:left="5760" w:hanging="360"/>
+      </w:pPr>
+    </w:lvl>
+    <w:lvl w:ilvl="8" w:tplc="0409001B" w:tentative="1">
       <w:start w:val="1"/>
       <w:numFmt w:val="lowerRoman"/>
       <w:lvlText w:val="%9."/>
       <w:lvlJc w:val="right"/>
       <w:pPr>
-        <w:ind w:left="1584" w:hanging="144"/>
+        <w:ind w:left="6480" w:hanging="180"/>
       </w:pPr>
     </w:lvl>
   </w:abstractNum>
-  <w:abstractNum w:abstractNumId="25" w15:restartNumberingAfterBreak="0">
-    <w:nsid w:val="50700FB8"/>
+  <w:abstractNum w:abstractNumId="21" w15:restartNumberingAfterBreak="0">
+    <w:nsid w:val="64887BB1"/>
     <w:multiLevelType w:val="hybridMultilevel"/>
-    <w:tmpl w:val="7EBC96AA"/>
-    <w:lvl w:ilvl="0" w:tplc="D3B45406">
+    <w:tmpl w:val="7ED63D7A"/>
+    <w:lvl w:ilvl="0" w:tplc="FFFFFFFF">
       <w:start w:val="1"/>
       <w:numFmt w:val="decimal"/>
       <w:lvlText w:val="%1."/>
       <w:lvlJc w:val="left"/>
       <w:pPr>
-        <w:ind w:left="1440" w:hanging="360"/>
-      </w:pPr>
-    </w:lvl>
-    <w:lvl w:ilvl="1" w:tplc="FF3AE504" w:tentative="1">
+        <w:ind w:left="720" w:hanging="360"/>
+      </w:pPr>
+    </w:lvl>
+    <w:lvl w:ilvl="1" w:tplc="FFFFFFFF">
       <w:start w:val="1"/>
       <w:numFmt w:val="lowerLetter"/>
       <w:lvlText w:val="%2."/>
       <w:lvlJc w:val="left"/>
       <w:pPr>
-        <w:ind w:left="2160" w:hanging="360"/>
-      </w:pPr>
-    </w:lvl>
-    <w:lvl w:ilvl="2" w:tplc="5A8E535C" w:tentative="1">
+        <w:ind w:left="1440" w:hanging="360"/>
+      </w:pPr>
+    </w:lvl>
+    <w:lvl w:ilvl="2" w:tplc="FFFFFFFF">
       <w:start w:val="1"/>
       <w:numFmt w:val="lowerRoman"/>
       <w:lvlText w:val="%3."/>
       <w:lvlJc w:val="right"/>
       <w:pPr>
-        <w:ind w:left="2880" w:hanging="180"/>
-      </w:pPr>
-    </w:lvl>
-    <w:lvl w:ilvl="3" w:tplc="54244116" w:tentative="1">
+        <w:ind w:left="2160" w:hanging="180"/>
+      </w:pPr>
+    </w:lvl>
+    <w:lvl w:ilvl="3" w:tplc="FFFFFFFF">
       <w:start w:val="1"/>
       <w:numFmt w:val="decimal"/>
       <w:lvlText w:val="%4."/>
       <w:lvlJc w:val="left"/>
       <w:pPr>
-        <w:ind w:left="3600" w:hanging="360"/>
-      </w:pPr>
-    </w:lvl>
-    <w:lvl w:ilvl="4" w:tplc="766CA942" w:tentative="1">
+        <w:ind w:left="2880" w:hanging="360"/>
+      </w:pPr>
+    </w:lvl>
+    <w:lvl w:ilvl="4" w:tplc="FFFFFFFF" w:tentative="1">
       <w:start w:val="1"/>
       <w:numFmt w:val="lowerLetter"/>
       <w:lvlText w:val="%5."/>
       <w:lvlJc w:val="left"/>
       <w:pPr>
-        <w:ind w:left="4320" w:hanging="360"/>
-      </w:pPr>
-    </w:lvl>
-    <w:lvl w:ilvl="5" w:tplc="E0745ED8" w:tentative="1">
+        <w:ind w:left="3600" w:hanging="360"/>
+      </w:pPr>
+    </w:lvl>
+    <w:lvl w:ilvl="5" w:tplc="FFFFFFFF" w:tentative="1">
       <w:start w:val="1"/>
       <w:numFmt w:val="lowerRoman"/>
       <w:lvlText w:val="%6."/>
       <w:lvlJc w:val="right"/>
       <w:pPr>
-        <w:ind w:left="5040" w:hanging="180"/>
-      </w:pPr>
-    </w:lvl>
-    <w:lvl w:ilvl="6" w:tplc="D744F2A8" w:tentative="1">
+        <w:ind w:left="4320" w:hanging="180"/>
+      </w:pPr>
+    </w:lvl>
+    <w:lvl w:ilvl="6" w:tplc="FFFFFFFF" w:tentative="1">
       <w:start w:val="1"/>
       <w:numFmt w:val="decimal"/>
       <w:lvlText w:val="%7."/>
       <w:lvlJc w:val="left"/>
       <w:pPr>
-        <w:ind w:left="5760" w:hanging="360"/>
-      </w:pPr>
-    </w:lvl>
-    <w:lvl w:ilvl="7" w:tplc="9956FCBA" w:tentative="1">
+        <w:ind w:left="5040" w:hanging="360"/>
+      </w:pPr>
+    </w:lvl>
+    <w:lvl w:ilvl="7" w:tplc="FFFFFFFF" w:tentative="1">
       <w:start w:val="1"/>
       <w:numFmt w:val="lowerLetter"/>
       <w:lvlText w:val="%8."/>
       <w:lvlJc w:val="left"/>
       <w:pPr>
-        <w:ind w:left="6480" w:hanging="360"/>
-      </w:pPr>
-    </w:lvl>
-    <w:lvl w:ilvl="8" w:tplc="141842FC" w:tentative="1">
+        <w:ind w:left="5760" w:hanging="360"/>
+      </w:pPr>
+    </w:lvl>
+    <w:lvl w:ilvl="8" w:tplc="FFFFFFFF" w:tentative="1">
       <w:start w:val="1"/>
       <w:numFmt w:val="lowerRoman"/>
       <w:lvlText w:val="%9."/>
       <w:lvlJc w:val="right"/>
       <w:pPr>
-        <w:ind w:left="7200" w:hanging="180"/>
+        <w:ind w:left="6480" w:hanging="180"/>
       </w:pPr>
     </w:lvl>
   </w:abstractNum>
-  <w:abstractNum w:abstractNumId="26" w15:restartNumberingAfterBreak="0">
-    <w:nsid w:val="54B27D0C"/>
-    <w:multiLevelType w:val="multilevel"/>
-    <w:tmpl w:val="0409001D"/>
-    <w:lvl w:ilvl="0">
+  <w:abstractNum w:abstractNumId="22" w15:restartNumberingAfterBreak="0">
+    <w:nsid w:val="65E53FE9"/>
+    <w:multiLevelType w:val="hybridMultilevel"/>
+    <w:tmpl w:val="2E88A648"/>
+    <w:lvl w:ilvl="0" w:tplc="0409000F">
       <w:start w:val="1"/>
       <w:numFmt w:val="decimal"/>
-      <w:lvlText w:val="%1)"/>
+      <w:lvlText w:val="%1."/>
       <w:lvlJc w:val="left"/>
       <w:pPr>
-        <w:ind w:left="360" w:hanging="360"/>
-      </w:pPr>
-    </w:lvl>
-    <w:lvl w:ilvl="1">
+        <w:ind w:left="720" w:hanging="360"/>
+      </w:pPr>
+    </w:lvl>
+    <w:lvl w:ilvl="1" w:tplc="04090019" w:tentative="1">
       <w:start w:val="1"/>
       <w:numFmt w:val="lowerLetter"/>
-      <w:lvlText w:val="%2)"/>
+      <w:lvlText w:val="%2."/>
       <w:lvlJc w:val="left"/>
       <w:pPr>
-        <w:ind w:left="720" w:hanging="360"/>
-      </w:pPr>
-    </w:lvl>
-    <w:lvl w:ilvl="2">
+        <w:ind w:left="1440" w:hanging="360"/>
+      </w:pPr>
+    </w:lvl>
+    <w:lvl w:ilvl="2" w:tplc="0409001B" w:tentative="1">
       <w:start w:val="1"/>
       <w:numFmt w:val="lowerRoman"/>
-      <w:lvlText w:val="%3)"/>
+      <w:lvlText w:val="%3."/>
+      <w:lvlJc w:val="right"/>
+      <w:pPr>
+        <w:ind w:left="2160" w:hanging="180"/>
+      </w:pPr>
+    </w:lvl>
+    <w:lvl w:ilvl="3" w:tplc="0409000F" w:tentative="1">
+      <w:start w:val="1"/>
+      <w:numFmt w:val="decimal"/>
+      <w:lvlText w:val="%4."/>
       <w:lvlJc w:val="left"/>
       <w:pPr>
-        <w:ind w:left="1080" w:hanging="360"/>
-      </w:pPr>
-    </w:lvl>
-    <w:lvl w:ilvl="3">
-      <w:start w:val="1"/>
-      <w:numFmt w:val="decimal"/>
-      <w:lvlText w:val="(%4)"/>
+        <w:ind w:left="2880" w:hanging="360"/>
+      </w:pPr>
+    </w:lvl>
+    <w:lvl w:ilvl="4" w:tplc="04090019" w:tentative="1">
+      <w:start w:val="1"/>
+      <w:numFmt w:val="lowerLetter"/>
+      <w:lvlText w:val="%5."/>
       <w:lvlJc w:val="left"/>
       <w:pPr>
-        <w:ind w:left="1440" w:hanging="360"/>
-      </w:pPr>
-    </w:lvl>
-    <w:lvl w:ilvl="4">
-      <w:start w:val="1"/>
-      <w:numFmt w:val="lowerLetter"/>
-      <w:lvlText w:val="(%5)"/>
-      <w:lvlJc w:val="left"/>
-      <w:pPr>
-        <w:ind w:left="1800" w:hanging="360"/>
-      </w:pPr>
-    </w:lvl>
-    <w:lvl w:ilvl="5">
+        <w:ind w:left="3600" w:hanging="360"/>
+      </w:pPr>
+    </w:lvl>
+    <w:lvl w:ilvl="5" w:tplc="0409001B" w:tentative="1">
       <w:start w:val="1"/>
       <w:numFmt w:val="lowerRoman"/>
-      <w:lvlText w:val="(%6)"/>
-      <w:lvlJc w:val="left"/>
-      <w:pPr>
-        <w:ind w:left="2160" w:hanging="360"/>
-      </w:pPr>
-    </w:lvl>
-    <w:lvl w:ilvl="6">
+      <w:lvlText w:val="%6."/>
+      <w:lvlJc w:val="right"/>
+      <w:pPr>
+        <w:ind w:left="4320" w:hanging="180"/>
+      </w:pPr>
+    </w:lvl>
+    <w:lvl w:ilvl="6" w:tplc="0409000F" w:tentative="1">
       <w:start w:val="1"/>
       <w:numFmt w:val="decimal"/>
       <w:lvlText w:val="%7."/>
       <w:lvlJc w:val="left"/>
       <w:pPr>
-        <w:ind w:left="2520" w:hanging="360"/>
-      </w:pPr>
-    </w:lvl>
-    <w:lvl w:ilvl="7">
+        <w:ind w:left="5040" w:hanging="360"/>
+      </w:pPr>
+    </w:lvl>
+    <w:lvl w:ilvl="7" w:tplc="04090019" w:tentative="1">
       <w:start w:val="1"/>
       <w:numFmt w:val="lowerLetter"/>
       <w:lvlText w:val="%8."/>
       <w:lvlJc w:val="left"/>
       <w:pPr>
-        <w:ind w:left="2880" w:hanging="360"/>
-      </w:pPr>
-    </w:lvl>
-    <w:lvl w:ilvl="8">
+        <w:ind w:left="5760" w:hanging="360"/>
+      </w:pPr>
+    </w:lvl>
+    <w:lvl w:ilvl="8" w:tplc="0409001B" w:tentative="1">
       <w:start w:val="1"/>
       <w:numFmt w:val="lowerRoman"/>
       <w:lvlText w:val="%9."/>
-      <w:lvlJc w:val="left"/>
-      <w:pPr>
-        <w:ind w:left="3240" w:hanging="360"/>
+      <w:lvlJc w:val="right"/>
+      <w:pPr>
+        <w:ind w:left="6480" w:hanging="180"/>
       </w:pPr>
     </w:lvl>
   </w:abstractNum>
-  <w:abstractNum w:abstractNumId="27" w15:restartNumberingAfterBreak="0">
-    <w:nsid w:val="57F93007"/>
+  <w:abstractNum w:abstractNumId="23" w15:restartNumberingAfterBreak="0">
+    <w:nsid w:val="69192BC8"/>
     <w:multiLevelType w:val="hybridMultilevel"/>
-    <w:tmpl w:val="05EEF416"/>
-    <w:lvl w:ilvl="0" w:tplc="B212ED3C">
+    <w:tmpl w:val="870E9D12"/>
+    <w:lvl w:ilvl="0" w:tplc="FFFFFFFF">
       <w:start w:val="1"/>
       <w:numFmt w:val="decimal"/>
       <w:lvlText w:val="%1."/>
       <w:lvlJc w:val="left"/>
       <w:pPr>
-        <w:ind w:left="1080" w:hanging="360"/>
-      </w:pPr>
-      <w:rPr>
-        <w:rFonts w:hint="default"/>
-      </w:rPr>
-    </w:lvl>
-    <w:lvl w:ilvl="1" w:tplc="9F483F60" w:tentative="1">
+        <w:ind w:left="720" w:hanging="360"/>
+      </w:pPr>
+    </w:lvl>
+    <w:lvl w:ilvl="1" w:tplc="FFFFFFFF">
       <w:start w:val="1"/>
       <w:numFmt w:val="lowerLetter"/>
       <w:lvlText w:val="%2."/>
       <w:lvlJc w:val="left"/>
       <w:pPr>
-        <w:ind w:left="1800" w:hanging="360"/>
-      </w:pPr>
-    </w:lvl>
-    <w:lvl w:ilvl="2" w:tplc="94F630B4" w:tentative="1">
+        <w:ind w:left="1440" w:hanging="360"/>
+      </w:pPr>
+    </w:lvl>
+    <w:lvl w:ilvl="2" w:tplc="FFFFFFFF">
       <w:start w:val="1"/>
       <w:numFmt w:val="lowerRoman"/>
       <w:lvlText w:val="%3."/>
       <w:lvlJc w:val="right"/>
       <w:pPr>
-        <w:ind w:left="2520" w:hanging="180"/>
-      </w:pPr>
-    </w:lvl>
-    <w:lvl w:ilvl="3" w:tplc="C5A60264" w:tentative="1">
+        <w:ind w:left="2160" w:hanging="180"/>
+      </w:pPr>
+    </w:lvl>
+    <w:lvl w:ilvl="3" w:tplc="FFFFFFFF" w:tentative="1">
       <w:start w:val="1"/>
       <w:numFmt w:val="decimal"/>
       <w:lvlText w:val="%4."/>
       <w:lvlJc w:val="left"/>
       <w:pPr>
-        <w:ind w:left="3240" w:hanging="360"/>
-      </w:pPr>
-    </w:lvl>
-    <w:lvl w:ilvl="4" w:tplc="FA3A47F0" w:tentative="1">
+        <w:ind w:left="2880" w:hanging="360"/>
+      </w:pPr>
+    </w:lvl>
+    <w:lvl w:ilvl="4" w:tplc="FFFFFFFF" w:tentative="1">
       <w:start w:val="1"/>
       <w:numFmt w:val="lowerLetter"/>
       <w:lvlText w:val="%5."/>
       <w:lvlJc w:val="left"/>
       <w:pPr>
-        <w:ind w:left="3960" w:hanging="360"/>
-      </w:pPr>
-    </w:lvl>
-    <w:lvl w:ilvl="5" w:tplc="186651D0" w:tentative="1">
+        <w:ind w:left="3600" w:hanging="360"/>
+      </w:pPr>
+    </w:lvl>
+    <w:lvl w:ilvl="5" w:tplc="FFFFFFFF" w:tentative="1">
       <w:start w:val="1"/>
       <w:numFmt w:val="lowerRoman"/>
       <w:lvlText w:val="%6."/>
       <w:lvlJc w:val="right"/>
       <w:pPr>
-        <w:ind w:left="4680" w:hanging="180"/>
-      </w:pPr>
-    </w:lvl>
-    <w:lvl w:ilvl="6" w:tplc="0240AC46" w:tentative="1">
+        <w:ind w:left="4320" w:hanging="180"/>
+      </w:pPr>
+    </w:lvl>
+    <w:lvl w:ilvl="6" w:tplc="FFFFFFFF" w:tentative="1">
       <w:start w:val="1"/>
       <w:numFmt w:val="decimal"/>
       <w:lvlText w:val="%7."/>
       <w:lvlJc w:val="left"/>
       <w:pPr>
-        <w:ind w:left="5400" w:hanging="360"/>
-      </w:pPr>
-    </w:lvl>
-    <w:lvl w:ilvl="7" w:tplc="921E1C4E" w:tentative="1">
+        <w:ind w:left="5040" w:hanging="360"/>
+      </w:pPr>
+    </w:lvl>
+    <w:lvl w:ilvl="7" w:tplc="FFFFFFFF" w:tentative="1">
       <w:start w:val="1"/>
       <w:numFmt w:val="lowerLetter"/>
       <w:lvlText w:val="%8."/>
       <w:lvlJc w:val="left"/>
       <w:pPr>
-        <w:ind w:left="6120" w:hanging="360"/>
-      </w:pPr>
-    </w:lvl>
-    <w:lvl w:ilvl="8" w:tplc="239C5A64" w:tentative="1">
+        <w:ind w:left="5760" w:hanging="360"/>
+      </w:pPr>
+    </w:lvl>
+    <w:lvl w:ilvl="8" w:tplc="FFFFFFFF" w:tentative="1">
       <w:start w:val="1"/>
       <w:numFmt w:val="lowerRoman"/>
       <w:lvlText w:val="%9."/>
       <w:lvlJc w:val="right"/>
       <w:pPr>
-        <w:ind w:left="6840" w:hanging="180"/>
+        <w:ind w:left="6480" w:hanging="180"/>
       </w:pPr>
     </w:lvl>
   </w:abstractNum>
-  <w:abstractNum w:abstractNumId="28" w15:restartNumberingAfterBreak="0">
-    <w:nsid w:val="58E80EBC"/>
+  <w:abstractNum w:abstractNumId="24" w15:restartNumberingAfterBreak="0">
+    <w:nsid w:val="6F5D0786"/>
     <w:multiLevelType w:val="hybridMultilevel"/>
-    <w:tmpl w:val="19842964"/>
-    <w:lvl w:ilvl="0" w:tplc="25686A0E">
+    <w:tmpl w:val="D82A8288"/>
+    <w:lvl w:ilvl="0" w:tplc="0409000F">
       <w:start w:val="1"/>
       <w:numFmt w:val="decimal"/>
       <w:lvlText w:val="%1."/>
       <w:lvlJc w:val="left"/>
       <w:pPr>
-        <w:ind w:left="1080" w:hanging="360"/>
-      </w:pPr>
-      <w:rPr>
-        <w:rFonts w:hint="default"/>
-      </w:rPr>
-    </w:lvl>
-    <w:lvl w:ilvl="1" w:tplc="21CAB948" w:tentative="1">
+        <w:ind w:left="720" w:hanging="360"/>
+      </w:pPr>
+    </w:lvl>
+    <w:lvl w:ilvl="1" w:tplc="04090019">
       <w:start w:val="1"/>
       <w:numFmt w:val="lowerLetter"/>
       <w:lvlText w:val="%2."/>
       <w:lvlJc w:val="left"/>
       <w:pPr>
-        <w:ind w:left="1800" w:hanging="360"/>
-      </w:pPr>
-    </w:lvl>
-    <w:lvl w:ilvl="2" w:tplc="A3742D82" w:tentative="1">
+        <w:ind w:left="1440" w:hanging="360"/>
+      </w:pPr>
+    </w:lvl>
+    <w:lvl w:ilvl="2" w:tplc="0409001B">
       <w:start w:val="1"/>
       <w:numFmt w:val="lowerRoman"/>
       <w:lvlText w:val="%3."/>
       <w:lvlJc w:val="right"/>
       <w:pPr>
-        <w:ind w:left="2520" w:hanging="180"/>
-      </w:pPr>
-    </w:lvl>
-    <w:lvl w:ilvl="3" w:tplc="2D1CD238" w:tentative="1">
+        <w:ind w:left="2160" w:hanging="180"/>
+      </w:pPr>
+    </w:lvl>
+    <w:lvl w:ilvl="3" w:tplc="0409000F">
       <w:start w:val="1"/>
       <w:numFmt w:val="decimal"/>
       <w:lvlText w:val="%4."/>
       <w:lvlJc w:val="left"/>
       <w:pPr>
-        <w:ind w:left="3240" w:hanging="360"/>
-      </w:pPr>
-    </w:lvl>
-    <w:lvl w:ilvl="4" w:tplc="2F482618" w:tentative="1">
+        <w:ind w:left="2880" w:hanging="360"/>
+      </w:pPr>
+    </w:lvl>
+    <w:lvl w:ilvl="4" w:tplc="04090019">
       <w:start w:val="1"/>
       <w:numFmt w:val="lowerLetter"/>
       <w:lvlText w:val="%5."/>
       <w:lvlJc w:val="left"/>
       <w:pPr>
-        <w:ind w:left="3960" w:hanging="360"/>
-      </w:pPr>
-    </w:lvl>
-    <w:lvl w:ilvl="5" w:tplc="C38EAA5A" w:tentative="1">
+        <w:ind w:left="3600" w:hanging="360"/>
+      </w:pPr>
+    </w:lvl>
+    <w:lvl w:ilvl="5" w:tplc="0409001B" w:tentative="1">
       <w:start w:val="1"/>
       <w:numFmt w:val="lowerRoman"/>
       <w:lvlText w:val="%6."/>
       <w:lvlJc w:val="right"/>
       <w:pPr>
-        <w:ind w:left="4680" w:hanging="180"/>
-      </w:pPr>
-    </w:lvl>
-    <w:lvl w:ilvl="6" w:tplc="EDB03D52" w:tentative="1">
+        <w:ind w:left="4320" w:hanging="180"/>
+      </w:pPr>
+    </w:lvl>
+    <w:lvl w:ilvl="6" w:tplc="0409000F" w:tentative="1">
       <w:start w:val="1"/>
       <w:numFmt w:val="decimal"/>
       <w:lvlText w:val="%7."/>
       <w:lvlJc w:val="left"/>
       <w:pPr>
-        <w:ind w:left="5400" w:hanging="360"/>
-      </w:pPr>
-    </w:lvl>
-    <w:lvl w:ilvl="7" w:tplc="CE24CD1C" w:tentative="1">
+        <w:ind w:left="5040" w:hanging="360"/>
+      </w:pPr>
+    </w:lvl>
+    <w:lvl w:ilvl="7" w:tplc="04090019" w:tentative="1">
       <w:start w:val="1"/>
       <w:numFmt w:val="lowerLetter"/>
       <w:lvlText w:val="%8."/>
       <w:lvlJc w:val="left"/>
       <w:pPr>
-        <w:ind w:left="6120" w:hanging="360"/>
-      </w:pPr>
-    </w:lvl>
-    <w:lvl w:ilvl="8" w:tplc="67745DF4" w:tentative="1">
+        <w:ind w:left="5760" w:hanging="360"/>
+      </w:pPr>
+    </w:lvl>
+    <w:lvl w:ilvl="8" w:tplc="0409001B" w:tentative="1">
       <w:start w:val="1"/>
       <w:numFmt w:val="lowerRoman"/>
       <w:lvlText w:val="%9."/>
       <w:lvlJc w:val="right"/>
       <w:pPr>
-        <w:ind w:left="6840" w:hanging="180"/>
+        <w:ind w:left="6480" w:hanging="180"/>
       </w:pPr>
     </w:lvl>
   </w:abstractNum>
-  <w:abstractNum w:abstractNumId="29" w15:restartNumberingAfterBreak="0">
-    <w:nsid w:val="66202CAA"/>
-    <w:multiLevelType w:val="hybridMultilevel"/>
-    <w:tmpl w:val="E31C6B04"/>
-    <w:lvl w:ilvl="0" w:tplc="1EE2488E">
-      <w:start w:val="1"/>
-      <w:numFmt w:val="decimal"/>
-      <w:lvlText w:val="%1."/>
-      <w:lvlJc w:val="left"/>
-      <w:pPr>
-        <w:ind w:left="1080" w:hanging="360"/>
-      </w:pPr>
-      <w:rPr>
-        <w:rFonts w:hint="default"/>
-      </w:rPr>
-    </w:lvl>
-    <w:lvl w:ilvl="1" w:tplc="FD02D3E0" w:tentative="1">
-      <w:start w:val="1"/>
-      <w:numFmt w:val="lowerLetter"/>
-      <w:lvlText w:val="%2."/>
-      <w:lvlJc w:val="left"/>
-      <w:pPr>
-        <w:ind w:left="1800" w:hanging="360"/>
-      </w:pPr>
-    </w:lvl>
-    <w:lvl w:ilvl="2" w:tplc="CA582744" w:tentative="1">
-      <w:start w:val="1"/>
-      <w:numFmt w:val="lowerRoman"/>
-      <w:lvlText w:val="%3."/>
-      <w:lvlJc w:val="right"/>
-      <w:pPr>
-        <w:ind w:left="2520" w:hanging="180"/>
-      </w:pPr>
-    </w:lvl>
-    <w:lvl w:ilvl="3" w:tplc="B79435F4" w:tentative="1">
-      <w:start w:val="1"/>
-      <w:numFmt w:val="decimal"/>
-      <w:lvlText w:val="%4."/>
-      <w:lvlJc w:val="left"/>
-      <w:pPr>
-        <w:ind w:left="3240" w:hanging="360"/>
-      </w:pPr>
-    </w:lvl>
-    <w:lvl w:ilvl="4" w:tplc="18586688" w:tentative="1">
-      <w:start w:val="1"/>
-      <w:numFmt w:val="lowerLetter"/>
-      <w:lvlText w:val="%5."/>
-      <w:lvlJc w:val="left"/>
-      <w:pPr>
-        <w:ind w:left="3960" w:hanging="360"/>
-      </w:pPr>
-    </w:lvl>
-    <w:lvl w:ilvl="5" w:tplc="DE7AB252" w:tentative="1">
-      <w:start w:val="1"/>
-      <w:numFmt w:val="lowerRoman"/>
-      <w:lvlText w:val="%6."/>
-      <w:lvlJc w:val="right"/>
-      <w:pPr>
-        <w:ind w:left="4680" w:hanging="180"/>
-      </w:pPr>
-    </w:lvl>
-    <w:lvl w:ilvl="6" w:tplc="609490F0" w:tentative="1">
-      <w:start w:val="1"/>
-      <w:numFmt w:val="decimal"/>
-      <w:lvlText w:val="%7."/>
-      <w:lvlJc w:val="left"/>
-      <w:pPr>
-        <w:ind w:left="5400" w:hanging="360"/>
-      </w:pPr>
-    </w:lvl>
-    <w:lvl w:ilvl="7" w:tplc="C33C8EE2" w:tentative="1">
-      <w:start w:val="1"/>
-      <w:numFmt w:val="lowerLetter"/>
-      <w:lvlText w:val="%8."/>
-      <w:lvlJc w:val="left"/>
-      <w:pPr>
-        <w:ind w:left="6120" w:hanging="360"/>
-      </w:pPr>
-    </w:lvl>
-    <w:lvl w:ilvl="8" w:tplc="21B4462C" w:tentative="1">
-      <w:start w:val="1"/>
-      <w:numFmt w:val="lowerRoman"/>
-      <w:lvlText w:val="%9."/>
-      <w:lvlJc w:val="right"/>
-      <w:pPr>
-        <w:ind w:left="6840" w:hanging="180"/>
-      </w:pPr>
-    </w:lvl>
-  </w:abstractNum>
-  <w:abstractNum w:abstractNumId="30" w15:restartNumberingAfterBreak="0">
-    <w:nsid w:val="6D702056"/>
-    <w:multiLevelType w:val="multilevel"/>
-    <w:tmpl w:val="04090023"/>
-    <w:lvl w:ilvl="0">
-      <w:start w:val="1"/>
-      <w:numFmt w:val="upperRoman"/>
-      <w:lvlText w:val="Article %1."/>
-      <w:lvlJc w:val="left"/>
-      <w:pPr>
-        <w:ind w:left="0" w:firstLine="0"/>
-      </w:pPr>
-    </w:lvl>
-    <w:lvl w:ilvl="1">
-      <w:start w:val="1"/>
-      <w:numFmt w:val="decimalZero"/>
-      <w:isLgl/>
-      <w:lvlText w:val="Section %1.%2"/>
-      <w:lvlJc w:val="left"/>
-      <w:pPr>
-        <w:ind w:left="0" w:firstLine="0"/>
-      </w:pPr>
-    </w:lvl>
-    <w:lvl w:ilvl="2">
-      <w:start w:val="1"/>
-      <w:numFmt w:val="lowerLetter"/>
-      <w:lvlText w:val="(%3)"/>
-      <w:lvlJc w:val="left"/>
-      <w:pPr>
-        <w:ind w:left="720" w:hanging="432"/>
-      </w:pPr>
-    </w:lvl>
-    <w:lvl w:ilvl="3">
-      <w:start w:val="1"/>
-      <w:numFmt w:val="lowerRoman"/>
-      <w:lvlText w:val="(%4)"/>
-      <w:lvlJc w:val="right"/>
-      <w:pPr>
-        <w:ind w:left="864" w:hanging="144"/>
-      </w:pPr>
-    </w:lvl>
-    <w:lvl w:ilvl="4">
-      <w:start w:val="1"/>
-      <w:numFmt w:val="decimal"/>
-      <w:lvlText w:val="%5)"/>
-      <w:lvlJc w:val="left"/>
-      <w:pPr>
-        <w:ind w:left="1008" w:hanging="432"/>
-      </w:pPr>
-    </w:lvl>
-    <w:lvl w:ilvl="5">
-      <w:start w:val="1"/>
-      <w:numFmt w:val="lowerLetter"/>
-      <w:lvlText w:val="%6)"/>
-      <w:lvlJc w:val="left"/>
-      <w:pPr>
-        <w:ind w:left="1152" w:hanging="432"/>
-      </w:pPr>
-    </w:lvl>
-    <w:lvl w:ilvl="6">
-      <w:start w:val="1"/>
-      <w:numFmt w:val="lowerRoman"/>
-      <w:lvlText w:val="%7)"/>
-      <w:lvlJc w:val="right"/>
-      <w:pPr>
-        <w:ind w:left="1296" w:hanging="288"/>
-      </w:pPr>
-    </w:lvl>
-    <w:lvl w:ilvl="7">
-      <w:start w:val="1"/>
-      <w:numFmt w:val="lowerLetter"/>
-      <w:lvlText w:val="%8."/>
-      <w:lvlJc w:val="left"/>
-      <w:pPr>
-        <w:ind w:left="1440" w:hanging="432"/>
-      </w:pPr>
-    </w:lvl>
-    <w:lvl w:ilvl="8">
-      <w:start w:val="1"/>
-      <w:numFmt w:val="lowerRoman"/>
-      <w:lvlText w:val="%9."/>
-      <w:lvlJc w:val="right"/>
-      <w:pPr>
-        <w:ind w:left="1584" w:hanging="144"/>
-      </w:pPr>
-    </w:lvl>
-  </w:abstractNum>
-  <w:abstractNum w:abstractNumId="31" w15:restartNumberingAfterBreak="0">
-    <w:nsid w:val="6F5D0786"/>
-    <w:multiLevelType w:val="hybridMultilevel"/>
-    <w:tmpl w:val="00368E44"/>
-    <w:lvl w:ilvl="0" w:tplc="5E36905C">
-      <w:start w:val="1"/>
-      <w:numFmt w:val="decimal"/>
-      <w:lvlText w:val="%1."/>
-      <w:lvlJc w:val="left"/>
-      <w:pPr>
-        <w:ind w:left="720" w:hanging="360"/>
-      </w:pPr>
-      <w:rPr>
-        <w:rFonts w:asciiTheme="minorHAnsi" w:eastAsiaTheme="minorEastAsia" w:hAnsiTheme="minorHAnsi" w:cstheme="minorBidi"/>
-      </w:rPr>
-    </w:lvl>
-    <w:lvl w:ilvl="1" w:tplc="04090019">
-      <w:start w:val="1"/>
-      <w:numFmt w:val="lowerLetter"/>
-      <w:lvlText w:val="%2."/>
-      <w:lvlJc w:val="left"/>
-      <w:pPr>
-        <w:ind w:left="1440" w:hanging="360"/>
-      </w:pPr>
-    </w:lvl>
-    <w:lvl w:ilvl="2" w:tplc="0409001B">
-      <w:start w:val="1"/>
-      <w:numFmt w:val="lowerRoman"/>
-      <w:lvlText w:val="%3."/>
-      <w:lvlJc w:val="right"/>
-      <w:pPr>
-        <w:ind w:left="2160" w:hanging="180"/>
-      </w:pPr>
-    </w:lvl>
-    <w:lvl w:ilvl="3" w:tplc="0409000F">
-      <w:start w:val="1"/>
-      <w:numFmt w:val="decimal"/>
-      <w:lvlText w:val="%4."/>
-      <w:lvlJc w:val="left"/>
-      <w:pPr>
-        <w:ind w:left="2880" w:hanging="360"/>
-      </w:pPr>
-    </w:lvl>
-    <w:lvl w:ilvl="4" w:tplc="04090019" w:tentative="1">
-      <w:start w:val="1"/>
-      <w:numFmt w:val="lowerLetter"/>
-      <w:lvlText w:val="%5."/>
-      <w:lvlJc w:val="left"/>
-      <w:pPr>
-        <w:ind w:left="3600" w:hanging="360"/>
-      </w:pPr>
-    </w:lvl>
-    <w:lvl w:ilvl="5" w:tplc="0409001B" w:tentative="1">
-      <w:start w:val="1"/>
-      <w:numFmt w:val="lowerRoman"/>
-      <w:lvlText w:val="%6."/>
-      <w:lvlJc w:val="right"/>
-      <w:pPr>
-        <w:ind w:left="4320" w:hanging="180"/>
-      </w:pPr>
-    </w:lvl>
-    <w:lvl w:ilvl="6" w:tplc="0409000F" w:tentative="1">
-      <w:start w:val="1"/>
-      <w:numFmt w:val="decimal"/>
-      <w:lvlText w:val="%7."/>
-      <w:lvlJc w:val="left"/>
-      <w:pPr>
-        <w:ind w:left="5040" w:hanging="360"/>
-      </w:pPr>
-    </w:lvl>
-    <w:lvl w:ilvl="7" w:tplc="04090019" w:tentative="1">
-      <w:start w:val="1"/>
-      <w:numFmt w:val="lowerLetter"/>
-      <w:lvlText w:val="%8."/>
-      <w:lvlJc w:val="left"/>
-      <w:pPr>
-        <w:ind w:left="5760" w:hanging="360"/>
-      </w:pPr>
-    </w:lvl>
-    <w:lvl w:ilvl="8" w:tplc="0409001B" w:tentative="1">
-      <w:start w:val="1"/>
-      <w:numFmt w:val="lowerRoman"/>
-      <w:lvlText w:val="%9."/>
-      <w:lvlJc w:val="right"/>
-      <w:pPr>
-        <w:ind w:left="6480" w:hanging="180"/>
-      </w:pPr>
-    </w:lvl>
-  </w:abstractNum>
-  <w:abstractNum w:abstractNumId="32" w15:restartNumberingAfterBreak="0">
-    <w:nsid w:val="7273740B"/>
-    <w:multiLevelType w:val="multilevel"/>
-    <w:tmpl w:val="0409001F"/>
-    <w:lvl w:ilvl="0">
-      <w:start w:val="1"/>
-      <w:numFmt w:val="decimal"/>
-      <w:lvlText w:val="%1."/>
-      <w:lvlJc w:val="left"/>
-      <w:pPr>
-        <w:ind w:left="360" w:hanging="360"/>
-      </w:pPr>
-    </w:lvl>
-    <w:lvl w:ilvl="1">
-      <w:start w:val="1"/>
-      <w:numFmt w:val="decimal"/>
-      <w:lvlText w:val="%1.%2."/>
-      <w:lvlJc w:val="left"/>
-      <w:pPr>
-        <w:ind w:left="792" w:hanging="432"/>
-      </w:pPr>
-    </w:lvl>
-    <w:lvl w:ilvl="2">
-      <w:start w:val="1"/>
-      <w:numFmt w:val="decimal"/>
-      <w:lvlText w:val="%1.%2.%3."/>
-      <w:lvlJc w:val="left"/>
-      <w:pPr>
-        <w:ind w:left="1224" w:hanging="504"/>
-      </w:pPr>
-    </w:lvl>
-    <w:lvl w:ilvl="3">
-      <w:start w:val="1"/>
-      <w:numFmt w:val="decimal"/>
-      <w:lvlText w:val="%1.%2.%3.%4."/>
-      <w:lvlJc w:val="left"/>
-      <w:pPr>
-        <w:ind w:left="1728" w:hanging="648"/>
-      </w:pPr>
-    </w:lvl>
-    <w:lvl w:ilvl="4">
-      <w:start w:val="1"/>
-      <w:numFmt w:val="decimal"/>
-      <w:lvlText w:val="%1.%2.%3.%4.%5."/>
-      <w:lvlJc w:val="left"/>
-      <w:pPr>
-        <w:ind w:left="2232" w:hanging="792"/>
-      </w:pPr>
-    </w:lvl>
-    <w:lvl w:ilvl="5">
-      <w:start w:val="1"/>
-      <w:numFmt w:val="decimal"/>
-      <w:lvlText w:val="%1.%2.%3.%4.%5.%6."/>
-      <w:lvlJc w:val="left"/>
-      <w:pPr>
-        <w:ind w:left="2736" w:hanging="936"/>
-      </w:pPr>
-    </w:lvl>
-    <w:lvl w:ilvl="6">
-      <w:start w:val="1"/>
-      <w:numFmt w:val="decimal"/>
-      <w:lvlText w:val="%1.%2.%3.%4.%5.%6.%7."/>
-      <w:lvlJc w:val="left"/>
-      <w:pPr>
-        <w:ind w:left="3240" w:hanging="1080"/>
-      </w:pPr>
-    </w:lvl>
-    <w:lvl w:ilvl="7">
-      <w:start w:val="1"/>
-      <w:numFmt w:val="decimal"/>
-      <w:lvlText w:val="%1.%2.%3.%4.%5.%6.%7.%8."/>
-      <w:lvlJc w:val="left"/>
-      <w:pPr>
-        <w:ind w:left="3744" w:hanging="1224"/>
-      </w:pPr>
-    </w:lvl>
-    <w:lvl w:ilvl="8">
-      <w:start w:val="1"/>
-      <w:numFmt w:val="decimal"/>
-      <w:lvlText w:val="%1.%2.%3.%4.%5.%6.%7.%8.%9."/>
-      <w:lvlJc w:val="left"/>
-      <w:pPr>
-        <w:ind w:left="4320" w:hanging="1440"/>
-      </w:pPr>
-    </w:lvl>
-  </w:abstractNum>
-  <w:abstractNum w:abstractNumId="33" w15:restartNumberingAfterBreak="0">
-    <w:nsid w:val="73677582"/>
-    <w:multiLevelType w:val="hybridMultilevel"/>
-    <w:tmpl w:val="BC9EA742"/>
-    <w:lvl w:ilvl="0" w:tplc="040C81FC">
-      <w:start w:val="1"/>
-      <w:numFmt w:val="decimal"/>
-      <w:lvlText w:val="%1."/>
-      <w:lvlJc w:val="left"/>
-      <w:pPr>
-        <w:ind w:left="1080" w:hanging="360"/>
-      </w:pPr>
-      <w:rPr>
-        <w:rFonts w:hint="default"/>
-      </w:rPr>
-    </w:lvl>
-    <w:lvl w:ilvl="1" w:tplc="16A64A7E" w:tentative="1">
-      <w:start w:val="1"/>
-      <w:numFmt w:val="lowerLetter"/>
-      <w:lvlText w:val="%2."/>
-      <w:lvlJc w:val="left"/>
-      <w:pPr>
-        <w:ind w:left="1800" w:hanging="360"/>
-      </w:pPr>
-    </w:lvl>
-    <w:lvl w:ilvl="2" w:tplc="2A648438" w:tentative="1">
-      <w:start w:val="1"/>
-      <w:numFmt w:val="lowerRoman"/>
-      <w:lvlText w:val="%3."/>
-      <w:lvlJc w:val="right"/>
-      <w:pPr>
-        <w:ind w:left="2520" w:hanging="180"/>
-      </w:pPr>
-    </w:lvl>
-    <w:lvl w:ilvl="3" w:tplc="EAA0BC82" w:tentative="1">
-      <w:start w:val="1"/>
-      <w:numFmt w:val="decimal"/>
-      <w:lvlText w:val="%4."/>
-      <w:lvlJc w:val="left"/>
-      <w:pPr>
-        <w:ind w:left="3240" w:hanging="360"/>
-      </w:pPr>
-    </w:lvl>
-    <w:lvl w:ilvl="4" w:tplc="78B65EAA" w:tentative="1">
-      <w:start w:val="1"/>
-      <w:numFmt w:val="lowerLetter"/>
-      <w:lvlText w:val="%5."/>
-      <w:lvlJc w:val="left"/>
-      <w:pPr>
-        <w:ind w:left="3960" w:hanging="360"/>
-      </w:pPr>
-    </w:lvl>
-    <w:lvl w:ilvl="5" w:tplc="25F69202" w:tentative="1">
-      <w:start w:val="1"/>
-      <w:numFmt w:val="lowerRoman"/>
-      <w:lvlText w:val="%6."/>
-      <w:lvlJc w:val="right"/>
-      <w:pPr>
-        <w:ind w:left="4680" w:hanging="180"/>
-      </w:pPr>
-    </w:lvl>
-    <w:lvl w:ilvl="6" w:tplc="E736AFFC" w:tentative="1">
-      <w:start w:val="1"/>
-      <w:numFmt w:val="decimal"/>
-      <w:lvlText w:val="%7."/>
-      <w:lvlJc w:val="left"/>
-      <w:pPr>
-        <w:ind w:left="5400" w:hanging="360"/>
-      </w:pPr>
-    </w:lvl>
-    <w:lvl w:ilvl="7" w:tplc="E41A60C6" w:tentative="1">
-      <w:start w:val="1"/>
-      <w:numFmt w:val="lowerLetter"/>
-      <w:lvlText w:val="%8."/>
-      <w:lvlJc w:val="left"/>
-      <w:pPr>
-        <w:ind w:left="6120" w:hanging="360"/>
-      </w:pPr>
-    </w:lvl>
-    <w:lvl w:ilvl="8" w:tplc="23C8F448" w:tentative="1">
-      <w:start w:val="1"/>
-      <w:numFmt w:val="lowerRoman"/>
-      <w:lvlText w:val="%9."/>
-      <w:lvlJc w:val="right"/>
-      <w:pPr>
-        <w:ind w:left="6840" w:hanging="180"/>
-      </w:pPr>
-    </w:lvl>
-  </w:abstractNum>
-  <w:abstractNum w:abstractNumId="34" w15:restartNumberingAfterBreak="0">
-    <w:nsid w:val="78E4145D"/>
-    <w:multiLevelType w:val="hybridMultilevel"/>
-    <w:tmpl w:val="7F80F2D4"/>
-    <w:lvl w:ilvl="0" w:tplc="CFDCBD2A">
-      <w:start w:val="1"/>
-      <w:numFmt w:val="decimal"/>
-      <w:lvlText w:val="%1."/>
-      <w:lvlJc w:val="left"/>
-      <w:pPr>
-        <w:ind w:left="1080" w:hanging="360"/>
-      </w:pPr>
-      <w:rPr>
-        <w:rFonts w:hint="default"/>
-      </w:rPr>
-    </w:lvl>
-    <w:lvl w:ilvl="1" w:tplc="6B1A2BDA" w:tentative="1">
-      <w:start w:val="1"/>
-      <w:numFmt w:val="lowerLetter"/>
-      <w:lvlText w:val="%2."/>
-      <w:lvlJc w:val="left"/>
-      <w:pPr>
-        <w:ind w:left="1800" w:hanging="360"/>
-      </w:pPr>
-    </w:lvl>
-    <w:lvl w:ilvl="2" w:tplc="8E248AEE" w:tentative="1">
-      <w:start w:val="1"/>
-      <w:numFmt w:val="lowerRoman"/>
-      <w:lvlText w:val="%3."/>
-      <w:lvlJc w:val="right"/>
-      <w:pPr>
-        <w:ind w:left="2520" w:hanging="180"/>
-      </w:pPr>
-    </w:lvl>
-    <w:lvl w:ilvl="3" w:tplc="46140218" w:tentative="1">
-      <w:start w:val="1"/>
-      <w:numFmt w:val="decimal"/>
-      <w:lvlText w:val="%4."/>
-      <w:lvlJc w:val="left"/>
-      <w:pPr>
-        <w:ind w:left="3240" w:hanging="360"/>
-      </w:pPr>
-    </w:lvl>
-    <w:lvl w:ilvl="4" w:tplc="D03065F2" w:tentative="1">
-      <w:start w:val="1"/>
-      <w:numFmt w:val="lowerLetter"/>
-      <w:lvlText w:val="%5."/>
-      <w:lvlJc w:val="left"/>
-      <w:pPr>
-        <w:ind w:left="3960" w:hanging="360"/>
-      </w:pPr>
-    </w:lvl>
-    <w:lvl w:ilvl="5" w:tplc="4A9E1680" w:tentative="1">
-      <w:start w:val="1"/>
-      <w:numFmt w:val="lowerRoman"/>
-      <w:lvlText w:val="%6."/>
-      <w:lvlJc w:val="right"/>
-      <w:pPr>
-        <w:ind w:left="4680" w:hanging="180"/>
-      </w:pPr>
-    </w:lvl>
-    <w:lvl w:ilvl="6" w:tplc="B07027BE" w:tentative="1">
-      <w:start w:val="1"/>
-      <w:numFmt w:val="decimal"/>
-      <w:lvlText w:val="%7."/>
-      <w:lvlJc w:val="left"/>
-      <w:pPr>
-        <w:ind w:left="5400" w:hanging="360"/>
-      </w:pPr>
-    </w:lvl>
-    <w:lvl w:ilvl="7" w:tplc="1C82F938" w:tentative="1">
-      <w:start w:val="1"/>
-      <w:numFmt w:val="lowerLetter"/>
-      <w:lvlText w:val="%8."/>
-      <w:lvlJc w:val="left"/>
-      <w:pPr>
-        <w:ind w:left="6120" w:hanging="360"/>
-      </w:pPr>
-    </w:lvl>
-    <w:lvl w:ilvl="8" w:tplc="88849302" w:tentative="1">
-      <w:start w:val="1"/>
-      <w:numFmt w:val="lowerRoman"/>
-      <w:lvlText w:val="%9."/>
-      <w:lvlJc w:val="right"/>
-      <w:pPr>
-        <w:ind w:left="6840" w:hanging="180"/>
-      </w:pPr>
-    </w:lvl>
-  </w:abstractNum>
-  <w:abstractNum w:abstractNumId="35" w15:restartNumberingAfterBreak="0">
+  <w:abstractNum w:abstractNumId="25" w15:restartNumberingAfterBreak="0">
     <w:nsid w:val="793B28D3"/>
     <w:multiLevelType w:val="hybridMultilevel"/>
     <w:tmpl w:val="B04CFF14"/>
@@ -9814,95 +10974,6 @@
       <w:rPr>
         <w:rFonts w:ascii="Wingdings" w:hAnsi="Wingdings" w:hint="default"/>
       </w:rPr>
-    </w:lvl>
-  </w:abstractNum>
-  <w:abstractNum w:abstractNumId="36" w15:restartNumberingAfterBreak="0">
-    <w:nsid w:val="7F117559"/>
-    <w:multiLevelType w:val="hybridMultilevel"/>
-    <w:tmpl w:val="63C86556"/>
-    <w:lvl w:ilvl="0" w:tplc="759EBB86">
-      <w:start w:val="1"/>
-      <w:numFmt w:val="decimal"/>
-      <w:lvlText w:val="%1."/>
-      <w:lvlJc w:val="left"/>
-      <w:pPr>
-        <w:ind w:left="1080" w:hanging="360"/>
-      </w:pPr>
-      <w:rPr>
-        <w:rFonts w:hint="default"/>
-      </w:rPr>
-    </w:lvl>
-    <w:lvl w:ilvl="1" w:tplc="A7887E82" w:tentative="1">
-      <w:start w:val="1"/>
-      <w:numFmt w:val="lowerLetter"/>
-      <w:lvlText w:val="%2."/>
-      <w:lvlJc w:val="left"/>
-      <w:pPr>
-        <w:ind w:left="1800" w:hanging="360"/>
-      </w:pPr>
-    </w:lvl>
-    <w:lvl w:ilvl="2" w:tplc="A5CE5FF2" w:tentative="1">
-      <w:start w:val="1"/>
-      <w:numFmt w:val="lowerRoman"/>
-      <w:lvlText w:val="%3."/>
-      <w:lvlJc w:val="right"/>
-      <w:pPr>
-        <w:ind w:left="2520" w:hanging="180"/>
-      </w:pPr>
-    </w:lvl>
-    <w:lvl w:ilvl="3" w:tplc="24AC3924" w:tentative="1">
-      <w:start w:val="1"/>
-      <w:numFmt w:val="decimal"/>
-      <w:lvlText w:val="%4."/>
-      <w:lvlJc w:val="left"/>
-      <w:pPr>
-        <w:ind w:left="3240" w:hanging="360"/>
-      </w:pPr>
-    </w:lvl>
-    <w:lvl w:ilvl="4" w:tplc="AA305EF6" w:tentative="1">
-      <w:start w:val="1"/>
-      <w:numFmt w:val="lowerLetter"/>
-      <w:lvlText w:val="%5."/>
-      <w:lvlJc w:val="left"/>
-      <w:pPr>
-        <w:ind w:left="3960" w:hanging="360"/>
-      </w:pPr>
-    </w:lvl>
-    <w:lvl w:ilvl="5" w:tplc="670A58DE" w:tentative="1">
-      <w:start w:val="1"/>
-      <w:numFmt w:val="lowerRoman"/>
-      <w:lvlText w:val="%6."/>
-      <w:lvlJc w:val="right"/>
-      <w:pPr>
-        <w:ind w:left="4680" w:hanging="180"/>
-      </w:pPr>
-    </w:lvl>
-    <w:lvl w:ilvl="6" w:tplc="ABDA642C" w:tentative="1">
-      <w:start w:val="1"/>
-      <w:numFmt w:val="decimal"/>
-      <w:lvlText w:val="%7."/>
-      <w:lvlJc w:val="left"/>
-      <w:pPr>
-        <w:ind w:left="5400" w:hanging="360"/>
-      </w:pPr>
-    </w:lvl>
-    <w:lvl w:ilvl="7" w:tplc="6A4C5E04" w:tentative="1">
-      <w:start w:val="1"/>
-      <w:numFmt w:val="lowerLetter"/>
-      <w:lvlText w:val="%8."/>
-      <w:lvlJc w:val="left"/>
-      <w:pPr>
-        <w:ind w:left="6120" w:hanging="360"/>
-      </w:pPr>
-    </w:lvl>
-    <w:lvl w:ilvl="8" w:tplc="12103534" w:tentative="1">
-      <w:start w:val="1"/>
-      <w:numFmt w:val="lowerRoman"/>
-      <w:lvlText w:val="%9."/>
-      <w:lvlJc w:val="right"/>
-      <w:pPr>
-        <w:ind w:left="6840" w:hanging="180"/>
-      </w:pPr>
     </w:lvl>
   </w:abstractNum>
   <w:num w:numId="1" w16cid:durableId="1392118841">
@@ -9935,93 +11006,55 @@
   <w:num w:numId="10" w16cid:durableId="184515474">
     <w:abstractNumId w:val="0"/>
   </w:num>
-  <w:num w:numId="11" w16cid:durableId="117722988">
-    <w:abstractNumId w:val="9"/>
-    <w:lvlOverride w:ilvl="0">
-      <w:startOverride w:val="1"/>
-    </w:lvlOverride>
+  <w:num w:numId="11" w16cid:durableId="1249847265">
+    <w:abstractNumId w:val="25"/>
   </w:num>
-  <w:num w:numId="12" w16cid:durableId="1327175495">
-    <w:abstractNumId w:val="32"/>
+  <w:num w:numId="12" w16cid:durableId="1430546522">
+    <w:abstractNumId w:val="15"/>
   </w:num>
-  <w:num w:numId="13" w16cid:durableId="246960533">
-    <w:abstractNumId w:val="26"/>
-  </w:num>
-  <w:num w:numId="14" w16cid:durableId="991829065">
+  <w:num w:numId="13" w16cid:durableId="667943793">
     <w:abstractNumId w:val="24"/>
   </w:num>
-  <w:num w:numId="15" w16cid:durableId="114295415">
-    <w:abstractNumId w:val="30"/>
+  <w:num w:numId="14" w16cid:durableId="1998076094">
+    <w:abstractNumId w:val="21"/>
   </w:num>
-  <w:num w:numId="16" w16cid:durableId="1618101357">
+  <w:num w:numId="15" w16cid:durableId="1724865643">
+    <w:abstractNumId w:val="16"/>
+  </w:num>
+  <w:num w:numId="16" w16cid:durableId="1457331805">
+    <w:abstractNumId w:val="10"/>
+  </w:num>
+  <w:num w:numId="17" w16cid:durableId="163396937">
+    <w:abstractNumId w:val="14"/>
+  </w:num>
+  <w:num w:numId="18" w16cid:durableId="316692410">
+    <w:abstractNumId w:val="12"/>
+  </w:num>
+  <w:num w:numId="19" w16cid:durableId="797993525">
+    <w:abstractNumId w:val="17"/>
+  </w:num>
+  <w:num w:numId="20" w16cid:durableId="1820532189">
+    <w:abstractNumId w:val="20"/>
+  </w:num>
+  <w:num w:numId="21" w16cid:durableId="1507332031">
+    <w:abstractNumId w:val="18"/>
+  </w:num>
+  <w:num w:numId="22" w16cid:durableId="1381977519">
+    <w:abstractNumId w:val="22"/>
+  </w:num>
+  <w:num w:numId="23" w16cid:durableId="1280524900">
+    <w:abstractNumId w:val="23"/>
+  </w:num>
+  <w:num w:numId="24" w16cid:durableId="1537815041">
     <w:abstractNumId w:val="13"/>
   </w:num>
-  <w:num w:numId="17" w16cid:durableId="617762000">
-    <w:abstractNumId w:val="18"/>
+  <w:num w:numId="25" w16cid:durableId="1007443044">
+    <w:abstractNumId w:val="19"/>
   </w:num>
-  <w:num w:numId="18" w16cid:durableId="1321688118">
-    <w:abstractNumId w:val="15"/>
-  </w:num>
-  <w:num w:numId="19" w16cid:durableId="1944874042">
-    <w:abstractNumId w:val="25"/>
-  </w:num>
-  <w:num w:numId="20" w16cid:durableId="228224504">
-    <w:abstractNumId w:val="20"/>
-  </w:num>
-  <w:num w:numId="21" w16cid:durableId="752241262">
-    <w:abstractNumId w:val="22"/>
-  </w:num>
-  <w:num w:numId="22" w16cid:durableId="2137790346">
-    <w:abstractNumId w:val="17"/>
-  </w:num>
-  <w:num w:numId="23" w16cid:durableId="2139293852">
-    <w:abstractNumId w:val="29"/>
-  </w:num>
-  <w:num w:numId="24" w16cid:durableId="1293904994">
-    <w:abstractNumId w:val="36"/>
-  </w:num>
-  <w:num w:numId="25" w16cid:durableId="1788036399">
-    <w:abstractNumId w:val="34"/>
-  </w:num>
-  <w:num w:numId="26" w16cid:durableId="1722706504">
-    <w:abstractNumId w:val="28"/>
-  </w:num>
-  <w:num w:numId="27" w16cid:durableId="1037046790">
-    <w:abstractNumId w:val="12"/>
-  </w:num>
-  <w:num w:numId="28" w16cid:durableId="1691569864">
-    <w:abstractNumId w:val="33"/>
-  </w:num>
-  <w:num w:numId="29" w16cid:durableId="2098944457">
-    <w:abstractNumId w:val="23"/>
-  </w:num>
-  <w:num w:numId="30" w16cid:durableId="717824321">
-    <w:abstractNumId w:val="27"/>
-  </w:num>
-  <w:num w:numId="31" w16cid:durableId="592402788">
+  <w:num w:numId="26" w16cid:durableId="1303657929">
     <w:abstractNumId w:val="11"/>
   </w:num>
-  <w:num w:numId="32" w16cid:durableId="2074308932">
-    <w:abstractNumId w:val="14"/>
-  </w:num>
-  <w:num w:numId="33" w16cid:durableId="898399627">
-    <w:abstractNumId w:val="10"/>
-  </w:num>
-  <w:num w:numId="34" w16cid:durableId="665282166">
-    <w:abstractNumId w:val="21"/>
-  </w:num>
-  <w:num w:numId="35" w16cid:durableId="1278105489">
-    <w:abstractNumId w:val="19"/>
-  </w:num>
-  <w:num w:numId="36" w16cid:durableId="1249847265">
-    <w:abstractNumId w:val="35"/>
-  </w:num>
-  <w:num w:numId="37" w16cid:durableId="1430546522">
-    <w:abstractNumId w:val="16"/>
-  </w:num>
-  <w:num w:numId="38" w16cid:durableId="667943793">
-    <w:abstractNumId w:val="31"/>
-  </w:num>
+  <w:numIdMacAtCleanup w:val="26"/>
 </w:numbering>
 </file>
 
@@ -12682,6 +13715,16 @@
       </w:tblBorders>
     </w:tblPr>
   </w:style>
+  <w:style w:type="character" w:styleId="UnresolvedMention">
+    <w:name w:val="Unresolved Mention"/>
+    <w:basedOn w:val="DefaultParagraphFont"/>
+    <w:uiPriority w:val="99"/>
+    <w:rsid w:val="00182ACF"/>
+    <w:rPr>
+      <w:color w:val="605E5C"/>
+      <w:shd w:val="clear" w:color="auto" w:fill="E1DFDD"/>
+    </w:rPr>
+  </w:style>
 </w:styles>
 </file>
 
@@ -12945,26 +13988,6 @@
 </file>
 
 <file path=customXml/item3.xml><?xml version="1.0" encoding="utf-8"?>
-<p:properties xmlns:p="http://schemas.microsoft.com/office/2006/metadata/properties" xmlns:xsi="http://www.w3.org/2001/XMLSchema-instance" xmlns:pc="http://schemas.microsoft.com/office/infopath/2007/PartnerControls">
-  <documentManagement>
-    <lcf76f155ced4ddcb4097134ff3c332f xmlns="c340dd69-6dcb-4f68-be59-83f5ced86ed4">
-      <Terms xmlns="http://schemas.microsoft.com/office/infopath/2007/PartnerControls"/>
-    </lcf76f155ced4ddcb4097134ff3c332f>
-    <TaxCatchAll xmlns="90ab80b9-a678-4acf-968e-12ab5f1680e1" xsi:nil="true"/>
-  </documentManagement>
-</p:properties>
-</file>
-
-<file path=customXml/item4.xml><?xml version="1.0" encoding="utf-8"?>
-<?mso-contentType ?>
-<FormTemplates xmlns="http://schemas.microsoft.com/sharepoint/v3/contenttype/forms">
-  <Display>DocumentLibraryForm</Display>
-  <Edit>DocumentLibraryForm</Edit>
-  <New>DocumentLibraryForm</New>
-</FormTemplates>
-</file>
-
-<file path=customXml/item5.xml><?xml version="1.0" encoding="utf-8"?>
 <ct:contentTypeSchema xmlns:ct="http://schemas.microsoft.com/office/2006/metadata/contentType" xmlns:ma="http://schemas.microsoft.com/office/2006/metadata/properties/metaAttributes" ct:_="" ma:_="" ma:contentTypeName="Document" ma:contentTypeID="0x010100BD6C6811FDA4354DADCD440B75A43D37" ma:contentTypeVersion="11" ma:contentTypeDescription="Create a new document." ma:contentTypeScope="" ma:versionID="a91333966e9b5d4bdd13b64d2abe3577">
   <xsd:schema xmlns:xsd="http://www.w3.org/2001/XMLSchema" xmlns:xs="http://www.w3.org/2001/XMLSchema" xmlns:p="http://schemas.microsoft.com/office/2006/metadata/properties" xmlns:ns2="c340dd69-6dcb-4f68-be59-83f5ced86ed4" xmlns:ns3="90ab80b9-a678-4acf-968e-12ab5f1680e1" targetNamespace="http://schemas.microsoft.com/office/2006/metadata/properties" ma:root="true" ma:fieldsID="515f04c4260719a37f25d194220eca20" ns2:_="" ns3:_="">
     <xsd:import namespace="c340dd69-6dcb-4f68-be59-83f5ced86ed4"/>
@@ -13159,6 +14182,26 @@
 </ct:contentTypeSchema>
 </file>
 
+<file path=customXml/item4.xml><?xml version="1.0" encoding="utf-8"?>
+<?mso-contentType ?>
+<FormTemplates xmlns="http://schemas.microsoft.com/sharepoint/v3/contenttype/forms">
+  <Display>DocumentLibraryForm</Display>
+  <Edit>DocumentLibraryForm</Edit>
+  <New>DocumentLibraryForm</New>
+</FormTemplates>
+</file>
+
+<file path=customXml/item5.xml><?xml version="1.0" encoding="utf-8"?>
+<p:properties xmlns:p="http://schemas.microsoft.com/office/2006/metadata/properties" xmlns:xsi="http://www.w3.org/2001/XMLSchema-instance" xmlns:pc="http://schemas.microsoft.com/office/infopath/2007/PartnerControls">
+  <documentManagement>
+    <lcf76f155ced4ddcb4097134ff3c332f xmlns="c340dd69-6dcb-4f68-be59-83f5ced86ed4">
+      <Terms xmlns="http://schemas.microsoft.com/office/infopath/2007/PartnerControls"/>
+    </lcf76f155ced4ddcb4097134ff3c332f>
+    <TaxCatchAll xmlns="90ab80b9-a678-4acf-968e-12ab5f1680e1" xsi:nil="true"/>
+  </documentManagement>
+</p:properties>
+</file>
+
 <file path=customXml/itemProps1.xml><?xml version="1.0" encoding="utf-8"?>
 <ds:datastoreItem xmlns:ds="http://schemas.openxmlformats.org/officeDocument/2006/customXml" ds:itemID="{55AF091B-3C7A-41E3-B477-F2FDAA23CFDA}">
   <ds:schemaRefs>
@@ -13176,25 +14219,6 @@
 </file>
 
 <file path=customXml/itemProps3.xml><?xml version="1.0" encoding="utf-8"?>
-<ds:datastoreItem xmlns:ds="http://schemas.openxmlformats.org/officeDocument/2006/customXml" ds:itemID="{92128140-75F5-4178-BEB7-EBA3DBDE7562}">
-  <ds:schemaRefs>
-    <ds:schemaRef ds:uri="http://schemas.microsoft.com/office/2006/metadata/properties"/>
-    <ds:schemaRef ds:uri="http://schemas.microsoft.com/office/infopath/2007/PartnerControls"/>
-    <ds:schemaRef ds:uri="c340dd69-6dcb-4f68-be59-83f5ced86ed4"/>
-    <ds:schemaRef ds:uri="90ab80b9-a678-4acf-968e-12ab5f1680e1"/>
-  </ds:schemaRefs>
-</ds:datastoreItem>
-</file>
-
-<file path=customXml/itemProps4.xml><?xml version="1.0" encoding="utf-8"?>
-<ds:datastoreItem xmlns:ds="http://schemas.openxmlformats.org/officeDocument/2006/customXml" ds:itemID="{B33CC575-6599-4AC1-BCAC-F9284BF1579B}">
-  <ds:schemaRefs>
-    <ds:schemaRef ds:uri="http://schemas.microsoft.com/sharepoint/v3/contenttype/forms"/>
-  </ds:schemaRefs>
-</ds:datastoreItem>
-</file>
-
-<file path=customXml/itemProps5.xml><?xml version="1.0" encoding="utf-8"?>
 <ds:datastoreItem xmlns:ds="http://schemas.openxmlformats.org/officeDocument/2006/customXml" ds:itemID="{29CA1B19-4203-4E95-935E-6F49546E7389}">
   <ds:schemaRefs>
     <ds:schemaRef ds:uri="http://schemas.microsoft.com/office/2006/metadata/contentType"/>
@@ -13211,4 +14235,23 @@
     <ds:schemaRef ds:uri="http://schemas.microsoft.com/internal/obd"/>
   </ds:schemaRefs>
 </ds:datastoreItem>
+</file>
+
+<file path=customXml/itemProps4.xml><?xml version="1.0" encoding="utf-8"?>
+<ds:datastoreItem xmlns:ds="http://schemas.openxmlformats.org/officeDocument/2006/customXml" ds:itemID="{B33CC575-6599-4AC1-BCAC-F9284BF1579B}">
+  <ds:schemaRefs>
+    <ds:schemaRef ds:uri="http://schemas.microsoft.com/sharepoint/v3/contenttype/forms"/>
+  </ds:schemaRefs>
+</ds:datastoreItem>
+</file>
+
+<file path=customXml/itemProps5.xml><?xml version="1.0" encoding="utf-8"?>
+<ds:datastoreItem xmlns:ds="http://schemas.openxmlformats.org/officeDocument/2006/customXml" ds:itemID="{92128140-75F5-4178-BEB7-EBA3DBDE7562}">
+  <ds:schemaRefs>
+    <ds:schemaRef ds:uri="http://schemas.microsoft.com/office/2006/metadata/properties"/>
+    <ds:schemaRef ds:uri="http://schemas.microsoft.com/office/infopath/2007/PartnerControls"/>
+    <ds:schemaRef ds:uri="c340dd69-6dcb-4f68-be59-83f5ced86ed4"/>
+    <ds:schemaRef ds:uri="90ab80b9-a678-4acf-968e-12ab5f1680e1"/>
+  </ds:schemaRefs>
+</ds:datastoreItem>
 </file>
--- a/documentation/task3.docx
+++ b/documentation/task3.docx
@@ -2515,15 +2515,7 @@
     </w:p>
     <w:p>
       <w:r>
-        <w:t xml:space="preserve">There are 3 main classes involved in the media backlog manager, User, Media, and </w:t>
-      </w:r>
-      <w:proofErr w:type="spellStart"/>
-      <w:r>
-        <w:t>UserMedia</w:t>
-      </w:r>
-      <w:proofErr w:type="spellEnd"/>
-      <w:r>
-        <w:t xml:space="preserve">. </w:t>
+        <w:t xml:space="preserve">There are 3 main classes involved in the media backlog manager, User, Media, and UserMedia. </w:t>
       </w:r>
       <w:r>
         <w:t xml:space="preserve"> </w:t>
@@ -2550,47 +2542,16 @@
         <w:t xml:space="preserve">also </w:t>
       </w:r>
       <w:r>
-        <w:t xml:space="preserve">enables polymorphic handling of data throughout the application. Lastly the </w:t>
-      </w:r>
-      <w:proofErr w:type="spellStart"/>
-      <w:r>
-        <w:t>UserMedia</w:t>
-      </w:r>
-      <w:proofErr w:type="spellEnd"/>
-      <w:r>
-        <w:t xml:space="preserve"> Class </w:t>
+        <w:t xml:space="preserve">enables polymorphic handling of data throughout the application. Lastly the UserMedia Class </w:t>
       </w:r>
       <w:r>
         <w:t xml:space="preserve">facilitates a many to Many </w:t>
       </w:r>
-      <w:proofErr w:type="gramStart"/>
       <w:r>
         <w:t>relationship</w:t>
       </w:r>
-      <w:proofErr w:type="gramEnd"/>
-      <w:r>
-        <w:t xml:space="preserve"> between User and Media. The </w:t>
-      </w:r>
-      <w:proofErr w:type="spellStart"/>
-      <w:r>
-        <w:t>UserMedia</w:t>
-      </w:r>
-      <w:proofErr w:type="spellEnd"/>
-      <w:r>
-        <w:t xml:space="preserve"> class holds information that is specific to </w:t>
-      </w:r>
-      <w:proofErr w:type="spellStart"/>
-      <w:r>
-        <w:t xml:space="preserve">a </w:t>
-      </w:r>
-      <w:proofErr w:type="gramStart"/>
-      <w:r>
-        <w:t>users</w:t>
-      </w:r>
-      <w:proofErr w:type="spellEnd"/>
-      <w:proofErr w:type="gramEnd"/>
-      <w:r>
-        <w:t xml:space="preserve"> relationship to a piece of media. For </w:t>
+      <w:r>
+        <w:t xml:space="preserve"> between User and Media. The UserMedia class holds information that is specific to a users relationship to a piece of media. For </w:t>
       </w:r>
       <w:r>
         <w:t>example,</w:t>
@@ -2663,15 +2624,7 @@
     <w:p>
       <w:r>
         <w:lastRenderedPageBreak/>
-        <w:t xml:space="preserve">Shown in the center column of the diagram above, is the structure of the 3 main classes that the application works with, along with the derived media classes shown on the left. On the right side of the diagram are additional classes that are used to track specific properties used by the Game class, the Media class, and the </w:t>
-      </w:r>
-      <w:proofErr w:type="spellStart"/>
-      <w:r>
-        <w:t>UserMedia</w:t>
-      </w:r>
-      <w:proofErr w:type="spellEnd"/>
-      <w:r>
-        <w:t xml:space="preserve"> Class.</w:t>
+        <w:t>Shown in the center column of the diagram above, is the structure of the 3 main classes that the application works with, along with the derived media classes shown on the left. On the right side of the diagram are additional classes that are used to track specific properties used by the Game class, the Media class, and the UserMedia Class.</w:t>
       </w:r>
       <w:bookmarkStart w:id="3" w:name="_Toc233458533"/>
       <w:bookmarkStart w:id="4" w:name="_Toc233463900"/>
@@ -2704,15 +2657,7 @@
     </w:p>
     <w:p>
       <w:r>
-        <w:t xml:space="preserve">Shown below are various UI wireframes created early in development. On the left the </w:t>
-      </w:r>
-      <w:proofErr w:type="gramStart"/>
-      <w:r>
-        <w:t>Home</w:t>
-      </w:r>
-      <w:proofErr w:type="gramEnd"/>
-      <w:r>
-        <w:t xml:space="preserve"> screen is shown, and on the right the “Add Media” page and “Media View” page are shown. These wireframes show the main pages of the apps. Many additional fields have been added as additional features and fields have been required.</w:t>
+        <w:t>Shown below are various UI wireframes created early in development. On the left the Home screen is shown, and on the right the “Add Media” page and “Media View” page are shown. These wireframes show the main pages of the apps. Many additional fields have been added as additional features and fields have been required.</w:t>
       </w:r>
     </w:p>
     <w:p>
@@ -3226,26 +3171,10 @@
     </w:p>
     <w:p>
       <w:r>
-        <w:t xml:space="preserve">Various Testing methods will be utilized to ensure that the application functions as desired. </w:t>
-      </w:r>
-      <w:proofErr w:type="spellStart"/>
-      <w:r>
-        <w:t>xUnit</w:t>
-      </w:r>
-      <w:proofErr w:type="spellEnd"/>
-      <w:r>
-        <w:t xml:space="preserve"> will be used to perform Unit Testing. Postman will be used to perform integration testing and API Testing. End to end Testing will be done manually. These tests will be used to ensure that individual units, API endpoints, and application features all behave as expected.</w:t>
-      </w:r>
-      <w:r>
-        <w:t xml:space="preserve"> When tests </w:t>
-      </w:r>
-      <w:proofErr w:type="gramStart"/>
-      <w:r>
-        <w:t>are failed</w:t>
-      </w:r>
-      <w:proofErr w:type="gramEnd"/>
-      <w:r>
-        <w:t>, root cause analysis will take place, and the root of the issue will be fixed.</w:t>
+        <w:t>Various Testing methods will be utilized to ensure that the application functions as desired. xUnit will be used to perform Unit Testing. Postman will be used to perform integration testing and API Testing. End to end Testing will be done manually. These tests will be used to ensure that individual units, API endpoints, and application features all behave as expected.</w:t>
+      </w:r>
+      <w:r>
+        <w:t xml:space="preserve"> When tests are failed, root cause analysis will take place, and the root of the issue will be fixed.</w:t>
       </w:r>
     </w:p>
     <w:p>
@@ -3262,15 +3191,7 @@
     </w:p>
     <w:p>
       <w:r>
-        <w:t xml:space="preserve">Three main testing methods will be used. First, Unit Testing will be done using </w:t>
-      </w:r>
-      <w:proofErr w:type="spellStart"/>
-      <w:r>
-        <w:t>xUnit</w:t>
-      </w:r>
-      <w:proofErr w:type="spellEnd"/>
-      <w:r>
-        <w:t xml:space="preserve">. These unit tests will ensure that individual service methods function as expected given various inputs. It also tests cases that should fail and ensures that they fail gracefully. Second, integration testing and API testing will be completed with Postman. Integration testing will ensure that the API controllers interact properly with the application services. Each of the API requests in the collection will be used to test the CRUD operations made available through the API. </w:t>
+        <w:t xml:space="preserve">Three main testing methods will be used. First, Unit Testing will be done using xUnit. These unit tests will ensure that individual service methods function as expected given various inputs. It also tests cases that should fail and ensures that they fail gracefully. Second, integration testing and API testing will be completed with Postman. Integration testing will ensure that the API controllers interact properly with the application services. Each of the API requests in the collection will be used to test the CRUD operations made available through the API. </w:t>
       </w:r>
       <w:r>
         <w:t>Further, the postman tests will be used to test the authentication method built into the application, only allowing requests that bear the proper authentication token to perform actions. Lastly, end to end testing will be done manually. These tests will be done to ensure that the front end communicates with the back end properly. These tests will ensure that any feature properly behaves on the front end, makes the necessary changes on the back end, or retires data correctly.</w:t>
@@ -3444,23 +3365,7 @@
         </w:numPr>
       </w:pPr>
       <w:r>
-        <w:t xml:space="preserve">A Testing Framework will be needed so the tests can be composed and </w:t>
-      </w:r>
-      <w:proofErr w:type="gramStart"/>
-      <w:r>
-        <w:t>Run</w:t>
-      </w:r>
-      <w:proofErr w:type="gramEnd"/>
-      <w:r>
-        <w:t xml:space="preserve">. </w:t>
-      </w:r>
-      <w:proofErr w:type="spellStart"/>
-      <w:r>
-        <w:t>xUnit</w:t>
-      </w:r>
-      <w:proofErr w:type="spellEnd"/>
-      <w:r>
-        <w:t xml:space="preserve"> has been used for these unit tests.</w:t>
+        <w:t>A Testing Framework will be needed so the tests can be composed and Run. xUnit has been used for these unit tests.</w:t>
       </w:r>
     </w:p>
     <w:p>
@@ -3560,15 +3465,7 @@
         </w:numPr>
       </w:pPr>
       <w:r>
-        <w:t xml:space="preserve">Each Test will produce test results. These results will be automatically produced by the testing </w:t>
-      </w:r>
-      <w:proofErr w:type="gramStart"/>
-      <w:r>
-        <w:t>frame work</w:t>
-      </w:r>
-      <w:proofErr w:type="gramEnd"/>
-      <w:r>
-        <w:t xml:space="preserve"> and will show the result of each test.</w:t>
+        <w:t>Each Test will produce test results. These results will be automatically produced by the testing frame work and will show the result of each test.</w:t>
       </w:r>
       <w:r>
         <w:t xml:space="preserve"> </w:t>
@@ -3595,50 +3492,10 @@
         </w:numPr>
       </w:pPr>
       <w:r>
-        <w:t xml:space="preserve">To begin the tests, a suitable development environment will need to be set up. Within this environment, ASP.net development tools and </w:t>
-      </w:r>
-      <w:proofErr w:type="spellStart"/>
-      <w:r>
-        <w:t>xUnit</w:t>
-      </w:r>
-      <w:proofErr w:type="spellEnd"/>
-      <w:r>
-        <w:t xml:space="preserve"> must be installed.</w:t>
-      </w:r>
-      <w:r>
-        <w:t xml:space="preserve"> The dependencies within the ASP.net project will also need to be installed. These include </w:t>
-      </w:r>
-      <w:proofErr w:type="spellStart"/>
-      <w:r>
-        <w:t>EntityFrameworkCore</w:t>
-      </w:r>
-      <w:proofErr w:type="spellEnd"/>
-      <w:r>
-        <w:t xml:space="preserve">, </w:t>
-      </w:r>
-      <w:proofErr w:type="spellStart"/>
-      <w:r>
-        <w:t>EntityFrameworkCore.InMemory</w:t>
-      </w:r>
-      <w:proofErr w:type="spellEnd"/>
-      <w:r>
-        <w:t xml:space="preserve">, </w:t>
-      </w:r>
-      <w:proofErr w:type="spellStart"/>
-      <w:r>
-        <w:t>SQLitePCL</w:t>
-      </w:r>
-      <w:proofErr w:type="spellEnd"/>
-      <w:r>
-        <w:t xml:space="preserve">, and </w:t>
-      </w:r>
-      <w:proofErr w:type="spellStart"/>
-      <w:r>
-        <w:t>Microsoft.Identity</w:t>
-      </w:r>
-      <w:proofErr w:type="spellEnd"/>
-      <w:r>
-        <w:t>.</w:t>
+        <w:t>To begin the tests, a suitable development environment will need to be set up. Within this environment, ASP.net development tools and xUnit must be installed.</w:t>
+      </w:r>
+      <w:r>
+        <w:t xml:space="preserve"> The dependencies within the ASP.net project will also need to be installed. These include EntityFrameworkCore, EntityFrameworkCore.InMemory, SQLitePCL, and Microsoft.Identity.</w:t>
       </w:r>
     </w:p>
     <w:p>
@@ -3662,13 +3519,8 @@
         </w:numPr>
       </w:pPr>
       <w:r>
-        <w:t xml:space="preserve">Dependency Injection must be manually set up for proper testing of the authentication service as it is heavily used within the application due to its use of </w:t>
-      </w:r>
-      <w:proofErr w:type="gramStart"/>
-      <w:r>
-        <w:t>ASP.net .</w:t>
-      </w:r>
-      <w:proofErr w:type="gramEnd"/>
+        <w:t>Dependency Injection must be manually set up for proper testing of the authentication service as it is heavily used within the application due to its use of ASP.net .</w:t>
+      </w:r>
     </w:p>
     <w:p>
       <w:pPr>
@@ -3682,15 +3534,7 @@
         <w:t xml:space="preserve">The Database must be configured within as the application uses an SQLite Database. The database will be set up as </w:t>
       </w:r>
       <w:r>
-        <w:t xml:space="preserve">an </w:t>
-      </w:r>
-      <w:proofErr w:type="gramStart"/>
-      <w:r>
-        <w:t>in memory</w:t>
-      </w:r>
-      <w:proofErr w:type="gramEnd"/>
-      <w:r>
-        <w:t xml:space="preserve"> database, which will be completely fresh for each test.</w:t>
+        <w:t>an in memory database, which will be completely fresh for each test.</w:t>
       </w:r>
     </w:p>
     <w:p>
@@ -3797,13 +3641,8 @@
       <w:bookmarkEnd w:id="27"/>
     </w:p>
     <w:p>
-      <w:proofErr w:type="gramStart"/>
-      <w:r>
-        <w:t>Register</w:t>
-      </w:r>
-      <w:proofErr w:type="gramEnd"/>
-      <w:r>
-        <w:t xml:space="preserve"> a new User</w:t>
+      <w:r>
+        <w:t>Register a new User</w:t>
       </w:r>
     </w:p>
     <w:p>
@@ -3830,15 +3669,7 @@
         </w:numPr>
       </w:pPr>
       <w:r>
-        <w:t xml:space="preserve">An </w:t>
-      </w:r>
-      <w:proofErr w:type="spellStart"/>
-      <w:r>
-        <w:t>AuthResponse</w:t>
-      </w:r>
-      <w:proofErr w:type="spellEnd"/>
-      <w:r>
-        <w:t xml:space="preserve"> object is returned.</w:t>
+        <w:t>An AuthResponse object is returned.</w:t>
       </w:r>
     </w:p>
     <w:p>
@@ -3850,15 +3681,7 @@
         </w:numPr>
       </w:pPr>
       <w:r>
-        <w:t xml:space="preserve">The </w:t>
-      </w:r>
-      <w:proofErr w:type="spellStart"/>
-      <w:r>
-        <w:t>AuthResponse</w:t>
-      </w:r>
-      <w:proofErr w:type="spellEnd"/>
-      <w:r>
-        <w:t xml:space="preserve"> object contains a token</w:t>
+        <w:t>The AuthResponse object contains a token</w:t>
       </w:r>
     </w:p>
     <w:p>
@@ -3870,15 +3693,7 @@
         </w:numPr>
       </w:pPr>
       <w:r>
-        <w:t xml:space="preserve">The </w:t>
-      </w:r>
-      <w:proofErr w:type="spellStart"/>
-      <w:r>
-        <w:t>AuthResponse</w:t>
-      </w:r>
-      <w:proofErr w:type="spellEnd"/>
-      <w:r>
-        <w:t xml:space="preserve"> object does not contain any error in its error list</w:t>
+        <w:t>The AuthResponse object does not contain any error in its error list</w:t>
       </w:r>
     </w:p>
     <w:p>
@@ -3889,13 +3704,8 @@
           <w:numId w:val="11"/>
         </w:numPr>
       </w:pPr>
-      <w:proofErr w:type="gramStart"/>
-      <w:r>
-        <w:t>Fail</w:t>
-      </w:r>
-      <w:proofErr w:type="gramEnd"/>
-      <w:r>
-        <w:t>:</w:t>
+      <w:r>
+        <w:t>Fail:</w:t>
       </w:r>
       <w:r>
         <w:tab/>
@@ -3910,15 +3720,7 @@
         </w:numPr>
       </w:pPr>
       <w:r>
-        <w:t xml:space="preserve">An </w:t>
-      </w:r>
-      <w:proofErr w:type="spellStart"/>
-      <w:r>
-        <w:t>AuthResponse</w:t>
-      </w:r>
-      <w:proofErr w:type="spellEnd"/>
-      <w:r>
-        <w:t xml:space="preserve"> object is not returned</w:t>
+        <w:t>An AuthResponse object is not returned</w:t>
       </w:r>
     </w:p>
     <w:p>
@@ -3930,15 +3732,7 @@
         </w:numPr>
       </w:pPr>
       <w:r>
-        <w:t xml:space="preserve">The </w:t>
-      </w:r>
-      <w:proofErr w:type="spellStart"/>
-      <w:r>
-        <w:t>AuthResponse</w:t>
-      </w:r>
-      <w:proofErr w:type="spellEnd"/>
-      <w:r>
-        <w:t xml:space="preserve"> object does not contain a token</w:t>
+        <w:t>The AuthResponse object does not contain a token</w:t>
       </w:r>
     </w:p>
     <w:p>
@@ -3950,15 +3744,7 @@
         </w:numPr>
       </w:pPr>
       <w:r>
-        <w:t xml:space="preserve">The </w:t>
-      </w:r>
-      <w:proofErr w:type="spellStart"/>
-      <w:r>
-        <w:t>AuthResponse</w:t>
-      </w:r>
-      <w:proofErr w:type="spellEnd"/>
-      <w:r>
-        <w:t xml:space="preserve"> object contains an error in its error list</w:t>
+        <w:t>The AuthResponse object contains an error in its error list</w:t>
       </w:r>
     </w:p>
     <w:p>
@@ -3979,14 +3765,9 @@
       </w:r>
     </w:p>
     <w:p>
-      <w:proofErr w:type="gramStart"/>
       <w:r>
         <w:lastRenderedPageBreak/>
-        <w:t>Register</w:t>
-      </w:r>
-      <w:proofErr w:type="gramEnd"/>
-      <w:r>
-        <w:t xml:space="preserve"> a new User</w:t>
+        <w:t>Register a new User</w:t>
       </w:r>
     </w:p>
     <w:p>
@@ -4013,15 +3794,7 @@
         </w:numPr>
       </w:pPr>
       <w:r>
-        <w:t xml:space="preserve">An </w:t>
-      </w:r>
-      <w:proofErr w:type="spellStart"/>
-      <w:r>
-        <w:t>AuthResponse</w:t>
-      </w:r>
-      <w:proofErr w:type="spellEnd"/>
-      <w:r>
-        <w:t xml:space="preserve"> object is returned.</w:t>
+        <w:t>An AuthResponse object is returned.</w:t>
       </w:r>
     </w:p>
     <w:p>
@@ -4033,15 +3806,7 @@
         </w:numPr>
       </w:pPr>
       <w:r>
-        <w:t xml:space="preserve">The </w:t>
-      </w:r>
-      <w:proofErr w:type="spellStart"/>
-      <w:r>
-        <w:t>AuthResponse</w:t>
-      </w:r>
-      <w:proofErr w:type="spellEnd"/>
-      <w:r>
-        <w:t xml:space="preserve"> object contains a token</w:t>
+        <w:t>The AuthResponse object contains a token</w:t>
       </w:r>
     </w:p>
     <w:p>
@@ -4053,15 +3818,7 @@
         </w:numPr>
       </w:pPr>
       <w:r>
-        <w:t xml:space="preserve">The </w:t>
-      </w:r>
-      <w:proofErr w:type="spellStart"/>
-      <w:r>
-        <w:t>AuthResponse</w:t>
-      </w:r>
-      <w:proofErr w:type="spellEnd"/>
-      <w:r>
-        <w:t xml:space="preserve"> object does not contain any error in its error list</w:t>
+        <w:t>The AuthResponse object does not contain any error in its error list</w:t>
       </w:r>
     </w:p>
     <w:p>
@@ -4072,13 +3829,8 @@
           <w:numId w:val="11"/>
         </w:numPr>
       </w:pPr>
-      <w:proofErr w:type="gramStart"/>
-      <w:r>
-        <w:t>Fail</w:t>
-      </w:r>
-      <w:proofErr w:type="gramEnd"/>
-      <w:r>
-        <w:t>:</w:t>
+      <w:r>
+        <w:t>Fail:</w:t>
       </w:r>
       <w:r>
         <w:tab/>
@@ -4093,15 +3845,7 @@
         </w:numPr>
       </w:pPr>
       <w:r>
-        <w:t xml:space="preserve">An </w:t>
-      </w:r>
-      <w:proofErr w:type="spellStart"/>
-      <w:r>
-        <w:t>AuthResponse</w:t>
-      </w:r>
-      <w:proofErr w:type="spellEnd"/>
-      <w:r>
-        <w:t xml:space="preserve"> object is not returned</w:t>
+        <w:t>An AuthResponse object is not returned</w:t>
       </w:r>
     </w:p>
     <w:p>
@@ -4113,15 +3857,7 @@
         </w:numPr>
       </w:pPr>
       <w:r>
-        <w:t xml:space="preserve">The </w:t>
-      </w:r>
-      <w:proofErr w:type="spellStart"/>
-      <w:r>
-        <w:t>AuthResponse</w:t>
-      </w:r>
-      <w:proofErr w:type="spellEnd"/>
-      <w:r>
-        <w:t xml:space="preserve"> object does not contain a token</w:t>
+        <w:t>The AuthResponse object does not contain a token</w:t>
       </w:r>
     </w:p>
     <w:p>
@@ -4133,15 +3869,7 @@
         </w:numPr>
       </w:pPr>
       <w:r>
-        <w:t xml:space="preserve">The </w:t>
-      </w:r>
-      <w:proofErr w:type="spellStart"/>
-      <w:r>
-        <w:t>AuthResponse</w:t>
-      </w:r>
-      <w:proofErr w:type="spellEnd"/>
-      <w:r>
-        <w:t xml:space="preserve"> object contains an error in its error list</w:t>
+        <w:t>The AuthResponse object contains an error in its error list</w:t>
       </w:r>
     </w:p>
     <w:p>
@@ -4196,13 +3924,8 @@
           <w:numId w:val="11"/>
         </w:numPr>
       </w:pPr>
-      <w:proofErr w:type="gramStart"/>
-      <w:r>
-        <w:t>Fail</w:t>
-      </w:r>
-      <w:proofErr w:type="gramEnd"/>
-      <w:r>
-        <w:t>:</w:t>
+      <w:r>
+        <w:t>Fail:</w:t>
       </w:r>
       <w:r>
         <w:tab/>
@@ -4261,15 +3984,7 @@
         </w:numPr>
       </w:pPr>
       <w:r>
-        <w:t xml:space="preserve">An </w:t>
-      </w:r>
-      <w:proofErr w:type="spellStart"/>
-      <w:r>
-        <w:t>AuthResponse</w:t>
-      </w:r>
-      <w:proofErr w:type="spellEnd"/>
-      <w:r>
-        <w:t xml:space="preserve"> object is returned.</w:t>
+        <w:t>An AuthResponse object is returned.</w:t>
       </w:r>
     </w:p>
     <w:p>
@@ -4281,15 +3996,7 @@
         </w:numPr>
       </w:pPr>
       <w:r>
-        <w:t xml:space="preserve">The </w:t>
-      </w:r>
-      <w:proofErr w:type="spellStart"/>
-      <w:r>
-        <w:t>AuthResponse</w:t>
-      </w:r>
-      <w:proofErr w:type="spellEnd"/>
-      <w:r>
-        <w:t xml:space="preserve"> object does not contain a token</w:t>
+        <w:t>The AuthResponse object does not contain a token</w:t>
       </w:r>
     </w:p>
     <w:p>
@@ -4302,15 +4009,7 @@
         <w:ind w:left="1800" w:firstLine="0"/>
       </w:pPr>
       <w:r>
-        <w:t xml:space="preserve">The </w:t>
-      </w:r>
-      <w:proofErr w:type="spellStart"/>
-      <w:r>
-        <w:t>AuthResponse</w:t>
-      </w:r>
-      <w:proofErr w:type="spellEnd"/>
-      <w:r>
-        <w:t xml:space="preserve"> object contains errors in its error list</w:t>
+        <w:t>The AuthResponse object contains errors in its error list</w:t>
       </w:r>
     </w:p>
     <w:p>
@@ -4336,13 +4035,8 @@
           <w:numId w:val="11"/>
         </w:numPr>
       </w:pPr>
-      <w:proofErr w:type="gramStart"/>
-      <w:r>
-        <w:t>Fail</w:t>
-      </w:r>
-      <w:proofErr w:type="gramEnd"/>
-      <w:r>
-        <w:t>:</w:t>
+      <w:r>
+        <w:t>Fail:</w:t>
       </w:r>
       <w:r>
         <w:tab/>
@@ -4358,15 +4052,7 @@
       </w:pPr>
       <w:r>
         <w:lastRenderedPageBreak/>
-        <w:t xml:space="preserve">An </w:t>
-      </w:r>
-      <w:proofErr w:type="spellStart"/>
-      <w:r>
-        <w:t>AuthResponse</w:t>
-      </w:r>
-      <w:proofErr w:type="spellEnd"/>
-      <w:r>
-        <w:t xml:space="preserve"> object is not returned</w:t>
+        <w:t>An AuthResponse object is not returned</w:t>
       </w:r>
     </w:p>
     <w:p>
@@ -4378,15 +4064,7 @@
         </w:numPr>
       </w:pPr>
       <w:r>
-        <w:t xml:space="preserve">The </w:t>
-      </w:r>
-      <w:proofErr w:type="spellStart"/>
-      <w:r>
-        <w:t>AuthResponse</w:t>
-      </w:r>
-      <w:proofErr w:type="spellEnd"/>
-      <w:r>
-        <w:t xml:space="preserve"> object contain</w:t>
+        <w:t>The AuthResponse object contain</w:t>
       </w:r>
       <w:r>
         <w:t>s</w:t>
@@ -4404,15 +4082,7 @@
         </w:numPr>
       </w:pPr>
       <w:r>
-        <w:t xml:space="preserve">The </w:t>
-      </w:r>
-      <w:proofErr w:type="spellStart"/>
-      <w:r>
-        <w:t>AuthResponse</w:t>
-      </w:r>
-      <w:proofErr w:type="spellEnd"/>
-      <w:r>
-        <w:t xml:space="preserve"> object </w:t>
+        <w:t xml:space="preserve">The AuthResponse object </w:t>
       </w:r>
       <w:r>
         <w:t>does not contain</w:t>
@@ -4462,15 +4132,7 @@
         </w:numPr>
       </w:pPr>
       <w:r>
-        <w:t xml:space="preserve">An </w:t>
-      </w:r>
-      <w:proofErr w:type="spellStart"/>
-      <w:r>
-        <w:t>AuthResponse</w:t>
-      </w:r>
-      <w:proofErr w:type="spellEnd"/>
-      <w:r>
-        <w:t xml:space="preserve"> object is returned.</w:t>
+        <w:t>An AuthResponse object is returned.</w:t>
       </w:r>
     </w:p>
     <w:p>
@@ -4482,15 +4144,7 @@
         </w:numPr>
       </w:pPr>
       <w:r>
-        <w:t xml:space="preserve">The </w:t>
-      </w:r>
-      <w:proofErr w:type="spellStart"/>
-      <w:r>
-        <w:t>AuthResponse</w:t>
-      </w:r>
-      <w:proofErr w:type="spellEnd"/>
-      <w:r>
-        <w:t xml:space="preserve"> object does not contain a token</w:t>
+        <w:t>The AuthResponse object does not contain a token</w:t>
       </w:r>
     </w:p>
     <w:p>
@@ -4503,15 +4157,7 @@
         <w:ind w:left="1800" w:firstLine="0"/>
       </w:pPr>
       <w:r>
-        <w:t xml:space="preserve">The </w:t>
-      </w:r>
-      <w:proofErr w:type="spellStart"/>
-      <w:r>
-        <w:t>AuthResponse</w:t>
-      </w:r>
-      <w:proofErr w:type="spellEnd"/>
-      <w:r>
-        <w:t xml:space="preserve"> object contains errors in its error list</w:t>
+        <w:t>The AuthResponse object contains errors in its error list</w:t>
       </w:r>
     </w:p>
     <w:p>
@@ -4534,13 +4180,8 @@
           <w:numId w:val="11"/>
         </w:numPr>
       </w:pPr>
-      <w:proofErr w:type="gramStart"/>
-      <w:r>
-        <w:t>Fail</w:t>
-      </w:r>
-      <w:proofErr w:type="gramEnd"/>
-      <w:r>
-        <w:t>:</w:t>
+      <w:r>
+        <w:t>Fail:</w:t>
       </w:r>
       <w:r>
         <w:tab/>
@@ -4555,15 +4196,7 @@
         </w:numPr>
       </w:pPr>
       <w:r>
-        <w:t xml:space="preserve">An </w:t>
-      </w:r>
-      <w:proofErr w:type="spellStart"/>
-      <w:r>
-        <w:t>AuthResponse</w:t>
-      </w:r>
-      <w:proofErr w:type="spellEnd"/>
-      <w:r>
-        <w:t xml:space="preserve"> object is not returned</w:t>
+        <w:t>An AuthResponse object is not returned</w:t>
       </w:r>
     </w:p>
     <w:p>
@@ -4575,15 +4208,7 @@
         </w:numPr>
       </w:pPr>
       <w:r>
-        <w:t xml:space="preserve">The </w:t>
-      </w:r>
-      <w:proofErr w:type="spellStart"/>
-      <w:r>
-        <w:t>AuthResponse</w:t>
-      </w:r>
-      <w:proofErr w:type="spellEnd"/>
-      <w:r>
-        <w:t xml:space="preserve"> object contains a token</w:t>
+        <w:t>The AuthResponse object contains a token</w:t>
       </w:r>
     </w:p>
     <w:p>
@@ -4595,15 +4220,7 @@
         </w:numPr>
       </w:pPr>
       <w:r>
-        <w:t xml:space="preserve">The </w:t>
-      </w:r>
-      <w:proofErr w:type="spellStart"/>
-      <w:r>
-        <w:t>AuthResponse</w:t>
-      </w:r>
-      <w:proofErr w:type="spellEnd"/>
-      <w:r>
-        <w:t xml:space="preserve"> object does not contain an error in its error list</w:t>
+        <w:t>The AuthResponse object does not contain an error in its error list</w:t>
       </w:r>
     </w:p>
     <w:p>
@@ -4649,15 +4266,7 @@
         </w:numPr>
       </w:pPr>
       <w:r>
-        <w:t xml:space="preserve">An </w:t>
-      </w:r>
-      <w:proofErr w:type="spellStart"/>
-      <w:r>
-        <w:t>AuthResponse</w:t>
-      </w:r>
-      <w:proofErr w:type="spellEnd"/>
-      <w:r>
-        <w:t xml:space="preserve"> object is returned.</w:t>
+        <w:t>An AuthResponse object is returned.</w:t>
       </w:r>
     </w:p>
     <w:p>
@@ -4669,15 +4278,7 @@
         </w:numPr>
       </w:pPr>
       <w:r>
-        <w:t xml:space="preserve">The </w:t>
-      </w:r>
-      <w:proofErr w:type="spellStart"/>
-      <w:r>
-        <w:t>AuthResponse</w:t>
-      </w:r>
-      <w:proofErr w:type="spellEnd"/>
-      <w:r>
-        <w:t xml:space="preserve"> object does not contain a token</w:t>
+        <w:t>The AuthResponse object does not contain a token</w:t>
       </w:r>
     </w:p>
     <w:p>
@@ -4690,26 +4291,10 @@
         <w:ind w:left="1800" w:firstLine="0"/>
       </w:pPr>
       <w:r>
-        <w:t xml:space="preserve">The </w:t>
-      </w:r>
-      <w:proofErr w:type="spellStart"/>
-      <w:r>
-        <w:t>AuthResponse</w:t>
-      </w:r>
-      <w:proofErr w:type="spellEnd"/>
-      <w:r>
-        <w:t xml:space="preserve"> object contains errors in its error list</w:t>
-      </w:r>
-      <w:r>
-        <w:t xml:space="preserve"> (The message that is returned can vary depending on what part of the password requirements the password does not </w:t>
-      </w:r>
-      <w:proofErr w:type="gramStart"/>
-      <w:r>
-        <w:t>meet,</w:t>
-      </w:r>
-      <w:proofErr w:type="gramEnd"/>
-      <w:r>
-        <w:t xml:space="preserve"> therefore, the message contents are not checked)</w:t>
+        <w:t>The AuthResponse object contains errors in its error list</w:t>
+      </w:r>
+      <w:r>
+        <w:t xml:space="preserve"> (The message that is returned can vary depending on what part of the password requirements the password does not meet, therefore, the message contents are not checked)</w:t>
       </w:r>
     </w:p>
     <w:p>
@@ -4720,14 +4305,9 @@
           <w:numId w:val="11"/>
         </w:numPr>
       </w:pPr>
-      <w:proofErr w:type="gramStart"/>
       <w:r>
         <w:lastRenderedPageBreak/>
-        <w:t>Fail</w:t>
-      </w:r>
-      <w:proofErr w:type="gramEnd"/>
-      <w:r>
-        <w:t>:</w:t>
+        <w:t>Fail:</w:t>
       </w:r>
       <w:r>
         <w:tab/>
@@ -4742,15 +4322,7 @@
         </w:numPr>
       </w:pPr>
       <w:r>
-        <w:t xml:space="preserve">An </w:t>
-      </w:r>
-      <w:proofErr w:type="spellStart"/>
-      <w:r>
-        <w:t>AuthResponse</w:t>
-      </w:r>
-      <w:proofErr w:type="spellEnd"/>
-      <w:r>
-        <w:t xml:space="preserve"> object is not returned</w:t>
+        <w:t>An AuthResponse object is not returned</w:t>
       </w:r>
     </w:p>
     <w:p>
@@ -4762,15 +4334,7 @@
         </w:numPr>
       </w:pPr>
       <w:r>
-        <w:t xml:space="preserve">The </w:t>
-      </w:r>
-      <w:proofErr w:type="spellStart"/>
-      <w:r>
-        <w:t>AuthResponse</w:t>
-      </w:r>
-      <w:proofErr w:type="spellEnd"/>
-      <w:r>
-        <w:t xml:space="preserve"> object contains a token</w:t>
+        <w:t>The AuthResponse object contains a token</w:t>
       </w:r>
     </w:p>
     <w:p>
@@ -4782,15 +4346,7 @@
         </w:numPr>
       </w:pPr>
       <w:r>
-        <w:t xml:space="preserve">The </w:t>
-      </w:r>
-      <w:proofErr w:type="spellStart"/>
-      <w:r>
-        <w:t>AuthResponse</w:t>
-      </w:r>
-      <w:proofErr w:type="spellEnd"/>
-      <w:r>
-        <w:t xml:space="preserve"> object does not contain an error in its error list</w:t>
+        <w:t>The AuthResponse object does not contain an error in its error list</w:t>
       </w:r>
     </w:p>
     <w:p>
@@ -5317,214 +4873,59 @@
       <w:r>
         <w:lastRenderedPageBreak/>
         <w:tab/>
-      </w:r>
-      <w:proofErr w:type="spellStart"/>
-      <w:r>
-        <w:t>BadPassword</w:t>
-      </w:r>
-      <w:proofErr w:type="spellEnd"/>
-      <w:r>
-        <w:t xml:space="preserve"> – This test is to ensure that an account creation with a “bad password” or a password that does not meet the password requirements </w:t>
-      </w:r>
-      <w:proofErr w:type="gramStart"/>
-      <w:r>
-        <w:t>does not succeed</w:t>
-      </w:r>
-      <w:proofErr w:type="gramEnd"/>
-      <w:r>
-        <w:t xml:space="preserve">. This Test passed, as an </w:t>
-      </w:r>
-      <w:proofErr w:type="spellStart"/>
-      <w:r>
-        <w:t>AuthResponse</w:t>
-      </w:r>
-      <w:proofErr w:type="spellEnd"/>
-      <w:r>
-        <w:t xml:space="preserve"> object was returned to the caller. The </w:t>
-      </w:r>
-      <w:proofErr w:type="spellStart"/>
-      <w:r>
-        <w:t>AuthResponse</w:t>
-      </w:r>
-      <w:proofErr w:type="spellEnd"/>
-      <w:r>
-        <w:t xml:space="preserve"> object did not contain any authentication </w:t>
-      </w:r>
-      <w:proofErr w:type="gramStart"/>
-      <w:r>
-        <w:t>Token, but</w:t>
-      </w:r>
-      <w:proofErr w:type="gramEnd"/>
-      <w:r>
-        <w:t xml:space="preserve"> did contain </w:t>
+        <w:t xml:space="preserve">BadPassword – This test is to ensure that an account creation with a “bad password” or a password that does not meet the password requirements does not succeed. This Test passed, as an AuthResponse object was returned to the caller. The AuthResponse object did not contain any authentication Token, but did contain </w:t>
       </w:r>
       <w:r>
         <w:t>errors in the object’s error list.</w:t>
       </w:r>
     </w:p>
     <w:p>
-      <w:proofErr w:type="spellStart"/>
       <w:r>
         <w:t>BlankLogin</w:t>
       </w:r>
-      <w:proofErr w:type="spellEnd"/>
       <w:r>
         <w:t xml:space="preserve"> – This test is run to ensure that a login attempt with no credentials does not cause any issues and is unable to login. This Test passed, as null was returned to the caller as required by the test pass requirements as outlined above.</w:t>
       </w:r>
     </w:p>
     <w:p>
-      <w:proofErr w:type="spellStart"/>
       <w:r>
         <w:t>BlankPassword</w:t>
       </w:r>
-      <w:proofErr w:type="spellEnd"/>
-      <w:r>
-        <w:t xml:space="preserve"> - This test is to ensure that an account creation with no password </w:t>
-      </w:r>
-      <w:proofErr w:type="gramStart"/>
-      <w:r>
-        <w:t>does not succeed</w:t>
-      </w:r>
-      <w:proofErr w:type="gramEnd"/>
-      <w:r>
-        <w:t xml:space="preserve">. This Test passed, as an </w:t>
-      </w:r>
-      <w:proofErr w:type="spellStart"/>
-      <w:r>
-        <w:t>AuthResponse</w:t>
-      </w:r>
-      <w:proofErr w:type="spellEnd"/>
-      <w:r>
-        <w:t xml:space="preserve"> object was returned to the caller. The </w:t>
-      </w:r>
-      <w:proofErr w:type="spellStart"/>
-      <w:r>
-        <w:t>AuthResponse</w:t>
-      </w:r>
-      <w:proofErr w:type="spellEnd"/>
-      <w:r>
-        <w:t xml:space="preserve"> object did not contain any authentication </w:t>
-      </w:r>
-      <w:proofErr w:type="gramStart"/>
-      <w:r>
-        <w:t>Token, but</w:t>
-      </w:r>
-      <w:proofErr w:type="gramEnd"/>
-      <w:r>
-        <w:t xml:space="preserve"> did contain errors in the object’s error list.</w:t>
-      </w:r>
-    </w:p>
-    <w:p>
-      <w:proofErr w:type="spellStart"/>
+      <w:r>
+        <w:t xml:space="preserve"> - This test is to ensure that an account creation with no password does not succeed. This Test passed, as an AuthResponse object was returned to the caller. The AuthResponse object did not contain any authentication Token, but did contain errors in the object’s error list.</w:t>
+      </w:r>
+    </w:p>
+    <w:p>
       <w:r>
         <w:t>DuplicateEmail</w:t>
       </w:r>
-      <w:proofErr w:type="spellEnd"/>
-      <w:r>
-        <w:t xml:space="preserve"> – This test is to ensure that an account cannot be created that has the same email address as another account. This test passed, as an </w:t>
-      </w:r>
-      <w:proofErr w:type="spellStart"/>
-      <w:r>
-        <w:t>AuthResponse</w:t>
-      </w:r>
-      <w:proofErr w:type="spellEnd"/>
-      <w:r>
-        <w:t xml:space="preserve"> object was returned to the caller. The </w:t>
-      </w:r>
-      <w:proofErr w:type="spellStart"/>
-      <w:r>
-        <w:t>AuthResponse</w:t>
-      </w:r>
-      <w:proofErr w:type="spellEnd"/>
-      <w:r>
-        <w:t xml:space="preserve"> object did not have an authorization </w:t>
-      </w:r>
-      <w:proofErr w:type="gramStart"/>
-      <w:r>
-        <w:t>token, but</w:t>
-      </w:r>
-      <w:proofErr w:type="gramEnd"/>
-      <w:r>
-        <w:t xml:space="preserve"> did contain the necessary error notifying the caller of an email conflict.</w:t>
-      </w:r>
-    </w:p>
-    <w:p>
-      <w:proofErr w:type="spellStart"/>
+      <w:r>
+        <w:t xml:space="preserve"> – This test is to ensure that an account cannot be created that has the same email address as another account. This test passed, as an AuthResponse object was returned to the caller. The AuthResponse object did not have an authorization token, but did contain the necessary error notifying the caller of an email conflict.</w:t>
+      </w:r>
+    </w:p>
+    <w:p>
       <w:r>
         <w:t>DuplicateUsername</w:t>
       </w:r>
-      <w:proofErr w:type="spellEnd"/>
-      <w:r>
-        <w:t xml:space="preserve"> – This test is to ensure that an account cannot be created that has the same username as another account. This test passed, as an </w:t>
-      </w:r>
-      <w:proofErr w:type="spellStart"/>
-      <w:r>
-        <w:t>AuthResponse</w:t>
-      </w:r>
-      <w:proofErr w:type="spellEnd"/>
-      <w:r>
-        <w:t xml:space="preserve"> object was returned to the caller. The </w:t>
-      </w:r>
-      <w:proofErr w:type="spellStart"/>
-      <w:r>
-        <w:t>AuthResponse</w:t>
-      </w:r>
-      <w:proofErr w:type="spellEnd"/>
-      <w:r>
-        <w:t xml:space="preserve"> object did not have an authorization </w:t>
-      </w:r>
-      <w:proofErr w:type="gramStart"/>
-      <w:r>
-        <w:t>token, but</w:t>
-      </w:r>
-      <w:proofErr w:type="gramEnd"/>
-      <w:r>
-        <w:t xml:space="preserve"> did contain the necessary error notifying the caller of a username conflict.</w:t>
-      </w:r>
-    </w:p>
-    <w:p>
-      <w:proofErr w:type="spellStart"/>
+      <w:r>
+        <w:t xml:space="preserve"> – This test is to ensure that an account cannot be created that has the same username as another account. This test passed, as an AuthResponse object was returned to the caller. The AuthResponse object did not have an authorization token, but did contain the necessary error notifying the caller of a username conflict.</w:t>
+      </w:r>
+    </w:p>
+    <w:p>
       <w:r>
         <w:t>RegisterUser</w:t>
       </w:r>
-      <w:proofErr w:type="spellEnd"/>
-      <w:r>
-        <w:t xml:space="preserve"> – This test is to ensure that the user registration method functions as expected allowing a new user to create and account and receive an authorization token. The test passed as the method returned an </w:t>
-      </w:r>
-      <w:proofErr w:type="spellStart"/>
-      <w:r>
-        <w:t>AuthResponse</w:t>
-      </w:r>
-      <w:proofErr w:type="spellEnd"/>
-      <w:r>
-        <w:t xml:space="preserve"> object that contained the proper authorization token and did not contain any errors in the objects error list.</w:t>
-      </w:r>
-    </w:p>
-    <w:p>
-      <w:proofErr w:type="spellStart"/>
+      <w:r>
+        <w:t xml:space="preserve"> – This test is to ensure that the user registration method functions as expected allowing a new user to create and account and receive an authorization token. The test passed as the method returned an AuthResponse object that contained the proper authorization token and did not contain any errors in the objects error list.</w:t>
+      </w:r>
+    </w:p>
+    <w:p>
       <w:r>
         <w:lastRenderedPageBreak/>
         <w:t>SuccessfulLogin</w:t>
       </w:r>
-      <w:proofErr w:type="spellEnd"/>
-      <w:r>
-        <w:t xml:space="preserve"> - This test is to ensure that a user </w:t>
-      </w:r>
-      <w:proofErr w:type="gramStart"/>
-      <w:r>
-        <w:t>is able to</w:t>
-      </w:r>
-      <w:proofErr w:type="gramEnd"/>
-      <w:r>
-        <w:t xml:space="preserve"> log in with proper credentials as expected and receive an authorization token. The test passed as the method returned an </w:t>
-      </w:r>
-      <w:proofErr w:type="spellStart"/>
-      <w:r>
-        <w:t>AuthResponse</w:t>
-      </w:r>
-      <w:proofErr w:type="spellEnd"/>
-      <w:r>
-        <w:t xml:space="preserve"> object that contained the proper authorization token and did not contain any errors in the objects error list.</w:t>
+      <w:r>
+        <w:t xml:space="preserve"> - This test is to ensure that a user is able to log in with proper credentials as expected and receive an authorization token. The test passed as the method returned an AuthResponse object that contained the proper authorization token and did not contain any errors in the objects error list.</w:t>
       </w:r>
     </w:p>
     <w:p>
@@ -5653,16 +5054,11 @@
       <w:r>
         <w:t xml:space="preserve">open </w:t>
       </w:r>
-      <w:proofErr w:type="spellStart"/>
       <w:r>
         <w:t>MediaBacklogManagerBackend</w:t>
       </w:r>
       <w:r>
-        <w:t>.slnx</w:t>
-      </w:r>
-      <w:proofErr w:type="spellEnd"/>
-      <w:r>
-        <w:t xml:space="preserve"> in Visual Studio</w:t>
+        <w:t>.slnx in Visual Studio</w:t>
       </w:r>
     </w:p>
     <w:p>
@@ -5673,33 +5069,15 @@
           <w:numId w:val="17"/>
         </w:numPr>
       </w:pPr>
-      <w:proofErr w:type="gramStart"/>
-      <w:r>
-        <w:t>the</w:t>
-      </w:r>
-      <w:proofErr w:type="gramEnd"/>
-      <w:r>
-        <w:t xml:space="preserve"> </w:t>
-      </w:r>
-      <w:r>
-        <w:t xml:space="preserve">file </w:t>
-      </w:r>
-      <w:proofErr w:type="gramStart"/>
-      <w:r>
-        <w:t>is located in</w:t>
-      </w:r>
-      <w:proofErr w:type="gramEnd"/>
-      <w:r>
-        <w:t xml:space="preserve"> </w:t>
-      </w:r>
-      <w:r>
-        <w:t>\backend\</w:t>
-      </w:r>
-      <w:proofErr w:type="spellStart"/>
-      <w:r>
-        <w:t>MediaBacklogManagerBackend</w:t>
-      </w:r>
-      <w:proofErr w:type="spellEnd"/>
+      <w:r>
+        <w:t xml:space="preserve">the </w:t>
+      </w:r>
+      <w:r>
+        <w:t xml:space="preserve">file is located in </w:t>
+      </w:r>
+      <w:r>
+        <w:t>\backend\MediaBacklogManagerBackend</w:t>
+      </w:r>
     </w:p>
     <w:p>
       <w:pPr>
@@ -5721,21 +5099,8 @@
           <w:numId w:val="17"/>
         </w:numPr>
       </w:pPr>
-      <w:proofErr w:type="spellStart"/>
-      <w:r>
-        <w:t>MediaBacklogManager.Tests</w:t>
-      </w:r>
-      <w:proofErr w:type="spellEnd"/>
-      <w:r>
-        <w:t xml:space="preserve"> is the </w:t>
-      </w:r>
-      <w:proofErr w:type="spellStart"/>
-      <w:r>
-        <w:t>xUnit</w:t>
-      </w:r>
-      <w:proofErr w:type="spellEnd"/>
-      <w:r>
-        <w:t xml:space="preserve"> project that is used for running unit tests</w:t>
+      <w:r>
+        <w:t>MediaBacklogManager.Tests is the xUnit project that is used for running unit tests</w:t>
       </w:r>
     </w:p>
     <w:p>
@@ -5746,13 +5111,8 @@
           <w:numId w:val="17"/>
         </w:numPr>
       </w:pPr>
-      <w:proofErr w:type="spellStart"/>
-      <w:r>
-        <w:t>MediaBacklogManagerBackend</w:t>
-      </w:r>
-      <w:proofErr w:type="spellEnd"/>
-      <w:r>
-        <w:t xml:space="preserve"> is the ASP.net backend API project.</w:t>
+      <w:r>
+        <w:t>MediaBacklogManagerBackend is the ASP.net backend API project.</w:t>
       </w:r>
     </w:p>
     <w:p>
@@ -5821,51 +5181,20 @@
         <w:t xml:space="preserve">Visual Studio should automatically download and install any necessary NuGet packages, but if it is unable to do so, you can navigate to the </w:t>
       </w:r>
       <w:r>
-        <w:t>\backend\</w:t>
-      </w:r>
-      <w:proofErr w:type="spellStart"/>
-      <w:r>
-        <w:t>MediaBacklogManagerBackend</w:t>
-      </w:r>
-      <w:proofErr w:type="spellEnd"/>
-      <w:r>
-        <w:t>\</w:t>
-      </w:r>
-      <w:proofErr w:type="spellStart"/>
-      <w:r>
-        <w:t>MediaBacklogManagerBackend</w:t>
-      </w:r>
-      <w:proofErr w:type="spellEnd"/>
-      <w:r>
-        <w:t xml:space="preserve"> and </w:t>
-      </w:r>
-      <w:r>
-        <w:t>\backend\</w:t>
-      </w:r>
-      <w:proofErr w:type="spellStart"/>
-      <w:r>
-        <w:t>MediaBacklogManagerBackend</w:t>
-      </w:r>
-      <w:proofErr w:type="spellEnd"/>
-      <w:r>
-        <w:t>\</w:t>
-      </w:r>
-      <w:proofErr w:type="spellStart"/>
-      <w:r>
-        <w:t>MediaBacklogManager.Tests</w:t>
-      </w:r>
-      <w:proofErr w:type="spellEnd"/>
-      <w:r>
-        <w:t xml:space="preserve"> folder</w:t>
-      </w:r>
-      <w:r>
-        <w:t xml:space="preserve"> in </w:t>
-      </w:r>
-      <w:proofErr w:type="spellStart"/>
-      <w:r>
-        <w:t>powershell</w:t>
-      </w:r>
-      <w:proofErr w:type="spellEnd"/>
+        <w:t>\backend\MediaBacklogManagerBackend</w:t>
+      </w:r>
+      <w:r>
+        <w:t xml:space="preserve">\MediaBacklogManagerBackend and </w:t>
+      </w:r>
+      <w:r>
+        <w:t>\backend\MediaBacklogManagerBackend</w:t>
+      </w:r>
+      <w:r>
+        <w:t>\MediaBacklogManager.Tests folder</w:t>
+      </w:r>
+      <w:r>
+        <w:t xml:space="preserve"> in powershell</w:t>
+      </w:r>
       <w:r>
         <w:t xml:space="preserve"> and run “dotnet restore” to manually download and install the necessary NuGet packages.</w:t>
       </w:r>
@@ -5888,15 +5217,7 @@
         </w:numPr>
       </w:pPr>
       <w:r>
-        <w:t xml:space="preserve">The angular frontend root folder is </w:t>
-      </w:r>
-      <w:proofErr w:type="gramStart"/>
-      <w:r>
-        <w:t>locate</w:t>
-      </w:r>
-      <w:proofErr w:type="gramEnd"/>
-      <w:r>
-        <w:t xml:space="preserve"> at </w:t>
+        <w:t xml:space="preserve">The angular frontend root folder is locate at </w:t>
       </w:r>
       <w:r>
         <w:t>frontend\media-backlog-frontend</w:t>
@@ -5935,15 +5256,7 @@
         <w:t>PowerShell</w:t>
       </w:r>
       <w:r>
-        <w:t xml:space="preserve"> and run “</w:t>
-      </w:r>
-      <w:proofErr w:type="spellStart"/>
-      <w:r>
-        <w:t>npm</w:t>
-      </w:r>
-      <w:proofErr w:type="spellEnd"/>
-      <w:r>
-        <w:t xml:space="preserve"> install”</w:t>
+        <w:t xml:space="preserve"> and run “npm install”</w:t>
       </w:r>
     </w:p>
     <w:p>
@@ -5986,23 +5299,7 @@
     </w:p>
     <w:p>
       <w:r>
-        <w:t xml:space="preserve">A development account is created by default using the credentials stored in the </w:t>
-      </w:r>
-      <w:proofErr w:type="spellStart"/>
-      <w:r>
-        <w:t>appsettings.json</w:t>
-      </w:r>
-      <w:proofErr w:type="spellEnd"/>
-      <w:r>
-        <w:t xml:space="preserve"> file in the </w:t>
-      </w:r>
-      <w:proofErr w:type="spellStart"/>
-      <w:r>
-        <w:t>MediaBacklogManagerBackend</w:t>
-      </w:r>
-      <w:proofErr w:type="spellEnd"/>
-      <w:r>
-        <w:t xml:space="preserve"> project. These Credentials can be changed as needed.</w:t>
+        <w:t>A development account is created by default using the credentials stored in the appsettings.json file in the MediaBacklogManagerBackend project. These Credentials can be changed as needed.</w:t>
       </w:r>
     </w:p>
     <w:p>
@@ -6280,15 +5577,7 @@
         </w:numPr>
       </w:pPr>
       <w:r>
-        <w:t xml:space="preserve">Click </w:t>
-      </w:r>
-      <w:proofErr w:type="gramStart"/>
-      <w:r>
-        <w:t>manage</w:t>
-      </w:r>
-      <w:proofErr w:type="gramEnd"/>
-      <w:r>
-        <w:t xml:space="preserve"> deployment token at the top of the page and then copy the deployment token.</w:t>
+        <w:t>Click manage deployment token at the top of the page and then copy the deployment token.</w:t>
       </w:r>
     </w:p>
     <w:p>
@@ -6376,15 +5665,7 @@
       </w:pPr>
       <w:r>
         <w:lastRenderedPageBreak/>
-        <w:t xml:space="preserve">Hit </w:t>
-      </w:r>
-      <w:proofErr w:type="gramStart"/>
-      <w:r>
-        <w:t>save</w:t>
-      </w:r>
-      <w:proofErr w:type="gramEnd"/>
-      <w:r>
-        <w:t>.</w:t>
+        <w:t>Hit save.</w:t>
       </w:r>
     </w:p>
     <w:p>
@@ -6396,18 +5677,11 @@
         </w:numPr>
       </w:pPr>
       <w:r>
-        <w:t xml:space="preserve">Ensure the </w:t>
-      </w:r>
-      <w:proofErr w:type="gramStart"/>
-      <w:r>
-        <w:t>“.</w:t>
-      </w:r>
-      <w:proofErr w:type="spellStart"/>
+        <w:t>Ensure the “.</w:t>
+      </w:r>
       <w:r>
         <w:t>gitlab-ci.yml</w:t>
       </w:r>
-      <w:proofErr w:type="spellEnd"/>
-      <w:proofErr w:type="gramEnd"/>
       <w:r>
         <w:t>” file is in the repository root. – this will allow GitLab to connect to azure and automatically deploy the application.</w:t>
       </w:r>
@@ -6565,15 +5839,7 @@
         </w:numPr>
       </w:pPr>
       <w:r>
-        <w:t xml:space="preserve">In the </w:t>
-      </w:r>
-      <w:proofErr w:type="gramStart"/>
-      <w:r>
-        <w:t>publish</w:t>
-      </w:r>
-      <w:proofErr w:type="gramEnd"/>
-      <w:r>
-        <w:t xml:space="preserve"> field, select Code</w:t>
+        <w:t>In the publish field, select Code</w:t>
       </w:r>
     </w:p>
     <w:p>
@@ -6609,15 +5875,7 @@
         </w:numPr>
       </w:pPr>
       <w:r>
-        <w:t xml:space="preserve">Pick a region (I did East US 2. If you receive an error about a quota you may need to ensure that you have available VMs in your quota for whichever pricing and </w:t>
-      </w:r>
-      <w:proofErr w:type="gramStart"/>
-      <w:r>
-        <w:t>location</w:t>
-      </w:r>
-      <w:proofErr w:type="gramEnd"/>
-      <w:r>
-        <w:t xml:space="preserve"> you are using.)</w:t>
+        <w:t>Pick a region (I did East US 2. If you receive an error about a quota you may need to ensure that you have available VMs in your quota for whichever pricing and location you are using.)</w:t>
       </w:r>
     </w:p>
     <w:p>
@@ -6779,15 +6037,7 @@
         </w:numPr>
       </w:pPr>
       <w:r>
-        <w:t xml:space="preserve">Press </w:t>
-      </w:r>
-      <w:proofErr w:type="gramStart"/>
-      <w:r>
-        <w:t>apply</w:t>
-      </w:r>
-      <w:proofErr w:type="gramEnd"/>
-      <w:r>
-        <w:t>.</w:t>
+        <w:t>Press apply.</w:t>
       </w:r>
     </w:p>
     <w:p>
@@ -6888,13 +6138,8 @@
           <w:numId w:val="13"/>
         </w:numPr>
       </w:pPr>
-      <w:proofErr w:type="spellStart"/>
-      <w:r>
-        <w:t>Jwt</w:t>
-      </w:r>
-      <w:proofErr w:type="spellEnd"/>
-      <w:r>
-        <w:t>__Key</w:t>
+      <w:r>
+        <w:t>Jwt__Key</w:t>
       </w:r>
     </w:p>
     <w:p>
@@ -6917,13 +6162,8 @@
           <w:numId w:val="13"/>
         </w:numPr>
       </w:pPr>
-      <w:proofErr w:type="spellStart"/>
-      <w:r>
-        <w:t>Jwt</w:t>
-      </w:r>
-      <w:proofErr w:type="spellEnd"/>
-      <w:r>
-        <w:t>__Issuer</w:t>
+      <w:r>
+        <w:t>Jwt__Issuer</w:t>
       </w:r>
     </w:p>
     <w:p>
@@ -6946,14 +6186,9 @@
           <w:numId w:val="13"/>
         </w:numPr>
       </w:pPr>
-      <w:proofErr w:type="spellStart"/>
       <w:r>
         <w:lastRenderedPageBreak/>
-        <w:t>Jwt</w:t>
-      </w:r>
-      <w:proofErr w:type="spellEnd"/>
-      <w:r>
-        <w:t>__Audience</w:t>
+        <w:t>Jwt__Audience</w:t>
       </w:r>
     </w:p>
     <w:p>
@@ -6976,11 +6211,9 @@
           <w:numId w:val="13"/>
         </w:numPr>
       </w:pPr>
-      <w:proofErr w:type="spellStart"/>
       <w:r>
         <w:t>User__Username</w:t>
       </w:r>
-      <w:proofErr w:type="spellEnd"/>
     </w:p>
     <w:p>
       <w:pPr>
@@ -6990,11 +6223,9 @@
           <w:numId w:val="13"/>
         </w:numPr>
       </w:pPr>
-      <w:proofErr w:type="spellStart"/>
       <w:r>
         <w:t>User__Password</w:t>
       </w:r>
-      <w:proofErr w:type="spellEnd"/>
     </w:p>
     <w:p>
       <w:pPr>
@@ -7019,11 +6250,9 @@
       <w:r>
         <w:t>Name: “</w:t>
       </w:r>
-      <w:proofErr w:type="spellStart"/>
       <w:r>
         <w:t>DefaultConnection</w:t>
       </w:r>
-      <w:proofErr w:type="spellEnd"/>
       <w:r>
         <w:t>”</w:t>
       </w:r>
@@ -7037,21 +6266,11 @@
         </w:numPr>
       </w:pPr>
       <w:r>
-        <w:t>Value</w:t>
-      </w:r>
-      <w:proofErr w:type="gramStart"/>
-      <w:r>
-        <w:t>: ”</w:t>
-      </w:r>
-      <w:proofErr w:type="gramEnd"/>
-      <w:r>
-        <w:t>D:\home\data\</w:t>
-      </w:r>
-      <w:proofErr w:type="spellStart"/>
-      <w:r>
-        <w:t>BacklogManager.db</w:t>
-      </w:r>
-      <w:proofErr w:type="spellEnd"/>
+        <w:t>Value: ”</w:t>
+      </w:r>
+      <w:r>
+        <w:t>D:\home\data\BacklogManager.db</w:t>
+      </w:r>
       <w:r>
         <w:t>”</w:t>
       </w:r>
@@ -7160,15 +6379,7 @@
       </w:pPr>
       <w:r>
         <w:lastRenderedPageBreak/>
-        <w:t xml:space="preserve">Value: Paste the contents from the </w:t>
-      </w:r>
-      <w:proofErr w:type="gramStart"/>
-      <w:r>
-        <w:t>publish</w:t>
-      </w:r>
-      <w:proofErr w:type="gramEnd"/>
-      <w:r>
-        <w:t xml:space="preserve"> profile file that was downloaded in step 15</w:t>
+        <w:t>Value: Paste the contents from the publish profile file that was downloaded in step 15</w:t>
       </w:r>
     </w:p>
     <w:p>
@@ -7179,13 +6390,8 @@
           <w:numId w:val="13"/>
         </w:numPr>
       </w:pPr>
-      <w:proofErr w:type="gramStart"/>
-      <w:r>
-        <w:t>Hit</w:t>
-      </w:r>
-      <w:proofErr w:type="gramEnd"/>
-      <w:r>
-        <w:t xml:space="preserve"> Save.</w:t>
+      <w:r>
+        <w:t>Hit Save.</w:t>
       </w:r>
     </w:p>
     <w:p>
@@ -7258,15 +6464,7 @@
         </w:numPr>
       </w:pPr>
       <w:r>
-        <w:t xml:space="preserve">Paste the URL from the frontend into the </w:t>
-      </w:r>
-      <w:proofErr w:type="spellStart"/>
-      <w:r>
-        <w:t>Program.cs</w:t>
-      </w:r>
-      <w:proofErr w:type="spellEnd"/>
-      <w:r>
-        <w:t xml:space="preserve"> file in the ASP.net project. The URL needs to be placed in the CORS options. Currently around line 75 (This file is located at </w:t>
+        <w:t xml:space="preserve">Paste the URL from the frontend into the Program.cs file in the ASP.net project. The URL needs to be placed in the CORS options. Currently around line 75 (This file is located at </w:t>
       </w:r>
       <w:r>
         <w:t>backend\MediaBacklogManagerBackend\MediaBacklogManagerBackend\Program.cs</w:t>
@@ -7324,39 +6522,7 @@
         <w:ind w:left="360" w:firstLine="0"/>
       </w:pPr>
       <w:r>
-        <w:t xml:space="preserve">Paste the URL From the backend into the </w:t>
-      </w:r>
-      <w:proofErr w:type="spellStart"/>
-      <w:r>
-        <w:t>environment.ts</w:t>
-      </w:r>
-      <w:proofErr w:type="spellEnd"/>
-      <w:r>
-        <w:t xml:space="preserve"> file in the angular project. This file is located at: frontend/media-backlog-frontend/</w:t>
-      </w:r>
-      <w:proofErr w:type="spellStart"/>
-      <w:r>
-        <w:t>src</w:t>
-      </w:r>
-      <w:proofErr w:type="spellEnd"/>
-      <w:r>
-        <w:t>/environments/</w:t>
-      </w:r>
-      <w:proofErr w:type="spellStart"/>
-      <w:r>
-        <w:t>environment.ts</w:t>
-      </w:r>
-      <w:proofErr w:type="spellEnd"/>
-      <w:r>
-        <w:t>. The URL should include /</w:t>
-      </w:r>
-      <w:proofErr w:type="spellStart"/>
-      <w:r>
-        <w:t>api</w:t>
-      </w:r>
-      <w:proofErr w:type="spellEnd"/>
-      <w:r>
-        <w:t xml:space="preserve"> at the end as this is the base Api endpoint the application builds its Api URLs on.</w:t>
+        <w:t>Paste the URL From the backend into the environment.ts file in the angular project. This file is located at: frontend/media-backlog-frontend/src/environments/environment.ts. The URL should include /api at the end as this is the base Api endpoint the application builds its Api URLs on.</w:t>
       </w:r>
     </w:p>
     <w:p>
@@ -7454,15 +6620,16 @@
     </w:p>
     <w:p>
       <w:r>
-        <w:t>Provided below is documentation for how to use the ap</w:t>
-      </w:r>
-    </w:p>
-    <w:p>
-      <w:r>
-        <w:t xml:space="preserve">plication. This information is intended to allow a new user of the application to open the application and perform all functions available within the application. </w:t>
-      </w:r>
-      <w:r>
-        <w:t>Because the application is web based not install is required by the user. The only thing required by the user</w:t>
+        <w:t xml:space="preserve">Provided below is documentation for how to use the application. This information is intended to allow a new user of the application to open the application and perform all functions available within the application. </w:t>
+      </w:r>
+      <w:r>
+        <w:t>Because the application is web based</w:t>
+      </w:r>
+      <w:r>
+        <w:t>,</w:t>
+      </w:r>
+      <w:r>
+        <w:t xml:space="preserve"> no install is required by the user. The only thing required by the user</w:t>
       </w:r>
       <w:r>
         <w:t xml:space="preserve"> is to navigate to the webpage where the application is hosted. Due to the applications web hosted nature, this </w:t>
@@ -7500,15 +6667,7 @@
         </w:numPr>
       </w:pPr>
       <w:r>
-        <w:t xml:space="preserve">To open the </w:t>
-      </w:r>
-      <w:proofErr w:type="gramStart"/>
-      <w:r>
-        <w:t>application</w:t>
-      </w:r>
-      <w:proofErr w:type="gramEnd"/>
-      <w:r>
-        <w:t xml:space="preserve"> navigate to the application’s web page</w:t>
+        <w:t>To open the application navigate to the application’s web page</w:t>
       </w:r>
     </w:p>
     <w:p>
@@ -7556,15 +6715,7 @@
         </w:numPr>
       </w:pPr>
       <w:r>
-        <w:t xml:space="preserve">Click on the “Create Account” button in the bottom </w:t>
-      </w:r>
-      <w:proofErr w:type="gramStart"/>
-      <w:r>
-        <w:t>right hand</w:t>
-      </w:r>
-      <w:proofErr w:type="gramEnd"/>
-      <w:r>
-        <w:t xml:space="preserve"> corner of the login screen. </w:t>
+        <w:t xml:space="preserve">Click on the “Create Account” button in the bottom right hand corner of the login screen. </w:t>
       </w:r>
     </w:p>
     <w:p>
@@ -7576,15 +6727,15 @@
         </w:numPr>
       </w:pPr>
       <w:r>
+        <w:t>The application should automatically route you to this screen</w:t>
+      </w:r>
+    </w:p>
+    <w:p>
+      <w:pPr>
+        <w:pStyle w:val="ListParagraph"/>
+      </w:pPr>
+      <w:r>
         <w:lastRenderedPageBreak/>
-        <w:t>The application should automatically route you to this screen</w:t>
-      </w:r>
-    </w:p>
-    <w:p>
-      <w:pPr>
-        <w:pStyle w:val="ListParagraph"/>
-      </w:pPr>
-      <w:r>
         <w:drawing>
           <wp:inline distT="0" distB="0" distL="0" distR="0" wp14:anchorId="6C211299" wp14:editId="0A7E5D47">
             <wp:extent cx="3651813" cy="2002645"/>
@@ -7745,7 +6896,6 @@
         </w:numPr>
       </w:pPr>
       <w:r>
-        <w:lastRenderedPageBreak/>
         <w:t xml:space="preserve">Press “Create Account” </w:t>
       </w:r>
     </w:p>
@@ -7758,6 +6908,7 @@
         </w:numPr>
       </w:pPr>
       <w:r>
+        <w:lastRenderedPageBreak/>
         <w:t>You will be notified if there are any conflicts with your username or email or if there are issues with your password.</w:t>
       </w:r>
     </w:p>
@@ -8236,7 +7387,13 @@
         </w:numPr>
       </w:pPr>
       <w:r>
-        <w:t>Press The create Game Button</w:t>
+        <w:t xml:space="preserve">Press </w:t>
+      </w:r>
+      <w:r>
+        <w:t>the create b</w:t>
+      </w:r>
+      <w:r>
+        <w:t>utton</w:t>
       </w:r>
     </w:p>
     <w:p>
@@ -8411,13 +7568,8 @@
           <w:numId w:val="23"/>
         </w:numPr>
       </w:pPr>
-      <w:proofErr w:type="gramStart"/>
-      <w:r>
-        <w:t>First</w:t>
-      </w:r>
-      <w:proofErr w:type="gramEnd"/>
-      <w:r>
-        <w:t xml:space="preserve"> you can quickly toggle the priority status of an item by clicking on the star in the top right corner of the media view card</w:t>
+      <w:r>
+        <w:t>First you can quickly toggle the priority status of an item by clicking on the star in the top right corner of the media view card</w:t>
       </w:r>
     </w:p>
     <w:p>
@@ -8551,23 +7703,7 @@
         </w:numPr>
       </w:pPr>
       <w:r>
-        <w:t xml:space="preserve">This </w:t>
-      </w:r>
-      <w:proofErr w:type="gramStart"/>
-      <w:r>
-        <w:t>edit</w:t>
-      </w:r>
-      <w:proofErr w:type="gramEnd"/>
-      <w:r>
-        <w:t xml:space="preserve"> form behaves in the same way as the media creation page. For </w:t>
-      </w:r>
-      <w:proofErr w:type="gramStart"/>
-      <w:r>
-        <w:t>instructions</w:t>
-      </w:r>
-      <w:proofErr w:type="gramEnd"/>
-      <w:r>
-        <w:t xml:space="preserve"> please see the “Adding an Item to Your Backlog” section</w:t>
+        <w:t>This edit form behaves in the same way as the media creation page. For instructions please see the “Adding an Item to Your Backlog” section</w:t>
       </w:r>
     </w:p>
     <w:p>
@@ -8636,14 +7772,9 @@
           <w:numId w:val="24"/>
         </w:numPr>
       </w:pPr>
-      <w:proofErr w:type="gramStart"/>
       <w:r>
         <w:lastRenderedPageBreak/>
-        <w:t>First</w:t>
-      </w:r>
-      <w:proofErr w:type="gramEnd"/>
-      <w:r>
-        <w:t xml:space="preserve"> you can search at any time by using the search bar available in the nav bar.</w:t>
+        <w:t>First you can search at any time by using the search bar available in the nav bar.</w:t>
       </w:r>
     </w:p>
     <w:p>
@@ -8697,7 +7828,13 @@
         </w:numPr>
       </w:pPr>
       <w:r>
-        <w:t>To use this search bar just type in the term that you would like to search then press enter or click the search icon.</w:t>
+        <w:t xml:space="preserve">To use this search bar </w:t>
+      </w:r>
+      <w:r>
+        <w:t xml:space="preserve">enter </w:t>
+      </w:r>
+      <w:r>
+        <w:t>the term that you would like to search then press enter or click the search icon.</w:t>
       </w:r>
     </w:p>
     <w:p>
@@ -8762,13 +7899,8 @@
           <w:numId w:val="24"/>
         </w:numPr>
       </w:pPr>
-      <w:proofErr w:type="gramStart"/>
-      <w:r>
-        <w:t>Second</w:t>
-      </w:r>
-      <w:proofErr w:type="gramEnd"/>
-      <w:r>
-        <w:t xml:space="preserve"> </w:t>
+      <w:r>
+        <w:t xml:space="preserve">Second </w:t>
       </w:r>
       <w:r>
         <w:t>you can search by clicking on any of the chips on the media view page. This will bring up any media items that share that chip.</w:t>
@@ -8826,15 +7958,7 @@
       </w:pPr>
       <w:r>
         <w:lastRenderedPageBreak/>
-        <w:t xml:space="preserve">There are 3 types of chips in the media view page. Genres, Recommenders, and Platforms. Platforms </w:t>
-      </w:r>
-      <w:proofErr w:type="gramStart"/>
-      <w:r>
-        <w:t>is</w:t>
-      </w:r>
-      <w:proofErr w:type="gramEnd"/>
-      <w:r>
-        <w:t xml:space="preserve"> a field specific to the game media type that is for listing what gaming platforms the game can be played on.</w:t>
+        <w:t>There are 3 types of chips in the media view page. Genres, Recommenders, and Platforms. Platforms is a field specific to the game media type that is for listing what gaming platforms the game can be played on.</w:t>
       </w:r>
     </w:p>
     <w:p>
@@ -9022,15 +8146,7 @@
         </w:numPr>
       </w:pPr>
       <w:r>
-        <w:t xml:space="preserve">To export your </w:t>
-      </w:r>
-      <w:proofErr w:type="gramStart"/>
-      <w:r>
-        <w:t>data</w:t>
-      </w:r>
-      <w:proofErr w:type="gramEnd"/>
-      <w:r>
-        <w:t xml:space="preserve"> click on the profile button in the top right and then select “Export Data”</w:t>
+        <w:t>To export your data click on the profile button in the top right and then select “Export Data”</w:t>
       </w:r>
     </w:p>
     <w:p>

--- a/documentation/task3.docx
+++ b/documentation/task3.docx
@@ -627,7 +627,7 @@
       <w:pPr>
         <w:pStyle w:val="Heading1"/>
       </w:pPr>
-      <w:bookmarkStart w:id="0" w:name="_Toc233463897"/>
+      <w:bookmarkStart w:id="0" w:name="_Toc233584070"/>
       <w:r>
         <w:lastRenderedPageBreak/>
         <w:t>Table Of Contents</w:t>
@@ -682,7 +682,7 @@
           <w:r>
             <w:fldChar w:fldCharType="separate"/>
           </w:r>
-          <w:hyperlink w:anchor="_Toc233463897" w:history="1">
+          <w:hyperlink w:anchor="_Toc233584070" w:history="1">
             <w:r>
               <w:rPr>
                 <w:rStyle w:val="Hyperlink"/>
@@ -709,7 +709,7 @@
                 <w:noProof/>
                 <w:webHidden/>
               </w:rPr>
-              <w:instrText xml:space="preserve"> PAGEREF _Toc233463897 \h </w:instrText>
+              <w:instrText xml:space="preserve"> PAGEREF _Toc233584070 \h </w:instrText>
             </w:r>
             <w:r>
               <w:rPr>
@@ -758,7 +758,7 @@
               <w14:ligatures w14:val="standardContextual"/>
             </w:rPr>
           </w:pPr>
-          <w:hyperlink w:anchor="_Toc233463898" w:history="1">
+          <w:hyperlink w:anchor="_Toc233584071" w:history="1">
             <w:r>
               <w:rPr>
                 <w:rStyle w:val="Hyperlink"/>
@@ -785,7 +785,7 @@
                 <w:noProof/>
                 <w:webHidden/>
               </w:rPr>
-              <w:instrText xml:space="preserve"> PAGEREF _Toc233463898 \h </w:instrText>
+              <w:instrText xml:space="preserve"> PAGEREF _Toc233584071 \h </w:instrText>
             </w:r>
             <w:r>
               <w:rPr>
@@ -834,7 +834,7 @@
               <w14:ligatures w14:val="standardContextual"/>
             </w:rPr>
           </w:pPr>
-          <w:hyperlink w:anchor="_Toc233463899" w:history="1">
+          <w:hyperlink w:anchor="_Toc233584072" w:history="1">
             <w:r>
               <w:rPr>
                 <w:rStyle w:val="Hyperlink"/>
@@ -861,7 +861,7 @@
                 <w:noProof/>
                 <w:webHidden/>
               </w:rPr>
-              <w:instrText xml:space="preserve"> PAGEREF _Toc233463899 \h </w:instrText>
+              <w:instrText xml:space="preserve"> PAGEREF _Toc233584072 \h </w:instrText>
             </w:r>
             <w:r>
               <w:rPr>
@@ -910,7 +910,7 @@
               <w14:ligatures w14:val="standardContextual"/>
             </w:rPr>
           </w:pPr>
-          <w:hyperlink w:anchor="_Toc233463900" w:history="1">
+          <w:hyperlink w:anchor="_Toc233584073" w:history="1">
             <w:r>
               <w:rPr>
                 <w:rStyle w:val="Hyperlink"/>
@@ -937,7 +937,7 @@
                 <w:noProof/>
                 <w:webHidden/>
               </w:rPr>
-              <w:instrText xml:space="preserve"> PAGEREF _Toc233463900 \h </w:instrText>
+              <w:instrText xml:space="preserve"> PAGEREF _Toc233584073 \h </w:instrText>
             </w:r>
             <w:r>
               <w:rPr>
@@ -986,7 +986,7 @@
               <w14:ligatures w14:val="standardContextual"/>
             </w:rPr>
           </w:pPr>
-          <w:hyperlink w:anchor="_Toc233463901" w:history="1">
+          <w:hyperlink w:anchor="_Toc233584074" w:history="1">
             <w:r>
               <w:rPr>
                 <w:rStyle w:val="Hyperlink"/>
@@ -1013,7 +1013,7 @@
                 <w:noProof/>
                 <w:webHidden/>
               </w:rPr>
-              <w:instrText xml:space="preserve"> PAGEREF _Toc233463901 \h </w:instrText>
+              <w:instrText xml:space="preserve"> PAGEREF _Toc233584074 \h </w:instrText>
             </w:r>
             <w:r>
               <w:rPr>
@@ -1033,7 +1033,7 @@
                 <w:noProof/>
                 <w:webHidden/>
               </w:rPr>
-              <w:t>4</w:t>
+              <w:t>8</w:t>
             </w:r>
             <w:r>
               <w:rPr>
@@ -1062,7 +1062,7 @@
               <w14:ligatures w14:val="standardContextual"/>
             </w:rPr>
           </w:pPr>
-          <w:hyperlink w:anchor="_Toc233463902" w:history="1">
+          <w:hyperlink w:anchor="_Toc233584075" w:history="1">
             <w:r>
               <w:rPr>
                 <w:rStyle w:val="Hyperlink"/>
@@ -1089,7 +1089,7 @@
                 <w:noProof/>
                 <w:webHidden/>
               </w:rPr>
-              <w:instrText xml:space="preserve"> PAGEREF _Toc233463902 \h </w:instrText>
+              <w:instrText xml:space="preserve"> PAGEREF _Toc233584075 \h </w:instrText>
             </w:r>
             <w:r>
               <w:rPr>
@@ -1109,7 +1109,7 @@
                 <w:noProof/>
                 <w:webHidden/>
               </w:rPr>
-              <w:t>4</w:t>
+              <w:t>8</w:t>
             </w:r>
             <w:r>
               <w:rPr>
@@ -1136,7 +1136,7 @@
               <w14:ligatures w14:val="standardContextual"/>
             </w:rPr>
           </w:pPr>
-          <w:hyperlink w:anchor="_Toc233463903" w:history="1">
+          <w:hyperlink w:anchor="_Toc233584076" w:history="1">
             <w:r>
               <w:rPr>
                 <w:rStyle w:val="Hyperlink"/>
@@ -1163,7 +1163,7 @@
                 <w:noProof/>
                 <w:webHidden/>
               </w:rPr>
-              <w:instrText xml:space="preserve"> PAGEREF _Toc233463903 \h </w:instrText>
+              <w:instrText xml:space="preserve"> PAGEREF _Toc233584076 \h </w:instrText>
             </w:r>
             <w:r>
               <w:rPr>
@@ -1183,7 +1183,7 @@
                 <w:noProof/>
                 <w:webHidden/>
               </w:rPr>
-              <w:t>4</w:t>
+              <w:t>8</w:t>
             </w:r>
             <w:r>
               <w:rPr>
@@ -1210,7 +1210,7 @@
               <w14:ligatures w14:val="standardContextual"/>
             </w:rPr>
           </w:pPr>
-          <w:hyperlink w:anchor="_Toc233463904" w:history="1">
+          <w:hyperlink w:anchor="_Toc233584077" w:history="1">
             <w:r>
               <w:rPr>
                 <w:rStyle w:val="Hyperlink"/>
@@ -1237,7 +1237,7 @@
                 <w:noProof/>
                 <w:webHidden/>
               </w:rPr>
-              <w:instrText xml:space="preserve"> PAGEREF _Toc233463904 \h </w:instrText>
+              <w:instrText xml:space="preserve"> PAGEREF _Toc233584077 \h </w:instrText>
             </w:r>
             <w:r>
               <w:rPr>
@@ -1257,7 +1257,7 @@
                 <w:noProof/>
                 <w:webHidden/>
               </w:rPr>
-              <w:t>5</w:t>
+              <w:t>9</w:t>
             </w:r>
             <w:r>
               <w:rPr>
@@ -1286,7 +1286,7 @@
               <w14:ligatures w14:val="standardContextual"/>
             </w:rPr>
           </w:pPr>
-          <w:hyperlink w:anchor="_Toc233463905" w:history="1">
+          <w:hyperlink w:anchor="_Toc233584078" w:history="1">
             <w:r>
               <w:rPr>
                 <w:rStyle w:val="Hyperlink"/>
@@ -1313,7 +1313,7 @@
                 <w:noProof/>
                 <w:webHidden/>
               </w:rPr>
-              <w:instrText xml:space="preserve"> PAGEREF _Toc233463905 \h </w:instrText>
+              <w:instrText xml:space="preserve"> PAGEREF _Toc233584078 \h </w:instrText>
             </w:r>
             <w:r>
               <w:rPr>
@@ -1333,7 +1333,7 @@
                 <w:noProof/>
                 <w:webHidden/>
               </w:rPr>
-              <w:t>5</w:t>
+              <w:t>10</w:t>
             </w:r>
             <w:r>
               <w:rPr>
@@ -1360,7 +1360,7 @@
               <w14:ligatures w14:val="standardContextual"/>
             </w:rPr>
           </w:pPr>
-          <w:hyperlink w:anchor="_Toc233463906" w:history="1">
+          <w:hyperlink w:anchor="_Toc233584079" w:history="1">
             <w:r>
               <w:rPr>
                 <w:rStyle w:val="Hyperlink"/>
@@ -1387,7 +1387,7 @@
                 <w:noProof/>
                 <w:webHidden/>
               </w:rPr>
-              <w:instrText xml:space="preserve"> PAGEREF _Toc233463906 \h </w:instrText>
+              <w:instrText xml:space="preserve"> PAGEREF _Toc233584079 \h </w:instrText>
             </w:r>
             <w:r>
               <w:rPr>
@@ -1407,7 +1407,7 @@
                 <w:noProof/>
                 <w:webHidden/>
               </w:rPr>
-              <w:t>5</w:t>
+              <w:t>10</w:t>
             </w:r>
             <w:r>
               <w:rPr>
@@ -1434,7 +1434,7 @@
               <w14:ligatures w14:val="standardContextual"/>
             </w:rPr>
           </w:pPr>
-          <w:hyperlink w:anchor="_Toc233463907" w:history="1">
+          <w:hyperlink w:anchor="_Toc233584080" w:history="1">
             <w:r>
               <w:rPr>
                 <w:rStyle w:val="Hyperlink"/>
@@ -1461,7 +1461,7 @@
                 <w:noProof/>
                 <w:webHidden/>
               </w:rPr>
-              <w:instrText xml:space="preserve"> PAGEREF _Toc233463907 \h </w:instrText>
+              <w:instrText xml:space="preserve"> PAGEREF _Toc233584080 \h </w:instrText>
             </w:r>
             <w:r>
               <w:rPr>
@@ -1481,7 +1481,7 @@
                 <w:noProof/>
                 <w:webHidden/>
               </w:rPr>
-              <w:t>5</w:t>
+              <w:t>10</w:t>
             </w:r>
             <w:r>
               <w:rPr>
@@ -1508,7 +1508,7 @@
               <w14:ligatures w14:val="standardContextual"/>
             </w:rPr>
           </w:pPr>
-          <w:hyperlink w:anchor="_Toc233463908" w:history="1">
+          <w:hyperlink w:anchor="_Toc233584081" w:history="1">
             <w:r>
               <w:rPr>
                 <w:rStyle w:val="Hyperlink"/>
@@ -1535,7 +1535,7 @@
                 <w:noProof/>
                 <w:webHidden/>
               </w:rPr>
-              <w:instrText xml:space="preserve"> PAGEREF _Toc233463908 \h </w:instrText>
+              <w:instrText xml:space="preserve"> PAGEREF _Toc233584081 \h </w:instrText>
             </w:r>
             <w:r>
               <w:rPr>
@@ -1555,7 +1555,7 @@
                 <w:noProof/>
                 <w:webHidden/>
               </w:rPr>
-              <w:t>5</w:t>
+              <w:t>10</w:t>
             </w:r>
             <w:r>
               <w:rPr>
@@ -1582,7 +1582,7 @@
               <w14:ligatures w14:val="standardContextual"/>
             </w:rPr>
           </w:pPr>
-          <w:hyperlink w:anchor="_Toc233463909" w:history="1">
+          <w:hyperlink w:anchor="_Toc233584082" w:history="1">
             <w:r>
               <w:rPr>
                 <w:rStyle w:val="Hyperlink"/>
@@ -1609,7 +1609,7 @@
                 <w:noProof/>
                 <w:webHidden/>
               </w:rPr>
-              <w:instrText xml:space="preserve"> PAGEREF _Toc233463909 \h </w:instrText>
+              <w:instrText xml:space="preserve"> PAGEREF _Toc233584082 \h </w:instrText>
             </w:r>
             <w:r>
               <w:rPr>
@@ -1629,7 +1629,7 @@
                 <w:noProof/>
                 <w:webHidden/>
               </w:rPr>
-              <w:t>5</w:t>
+              <w:t>11</w:t>
             </w:r>
             <w:r>
               <w:rPr>
@@ -1656,7 +1656,7 @@
               <w14:ligatures w14:val="standardContextual"/>
             </w:rPr>
           </w:pPr>
-          <w:hyperlink w:anchor="_Toc233463910" w:history="1">
+          <w:hyperlink w:anchor="_Toc233584083" w:history="1">
             <w:r>
               <w:rPr>
                 <w:rStyle w:val="Hyperlink"/>
@@ -1683,7 +1683,7 @@
                 <w:noProof/>
                 <w:webHidden/>
               </w:rPr>
-              <w:instrText xml:space="preserve"> PAGEREF _Toc233463910 \h </w:instrText>
+              <w:instrText xml:space="preserve"> PAGEREF _Toc233584083 \h </w:instrText>
             </w:r>
             <w:r>
               <w:rPr>
@@ -1703,7 +1703,7 @@
                 <w:noProof/>
                 <w:webHidden/>
               </w:rPr>
-              <w:t>5</w:t>
+              <w:t>11</w:t>
             </w:r>
             <w:r>
               <w:rPr>
@@ -1730,7 +1730,7 @@
               <w14:ligatures w14:val="standardContextual"/>
             </w:rPr>
           </w:pPr>
-          <w:hyperlink w:anchor="_Toc233463911" w:history="1">
+          <w:hyperlink w:anchor="_Toc233584084" w:history="1">
             <w:r>
               <w:rPr>
                 <w:rStyle w:val="Hyperlink"/>
@@ -1757,7 +1757,7 @@
                 <w:noProof/>
                 <w:webHidden/>
               </w:rPr>
-              <w:instrText xml:space="preserve"> PAGEREF _Toc233463911 \h </w:instrText>
+              <w:instrText xml:space="preserve"> PAGEREF _Toc233584084 \h </w:instrText>
             </w:r>
             <w:r>
               <w:rPr>
@@ -1777,7 +1777,7 @@
                 <w:noProof/>
                 <w:webHidden/>
               </w:rPr>
-              <w:t>5</w:t>
+              <w:t>12</w:t>
             </w:r>
             <w:r>
               <w:rPr>
@@ -1806,7 +1806,7 @@
               <w14:ligatures w14:val="standardContextual"/>
             </w:rPr>
           </w:pPr>
-          <w:hyperlink w:anchor="_Toc233463912" w:history="1">
+          <w:hyperlink w:anchor="_Toc233584085" w:history="1">
             <w:r>
               <w:rPr>
                 <w:rStyle w:val="Hyperlink"/>
@@ -1833,7 +1833,7 @@
                 <w:noProof/>
                 <w:webHidden/>
               </w:rPr>
-              <w:instrText xml:space="preserve"> PAGEREF _Toc233463912 \h </w:instrText>
+              <w:instrText xml:space="preserve"> PAGEREF _Toc233584085 \h </w:instrText>
             </w:r>
             <w:r>
               <w:rPr>
@@ -1853,7 +1853,7 @@
                 <w:noProof/>
                 <w:webHidden/>
               </w:rPr>
-              <w:t>6</w:t>
+              <w:t>15</w:t>
             </w:r>
             <w:r>
               <w:rPr>
@@ -1882,7 +1882,7 @@
               <w14:ligatures w14:val="standardContextual"/>
             </w:rPr>
           </w:pPr>
-          <w:hyperlink w:anchor="_Toc233463913" w:history="1">
+          <w:hyperlink w:anchor="_Toc233584086" w:history="1">
             <w:r>
               <w:rPr>
                 <w:rStyle w:val="Hyperlink"/>
@@ -1909,7 +1909,7 @@
                 <w:noProof/>
                 <w:webHidden/>
               </w:rPr>
-              <w:instrText xml:space="preserve"> PAGEREF _Toc233463913 \h </w:instrText>
+              <w:instrText xml:space="preserve"> PAGEREF _Toc233584086 \h </w:instrText>
             </w:r>
             <w:r>
               <w:rPr>
@@ -1929,7 +1929,7 @@
                 <w:noProof/>
                 <w:webHidden/>
               </w:rPr>
-              <w:t>6</w:t>
+              <w:t>18</w:t>
             </w:r>
             <w:r>
               <w:rPr>
@@ -1958,7 +1958,7 @@
               <w14:ligatures w14:val="standardContextual"/>
             </w:rPr>
           </w:pPr>
-          <w:hyperlink w:anchor="_Toc233463914" w:history="1">
+          <w:hyperlink w:anchor="_Toc233584087" w:history="1">
             <w:r>
               <w:rPr>
                 <w:rStyle w:val="Hyperlink"/>
@@ -1985,7 +1985,7 @@
                 <w:noProof/>
                 <w:webHidden/>
               </w:rPr>
-              <w:instrText xml:space="preserve"> PAGEREF _Toc233463914 \h </w:instrText>
+              <w:instrText xml:space="preserve"> PAGEREF _Toc233584087 \h </w:instrText>
             </w:r>
             <w:r>
               <w:rPr>
@@ -2005,7 +2005,83 @@
                 <w:noProof/>
                 <w:webHidden/>
               </w:rPr>
-              <w:t>6</w:t>
+              <w:t>18</w:t>
+            </w:r>
+            <w:r>
+              <w:rPr>
+                <w:noProof/>
+                <w:webHidden/>
+              </w:rPr>
+              <w:fldChar w:fldCharType="end"/>
+            </w:r>
+          </w:hyperlink>
+        </w:p>
+        <w:p>
+          <w:pPr>
+            <w:pStyle w:val="TOC1"/>
+            <w:tabs>
+              <w:tab w:val="right" w:pos="9350"/>
+            </w:tabs>
+            <w:rPr>
+              <w:rFonts w:cstheme="minorBidi"/>
+              <w:b w:val="0"/>
+              <w:bCs w:val="0"/>
+              <w:i w:val="0"/>
+              <w:iCs w:val="0"/>
+              <w:noProof/>
+              <w:kern w:val="2"/>
+              <w:lang w:eastAsia="en-US"/>
+              <w14:ligatures w14:val="standardContextual"/>
+            </w:rPr>
+          </w:pPr>
+          <w:hyperlink w:anchor="_Toc233584088" w:history="1">
+            <w:r>
+              <w:rPr>
+                <w:rStyle w:val="Hyperlink"/>
+                <w:noProof/>
+              </w:rPr>
+              <w:t>Guide for Setting Up and Maintaining the Application</w:t>
+            </w:r>
+            <w:r>
+              <w:rPr>
+                <w:noProof/>
+                <w:webHidden/>
+              </w:rPr>
+              <w:tab/>
+            </w:r>
+            <w:r>
+              <w:rPr>
+                <w:noProof/>
+                <w:webHidden/>
+              </w:rPr>
+              <w:fldChar w:fldCharType="begin"/>
+            </w:r>
+            <w:r>
+              <w:rPr>
+                <w:noProof/>
+                <w:webHidden/>
+              </w:rPr>
+              <w:instrText xml:space="preserve"> PAGEREF _Toc233584088 \h </w:instrText>
+            </w:r>
+            <w:r>
+              <w:rPr>
+                <w:noProof/>
+                <w:webHidden/>
+              </w:rPr>
+            </w:r>
+            <w:r>
+              <w:rPr>
+                <w:noProof/>
+                <w:webHidden/>
+              </w:rPr>
+              <w:fldChar w:fldCharType="separate"/>
+            </w:r>
+            <w:r>
+              <w:rPr>
+                <w:noProof/>
+                <w:webHidden/>
+              </w:rPr>
+              <w:t>20</w:t>
             </w:r>
             <w:r>
               <w:rPr>
@@ -2034,13 +2110,13 @@
               <w14:ligatures w14:val="standardContextual"/>
             </w:rPr>
           </w:pPr>
-          <w:hyperlink w:anchor="_Toc233463915" w:history="1">
+          <w:hyperlink w:anchor="_Toc233584089" w:history="1">
             <w:r>
               <w:rPr>
                 <w:rStyle w:val="Hyperlink"/>
                 <w:noProof/>
               </w:rPr>
-              <w:t>Introduction</w:t>
+              <w:t>Local Environment Setup</w:t>
             </w:r>
             <w:r>
               <w:rPr>
@@ -2061,7 +2137,7 @@
                 <w:noProof/>
                 <w:webHidden/>
               </w:rPr>
-              <w:instrText xml:space="preserve"> PAGEREF _Toc233463915 \h </w:instrText>
+              <w:instrText xml:space="preserve"> PAGEREF _Toc233584089 \h </w:instrText>
             </w:r>
             <w:r>
               <w:rPr>
@@ -2081,7 +2157,229 @@
                 <w:noProof/>
                 <w:webHidden/>
               </w:rPr>
-              <w:t>7</w:t>
+              <w:t>20</w:t>
+            </w:r>
+            <w:r>
+              <w:rPr>
+                <w:noProof/>
+                <w:webHidden/>
+              </w:rPr>
+              <w:fldChar w:fldCharType="end"/>
+            </w:r>
+          </w:hyperlink>
+        </w:p>
+        <w:p>
+          <w:pPr>
+            <w:pStyle w:val="TOC3"/>
+            <w:tabs>
+              <w:tab w:val="right" w:pos="9350"/>
+            </w:tabs>
+            <w:rPr>
+              <w:rFonts w:cstheme="minorBidi"/>
+              <w:noProof/>
+              <w:kern w:val="2"/>
+              <w:sz w:val="24"/>
+              <w:szCs w:val="24"/>
+              <w:lang w:eastAsia="en-US"/>
+              <w14:ligatures w14:val="standardContextual"/>
+            </w:rPr>
+          </w:pPr>
+          <w:hyperlink w:anchor="_Toc233584090" w:history="1">
+            <w:r>
+              <w:rPr>
+                <w:rStyle w:val="Hyperlink"/>
+                <w:noProof/>
+              </w:rPr>
+              <w:t>Backend Setup</w:t>
+            </w:r>
+            <w:r>
+              <w:rPr>
+                <w:noProof/>
+                <w:webHidden/>
+              </w:rPr>
+              <w:tab/>
+            </w:r>
+            <w:r>
+              <w:rPr>
+                <w:noProof/>
+                <w:webHidden/>
+              </w:rPr>
+              <w:fldChar w:fldCharType="begin"/>
+            </w:r>
+            <w:r>
+              <w:rPr>
+                <w:noProof/>
+                <w:webHidden/>
+              </w:rPr>
+              <w:instrText xml:space="preserve"> PAGEREF _Toc233584090 \h </w:instrText>
+            </w:r>
+            <w:r>
+              <w:rPr>
+                <w:noProof/>
+                <w:webHidden/>
+              </w:rPr>
+            </w:r>
+            <w:r>
+              <w:rPr>
+                <w:noProof/>
+                <w:webHidden/>
+              </w:rPr>
+              <w:fldChar w:fldCharType="separate"/>
+            </w:r>
+            <w:r>
+              <w:rPr>
+                <w:noProof/>
+                <w:webHidden/>
+              </w:rPr>
+              <w:t>20</w:t>
+            </w:r>
+            <w:r>
+              <w:rPr>
+                <w:noProof/>
+                <w:webHidden/>
+              </w:rPr>
+              <w:fldChar w:fldCharType="end"/>
+            </w:r>
+          </w:hyperlink>
+        </w:p>
+        <w:p>
+          <w:pPr>
+            <w:pStyle w:val="TOC3"/>
+            <w:tabs>
+              <w:tab w:val="right" w:pos="9350"/>
+            </w:tabs>
+            <w:rPr>
+              <w:rFonts w:cstheme="minorBidi"/>
+              <w:noProof/>
+              <w:kern w:val="2"/>
+              <w:sz w:val="24"/>
+              <w:szCs w:val="24"/>
+              <w:lang w:eastAsia="en-US"/>
+              <w14:ligatures w14:val="standardContextual"/>
+            </w:rPr>
+          </w:pPr>
+          <w:hyperlink w:anchor="_Toc233584091" w:history="1">
+            <w:r>
+              <w:rPr>
+                <w:rStyle w:val="Hyperlink"/>
+                <w:noProof/>
+              </w:rPr>
+              <w:t>Frontend Setup</w:t>
+            </w:r>
+            <w:r>
+              <w:rPr>
+                <w:noProof/>
+                <w:webHidden/>
+              </w:rPr>
+              <w:tab/>
+            </w:r>
+            <w:r>
+              <w:rPr>
+                <w:noProof/>
+                <w:webHidden/>
+              </w:rPr>
+              <w:fldChar w:fldCharType="begin"/>
+            </w:r>
+            <w:r>
+              <w:rPr>
+                <w:noProof/>
+                <w:webHidden/>
+              </w:rPr>
+              <w:instrText xml:space="preserve"> PAGEREF _Toc233584091 \h </w:instrText>
+            </w:r>
+            <w:r>
+              <w:rPr>
+                <w:noProof/>
+                <w:webHidden/>
+              </w:rPr>
+            </w:r>
+            <w:r>
+              <w:rPr>
+                <w:noProof/>
+                <w:webHidden/>
+              </w:rPr>
+              <w:fldChar w:fldCharType="separate"/>
+            </w:r>
+            <w:r>
+              <w:rPr>
+                <w:noProof/>
+                <w:webHidden/>
+              </w:rPr>
+              <w:t>21</w:t>
+            </w:r>
+            <w:r>
+              <w:rPr>
+                <w:noProof/>
+                <w:webHidden/>
+              </w:rPr>
+              <w:fldChar w:fldCharType="end"/>
+            </w:r>
+          </w:hyperlink>
+        </w:p>
+        <w:p>
+          <w:pPr>
+            <w:pStyle w:val="TOC3"/>
+            <w:tabs>
+              <w:tab w:val="right" w:pos="9350"/>
+            </w:tabs>
+            <w:rPr>
+              <w:rFonts w:cstheme="minorBidi"/>
+              <w:noProof/>
+              <w:kern w:val="2"/>
+              <w:sz w:val="24"/>
+              <w:szCs w:val="24"/>
+              <w:lang w:eastAsia="en-US"/>
+              <w14:ligatures w14:val="standardContextual"/>
+            </w:rPr>
+          </w:pPr>
+          <w:hyperlink w:anchor="_Toc233584092" w:history="1">
+            <w:r>
+              <w:rPr>
+                <w:rStyle w:val="Hyperlink"/>
+                <w:noProof/>
+              </w:rPr>
+              <w:t>Additional Information</w:t>
+            </w:r>
+            <w:r>
+              <w:rPr>
+                <w:noProof/>
+                <w:webHidden/>
+              </w:rPr>
+              <w:tab/>
+            </w:r>
+            <w:r>
+              <w:rPr>
+                <w:noProof/>
+                <w:webHidden/>
+              </w:rPr>
+              <w:fldChar w:fldCharType="begin"/>
+            </w:r>
+            <w:r>
+              <w:rPr>
+                <w:noProof/>
+                <w:webHidden/>
+              </w:rPr>
+              <w:instrText xml:space="preserve"> PAGEREF _Toc233584092 \h </w:instrText>
+            </w:r>
+            <w:r>
+              <w:rPr>
+                <w:noProof/>
+                <w:webHidden/>
+              </w:rPr>
+            </w:r>
+            <w:r>
+              <w:rPr>
+                <w:noProof/>
+                <w:webHidden/>
+              </w:rPr>
+              <w:fldChar w:fldCharType="separate"/>
+            </w:r>
+            <w:r>
+              <w:rPr>
+                <w:noProof/>
+                <w:webHidden/>
+              </w:rPr>
+              <w:t>22</w:t>
             </w:r>
             <w:r>
               <w:rPr>
@@ -2110,13 +2408,13 @@
               <w14:ligatures w14:val="standardContextual"/>
             </w:rPr>
           </w:pPr>
-          <w:hyperlink w:anchor="_Toc233463916" w:history="1">
+          <w:hyperlink w:anchor="_Toc233584093" w:history="1">
             <w:r>
               <w:rPr>
                 <w:rStyle w:val="Hyperlink"/>
                 <w:noProof/>
               </w:rPr>
-              <w:t>Installation and Using the Application</w:t>
+              <w:t>Deployment Steps</w:t>
             </w:r>
             <w:r>
               <w:rPr>
@@ -2137,7 +2435,7 @@
                 <w:noProof/>
                 <w:webHidden/>
               </w:rPr>
-              <w:instrText xml:space="preserve"> PAGEREF _Toc233463916 \h </w:instrText>
+              <w:instrText xml:space="preserve"> PAGEREF _Toc233584093 \h </w:instrText>
             </w:r>
             <w:r>
               <w:rPr>
@@ -2157,7 +2455,305 @@
                 <w:noProof/>
                 <w:webHidden/>
               </w:rPr>
-              <w:t>7</w:t>
+              <w:t>22</w:t>
+            </w:r>
+            <w:r>
+              <w:rPr>
+                <w:noProof/>
+                <w:webHidden/>
+              </w:rPr>
+              <w:fldChar w:fldCharType="end"/>
+            </w:r>
+          </w:hyperlink>
+        </w:p>
+        <w:p>
+          <w:pPr>
+            <w:pStyle w:val="TOC3"/>
+            <w:tabs>
+              <w:tab w:val="right" w:pos="9350"/>
+            </w:tabs>
+            <w:rPr>
+              <w:rFonts w:cstheme="minorBidi"/>
+              <w:noProof/>
+              <w:kern w:val="2"/>
+              <w:sz w:val="24"/>
+              <w:szCs w:val="24"/>
+              <w:lang w:eastAsia="en-US"/>
+              <w14:ligatures w14:val="standardContextual"/>
+            </w:rPr>
+          </w:pPr>
+          <w:hyperlink w:anchor="_Toc233584094" w:history="1">
+            <w:r>
+              <w:rPr>
+                <w:rStyle w:val="Hyperlink"/>
+                <w:noProof/>
+              </w:rPr>
+              <w:t>Frontend Initial Setup.</w:t>
+            </w:r>
+            <w:r>
+              <w:rPr>
+                <w:noProof/>
+                <w:webHidden/>
+              </w:rPr>
+              <w:tab/>
+            </w:r>
+            <w:r>
+              <w:rPr>
+                <w:noProof/>
+                <w:webHidden/>
+              </w:rPr>
+              <w:fldChar w:fldCharType="begin"/>
+            </w:r>
+            <w:r>
+              <w:rPr>
+                <w:noProof/>
+                <w:webHidden/>
+              </w:rPr>
+              <w:instrText xml:space="preserve"> PAGEREF _Toc233584094 \h </w:instrText>
+            </w:r>
+            <w:r>
+              <w:rPr>
+                <w:noProof/>
+                <w:webHidden/>
+              </w:rPr>
+            </w:r>
+            <w:r>
+              <w:rPr>
+                <w:noProof/>
+                <w:webHidden/>
+              </w:rPr>
+              <w:fldChar w:fldCharType="separate"/>
+            </w:r>
+            <w:r>
+              <w:rPr>
+                <w:noProof/>
+                <w:webHidden/>
+              </w:rPr>
+              <w:t>22</w:t>
+            </w:r>
+            <w:r>
+              <w:rPr>
+                <w:noProof/>
+                <w:webHidden/>
+              </w:rPr>
+              <w:fldChar w:fldCharType="end"/>
+            </w:r>
+          </w:hyperlink>
+        </w:p>
+        <w:p>
+          <w:pPr>
+            <w:pStyle w:val="TOC3"/>
+            <w:tabs>
+              <w:tab w:val="right" w:pos="9350"/>
+            </w:tabs>
+            <w:rPr>
+              <w:rFonts w:cstheme="minorBidi"/>
+              <w:noProof/>
+              <w:kern w:val="2"/>
+              <w:sz w:val="24"/>
+              <w:szCs w:val="24"/>
+              <w:lang w:eastAsia="en-US"/>
+              <w14:ligatures w14:val="standardContextual"/>
+            </w:rPr>
+          </w:pPr>
+          <w:hyperlink w:anchor="_Toc233584095" w:history="1">
+            <w:r>
+              <w:rPr>
+                <w:rStyle w:val="Hyperlink"/>
+                <w:noProof/>
+              </w:rPr>
+              <w:t>Backend Initial Setup</w:t>
+            </w:r>
+            <w:r>
+              <w:rPr>
+                <w:noProof/>
+                <w:webHidden/>
+              </w:rPr>
+              <w:tab/>
+            </w:r>
+            <w:r>
+              <w:rPr>
+                <w:noProof/>
+                <w:webHidden/>
+              </w:rPr>
+              <w:fldChar w:fldCharType="begin"/>
+            </w:r>
+            <w:r>
+              <w:rPr>
+                <w:noProof/>
+                <w:webHidden/>
+              </w:rPr>
+              <w:instrText xml:space="preserve"> PAGEREF _Toc233584095 \h </w:instrText>
+            </w:r>
+            <w:r>
+              <w:rPr>
+                <w:noProof/>
+                <w:webHidden/>
+              </w:rPr>
+            </w:r>
+            <w:r>
+              <w:rPr>
+                <w:noProof/>
+                <w:webHidden/>
+              </w:rPr>
+              <w:fldChar w:fldCharType="separate"/>
+            </w:r>
+            <w:r>
+              <w:rPr>
+                <w:noProof/>
+                <w:webHidden/>
+              </w:rPr>
+              <w:t>25</w:t>
+            </w:r>
+            <w:r>
+              <w:rPr>
+                <w:noProof/>
+                <w:webHidden/>
+              </w:rPr>
+              <w:fldChar w:fldCharType="end"/>
+            </w:r>
+          </w:hyperlink>
+        </w:p>
+        <w:p>
+          <w:pPr>
+            <w:pStyle w:val="TOC3"/>
+            <w:tabs>
+              <w:tab w:val="right" w:pos="9350"/>
+            </w:tabs>
+            <w:rPr>
+              <w:rFonts w:cstheme="minorBidi"/>
+              <w:noProof/>
+              <w:kern w:val="2"/>
+              <w:sz w:val="24"/>
+              <w:szCs w:val="24"/>
+              <w:lang w:eastAsia="en-US"/>
+              <w14:ligatures w14:val="standardContextual"/>
+            </w:rPr>
+          </w:pPr>
+          <w:hyperlink w:anchor="_Toc233584096" w:history="1">
+            <w:r>
+              <w:rPr>
+                <w:rStyle w:val="Hyperlink"/>
+                <w:noProof/>
+              </w:rPr>
+              <w:t>Final Configuration</w:t>
+            </w:r>
+            <w:r>
+              <w:rPr>
+                <w:noProof/>
+                <w:webHidden/>
+              </w:rPr>
+              <w:tab/>
+            </w:r>
+            <w:r>
+              <w:rPr>
+                <w:noProof/>
+                <w:webHidden/>
+              </w:rPr>
+              <w:fldChar w:fldCharType="begin"/>
+            </w:r>
+            <w:r>
+              <w:rPr>
+                <w:noProof/>
+                <w:webHidden/>
+              </w:rPr>
+              <w:instrText xml:space="preserve"> PAGEREF _Toc233584096 \h </w:instrText>
+            </w:r>
+            <w:r>
+              <w:rPr>
+                <w:noProof/>
+                <w:webHidden/>
+              </w:rPr>
+            </w:r>
+            <w:r>
+              <w:rPr>
+                <w:noProof/>
+                <w:webHidden/>
+              </w:rPr>
+              <w:fldChar w:fldCharType="separate"/>
+            </w:r>
+            <w:r>
+              <w:rPr>
+                <w:noProof/>
+                <w:webHidden/>
+              </w:rPr>
+              <w:t>28</w:t>
+            </w:r>
+            <w:r>
+              <w:rPr>
+                <w:noProof/>
+                <w:webHidden/>
+              </w:rPr>
+              <w:fldChar w:fldCharType="end"/>
+            </w:r>
+          </w:hyperlink>
+        </w:p>
+        <w:p>
+          <w:pPr>
+            <w:pStyle w:val="TOC1"/>
+            <w:tabs>
+              <w:tab w:val="right" w:pos="9350"/>
+            </w:tabs>
+            <w:rPr>
+              <w:rFonts w:cstheme="minorBidi"/>
+              <w:b w:val="0"/>
+              <w:bCs w:val="0"/>
+              <w:i w:val="0"/>
+              <w:iCs w:val="0"/>
+              <w:noProof/>
+              <w:kern w:val="2"/>
+              <w:lang w:eastAsia="en-US"/>
+              <w14:ligatures w14:val="standardContextual"/>
+            </w:rPr>
+          </w:pPr>
+          <w:hyperlink w:anchor="_Toc233584097" w:history="1">
+            <w:r>
+              <w:rPr>
+                <w:rStyle w:val="Hyperlink"/>
+                <w:noProof/>
+              </w:rPr>
+              <w:t>User Guide</w:t>
+            </w:r>
+            <w:r>
+              <w:rPr>
+                <w:noProof/>
+                <w:webHidden/>
+              </w:rPr>
+              <w:tab/>
+            </w:r>
+            <w:r>
+              <w:rPr>
+                <w:noProof/>
+                <w:webHidden/>
+              </w:rPr>
+              <w:fldChar w:fldCharType="begin"/>
+            </w:r>
+            <w:r>
+              <w:rPr>
+                <w:noProof/>
+                <w:webHidden/>
+              </w:rPr>
+              <w:instrText xml:space="preserve"> PAGEREF _Toc233584097 \h </w:instrText>
+            </w:r>
+            <w:r>
+              <w:rPr>
+                <w:noProof/>
+                <w:webHidden/>
+              </w:rPr>
+            </w:r>
+            <w:r>
+              <w:rPr>
+                <w:noProof/>
+                <w:webHidden/>
+              </w:rPr>
+              <w:fldChar w:fldCharType="separate"/>
+            </w:r>
+            <w:r>
+              <w:rPr>
+                <w:noProof/>
+                <w:webHidden/>
+              </w:rPr>
+              <w:t>30</w:t>
             </w:r>
             <w:r>
               <w:rPr>
@@ -2186,21 +2782,13 @@
               <w14:ligatures w14:val="standardContextual"/>
             </w:rPr>
           </w:pPr>
-          <w:hyperlink w:anchor="_Toc233463917" w:history="1">
+          <w:hyperlink w:anchor="_Toc233584098" w:history="1">
             <w:r>
               <w:rPr>
                 <w:rStyle w:val="Hyperlink"/>
-                <w:i/>
-                <w:noProof/>
-              </w:rPr>
-              <w:t>Login and Signup (An example</w:t>
-            </w:r>
-            <w:r>
-              <w:rPr>
-                <w:rStyle w:val="Hyperlink"/>
-                <w:noProof/>
-              </w:rPr>
-              <w:t>)</w:t>
+                <w:noProof/>
+              </w:rPr>
+              <w:t>Introduction</w:t>
             </w:r>
             <w:r>
               <w:rPr>
@@ -2221,7 +2809,7 @@
                 <w:noProof/>
                 <w:webHidden/>
               </w:rPr>
-              <w:instrText xml:space="preserve"> PAGEREF _Toc233463917 \h </w:instrText>
+              <w:instrText xml:space="preserve"> PAGEREF _Toc233584098 \h </w:instrText>
             </w:r>
             <w:r>
               <w:rPr>
@@ -2241,7 +2829,7 @@
                 <w:noProof/>
                 <w:webHidden/>
               </w:rPr>
-              <w:t>8</w:t>
+              <w:t>30</w:t>
             </w:r>
             <w:r>
               <w:rPr>
@@ -2270,14 +2858,13 @@
               <w14:ligatures w14:val="standardContextual"/>
             </w:rPr>
           </w:pPr>
-          <w:hyperlink w:anchor="_Toc233463918" w:history="1">
+          <w:hyperlink w:anchor="_Toc233584099" w:history="1">
             <w:r>
               <w:rPr>
                 <w:rStyle w:val="Hyperlink"/>
-                <w:i/>
-                <w:noProof/>
-              </w:rPr>
-              <w:t>Classes</w:t>
+                <w:noProof/>
+              </w:rPr>
+              <w:t>Opening the Application</w:t>
             </w:r>
             <w:r>
               <w:rPr>
@@ -2298,7 +2885,7 @@
                 <w:noProof/>
                 <w:webHidden/>
               </w:rPr>
-              <w:instrText xml:space="preserve"> PAGEREF _Toc233463918 \h </w:instrText>
+              <w:instrText xml:space="preserve"> PAGEREF _Toc233584099 \h </w:instrText>
             </w:r>
             <w:r>
               <w:rPr>
@@ -2318,82 +2905,7 @@
                 <w:noProof/>
                 <w:webHidden/>
               </w:rPr>
-              <w:t>8</w:t>
-            </w:r>
-            <w:r>
-              <w:rPr>
-                <w:noProof/>
-                <w:webHidden/>
-              </w:rPr>
-              <w:fldChar w:fldCharType="end"/>
-            </w:r>
-          </w:hyperlink>
-        </w:p>
-        <w:p>
-          <w:pPr>
-            <w:pStyle w:val="TOC3"/>
-            <w:tabs>
-              <w:tab w:val="right" w:pos="9350"/>
-            </w:tabs>
-            <w:rPr>
-              <w:rFonts w:cstheme="minorBidi"/>
-              <w:noProof/>
-              <w:kern w:val="2"/>
-              <w:sz w:val="24"/>
-              <w:szCs w:val="24"/>
-              <w:lang w:eastAsia="en-US"/>
-              <w14:ligatures w14:val="standardContextual"/>
-            </w:rPr>
-          </w:pPr>
-          <w:hyperlink w:anchor="_Toc233463919" w:history="1">
-            <w:r>
-              <w:rPr>
-                <w:rStyle w:val="Hyperlink"/>
-                <w:i/>
-                <w:noProof/>
-              </w:rPr>
-              <w:t>Create a New Class</w:t>
-            </w:r>
-            <w:r>
-              <w:rPr>
-                <w:noProof/>
-                <w:webHidden/>
-              </w:rPr>
-              <w:tab/>
-            </w:r>
-            <w:r>
-              <w:rPr>
-                <w:noProof/>
-                <w:webHidden/>
-              </w:rPr>
-              <w:fldChar w:fldCharType="begin"/>
-            </w:r>
-            <w:r>
-              <w:rPr>
-                <w:noProof/>
-                <w:webHidden/>
-              </w:rPr>
-              <w:instrText xml:space="preserve"> PAGEREF _Toc233463919 \h </w:instrText>
-            </w:r>
-            <w:r>
-              <w:rPr>
-                <w:noProof/>
-                <w:webHidden/>
-              </w:rPr>
-            </w:r>
-            <w:r>
-              <w:rPr>
-                <w:noProof/>
-                <w:webHidden/>
-              </w:rPr>
-              <w:fldChar w:fldCharType="separate"/>
-            </w:r>
-            <w:r>
-              <w:rPr>
-                <w:noProof/>
-                <w:webHidden/>
-              </w:rPr>
-              <w:t>8</w:t>
+              <w:t>30</w:t>
             </w:r>
             <w:r>
               <w:rPr>
@@ -2422,14 +2934,13 @@
               <w14:ligatures w14:val="standardContextual"/>
             </w:rPr>
           </w:pPr>
-          <w:hyperlink w:anchor="_Toc233463920" w:history="1">
+          <w:hyperlink w:anchor="_Toc233584100" w:history="1">
             <w:r>
               <w:rPr>
                 <w:rStyle w:val="Hyperlink"/>
-                <w:i/>
-                <w:noProof/>
-              </w:rPr>
-              <w:t>Reports</w:t>
+                <w:noProof/>
+              </w:rPr>
+              <w:t>Account Creation</w:t>
             </w:r>
             <w:r>
               <w:rPr>
@@ -2450,7 +2961,7 @@
                 <w:noProof/>
                 <w:webHidden/>
               </w:rPr>
-              <w:instrText xml:space="preserve"> PAGEREF _Toc233463920 \h </w:instrText>
+              <w:instrText xml:space="preserve"> PAGEREF _Toc233584100 \h </w:instrText>
             </w:r>
             <w:r>
               <w:rPr>
@@ -2470,7 +2981,539 @@
                 <w:noProof/>
                 <w:webHidden/>
               </w:rPr>
-              <w:t>9</w:t>
+              <w:t>30</w:t>
+            </w:r>
+            <w:r>
+              <w:rPr>
+                <w:noProof/>
+                <w:webHidden/>
+              </w:rPr>
+              <w:fldChar w:fldCharType="end"/>
+            </w:r>
+          </w:hyperlink>
+        </w:p>
+        <w:p>
+          <w:pPr>
+            <w:pStyle w:val="TOC2"/>
+            <w:tabs>
+              <w:tab w:val="right" w:pos="9350"/>
+            </w:tabs>
+            <w:rPr>
+              <w:rFonts w:cstheme="minorBidi"/>
+              <w:b w:val="0"/>
+              <w:bCs w:val="0"/>
+              <w:noProof/>
+              <w:kern w:val="2"/>
+              <w:sz w:val="24"/>
+              <w:szCs w:val="24"/>
+              <w:lang w:eastAsia="en-US"/>
+              <w14:ligatures w14:val="standardContextual"/>
+            </w:rPr>
+          </w:pPr>
+          <w:hyperlink w:anchor="_Toc233584101" w:history="1">
+            <w:r>
+              <w:rPr>
+                <w:rStyle w:val="Hyperlink"/>
+                <w:noProof/>
+              </w:rPr>
+              <w:t>Adding an Item to Your Backlog</w:t>
+            </w:r>
+            <w:r>
+              <w:rPr>
+                <w:noProof/>
+                <w:webHidden/>
+              </w:rPr>
+              <w:tab/>
+            </w:r>
+            <w:r>
+              <w:rPr>
+                <w:noProof/>
+                <w:webHidden/>
+              </w:rPr>
+              <w:fldChar w:fldCharType="begin"/>
+            </w:r>
+            <w:r>
+              <w:rPr>
+                <w:noProof/>
+                <w:webHidden/>
+              </w:rPr>
+              <w:instrText xml:space="preserve"> PAGEREF _Toc233584101 \h </w:instrText>
+            </w:r>
+            <w:r>
+              <w:rPr>
+                <w:noProof/>
+                <w:webHidden/>
+              </w:rPr>
+            </w:r>
+            <w:r>
+              <w:rPr>
+                <w:noProof/>
+                <w:webHidden/>
+              </w:rPr>
+              <w:fldChar w:fldCharType="separate"/>
+            </w:r>
+            <w:r>
+              <w:rPr>
+                <w:noProof/>
+                <w:webHidden/>
+              </w:rPr>
+              <w:t>31</w:t>
+            </w:r>
+            <w:r>
+              <w:rPr>
+                <w:noProof/>
+                <w:webHidden/>
+              </w:rPr>
+              <w:fldChar w:fldCharType="end"/>
+            </w:r>
+          </w:hyperlink>
+        </w:p>
+        <w:p>
+          <w:pPr>
+            <w:pStyle w:val="TOC2"/>
+            <w:tabs>
+              <w:tab w:val="right" w:pos="9350"/>
+            </w:tabs>
+            <w:rPr>
+              <w:rFonts w:cstheme="minorBidi"/>
+              <w:b w:val="0"/>
+              <w:bCs w:val="0"/>
+              <w:noProof/>
+              <w:kern w:val="2"/>
+              <w:sz w:val="24"/>
+              <w:szCs w:val="24"/>
+              <w:lang w:eastAsia="en-US"/>
+              <w14:ligatures w14:val="standardContextual"/>
+            </w:rPr>
+          </w:pPr>
+          <w:hyperlink w:anchor="_Toc233584102" w:history="1">
+            <w:r>
+              <w:rPr>
+                <w:rStyle w:val="Hyperlink"/>
+                <w:noProof/>
+              </w:rPr>
+              <w:t>Viewing a Backlog Item</w:t>
+            </w:r>
+            <w:r>
+              <w:rPr>
+                <w:noProof/>
+                <w:webHidden/>
+              </w:rPr>
+              <w:tab/>
+            </w:r>
+            <w:r>
+              <w:rPr>
+                <w:noProof/>
+                <w:webHidden/>
+              </w:rPr>
+              <w:fldChar w:fldCharType="begin"/>
+            </w:r>
+            <w:r>
+              <w:rPr>
+                <w:noProof/>
+                <w:webHidden/>
+              </w:rPr>
+              <w:instrText xml:space="preserve"> PAGEREF _Toc233584102 \h </w:instrText>
+            </w:r>
+            <w:r>
+              <w:rPr>
+                <w:noProof/>
+                <w:webHidden/>
+              </w:rPr>
+            </w:r>
+            <w:r>
+              <w:rPr>
+                <w:noProof/>
+                <w:webHidden/>
+              </w:rPr>
+              <w:fldChar w:fldCharType="separate"/>
+            </w:r>
+            <w:r>
+              <w:rPr>
+                <w:noProof/>
+                <w:webHidden/>
+              </w:rPr>
+              <w:t>34</w:t>
+            </w:r>
+            <w:r>
+              <w:rPr>
+                <w:noProof/>
+                <w:webHidden/>
+              </w:rPr>
+              <w:fldChar w:fldCharType="end"/>
+            </w:r>
+          </w:hyperlink>
+        </w:p>
+        <w:p>
+          <w:pPr>
+            <w:pStyle w:val="TOC2"/>
+            <w:tabs>
+              <w:tab w:val="right" w:pos="9350"/>
+            </w:tabs>
+            <w:rPr>
+              <w:rFonts w:cstheme="minorBidi"/>
+              <w:b w:val="0"/>
+              <w:bCs w:val="0"/>
+              <w:noProof/>
+              <w:kern w:val="2"/>
+              <w:sz w:val="24"/>
+              <w:szCs w:val="24"/>
+              <w:lang w:eastAsia="en-US"/>
+              <w14:ligatures w14:val="standardContextual"/>
+            </w:rPr>
+          </w:pPr>
+          <w:hyperlink w:anchor="_Toc233584103" w:history="1">
+            <w:r>
+              <w:rPr>
+                <w:rStyle w:val="Hyperlink"/>
+                <w:noProof/>
+              </w:rPr>
+              <w:t>Editing a Backlog Item</w:t>
+            </w:r>
+            <w:r>
+              <w:rPr>
+                <w:noProof/>
+                <w:webHidden/>
+              </w:rPr>
+              <w:tab/>
+            </w:r>
+            <w:r>
+              <w:rPr>
+                <w:noProof/>
+                <w:webHidden/>
+              </w:rPr>
+              <w:fldChar w:fldCharType="begin"/>
+            </w:r>
+            <w:r>
+              <w:rPr>
+                <w:noProof/>
+                <w:webHidden/>
+              </w:rPr>
+              <w:instrText xml:space="preserve"> PAGEREF _Toc233584103 \h </w:instrText>
+            </w:r>
+            <w:r>
+              <w:rPr>
+                <w:noProof/>
+                <w:webHidden/>
+              </w:rPr>
+            </w:r>
+            <w:r>
+              <w:rPr>
+                <w:noProof/>
+                <w:webHidden/>
+              </w:rPr>
+              <w:fldChar w:fldCharType="separate"/>
+            </w:r>
+            <w:r>
+              <w:rPr>
+                <w:noProof/>
+                <w:webHidden/>
+              </w:rPr>
+              <w:t>35</w:t>
+            </w:r>
+            <w:r>
+              <w:rPr>
+                <w:noProof/>
+                <w:webHidden/>
+              </w:rPr>
+              <w:fldChar w:fldCharType="end"/>
+            </w:r>
+          </w:hyperlink>
+        </w:p>
+        <w:p>
+          <w:pPr>
+            <w:pStyle w:val="TOC2"/>
+            <w:tabs>
+              <w:tab w:val="right" w:pos="9350"/>
+            </w:tabs>
+            <w:rPr>
+              <w:rFonts w:cstheme="minorBidi"/>
+              <w:b w:val="0"/>
+              <w:bCs w:val="0"/>
+              <w:noProof/>
+              <w:kern w:val="2"/>
+              <w:sz w:val="24"/>
+              <w:szCs w:val="24"/>
+              <w:lang w:eastAsia="en-US"/>
+              <w14:ligatures w14:val="standardContextual"/>
+            </w:rPr>
+          </w:pPr>
+          <w:hyperlink w:anchor="_Toc233584104" w:history="1">
+            <w:r>
+              <w:rPr>
+                <w:rStyle w:val="Hyperlink"/>
+                <w:noProof/>
+              </w:rPr>
+              <w:t>Searching Your Backlog</w:t>
+            </w:r>
+            <w:r>
+              <w:rPr>
+                <w:noProof/>
+                <w:webHidden/>
+              </w:rPr>
+              <w:tab/>
+            </w:r>
+            <w:r>
+              <w:rPr>
+                <w:noProof/>
+                <w:webHidden/>
+              </w:rPr>
+              <w:fldChar w:fldCharType="begin"/>
+            </w:r>
+            <w:r>
+              <w:rPr>
+                <w:noProof/>
+                <w:webHidden/>
+              </w:rPr>
+              <w:instrText xml:space="preserve"> PAGEREF _Toc233584104 \h </w:instrText>
+            </w:r>
+            <w:r>
+              <w:rPr>
+                <w:noProof/>
+                <w:webHidden/>
+              </w:rPr>
+            </w:r>
+            <w:r>
+              <w:rPr>
+                <w:noProof/>
+                <w:webHidden/>
+              </w:rPr>
+              <w:fldChar w:fldCharType="separate"/>
+            </w:r>
+            <w:r>
+              <w:rPr>
+                <w:noProof/>
+                <w:webHidden/>
+              </w:rPr>
+              <w:t>36</w:t>
+            </w:r>
+            <w:r>
+              <w:rPr>
+                <w:noProof/>
+                <w:webHidden/>
+              </w:rPr>
+              <w:fldChar w:fldCharType="end"/>
+            </w:r>
+          </w:hyperlink>
+        </w:p>
+        <w:p>
+          <w:pPr>
+            <w:pStyle w:val="TOC2"/>
+            <w:tabs>
+              <w:tab w:val="right" w:pos="9350"/>
+            </w:tabs>
+            <w:rPr>
+              <w:rFonts w:cstheme="minorBidi"/>
+              <w:b w:val="0"/>
+              <w:bCs w:val="0"/>
+              <w:noProof/>
+              <w:kern w:val="2"/>
+              <w:sz w:val="24"/>
+              <w:szCs w:val="24"/>
+              <w:lang w:eastAsia="en-US"/>
+              <w14:ligatures w14:val="standardContextual"/>
+            </w:rPr>
+          </w:pPr>
+          <w:hyperlink w:anchor="_Toc233584105" w:history="1">
+            <w:r>
+              <w:rPr>
+                <w:rStyle w:val="Hyperlink"/>
+                <w:noProof/>
+              </w:rPr>
+              <w:t>Viewing Backlog Reports</w:t>
+            </w:r>
+            <w:r>
+              <w:rPr>
+                <w:noProof/>
+                <w:webHidden/>
+              </w:rPr>
+              <w:tab/>
+            </w:r>
+            <w:r>
+              <w:rPr>
+                <w:noProof/>
+                <w:webHidden/>
+              </w:rPr>
+              <w:fldChar w:fldCharType="begin"/>
+            </w:r>
+            <w:r>
+              <w:rPr>
+                <w:noProof/>
+                <w:webHidden/>
+              </w:rPr>
+              <w:instrText xml:space="preserve"> PAGEREF _Toc233584105 \h </w:instrText>
+            </w:r>
+            <w:r>
+              <w:rPr>
+                <w:noProof/>
+                <w:webHidden/>
+              </w:rPr>
+            </w:r>
+            <w:r>
+              <w:rPr>
+                <w:noProof/>
+                <w:webHidden/>
+              </w:rPr>
+              <w:fldChar w:fldCharType="separate"/>
+            </w:r>
+            <w:r>
+              <w:rPr>
+                <w:noProof/>
+                <w:webHidden/>
+              </w:rPr>
+              <w:t>38</w:t>
+            </w:r>
+            <w:r>
+              <w:rPr>
+                <w:noProof/>
+                <w:webHidden/>
+              </w:rPr>
+              <w:fldChar w:fldCharType="end"/>
+            </w:r>
+          </w:hyperlink>
+        </w:p>
+        <w:p>
+          <w:pPr>
+            <w:pStyle w:val="TOC2"/>
+            <w:tabs>
+              <w:tab w:val="right" w:pos="9350"/>
+            </w:tabs>
+            <w:rPr>
+              <w:rFonts w:cstheme="minorBidi"/>
+              <w:b w:val="0"/>
+              <w:bCs w:val="0"/>
+              <w:noProof/>
+              <w:kern w:val="2"/>
+              <w:sz w:val="24"/>
+              <w:szCs w:val="24"/>
+              <w:lang w:eastAsia="en-US"/>
+              <w14:ligatures w14:val="standardContextual"/>
+            </w:rPr>
+          </w:pPr>
+          <w:hyperlink w:anchor="_Toc233584106" w:history="1">
+            <w:r>
+              <w:rPr>
+                <w:rStyle w:val="Hyperlink"/>
+                <w:noProof/>
+              </w:rPr>
+              <w:t>Exporting Your Data</w:t>
+            </w:r>
+            <w:r>
+              <w:rPr>
+                <w:noProof/>
+                <w:webHidden/>
+              </w:rPr>
+              <w:tab/>
+            </w:r>
+            <w:r>
+              <w:rPr>
+                <w:noProof/>
+                <w:webHidden/>
+              </w:rPr>
+              <w:fldChar w:fldCharType="begin"/>
+            </w:r>
+            <w:r>
+              <w:rPr>
+                <w:noProof/>
+                <w:webHidden/>
+              </w:rPr>
+              <w:instrText xml:space="preserve"> PAGEREF _Toc233584106 \h </w:instrText>
+            </w:r>
+            <w:r>
+              <w:rPr>
+                <w:noProof/>
+                <w:webHidden/>
+              </w:rPr>
+            </w:r>
+            <w:r>
+              <w:rPr>
+                <w:noProof/>
+                <w:webHidden/>
+              </w:rPr>
+              <w:fldChar w:fldCharType="separate"/>
+            </w:r>
+            <w:r>
+              <w:rPr>
+                <w:noProof/>
+                <w:webHidden/>
+              </w:rPr>
+              <w:t>39</w:t>
+            </w:r>
+            <w:r>
+              <w:rPr>
+                <w:noProof/>
+                <w:webHidden/>
+              </w:rPr>
+              <w:fldChar w:fldCharType="end"/>
+            </w:r>
+          </w:hyperlink>
+        </w:p>
+        <w:p>
+          <w:pPr>
+            <w:pStyle w:val="TOC2"/>
+            <w:tabs>
+              <w:tab w:val="right" w:pos="9350"/>
+            </w:tabs>
+            <w:rPr>
+              <w:rFonts w:cstheme="minorBidi"/>
+              <w:b w:val="0"/>
+              <w:bCs w:val="0"/>
+              <w:noProof/>
+              <w:kern w:val="2"/>
+              <w:sz w:val="24"/>
+              <w:szCs w:val="24"/>
+              <w:lang w:eastAsia="en-US"/>
+              <w14:ligatures w14:val="standardContextual"/>
+            </w:rPr>
+          </w:pPr>
+          <w:hyperlink w:anchor="_Toc233584107" w:history="1">
+            <w:r>
+              <w:rPr>
+                <w:rStyle w:val="Hyperlink"/>
+                <w:noProof/>
+              </w:rPr>
+              <w:t>Logging Out</w:t>
+            </w:r>
+            <w:r>
+              <w:rPr>
+                <w:noProof/>
+                <w:webHidden/>
+              </w:rPr>
+              <w:tab/>
+            </w:r>
+            <w:r>
+              <w:rPr>
+                <w:noProof/>
+                <w:webHidden/>
+              </w:rPr>
+              <w:fldChar w:fldCharType="begin"/>
+            </w:r>
+            <w:r>
+              <w:rPr>
+                <w:noProof/>
+                <w:webHidden/>
+              </w:rPr>
+              <w:instrText xml:space="preserve"> PAGEREF _Toc233584107 \h </w:instrText>
+            </w:r>
+            <w:r>
+              <w:rPr>
+                <w:noProof/>
+                <w:webHidden/>
+              </w:rPr>
+            </w:r>
+            <w:r>
+              <w:rPr>
+                <w:noProof/>
+                <w:webHidden/>
+              </w:rPr>
+              <w:fldChar w:fldCharType="separate"/>
+            </w:r>
+            <w:r>
+              <w:rPr>
+                <w:noProof/>
+                <w:webHidden/>
+              </w:rPr>
+              <w:t>39</w:t>
             </w:r>
             <w:r>
               <w:rPr>
@@ -2497,7 +3540,7 @@
       <w:pPr>
         <w:pStyle w:val="Heading1"/>
       </w:pPr>
-      <w:bookmarkStart w:id="1" w:name="_Toc233463898"/>
+      <w:bookmarkStart w:id="1" w:name="_Toc233584071"/>
       <w:r>
         <w:t>Application Design</w:t>
       </w:r>
@@ -2507,7 +3550,7 @@
       <w:pPr>
         <w:pStyle w:val="Heading2"/>
       </w:pPr>
-      <w:bookmarkStart w:id="2" w:name="_Toc233463899"/>
+      <w:bookmarkStart w:id="2" w:name="_Toc233584072"/>
       <w:r>
         <w:t>Class Design</w:t>
       </w:r>
@@ -2515,58 +3558,36 @@
     </w:p>
     <w:p>
       <w:r>
-        <w:t xml:space="preserve">There are 3 main classes involved in the media backlog manager, User, Media, and UserMedia. </w:t>
-      </w:r>
-      <w:r>
-        <w:t xml:space="preserve"> </w:t>
-      </w:r>
-      <w:r>
-        <w:t>The User class</w:t>
-      </w:r>
-      <w:r>
-        <w:t xml:space="preserve"> was used to store </w:t>
-      </w:r>
-      <w:r>
-        <w:t>a user’s</w:t>
-      </w:r>
-      <w:r>
-        <w:t xml:space="preserve"> information and to represent a specific </w:t>
-      </w:r>
-      <w:r>
-        <w:t>user throughout</w:t>
-      </w:r>
-      <w:r>
-        <w:t xml:space="preserve"> the application. Media is a base class that stores all information that is shared between derived Media Classes. The Media Class </w:t>
-      </w:r>
-      <w:r>
-        <w:t xml:space="preserve">also </w:t>
-      </w:r>
-      <w:r>
-        <w:t xml:space="preserve">enables polymorphic handling of data throughout the application. Lastly the UserMedia Class </w:t>
-      </w:r>
-      <w:r>
-        <w:t xml:space="preserve">facilitates a many to Many </w:t>
-      </w:r>
-      <w:r>
-        <w:t>relationship</w:t>
-      </w:r>
-      <w:r>
-        <w:t xml:space="preserve"> between User and Media. The UserMedia class holds information that is specific to a users relationship to a piece of media. For </w:t>
-      </w:r>
-      <w:r>
-        <w:t>example,</w:t>
-      </w:r>
-      <w:r>
-        <w:t xml:space="preserve"> it holds the user</w:t>
-      </w:r>
-      <w:r>
-        <w:t>’</w:t>
-      </w:r>
-      <w:r>
-        <w:t xml:space="preserve">s consumption status, rating, completion date, and a list of recommenders for any given item. </w:t>
-      </w:r>
-    </w:p>
-    <w:p>
+        <w:t xml:space="preserve">There are 3 main classes involved in the Media Backlog Manager: User, Media, and </w:t>
+      </w:r>
+      <w:proofErr w:type="spellStart"/>
+      <w:r>
+        <w:t>UserMedia</w:t>
+      </w:r>
+      <w:proofErr w:type="spellEnd"/>
+      <w:r>
+        <w:t xml:space="preserve">. The User class was used to store a user’s information and to represent a specific user throughout the application. Media is a base class that stores information shared by derived media </w:t>
+      </w:r>
+      <w:r>
+        <w:lastRenderedPageBreak/>
+        <w:t xml:space="preserve">classes. The Media class also enables polymorphic data handling throughout the application. Lastly, the </w:t>
+      </w:r>
+      <w:proofErr w:type="spellStart"/>
+      <w:r>
+        <w:t>UserMedia</w:t>
+      </w:r>
+      <w:proofErr w:type="spellEnd"/>
+      <w:r>
+        <w:t xml:space="preserve"> Class facilitates a many-to-many relationship between User and Media. The </w:t>
+      </w:r>
+      <w:proofErr w:type="spellStart"/>
+      <w:r>
+        <w:t>UserMedia</w:t>
+      </w:r>
+      <w:proofErr w:type="spellEnd"/>
+      <w:r>
+        <w:t xml:space="preserve"> class stores information specific to a user’s relationship to a piece of media. For example, it stores the user’s consumption status, rating, completion date, and a list of recommenders for each item. </w:t>
+      </w:r>
       <w:r>
         <w:rPr>
           <w:noProof/>
@@ -2623,41 +3644,49 @@
     </w:p>
     <w:p>
       <w:r>
-        <w:lastRenderedPageBreak/>
-        <w:t>Shown in the center column of the diagram above, is the structure of the 3 main classes that the application works with, along with the derived media classes shown on the left. On the right side of the diagram are additional classes that are used to track specific properties used by the Game class, the Media class, and the UserMedia Class.</w:t>
+        <w:t>Shown in the center column of the diagram above</w:t>
+      </w:r>
+      <w:r>
+        <w:t xml:space="preserve"> </w:t>
+      </w:r>
+      <w:r>
+        <w:t xml:space="preserve">is the structure of the </w:t>
+      </w:r>
+      <w:r>
+        <w:t>three</w:t>
+      </w:r>
+      <w:r>
+        <w:t xml:space="preserve"> main classes that the application works with, along with the derived media classes shown on the left. On the right side of the diagram are additional classes that track specific properties used by the Game class, the Media class, and the UserMedia Class.</w:t>
       </w:r>
       <w:bookmarkStart w:id="3" w:name="_Toc233458533"/>
-      <w:bookmarkStart w:id="4" w:name="_Toc233463900"/>
     </w:p>
     <w:p>
       <w:pPr>
         <w:pStyle w:val="Heading2"/>
       </w:pPr>
-    </w:p>
-    <w:p>
-      <w:pPr>
-        <w:pStyle w:val="Heading2"/>
-      </w:pPr>
+      <w:bookmarkStart w:id="4" w:name="_Toc233584073"/>
       <w:r>
         <w:t>UI Design</w:t>
       </w:r>
+      <w:bookmarkEnd w:id="4"/>
       <w:r>
         <w:rPr>
           <w:noProof/>
         </w:rPr>
         <w:t xml:space="preserve"> </w:t>
       </w:r>
-    </w:p>
-    <w:bookmarkEnd w:id="3"/>
-    <w:bookmarkEnd w:id="4"/>
-    <w:p>
-      <w:pPr>
-        <w:pStyle w:val="Heading2"/>
-      </w:pPr>
-    </w:p>
-    <w:p>
-      <w:r>
-        <w:t>Shown below are various UI wireframes created early in development. On the left the Home screen is shown, and on the right the “Add Media” page and “Media View” page are shown. These wireframes show the main pages of the apps. Many additional fields have been added as additional features and fields have been required.</w:t>
+      <w:bookmarkEnd w:id="3"/>
+    </w:p>
+    <w:p>
+      <w:r>
+        <w:t>Shown below are various UI wireframes created early in development. These wireframes show the main pages of the apps. Many additional fields have been added as additional features and fields have been required.</w:t>
+      </w:r>
+      <w:r>
+        <w:t xml:space="preserve"> The wireframes shown below include the Home page, Media </w:t>
+      </w:r>
+      <w:r>
+        <w:lastRenderedPageBreak/>
+        <w:t>View page, Add Media page, Login Page, Account Creation page, Data Export page, and the Profile Menu.</w:t>
       </w:r>
     </w:p>
     <w:p>
@@ -2722,7 +3751,6 @@
     </w:p>
     <w:p>
       <w:r>
-        <w:lastRenderedPageBreak/>
         <w:t>Media View Page</w:t>
       </w:r>
     </w:p>
@@ -2734,6 +3762,7 @@
         <w:rPr>
           <w:noProof/>
         </w:rPr>
+        <w:lastRenderedPageBreak/>
         <w:drawing>
           <wp:inline distT="0" distB="0" distL="0" distR="0" wp14:anchorId="70C6BDC8" wp14:editId="49EF4318">
             <wp:extent cx="4839286" cy="3021900"/>
@@ -2860,12 +3889,10 @@
         <w:ind w:firstLine="0"/>
       </w:pPr>
       <w:r>
-        <w:lastRenderedPageBreak/>
         <w:t>Login Page</w:t>
       </w:r>
       <w:bookmarkStart w:id="5" w:name="_Toc528608384"/>
       <w:bookmarkStart w:id="6" w:name="_Toc233458534"/>
-      <w:bookmarkStart w:id="7" w:name="_Toc233463901"/>
     </w:p>
     <w:p>
       <w:pPr>
@@ -2875,6 +3902,7 @@
         <w:rPr>
           <w:noProof/>
         </w:rPr>
+        <w:lastRenderedPageBreak/>
         <w:drawing>
           <wp:inline distT="0" distB="0" distL="0" distR="0" wp14:anchorId="07DA4442" wp14:editId="2912C005">
             <wp:extent cx="5141742" cy="2893983"/>
@@ -3001,7 +4029,6 @@
         <w:ind w:firstLine="0"/>
       </w:pPr>
       <w:r>
-        <w:lastRenderedPageBreak/>
         <w:t>Data Export Page</w:t>
       </w:r>
     </w:p>
@@ -3013,6 +4040,7 @@
         <w:rPr>
           <w:noProof/>
         </w:rPr>
+        <w:lastRenderedPageBreak/>
         <w:drawing>
           <wp:inline distT="0" distB="0" distL="0" distR="0" wp14:anchorId="076CC71C" wp14:editId="1051068D">
             <wp:extent cx="5936615" cy="4389120"/>
@@ -3133,11 +4161,7 @@
       <w:pPr>
         <w:pStyle w:val="Heading1"/>
       </w:pPr>
-    </w:p>
-    <w:p>
-      <w:pPr>
-        <w:pStyle w:val="Heading1"/>
-      </w:pPr>
+      <w:bookmarkStart w:id="7" w:name="_Toc233584074"/>
       <w:r>
         <w:t>Unit Test Plan</w:t>
       </w:r>
@@ -3150,7 +4174,7 @@
         <w:pStyle w:val="Heading2"/>
       </w:pPr>
       <w:bookmarkStart w:id="8" w:name="_Toc233458535"/>
-      <w:bookmarkStart w:id="9" w:name="_Toc233463902"/>
+      <w:bookmarkStart w:id="9" w:name="_Toc233584075"/>
       <w:r>
         <w:t>Introduction</w:t>
       </w:r>
@@ -3162,7 +4186,7 @@
         <w:pStyle w:val="Heading3"/>
       </w:pPr>
       <w:bookmarkStart w:id="10" w:name="_Toc233458536"/>
-      <w:bookmarkStart w:id="11" w:name="_Toc233463903"/>
+      <w:bookmarkStart w:id="11" w:name="_Toc233584076"/>
       <w:r>
         <w:t>Purpose</w:t>
       </w:r>
@@ -3171,10 +4195,50 @@
     </w:p>
     <w:p>
       <w:r>
-        <w:t>Various Testing methods will be utilized to ensure that the application functions as desired. xUnit will be used to perform Unit Testing. Postman will be used to perform integration testing and API Testing. End to end Testing will be done manually. These tests will be used to ensure that individual units, API endpoints, and application features all behave as expected.</w:t>
-      </w:r>
-      <w:r>
-        <w:t xml:space="preserve"> When tests are failed, root cause analysis will take place, and the root of the issue will be fixed.</w:t>
+        <w:t xml:space="preserve">Various </w:t>
+      </w:r>
+      <w:r>
+        <w:t>t</w:t>
+      </w:r>
+      <w:r>
+        <w:t xml:space="preserve">esting methods will be utilized to ensure the application functions as </w:t>
+      </w:r>
+      <w:r>
+        <w:t>intended</w:t>
+      </w:r>
+      <w:r>
+        <w:t xml:space="preserve">. xUnit will be used to perform Unit Testing. Postman will be used to perform integration testing </w:t>
+      </w:r>
+      <w:r>
+        <w:lastRenderedPageBreak/>
+        <w:t>and API Testing. End</w:t>
+      </w:r>
+      <w:r>
+        <w:t>-</w:t>
+      </w:r>
+      <w:r>
+        <w:t>to</w:t>
+      </w:r>
+      <w:r>
+        <w:t>-</w:t>
+      </w:r>
+      <w:r>
+        <w:t xml:space="preserve">end </w:t>
+      </w:r>
+      <w:r>
+        <w:t>t</w:t>
+      </w:r>
+      <w:r>
+        <w:t>esting will be done manually. These tests will be used to ensure that individual units, API endpoints, and application features all behave as expected.</w:t>
+      </w:r>
+      <w:r>
+        <w:t xml:space="preserve"> When tests </w:t>
+      </w:r>
+      <w:r>
+        <w:t>fail</w:t>
+      </w:r>
+      <w:r>
+        <w:t>, root cause analysis will take place, and the root of the issue will be fixed.</w:t>
       </w:r>
     </w:p>
     <w:p>
@@ -3182,7 +4246,7 @@
         <w:pStyle w:val="Heading3"/>
       </w:pPr>
       <w:bookmarkStart w:id="12" w:name="_Toc233458537"/>
-      <w:bookmarkStart w:id="13" w:name="_Toc233463904"/>
+      <w:bookmarkStart w:id="13" w:name="_Toc233584077"/>
       <w:r>
         <w:t>Overview</w:t>
       </w:r>
@@ -3191,23 +4255,112 @@
     </w:p>
     <w:p>
       <w:r>
-        <w:t xml:space="preserve">Three main testing methods will be used. First, Unit Testing will be done using xUnit. These unit tests will ensure that individual service methods function as expected given various inputs. It also tests cases that should fail and ensures that they fail gracefully. Second, integration testing and API testing will be completed with Postman. Integration testing will ensure that the API controllers interact properly with the application services. Each of the API requests in the collection will be used to test the CRUD operations made available through the API. </w:t>
-      </w:r>
-      <w:r>
-        <w:t>Further, the postman tests will be used to test the authentication method built into the application, only allowing requests that bear the proper authentication token to perform actions. Lastly, end to end testing will be done manually. These tests will be done to ensure that the front end communicates with the back end properly. These tests will ensure that any feature properly behaves on the front end, makes the necessary changes on the back end, or retires data correctly.</w:t>
+        <w:t>Three main testing methods will be used. First, Unit Testing will be done using xUnit. These unit tests will ensure that individual service methods function as expected</w:t>
+      </w:r>
+      <w:r>
+        <w:t>,</w:t>
+      </w:r>
+      <w:r>
+        <w:t xml:space="preserve"> given various inputs. It </w:t>
+      </w:r>
+      <w:r>
+        <w:t xml:space="preserve">will </w:t>
+      </w:r>
+      <w:r>
+        <w:t>also test</w:t>
       </w:r>
       <w:r>
         <w:t xml:space="preserve"> </w:t>
       </w:r>
+      <w:r>
+        <w:t xml:space="preserve">cases that should fail and </w:t>
+      </w:r>
+      <w:r>
+        <w:t>ensure</w:t>
+      </w:r>
+      <w:r>
+        <w:t xml:space="preserve"> that they</w:t>
+      </w:r>
+      <w:r>
+        <w:t xml:space="preserve"> will</w:t>
+      </w:r>
+      <w:r>
+        <w:t xml:space="preserve"> fail gracefully. Second, integration testing and API testing will be completed with Postman. Integration testing will ensure that the API controllers interact properly with the application services. Each of the API requests in the collection will be used to test the CRUD operations made available through the API. </w:t>
+      </w:r>
+      <w:r>
+        <w:t xml:space="preserve">Further, the </w:t>
+      </w:r>
+      <w:r>
+        <w:t>P</w:t>
+      </w:r>
+      <w:r>
+        <w:t>ostman tests will be used to test the authentication method built into the application, only allowing requests that bear the proper authentication token to perform actions. Lastly, end</w:t>
+      </w:r>
+      <w:r>
+        <w:t>-</w:t>
+      </w:r>
+      <w:r>
+        <w:t>to</w:t>
+      </w:r>
+      <w:r>
+        <w:t>-</w:t>
+      </w:r>
+      <w:r>
+        <w:t xml:space="preserve">end testing will be done manually. These tests will be done to ensure that the frontend communicates with the backend properly. These tests will </w:t>
+      </w:r>
+      <w:r>
+        <w:t xml:space="preserve">ensure </w:t>
+      </w:r>
+      <w:r>
+        <w:t xml:space="preserve">that any feature </w:t>
+      </w:r>
+      <w:r>
+        <w:t xml:space="preserve">behaves </w:t>
+      </w:r>
+      <w:r>
+        <w:t xml:space="preserve">properly on the frontend, makes the necessary changes on the backend, or </w:t>
+      </w:r>
+      <w:r>
+        <w:t>retrieves</w:t>
+      </w:r>
+      <w:r>
+        <w:t xml:space="preserve"> data correctly.</w:t>
+      </w:r>
+      <w:r>
+        <w:t xml:space="preserve"> </w:t>
+      </w:r>
     </w:p>
     <w:p>
       <w:pPr>
         <w:ind w:firstLine="0"/>
       </w:pPr>
       <w:r>
-        <w:lastRenderedPageBreak/>
         <w:tab/>
-        <w:t>The Below test plan will cover the Unit Tests performed on the Authentication system. These</w:t>
+        <w:t xml:space="preserve">The test plan </w:t>
+      </w:r>
+      <w:r>
+        <w:t xml:space="preserve">below </w:t>
+      </w:r>
+      <w:r>
+        <w:t xml:space="preserve">will cover the </w:t>
+      </w:r>
+      <w:r>
+        <w:t>u</w:t>
+      </w:r>
+      <w:r>
+        <w:t xml:space="preserve">nit </w:t>
+      </w:r>
+      <w:r>
+        <w:t>t</w:t>
+      </w:r>
+      <w:r>
+        <w:t xml:space="preserve">ests performed on the </w:t>
+      </w:r>
+      <w:r>
+        <w:t>a</w:t>
+      </w:r>
+      <w:r>
+        <w:t>uthentication system. These</w:t>
       </w:r>
       <w:r>
         <w:t xml:space="preserve"> unit tests will be performed</w:t>
@@ -3231,7 +4384,19 @@
         </w:numPr>
       </w:pPr>
       <w:r>
-        <w:t xml:space="preserve">Test the login logic of the application which allows a user to sign in with a username and </w:t>
+        <w:t>Test the login logic of the application</w:t>
+      </w:r>
+      <w:r>
+        <w:t xml:space="preserve">, </w:t>
+      </w:r>
+      <w:r>
+        <w:t xml:space="preserve">which allows a user to </w:t>
+      </w:r>
+      <w:r>
+        <w:t>sign in</w:t>
+      </w:r>
+      <w:r>
+        <w:t xml:space="preserve"> with a username and </w:t>
       </w:r>
       <w:r>
         <w:t>password and</w:t>
@@ -3252,7 +4417,7 @@
         <w:t xml:space="preserve">Test the account creation </w:t>
       </w:r>
       <w:r>
-        <w:t>feature, to ensure that a new account can be created properly.</w:t>
+        <w:t>feature to ensure that a new account can be created properly.</w:t>
       </w:r>
     </w:p>
     <w:p>
@@ -3270,7 +4435,13 @@
         <w:t xml:space="preserve"> </w:t>
       </w:r>
       <w:r>
-        <w:t>incorrect credential sign in scenarios</w:t>
+        <w:t>incorrect credential sign</w:t>
+      </w:r>
+      <w:r>
+        <w:t>-</w:t>
+      </w:r>
+      <w:r>
+        <w:t>in scenarios</w:t>
       </w:r>
       <w:r>
         <w:t>.</w:t>
@@ -3285,7 +4456,20 @@
         </w:numPr>
       </w:pPr>
       <w:r>
-        <w:t>Test attempts to create a new account with conflicting information such a second account with the same username or email address.</w:t>
+        <w:lastRenderedPageBreak/>
+        <w:t>Test attempts to create a new account with conflicting information</w:t>
+      </w:r>
+      <w:r>
+        <w:t>,</w:t>
+      </w:r>
+      <w:r>
+        <w:t xml:space="preserve"> such a</w:t>
+      </w:r>
+      <w:r>
+        <w:t>s a</w:t>
+      </w:r>
+      <w:r>
+        <w:t xml:space="preserve"> second account with the same username or email address.</w:t>
       </w:r>
     </w:p>
     <w:p>
@@ -3305,7 +4489,7 @@
         <w:pStyle w:val="Heading2"/>
       </w:pPr>
       <w:bookmarkStart w:id="14" w:name="_Toc233458538"/>
-      <w:bookmarkStart w:id="15" w:name="_Toc233463905"/>
+      <w:bookmarkStart w:id="15" w:name="_Toc233584078"/>
       <w:r>
         <w:t>Test Plan</w:t>
       </w:r>
@@ -3317,7 +4501,7 @@
         <w:pStyle w:val="Heading3"/>
       </w:pPr>
       <w:bookmarkStart w:id="16" w:name="_Toc233458539"/>
-      <w:bookmarkStart w:id="17" w:name="_Toc233463906"/>
+      <w:bookmarkStart w:id="17" w:name="_Toc233584079"/>
       <w:r>
         <w:t>Items</w:t>
       </w:r>
@@ -3329,7 +4513,10 @@
         <w:ind w:firstLine="0"/>
       </w:pPr>
       <w:r>
-        <w:t>The following Items will be needed to perform these tests</w:t>
+        <w:t>The following Items will be needed to perform these test</w:t>
+      </w:r>
+      <w:r>
+        <w:t>s</w:t>
       </w:r>
     </w:p>
     <w:p>
@@ -3341,7 +4528,25 @@
         </w:numPr>
       </w:pPr>
       <w:r>
-        <w:t>A Development Environment with the needed .net development tools installed</w:t>
+        <w:t xml:space="preserve">A </w:t>
+      </w:r>
+      <w:r>
+        <w:t>d</w:t>
+      </w:r>
+      <w:r>
+        <w:t xml:space="preserve">evelopment </w:t>
+      </w:r>
+      <w:r>
+        <w:t>e</w:t>
+      </w:r>
+      <w:r>
+        <w:t>nvironment with the needed .</w:t>
+      </w:r>
+      <w:r>
+        <w:t>NET</w:t>
+      </w:r>
+      <w:r>
+        <w:t xml:space="preserve"> development tools installed</w:t>
       </w:r>
     </w:p>
     <w:p>
@@ -3353,7 +4558,19 @@
         </w:numPr>
       </w:pPr>
       <w:r>
-        <w:t xml:space="preserve">A Database will need be configured in the application to ensure that each test is performed in an empty database. </w:t>
+        <w:t xml:space="preserve">A </w:t>
+      </w:r>
+      <w:r>
+        <w:t>d</w:t>
+      </w:r>
+      <w:r>
+        <w:t xml:space="preserve">atabase will need </w:t>
+      </w:r>
+      <w:r>
+        <w:t>to be</w:t>
+      </w:r>
+      <w:r>
+        <w:t xml:space="preserve"> configured in the application to ensure that each test is performed in an empty database. </w:t>
       </w:r>
     </w:p>
     <w:p>
@@ -3365,7 +4582,31 @@
         </w:numPr>
       </w:pPr>
       <w:r>
-        <w:t>A Testing Framework will be needed so the tests can be composed and Run. xUnit has been used for these unit tests.</w:t>
+        <w:t xml:space="preserve">A </w:t>
+      </w:r>
+      <w:r>
+        <w:t>te</w:t>
+      </w:r>
+      <w:r>
+        <w:t xml:space="preserve">sting </w:t>
+      </w:r>
+      <w:r>
+        <w:t>f</w:t>
+      </w:r>
+      <w:r>
+        <w:t xml:space="preserve">ramework will be needed so the tests can be composed and </w:t>
+      </w:r>
+      <w:r>
+        <w:t>run</w:t>
+      </w:r>
+      <w:r>
+        <w:t>. xUnit has been</w:t>
+      </w:r>
+      <w:r>
+        <w:t xml:space="preserve"> selected</w:t>
+      </w:r>
+      <w:r>
+        <w:t xml:space="preserve"> for these unit tests.</w:t>
       </w:r>
     </w:p>
     <w:p>
@@ -3385,7 +4626,7 @@
         <w:pStyle w:val="Heading3"/>
       </w:pPr>
       <w:bookmarkStart w:id="18" w:name="_Toc233458540"/>
-      <w:bookmarkStart w:id="19" w:name="_Toc233463907"/>
+      <w:bookmarkStart w:id="19" w:name="_Toc233584080"/>
       <w:r>
         <w:t>Features</w:t>
       </w:r>
@@ -3404,7 +4645,10 @@
         <w:t xml:space="preserve">The </w:t>
       </w:r>
       <w:r>
-        <w:t>Authentication system</w:t>
+        <w:t>a</w:t>
+      </w:r>
+      <w:r>
+        <w:t>uthentication system</w:t>
       </w:r>
       <w:r>
         <w:t xml:space="preserve"> will be the primary feature being tested</w:t>
@@ -3419,14 +4663,34 @@
         </w:numPr>
       </w:pPr>
       <w:r>
-        <w:lastRenderedPageBreak/>
         <w:t xml:space="preserve">The </w:t>
       </w:r>
       <w:r>
-        <w:t>Database system</w:t>
-      </w:r>
-      <w:r>
-        <w:t xml:space="preserve"> will be a secondary focus in these tests. Because the Authentication needs to store data in the database for authentication, the database will need to be checked for proper storage of the account info.</w:t>
+        <w:t>d</w:t>
+      </w:r>
+      <w:r>
+        <w:t>atabase system</w:t>
+      </w:r>
+      <w:r>
+        <w:t xml:space="preserve"> will be a secondary focus in these tests. Because the </w:t>
+      </w:r>
+      <w:r>
+        <w:t>a</w:t>
+      </w:r>
+      <w:r>
+        <w:t xml:space="preserve">uthentication </w:t>
+      </w:r>
+      <w:r>
+        <w:t xml:space="preserve">system </w:t>
+      </w:r>
+      <w:r>
+        <w:t xml:space="preserve">needs to store data in the database for authentication, the database will need to be checked for proper storage of the account </w:t>
+      </w:r>
+      <w:r>
+        <w:t>information</w:t>
+      </w:r>
+      <w:r>
+        <w:t>.</w:t>
       </w:r>
     </w:p>
     <w:p>
@@ -3434,7 +4698,7 @@
         <w:pStyle w:val="Heading3"/>
       </w:pPr>
       <w:bookmarkStart w:id="20" w:name="_Toc233458541"/>
-      <w:bookmarkStart w:id="21" w:name="_Toc233463908"/>
+      <w:bookmarkStart w:id="21" w:name="_Toc233584081"/>
       <w:r>
         <w:t>Deliverables</w:t>
       </w:r>
@@ -3450,10 +4714,34 @@
         </w:numPr>
       </w:pPr>
       <w:r>
-        <w:t>Each test will produce a Test Script</w:t>
-      </w:r>
-      <w:r>
-        <w:t>. This collection of scripts will be used to perform the unit tests. These Tests are available in the GitLab Repository.</w:t>
+        <w:t xml:space="preserve">Each test will produce a </w:t>
+      </w:r>
+      <w:r>
+        <w:t>t</w:t>
+      </w:r>
+      <w:r>
+        <w:t xml:space="preserve">est </w:t>
+      </w:r>
+      <w:r>
+        <w:t>s</w:t>
+      </w:r>
+      <w:r>
+        <w:t>cript</w:t>
+      </w:r>
+      <w:r>
+        <w:t xml:space="preserve">. This collection of scripts will be used to perform the unit tests. These </w:t>
+      </w:r>
+      <w:r>
+        <w:t>t</w:t>
+      </w:r>
+      <w:r>
+        <w:t xml:space="preserve">ests are available in the GitLab </w:t>
+      </w:r>
+      <w:r>
+        <w:t>r</w:t>
+      </w:r>
+      <w:r>
+        <w:t>epository.</w:t>
       </w:r>
     </w:p>
     <w:p>
@@ -3465,7 +4753,13 @@
         </w:numPr>
       </w:pPr>
       <w:r>
-        <w:t>Each Test will produce test results. These results will be automatically produced by the testing frame work and will show the result of each test.</w:t>
+        <w:t xml:space="preserve">Each </w:t>
+      </w:r>
+      <w:r>
+        <w:t>t</w:t>
+      </w:r>
+      <w:r>
+        <w:t>est will produce test results. These results will be automatically produced by the testing framework and will show the result of each test.</w:t>
       </w:r>
       <w:r>
         <w:t xml:space="preserve"> </w:t>
@@ -3476,8 +4770,9 @@
         <w:pStyle w:val="Heading3"/>
       </w:pPr>
       <w:bookmarkStart w:id="22" w:name="_Toc233458542"/>
-      <w:bookmarkStart w:id="23" w:name="_Toc233463909"/>
-      <w:r>
+      <w:bookmarkStart w:id="23" w:name="_Toc233584082"/>
+      <w:r>
+        <w:lastRenderedPageBreak/>
         <w:t>Tasks</w:t>
       </w:r>
       <w:bookmarkEnd w:id="22"/>
@@ -3492,10 +4787,22 @@
         </w:numPr>
       </w:pPr>
       <w:r>
-        <w:t>To begin the tests, a suitable development environment will need to be set up. Within this environment, ASP.net development tools and xUnit must be installed.</w:t>
-      </w:r>
-      <w:r>
-        <w:t xml:space="preserve"> The dependencies within the ASP.net project will also need to be installed. These include EntityFrameworkCore, EntityFrameworkCore.InMemory, SQLitePCL, and Microsoft.Identity.</w:t>
+        <w:t>To begin the tests, a suitable development environment will need to be set up. Within this environment, ASP.</w:t>
+      </w:r>
+      <w:r>
+        <w:t>NET</w:t>
+      </w:r>
+      <w:r>
+        <w:t xml:space="preserve"> development tools and xUnit must be installed.</w:t>
+      </w:r>
+      <w:r>
+        <w:t xml:space="preserve"> The dependencies within the ASP.</w:t>
+      </w:r>
+      <w:r>
+        <w:t>NET</w:t>
+      </w:r>
+      <w:r>
+        <w:t xml:space="preserve"> project will also need to be installed. These include EntityFrameworkCore, EntityFrameworkCore.InMemory, SQLitePCL, and Microsoft.Identity.</w:t>
       </w:r>
     </w:p>
     <w:p>
@@ -3507,7 +4814,13 @@
         </w:numPr>
       </w:pPr>
       <w:r>
-        <w:t>The Unit tests are set up in a separate project, but within the Visual Studio Solution.</w:t>
+        <w:t xml:space="preserve">The Unit tests are set up in a separate project, but within the Visual Studio </w:t>
+      </w:r>
+      <w:r>
+        <w:t>s</w:t>
+      </w:r>
+      <w:r>
+        <w:t>olution.</w:t>
       </w:r>
     </w:p>
     <w:p>
@@ -3519,7 +4832,25 @@
         </w:numPr>
       </w:pPr>
       <w:r>
-        <w:t>Dependency Injection must be manually set up for proper testing of the authentication service as it is heavily used within the application due to its use of ASP.net .</w:t>
+        <w:t xml:space="preserve">Dependency </w:t>
+      </w:r>
+      <w:r>
+        <w:t>i</w:t>
+      </w:r>
+      <w:r>
+        <w:t>njection must be manually set up for proper testing of the authentication service</w:t>
+      </w:r>
+      <w:r>
+        <w:t>,</w:t>
+      </w:r>
+      <w:r>
+        <w:t xml:space="preserve"> as it is heavily used within the application due to its use of ASP.</w:t>
+      </w:r>
+      <w:r>
+        <w:t>NET</w:t>
+      </w:r>
+      <w:r>
+        <w:t>.</w:t>
       </w:r>
     </w:p>
     <w:p>
@@ -3531,10 +4862,37 @@
         </w:numPr>
       </w:pPr>
       <w:r>
-        <w:t xml:space="preserve">The Database must be configured within as the application uses an SQLite Database. The database will be set up as </w:t>
-      </w:r>
-      <w:r>
-        <w:t>an in memory database, which will be completely fresh for each test.</w:t>
+        <w:t xml:space="preserve">The </w:t>
+      </w:r>
+      <w:r>
+        <w:t>d</w:t>
+      </w:r>
+      <w:r>
+        <w:t>atabase must be configured within the application</w:t>
+      </w:r>
+      <w:r>
+        <w:t>,</w:t>
+      </w:r>
+      <w:r>
+        <w:t xml:space="preserve"> as it</w:t>
+      </w:r>
+      <w:r>
+        <w:t xml:space="preserve"> uses an SQLite </w:t>
+      </w:r>
+      <w:r>
+        <w:t>d</w:t>
+      </w:r>
+      <w:r>
+        <w:t xml:space="preserve">atabase. The database will be set up as </w:t>
+      </w:r>
+      <w:r>
+        <w:t xml:space="preserve">an </w:t>
+      </w:r>
+      <w:r>
+        <w:t>in-memory</w:t>
+      </w:r>
+      <w:r>
+        <w:t xml:space="preserve"> database, which will be completely fresh for each test.</w:t>
       </w:r>
     </w:p>
     <w:p>
@@ -3546,7 +4904,43 @@
         </w:numPr>
       </w:pPr>
       <w:r>
-        <w:t>The Unit Tests will be executed using the visual studio test explorer.</w:t>
+        <w:t xml:space="preserve">The </w:t>
+      </w:r>
+      <w:r>
+        <w:t>u</w:t>
+      </w:r>
+      <w:r>
+        <w:t xml:space="preserve">nit </w:t>
+      </w:r>
+      <w:r>
+        <w:t>t</w:t>
+      </w:r>
+      <w:r>
+        <w:t xml:space="preserve">ests will be executed using the </w:t>
+      </w:r>
+      <w:r>
+        <w:t>Vi</w:t>
+      </w:r>
+      <w:r>
+        <w:t xml:space="preserve">sual </w:t>
+      </w:r>
+      <w:r>
+        <w:t>S</w:t>
+      </w:r>
+      <w:r>
+        <w:t xml:space="preserve">tudio </w:t>
+      </w:r>
+      <w:r>
+        <w:t>T</w:t>
+      </w:r>
+      <w:r>
+        <w:t xml:space="preserve">est </w:t>
+      </w:r>
+      <w:r>
+        <w:t>E</w:t>
+      </w:r>
+      <w:r>
+        <w:t>xplorer.</w:t>
       </w:r>
     </w:p>
     <w:p>
@@ -3558,14 +4952,25 @@
         </w:numPr>
       </w:pPr>
       <w:r>
-        <w:lastRenderedPageBreak/>
         <w:t>The test result</w:t>
       </w:r>
       <w:r>
         <w:t>s</w:t>
       </w:r>
       <w:r>
-        <w:t xml:space="preserve"> will be analyzed. Any failing tests will be reviewed to identify a root cause. Once a root cause has been identified it will be corrected and the tests will be run again.</w:t>
+        <w:t xml:space="preserve"> will be analyzed. Any failing tests will be reviewed to identify a root cause. Once a root cause has been identified</w:t>
+      </w:r>
+      <w:r>
+        <w:t>,</w:t>
+      </w:r>
+      <w:r>
+        <w:t xml:space="preserve"> it will be corrected</w:t>
+      </w:r>
+      <w:r>
+        <w:t>,</w:t>
+      </w:r>
+      <w:r>
+        <w:t xml:space="preserve"> and the tests will be run again.</w:t>
       </w:r>
     </w:p>
     <w:p>
@@ -3573,7 +4978,7 @@
         <w:pStyle w:val="Heading3"/>
       </w:pPr>
       <w:bookmarkStart w:id="24" w:name="_Toc233458543"/>
-      <w:bookmarkStart w:id="25" w:name="_Toc233463910"/>
+      <w:bookmarkStart w:id="25" w:name="_Toc233584083"/>
       <w:r>
         <w:t>Needs</w:t>
       </w:r>
@@ -3601,7 +5006,31 @@
         </w:numPr>
       </w:pPr>
       <w:r>
-        <w:t>The testing framework is needed to frame and run the tests within the visual studio test explorer.</w:t>
+        <w:t xml:space="preserve">The testing framework is needed to frame and run the tests within the </w:t>
+      </w:r>
+      <w:r>
+        <w:t>V</w:t>
+      </w:r>
+      <w:r>
+        <w:t xml:space="preserve">isual </w:t>
+      </w:r>
+      <w:r>
+        <w:t>S</w:t>
+      </w:r>
+      <w:r>
+        <w:t xml:space="preserve">tudio </w:t>
+      </w:r>
+      <w:r>
+        <w:t>T</w:t>
+      </w:r>
+      <w:r>
+        <w:t xml:space="preserve">est </w:t>
+      </w:r>
+      <w:r>
+        <w:t>E</w:t>
+      </w:r>
+      <w:r>
+        <w:t>xplorer.</w:t>
       </w:r>
     </w:p>
     <w:p>
@@ -3613,7 +5042,7 @@
         </w:numPr>
       </w:pPr>
       <w:r>
-        <w:t>The source code must be accessible for use within the tests, and to be reviewed and updated as needed based on the test results.</w:t>
+        <w:t>The source code must be accessible for use within the tests and to be reviewed and updated as needed based on the test results.</w:t>
       </w:r>
     </w:p>
     <w:p>
@@ -3625,6 +5054,7 @@
         </w:numPr>
       </w:pPr>
       <w:r>
+        <w:lastRenderedPageBreak/>
         <w:t>No test data is needed in the database, as all data is created within the contents of the test.</w:t>
       </w:r>
     </w:p>
@@ -3633,7 +5063,7 @@
         <w:pStyle w:val="Heading3"/>
       </w:pPr>
       <w:bookmarkStart w:id="26" w:name="_Toc233458544"/>
-      <w:bookmarkStart w:id="27" w:name="_Toc233463911"/>
+      <w:bookmarkStart w:id="27" w:name="_Toc233584084"/>
       <w:r>
         <w:t>Pass/Fail Criteria</w:t>
       </w:r>
@@ -3693,7 +5123,13 @@
         </w:numPr>
       </w:pPr>
       <w:r>
-        <w:t>The AuthResponse object does not contain any error in its error list</w:t>
+        <w:t>The AuthResponse object does not contain any error</w:t>
+      </w:r>
+      <w:r>
+        <w:t>s</w:t>
+      </w:r>
+      <w:r>
+        <w:t xml:space="preserve"> in its error list</w:t>
       </w:r>
     </w:p>
     <w:p>
@@ -3763,11 +5199,8 @@
       <w:r>
         <w:t>Login attempt with correct Credentials</w:t>
       </w:r>
-    </w:p>
-    <w:p>
-      <w:r>
-        <w:lastRenderedPageBreak/>
-        <w:t>Register a new User</w:t>
+      <w:r>
+        <w:t>.</w:t>
       </w:r>
     </w:p>
     <w:p>
@@ -3818,7 +5251,7 @@
         </w:numPr>
       </w:pPr>
       <w:r>
-        <w:t>The AuthResponse object does not contain any error in its error list</w:t>
+        <w:t>The AuthResponse object does not contain any errors in its error list</w:t>
       </w:r>
     </w:p>
     <w:p>
@@ -3829,8 +5262,13 @@
           <w:numId w:val="11"/>
         </w:numPr>
       </w:pPr>
-      <w:r>
-        <w:t>Fail:</w:t>
+      <w:proofErr w:type="gramStart"/>
+      <w:r>
+        <w:t>Fail</w:t>
+      </w:r>
+      <w:proofErr w:type="gramEnd"/>
+      <w:r>
+        <w:t>:</w:t>
       </w:r>
       <w:r>
         <w:tab/>
@@ -3886,7 +5324,10 @@
     </w:p>
     <w:p>
       <w:r>
-        <w:t>Login attempt with a blank username and password</w:t>
+        <w:t>Register a new User</w:t>
+      </w:r>
+      <w:r>
+        <w:t>.</w:t>
       </w:r>
     </w:p>
     <w:p>
@@ -3898,6 +5339,7 @@
         </w:numPr>
       </w:pPr>
       <w:r>
+        <w:lastRenderedPageBreak/>
         <w:t>Pass:</w:t>
       </w:r>
       <w:r>
@@ -3913,7 +5355,37 @@
         </w:numPr>
       </w:pPr>
       <w:r>
-        <w:t>Null is returned</w:t>
+        <w:t>An AuthResponse object is returned.</w:t>
+      </w:r>
+    </w:p>
+    <w:p>
+      <w:pPr>
+        <w:pStyle w:val="ListParagraph"/>
+        <w:numPr>
+          <w:ilvl w:val="2"/>
+          <w:numId w:val="11"/>
+        </w:numPr>
+      </w:pPr>
+      <w:r>
+        <w:t>The AuthResponse object contains a token</w:t>
+      </w:r>
+    </w:p>
+    <w:p>
+      <w:pPr>
+        <w:pStyle w:val="ListParagraph"/>
+        <w:numPr>
+          <w:ilvl w:val="2"/>
+          <w:numId w:val="11"/>
+        </w:numPr>
+      </w:pPr>
+      <w:r>
+        <w:t>The AuthResponse object does not contain any error</w:t>
+      </w:r>
+      <w:r>
+        <w:t>s</w:t>
+      </w:r>
+      <w:r>
+        <w:t xml:space="preserve"> in its error list</w:t>
       </w:r>
     </w:p>
     <w:p>
@@ -3940,7 +5412,7 @@
         </w:numPr>
       </w:pPr>
       <w:r>
-        <w:t>An object of any type is returned</w:t>
+        <w:t>An AuthResponse object is not returned</w:t>
       </w:r>
     </w:p>
     <w:p>
@@ -3952,12 +5424,39 @@
         </w:numPr>
       </w:pPr>
       <w:r>
-        <w:t>An Error is thrown within the login method</w:t>
-      </w:r>
-    </w:p>
-    <w:p>
-      <w:r>
-        <w:t>Attempted account creation with a duplicate username</w:t>
+        <w:t>The AuthResponse object does not contain a token</w:t>
+      </w:r>
+    </w:p>
+    <w:p>
+      <w:pPr>
+        <w:pStyle w:val="ListParagraph"/>
+        <w:numPr>
+          <w:ilvl w:val="2"/>
+          <w:numId w:val="11"/>
+        </w:numPr>
+      </w:pPr>
+      <w:r>
+        <w:t>The AuthResponse object contains an error in its error list</w:t>
+      </w:r>
+    </w:p>
+    <w:p>
+      <w:pPr>
+        <w:pStyle w:val="ListParagraph"/>
+        <w:numPr>
+          <w:ilvl w:val="2"/>
+          <w:numId w:val="11"/>
+        </w:numPr>
+      </w:pPr>
+      <w:r>
+        <w:t>An Error is thrown within the account creation method</w:t>
+      </w:r>
+    </w:p>
+    <w:p>
+      <w:r>
+        <w:t>Login attempt with a blank username and password</w:t>
+      </w:r>
+      <w:r>
+        <w:t>.</w:t>
       </w:r>
     </w:p>
     <w:p>
@@ -3984,7 +5483,22 @@
         </w:numPr>
       </w:pPr>
       <w:r>
-        <w:t>An AuthResponse object is returned.</w:t>
+        <w:t>Null is returned</w:t>
+      </w:r>
+    </w:p>
+    <w:p>
+      <w:pPr>
+        <w:pStyle w:val="ListParagraph"/>
+        <w:numPr>
+          <w:ilvl w:val="1"/>
+          <w:numId w:val="11"/>
+        </w:numPr>
+      </w:pPr>
+      <w:r>
+        <w:t>Fail:</w:t>
+      </w:r>
+      <w:r>
+        <w:tab/>
       </w:r>
     </w:p>
     <w:p>
@@ -3996,7 +5510,7 @@
         </w:numPr>
       </w:pPr>
       <w:r>
-        <w:t>The AuthResponse object does not contain a token</w:t>
+        <w:t>An object of any type is returned</w:t>
       </w:r>
     </w:p>
     <w:p>
@@ -4006,10 +5520,32 @@
           <w:ilvl w:val="2"/>
           <w:numId w:val="11"/>
         </w:numPr>
-        <w:ind w:left="1800" w:firstLine="0"/>
-      </w:pPr>
-      <w:r>
-        <w:t>The AuthResponse object contains errors in its error list</w:t>
+      </w:pPr>
+      <w:r>
+        <w:t>An Error is thrown within the login method</w:t>
+      </w:r>
+    </w:p>
+    <w:p>
+      <w:r>
+        <w:t>Attempted account creation with a duplicate username</w:t>
+      </w:r>
+      <w:r>
+        <w:t>.</w:t>
+      </w:r>
+    </w:p>
+    <w:p>
+      <w:pPr>
+        <w:pStyle w:val="ListParagraph"/>
+        <w:numPr>
+          <w:ilvl w:val="1"/>
+          <w:numId w:val="11"/>
+        </w:numPr>
+      </w:pPr>
+      <w:r>
+        <w:t>Pass:</w:t>
+      </w:r>
+      <w:r>
+        <w:tab/>
       </w:r>
     </w:p>
     <w:p>
@@ -4021,6 +5557,43 @@
         </w:numPr>
       </w:pPr>
       <w:r>
+        <w:t>An AuthResponse object is returned.</w:t>
+      </w:r>
+    </w:p>
+    <w:p>
+      <w:pPr>
+        <w:pStyle w:val="ListParagraph"/>
+        <w:numPr>
+          <w:ilvl w:val="2"/>
+          <w:numId w:val="11"/>
+        </w:numPr>
+      </w:pPr>
+      <w:r>
+        <w:t>The AuthResponse object does not contain a token</w:t>
+      </w:r>
+    </w:p>
+    <w:p>
+      <w:pPr>
+        <w:pStyle w:val="ListParagraph"/>
+        <w:numPr>
+          <w:ilvl w:val="2"/>
+          <w:numId w:val="11"/>
+        </w:numPr>
+        <w:ind w:left="1800" w:firstLine="0"/>
+      </w:pPr>
+      <w:r>
+        <w:t>The AuthResponse object contains errors in its error list</w:t>
+      </w:r>
+    </w:p>
+    <w:p>
+      <w:pPr>
+        <w:pStyle w:val="ListParagraph"/>
+        <w:numPr>
+          <w:ilvl w:val="2"/>
+          <w:numId w:val="11"/>
+        </w:numPr>
+      </w:pPr>
+      <w:r>
         <w:t xml:space="preserve">The </w:t>
       </w:r>
       <w:r>
@@ -4051,6 +5624,287 @@
         </w:numPr>
       </w:pPr>
       <w:r>
+        <w:t>An AuthResponse object is not returned</w:t>
+      </w:r>
+    </w:p>
+    <w:p>
+      <w:pPr>
+        <w:pStyle w:val="ListParagraph"/>
+        <w:numPr>
+          <w:ilvl w:val="2"/>
+          <w:numId w:val="11"/>
+        </w:numPr>
+      </w:pPr>
+      <w:r>
+        <w:lastRenderedPageBreak/>
+        <w:t>The AuthResponse object contain</w:t>
+      </w:r>
+      <w:r>
+        <w:t>s</w:t>
+      </w:r>
+      <w:r>
+        <w:t xml:space="preserve"> a token</w:t>
+      </w:r>
+    </w:p>
+    <w:p>
+      <w:pPr>
+        <w:pStyle w:val="ListParagraph"/>
+        <w:numPr>
+          <w:ilvl w:val="2"/>
+          <w:numId w:val="11"/>
+        </w:numPr>
+      </w:pPr>
+      <w:r>
+        <w:t xml:space="preserve">The AuthResponse object </w:t>
+      </w:r>
+      <w:r>
+        <w:t>does not contain</w:t>
+      </w:r>
+      <w:r>
+        <w:t xml:space="preserve"> an error in its error list</w:t>
+      </w:r>
+    </w:p>
+    <w:p>
+      <w:pPr>
+        <w:pStyle w:val="ListParagraph"/>
+        <w:numPr>
+          <w:ilvl w:val="2"/>
+          <w:numId w:val="11"/>
+        </w:numPr>
+      </w:pPr>
+      <w:r>
+        <w:t>The error list does not contain the duplicate username error message</w:t>
+      </w:r>
+    </w:p>
+    <w:p>
+      <w:r>
+        <w:t>Attempted account creation with a duplicate email address</w:t>
+      </w:r>
+      <w:r>
+        <w:t>.</w:t>
+      </w:r>
+    </w:p>
+    <w:p>
+      <w:pPr>
+        <w:pStyle w:val="ListParagraph"/>
+        <w:numPr>
+          <w:ilvl w:val="1"/>
+          <w:numId w:val="11"/>
+        </w:numPr>
+      </w:pPr>
+      <w:r>
+        <w:t>Pass:</w:t>
+      </w:r>
+      <w:r>
+        <w:tab/>
+      </w:r>
+    </w:p>
+    <w:p>
+      <w:pPr>
+        <w:pStyle w:val="ListParagraph"/>
+        <w:numPr>
+          <w:ilvl w:val="2"/>
+          <w:numId w:val="11"/>
+        </w:numPr>
+      </w:pPr>
+      <w:r>
+        <w:t>An AuthResponse object is returned.</w:t>
+      </w:r>
+    </w:p>
+    <w:p>
+      <w:pPr>
+        <w:pStyle w:val="ListParagraph"/>
+        <w:numPr>
+          <w:ilvl w:val="2"/>
+          <w:numId w:val="11"/>
+        </w:numPr>
+      </w:pPr>
+      <w:r>
+        <w:t>The AuthResponse object does not contain a token</w:t>
+      </w:r>
+    </w:p>
+    <w:p>
+      <w:pPr>
+        <w:pStyle w:val="ListParagraph"/>
+        <w:numPr>
+          <w:ilvl w:val="2"/>
+          <w:numId w:val="11"/>
+        </w:numPr>
+        <w:ind w:left="1800" w:firstLine="0"/>
+      </w:pPr>
+      <w:r>
+        <w:t>The AuthResponse object contains errors in its error list</w:t>
+      </w:r>
+    </w:p>
+    <w:p>
+      <w:pPr>
+        <w:pStyle w:val="ListParagraph"/>
+        <w:numPr>
+          <w:ilvl w:val="2"/>
+          <w:numId w:val="11"/>
+        </w:numPr>
+      </w:pPr>
+      <w:r>
+        <w:t>The error list contains the duplicate email error message</w:t>
+      </w:r>
+    </w:p>
+    <w:p>
+      <w:pPr>
+        <w:pStyle w:val="ListParagraph"/>
+        <w:numPr>
+          <w:ilvl w:val="1"/>
+          <w:numId w:val="11"/>
+        </w:numPr>
+      </w:pPr>
+      <w:r>
+        <w:t>Fail:</w:t>
+      </w:r>
+      <w:r>
+        <w:tab/>
+      </w:r>
+    </w:p>
+    <w:p>
+      <w:pPr>
+        <w:pStyle w:val="ListParagraph"/>
+        <w:numPr>
+          <w:ilvl w:val="2"/>
+          <w:numId w:val="11"/>
+        </w:numPr>
+      </w:pPr>
+      <w:r>
+        <w:t>An AuthResponse object is not returned</w:t>
+      </w:r>
+    </w:p>
+    <w:p>
+      <w:pPr>
+        <w:pStyle w:val="ListParagraph"/>
+        <w:numPr>
+          <w:ilvl w:val="2"/>
+          <w:numId w:val="11"/>
+        </w:numPr>
+      </w:pPr>
+      <w:r>
+        <w:t>The AuthResponse object contains a token</w:t>
+      </w:r>
+    </w:p>
+    <w:p>
+      <w:pPr>
+        <w:pStyle w:val="ListParagraph"/>
+        <w:numPr>
+          <w:ilvl w:val="2"/>
+          <w:numId w:val="11"/>
+        </w:numPr>
+      </w:pPr>
+      <w:r>
+        <w:t>The AuthResponse object does not contain an error in its error list</w:t>
+      </w:r>
+    </w:p>
+    <w:p>
+      <w:pPr>
+        <w:pStyle w:val="ListParagraph"/>
+        <w:numPr>
+          <w:ilvl w:val="2"/>
+          <w:numId w:val="11"/>
+        </w:numPr>
+      </w:pPr>
+      <w:r>
+        <w:t>The error list does not contain the duplicate email error message</w:t>
+      </w:r>
+    </w:p>
+    <w:p>
+      <w:bookmarkStart w:id="28" w:name="_Toc233458545"/>
+      <w:r>
+        <w:t>Attempt to create a new user with a blank password or a password that does not meet the password requirements</w:t>
+      </w:r>
+      <w:r>
+        <w:t>.</w:t>
+      </w:r>
+    </w:p>
+    <w:p>
+      <w:pPr>
+        <w:pStyle w:val="ListParagraph"/>
+        <w:numPr>
+          <w:ilvl w:val="1"/>
+          <w:numId w:val="11"/>
+        </w:numPr>
+      </w:pPr>
+      <w:r>
+        <w:t>Pass:</w:t>
+      </w:r>
+      <w:r>
+        <w:tab/>
+      </w:r>
+    </w:p>
+    <w:p>
+      <w:pPr>
+        <w:pStyle w:val="ListParagraph"/>
+        <w:numPr>
+          <w:ilvl w:val="2"/>
+          <w:numId w:val="11"/>
+        </w:numPr>
+      </w:pPr>
+      <w:r>
+        <w:t>An AuthResponse object is returned.</w:t>
+      </w:r>
+    </w:p>
+    <w:p>
+      <w:pPr>
+        <w:pStyle w:val="ListParagraph"/>
+        <w:numPr>
+          <w:ilvl w:val="2"/>
+          <w:numId w:val="11"/>
+        </w:numPr>
+      </w:pPr>
+      <w:r>
+        <w:t>The AuthResponse object does not contain a token</w:t>
+      </w:r>
+    </w:p>
+    <w:p>
+      <w:pPr>
+        <w:pStyle w:val="ListParagraph"/>
+        <w:numPr>
+          <w:ilvl w:val="2"/>
+          <w:numId w:val="11"/>
+        </w:numPr>
+        <w:ind w:left="1800" w:firstLine="0"/>
+      </w:pPr>
+      <w:r>
+        <w:t>The AuthResponse object contains errors in its error list</w:t>
+      </w:r>
+      <w:r>
+        <w:t xml:space="preserve"> (The message that is returned can vary depending on what part of the password requirements the password does not </w:t>
+      </w:r>
+      <w:r>
+        <w:t>meet;</w:t>
+      </w:r>
+      <w:r>
+        <w:t xml:space="preserve"> therefore, the message contents are not checked)</w:t>
+      </w:r>
+    </w:p>
+    <w:p>
+      <w:pPr>
+        <w:pStyle w:val="ListParagraph"/>
+        <w:numPr>
+          <w:ilvl w:val="1"/>
+          <w:numId w:val="11"/>
+        </w:numPr>
+      </w:pPr>
+      <w:r>
+        <w:t>Fail:</w:t>
+      </w:r>
+      <w:r>
+        <w:tab/>
+      </w:r>
+    </w:p>
+    <w:p>
+      <w:pPr>
+        <w:pStyle w:val="ListParagraph"/>
+        <w:numPr>
+          <w:ilvl w:val="2"/>
+          <w:numId w:val="11"/>
+        </w:numPr>
+      </w:pPr>
+      <w:r>
         <w:lastRenderedPageBreak/>
         <w:t>An AuthResponse object is not returned</w:t>
       </w:r>
@@ -4064,13 +5918,7 @@
         </w:numPr>
       </w:pPr>
       <w:r>
-        <w:t>The AuthResponse object contain</w:t>
-      </w:r>
-      <w:r>
-        <w:t>s</w:t>
-      </w:r>
-      <w:r>
-        <w:t xml:space="preserve"> a token</w:t>
+        <w:t>The AuthResponse object contains a token</w:t>
       </w:r>
     </w:p>
     <w:p>
@@ -4082,277 +5930,14 @@
         </w:numPr>
       </w:pPr>
       <w:r>
-        <w:t xml:space="preserve">The AuthResponse object </w:t>
-      </w:r>
-      <w:r>
-        <w:t>does not contain</w:t>
-      </w:r>
-      <w:r>
-        <w:t xml:space="preserve"> an error in its error list</w:t>
-      </w:r>
-    </w:p>
-    <w:p>
-      <w:pPr>
-        <w:pStyle w:val="ListParagraph"/>
-        <w:numPr>
-          <w:ilvl w:val="2"/>
-          <w:numId w:val="11"/>
-        </w:numPr>
-      </w:pPr>
-      <w:r>
-        <w:t>The error list does not contain the duplicate username error message</w:t>
-      </w:r>
-    </w:p>
-    <w:p>
-      <w:r>
-        <w:t>Attempted account creation with a duplicate email address</w:t>
-      </w:r>
-    </w:p>
-    <w:p>
-      <w:pPr>
-        <w:pStyle w:val="ListParagraph"/>
-        <w:numPr>
-          <w:ilvl w:val="1"/>
-          <w:numId w:val="11"/>
-        </w:numPr>
-      </w:pPr>
-      <w:r>
-        <w:t>Pass:</w:t>
-      </w:r>
-      <w:r>
-        <w:tab/>
-      </w:r>
-    </w:p>
-    <w:p>
-      <w:pPr>
-        <w:pStyle w:val="ListParagraph"/>
-        <w:numPr>
-          <w:ilvl w:val="2"/>
-          <w:numId w:val="11"/>
-        </w:numPr>
-      </w:pPr>
-      <w:r>
-        <w:t>An AuthResponse object is returned.</w:t>
-      </w:r>
-    </w:p>
-    <w:p>
-      <w:pPr>
-        <w:pStyle w:val="ListParagraph"/>
-        <w:numPr>
-          <w:ilvl w:val="2"/>
-          <w:numId w:val="11"/>
-        </w:numPr>
-      </w:pPr>
-      <w:r>
-        <w:t>The AuthResponse object does not contain a token</w:t>
-      </w:r>
-    </w:p>
-    <w:p>
-      <w:pPr>
-        <w:pStyle w:val="ListParagraph"/>
-        <w:numPr>
-          <w:ilvl w:val="2"/>
-          <w:numId w:val="11"/>
-        </w:numPr>
-        <w:ind w:left="1800" w:firstLine="0"/>
-      </w:pPr>
-      <w:r>
-        <w:t>The AuthResponse object contains errors in its error list</w:t>
-      </w:r>
-    </w:p>
-    <w:p>
-      <w:pPr>
-        <w:pStyle w:val="ListParagraph"/>
-        <w:numPr>
-          <w:ilvl w:val="2"/>
-          <w:numId w:val="11"/>
-        </w:numPr>
-      </w:pPr>
-      <w:r>
-        <w:t>The error list contains the duplicate email error message</w:t>
-      </w:r>
-    </w:p>
-    <w:p>
-      <w:pPr>
-        <w:pStyle w:val="ListParagraph"/>
-        <w:numPr>
-          <w:ilvl w:val="1"/>
-          <w:numId w:val="11"/>
-        </w:numPr>
-      </w:pPr>
-      <w:r>
-        <w:t>Fail:</w:t>
-      </w:r>
-      <w:r>
-        <w:tab/>
-      </w:r>
-    </w:p>
-    <w:p>
-      <w:pPr>
-        <w:pStyle w:val="ListParagraph"/>
-        <w:numPr>
-          <w:ilvl w:val="2"/>
-          <w:numId w:val="11"/>
-        </w:numPr>
-      </w:pPr>
-      <w:r>
-        <w:t>An AuthResponse object is not returned</w:t>
-      </w:r>
-    </w:p>
-    <w:p>
-      <w:pPr>
-        <w:pStyle w:val="ListParagraph"/>
-        <w:numPr>
-          <w:ilvl w:val="2"/>
-          <w:numId w:val="11"/>
-        </w:numPr>
-      </w:pPr>
-      <w:r>
-        <w:t>The AuthResponse object contains a token</w:t>
-      </w:r>
-    </w:p>
-    <w:p>
-      <w:pPr>
-        <w:pStyle w:val="ListParagraph"/>
-        <w:numPr>
-          <w:ilvl w:val="2"/>
-          <w:numId w:val="11"/>
-        </w:numPr>
-      </w:pPr>
-      <w:r>
         <w:t>The AuthResponse object does not contain an error in its error list</w:t>
       </w:r>
     </w:p>
     <w:p>
       <w:pPr>
-        <w:pStyle w:val="ListParagraph"/>
-        <w:numPr>
-          <w:ilvl w:val="2"/>
-          <w:numId w:val="11"/>
-        </w:numPr>
-      </w:pPr>
-      <w:r>
-        <w:t>The error list does not contain the duplicate email error message</w:t>
-      </w:r>
-    </w:p>
-    <w:p>
-      <w:bookmarkStart w:id="28" w:name="_Toc233458545"/>
-      <w:bookmarkStart w:id="29" w:name="_Toc233463912"/>
-      <w:r>
-        <w:t>Attempt to create a new user with a blank password or a password that does not meet the password requirements</w:t>
-      </w:r>
-    </w:p>
-    <w:p>
-      <w:pPr>
-        <w:pStyle w:val="ListParagraph"/>
-        <w:numPr>
-          <w:ilvl w:val="1"/>
-          <w:numId w:val="11"/>
-        </w:numPr>
-      </w:pPr>
-      <w:r>
-        <w:t>Pass:</w:t>
-      </w:r>
-      <w:r>
-        <w:tab/>
-      </w:r>
-    </w:p>
-    <w:p>
-      <w:pPr>
-        <w:pStyle w:val="ListParagraph"/>
-        <w:numPr>
-          <w:ilvl w:val="2"/>
-          <w:numId w:val="11"/>
-        </w:numPr>
-      </w:pPr>
-      <w:r>
-        <w:t>An AuthResponse object is returned.</w:t>
-      </w:r>
-    </w:p>
-    <w:p>
-      <w:pPr>
-        <w:pStyle w:val="ListParagraph"/>
-        <w:numPr>
-          <w:ilvl w:val="2"/>
-          <w:numId w:val="11"/>
-        </w:numPr>
-      </w:pPr>
-      <w:r>
-        <w:t>The AuthResponse object does not contain a token</w:t>
-      </w:r>
-    </w:p>
-    <w:p>
-      <w:pPr>
-        <w:pStyle w:val="ListParagraph"/>
-        <w:numPr>
-          <w:ilvl w:val="2"/>
-          <w:numId w:val="11"/>
-        </w:numPr>
-        <w:ind w:left="1800" w:firstLine="0"/>
-      </w:pPr>
-      <w:r>
-        <w:t>The AuthResponse object contains errors in its error list</w:t>
-      </w:r>
-      <w:r>
-        <w:t xml:space="preserve"> (The message that is returned can vary depending on what part of the password requirements the password does not meet, therefore, the message contents are not checked)</w:t>
-      </w:r>
-    </w:p>
-    <w:p>
-      <w:pPr>
-        <w:pStyle w:val="ListParagraph"/>
-        <w:numPr>
-          <w:ilvl w:val="1"/>
-          <w:numId w:val="11"/>
-        </w:numPr>
-      </w:pPr>
-      <w:r>
-        <w:lastRenderedPageBreak/>
-        <w:t>Fail:</w:t>
-      </w:r>
-      <w:r>
-        <w:tab/>
-      </w:r>
-    </w:p>
-    <w:p>
-      <w:pPr>
-        <w:pStyle w:val="ListParagraph"/>
-        <w:numPr>
-          <w:ilvl w:val="2"/>
-          <w:numId w:val="11"/>
-        </w:numPr>
-      </w:pPr>
-      <w:r>
-        <w:t>An AuthResponse object is not returned</w:t>
-      </w:r>
-    </w:p>
-    <w:p>
-      <w:pPr>
-        <w:pStyle w:val="ListParagraph"/>
-        <w:numPr>
-          <w:ilvl w:val="2"/>
-          <w:numId w:val="11"/>
-        </w:numPr>
-      </w:pPr>
-      <w:r>
-        <w:t>The AuthResponse object contains a token</w:t>
-      </w:r>
-    </w:p>
-    <w:p>
-      <w:pPr>
-        <w:pStyle w:val="ListParagraph"/>
-        <w:numPr>
-          <w:ilvl w:val="2"/>
-          <w:numId w:val="11"/>
-        </w:numPr>
-      </w:pPr>
-      <w:r>
-        <w:t>The AuthResponse object does not contain an error in its error list</w:t>
-      </w:r>
-    </w:p>
-    <w:p>
-      <w:pPr>
         <w:pStyle w:val="Heading2"/>
       </w:pPr>
+      <w:bookmarkStart w:id="29" w:name="_Toc233584085"/>
       <w:r>
         <w:t>Specifications</w:t>
       </w:r>
@@ -4361,10 +5946,22 @@
     </w:p>
     <w:p>
       <w:r>
-        <w:t>Below are shown screenshots of the unit tests scripts that have been described above.</w:t>
-      </w:r>
-      <w:r>
-        <w:t xml:space="preserve"> Each unit test method begins with an initial setup that creates the User Group that the application uses as well as a user to test login methods as well as conflicting account creations.</w:t>
+        <w:t>Below are screenshots of the unit test scripts that have been described above.</w:t>
+      </w:r>
+      <w:r>
+        <w:t xml:space="preserve"> Each unit test method begins with an initial setup that creates the User Group that the application uses</w:t>
+      </w:r>
+      <w:r>
+        <w:t>,</w:t>
+      </w:r>
+      <w:r>
+        <w:t xml:space="preserve"> as well as a user to test login methods</w:t>
+      </w:r>
+      <w:r>
+        <w:t xml:space="preserve"> and</w:t>
+      </w:r>
+      <w:r>
+        <w:t xml:space="preserve"> conflicting account creations.</w:t>
       </w:r>
     </w:p>
     <w:p>
@@ -4378,6 +5975,9 @@
       </w:r>
       <w:r>
         <w:t xml:space="preserve"> – This will be used in every other unit test</w:t>
+      </w:r>
+      <w:r>
+        <w:t xml:space="preserve">. </w:t>
       </w:r>
       <w:r>
         <w:rPr>
@@ -4770,7 +6370,7 @@
         <w:pStyle w:val="Heading2"/>
       </w:pPr>
       <w:bookmarkStart w:id="30" w:name="_Toc233458546"/>
-      <w:bookmarkStart w:id="31" w:name="_Toc233463913"/>
+      <w:bookmarkStart w:id="31" w:name="_Toc233584086"/>
       <w:r>
         <w:lastRenderedPageBreak/>
         <w:t>Procedures</w:t>
@@ -4797,20 +6397,68 @@
         <w:t>created,</w:t>
       </w:r>
       <w:r>
-        <w:t xml:space="preserve"> and the dependency injection must be set up to accommodate the features reliance on dependency injection. This dependency injection setup will make writing and configuring the tests much faster.</w:t>
-      </w:r>
-    </w:p>
-    <w:p>
-      <w:r>
-        <w:t>Set up the Unit Tests – The scripts must be written for the unit test. Each test will test a particular feature or aspect of the feature. They must be written to avoid any conflicts with any other unit tests.</w:t>
-      </w:r>
-    </w:p>
-    <w:p>
-      <w:r>
-        <w:t xml:space="preserve">Execute the Unit tests – The tests will be executed using the test explorer in visual studio. These tests will all run individually </w:t>
-      </w:r>
-      <w:r>
-        <w:t>and should run in a way to avoid conflicting with any other unit tests.</w:t>
+        <w:t xml:space="preserve"> and the dependency injection must be set up to accommodate the feature</w:t>
+      </w:r>
+      <w:r>
+        <w:t>’</w:t>
+      </w:r>
+      <w:r>
+        <w:t>s reliance on dependency injection. This dependency injection setup will make writing and configuring the tests much faster.</w:t>
+      </w:r>
+    </w:p>
+    <w:p>
+      <w:r>
+        <w:t xml:space="preserve">Set up the </w:t>
+      </w:r>
+      <w:r>
+        <w:t>u</w:t>
+      </w:r>
+      <w:r>
+        <w:t xml:space="preserve">nit </w:t>
+      </w:r>
+      <w:r>
+        <w:t>t</w:t>
+      </w:r>
+      <w:r>
+        <w:t>ests – The scripts must be written for the unit test. Each test will test a particular feature or aspect of the feature. They must be written to avoid any conflicts with any other unit tests.</w:t>
+      </w:r>
+    </w:p>
+    <w:p>
+      <w:r>
+        <w:t xml:space="preserve">Execute the </w:t>
+      </w:r>
+      <w:r>
+        <w:t>u</w:t>
+      </w:r>
+      <w:r>
+        <w:t xml:space="preserve">nit tests – The tests will be executed using the test explorer in </w:t>
+      </w:r>
+      <w:r>
+        <w:t>V</w:t>
+      </w:r>
+      <w:r>
+        <w:t xml:space="preserve">isual </w:t>
+      </w:r>
+      <w:r>
+        <w:t>S</w:t>
+      </w:r>
+      <w:r>
+        <w:t xml:space="preserve">tudio. These tests will all run individually </w:t>
+      </w:r>
+      <w:r>
+        <w:t xml:space="preserve">and should run in a way </w:t>
+      </w:r>
+      <w:r>
+        <w:t>that</w:t>
+      </w:r>
+      <w:r>
+        <w:t xml:space="preserve"> avoid</w:t>
+      </w:r>
+      <w:r>
+        <w:t>s</w:t>
+      </w:r>
+      <w:r>
+        <w:t xml:space="preserve"> conflicting with any other unit tests.</w:t>
       </w:r>
     </w:p>
     <w:p>
@@ -4818,7 +6466,19 @@
         <w:t>Analyze the results</w:t>
       </w:r>
       <w:r>
-        <w:t xml:space="preserve"> – Once the tests have been run the results must be analyzed. If a test fails it must be analyzed to find a root cause analysis for the test failure. If the test fails due to a bug in the test </w:t>
+        <w:t xml:space="preserve"> – Once the tests have been run</w:t>
+      </w:r>
+      <w:r>
+        <w:t>,</w:t>
+      </w:r>
+      <w:r>
+        <w:t xml:space="preserve"> the results must be analyzed. If a test fails</w:t>
+      </w:r>
+      <w:r>
+        <w:t>,</w:t>
+      </w:r>
+      <w:r>
+        <w:t xml:space="preserve"> it must be analyzed to find a root cause analysis for the test failure. If the test fails due to a bug in the test </w:t>
       </w:r>
       <w:r>
         <w:t>logic,</w:t>
@@ -4830,7 +6490,13 @@
         <w:t>corrected,</w:t>
       </w:r>
       <w:r>
-        <w:t xml:space="preserve"> and the test will be run again. If the test fails due to an issue in the features logic</w:t>
+        <w:t xml:space="preserve"> and the test will be run again. If the test fails due to an issue in the feature</w:t>
+      </w:r>
+      <w:r>
+        <w:t>’</w:t>
+      </w:r>
+      <w:r>
+        <w:t>s logic</w:t>
       </w:r>
       <w:r>
         <w:t>,</w:t>
@@ -4842,7 +6508,13 @@
         <w:t>identified,</w:t>
       </w:r>
       <w:r>
-        <w:t xml:space="preserve"> and a solution will be designed and implemented. Once the fix has been implemented the application will be tested again before considering the test passed.</w:t>
+        <w:t xml:space="preserve"> and a solution will be designed and implemented. Once the fix has been implemented</w:t>
+      </w:r>
+      <w:r>
+        <w:t>,</w:t>
+      </w:r>
+      <w:r>
+        <w:t xml:space="preserve"> the application will be tested again before considering the test passed.</w:t>
       </w:r>
     </w:p>
     <w:p>
@@ -4850,7 +6522,7 @@
         <w:pStyle w:val="Heading2"/>
       </w:pPr>
       <w:bookmarkStart w:id="32" w:name="_Toc233458547"/>
-      <w:bookmarkStart w:id="33" w:name="_Toc233463914"/>
+      <w:bookmarkStart w:id="33" w:name="_Toc233584087"/>
       <w:r>
         <w:t>Results</w:t>
       </w:r>
@@ -4863,7 +6535,13 @@
       </w:pPr>
       <w:r>
         <w:tab/>
-        <w:t>The results for the tests were obtained after executing the unit tests as described above in the procedures Section. Detailed below are the results of each test in the order as shown in the screenshot at the end of this section.</w:t>
+        <w:t xml:space="preserve">The results for the tests were obtained after executing the unit tests as described above in the procedures </w:t>
+      </w:r>
+      <w:r>
+        <w:t>s</w:t>
+      </w:r>
+      <w:r>
+        <w:t>ection. Detailed below are the results of each test in the order shown in the screenshot at the end of this section.</w:t>
       </w:r>
     </w:p>
     <w:p>
@@ -4873,7 +6551,27 @@
       <w:r>
         <w:lastRenderedPageBreak/>
         <w:tab/>
-        <w:t xml:space="preserve">BadPassword – This test is to ensure that an account creation with a “bad password” or a password that does not meet the password requirements does not succeed. This Test passed, as an AuthResponse object was returned to the caller. The AuthResponse object did not contain any authentication Token, but did contain </w:t>
+        <w:t xml:space="preserve">BadPassword – This test is to ensure that an account creation with a “bad password” or a password that does not meet the password requirements </w:t>
+      </w:r>
+      <w:proofErr w:type="gramStart"/>
+      <w:r>
+        <w:t>does not succeed</w:t>
+      </w:r>
+      <w:proofErr w:type="gramEnd"/>
+      <w:r>
+        <w:t xml:space="preserve">. This </w:t>
+      </w:r>
+      <w:r>
+        <w:t>t</w:t>
+      </w:r>
+      <w:r>
+        <w:t xml:space="preserve">est passed, as an AuthResponse object was returned to the caller. The AuthResponse object did not contain any authentication </w:t>
+      </w:r>
+      <w:r>
+        <w:t>token but</w:t>
+      </w:r>
+      <w:r>
+        <w:t xml:space="preserve"> did contain </w:t>
       </w:r>
       <w:r>
         <w:t>errors in the object’s error list.</w:t>
@@ -4884,7 +6582,31 @@
         <w:t>BlankLogin</w:t>
       </w:r>
       <w:r>
-        <w:t xml:space="preserve"> – This test is run to ensure that a login attempt with no credentials does not cause any issues and is unable to login. This Test passed, as null was returned to the caller as required by the test pass requirements as outlined above.</w:t>
+        <w:t xml:space="preserve"> – This test is</w:t>
+      </w:r>
+      <w:r>
+        <w:t xml:space="preserve"> </w:t>
+      </w:r>
+      <w:r>
+        <w:t xml:space="preserve">run to ensure that a login attempt with no credentials does not cause any </w:t>
+      </w:r>
+      <w:r>
+        <w:t>issues,</w:t>
+      </w:r>
+      <w:r>
+        <w:t xml:space="preserve"> and </w:t>
+      </w:r>
+      <w:r>
+        <w:t xml:space="preserve">the user is </w:t>
+      </w:r>
+      <w:r>
+        <w:t>unable to log</w:t>
+      </w:r>
+      <w:r>
+        <w:t xml:space="preserve"> </w:t>
+      </w:r>
+      <w:r>
+        <w:t>in. This Test passed, as null was returned to the caller as required by the test pass requirements as outlined above.</w:t>
       </w:r>
     </w:p>
     <w:p>
@@ -4892,7 +6614,27 @@
         <w:t>BlankPassword</w:t>
       </w:r>
       <w:r>
-        <w:t xml:space="preserve"> - This test is to ensure that an account creation with no password does not succeed. This Test passed, as an AuthResponse object was returned to the caller. The AuthResponse object did not contain any authentication Token, but did contain errors in the object’s error list.</w:t>
+        <w:t xml:space="preserve"> - This test is to ensure that an account creation with no password </w:t>
+      </w:r>
+      <w:proofErr w:type="gramStart"/>
+      <w:r>
+        <w:t>does not succeed</w:t>
+      </w:r>
+      <w:proofErr w:type="gramEnd"/>
+      <w:r>
+        <w:t xml:space="preserve">. This </w:t>
+      </w:r>
+      <w:r>
+        <w:t>t</w:t>
+      </w:r>
+      <w:r>
+        <w:t xml:space="preserve">est passed, as an AuthResponse object was returned to the caller. The AuthResponse object did not contain any authentication </w:t>
+      </w:r>
+      <w:r>
+        <w:t>token but</w:t>
+      </w:r>
+      <w:r>
+        <w:t xml:space="preserve"> did contain errors in the object’s error list.</w:t>
       </w:r>
     </w:p>
     <w:p>
@@ -4900,7 +6642,13 @@
         <w:t>DuplicateEmail</w:t>
       </w:r>
       <w:r>
-        <w:t xml:space="preserve"> – This test is to ensure that an account cannot be created that has the same email address as another account. This test passed, as an AuthResponse object was returned to the caller. The AuthResponse object did not have an authorization token, but did contain the necessary error notifying the caller of an email conflict.</w:t>
+        <w:t xml:space="preserve"> – This test is to ensure that an account cannot be created that has the same email address as another account. This test passed, as an AuthResponse object was returned to the caller. The AuthResponse object did not have an authorization </w:t>
+      </w:r>
+      <w:r>
+        <w:t>token but</w:t>
+      </w:r>
+      <w:r>
+        <w:t xml:space="preserve"> did contain the necessary error notifying the caller of an email conflict.</w:t>
       </w:r>
     </w:p>
     <w:p>
@@ -4908,7 +6656,13 @@
         <w:t>DuplicateUsername</w:t>
       </w:r>
       <w:r>
-        <w:t xml:space="preserve"> – This test is to ensure that an account cannot be created that has the same username as another account. This test passed, as an AuthResponse object was returned to the caller. The AuthResponse object did not have an authorization token, but did contain the necessary error notifying the caller of a username conflict.</w:t>
+        <w:t xml:space="preserve"> – This test is to ensure that an account cannot be created that has the same username as another account. This test passed, as an AuthResponse object was returned to the caller. The AuthResponse object did not have an authorization </w:t>
+      </w:r>
+      <w:r>
+        <w:t>token but</w:t>
+      </w:r>
+      <w:r>
+        <w:t xml:space="preserve"> did contain the necessary error notifying the caller of a username conflict.</w:t>
       </w:r>
     </w:p>
     <w:p>
@@ -4916,7 +6670,19 @@
         <w:t>RegisterUser</w:t>
       </w:r>
       <w:r>
-        <w:t xml:space="preserve"> – This test is to ensure that the user registration method functions as expected allowing a new user to create and account and receive an authorization token. The test passed as the method returned an AuthResponse object that contained the proper authorization token and did not contain any errors in the objects error list.</w:t>
+        <w:t xml:space="preserve"> – This test is to ensure that the user registration method functions as expected</w:t>
+      </w:r>
+      <w:r>
+        <w:t>,</w:t>
+      </w:r>
+      <w:r>
+        <w:t xml:space="preserve"> allowing a new user to create an account and receive an authorization token. The test passed as the method returned an AuthResponse object that contained the proper authorization token and did not contain any errors in the object</w:t>
+      </w:r>
+      <w:r>
+        <w:t>’</w:t>
+      </w:r>
+      <w:r>
+        <w:t>s error list.</w:t>
       </w:r>
     </w:p>
     <w:p>
@@ -4925,7 +6691,21 @@
         <w:t>SuccessfulLogin</w:t>
       </w:r>
       <w:r>
-        <w:t xml:space="preserve"> - This test is to ensure that a user is able to log in with proper credentials as expected and receive an authorization token. The test passed as the method returned an AuthResponse object that contained the proper authorization token and did not contain any errors in the objects error list.</w:t>
+        <w:t xml:space="preserve"> - This test is to ensure that a user </w:t>
+      </w:r>
+      <w:proofErr w:type="gramStart"/>
+      <w:r>
+        <w:t>is able to</w:t>
+      </w:r>
+      <w:proofErr w:type="gramEnd"/>
+      <w:r>
+        <w:t xml:space="preserve"> log in with proper credentials as expected and receive an authorization token. The test passed as the method returned an AuthResponse object that contained the proper authorization token and did not contain any errors in the object</w:t>
+      </w:r>
+      <w:r>
+        <w:t>’</w:t>
+      </w:r>
+      <w:r>
+        <w:t>s error list.</w:t>
       </w:r>
     </w:p>
     <w:p>
@@ -4991,25 +6771,30 @@
       <w:pPr>
         <w:pStyle w:val="Heading1"/>
       </w:pPr>
-      <w:r>
-        <w:t>Guide for Setting Up and Maintaining App</w:t>
-      </w:r>
-    </w:p>
-    <w:p>
-      <w:pPr>
-        <w:ind w:firstLine="0"/>
-      </w:pPr>
-      <w:r>
-        <w:t>Add instructions and documentations needed for accessing the code base, setting up IDE to revise code, and uploading code to the live environment</w:t>
-      </w:r>
+      <w:bookmarkStart w:id="34" w:name="_Toc233584088"/>
+      <w:r>
+        <w:t>Guide for Setting Up and Maintaining</w:t>
+      </w:r>
+      <w:r>
+        <w:t xml:space="preserve"> the</w:t>
+      </w:r>
+      <w:r>
+        <w:t xml:space="preserve"> App</w:t>
+      </w:r>
+      <w:r>
+        <w:t>lication</w:t>
+      </w:r>
+      <w:bookmarkEnd w:id="34"/>
     </w:p>
     <w:p>
       <w:pPr>
         <w:pStyle w:val="Heading2"/>
       </w:pPr>
+      <w:bookmarkStart w:id="35" w:name="_Toc233584089"/>
       <w:r>
         <w:t>Local Environment Setup</w:t>
       </w:r>
+      <w:bookmarkEnd w:id="35"/>
     </w:p>
     <w:p>
       <w:pPr>
@@ -5020,7 +6805,10 @@
         </w:numPr>
       </w:pPr>
       <w:r>
-        <w:t xml:space="preserve">clone the git repository (Link: </w:t>
+        <w:t>C</w:t>
+      </w:r>
+      <w:r>
+        <w:t xml:space="preserve">lone the git repository (Link: </w:t>
       </w:r>
       <w:hyperlink r:id="rId29" w:history="1">
         <w:r>
@@ -5038,10 +6826,11 @@
       <w:pPr>
         <w:pStyle w:val="Heading3"/>
       </w:pPr>
-      <w:r>
-        <w:lastRenderedPageBreak/>
+      <w:bookmarkStart w:id="36" w:name="_Toc233584090"/>
+      <w:r>
         <w:t>Backend Setup</w:t>
       </w:r>
+      <w:bookmarkEnd w:id="36"/>
     </w:p>
     <w:p>
       <w:pPr>
@@ -5052,7 +6841,10 @@
         </w:numPr>
       </w:pPr>
       <w:r>
-        <w:t xml:space="preserve">open </w:t>
+        <w:t>O</w:t>
+      </w:r>
+      <w:r>
+        <w:t xml:space="preserve">pen </w:t>
       </w:r>
       <w:r>
         <w:t>MediaBacklogManagerBackend</w:t>
@@ -5070,10 +6862,21 @@
         </w:numPr>
       </w:pPr>
       <w:r>
-        <w:t xml:space="preserve">the </w:t>
-      </w:r>
-      <w:r>
-        <w:t xml:space="preserve">file is located in </w:t>
+        <w:t>T</w:t>
+      </w:r>
+      <w:r>
+        <w:t xml:space="preserve">he </w:t>
+      </w:r>
+      <w:r>
+        <w:t xml:space="preserve">file </w:t>
+      </w:r>
+      <w:proofErr w:type="gramStart"/>
+      <w:r>
+        <w:t>is located in</w:t>
+      </w:r>
+      <w:proofErr w:type="gramEnd"/>
+      <w:r>
+        <w:t xml:space="preserve"> </w:t>
       </w:r>
       <w:r>
         <w:t>\backend\MediaBacklogManagerBackend</w:t>
@@ -5088,7 +6891,14 @@
         </w:numPr>
       </w:pPr>
       <w:r>
-        <w:t>Ensure that the proper Project is selected</w:t>
+        <w:lastRenderedPageBreak/>
+        <w:t xml:space="preserve">Ensure that the proper </w:t>
+      </w:r>
+      <w:r>
+        <w:t>p</w:t>
+      </w:r>
+      <w:r>
+        <w:t>roject is selected</w:t>
       </w:r>
     </w:p>
     <w:p>
@@ -5112,7 +6922,13 @@
         </w:numPr>
       </w:pPr>
       <w:r>
-        <w:t>MediaBacklogManagerBackend is the ASP.net backend API project.</w:t>
+        <w:t>MediaBacklogManagerBackend is the ASP.</w:t>
+      </w:r>
+      <w:r>
+        <w:t xml:space="preserve">NET </w:t>
+      </w:r>
+      <w:r>
+        <w:t>backend API project.</w:t>
       </w:r>
     </w:p>
     <w:p>
@@ -5193,7 +7009,10 @@
         <w:t>\MediaBacklogManager.Tests folder</w:t>
       </w:r>
       <w:r>
-        <w:t xml:space="preserve"> in powershell</w:t>
+        <w:t xml:space="preserve"> in </w:t>
+      </w:r>
+      <w:r>
+        <w:t>PowerShell</w:t>
       </w:r>
       <w:r>
         <w:t xml:space="preserve"> and run “dotnet restore” to manually download and install the necessary NuGet packages.</w:t>
@@ -5203,10 +7022,11 @@
       <w:pPr>
         <w:pStyle w:val="Heading3"/>
       </w:pPr>
-      <w:r>
-        <w:lastRenderedPageBreak/>
+      <w:bookmarkStart w:id="37" w:name="_Toc233584091"/>
+      <w:r>
         <w:t>Frontend Setup</w:t>
       </w:r>
+      <w:bookmarkEnd w:id="37"/>
     </w:p>
     <w:p>
       <w:pPr>
@@ -5217,7 +7037,19 @@
         </w:numPr>
       </w:pPr>
       <w:r>
-        <w:t xml:space="preserve">The angular frontend root folder is locate at </w:t>
+        <w:t xml:space="preserve">The </w:t>
+      </w:r>
+      <w:r>
+        <w:t>A</w:t>
+      </w:r>
+      <w:r>
+        <w:t>ngular frontend root folder is locate</w:t>
+      </w:r>
+      <w:r>
+        <w:t>d</w:t>
+      </w:r>
+      <w:r>
+        <w:t xml:space="preserve"> at </w:t>
       </w:r>
       <w:r>
         <w:t>frontend\media-backlog-frontend</w:t>
@@ -5232,7 +7064,13 @@
         </w:numPr>
       </w:pPr>
       <w:r>
-        <w:t>Open this folder in VS Code to load the whole angular project</w:t>
+        <w:t xml:space="preserve">Open this folder in VS Code to load the whole </w:t>
+      </w:r>
+      <w:r>
+        <w:t>Angular</w:t>
+      </w:r>
+      <w:r>
+        <w:t xml:space="preserve"> project</w:t>
       </w:r>
     </w:p>
     <w:p>
@@ -5244,6 +7082,7 @@
         </w:numPr>
       </w:pPr>
       <w:r>
+        <w:lastRenderedPageBreak/>
         <w:t xml:space="preserve">Open the </w:t>
       </w:r>
       <w:r>
@@ -5268,7 +7107,13 @@
         </w:numPr>
       </w:pPr>
       <w:r>
-        <w:t>This will install the necessary node packages for angular.</w:t>
+        <w:t xml:space="preserve">This will install the necessary node packages for </w:t>
+      </w:r>
+      <w:r>
+        <w:t>Angular</w:t>
+      </w:r>
+      <w:r>
+        <w:t>.</w:t>
       </w:r>
     </w:p>
     <w:p>
@@ -5283,44 +7128,80 @@
         <w:t xml:space="preserve">Run “ng build” to build the </w:t>
       </w:r>
       <w:r>
-        <w:t>application or</w:t>
-      </w:r>
-      <w:r>
-        <w:t xml:space="preserve"> run “ng serve -o” to run the front end in memory and make real time changes.</w:t>
+        <w:t xml:space="preserve">application </w:t>
+      </w:r>
+      <w:r>
+        <w:t>or</w:t>
+      </w:r>
+      <w:r>
+        <w:t xml:space="preserve"> run “ng serve -o” to run the frontend in memory and make real</w:t>
+      </w:r>
+      <w:r>
+        <w:t>-</w:t>
+      </w:r>
+      <w:r>
+        <w:t>time changes.</w:t>
       </w:r>
     </w:p>
     <w:p>
       <w:pPr>
         <w:pStyle w:val="Heading3"/>
       </w:pPr>
-      <w:r>
-        <w:t>Additional Info</w:t>
-      </w:r>
-    </w:p>
-    <w:p>
-      <w:r>
-        <w:t>A development account is created by default using the credentials stored in the appsettings.json file in the MediaBacklogManagerBackend project. These Credentials can be changed as needed.</w:t>
+      <w:bookmarkStart w:id="38" w:name="_Toc233584092"/>
+      <w:r>
+        <w:t xml:space="preserve">Additional </w:t>
+      </w:r>
+      <w:r>
+        <w:t>Information</w:t>
+      </w:r>
+      <w:bookmarkEnd w:id="38"/>
+    </w:p>
+    <w:p>
+      <w:r>
+        <w:t xml:space="preserve">A development account is created by default using the credentials stored in the appsettings.json file in the MediaBacklogManagerBackend project. These </w:t>
+      </w:r>
+      <w:r>
+        <w:t>c</w:t>
+      </w:r>
+      <w:r>
+        <w:t>redentials can be changed as needed.</w:t>
       </w:r>
     </w:p>
     <w:p>
       <w:pPr>
         <w:pStyle w:val="Heading2"/>
       </w:pPr>
+      <w:bookmarkStart w:id="39" w:name="_Toc233584093"/>
       <w:r>
         <w:t>Deployment Steps</w:t>
       </w:r>
+      <w:bookmarkEnd w:id="39"/>
     </w:p>
     <w:p>
       <w:pPr>
         <w:pStyle w:val="Heading3"/>
       </w:pPr>
-      <w:r>
-        <w:t>Front End Initial Setup.</w:t>
-      </w:r>
-    </w:p>
-    <w:p>
-      <w:r>
-        <w:t>Create an azure static web app for the front end (Create and set up an account if needed)</w:t>
+      <w:bookmarkStart w:id="40" w:name="_Toc233584094"/>
+      <w:r>
+        <w:t>Front</w:t>
+      </w:r>
+      <w:r>
+        <w:t>e</w:t>
+      </w:r>
+      <w:r>
+        <w:t>nd Initial Setup.</w:t>
+      </w:r>
+      <w:bookmarkEnd w:id="40"/>
+    </w:p>
+    <w:p>
+      <w:r>
+        <w:t xml:space="preserve">Create an </w:t>
+      </w:r>
+      <w:r>
+        <w:t>Azure</w:t>
+      </w:r>
+      <w:r>
+        <w:t xml:space="preserve"> static web app for the frontend (Create and set up an account if needed)</w:t>
       </w:r>
     </w:p>
     <w:p>
@@ -5332,7 +7213,13 @@
         </w:numPr>
       </w:pPr>
       <w:r>
-        <w:t xml:space="preserve">Go to the azure website </w:t>
+        <w:t xml:space="preserve">Go to the </w:t>
+      </w:r>
+      <w:r>
+        <w:t>A</w:t>
+      </w:r>
+      <w:r>
+        <w:t xml:space="preserve">zure website </w:t>
       </w:r>
     </w:p>
     <w:p>
@@ -5367,7 +7254,6 @@
         <w:rPr>
           <w:noProof/>
         </w:rPr>
-        <w:lastRenderedPageBreak/>
         <w:drawing>
           <wp:inline distT="0" distB="0" distL="0" distR="0" wp14:anchorId="24BA9A32" wp14:editId="25BA3F4A">
             <wp:extent cx="3130952" cy="2146174"/>
@@ -5414,7 +7300,13 @@
         </w:numPr>
       </w:pPr>
       <w:r>
-        <w:t>Select a Subscription, Resource Group, and Name for the static web app</w:t>
+        <w:t xml:space="preserve">Select a </w:t>
+      </w:r>
+      <w:r>
+        <w:t xml:space="preserve">Subscription, Resource Group, and Name </w:t>
+      </w:r>
+      <w:r>
+        <w:t>for the static web app</w:t>
       </w:r>
     </w:p>
     <w:p>
@@ -5426,7 +7318,19 @@
         </w:numPr>
       </w:pPr>
       <w:r>
-        <w:t>In hosting options select Other</w:t>
+        <w:t>In hosting options</w:t>
+      </w:r>
+      <w:r>
+        <w:t>,</w:t>
+      </w:r>
+      <w:r>
+        <w:t xml:space="preserve"> select </w:t>
+      </w:r>
+      <w:r>
+        <w:t>O</w:t>
+      </w:r>
+      <w:r>
+        <w:t>ther</w:t>
       </w:r>
     </w:p>
     <w:p>
@@ -5437,6 +7341,7 @@
         <w:rPr>
           <w:noProof/>
         </w:rPr>
+        <w:lastRenderedPageBreak/>
         <w:drawing>
           <wp:inline distT="0" distB="0" distL="0" distR="0" wp14:anchorId="751ACC87" wp14:editId="20253E4C">
             <wp:extent cx="3055716" cy="2865387"/>
@@ -5519,7 +7424,13 @@
         </w:numPr>
       </w:pPr>
       <w:r>
-        <w:t>Once the application has been created click on Overview &gt; Go to Resource</w:t>
+        <w:t>Once the application has been created</w:t>
+      </w:r>
+      <w:r>
+        <w:t>,</w:t>
+      </w:r>
+      <w:r>
+        <w:t xml:space="preserve"> click on Overview &gt; Go to Resource</w:t>
       </w:r>
     </w:p>
     <w:p>
@@ -5530,7 +7441,6 @@
         <w:rPr>
           <w:noProof/>
         </w:rPr>
-        <w:lastRenderedPageBreak/>
         <w:drawing>
           <wp:inline distT="0" distB="0" distL="0" distR="0" wp14:anchorId="4FD3A8C6" wp14:editId="05FE927E">
             <wp:extent cx="5943600" cy="2524125"/>
@@ -5577,7 +7487,25 @@
         </w:numPr>
       </w:pPr>
       <w:r>
-        <w:t>Click manage deployment token at the top of the page and then copy the deployment token.</w:t>
+        <w:t xml:space="preserve">Click </w:t>
+      </w:r>
+      <w:r>
+        <w:t>M</w:t>
+      </w:r>
+      <w:r>
+        <w:t xml:space="preserve">anage </w:t>
+      </w:r>
+      <w:r>
+        <w:t>D</w:t>
+      </w:r>
+      <w:r>
+        <w:t xml:space="preserve">eployment </w:t>
+      </w:r>
+      <w:r>
+        <w:t>T</w:t>
+      </w:r>
+      <w:r>
+        <w:t>oken at the top of the page and then copy the deployment token.</w:t>
       </w:r>
     </w:p>
     <w:p>
@@ -5589,7 +7517,14 @@
         </w:numPr>
       </w:pPr>
       <w:r>
-        <w:t>Go to The GitLab repository for the project and then go to settings &gt; CI/CD &gt; Variables</w:t>
+        <w:lastRenderedPageBreak/>
+        <w:t xml:space="preserve">Go to </w:t>
+      </w:r>
+      <w:r>
+        <w:t>t</w:t>
+      </w:r>
+      <w:r>
+        <w:t>he GitLab repository for the project and then go to settings &gt; CI/CD &gt; Variables</w:t>
       </w:r>
     </w:p>
     <w:p>
@@ -5664,7 +7599,6 @@
         </w:numPr>
       </w:pPr>
       <w:r>
-        <w:lastRenderedPageBreak/>
         <w:t>Hit save.</w:t>
       </w:r>
     </w:p>
@@ -5683,7 +7617,19 @@
         <w:t>gitlab-ci.yml</w:t>
       </w:r>
       <w:r>
-        <w:t>” file is in the repository root. – this will allow GitLab to connect to azure and automatically deploy the application.</w:t>
+        <w:t xml:space="preserve">” file is in the repository root. – </w:t>
+      </w:r>
+      <w:r>
+        <w:t>T</w:t>
+      </w:r>
+      <w:r>
+        <w:t xml:space="preserve">his will allow GitLab to connect to </w:t>
+      </w:r>
+      <w:r>
+        <w:t>Azure</w:t>
+      </w:r>
+      <w:r>
+        <w:t xml:space="preserve"> and automatically deploy the application.</w:t>
       </w:r>
     </w:p>
     <w:p>
@@ -5695,7 +7641,13 @@
         </w:numPr>
       </w:pPr>
       <w:r>
-        <w:t>Add, Commit, and Push the repository (The repository contains a YML File with the correct commands to deploy the application on the front and back end)</w:t>
+        <w:t>Add, Commit, and Push the repository (The repository contains a YML File with the correct commands to deploy the application on the front</w:t>
+      </w:r>
+      <w:r>
+        <w:t>end</w:t>
+      </w:r>
+      <w:r>
+        <w:t xml:space="preserve"> and backend)</w:t>
       </w:r>
     </w:p>
     <w:p>
@@ -5707,7 +7659,13 @@
         </w:numPr>
       </w:pPr>
       <w:r>
-        <w:t>Watch the GitLab pipelines page to ensure that the application is deployed to azure successfully.</w:t>
+        <w:t xml:space="preserve">Watch the GitLab pipelines page to ensure that the application is deployed to </w:t>
+      </w:r>
+      <w:r>
+        <w:t xml:space="preserve">Azure </w:t>
+      </w:r>
+      <w:r>
+        <w:t>successfully.</w:t>
       </w:r>
     </w:p>
     <w:p>
@@ -5719,7 +7677,16 @@
         </w:numPr>
       </w:pPr>
       <w:r>
-        <w:t>Open the frontend website. The URL can be found on the azure website for the web app that you created in step 10</w:t>
+        <w:t xml:space="preserve">Open the frontend website. The URL can be found on the </w:t>
+      </w:r>
+      <w:r>
+        <w:t xml:space="preserve">Azure </w:t>
+      </w:r>
+      <w:r>
+        <w:t xml:space="preserve">website for the web app that you created in step </w:t>
+      </w:r>
+      <w:r>
+        <w:t>9</w:t>
       </w:r>
     </w:p>
     <w:p>
@@ -5732,9 +7699,17 @@
       <w:pPr>
         <w:pStyle w:val="Heading3"/>
       </w:pPr>
-      <w:r>
-        <w:t>Back End Initial Setup</w:t>
-      </w:r>
+      <w:bookmarkStart w:id="41" w:name="_Toc233584095"/>
+      <w:r>
+        <w:t>Back</w:t>
+      </w:r>
+      <w:r>
+        <w:t>e</w:t>
+      </w:r>
+      <w:r>
+        <w:t>nd Initial Setup</w:t>
+      </w:r>
+      <w:bookmarkEnd w:id="41"/>
     </w:p>
     <w:p>
       <w:pPr>
@@ -5745,7 +7720,13 @@
         </w:numPr>
       </w:pPr>
       <w:r>
-        <w:t xml:space="preserve">Go to the azure website </w:t>
+        <w:t xml:space="preserve">Go to the </w:t>
+      </w:r>
+      <w:r>
+        <w:t>A</w:t>
+      </w:r>
+      <w:r>
+        <w:t xml:space="preserve">zure website </w:t>
       </w:r>
     </w:p>
     <w:p>
@@ -5826,7 +7807,6 @@
         </w:numPr>
       </w:pPr>
       <w:r>
-        <w:lastRenderedPageBreak/>
         <w:t>Select a Subscription, Resource Group, and Name for the static web app</w:t>
       </w:r>
     </w:p>
@@ -5851,7 +7831,13 @@
         </w:numPr>
       </w:pPr>
       <w:r>
-        <w:t>In the runtime stack select .NET 10 (LTS)</w:t>
+        <w:t>In the runtime stack</w:t>
+      </w:r>
+      <w:r>
+        <w:t>,</w:t>
+      </w:r>
+      <w:r>
+        <w:t xml:space="preserve"> select .NET 10 (LTS)</w:t>
       </w:r>
     </w:p>
     <w:p>
@@ -5875,7 +7861,25 @@
         </w:numPr>
       </w:pPr>
       <w:r>
-        <w:t>Pick a region (I did East US 2. If you receive an error about a quota you may need to ensure that you have available VMs in your quota for whichever pricing and location you are using.)</w:t>
+        <w:t xml:space="preserve">Pick a region (I </w:t>
+      </w:r>
+      <w:r>
+        <w:t>picked</w:t>
+      </w:r>
+      <w:r>
+        <w:t xml:space="preserve"> East US 2. If you receive an error about a quota</w:t>
+      </w:r>
+      <w:r>
+        <w:t>,</w:t>
+      </w:r>
+      <w:r>
+        <w:t xml:space="preserve"> you may need to ensure that you have available VMs in your quota for whichever pricing and </w:t>
+      </w:r>
+      <w:r>
+        <w:t xml:space="preserve">location </w:t>
+      </w:r>
+      <w:r>
+        <w:t>you are using.)</w:t>
       </w:r>
     </w:p>
     <w:p>
@@ -5887,7 +7891,13 @@
         </w:numPr>
       </w:pPr>
       <w:r>
-        <w:t>Select a windows plan and a pricing plan</w:t>
+        <w:t xml:space="preserve">Select a </w:t>
+      </w:r>
+      <w:r>
+        <w:t>W</w:t>
+      </w:r>
+      <w:r>
+        <w:t>indows plan and a pricing plan</w:t>
       </w:r>
     </w:p>
     <w:p>
@@ -5898,6 +7908,7 @@
         <w:rPr>
           <w:noProof/>
         </w:rPr>
+        <w:lastRenderedPageBreak/>
         <w:drawing>
           <wp:inline distT="0" distB="0" distL="0" distR="0" wp14:anchorId="0C32577E" wp14:editId="02533A38">
             <wp:extent cx="2851830" cy="3117513"/>
@@ -5968,7 +7979,13 @@
         </w:numPr>
       </w:pPr>
       <w:r>
-        <w:t>Once the application has been created go to the overview page</w:t>
+        <w:t>Once the application has been created</w:t>
+      </w:r>
+      <w:r>
+        <w:t>,</w:t>
+      </w:r>
+      <w:r>
+        <w:t xml:space="preserve"> go to the overview page</w:t>
       </w:r>
     </w:p>
     <w:p>
@@ -5980,8 +7997,19 @@
         </w:numPr>
       </w:pPr>
       <w:r>
-        <w:lastRenderedPageBreak/>
-        <w:t xml:space="preserve">Go to settings &gt; configuration &gt; Check the </w:t>
+        <w:t xml:space="preserve">Go to </w:t>
+      </w:r>
+      <w:r>
+        <w:t>S</w:t>
+      </w:r>
+      <w:r>
+        <w:t xml:space="preserve">ettings &gt; </w:t>
+      </w:r>
+      <w:r>
+        <w:t>C</w:t>
+      </w:r>
+      <w:r>
+        <w:t xml:space="preserve">onfiguration &gt; Check the </w:t>
       </w:r>
       <w:r>
         <w:t>SCM Basic Auth Publishing Credentials</w:t>
@@ -6037,7 +8065,13 @@
         </w:numPr>
       </w:pPr>
       <w:r>
-        <w:t>Press apply.</w:t>
+        <w:t xml:space="preserve">Press </w:t>
+      </w:r>
+      <w:r>
+        <w:t>A</w:t>
+      </w:r>
+      <w:r>
+        <w:t>pply.</w:t>
       </w:r>
     </w:p>
     <w:p>
@@ -6049,7 +8083,25 @@
         </w:numPr>
       </w:pPr>
       <w:r>
-        <w:t>Go back to the overview page and press download publish profile</w:t>
+        <w:t xml:space="preserve">Go back to the overview page and press </w:t>
+      </w:r>
+      <w:r>
+        <w:t>D</w:t>
+      </w:r>
+      <w:r>
+        <w:t xml:space="preserve">ownload </w:t>
+      </w:r>
+      <w:r>
+        <w:t>P</w:t>
+      </w:r>
+      <w:r>
+        <w:t xml:space="preserve">ublish </w:t>
+      </w:r>
+      <w:r>
+        <w:t>P</w:t>
+      </w:r>
+      <w:r>
+        <w:t>rofile</w:t>
       </w:r>
     </w:p>
     <w:p>
@@ -6057,6 +8109,7 @@
         <w:ind w:left="360" w:firstLine="0"/>
       </w:pPr>
       <w:r>
+        <w:lastRenderedPageBreak/>
         <w:drawing>
           <wp:inline distT="0" distB="0" distL="0" distR="0" wp14:anchorId="5AE4EED2" wp14:editId="1BAACF53">
             <wp:extent cx="4114800" cy="1098599"/>
@@ -6127,7 +8180,19 @@
         </w:numPr>
       </w:pPr>
       <w:r>
-        <w:t>Set the following Environment variables (Please include the double Underscore in the names)</w:t>
+        <w:t xml:space="preserve">Set the following </w:t>
+      </w:r>
+      <w:r>
+        <w:t>e</w:t>
+      </w:r>
+      <w:r>
+        <w:t>nvironment variables (Please include the doubl</w:t>
+      </w:r>
+      <w:r>
+        <w:t>e u</w:t>
+      </w:r>
+      <w:r>
+        <w:t>nderscore in the names)</w:t>
       </w:r>
     </w:p>
     <w:p>
@@ -6187,7 +8252,6 @@
         </w:numPr>
       </w:pPr>
       <w:r>
-        <w:lastRenderedPageBreak/>
         <w:t>Jwt__Audience</w:t>
       </w:r>
     </w:p>
@@ -6236,7 +8300,16 @@
         </w:numPr>
       </w:pPr>
       <w:r>
-        <w:t>Set the following connection String ()</w:t>
+        <w:t>Go to the connection string tab and s</w:t>
+      </w:r>
+      <w:r>
+        <w:t xml:space="preserve">et the following connection </w:t>
+      </w:r>
+      <w:r>
+        <w:t>s</w:t>
+      </w:r>
+      <w:r>
+        <w:t xml:space="preserve">tring </w:t>
       </w:r>
     </w:p>
     <w:p>
@@ -6296,6 +8369,7 @@
         </w:numPr>
       </w:pPr>
       <w:r>
+        <w:lastRenderedPageBreak/>
         <w:t>Go to the GitLab repository for the project and then go to settings &gt; CI/CD &gt; Variables &gt; add Variable</w:t>
       </w:r>
       <w:r>
@@ -6378,7 +8452,6 @@
         </w:numPr>
       </w:pPr>
       <w:r>
-        <w:lastRenderedPageBreak/>
         <w:t>Value: Paste the contents from the publish profile file that was downloaded in step 15</w:t>
       </w:r>
     </w:p>
@@ -6391,7 +8464,10 @@
         </w:numPr>
       </w:pPr>
       <w:r>
-        <w:t>Hit Save.</w:t>
+        <w:t xml:space="preserve">Press </w:t>
+      </w:r>
+      <w:r>
+        <w:t>Save.</w:t>
       </w:r>
     </w:p>
     <w:p>
@@ -6403,7 +8479,13 @@
         </w:numPr>
       </w:pPr>
       <w:r>
-        <w:t>Add, Commit, and Push the repository (The repository contains a YML File with the correct commands to deploy the application on the front and back end)</w:t>
+        <w:t>Add, Commit, and Push the repository (The repository contains a YML File with the correct commands to deploy the application on the front</w:t>
+      </w:r>
+      <w:r>
+        <w:t>end and back</w:t>
+      </w:r>
+      <w:r>
+        <w:t>end)</w:t>
       </w:r>
     </w:p>
     <w:p>
@@ -6415,7 +8497,13 @@
         </w:numPr>
       </w:pPr>
       <w:r>
-        <w:t>Watch the GitLab pipelines page to ensure that the application is deployed to azure successfully.</w:t>
+        <w:t xml:space="preserve">Watch the GitLab pipelines page to ensure that the application is deployed to </w:t>
+      </w:r>
+      <w:r>
+        <w:t xml:space="preserve">Azure </w:t>
+      </w:r>
+      <w:r>
+        <w:t>successfully.</w:t>
       </w:r>
     </w:p>
     <w:p>
@@ -6427,9 +8515,11 @@
       <w:pPr>
         <w:pStyle w:val="Heading3"/>
       </w:pPr>
+      <w:bookmarkStart w:id="42" w:name="_Toc233584096"/>
       <w:r>
         <w:t>Final Configuration</w:t>
       </w:r>
+      <w:bookmarkEnd w:id="42"/>
     </w:p>
     <w:p>
       <w:pPr>
@@ -6440,7 +8530,13 @@
         </w:numPr>
       </w:pPr>
       <w:r>
-        <w:t>Get the URL for the frontend from the static web app overview page in azure.</w:t>
+        <w:t xml:space="preserve">Get the URL for the frontend from the static web app overview page in </w:t>
+      </w:r>
+      <w:r>
+        <w:t>Azure</w:t>
+      </w:r>
+      <w:r>
+        <w:t>.</w:t>
       </w:r>
     </w:p>
     <w:p>
@@ -6452,7 +8548,11 @@
         </w:numPr>
       </w:pPr>
       <w:r>
-        <w:t>Get the URL for the backend from the app services overview page in azure</w:t>
+        <w:lastRenderedPageBreak/>
+        <w:t xml:space="preserve">Get the URL for the backend from the app services overview page in </w:t>
+      </w:r>
+      <w:r>
+        <w:t>Azure</w:t>
       </w:r>
     </w:p>
     <w:p>
@@ -6464,7 +8564,19 @@
         </w:numPr>
       </w:pPr>
       <w:r>
-        <w:t xml:space="preserve">Paste the URL from the frontend into the Program.cs file in the ASP.net project. The URL needs to be placed in the CORS options. Currently around line 75 (This file is located at </w:t>
+        <w:t xml:space="preserve">Paste the URL from the frontend into the </w:t>
+      </w:r>
+      <w:r>
+        <w:t>P</w:t>
+      </w:r>
+      <w:r>
+        <w:t>rogram.cs file in the ASP.</w:t>
+      </w:r>
+      <w:r>
+        <w:t>NET</w:t>
+      </w:r>
+      <w:r>
+        <w:t xml:space="preserve"> project. The URL needs to be placed in the CORS options. Currently around line 75 (This file is located at </w:t>
       </w:r>
       <w:r>
         <w:t>backend\MediaBacklogManagerBackend\MediaBacklogManagerBackend\Program.cs</w:t>
@@ -6522,7 +8634,43 @@
         <w:ind w:left="360" w:firstLine="0"/>
       </w:pPr>
       <w:r>
-        <w:t>Paste the URL From the backend into the environment.ts file in the angular project. This file is located at: frontend/media-backlog-frontend/src/environments/environment.ts. The URL should include /api at the end as this is the base Api endpoint the application builds its Api URLs on.</w:t>
+        <w:t xml:space="preserve">Paste the URL </w:t>
+      </w:r>
+      <w:r>
+        <w:t>f</w:t>
+      </w:r>
+      <w:r>
+        <w:t xml:space="preserve">rom the backend into the environment.ts file in the </w:t>
+      </w:r>
+      <w:r>
+        <w:t>Angular</w:t>
+      </w:r>
+      <w:r>
+        <w:t xml:space="preserve"> project. This file is located at: frontend/media-backlog-frontend/src/environments/environment.ts. The URL should include /api at the end</w:t>
+      </w:r>
+      <w:r>
+        <w:t>,</w:t>
+      </w:r>
+      <w:r>
+        <w:t xml:space="preserve"> as this is the base A</w:t>
+      </w:r>
+      <w:r>
+        <w:t>PI</w:t>
+      </w:r>
+      <w:r>
+        <w:t xml:space="preserve"> endpoint </w:t>
+      </w:r>
+      <w:r>
+        <w:t xml:space="preserve">that </w:t>
+      </w:r>
+      <w:r>
+        <w:t xml:space="preserve">the application builds its </w:t>
+      </w:r>
+      <w:r>
+        <w:t>API</w:t>
+      </w:r>
+      <w:r>
+        <w:t xml:space="preserve"> URLs on.</w:t>
       </w:r>
     </w:p>
     <w:p>
@@ -6531,7 +8679,6 @@
         <w:ind w:left="360"/>
       </w:pPr>
       <w:r>
-        <w:lastRenderedPageBreak/>
         <w:drawing>
           <wp:inline distT="0" distB="0" distL="0" distR="0" wp14:anchorId="76ABE6BD" wp14:editId="3BBFD89F">
             <wp:extent cx="5943600" cy="1094740"/>
@@ -6578,7 +8725,33 @@
         </w:numPr>
       </w:pPr>
       <w:r>
-        <w:t>Once the proper URLs have been added to the frontend and backend you must run git add, commit, and push to update the repository with the correct info, and to run the deployment pipeline with the new info.</w:t>
+        <w:t>Once the proper URLs have been added to the frontend and backend</w:t>
+      </w:r>
+      <w:r>
+        <w:t>,</w:t>
+      </w:r>
+      <w:r>
+        <w:t xml:space="preserve"> you must run </w:t>
+      </w:r>
+      <w:proofErr w:type="gramStart"/>
+      <w:r>
+        <w:t>git</w:t>
+      </w:r>
+      <w:proofErr w:type="gramEnd"/>
+      <w:r>
+        <w:t xml:space="preserve"> add, commit, and push to update the repository with the correct </w:t>
+      </w:r>
+      <w:r>
+        <w:t>information</w:t>
+      </w:r>
+      <w:r>
+        <w:t xml:space="preserve">, and to run the deployment pipeline with the new </w:t>
+      </w:r>
+      <w:r>
+        <w:t>information</w:t>
+      </w:r>
+      <w:r>
+        <w:t>.</w:t>
       </w:r>
     </w:p>
     <w:p>
@@ -6602,37 +8775,63 @@
       <w:pPr>
         <w:pStyle w:val="Heading1"/>
       </w:pPr>
+      <w:bookmarkStart w:id="43" w:name="_Toc233584097"/>
       <w:r>
         <w:t>User Guide</w:t>
       </w:r>
+      <w:bookmarkEnd w:id="43"/>
     </w:p>
     <w:p>
       <w:pPr>
         <w:pStyle w:val="Heading2"/>
       </w:pPr>
-      <w:bookmarkStart w:id="34" w:name="_Toc233458548"/>
-      <w:bookmarkStart w:id="35" w:name="_Toc233463915"/>
+      <w:bookmarkStart w:id="44" w:name="_Toc233458548"/>
+      <w:bookmarkStart w:id="45" w:name="_Toc233584098"/>
       <w:r>
         <w:t>Introduction</w:t>
       </w:r>
-      <w:bookmarkEnd w:id="34"/>
-      <w:bookmarkEnd w:id="35"/>
+      <w:bookmarkEnd w:id="44"/>
+      <w:bookmarkEnd w:id="45"/>
     </w:p>
     <w:p>
       <w:r>
         <w:t xml:space="preserve">Provided below is documentation for how to use the application. This information is intended to allow a new user of the application to open the application and perform all functions available within the application. </w:t>
       </w:r>
       <w:r>
-        <w:t>Because the application is web based</w:t>
+        <w:t>Because the application is web</w:t>
+      </w:r>
+      <w:r>
+        <w:t>-</w:t>
+      </w:r>
+      <w:r>
+        <w:t>based</w:t>
       </w:r>
       <w:r>
         <w:t>,</w:t>
       </w:r>
       <w:r>
-        <w:t xml:space="preserve"> no install is required by the user. The only thing required by the user</w:t>
-      </w:r>
-      <w:r>
-        <w:t xml:space="preserve"> is to navigate to the webpage where the application is hosted. Due to the applications web hosted nature, this </w:t>
+        <w:t xml:space="preserve"> no </w:t>
+      </w:r>
+      <w:r>
+        <w:t>installation</w:t>
+      </w:r>
+      <w:r>
+        <w:t xml:space="preserve"> is required by the user. The only thing required by the user</w:t>
+      </w:r>
+      <w:r>
+        <w:t xml:space="preserve"> is to navigate to the webpage where the application is hosted. Due to the application</w:t>
+      </w:r>
+      <w:r>
+        <w:t>’</w:t>
+      </w:r>
+      <w:r>
+        <w:t>s web</w:t>
+      </w:r>
+      <w:r>
+        <w:t>-</w:t>
+      </w:r>
+      <w:r>
+        <w:t xml:space="preserve">hosted nature, this </w:t>
       </w:r>
       <w:r>
         <w:t>information will not cover anything related to the application</w:t>
@@ -6641,7 +8840,7 @@
         <w:t>’</w:t>
       </w:r>
       <w:r>
-        <w:t xml:space="preserve">s code or deployment.  </w:t>
+        <w:t xml:space="preserve">s code or deployment. </w:t>
       </w:r>
       <w:r>
         <w:t>For detailed instructions to modify the code or deploy the application, please see the above guide for setting up and maintaining the application.</w:t>
@@ -6651,12 +8850,14 @@
       <w:pPr>
         <w:pStyle w:val="Heading2"/>
       </w:pPr>
+      <w:bookmarkStart w:id="46" w:name="_Toc233584099"/>
       <w:r>
         <w:t>Opening the Applicatio</w:t>
       </w:r>
       <w:r>
         <w:t>n</w:t>
       </w:r>
+      <w:bookmarkEnd w:id="46"/>
     </w:p>
     <w:p>
       <w:pPr>
@@ -6667,7 +8868,13 @@
         </w:numPr>
       </w:pPr>
       <w:r>
-        <w:t>To open the application navigate to the application’s web page</w:t>
+        <w:t xml:space="preserve">To open the </w:t>
+      </w:r>
+      <w:r>
+        <w:t>application,</w:t>
+      </w:r>
+      <w:r>
+        <w:t xml:space="preserve"> navigate to the application’s web page</w:t>
       </w:r>
     </w:p>
     <w:p>
@@ -6702,9 +8909,11 @@
       <w:pPr>
         <w:pStyle w:val="Heading2"/>
       </w:pPr>
+      <w:bookmarkStart w:id="47" w:name="_Toc233584100"/>
       <w:r>
         <w:t>Account Creation</w:t>
       </w:r>
+      <w:bookmarkEnd w:id="47"/>
     </w:p>
     <w:p>
       <w:pPr>
@@ -6715,7 +8924,13 @@
         </w:numPr>
       </w:pPr>
       <w:r>
-        <w:t xml:space="preserve">Click on the “Create Account” button in the bottom right hand corner of the login screen. </w:t>
+        <w:t xml:space="preserve">Click on the Create Account button in the bottom </w:t>
+      </w:r>
+      <w:r>
+        <w:t>right-hand</w:t>
+      </w:r>
+      <w:r>
+        <w:t xml:space="preserve"> corner of the login screen. </w:t>
       </w:r>
     </w:p>
     <w:p>
@@ -6735,7 +8950,6 @@
         <w:pStyle w:val="ListParagraph"/>
       </w:pPr>
       <w:r>
-        <w:lastRenderedPageBreak/>
         <w:drawing>
           <wp:inline distT="0" distB="0" distL="0" distR="0" wp14:anchorId="6C211299" wp14:editId="0A7E5D47">
             <wp:extent cx="3651813" cy="2002645"/>
@@ -6782,6 +8996,7 @@
         </w:numPr>
       </w:pPr>
       <w:r>
+        <w:lastRenderedPageBreak/>
         <w:t xml:space="preserve">Enter </w:t>
       </w:r>
       <w:r>
@@ -6845,7 +9060,13 @@
         </w:numPr>
       </w:pPr>
       <w:r>
-        <w:t>Confirm Your password</w:t>
+        <w:t xml:space="preserve">Confirm </w:t>
+      </w:r>
+      <w:r>
+        <w:t>y</w:t>
+      </w:r>
+      <w:r>
+        <w:t>our password</w:t>
       </w:r>
     </w:p>
     <w:p>
@@ -6896,7 +9117,7 @@
         </w:numPr>
       </w:pPr>
       <w:r>
-        <w:t xml:space="preserve">Press “Create Account” </w:t>
+        <w:t>Press Create Account</w:t>
       </w:r>
     </w:p>
     <w:p>
@@ -6908,8 +9129,13 @@
         </w:numPr>
       </w:pPr>
       <w:r>
-        <w:lastRenderedPageBreak/>
-        <w:t>You will be notified if there are any conflicts with your username or email or if there are issues with your password.</w:t>
+        <w:t>You will be notified if there are any conflicts with your username</w:t>
+      </w:r>
+      <w:r>
+        <w:t>,</w:t>
+      </w:r>
+      <w:r>
+        <w:t xml:space="preserve"> or email or if there are issues with your password.</w:t>
       </w:r>
     </w:p>
     <w:p>
@@ -6928,9 +9154,17 @@
       <w:pPr>
         <w:pStyle w:val="Heading2"/>
       </w:pPr>
-      <w:r>
-        <w:t>Adding an Item to Your backlog</w:t>
-      </w:r>
+      <w:bookmarkStart w:id="48" w:name="_Toc233584101"/>
+      <w:r>
+        <w:t xml:space="preserve">Adding an Item to Your </w:t>
+      </w:r>
+      <w:r>
+        <w:t>B</w:t>
+      </w:r>
+      <w:r>
+        <w:t>acklog</w:t>
+      </w:r>
+      <w:bookmarkEnd w:id="48"/>
     </w:p>
     <w:p>
       <w:pPr>
@@ -6949,6 +9183,7 @@
         <w:ind w:left="360" w:firstLine="0"/>
       </w:pPr>
       <w:r>
+        <w:lastRenderedPageBreak/>
         <w:drawing>
           <wp:inline distT="0" distB="0" distL="0" distR="0" wp14:anchorId="6B720BE9" wp14:editId="35ED49BB">
             <wp:extent cx="5943600" cy="1648460"/>
@@ -7004,14 +9239,14 @@
         <w:rPr>
           <w:i/>
           <w:iCs/>
-          <w:sz w:val="18"/>
-          <w:szCs w:val="18"/>
+          <w:sz w:val="20"/>
+          <w:szCs w:val="20"/>
         </w:rPr>
       </w:pPr>
       <w:r>
         <w:rPr>
-          <w:sz w:val="18"/>
-          <w:szCs w:val="18"/>
+          <w:sz w:val="20"/>
+          <w:szCs w:val="20"/>
         </w:rPr>
         <w:t>*</w:t>
       </w:r>
@@ -7019,26 +9254,62 @@
         <w:rPr>
           <w:i/>
           <w:iCs/>
-          <w:sz w:val="18"/>
-          <w:szCs w:val="18"/>
+          <w:sz w:val="20"/>
+          <w:szCs w:val="20"/>
         </w:rPr>
-        <w:t xml:space="preserve">Please note that only the Title, Media Type, and date fields are required. While the other fields can be skipped it will provide you with less information when you view the </w:t>
+        <w:t xml:space="preserve">Please note that only the Title, Media Type, and </w:t>
       </w:r>
       <w:r>
         <w:rPr>
           <w:i/>
           <w:iCs/>
-          <w:sz w:val="18"/>
-          <w:szCs w:val="18"/>
+          <w:sz w:val="20"/>
+          <w:szCs w:val="20"/>
         </w:rPr>
-        <w:t>item and</w:t>
+        <w:t>D</w:t>
       </w:r>
       <w:r>
         <w:rPr>
           <w:i/>
           <w:iCs/>
-          <w:sz w:val="18"/>
-          <w:szCs w:val="18"/>
+          <w:sz w:val="20"/>
+          <w:szCs w:val="20"/>
+        </w:rPr>
+        <w:t>ate fields are required. While the other fields can be skipped</w:t>
+      </w:r>
+      <w:r>
+        <w:rPr>
+          <w:i/>
+          <w:iCs/>
+          <w:sz w:val="20"/>
+          <w:szCs w:val="20"/>
+        </w:rPr>
+        <w:t xml:space="preserve">, </w:t>
+      </w:r>
+      <w:r>
+        <w:rPr>
+          <w:i/>
+          <w:iCs/>
+          <w:sz w:val="20"/>
+          <w:szCs w:val="20"/>
+        </w:rPr>
+        <w:t xml:space="preserve">it will provide you with less information when you view the </w:t>
+      </w:r>
+      <w:r>
+        <w:rPr>
+          <w:i/>
+          <w:iCs/>
+          <w:sz w:val="20"/>
+          <w:szCs w:val="20"/>
+        </w:rPr>
+        <w:t>item and</w:t>
+      </w:r>
+      <w:r>
+        <w:rPr>
+          <w:i/>
+          <w:iCs/>
+          <w:sz w:val="20"/>
+          <w:szCs w:val="20"/>
         </w:rPr>
         <w:t xml:space="preserve"> will limit other features of the application.</w:t>
       </w:r>
@@ -7106,7 +9377,7 @@
         </w:numPr>
       </w:pPr>
       <w:r>
-        <w:t>Continue by selecting a date, and adding a description</w:t>
+        <w:t>Continue by selecting a date and adding a description</w:t>
       </w:r>
     </w:p>
     <w:p>
@@ -7118,15 +9389,21 @@
         </w:numPr>
       </w:pPr>
       <w:r>
+        <w:t>Add Genres and Recommenders to the item by typing an item</w:t>
+      </w:r>
+      <w:r>
+        <w:t>,</w:t>
+      </w:r>
+      <w:r>
+        <w:t xml:space="preserve"> then pressing enter to add it to the list</w:t>
+      </w:r>
+    </w:p>
+    <w:p>
+      <w:pPr>
+        <w:ind w:firstLine="0"/>
+      </w:pPr>
+      <w:r>
         <w:lastRenderedPageBreak/>
-        <w:t>Add Genres and Recommenders to the item by typing an item then pressing enter to add it to the list</w:t>
-      </w:r>
-    </w:p>
-    <w:p>
-      <w:pPr>
-        <w:ind w:firstLine="0"/>
-      </w:pPr>
-      <w:r>
         <w:drawing>
           <wp:inline distT="0" distB="0" distL="0" distR="0" wp14:anchorId="2FC8FE9B" wp14:editId="70DE1CA2">
             <wp:extent cx="3588152" cy="1675460"/>
@@ -7173,7 +9450,19 @@
         </w:numPr>
       </w:pPr>
       <w:r>
-        <w:t>To remove a genre or recommend hover over the entry and press the x button</w:t>
+        <w:t>To remove a genre or recommend</w:t>
+      </w:r>
+      <w:r>
+        <w:t>er,</w:t>
+      </w:r>
+      <w:r>
+        <w:t xml:space="preserve"> hover over the entry and press the </w:t>
+      </w:r>
+      <w:r>
+        <w:t>X</w:t>
+      </w:r>
+      <w:r>
+        <w:t xml:space="preserve"> button</w:t>
       </w:r>
     </w:p>
     <w:p>
@@ -7185,7 +9474,13 @@
         </w:numPr>
       </w:pPr>
       <w:r>
-        <w:t xml:space="preserve">Next you can enter personal information about the item. </w:t>
+        <w:t>Next</w:t>
+      </w:r>
+      <w:r>
+        <w:t>,</w:t>
+      </w:r>
+      <w:r>
+        <w:t xml:space="preserve"> you can enter personal information about the item. </w:t>
       </w:r>
     </w:p>
     <w:p>
@@ -7197,7 +9492,13 @@
         </w:numPr>
       </w:pPr>
       <w:r>
-        <w:t>Status - A consumption status for the item</w:t>
+        <w:t xml:space="preserve">Status - </w:t>
+      </w:r>
+      <w:r>
+        <w:t>A</w:t>
+      </w:r>
+      <w:r>
+        <w:t xml:space="preserve"> consumption status for the item</w:t>
       </w:r>
     </w:p>
     <w:p>
@@ -7245,7 +9546,13 @@
         </w:numPr>
       </w:pPr>
       <w:r>
-        <w:t>Prioritize – allows you to mark an item as a priority item</w:t>
+        <w:t xml:space="preserve">Prioritize – </w:t>
+      </w:r>
+      <w:r>
+        <w:t>A</w:t>
+      </w:r>
+      <w:r>
+        <w:t>llows you to mark an item as a priority item</w:t>
       </w:r>
     </w:p>
     <w:p>
@@ -7323,7 +9630,19 @@
         </w:numPr>
       </w:pPr>
       <w:r>
-        <w:t>Next you will fill out the remaining fields which vary based on the media type. Shown below are the fields specific to the game media type.</w:t>
+        <w:t>Next</w:t>
+      </w:r>
+      <w:r>
+        <w:t xml:space="preserve">, </w:t>
+      </w:r>
+      <w:r>
+        <w:t>you will fill out the remaining fields</w:t>
+      </w:r>
+      <w:r>
+        <w:t>,</w:t>
+      </w:r>
+      <w:r>
+        <w:t xml:space="preserve"> which vary based on the media type. Shown below are the fields specific to the game media type.</w:t>
       </w:r>
     </w:p>
     <w:p>
@@ -7375,7 +9694,13 @@
         </w:numPr>
       </w:pPr>
       <w:r>
-        <w:t>Once the form is fully filled out the item can be created.</w:t>
+        <w:t>Once the form is fully filled out</w:t>
+      </w:r>
+      <w:r>
+        <w:t>,</w:t>
+      </w:r>
+      <w:r>
+        <w:t xml:space="preserve"> the item can be created.</w:t>
       </w:r>
     </w:p>
     <w:p>
@@ -7405,16 +9730,36 @@
         </w:numPr>
       </w:pPr>
       <w:r>
-        <w:t>You will be redirected to the Home Screen where your item should now be visible</w:t>
+        <w:t xml:space="preserve">You will be redirected to the </w:t>
+      </w:r>
+      <w:r>
+        <w:t>h</w:t>
+      </w:r>
+      <w:r>
+        <w:t xml:space="preserve">ome </w:t>
+      </w:r>
+      <w:r>
+        <w:t>s</w:t>
+      </w:r>
+      <w:r>
+        <w:t>creen</w:t>
+      </w:r>
+      <w:r>
+        <w:t>,</w:t>
+      </w:r>
+      <w:r>
+        <w:t xml:space="preserve"> where your item should now be visible</w:t>
       </w:r>
     </w:p>
     <w:p>
       <w:pPr>
         <w:pStyle w:val="Heading2"/>
       </w:pPr>
+      <w:bookmarkStart w:id="49" w:name="_Toc233584102"/>
       <w:r>
         <w:t>Viewing a Backlog Item</w:t>
       </w:r>
+      <w:bookmarkEnd w:id="49"/>
     </w:p>
     <w:p>
       <w:pPr>
@@ -7425,7 +9770,31 @@
         </w:numPr>
       </w:pPr>
       <w:r>
-        <w:t>To View a backlog Item first navigate to the home screen by clicking the home button in the nav bar then click on the card of the media item you want to view</w:t>
+        <w:t xml:space="preserve">To </w:t>
+      </w:r>
+      <w:r>
+        <w:t>v</w:t>
+      </w:r>
+      <w:r>
+        <w:t xml:space="preserve">iew a backlog </w:t>
+      </w:r>
+      <w:r>
+        <w:t>i</w:t>
+      </w:r>
+      <w:r>
+        <w:t>tem</w:t>
+      </w:r>
+      <w:r>
+        <w:t>,</w:t>
+      </w:r>
+      <w:r>
+        <w:t xml:space="preserve"> first navigate to the home screen by clicking the home button in the nav bar</w:t>
+      </w:r>
+      <w:r>
+        <w:t>,</w:t>
+      </w:r>
+      <w:r>
+        <w:t xml:space="preserve"> then click on the card of the media item you want to view</w:t>
       </w:r>
     </w:p>
     <w:p>
@@ -7480,7 +9849,13 @@
       </w:pPr>
       <w:r>
         <w:lastRenderedPageBreak/>
-        <w:t>You will be navigated to the media item view page which will display the information about the media item.</w:t>
+        <w:t>You will be navigated to the media item view page</w:t>
+      </w:r>
+      <w:r>
+        <w:t>,</w:t>
+      </w:r>
+      <w:r>
+        <w:t xml:space="preserve"> which will display the information about the media item.</w:t>
       </w:r>
     </w:p>
     <w:p>
@@ -7529,9 +9904,11 @@
       <w:pPr>
         <w:pStyle w:val="Heading2"/>
       </w:pPr>
+      <w:bookmarkStart w:id="50" w:name="_Toc233584103"/>
       <w:r>
         <w:t>Editing a Backlog Item</w:t>
       </w:r>
+      <w:bookmarkEnd w:id="50"/>
     </w:p>
     <w:p>
       <w:pPr>
@@ -7542,7 +9919,19 @@
         </w:numPr>
       </w:pPr>
       <w:r>
-        <w:t>To Edit a backlog item first navigate to the media item view screen as shown previously.</w:t>
+        <w:t xml:space="preserve">To </w:t>
+      </w:r>
+      <w:r>
+        <w:t>e</w:t>
+      </w:r>
+      <w:r>
+        <w:t>dit a backlog item</w:t>
+      </w:r>
+      <w:r>
+        <w:t>,</w:t>
+      </w:r>
+      <w:r>
+        <w:t xml:space="preserve"> first navigate to the media item view screen as shown previously.</w:t>
       </w:r>
     </w:p>
     <w:p>
@@ -7569,7 +9958,10 @@
         </w:numPr>
       </w:pPr>
       <w:r>
-        <w:t>First you can quickly toggle the priority status of an item by clicking on the star in the top right corner of the media view card</w:t>
+        <w:t>First,</w:t>
+      </w:r>
+      <w:r>
+        <w:t xml:space="preserve"> you can quickly toggle the priority status of an item by clicking on the star in the top right corner of the media view card</w:t>
       </w:r>
     </w:p>
     <w:p>
@@ -7625,7 +10017,19 @@
         </w:numPr>
       </w:pPr>
       <w:r>
-        <w:t xml:space="preserve">Second you can delete the item by clicking on the trashcan icon. </w:t>
+        <w:t>Second</w:t>
+      </w:r>
+      <w:r>
+        <w:t>,</w:t>
+      </w:r>
+      <w:r>
+        <w:t xml:space="preserve"> you can delete the item by clicking on the trash</w:t>
+      </w:r>
+      <w:r>
+        <w:t xml:space="preserve"> </w:t>
+      </w:r>
+      <w:r>
+        <w:t xml:space="preserve">can icon. </w:t>
       </w:r>
     </w:p>
     <w:p>
@@ -7691,7 +10095,13 @@
         </w:numPr>
       </w:pPr>
       <w:r>
-        <w:t>Lastly you can click the pencil to edit all the fields of the item</w:t>
+        <w:t>Lastly</w:t>
+      </w:r>
+      <w:r>
+        <w:t>,</w:t>
+      </w:r>
+      <w:r>
+        <w:t xml:space="preserve"> you can click the pencil to edit all the fields of the item</w:t>
       </w:r>
     </w:p>
     <w:p>
@@ -7703,7 +10113,13 @@
         </w:numPr>
       </w:pPr>
       <w:r>
-        <w:t>This edit form behaves in the same way as the media creation page. For instructions please see the “Adding an Item to Your Backlog” section</w:t>
+        <w:t xml:space="preserve">This edit form behaves in the same way as the media creation page. For </w:t>
+      </w:r>
+      <w:r>
+        <w:t>instructions,</w:t>
+      </w:r>
+      <w:r>
+        <w:t xml:space="preserve"> please see the “Adding an Item to Your Backlog” section</w:t>
       </w:r>
     </w:p>
     <w:p>
@@ -7752,9 +10168,11 @@
       <w:pPr>
         <w:pStyle w:val="Heading2"/>
       </w:pPr>
+      <w:bookmarkStart w:id="51" w:name="_Toc233584104"/>
       <w:r>
         <w:t>Searching Your Backlog</w:t>
       </w:r>
+      <w:bookmarkEnd w:id="51"/>
     </w:p>
     <w:p>
       <w:pPr>
@@ -7774,7 +10192,10 @@
       </w:pPr>
       <w:r>
         <w:lastRenderedPageBreak/>
-        <w:t>First you can search at any time by using the search bar available in the nav bar.</w:t>
+        <w:t>First,</w:t>
+      </w:r>
+      <w:r>
+        <w:t xml:space="preserve"> you can search at any time by using the search bar available in the nav bar.</w:t>
       </w:r>
     </w:p>
     <w:p>
@@ -7828,13 +10249,25 @@
         </w:numPr>
       </w:pPr>
       <w:r>
-        <w:t xml:space="preserve">To use this search bar </w:t>
+        <w:t xml:space="preserve">To use this search </w:t>
+      </w:r>
+      <w:r>
+        <w:t>bar,</w:t>
+      </w:r>
+      <w:r>
+        <w:t xml:space="preserve"> </w:t>
       </w:r>
       <w:r>
         <w:t xml:space="preserve">enter </w:t>
       </w:r>
       <w:r>
-        <w:t>the term that you would like to search then press enter or click the search icon.</w:t>
+        <w:t>the term that you would like to search</w:t>
+      </w:r>
+      <w:r>
+        <w:t>,</w:t>
+      </w:r>
+      <w:r>
+        <w:t xml:space="preserve"> then press enter or click the search icon.</w:t>
       </w:r>
     </w:p>
     <w:p>
@@ -7900,7 +10333,10 @@
         </w:numPr>
       </w:pPr>
       <w:r>
-        <w:t xml:space="preserve">Second </w:t>
+        <w:t>Second,</w:t>
+      </w:r>
+      <w:r>
+        <w:t xml:space="preserve"> </w:t>
       </w:r>
       <w:r>
         <w:t>you can search by clicking on any of the chips on the media view page. This will bring up any media items that share that chip.</w:t>
@@ -7965,6 +10401,7 @@
       <w:pPr>
         <w:pStyle w:val="Heading2"/>
       </w:pPr>
+      <w:bookmarkStart w:id="52" w:name="_Toc233584105"/>
       <w:r>
         <w:t>Viewing Backlog</w:t>
       </w:r>
@@ -7974,6 +10411,7 @@
       <w:r>
         <w:t>Reports</w:t>
       </w:r>
+      <w:bookmarkEnd w:id="52"/>
     </w:p>
     <w:p>
       <w:pPr>
@@ -7984,7 +10422,13 @@
         </w:numPr>
       </w:pPr>
       <w:r>
-        <w:t>To view the auto generated reports, click on the analytics icon in the nav bar</w:t>
+        <w:t>To view the auto</w:t>
+      </w:r>
+      <w:r>
+        <w:t>-</w:t>
+      </w:r>
+      <w:r>
+        <w:t>generated reports, click on the analytics icon in the nav bar</w:t>
       </w:r>
     </w:p>
     <w:p>
@@ -8132,10 +10576,12 @@
       <w:pPr>
         <w:pStyle w:val="Heading2"/>
       </w:pPr>
+      <w:bookmarkStart w:id="53" w:name="_Toc233584106"/>
       <w:r>
         <w:lastRenderedPageBreak/>
         <w:t>Exporting Your Data</w:t>
       </w:r>
+      <w:bookmarkEnd w:id="53"/>
     </w:p>
     <w:p>
       <w:pPr>
@@ -8146,7 +10592,13 @@
         </w:numPr>
       </w:pPr>
       <w:r>
-        <w:t>To export your data click on the profile button in the top right and then select “Export Data”</w:t>
+        <w:t xml:space="preserve">To export your </w:t>
+      </w:r>
+      <w:r>
+        <w:t>data,</w:t>
+      </w:r>
+      <w:r>
+        <w:t xml:space="preserve"> click on the profile button in the top right and then select “Export Data”</w:t>
       </w:r>
     </w:p>
     <w:p>
@@ -8203,7 +10655,13 @@
         </w:numPr>
       </w:pPr>
       <w:r>
-        <w:t>On the data export page click on the “Export Data” button</w:t>
+        <w:t>On the data export page</w:t>
+      </w:r>
+      <w:r>
+        <w:t>,</w:t>
+      </w:r>
+      <w:r>
+        <w:t xml:space="preserve"> click on the “Export Data” button</w:t>
       </w:r>
     </w:p>
     <w:p>
@@ -8257,7 +10715,13 @@
         </w:numPr>
       </w:pPr>
       <w:r>
-        <w:t>A Json file will be downloaded containing your backlog in its entirety.</w:t>
+        <w:t xml:space="preserve">A </w:t>
+      </w:r>
+      <w:r>
+        <w:t>JSON</w:t>
+      </w:r>
+      <w:r>
+        <w:t xml:space="preserve"> file will be downloaded containing your backlog in its entirety.</w:t>
       </w:r>
     </w:p>
     <w:p>
@@ -8269,9 +10733,11 @@
       <w:pPr>
         <w:pStyle w:val="Heading2"/>
       </w:pPr>
+      <w:bookmarkStart w:id="54" w:name="_Toc233584107"/>
       <w:r>
         <w:t>Logging Out</w:t>
       </w:r>
+      <w:bookmarkEnd w:id="54"/>
     </w:p>
     <w:p>
       <w:pPr>
@@ -8282,7 +10748,13 @@
         </w:numPr>
       </w:pPr>
       <w:r>
-        <w:t>To log out of the application click on the profile button in the top right and then select “Logout”</w:t>
+        <w:t>To log out of the application</w:t>
+      </w:r>
+      <w:r>
+        <w:t>,</w:t>
+      </w:r>
+      <w:r>
+        <w:t xml:space="preserve"> click on the profile button in the top right and then select “Logout”</w:t>
       </w:r>
     </w:p>
     <w:p>
